--- a/EXPORTS/DOCX/published/niveau2/Dutch/Trade.docx
+++ b/EXPORTS/DOCX/published/niveau2/Dutch/Trade.docx
@@ -255,7 +255,7 @@
           <w:rFonts w:ascii="Charis SIL Regular" w:hAnsi="Charis SIL Regular" w:eastAsia="Charis SIL Regular"/>
           <w:b w:val="0"/>
           <w:i w:val="0"/>
-          <w:color w:val="0066CC"/>
+          <w:color w:val="0000FF"/>
           <w:sz w:val="24"/>
           <w:u w:val="single"/>
         </w:rPr>
@@ -273,7 +273,7 @@
           <w:rFonts w:ascii="Charis SIL Regular" w:hAnsi="Charis SIL Regular" w:eastAsia="Charis SIL Regular"/>
           <w:b w:val="0"/>
           <w:i w:val="0"/>
-          <w:color w:val="0066CC"/>
+          <w:color w:val="0000FF"/>
           <w:sz w:val="24"/>
           <w:u w:val="single"/>
         </w:rPr>
@@ -284,7 +284,7 @@
           <w:rFonts w:ascii="Charis SIL Regular" w:hAnsi="Charis SIL Regular" w:eastAsia="Charis SIL Regular"/>
           <w:b w:val="0"/>
           <w:i w:val="0"/>
-          <w:color w:val="0066CC"/>
+          <w:color w:val="0000FF"/>
           <w:sz w:val="24"/>
           <w:u w:val="single"/>
         </w:rPr>
@@ -312,7 +312,7 @@
           <w:rFonts w:ascii="Charis SIL Regular" w:hAnsi="Charis SIL Regular" w:eastAsia="Charis SIL Regular"/>
           <w:b w:val="0"/>
           <w:i w:val="0"/>
-          <w:color w:val="0066CC"/>
+          <w:color w:val="0000FF"/>
           <w:sz w:val="24"/>
           <w:u w:val="single"/>
         </w:rPr>
@@ -340,7 +340,7 @@
           <w:rFonts w:ascii="Charis SIL Regular" w:hAnsi="Charis SIL Regular" w:eastAsia="Charis SIL Regular"/>
           <w:b w:val="0"/>
           <w:i w:val="0"/>
-          <w:color w:val="0066CC"/>
+          <w:color w:val="0000FF"/>
           <w:sz w:val="24"/>
           <w:u w:val="single"/>
         </w:rPr>
@@ -371,24 +371,96 @@
           <w:color w:val="000000"/>
           <w:sz w:val="24"/>
         </w:rPr>
-        <w:t xml:space="preserve">Amsterdamse veilinghuizen </w:t>
+        <w:t>Amster</w:t>
+      </w:r>
+      <w:r>
+        <w:rPr>
+          <w:u w:val="single" w:color="0000ff"/>
+          <w:rFonts w:ascii="Charis SIL Regular" w:hAnsi="Charis SIL Regular" w:eastAsia="Charis SIL Regular"/>
+          <w:b w:val="0"/>
+          <w:i w:val="0"/>
+          <w:color w:val="000000"/>
+          <w:sz w:val="24"/>
+        </w:rPr>
+        <w:hyperlink r:id="rId9" w:history="1">
+          <w:r>
+            <w:rPr>
+              <w:rStyle w:val="Hyperlink"/>
+            </w:rPr>
+            <w:t>dam</w:t>
+          </w:r>
+        </w:hyperlink>
+      </w:r>
+      <w:r>
+        <w:rPr>
+          <w:u w:val="single" w:color="0000ff"/>
+          <w:rFonts w:ascii="Charis SIL Regular" w:hAnsi="Charis SIL Regular" w:eastAsia="Charis SIL Regular"/>
+          <w:b w:val="0"/>
+          <w:i w:val="0"/>
+          <w:color w:val="000000"/>
+          <w:sz w:val="24"/>
+        </w:rPr>
+        <w:hyperlink r:id="rId9" w:history="1">
+          <w:r>
+            <w:rPr>
+              <w:rStyle w:val="Hyperlink"/>
+            </w:rPr>
+            <w:t>s</w:t>
+          </w:r>
+        </w:hyperlink>
+      </w:r>
+      <w:r>
+        <w:rPr>
+          <w:u w:val="single" w:color="0000ff"/>
+          <w:rFonts w:ascii="Charis SIL Regular" w:hAnsi="Charis SIL Regular" w:eastAsia="Charis SIL Regular"/>
+          <w:b w:val="0"/>
+          <w:i w:val="0"/>
+          <w:color w:val="000000"/>
+          <w:sz w:val="24"/>
+        </w:rPr>
+        <w:hyperlink r:id="rId9" w:history="1">
+          <w:r>
+            <w:rPr>
+              <w:rStyle w:val="Hyperlink"/>
+            </w:rPr>
+            <w:t>e ve</w:t>
+          </w:r>
+        </w:hyperlink>
       </w:r>
       <w:r>
         <w:rPr>
           <w:rFonts w:ascii="Charis SIL Regular" w:hAnsi="Charis SIL Regular" w:eastAsia="Charis SIL Regular"/>
           <w:b w:val="0"/>
           <w:i w:val="0"/>
-          <w:color w:val="0066CC"/>
+          <w:color w:val="000000"/>
           <w:sz w:val="24"/>
         </w:rPr>
-        <w:t>Fr</w:t>
+        <w:t xml:space="preserve">ilinghuizen </w:t>
       </w:r>
       <w:r>
         <w:rPr>
           <w:rFonts w:ascii="Charis SIL Regular" w:hAnsi="Charis SIL Regular" w:eastAsia="Charis SIL Regular"/>
           <w:b w:val="0"/>
           <w:i w:val="0"/>
-          <w:color w:val="0066CC"/>
+          <w:color w:val="0000FF"/>
+          <w:sz w:val="24"/>
+          <w:u w:val="single"/>
+        </w:rPr>
+        <w:hyperlink r:id="rId12" w:history="1">
+          <w:r>
+            <w:rPr>
+              <w:rStyle w:val="Hyperlink"/>
+            </w:rPr>
+            <w:t>Fr</w:t>
+          </w:r>
+        </w:hyperlink>
+      </w:r>
+      <w:r>
+        <w:rPr>
+          <w:rFonts w:ascii="Charis SIL Regular" w:hAnsi="Charis SIL Regular" w:eastAsia="Charis SIL Regular"/>
+          <w:b w:val="0"/>
+          <w:i w:val="0"/>
+          <w:color w:val="0000FF"/>
           <w:sz w:val="24"/>
           <w:u w:val="single"/>
         </w:rPr>
@@ -406,7 +478,7 @@
           <w:rFonts w:ascii="Charis SIL Regular" w:hAnsi="Charis SIL Regular" w:eastAsia="Charis SIL Regular"/>
           <w:b w:val="0"/>
           <w:i w:val="0"/>
-          <w:color w:val="0066CC"/>
+          <w:color w:val="0000FF"/>
           <w:sz w:val="24"/>
           <w:u w:val="single"/>
         </w:rPr>
@@ -417,11 +489,11 @@
           <w:rFonts w:ascii="Charis SIL Regular" w:hAnsi="Charis SIL Regular" w:eastAsia="Charis SIL Regular"/>
           <w:b w:val="0"/>
           <w:i w:val="0"/>
-          <w:color w:val="0066CC"/>
+          <w:color w:val="0000FF"/>
           <w:sz w:val="24"/>
           <w:u w:val="single"/>
         </w:rPr>
-        <w:hyperlink r:id="rId12" w:history="1">
+        <w:hyperlink r:id="rId10" w:history="1">
           <w:r>
             <w:rPr>
               <w:rStyle w:val="Hyperlink"/>
@@ -435,7 +507,7 @@
           <w:rFonts w:ascii="Charis SIL Regular" w:hAnsi="Charis SIL Regular" w:eastAsia="Charis SIL Regular"/>
           <w:b w:val="0"/>
           <w:i w:val="0"/>
-          <w:color w:val="0066CC"/>
+          <w:color w:val="0000FF"/>
           <w:sz w:val="24"/>
           <w:u w:val="single"/>
         </w:rPr>
@@ -453,7 +525,7 @@
           <w:rFonts w:ascii="Charis SIL Regular" w:hAnsi="Charis SIL Regular" w:eastAsia="Charis SIL Regular"/>
           <w:b w:val="0"/>
           <w:i w:val="0"/>
-          <w:color w:val="0066CC"/>
+          <w:color w:val="0000FF"/>
           <w:sz w:val="24"/>
           <w:u w:val="single"/>
         </w:rPr>
@@ -464,7 +536,7 @@
           <w:rFonts w:ascii="Charis SIL Regular" w:hAnsi="Charis SIL Regular" w:eastAsia="Charis SIL Regular"/>
           <w:b w:val="0"/>
           <w:i w:val="0"/>
-          <w:color w:val="0066CC"/>
+          <w:color w:val="0000FF"/>
           <w:sz w:val="24"/>
           <w:u w:val="single"/>
         </w:rPr>
@@ -482,7 +554,7 @@
           <w:rFonts w:ascii="Charis SIL Regular" w:hAnsi="Charis SIL Regular" w:eastAsia="Charis SIL Regular"/>
           <w:b w:val="0"/>
           <w:i w:val="0"/>
-          <w:color w:val="0066CC"/>
+          <w:color w:val="0000FF"/>
           <w:sz w:val="24"/>
           <w:u w:val="single"/>
         </w:rPr>
@@ -493,7 +565,7 @@
           <w:rFonts w:ascii="Charis SIL Regular" w:hAnsi="Charis SIL Regular" w:eastAsia="Charis SIL Regular"/>
           <w:b w:val="0"/>
           <w:i w:val="0"/>
-          <w:color w:val="0066CC"/>
+          <w:color w:val="0000FF"/>
           <w:sz w:val="24"/>
           <w:u w:val="single"/>
         </w:rPr>
@@ -514,42 +586,14 @@
           <w:color w:val="000000"/>
           <w:sz w:val="24"/>
         </w:rPr>
-        <w:t xml:space="preserve"> (1876-</w:t>
-      </w:r>
-      <w:r>
-        <w:rPr>
-          <w:u w:val="single" w:color="0066cc"/>
-          <w:rFonts w:ascii="Charis SIL Regular" w:hAnsi="Charis SIL Regular" w:eastAsia="Charis SIL Regular"/>
-          <w:b w:val="0"/>
-          <w:i w:val="0"/>
-          <w:color w:val="000000"/>
-          <w:sz w:val="24"/>
-        </w:rPr>
-        <w:hyperlink r:id="rId11" w:history="1">
-          <w:r>
-            <w:rPr>
-              <w:rStyle w:val="Hyperlink"/>
-            </w:rPr>
-            <w:t>1961) e</w:t>
-          </w:r>
-        </w:hyperlink>
+        <w:t xml:space="preserve"> (1876-1961) en </w:t>
       </w:r>
       <w:r>
         <w:rPr>
           <w:rFonts w:ascii="Charis SIL Regular" w:hAnsi="Charis SIL Regular" w:eastAsia="Charis SIL Regular"/>
           <w:b w:val="0"/>
           <w:i w:val="0"/>
-          <w:color w:val="000000"/>
-          <w:sz w:val="24"/>
-        </w:rPr>
-        <w:t xml:space="preserve">n </w:t>
-      </w:r>
-      <w:r>
-        <w:rPr>
-          <w:rFonts w:ascii="Charis SIL Regular" w:hAnsi="Charis SIL Regular" w:eastAsia="Charis SIL Regular"/>
-          <w:b w:val="0"/>
-          <w:i w:val="0"/>
-          <w:color w:val="0066CC"/>
+          <w:color w:val="0000FF"/>
           <w:sz w:val="24"/>
           <w:u w:val="single"/>
         </w:rPr>
@@ -567,7 +611,7 @@
           <w:rFonts w:ascii="Charis SIL Regular" w:hAnsi="Charis SIL Regular" w:eastAsia="Charis SIL Regular"/>
           <w:b w:val="0"/>
           <w:i w:val="0"/>
-          <w:color w:val="0066CC"/>
+          <w:color w:val="0000FF"/>
           <w:sz w:val="24"/>
           <w:u w:val="single"/>
         </w:rPr>
@@ -578,7 +622,7 @@
           <w:rFonts w:ascii="Charis SIL Regular" w:hAnsi="Charis SIL Regular" w:eastAsia="Charis SIL Regular"/>
           <w:b w:val="0"/>
           <w:i w:val="0"/>
-          <w:color w:val="0066CC"/>
+          <w:color w:val="0000FF"/>
           <w:sz w:val="24"/>
           <w:u w:val="single"/>
         </w:rPr>
@@ -596,7 +640,7 @@
           <w:rFonts w:ascii="Charis SIL Regular" w:hAnsi="Charis SIL Regular" w:eastAsia="Charis SIL Regular"/>
           <w:b w:val="0"/>
           <w:i w:val="0"/>
-          <w:color w:val="0066CC"/>
+          <w:color w:val="0000FF"/>
           <w:sz w:val="24"/>
           <w:u w:val="single"/>
         </w:rPr>
@@ -607,7 +651,7 @@
           <w:rFonts w:ascii="Charis SIL Regular" w:hAnsi="Charis SIL Regular" w:eastAsia="Charis SIL Regular"/>
           <w:b w:val="0"/>
           <w:i w:val="0"/>
-          <w:color w:val="0066CC"/>
+          <w:color w:val="0000FF"/>
           <w:sz w:val="24"/>
           <w:u w:val="single"/>
         </w:rPr>
@@ -631,72 +675,7 @@
           <w:color w:val="000000"/>
           <w:sz w:val="24"/>
         </w:rPr>
-        <w:t>(1918-1974). In Den Haag w</w:t>
-      </w:r>
-      <w:r>
-        <w:rPr>
-          <w:u w:val="single" w:color="0066cc"/>
-          <w:rFonts w:ascii="Charis SIL Regular" w:hAnsi="Charis SIL Regular" w:eastAsia="Charis SIL Regular"/>
-          <w:b w:val="0"/>
-          <w:i w:val="0"/>
-          <w:color w:val="000000"/>
-          <w:sz w:val="24"/>
-        </w:rPr>
-        <w:t xml:space="preserve">aren de </w:t>
-      </w:r>
-      <w:r>
-        <w:rPr>
-          <w:u w:val="single" w:color="0066cc"/>
-          <w:rFonts w:ascii="Charis SIL Regular" w:hAnsi="Charis SIL Regular" w:eastAsia="Charis SIL Regular"/>
-          <w:b w:val="0"/>
-          <w:i w:val="0"/>
-          <w:color w:val="000000"/>
-          <w:sz w:val="24"/>
-        </w:rPr>
-        <w:hyperlink r:id="rId12" w:history="1">
-          <w:r>
-            <w:rPr>
-              <w:rStyle w:val="Hyperlink"/>
-            </w:rPr>
-            <w:t>winkel</w:t>
-          </w:r>
-        </w:hyperlink>
-      </w:r>
-      <w:r>
-        <w:rPr>
-          <w:u w:val="single" w:color="0066cc"/>
-          <w:rFonts w:ascii="Charis SIL Regular" w:hAnsi="Charis SIL Regular" w:eastAsia="Charis SIL Regular"/>
-          <w:b w:val="0"/>
-          <w:i w:val="0"/>
-          <w:color w:val="000000"/>
-          <w:sz w:val="24"/>
-        </w:rPr>
-        <w:hyperlink r:id="rId12" w:history="1">
-          <w:r>
-            <w:rPr>
-              <w:rStyle w:val="Hyperlink"/>
-            </w:rPr>
-            <w:t>s</w:t>
-          </w:r>
-        </w:hyperlink>
-      </w:r>
-      <w:r>
-        <w:rPr>
-          <w:u w:val="single" w:color="0066cc"/>
-          <w:rFonts w:ascii="Charis SIL Regular" w:hAnsi="Charis SIL Regular" w:eastAsia="Charis SIL Regular"/>
-          <w:b w:val="0"/>
-          <w:i w:val="0"/>
-          <w:color w:val="000000"/>
-          <w:sz w:val="24"/>
-        </w:rPr>
-        <w:hyperlink r:id="rId12" w:history="1">
-          <w:r>
-            <w:rPr>
-              <w:rStyle w:val="Hyperlink"/>
-            </w:rPr>
-            <w:t xml:space="preserve"> d</w:t>
-          </w:r>
-        </w:hyperlink>
+        <w:t>(1918-1974). In Den Haag waren de winkels d</w:t>
       </w:r>
       <w:r>
         <w:rPr>
@@ -720,7 +699,7 @@
           <w:rFonts w:ascii="Charis SIL Regular" w:hAnsi="Charis SIL Regular" w:eastAsia="Charis SIL Regular"/>
           <w:b w:val="0"/>
           <w:i w:val="0"/>
-          <w:color w:val="0066CC"/>
+          <w:color w:val="0000FF"/>
           <w:sz w:val="24"/>
           <w:u w:val="single"/>
         </w:rPr>
@@ -738,7 +717,7 @@
           <w:rFonts w:ascii="Charis SIL Regular" w:hAnsi="Charis SIL Regular" w:eastAsia="Charis SIL Regular"/>
           <w:b w:val="0"/>
           <w:i w:val="0"/>
-          <w:color w:val="0066CC"/>
+          <w:color w:val="0000FF"/>
           <w:sz w:val="24"/>
           <w:u w:val="single"/>
         </w:rPr>
@@ -756,7 +735,18 @@
           <w:rFonts w:ascii="Charis SIL Regular" w:hAnsi="Charis SIL Regular" w:eastAsia="Charis SIL Regular"/>
           <w:b w:val="0"/>
           <w:i w:val="0"/>
-          <w:color w:val="0066CC"/>
+          <w:color w:val="0000FF"/>
+          <w:sz w:val="24"/>
+          <w:u w:val="single"/>
+        </w:rPr>
+        <w:t xml:space="preserve"> Koninklijke</w:t>
+      </w:r>
+      <w:r>
+        <w:rPr>
+          <w:rFonts w:ascii="Charis SIL Regular" w:hAnsi="Charis SIL Regular" w:eastAsia="Charis SIL Regular"/>
+          <w:b w:val="0"/>
+          <w:i w:val="0"/>
+          <w:color w:val="0000FF"/>
           <w:sz w:val="24"/>
           <w:u w:val="single"/>
         </w:rPr>
@@ -767,36 +757,7 @@
           <w:rFonts w:ascii="Charis SIL Regular" w:hAnsi="Charis SIL Regular" w:eastAsia="Charis SIL Regular"/>
           <w:b w:val="0"/>
           <w:i w:val="0"/>
-          <w:color w:val="0066CC"/>
-          <w:sz w:val="24"/>
-          <w:u w:val="single"/>
-        </w:rPr>
-        <w:hyperlink r:id="rId14" w:history="1">
-          <w:r>
-            <w:rPr>
-              <w:rStyle w:val="Hyperlink"/>
-            </w:rPr>
-            <w:t>Koninklijke</w:t>
-          </w:r>
-        </w:hyperlink>
-      </w:r>
-      <w:r>
-        <w:rPr>
-          <w:rFonts w:ascii="Charis SIL Regular" w:hAnsi="Charis SIL Regular" w:eastAsia="Charis SIL Regular"/>
-          <w:b w:val="0"/>
-          <w:i w:val="0"/>
-          <w:color w:val="0066CC"/>
-          <w:sz w:val="24"/>
-          <w:u w:val="single"/>
-        </w:rPr>
-        <w:t xml:space="preserve"> </w:t>
-      </w:r>
-      <w:r>
-        <w:rPr>
-          <w:rFonts w:ascii="Charis SIL Regular" w:hAnsi="Charis SIL Regular" w:eastAsia="Charis SIL Regular"/>
-          <w:b w:val="0"/>
-          <w:i w:val="0"/>
-          <w:color w:val="0066CC"/>
+          <w:color w:val="0000FF"/>
           <w:sz w:val="24"/>
           <w:u w:val="single"/>
         </w:rPr>
@@ -814,7 +775,7 @@
           <w:rFonts w:ascii="Charis SIL Regular" w:hAnsi="Charis SIL Regular" w:eastAsia="Charis SIL Regular"/>
           <w:b w:val="0"/>
           <w:i w:val="0"/>
-          <w:color w:val="0066CC"/>
+          <w:color w:val="0000FF"/>
           <w:sz w:val="24"/>
           <w:u w:val="single"/>
         </w:rPr>
@@ -832,11 +793,11 @@
           <w:rFonts w:ascii="Charis SIL Regular" w:hAnsi="Charis SIL Regular" w:eastAsia="Charis SIL Regular"/>
           <w:b w:val="0"/>
           <w:i w:val="0"/>
-          <w:color w:val="0066CC"/>
+          <w:color w:val="0000FF"/>
           <w:sz w:val="24"/>
           <w:u w:val="single"/>
         </w:rPr>
-        <w:hyperlink r:id="rId13" w:history="1">
+        <w:hyperlink r:id="rId14" w:history="1">
           <w:r>
             <w:rPr>
               <w:rStyle w:val="Hyperlink"/>
@@ -847,7 +808,7 @@
       </w:r>
       <w:r>
         <w:rPr>
-          <w:u w:val="single" w:color="0066cc"/>
+          <w:u w:val="single" w:color="0000ff"/>
           <w:rFonts w:ascii="Charis SIL Regular" w:hAnsi="Charis SIL Regular" w:eastAsia="Charis SIL Regular"/>
           <w:b w:val="0"/>
           <w:i w:val="0"/>
@@ -865,7 +826,7 @@
       </w:r>
       <w:r>
         <w:rPr>
-          <w:u w:val="single" w:color="0066cc"/>
+          <w:u w:val="single" w:color="0000ff"/>
           <w:rFonts w:ascii="Charis SIL Regular" w:hAnsi="Charis SIL Regular" w:eastAsia="Charis SIL Regular"/>
           <w:b w:val="0"/>
           <w:i w:val="0"/>
@@ -883,7 +844,7 @@
       </w:r>
       <w:r>
         <w:rPr>
-          <w:u w:val="single" w:color="0066cc"/>
+          <w:u w:val="single" w:color="0000ff"/>
           <w:rFonts w:ascii="Charis SIL Regular" w:hAnsi="Charis SIL Regular" w:eastAsia="Charis SIL Regular"/>
           <w:b w:val="0"/>
           <w:i w:val="0"/>
@@ -897,11 +858,11 @@
           <w:rFonts w:ascii="Charis SIL Regular" w:hAnsi="Charis SIL Regular" w:eastAsia="Charis SIL Regular"/>
           <w:b w:val="0"/>
           <w:i w:val="0"/>
-          <w:color w:val="0066CC"/>
+          <w:color w:val="0000FF"/>
           <w:sz w:val="24"/>
           <w:u w:val="single"/>
         </w:rPr>
-        <w:hyperlink r:id="rId13" w:history="1">
+        <w:hyperlink r:id="rId15" w:history="1">
           <w:r>
             <w:rPr>
               <w:rStyle w:val="Hyperlink"/>
@@ -915,8 +876,9 @@
           <w:rFonts w:ascii="Charis SIL Regular" w:hAnsi="Charis SIL Regular" w:eastAsia="Charis SIL Regular"/>
           <w:b w:val="0"/>
           <w:i w:val="0"/>
-          <w:color w:val="0066CC"/>
+          <w:color w:val="0000FF"/>
           <w:sz w:val="24"/>
+          <w:u w:val="single"/>
         </w:rPr>
         <w:hyperlink r:id="rId15" w:history="1">
           <w:r>
@@ -939,7 +901,7 @@
       </w:r>
       <w:r>
         <w:rPr>
-          <w:u w:val="single" w:color="0066cc"/>
+          <w:u w:val="single" w:color="0000ff"/>
           <w:rFonts w:ascii="Charis SIL Regular" w:hAnsi="Charis SIL Regular" w:eastAsia="Charis SIL Regular"/>
           <w:b w:val="0"/>
           <w:i w:val="0"/>
@@ -957,7 +919,7 @@
       </w:r>
       <w:r>
         <w:rPr>
-          <w:u w:val="single" w:color="0066cc"/>
+          <w:u w:val="single" w:color="0000ff"/>
           <w:rFonts w:ascii="Charis SIL Regular" w:hAnsi="Charis SIL Regular" w:eastAsia="Charis SIL Regular"/>
           <w:b w:val="0"/>
           <w:i w:val="0"/>
@@ -975,7 +937,7 @@
       </w:r>
       <w:r>
         <w:rPr>
-          <w:u w:val="single" w:color="0066cc"/>
+          <w:u w:val="single" w:color="0000ff"/>
           <w:rFonts w:ascii="Charis SIL Regular" w:hAnsi="Charis SIL Regular" w:eastAsia="Charis SIL Regular"/>
           <w:b w:val="0"/>
           <w:i w:val="0"/>
@@ -1046,7 +1008,7 @@
           <w:rFonts w:ascii="Charis SIL Regular" w:hAnsi="Charis SIL Regular" w:eastAsia="Charis SIL Regular"/>
           <w:b w:val="0"/>
           <w:i w:val="0"/>
-          <w:color w:val="0066CC"/>
+          <w:color w:val="0000FF"/>
           <w:sz w:val="24"/>
           <w:u w:val="single"/>
         </w:rPr>
@@ -1064,7 +1026,7 @@
           <w:rFonts w:ascii="Charis SIL Regular" w:hAnsi="Charis SIL Regular" w:eastAsia="Charis SIL Regular"/>
           <w:b w:val="0"/>
           <w:i w:val="0"/>
-          <w:color w:val="0066CC"/>
+          <w:color w:val="0000FF"/>
           <w:sz w:val="24"/>
           <w:u w:val="single"/>
         </w:rPr>
@@ -1082,7 +1044,7 @@
           <w:rFonts w:ascii="Charis SIL Regular" w:hAnsi="Charis SIL Regular" w:eastAsia="Charis SIL Regular"/>
           <w:b w:val="0"/>
           <w:i w:val="0"/>
-          <w:color w:val="0066CC"/>
+          <w:color w:val="0000FF"/>
           <w:sz w:val="24"/>
           <w:u w:val="single"/>
         </w:rPr>
@@ -1093,7 +1055,7 @@
           <w:rFonts w:ascii="Charis SIL Regular" w:hAnsi="Charis SIL Regular" w:eastAsia="Charis SIL Regular"/>
           <w:b w:val="0"/>
           <w:i w:val="0"/>
-          <w:color w:val="0066CC"/>
+          <w:color w:val="0000FF"/>
           <w:sz w:val="24"/>
           <w:u w:val="single"/>
         </w:rPr>
@@ -1111,7 +1073,7 @@
           <w:rFonts w:ascii="Charis SIL Regular" w:hAnsi="Charis SIL Regular" w:eastAsia="Charis SIL Regular"/>
           <w:b w:val="0"/>
           <w:i w:val="0"/>
-          <w:color w:val="0066CC"/>
+          <w:color w:val="0000FF"/>
           <w:sz w:val="24"/>
           <w:u w:val="single"/>
         </w:rPr>
@@ -1129,7 +1091,7 @@
           <w:rFonts w:ascii="Charis SIL Regular" w:hAnsi="Charis SIL Regular" w:eastAsia="Charis SIL Regular"/>
           <w:b w:val="0"/>
           <w:i w:val="0"/>
-          <w:color w:val="0066CC"/>
+          <w:color w:val="0000FF"/>
           <w:sz w:val="24"/>
           <w:u w:val="single"/>
         </w:rPr>
@@ -1140,7 +1102,7 @@
           <w:rFonts w:ascii="Charis SIL Regular" w:hAnsi="Charis SIL Regular" w:eastAsia="Charis SIL Regular"/>
           <w:b w:val="0"/>
           <w:i w:val="0"/>
-          <w:color w:val="0066CC"/>
+          <w:color w:val="0000FF"/>
           <w:sz w:val="24"/>
           <w:u w:val="single"/>
         </w:rPr>
@@ -1165,7 +1127,6 @@
       </w:r>
       <w:r>
         <w:rPr>
-          <w:u w:val="single" w:color="0066cc"/>
           <w:rFonts w:ascii="Charis SIL Regular" w:hAnsi="Charis SIL Regular" w:eastAsia="Charis SIL Regular"/>
           <w:b w:val="0"/>
           <w:i w:val="0"/>
@@ -1186,7 +1147,7 @@
           <w:rFonts w:ascii="Charis SIL Regular" w:hAnsi="Charis SIL Regular" w:eastAsia="Charis SIL Regular"/>
           <w:b w:val="0"/>
           <w:i w:val="0"/>
-          <w:color w:val="0066CC"/>
+          <w:color w:val="0000FF"/>
           <w:sz w:val="24"/>
           <w:u w:val="single"/>
         </w:rPr>
@@ -1204,7 +1165,7 @@
           <w:rFonts w:ascii="Charis SIL Regular" w:hAnsi="Charis SIL Regular" w:eastAsia="Charis SIL Regular"/>
           <w:b w:val="0"/>
           <w:i w:val="0"/>
-          <w:color w:val="0066CC"/>
+          <w:color w:val="0000FF"/>
           <w:sz w:val="24"/>
           <w:u w:val="single"/>
         </w:rPr>
@@ -1222,7 +1183,7 @@
           <w:rFonts w:ascii="Charis SIL Regular" w:hAnsi="Charis SIL Regular" w:eastAsia="Charis SIL Regular"/>
           <w:b w:val="0"/>
           <w:i w:val="0"/>
-          <w:color w:val="0066CC"/>
+          <w:color w:val="0000FF"/>
           <w:sz w:val="24"/>
           <w:u w:val="single"/>
         </w:rPr>
@@ -1240,88 +1201,16 @@
           <w:rFonts w:ascii="Charis SIL Regular" w:hAnsi="Charis SIL Regular" w:eastAsia="Charis SIL Regular"/>
           <w:b w:val="0"/>
           <w:i w:val="0"/>
-          <w:color w:val="0066CC"/>
+          <w:color w:val="0000FF"/>
           <w:sz w:val="24"/>
           <w:u w:val="single"/>
         </w:rPr>
-        <w:hyperlink r:id="rId16" w:history="1">
+        <w:hyperlink r:id="rId17" w:history="1">
           <w:r>
             <w:rPr>
               <w:rStyle w:val="Hyperlink"/>
             </w:rPr>
             <w:t>Afrika</w:t>
-          </w:r>
-        </w:hyperlink>
-      </w:r>
-      <w:r>
-        <w:rPr>
-          <w:u w:val="single" w:color="0066cc"/>
-          <w:rFonts w:ascii="Charis SIL Regular" w:hAnsi="Charis SIL Regular" w:eastAsia="Charis SIL Regular"/>
-          <w:b w:val="0"/>
-          <w:i w:val="0"/>
-          <w:color w:val="000000"/>
-          <w:sz w:val="24"/>
-        </w:rPr>
-        <w:hyperlink r:id="rId16" w:history="1">
-          <w:r>
-            <w:rPr>
-              <w:rStyle w:val="Hyperlink"/>
-            </w:rPr>
-            <w:t>. Een g</w:t>
-          </w:r>
-        </w:hyperlink>
-      </w:r>
-      <w:r>
-        <w:rPr>
-          <w:u w:val="single" w:color="0066cc"/>
-          <w:rFonts w:ascii="Charis SIL Regular" w:hAnsi="Charis SIL Regular" w:eastAsia="Charis SIL Regular"/>
-          <w:b w:val="0"/>
-          <w:i w:val="0"/>
-          <w:color w:val="000000"/>
-          <w:sz w:val="24"/>
-        </w:rPr>
-        <w:hyperlink r:id="rId16" w:history="1">
-          <w:r>
-            <w:rPr>
-              <w:rStyle w:val="Hyperlink"/>
-            </w:rPr>
-            <w:t>r</w:t>
-          </w:r>
-        </w:hyperlink>
-      </w:r>
-      <w:r>
-        <w:rPr>
-          <w:u w:val="single" w:color="0066cc"/>
-          <w:rFonts w:ascii="Charis SIL Regular" w:hAnsi="Charis SIL Regular" w:eastAsia="Charis SIL Regular"/>
-          <w:b w:val="0"/>
-          <w:i w:val="0"/>
-          <w:color w:val="000000"/>
-          <w:sz w:val="24"/>
-        </w:rPr>
-        <w:hyperlink r:id="rId16" w:history="1">
-          <w:r>
-            <w:rPr>
-              <w:rStyle w:val="Hyperlink"/>
-            </w:rPr>
-            <w:t>oot aant</w:t>
-          </w:r>
-        </w:hyperlink>
-      </w:r>
-      <w:r>
-        <w:rPr>
-          <w:u w:val="single" w:color="0066cc"/>
-          <w:rFonts w:ascii="Charis SIL Regular" w:hAnsi="Charis SIL Regular" w:eastAsia="Charis SIL Regular"/>
-          <w:b w:val="0"/>
-          <w:i w:val="0"/>
-          <w:color w:val="000000"/>
-          <w:sz w:val="24"/>
-        </w:rPr>
-        <w:hyperlink r:id="rId16" w:history="1">
-          <w:r>
-            <w:rPr>
-              <w:rStyle w:val="Hyperlink"/>
-            </w:rPr>
-            <w:t xml:space="preserve">al Afrikaanse </w:t>
           </w:r>
         </w:hyperlink>
       </w:r>
@@ -1333,42 +1222,14 @@
           <w:color w:val="000000"/>
           <w:sz w:val="24"/>
         </w:rPr>
-        <w:t>v</w:t>
-      </w:r>
-      <w:r>
-        <w:rPr>
-          <w:u w:val="single" w:color="0066cc"/>
-          <w:rFonts w:ascii="Charis SIL Regular" w:hAnsi="Charis SIL Regular" w:eastAsia="Charis SIL Regular"/>
-          <w:b w:val="0"/>
-          <w:i w:val="0"/>
-          <w:color w:val="000000"/>
-          <w:sz w:val="24"/>
-        </w:rPr>
-        <w:hyperlink r:id="rId16" w:history="1">
-          <w:r>
-            <w:rPr>
-              <w:rStyle w:val="Hyperlink"/>
-            </w:rPr>
-            <w:t>oorw</w:t>
-          </w:r>
-        </w:hyperlink>
+        <w:t xml:space="preserve">. Een groot aantal Afrikaanse voorwerpen, vooral uit </w:t>
       </w:r>
       <w:r>
         <w:rPr>
           <w:rFonts w:ascii="Charis SIL Regular" w:hAnsi="Charis SIL Regular" w:eastAsia="Charis SIL Regular"/>
           <w:b w:val="0"/>
           <w:i w:val="0"/>
-          <w:color w:val="000000"/>
-          <w:sz w:val="24"/>
-        </w:rPr>
-        <w:t xml:space="preserve">erpen, vooral uit </w:t>
-      </w:r>
-      <w:r>
-        <w:rPr>
-          <w:rFonts w:ascii="Charis SIL Regular" w:hAnsi="Charis SIL Regular" w:eastAsia="Charis SIL Regular"/>
-          <w:b w:val="0"/>
-          <w:i w:val="0"/>
-          <w:color w:val="0066CC"/>
+          <w:color w:val="0000FF"/>
           <w:sz w:val="24"/>
           <w:u w:val="single"/>
         </w:rPr>
@@ -1393,7 +1254,7 @@
       </w:r>
       <w:r>
         <w:rPr>
-          <w:u w:val="single" w:color="0066cc"/>
+          <w:u w:val="single" w:color="0000ff"/>
           <w:rFonts w:ascii="Charis SIL Regular" w:hAnsi="Charis SIL Regular" w:eastAsia="Charis SIL Regular"/>
           <w:b w:val="0"/>
           <w:i w:val="0"/>
@@ -1411,7 +1272,7 @@
       </w:r>
       <w:r>
         <w:rPr>
-          <w:u w:val="single" w:color="0066cc"/>
+          <w:u w:val="single" w:color="0000ff"/>
           <w:rFonts w:ascii="Charis SIL Regular" w:hAnsi="Charis SIL Regular" w:eastAsia="Charis SIL Regular"/>
           <w:b w:val="0"/>
           <w:i w:val="0"/>
@@ -1439,7 +1300,7 @@
       </w:r>
       <w:r>
         <w:rPr>
-          <w:u w:val="single" w:color="0066cc"/>
+          <w:u w:val="single" w:color="0000ff"/>
           <w:rFonts w:ascii="Charis SIL Regular" w:hAnsi="Charis SIL Regular" w:eastAsia="Charis SIL Regular"/>
           <w:b w:val="0"/>
           <w:i w:val="0"/>
@@ -1654,7 +1515,7 @@
         <w:autoSpaceDE w:val="0"/>
         <w:widowControl/>
         <w:spacing w:line="288" w:lineRule="exact" w:before="64" w:after="0"/>
-        <w:ind w:left="20" w:right="144" w:firstLine="0"/>
+        <w:ind w:left="10" w:right="144" w:firstLine="0"/>
         <w:jc w:val="left"/>
       </w:pPr>
       <w:r>
@@ -1724,7 +1585,7 @@
         <w:autoSpaceDE w:val="0"/>
         <w:widowControl/>
         <w:spacing w:line="288" w:lineRule="exact" w:before="240" w:after="0"/>
-        <w:ind w:left="20" w:right="0" w:firstLine="0"/>
+        <w:ind w:left="10" w:right="0" w:firstLine="0"/>
         <w:jc w:val="left"/>
       </w:pPr>
       <w:r>
@@ -1775,7 +1636,7 @@
           <w:rFonts w:ascii="Charis SIL Regular" w:hAnsi="Charis SIL Regular" w:eastAsia="Charis SIL Regular"/>
           <w:b w:val="0"/>
           <w:i w:val="0"/>
-          <w:color w:val="0066CC"/>
+          <w:color w:val="0000FF"/>
           <w:sz w:val="24"/>
           <w:u w:val="single"/>
         </w:rPr>
@@ -1803,7 +1664,7 @@
           <w:rFonts w:ascii="Charis SIL Regular" w:hAnsi="Charis SIL Regular" w:eastAsia="Charis SIL Regular"/>
           <w:b w:val="0"/>
           <w:i w:val="0"/>
-          <w:color w:val="0066CC"/>
+          <w:color w:val="0000FF"/>
           <w:sz w:val="24"/>
           <w:u w:val="single"/>
         </w:rPr>
@@ -1841,7 +1702,7 @@
       </w:r>
       <w:r>
         <w:rPr>
-          <w:u w:val="single" w:color="0066cc"/>
+          <w:u w:val="single" w:color="0000ff"/>
           <w:rFonts w:ascii="Charis SIL Regular" w:hAnsi="Charis SIL Regular" w:eastAsia="Charis SIL Regular"/>
           <w:b w:val="0"/>
           <w:i w:val="0"/>
@@ -1869,7 +1730,7 @@
       </w:r>
       <w:r>
         <w:rPr>
-          <w:u w:val="single" w:color="0066cc"/>
+          <w:u w:val="single" w:color="0000ff"/>
           <w:rFonts w:ascii="Charis SIL Regular" w:hAnsi="Charis SIL Regular" w:eastAsia="Charis SIL Regular"/>
           <w:b w:val="0"/>
           <w:i w:val="0"/>
@@ -1912,7 +1773,7 @@
         <w:autoSpaceDE w:val="0"/>
         <w:widowControl/>
         <w:spacing w:line="288" w:lineRule="exact" w:before="240" w:after="0"/>
-        <w:ind w:left="20" w:right="288" w:firstLine="0"/>
+        <w:ind w:left="10" w:right="288" w:firstLine="0"/>
         <w:jc w:val="left"/>
       </w:pPr>
       <w:r>
@@ -1930,7 +1791,7 @@
           <w:rFonts w:ascii="Charis SIL Regular" w:hAnsi="Charis SIL Regular" w:eastAsia="Charis SIL Regular"/>
           <w:b w:val="0"/>
           <w:i w:val="0"/>
-          <w:color w:val="0066CC"/>
+          <w:color w:val="0000FF"/>
           <w:sz w:val="24"/>
           <w:u w:val="single"/>
         </w:rPr>
@@ -1948,7 +1809,7 @@
           <w:rFonts w:ascii="Charis SIL Regular" w:hAnsi="Charis SIL Regular" w:eastAsia="Charis SIL Regular"/>
           <w:b w:val="0"/>
           <w:i w:val="0"/>
-          <w:color w:val="0066CC"/>
+          <w:color w:val="0000FF"/>
           <w:sz w:val="24"/>
           <w:u w:val="single"/>
         </w:rPr>
@@ -1959,7 +1820,7 @@
           <w:rFonts w:ascii="Charis SIL Regular" w:hAnsi="Charis SIL Regular" w:eastAsia="Charis SIL Regular"/>
           <w:b w:val="0"/>
           <w:i w:val="0"/>
-          <w:color w:val="0066CC"/>
+          <w:color w:val="0000FF"/>
           <w:sz w:val="24"/>
           <w:u w:val="single"/>
         </w:rPr>
@@ -1977,7 +1838,7 @@
           <w:rFonts w:ascii="Charis SIL Regular" w:hAnsi="Charis SIL Regular" w:eastAsia="Charis SIL Regular"/>
           <w:b w:val="0"/>
           <w:i w:val="0"/>
-          <w:color w:val="0066CC"/>
+          <w:color w:val="0000FF"/>
           <w:sz w:val="24"/>
           <w:u w:val="single"/>
         </w:rPr>
@@ -1988,7 +1849,7 @@
           <w:rFonts w:ascii="Charis SIL Regular" w:hAnsi="Charis SIL Regular" w:eastAsia="Charis SIL Regular"/>
           <w:b w:val="0"/>
           <w:i w:val="0"/>
-          <w:color w:val="0066CC"/>
+          <w:color w:val="0000FF"/>
           <w:sz w:val="24"/>
           <w:u w:val="single"/>
         </w:rPr>
@@ -2006,7 +1867,7 @@
           <w:rFonts w:ascii="Charis SIL Regular" w:hAnsi="Charis SIL Regular" w:eastAsia="Charis SIL Regular"/>
           <w:b w:val="0"/>
           <w:i w:val="0"/>
-          <w:color w:val="0066CC"/>
+          <w:color w:val="0000FF"/>
           <w:sz w:val="24"/>
           <w:u w:val="single"/>
         </w:rPr>
@@ -2017,7 +1878,7 @@
           <w:rFonts w:ascii="Charis SIL Regular" w:hAnsi="Charis SIL Regular" w:eastAsia="Charis SIL Regular"/>
           <w:b w:val="0"/>
           <w:i w:val="0"/>
-          <w:color w:val="0066CC"/>
+          <w:color w:val="0000FF"/>
           <w:sz w:val="24"/>
           <w:u w:val="single"/>
         </w:rPr>
@@ -2035,7 +1896,7 @@
           <w:rFonts w:ascii="Charis SIL Regular" w:hAnsi="Charis SIL Regular" w:eastAsia="Charis SIL Regular"/>
           <w:b w:val="0"/>
           <w:i w:val="0"/>
-          <w:color w:val="0066CC"/>
+          <w:color w:val="0000FF"/>
           <w:sz w:val="24"/>
           <w:u w:val="single"/>
         </w:rPr>
@@ -2046,7 +1907,7 @@
           <w:rFonts w:ascii="Charis SIL Regular" w:hAnsi="Charis SIL Regular" w:eastAsia="Charis SIL Regular"/>
           <w:b w:val="0"/>
           <w:i w:val="0"/>
-          <w:color w:val="0066CC"/>
+          <w:color w:val="0000FF"/>
           <w:sz w:val="24"/>
           <w:u w:val="single"/>
         </w:rPr>
@@ -2074,7 +1935,7 @@
           <w:rFonts w:ascii="Charis SIL Regular" w:hAnsi="Charis SIL Regular" w:eastAsia="Charis SIL Regular"/>
           <w:b w:val="0"/>
           <w:i w:val="0"/>
-          <w:color w:val="0066CC"/>
+          <w:color w:val="0000FF"/>
           <w:sz w:val="24"/>
           <w:u w:val="single"/>
         </w:rPr>
@@ -2099,7 +1960,7 @@
       </w:r>
       <w:r>
         <w:rPr>
-          <w:u w:val="single" w:color="0066cc"/>
+          <w:u w:val="single" w:color="0000ff"/>
           <w:rFonts w:ascii="Charis SIL Regular" w:hAnsi="Charis SIL Regular" w:eastAsia="Charis SIL Regular"/>
           <w:b w:val="0"/>
           <w:i w:val="0"/>
@@ -2117,7 +1978,7 @@
       </w:r>
       <w:r>
         <w:rPr>
-          <w:u w:val="single" w:color="0066cc"/>
+          <w:u w:val="single" w:color="0000ff"/>
           <w:rFonts w:ascii="Charis SIL Regular" w:hAnsi="Charis SIL Regular" w:eastAsia="Charis SIL Regular"/>
           <w:b w:val="0"/>
           <w:i w:val="0"/>
@@ -2135,7 +1996,7 @@
       </w:r>
       <w:r>
         <w:rPr>
-          <w:u w:val="single" w:color="0066cc"/>
+          <w:u w:val="single" w:color="0000ff"/>
           <w:rFonts w:ascii="Charis SIL Regular" w:hAnsi="Charis SIL Regular" w:eastAsia="Charis SIL Regular"/>
           <w:b w:val="0"/>
           <w:i w:val="0"/>
@@ -2153,7 +2014,7 @@
       </w:r>
       <w:r>
         <w:rPr>
-          <w:u w:val="single" w:color="0066cc"/>
+          <w:u w:val="single" w:color="0000ff"/>
           <w:rFonts w:ascii="Charis SIL Regular" w:hAnsi="Charis SIL Regular" w:eastAsia="Charis SIL Regular"/>
           <w:b w:val="0"/>
           <w:i w:val="0"/>
@@ -2171,7 +2032,7 @@
       </w:r>
       <w:r>
         <w:rPr>
-          <w:u w:val="single" w:color="0066cc"/>
+          <w:u w:val="single" w:color="0000ff"/>
           <w:rFonts w:ascii="Charis SIL Regular" w:hAnsi="Charis SIL Regular" w:eastAsia="Charis SIL Regular"/>
           <w:b w:val="0"/>
           <w:i w:val="0"/>
@@ -2189,7 +2050,7 @@
       </w:r>
       <w:r>
         <w:rPr>
-          <w:u w:val="single" w:color="0066cc"/>
+          <w:u w:val="single" w:color="0000ff"/>
           <w:rFonts w:ascii="Charis SIL Regular" w:hAnsi="Charis SIL Regular" w:eastAsia="Charis SIL Regular"/>
           <w:b w:val="0"/>
           <w:i w:val="0"/>
@@ -2207,7 +2068,7 @@
       </w:r>
       <w:r>
         <w:rPr>
-          <w:u w:val="single" w:color="0066cc"/>
+          <w:u w:val="single" w:color="0000ff"/>
           <w:rFonts w:ascii="Charis SIL Regular" w:hAnsi="Charis SIL Regular" w:eastAsia="Charis SIL Regular"/>
           <w:b w:val="0"/>
           <w:i w:val="0"/>
@@ -2225,7 +2086,7 @@
       </w:r>
       <w:r>
         <w:rPr>
-          <w:u w:val="single" w:color="0066cc"/>
+          <w:u w:val="single" w:color="0000ff"/>
           <w:rFonts w:ascii="Charis SIL Regular" w:hAnsi="Charis SIL Regular" w:eastAsia="Charis SIL Regular"/>
           <w:b w:val="0"/>
           <w:i w:val="0"/>
@@ -2243,7 +2104,7 @@
       </w:r>
       <w:r>
         <w:rPr>
-          <w:u w:val="single" w:color="0066cc"/>
+          <w:u w:val="single" w:color="0000ff"/>
           <w:rFonts w:ascii="Charis SIL Regular" w:hAnsi="Charis SIL Regular" w:eastAsia="Charis SIL Regular"/>
           <w:b w:val="0"/>
           <w:i w:val="0"/>
@@ -2271,7 +2132,7 @@
       </w:r>
       <w:r>
         <w:rPr>
-          <w:u w:val="single" w:color="0066cc"/>
+          <w:u w:val="single" w:color="0000ff"/>
           <w:rFonts w:ascii="Charis SIL Regular" w:hAnsi="Charis SIL Regular" w:eastAsia="Charis SIL Regular"/>
           <w:b w:val="0"/>
           <w:i w:val="0"/>
@@ -2289,7 +2150,7 @@
       </w:r>
       <w:r>
         <w:rPr>
-          <w:u w:val="single" w:color="0066cc"/>
+          <w:u w:val="single" w:color="0000ff"/>
           <w:rFonts w:ascii="Charis SIL Regular" w:hAnsi="Charis SIL Regular" w:eastAsia="Charis SIL Regular"/>
           <w:b w:val="0"/>
           <w:i w:val="0"/>
@@ -2333,7 +2194,7 @@
           <w:rFonts w:ascii="Charis SIL Regular" w:hAnsi="Charis SIL Regular" w:eastAsia="Charis SIL Regular"/>
           <w:b w:val="0"/>
           <w:i w:val="0"/>
-          <w:color w:val="0066CC"/>
+          <w:color w:val="0000FF"/>
           <w:sz w:val="24"/>
           <w:u w:val="single"/>
         </w:rPr>
@@ -2351,7 +2212,7 @@
           <w:rFonts w:ascii="Charis SIL Regular" w:hAnsi="Charis SIL Regular" w:eastAsia="Charis SIL Regular"/>
           <w:b w:val="0"/>
           <w:i w:val="0"/>
-          <w:color w:val="0066CC"/>
+          <w:color w:val="0000FF"/>
           <w:sz w:val="24"/>
           <w:u w:val="single"/>
         </w:rPr>
@@ -2362,7 +2223,7 @@
           <w:rFonts w:ascii="Charis SIL Regular" w:hAnsi="Charis SIL Regular" w:eastAsia="Charis SIL Regular"/>
           <w:b w:val="0"/>
           <w:i w:val="0"/>
-          <w:color w:val="0066CC"/>
+          <w:color w:val="0000FF"/>
           <w:sz w:val="24"/>
           <w:u w:val="single"/>
         </w:rPr>
@@ -2380,7 +2241,7 @@
           <w:rFonts w:ascii="Charis SIL Regular" w:hAnsi="Charis SIL Regular" w:eastAsia="Charis SIL Regular"/>
           <w:b w:val="0"/>
           <w:i w:val="0"/>
-          <w:color w:val="0066CC"/>
+          <w:color w:val="0000FF"/>
           <w:sz w:val="24"/>
           <w:u w:val="single"/>
         </w:rPr>
@@ -2398,7 +2259,7 @@
           <w:rFonts w:ascii="Charis SIL Regular" w:hAnsi="Charis SIL Regular" w:eastAsia="Charis SIL Regular"/>
           <w:b w:val="0"/>
           <w:i w:val="0"/>
-          <w:color w:val="0066CC"/>
+          <w:color w:val="0000FF"/>
           <w:sz w:val="24"/>
           <w:u w:val="single"/>
         </w:rPr>
@@ -2409,7 +2270,7 @@
           <w:rFonts w:ascii="Charis SIL Regular" w:hAnsi="Charis SIL Regular" w:eastAsia="Charis SIL Regular"/>
           <w:b w:val="0"/>
           <w:i w:val="0"/>
-          <w:color w:val="0066CC"/>
+          <w:color w:val="0000FF"/>
           <w:sz w:val="24"/>
           <w:u w:val="single"/>
         </w:rPr>
@@ -2434,7 +2295,7 @@
       </w:r>
       <w:r>
         <w:rPr>
-          <w:u w:val="single" w:color="0066cc"/>
+          <w:u w:val="single" w:color="0000ff"/>
           <w:rFonts w:ascii="Charis SIL Regular" w:hAnsi="Charis SIL Regular" w:eastAsia="Charis SIL Regular"/>
           <w:b w:val="0"/>
           <w:i w:val="0"/>
@@ -2452,7 +2313,7 @@
       </w:r>
       <w:r>
         <w:rPr>
-          <w:u w:val="single" w:color="0066cc"/>
+          <w:u w:val="single" w:color="0000ff"/>
           <w:rFonts w:ascii="Charis SIL Regular" w:hAnsi="Charis SIL Regular" w:eastAsia="Charis SIL Regular"/>
           <w:b w:val="0"/>
           <w:i w:val="0"/>
@@ -2470,7 +2331,7 @@
       </w:r>
       <w:r>
         <w:rPr>
-          <w:u w:val="single" w:color="0066cc"/>
+          <w:u w:val="single" w:color="0000ff"/>
           <w:rFonts w:ascii="Charis SIL Regular" w:hAnsi="Charis SIL Regular" w:eastAsia="Charis SIL Regular"/>
           <w:b w:val="0"/>
           <w:i w:val="0"/>
@@ -2488,7 +2349,7 @@
       </w:r>
       <w:r>
         <w:rPr>
-          <w:u w:val="single" w:color="0066cc"/>
+          <w:u w:val="single" w:color="0000ff"/>
           <w:rFonts w:ascii="Charis SIL Regular" w:hAnsi="Charis SIL Regular" w:eastAsia="Charis SIL Regular"/>
           <w:b w:val="0"/>
           <w:i w:val="0"/>
@@ -2506,7 +2367,7 @@
       </w:r>
       <w:r>
         <w:rPr>
-          <w:u w:val="single" w:color="0066cc"/>
+          <w:u w:val="single" w:color="0000ff"/>
           <w:rFonts w:ascii="Charis SIL Regular" w:hAnsi="Charis SIL Regular" w:eastAsia="Charis SIL Regular"/>
           <w:b w:val="0"/>
           <w:i w:val="0"/>
@@ -2524,7 +2385,7 @@
       </w:r>
       <w:r>
         <w:rPr>
-          <w:u w:val="single" w:color="0066cc"/>
+          <w:u w:val="single" w:color="0000ff"/>
           <w:rFonts w:ascii="Charis SIL Regular" w:hAnsi="Charis SIL Regular" w:eastAsia="Charis SIL Regular"/>
           <w:b w:val="0"/>
           <w:i w:val="0"/>
@@ -2557,7 +2418,7 @@
         <w:autoSpaceDE w:val="0"/>
         <w:widowControl/>
         <w:spacing w:line="288" w:lineRule="exact" w:before="240" w:after="0"/>
-        <w:ind w:left="20" w:right="0" w:firstLine="0"/>
+        <w:ind w:left="10" w:right="0" w:firstLine="0"/>
         <w:jc w:val="left"/>
       </w:pPr>
       <w:r>
@@ -2617,7 +2478,7 @@
         <w:autoSpaceDE w:val="0"/>
         <w:widowControl/>
         <w:spacing w:line="288" w:lineRule="exact" w:before="240" w:after="0"/>
-        <w:ind w:left="20" w:right="432" w:firstLine="0"/>
+        <w:ind w:left="10" w:right="432" w:firstLine="0"/>
         <w:jc w:val="left"/>
       </w:pPr>
       <w:r>
@@ -2635,7 +2496,7 @@
           <w:rFonts w:ascii="Charis SIL Regular" w:hAnsi="Charis SIL Regular" w:eastAsia="Charis SIL Regular"/>
           <w:b w:val="0"/>
           <w:i w:val="0"/>
-          <w:color w:val="0066CC"/>
+          <w:color w:val="0000FF"/>
           <w:sz w:val="24"/>
           <w:u w:val="single"/>
         </w:rPr>
@@ -2670,7 +2531,7 @@
       </w:r>
       <w:r>
         <w:rPr>
-          <w:u w:val="single" w:color="0066cc"/>
+          <w:u w:val="single" w:color="0000ff"/>
           <w:rFonts w:ascii="Charis SIL Regular" w:hAnsi="Charis SIL Regular" w:eastAsia="Charis SIL Regular"/>
           <w:b w:val="0"/>
           <w:i w:val="0"/>
@@ -2703,7 +2564,7 @@
         <w:autoSpaceDE w:val="0"/>
         <w:widowControl/>
         <w:spacing w:line="538" w:lineRule="exact" w:before="198" w:after="0"/>
-        <w:ind w:left="20" w:right="0" w:firstLine="0"/>
+        <w:ind w:left="10" w:right="0" w:firstLine="0"/>
         <w:jc w:val="left"/>
       </w:pPr>
       <w:r>
@@ -2723,7 +2584,7 @@
         <w:autoSpaceDE w:val="0"/>
         <w:widowControl/>
         <w:spacing w:line="288" w:lineRule="exact" w:before="294" w:after="0"/>
-        <w:ind w:left="408" w:right="3024" w:firstLine="0"/>
+        <w:ind w:left="398" w:right="3024" w:firstLine="0"/>
         <w:jc w:val="left"/>
       </w:pPr>
       <w:r>
@@ -2741,7 +2602,7 @@
           <w:rFonts w:ascii="Charis SIL Regular" w:hAnsi="Charis SIL Regular" w:eastAsia="Charis SIL Regular"/>
           <w:b w:val="0"/>
           <w:i w:val="0"/>
-          <w:color w:val="0066CC"/>
+          <w:color w:val="0000FF"/>
           <w:sz w:val="24"/>
           <w:u w:val="single"/>
         </w:rPr>
@@ -2765,7 +2626,7 @@
           <w:rFonts w:ascii="Charis SIL Regular" w:hAnsi="Charis SIL Regular" w:eastAsia="Charis SIL Regular"/>
           <w:b w:val="0"/>
           <w:i w:val="0"/>
-          <w:color w:val="0066CC"/>
+          <w:color w:val="0000FF"/>
           <w:sz w:val="24"/>
           <w:u w:val="single"/>
         </w:rPr>
@@ -2776,7 +2637,7 @@
           <w:rFonts w:ascii="Charis SIL Regular" w:hAnsi="Charis SIL Regular" w:eastAsia="Charis SIL Regular"/>
           <w:b w:val="0"/>
           <w:i w:val="0"/>
-          <w:color w:val="0066CC"/>
+          <w:color w:val="0000FF"/>
           <w:sz w:val="24"/>
           <w:u w:val="single"/>
         </w:rPr>
@@ -2800,7 +2661,7 @@
           <w:rFonts w:ascii="Charis SIL Regular" w:hAnsi="Charis SIL Regular" w:eastAsia="Charis SIL Regular"/>
           <w:b w:val="0"/>
           <w:i w:val="0"/>
-          <w:color w:val="0066CC"/>
+          <w:color w:val="0000FF"/>
           <w:sz w:val="24"/>
           <w:u w:val="single"/>
         </w:rPr>
@@ -2811,7 +2672,7 @@
           <w:rFonts w:ascii="Charis SIL Regular" w:hAnsi="Charis SIL Regular" w:eastAsia="Charis SIL Regular"/>
           <w:b w:val="0"/>
           <w:i w:val="0"/>
-          <w:color w:val="0066CC"/>
+          <w:color w:val="0000FF"/>
           <w:sz w:val="24"/>
           <w:u w:val="single"/>
         </w:rPr>
@@ -2832,7 +2693,7 @@
           <w:rFonts w:ascii="Charis SIL Regular" w:hAnsi="Charis SIL Regular" w:eastAsia="Charis SIL Regular"/>
           <w:b w:val="0"/>
           <w:i w:val="0"/>
-          <w:color w:val="0066CC"/>
+          <w:color w:val="0000FF"/>
           <w:sz w:val="24"/>
           <w:u w:val="single"/>
         </w:rPr>
@@ -2843,7 +2704,7 @@
           <w:rFonts w:ascii="Charis SIL Regular" w:hAnsi="Charis SIL Regular" w:eastAsia="Charis SIL Regular"/>
           <w:b w:val="0"/>
           <w:i w:val="0"/>
-          <w:color w:val="0066CC"/>
+          <w:color w:val="0000FF"/>
           <w:sz w:val="24"/>
           <w:u w:val="single"/>
         </w:rPr>
@@ -2864,7 +2725,7 @@
           <w:rFonts w:ascii="Charis SIL Regular" w:hAnsi="Charis SIL Regular" w:eastAsia="Charis SIL Regular"/>
           <w:b w:val="0"/>
           <w:i w:val="0"/>
-          <w:color w:val="0066CC"/>
+          <w:color w:val="0000FF"/>
           <w:sz w:val="24"/>
           <w:u w:val="single"/>
         </w:rPr>
@@ -2888,7 +2749,7 @@
           <w:rFonts w:ascii="Charis SIL Regular" w:hAnsi="Charis SIL Regular" w:eastAsia="Charis SIL Regular"/>
           <w:b w:val="0"/>
           <w:i w:val="0"/>
-          <w:color w:val="0066CC"/>
+          <w:color w:val="0000FF"/>
           <w:sz w:val="24"/>
           <w:u w:val="single"/>
         </w:rPr>
@@ -2899,7 +2760,7 @@
           <w:rFonts w:ascii="Charis SIL Regular" w:hAnsi="Charis SIL Regular" w:eastAsia="Charis SIL Regular"/>
           <w:b w:val="0"/>
           <w:i w:val="0"/>
-          <w:color w:val="0066CC"/>
+          <w:color w:val="0000FF"/>
           <w:sz w:val="24"/>
           <w:u w:val="single"/>
         </w:rPr>
@@ -2923,7 +2784,7 @@
           <w:rFonts w:ascii="Charis SIL Regular" w:hAnsi="Charis SIL Regular" w:eastAsia="Charis SIL Regular"/>
           <w:b w:val="0"/>
           <w:i w:val="0"/>
-          <w:color w:val="0066CC"/>
+          <w:color w:val="0000FF"/>
           <w:sz w:val="24"/>
           <w:u w:val="single"/>
         </w:rPr>
@@ -2934,7 +2795,7 @@
           <w:rFonts w:ascii="Charis SIL Regular" w:hAnsi="Charis SIL Regular" w:eastAsia="Charis SIL Regular"/>
           <w:b w:val="0"/>
           <w:i w:val="0"/>
-          <w:color w:val="0066CC"/>
+          <w:color w:val="0000FF"/>
           <w:sz w:val="24"/>
           <w:u w:val="single"/>
         </w:rPr>
@@ -2955,7 +2816,7 @@
           <w:rFonts w:ascii="Charis SIL Regular" w:hAnsi="Charis SIL Regular" w:eastAsia="Charis SIL Regular"/>
           <w:b w:val="0"/>
           <w:i w:val="0"/>
-          <w:color w:val="0066CC"/>
+          <w:color w:val="0000FF"/>
           <w:sz w:val="24"/>
           <w:u w:val="single"/>
         </w:rPr>
@@ -2976,7 +2837,7 @@
           <w:rFonts w:ascii="Charis SIL Regular" w:hAnsi="Charis SIL Regular" w:eastAsia="Charis SIL Regular"/>
           <w:b w:val="0"/>
           <w:i w:val="0"/>
-          <w:color w:val="0066CC"/>
+          <w:color w:val="0000FF"/>
           <w:sz w:val="24"/>
           <w:u w:val="single"/>
         </w:rPr>
@@ -3000,7 +2861,7 @@
           <w:rFonts w:ascii="Charis SIL Regular" w:hAnsi="Charis SIL Regular" w:eastAsia="Charis SIL Regular"/>
           <w:b w:val="0"/>
           <w:i w:val="0"/>
-          <w:color w:val="0066CC"/>
+          <w:color w:val="0000FF"/>
           <w:sz w:val="24"/>
           <w:u w:val="single"/>
         </w:rPr>
@@ -3011,7 +2872,7 @@
           <w:rFonts w:ascii="Charis SIL Regular" w:hAnsi="Charis SIL Regular" w:eastAsia="Charis SIL Regular"/>
           <w:b w:val="0"/>
           <w:i w:val="0"/>
-          <w:color w:val="0066CC"/>
+          <w:color w:val="0000FF"/>
           <w:sz w:val="24"/>
           <w:u w:val="single"/>
         </w:rPr>
@@ -3035,7 +2896,7 @@
           <w:rFonts w:ascii="Charis SIL Regular" w:hAnsi="Charis SIL Regular" w:eastAsia="Charis SIL Regular"/>
           <w:b w:val="0"/>
           <w:i w:val="0"/>
-          <w:color w:val="0066CC"/>
+          <w:color w:val="0000FF"/>
           <w:sz w:val="24"/>
           <w:u w:val="single"/>
         </w:rPr>
@@ -3046,7 +2907,7 @@
           <w:rFonts w:ascii="Charis SIL Regular" w:hAnsi="Charis SIL Regular" w:eastAsia="Charis SIL Regular"/>
           <w:b w:val="0"/>
           <w:i w:val="0"/>
-          <w:color w:val="0066CC"/>
+          <w:color w:val="0000FF"/>
           <w:sz w:val="24"/>
           <w:u w:val="single"/>
         </w:rPr>
@@ -3070,7 +2931,7 @@
           <w:rFonts w:ascii="Charis SIL Regular" w:hAnsi="Charis SIL Regular" w:eastAsia="Charis SIL Regular"/>
           <w:b w:val="0"/>
           <w:i w:val="0"/>
-          <w:color w:val="0066CC"/>
+          <w:color w:val="0000FF"/>
           <w:sz w:val="24"/>
           <w:u w:val="single"/>
         </w:rPr>
@@ -3094,7 +2955,7 @@
           <w:rFonts w:ascii="Charis SIL Regular" w:hAnsi="Charis SIL Regular" w:eastAsia="Charis SIL Regular"/>
           <w:b w:val="0"/>
           <w:i w:val="0"/>
-          <w:color w:val="0066CC"/>
+          <w:color w:val="0000FF"/>
           <w:sz w:val="24"/>
           <w:u w:val="single"/>
         </w:rPr>
@@ -3118,7 +2979,7 @@
           <w:rFonts w:ascii="Charis SIL Regular" w:hAnsi="Charis SIL Regular" w:eastAsia="Charis SIL Regular"/>
           <w:b w:val="0"/>
           <w:i w:val="0"/>
-          <w:color w:val="0066CC"/>
+          <w:color w:val="0000FF"/>
           <w:sz w:val="24"/>
           <w:u w:val="single"/>
         </w:rPr>
@@ -3129,7 +2990,7 @@
           <w:rFonts w:ascii="Charis SIL Regular" w:hAnsi="Charis SIL Regular" w:eastAsia="Charis SIL Regular"/>
           <w:b w:val="0"/>
           <w:i w:val="0"/>
-          <w:color w:val="0066CC"/>
+          <w:color w:val="0000FF"/>
           <w:sz w:val="24"/>
           <w:u w:val="single"/>
         </w:rPr>
@@ -3142,7 +3003,7 @@
         <w:autoSpaceDE w:val="0"/>
         <w:widowControl/>
         <w:spacing w:line="538" w:lineRule="exact" w:before="198" w:after="0"/>
-        <w:ind w:left="20" w:right="0" w:firstLine="0"/>
+        <w:ind w:left="10" w:right="0" w:firstLine="0"/>
         <w:jc w:val="left"/>
       </w:pPr>
       <w:r>
@@ -3162,7 +3023,7 @@
         <w:autoSpaceDE w:val="0"/>
         <w:widowControl/>
         <w:spacing w:line="354" w:lineRule="exact" w:before="228" w:after="0"/>
-        <w:ind w:left="20" w:right="0" w:firstLine="0"/>
+        <w:ind w:left="10" w:right="0" w:firstLine="0"/>
         <w:jc w:val="left"/>
       </w:pPr>
       <w:r>
@@ -3182,7 +3043,7 @@
         <w:autoSpaceDE w:val="0"/>
         <w:widowControl/>
         <w:spacing w:line="352" w:lineRule="exact" w:before="176" w:after="0"/>
-        <w:ind w:left="820" w:right="0" w:firstLine="0"/>
+        <w:ind w:left="810" w:right="0" w:firstLine="0"/>
         <w:jc w:val="left"/>
       </w:pPr>
       <w:r>
@@ -3210,7 +3071,7 @@
       <w:pPr>
         <w:sectPr>
           <w:pgSz w:w="11900" w:h="16840"/>
-          <w:pgMar w:top="324" w:right="986" w:bottom="386" w:left="940" w:header="720" w:footer="720" w:gutter="0"/>
+          <w:pgMar w:top="324" w:right="986" w:bottom="386" w:left="950" w:header="720" w:footer="720" w:gutter="0"/>
           <w:cols/>
           <w:docGrid w:linePitch="360"/>
         </w:sectPr>
@@ -3269,7 +3130,7 @@
           <w:rFonts w:ascii="Charis SIL Regular" w:hAnsi="Charis SIL Regular" w:eastAsia="Charis SIL Regular"/>
           <w:b w:val="0"/>
           <w:i w:val="0"/>
-          <w:color w:val="0066CC"/>
+          <w:color w:val="0000FF"/>
           <w:sz w:val="24"/>
         </w:rPr>
         <w:hyperlink r:id="rId23" w:history="1">
@@ -3286,7 +3147,7 @@
           <w:rFonts w:ascii="Charis SIL Regular" w:hAnsi="Charis SIL Regular" w:eastAsia="Charis SIL Regular"/>
           <w:b w:val="0"/>
           <w:i w:val="0"/>
-          <w:color w:val="0066CC"/>
+          <w:color w:val="0000FF"/>
           <w:sz w:val="24"/>
         </w:rPr>
         <w:hyperlink r:id="rId23" w:history="1">
@@ -3303,7 +3164,7 @@
           <w:rFonts w:ascii="Charis SIL Regular" w:hAnsi="Charis SIL Regular" w:eastAsia="Charis SIL Regular"/>
           <w:b w:val="0"/>
           <w:i w:val="0"/>
-          <w:color w:val="0066CC"/>
+          <w:color w:val="0000FF"/>
           <w:sz w:val="24"/>
         </w:rPr>
         <w:hyperlink r:id="rId23" w:history="1">
@@ -3320,7 +3181,7 @@
           <w:rFonts w:ascii="Charis SIL Regular" w:hAnsi="Charis SIL Regular" w:eastAsia="Charis SIL Regular"/>
           <w:b w:val="0"/>
           <w:i w:val="0"/>
-          <w:color w:val="0066CC"/>
+          <w:color w:val="0000FF"/>
           <w:sz w:val="24"/>
         </w:rPr>
         <w:hyperlink r:id="rId23" w:history="1">
@@ -3337,7 +3198,7 @@
           <w:rFonts w:ascii="Charis SIL Regular" w:hAnsi="Charis SIL Regular" w:eastAsia="Charis SIL Regular"/>
           <w:b w:val="0"/>
           <w:i w:val="0"/>
-          <w:color w:val="0066CC"/>
+          <w:color w:val="0000FF"/>
           <w:sz w:val="24"/>
         </w:rPr>
         <w:hyperlink r:id="rId23" w:history="1">
@@ -3354,7 +3215,7 @@
           <w:rFonts w:ascii="Charis SIL Regular" w:hAnsi="Charis SIL Regular" w:eastAsia="Charis SIL Regular"/>
           <w:b w:val="0"/>
           <w:i w:val="0"/>
-          <w:color w:val="0066CC"/>
+          <w:color w:val="0000FF"/>
           <w:sz w:val="24"/>
         </w:rPr>
         <w:hyperlink r:id="rId23" w:history="1">
@@ -3371,7 +3232,7 @@
           <w:rFonts w:ascii="Charis SIL Regular" w:hAnsi="Charis SIL Regular" w:eastAsia="Charis SIL Regular"/>
           <w:b w:val="0"/>
           <w:i w:val="0"/>
-          <w:color w:val="0066CC"/>
+          <w:color w:val="0000FF"/>
           <w:sz w:val="24"/>
         </w:rPr>
         <w:hyperlink r:id="rId23" w:history="1">
@@ -3468,7 +3329,7 @@
           <w:rFonts w:ascii="Charis SIL Regular" w:hAnsi="Charis SIL Regular" w:eastAsia="Charis SIL Regular"/>
           <w:b w:val="0"/>
           <w:i w:val="0"/>
-          <w:color w:val="0066CC"/>
+          <w:color w:val="0000FF"/>
           <w:sz w:val="24"/>
           <w:u w:val="single"/>
         </w:rPr>
@@ -3486,7 +3347,7 @@
           <w:rFonts w:ascii="Charis SIL Regular" w:hAnsi="Charis SIL Regular" w:eastAsia="Charis SIL Regular"/>
           <w:b w:val="0"/>
           <w:i w:val="0"/>
-          <w:color w:val="0066CC"/>
+          <w:color w:val="0000FF"/>
           <w:sz w:val="24"/>
           <w:u w:val="single"/>
         </w:rPr>
@@ -3614,7 +3475,7 @@
           <w:rFonts w:ascii="Charis SIL Regular" w:hAnsi="Charis SIL Regular" w:eastAsia="Charis SIL Regular"/>
           <w:b w:val="0"/>
           <w:i w:val="0"/>
-          <w:color w:val="0066CC"/>
+          <w:color w:val="0000FF"/>
           <w:sz w:val="24"/>
           <w:u w:val="single"/>
         </w:rPr>
@@ -3632,7 +3493,7 @@
           <w:rFonts w:ascii="Charis SIL Regular" w:hAnsi="Charis SIL Regular" w:eastAsia="Charis SIL Regular"/>
           <w:b w:val="0"/>
           <w:i w:val="0"/>
-          <w:color w:val="0066CC"/>
+          <w:color w:val="0000FF"/>
           <w:sz w:val="24"/>
           <w:u w:val="single"/>
         </w:rPr>
@@ -3650,7 +3511,7 @@
           <w:rFonts w:ascii="Charis SIL Regular" w:hAnsi="Charis SIL Regular" w:eastAsia="Charis SIL Regular"/>
           <w:b w:val="0"/>
           <w:i w:val="0"/>
-          <w:color w:val="0066CC"/>
+          <w:color w:val="0000FF"/>
           <w:sz w:val="24"/>
           <w:u w:val="single"/>
         </w:rPr>
@@ -3678,7 +3539,7 @@
           <w:rFonts w:ascii="Charis SIL Regular" w:hAnsi="Charis SIL Regular" w:eastAsia="Charis SIL Regular"/>
           <w:b w:val="0"/>
           <w:i w:val="0"/>
-          <w:color w:val="0066CC"/>
+          <w:color w:val="0000FF"/>
           <w:sz w:val="24"/>
           <w:u w:val="single"/>
         </w:rPr>
@@ -3696,7 +3557,7 @@
           <w:rFonts w:ascii="Charis SIL Regular" w:hAnsi="Charis SIL Regular" w:eastAsia="Charis SIL Regular"/>
           <w:b w:val="0"/>
           <w:i w:val="0"/>
-          <w:color w:val="0066CC"/>
+          <w:color w:val="0000FF"/>
           <w:sz w:val="24"/>
           <w:u w:val="single"/>
         </w:rPr>
@@ -3707,7 +3568,7 @@
           <w:rFonts w:ascii="Charis SIL Regular" w:hAnsi="Charis SIL Regular" w:eastAsia="Charis SIL Regular"/>
           <w:b w:val="0"/>
           <w:i w:val="0"/>
-          <w:color w:val="0066CC"/>
+          <w:color w:val="0000FF"/>
           <w:sz w:val="24"/>
           <w:u w:val="single"/>
         </w:rPr>
@@ -3735,7 +3596,7 @@
           <w:rFonts w:ascii="Charis SIL Regular" w:hAnsi="Charis SIL Regular" w:eastAsia="Charis SIL Regular"/>
           <w:b w:val="0"/>
           <w:i w:val="0"/>
-          <w:color w:val="0066CC"/>
+          <w:color w:val="0000FF"/>
           <w:sz w:val="24"/>
           <w:u w:val="single"/>
         </w:rPr>
@@ -3753,7 +3614,7 @@
           <w:rFonts w:ascii="Charis SIL Regular" w:hAnsi="Charis SIL Regular" w:eastAsia="Charis SIL Regular"/>
           <w:b w:val="0"/>
           <w:i w:val="0"/>
-          <w:color w:val="0066CC"/>
+          <w:color w:val="0000FF"/>
           <w:sz w:val="24"/>
           <w:u w:val="single"/>
         </w:rPr>
@@ -3771,7 +3632,7 @@
           <w:rFonts w:ascii="Charis SIL Regular" w:hAnsi="Charis SIL Regular" w:eastAsia="Charis SIL Regular"/>
           <w:b w:val="0"/>
           <w:i w:val="0"/>
-          <w:color w:val="0066CC"/>
+          <w:color w:val="0000FF"/>
           <w:sz w:val="24"/>
           <w:u w:val="single"/>
         </w:rPr>
@@ -3782,7 +3643,7 @@
           <w:rFonts w:ascii="Charis SIL Regular" w:hAnsi="Charis SIL Regular" w:eastAsia="Charis SIL Regular"/>
           <w:b w:val="0"/>
           <w:i w:val="0"/>
-          <w:color w:val="0066CC"/>
+          <w:color w:val="0000FF"/>
           <w:sz w:val="24"/>
           <w:u w:val="single"/>
         </w:rPr>
@@ -3880,7 +3741,7 @@
           <w:rFonts w:ascii="Charis SIL Regular" w:hAnsi="Charis SIL Regular" w:eastAsia="Charis SIL Regular"/>
           <w:b w:val="0"/>
           <w:i w:val="0"/>
-          <w:color w:val="0066CC"/>
+          <w:color w:val="0000FF"/>
           <w:sz w:val="24"/>
           <w:u w:val="single"/>
         </w:rPr>
@@ -3898,7 +3759,7 @@
           <w:rFonts w:ascii="Charis SIL Regular" w:hAnsi="Charis SIL Regular" w:eastAsia="Charis SIL Regular"/>
           <w:b w:val="0"/>
           <w:i w:val="0"/>
-          <w:color w:val="0066CC"/>
+          <w:color w:val="0000FF"/>
           <w:sz w:val="24"/>
           <w:u w:val="single"/>
         </w:rPr>
@@ -3916,7 +3777,7 @@
           <w:rFonts w:ascii="Charis SIL Regular" w:hAnsi="Charis SIL Regular" w:eastAsia="Charis SIL Regular"/>
           <w:b w:val="0"/>
           <w:i w:val="0"/>
-          <w:color w:val="0066CC"/>
+          <w:color w:val="0000FF"/>
           <w:sz w:val="24"/>
           <w:u w:val="single"/>
         </w:rPr>
@@ -3944,11 +3805,11 @@
           <w:rFonts w:ascii="Charis SIL Regular" w:hAnsi="Charis SIL Regular" w:eastAsia="Charis SIL Regular"/>
           <w:b w:val="0"/>
           <w:i w:val="0"/>
-          <w:color w:val="0066CC"/>
+          <w:color w:val="0000FF"/>
           <w:sz w:val="24"/>
           <w:u w:val="single"/>
         </w:rPr>
-        <w:hyperlink r:id="rId28" w:history="1">
+        <w:hyperlink r:id="rId27" w:history="1">
           <w:r>
             <w:rPr>
               <w:rStyle w:val="Hyperlink"/>
@@ -3962,11 +3823,11 @@
           <w:rFonts w:ascii="Charis SIL Regular" w:hAnsi="Charis SIL Regular" w:eastAsia="Charis SIL Regular"/>
           <w:b w:val="0"/>
           <w:i w:val="0"/>
-          <w:color w:val="0066CC"/>
+          <w:color w:val="0000FF"/>
           <w:sz w:val="24"/>
           <w:u w:val="single"/>
         </w:rPr>
-        <w:hyperlink r:id="rId28" w:history="1">
+        <w:hyperlink r:id="rId27" w:history="1">
           <w:r>
             <w:rPr>
               <w:rStyle w:val="Hyperlink"/>
@@ -3980,7 +3841,7 @@
           <w:rFonts w:ascii="Charis SIL Regular" w:hAnsi="Charis SIL Regular" w:eastAsia="Charis SIL Regular"/>
           <w:b w:val="0"/>
           <w:i w:val="0"/>
-          <w:color w:val="0066CC"/>
+          <w:color w:val="0000FF"/>
           <w:sz w:val="24"/>
           <w:u w:val="single"/>
         </w:rPr>
@@ -3991,7 +3852,7 @@
           <w:rFonts w:ascii="Charis SIL Regular" w:hAnsi="Charis SIL Regular" w:eastAsia="Charis SIL Regular"/>
           <w:b w:val="0"/>
           <w:i w:val="0"/>
-          <w:color w:val="0066CC"/>
+          <w:color w:val="0000FF"/>
           <w:sz w:val="24"/>
           <w:u w:val="single"/>
         </w:rPr>

--- a/EXPORTS/DOCX/published/niveau2/Dutch/Trade.docx
+++ b/EXPORTS/DOCX/published/niveau2/Dutch/Trade.docx
@@ -444,7 +444,6 @@
           <w:i w:val="0"/>
           <w:color w:val="0000FF"/>
           <w:sz w:val="24"/>
-          <w:u w:val="single"/>
         </w:rPr>
         <w:hyperlink r:id="rId12" w:history="1">
           <w:r>
@@ -586,7 +585,35 @@
           <w:color w:val="000000"/>
           <w:sz w:val="24"/>
         </w:rPr>
-        <w:t xml:space="preserve"> (1876-1961) en </w:t>
+        <w:t xml:space="preserve"> (1876-</w:t>
+      </w:r>
+      <w:r>
+        <w:rPr>
+          <w:u w:val="single" w:color="0000ff"/>
+          <w:rFonts w:ascii="Charis SIL Regular" w:hAnsi="Charis SIL Regular" w:eastAsia="Charis SIL Regular"/>
+          <w:b w:val="0"/>
+          <w:i w:val="0"/>
+          <w:color w:val="000000"/>
+          <w:sz w:val="24"/>
+        </w:rPr>
+        <w:hyperlink r:id="rId11" w:history="1">
+          <w:r>
+            <w:rPr>
+              <w:rStyle w:val="Hyperlink"/>
+            </w:rPr>
+            <w:t>1961) e</w:t>
+          </w:r>
+        </w:hyperlink>
+      </w:r>
+      <w:r>
+        <w:rPr>
+          <w:rFonts w:ascii="Charis SIL Regular" w:hAnsi="Charis SIL Regular" w:eastAsia="Charis SIL Regular"/>
+          <w:b w:val="0"/>
+          <w:i w:val="0"/>
+          <w:color w:val="000000"/>
+          <w:sz w:val="24"/>
+        </w:rPr>
+        <w:t xml:space="preserve">n </w:t>
       </w:r>
       <w:r>
         <w:rPr>
@@ -675,24 +702,7 @@
           <w:color w:val="000000"/>
           <w:sz w:val="24"/>
         </w:rPr>
-        <w:t>(1918-1974). In Den Haag waren de winkels d</w:t>
-      </w:r>
-      <w:r>
-        <w:rPr>
-          <w:rFonts w:ascii="Charis SIL Regular" w:hAnsi="Charis SIL Regular" w:eastAsia="Charis SIL Regular"/>
-          <w:b w:val="0"/>
-          <w:i w:val="0"/>
-          <w:color w:val="000000"/>
-          <w:sz w:val="24"/>
-        </w:rPr>
-        <w:hyperlink r:id="rId12" w:history="1">
-          <w:r>
-            <w:rPr>
-              <w:rStyle w:val="Hyperlink"/>
-            </w:rPr>
-            <w:t xml:space="preserve">e </w:t>
-          </w:r>
-        </w:hyperlink>
+        <w:t xml:space="preserve">(1918-1974). In Den Haag waren de winkels de </w:t>
       </w:r>
       <w:r>
         <w:rPr>
@@ -703,7 +713,7 @@
           <w:sz w:val="24"/>
           <w:u w:val="single"/>
         </w:rPr>
-        <w:hyperlink r:id="rId12" w:history="1">
+        <w:hyperlink r:id="rId14" w:history="1">
           <w:r>
             <w:rPr>
               <w:rStyle w:val="Hyperlink"/>
@@ -739,7 +749,25 @@
           <w:sz w:val="24"/>
           <w:u w:val="single"/>
         </w:rPr>
-        <w:t xml:space="preserve"> Koninklijke</w:t>
+        <w:t xml:space="preserve"> </w:t>
+      </w:r>
+      <w:r>
+        <w:rPr>
+          <w:rFonts w:ascii="Charis SIL Regular" w:hAnsi="Charis SIL Regular" w:eastAsia="Charis SIL Regular"/>
+          <w:b w:val="0"/>
+          <w:i w:val="0"/>
+          <w:color w:val="0000FF"/>
+          <w:sz w:val="24"/>
+          <w:u w:val="single"/>
+        </w:rPr>
+        <w:hyperlink r:id="rId14" w:history="1">
+          <w:r>
+            <w:rPr>
+              <w:rStyle w:val="Hyperlink"/>
+            </w:rPr>
+            <w:t>Koninklijke</w:t>
+          </w:r>
+        </w:hyperlink>
       </w:r>
       <w:r>
         <w:rPr>
@@ -779,7 +807,7 @@
           <w:sz w:val="24"/>
           <w:u w:val="single"/>
         </w:rPr>
-        <w:hyperlink r:id="rId14" w:history="1">
+        <w:hyperlink r:id="rId13" w:history="1">
           <w:r>
             <w:rPr>
               <w:rStyle w:val="Hyperlink"/>
@@ -797,7 +825,7 @@
           <w:sz w:val="24"/>
           <w:u w:val="single"/>
         </w:rPr>
-        <w:hyperlink r:id="rId14" w:history="1">
+        <w:hyperlink r:id="rId13" w:history="1">
           <w:r>
             <w:rPr>
               <w:rStyle w:val="Hyperlink"/>
@@ -862,7 +890,7 @@
           <w:sz w:val="24"/>
           <w:u w:val="single"/>
         </w:rPr>
-        <w:hyperlink r:id="rId15" w:history="1">
+        <w:hyperlink r:id="rId13" w:history="1">
           <w:r>
             <w:rPr>
               <w:rStyle w:val="Hyperlink"/>
@@ -1123,24 +1151,7 @@
           <w:color w:val="000000"/>
           <w:sz w:val="24"/>
         </w:rPr>
-        <w:t xml:space="preserve"> (NAHV, 1880-1982) die handel dreef i</w:t>
-      </w:r>
-      <w:r>
-        <w:rPr>
-          <w:rFonts w:ascii="Charis SIL Regular" w:hAnsi="Charis SIL Regular" w:eastAsia="Charis SIL Regular"/>
-          <w:b w:val="0"/>
-          <w:i w:val="0"/>
-          <w:color w:val="000000"/>
-          <w:sz w:val="24"/>
-        </w:rPr>
-        <w:hyperlink r:id="rId16" w:history="1">
-          <w:r>
-            <w:rPr>
-              <w:rStyle w:val="Hyperlink"/>
-            </w:rPr>
-            <w:t xml:space="preserve">n </w:t>
-          </w:r>
-        </w:hyperlink>
+        <w:t xml:space="preserve"> (NAHV, 1880-1982) die handel dreef in </w:t>
       </w:r>
       <w:r>
         <w:rPr>
@@ -1151,7 +1162,7 @@
           <w:sz w:val="24"/>
           <w:u w:val="single"/>
         </w:rPr>
-        <w:hyperlink r:id="rId16" w:history="1">
+        <w:hyperlink r:id="rId17" w:history="1">
           <w:r>
             <w:rPr>
               <w:rStyle w:val="Hyperlink"/>
@@ -1169,7 +1180,7 @@
           <w:sz w:val="24"/>
           <w:u w:val="single"/>
         </w:rPr>
-        <w:hyperlink r:id="rId16" w:history="1">
+        <w:hyperlink r:id="rId17" w:history="1">
           <w:r>
             <w:rPr>
               <w:rStyle w:val="Hyperlink"/>
@@ -1216,13 +1227,113 @@
       </w:r>
       <w:r>
         <w:rPr>
+          <w:u w:val="single" w:color="0000ff"/>
           <w:rFonts w:ascii="Charis SIL Regular" w:hAnsi="Charis SIL Regular" w:eastAsia="Charis SIL Regular"/>
           <w:b w:val="0"/>
           <w:i w:val="0"/>
           <w:color w:val="000000"/>
           <w:sz w:val="24"/>
         </w:rPr>
-        <w:t xml:space="preserve">. Een groot aantal Afrikaanse voorwerpen, vooral uit </w:t>
+        <w:hyperlink r:id="rId16" w:history="1">
+          <w:r>
+            <w:rPr>
+              <w:rStyle w:val="Hyperlink"/>
+            </w:rPr>
+            <w:t>. Een g</w:t>
+          </w:r>
+        </w:hyperlink>
+      </w:r>
+      <w:r>
+        <w:rPr>
+          <w:u w:val="single" w:color="0000ff"/>
+          <w:rFonts w:ascii="Charis SIL Regular" w:hAnsi="Charis SIL Regular" w:eastAsia="Charis SIL Regular"/>
+          <w:b w:val="0"/>
+          <w:i w:val="0"/>
+          <w:color w:val="000000"/>
+          <w:sz w:val="24"/>
+        </w:rPr>
+        <w:hyperlink r:id="rId16" w:history="1">
+          <w:r>
+            <w:rPr>
+              <w:rStyle w:val="Hyperlink"/>
+            </w:rPr>
+            <w:t>r</w:t>
+          </w:r>
+        </w:hyperlink>
+      </w:r>
+      <w:r>
+        <w:rPr>
+          <w:u w:val="single" w:color="0000ff"/>
+          <w:rFonts w:ascii="Charis SIL Regular" w:hAnsi="Charis SIL Regular" w:eastAsia="Charis SIL Regular"/>
+          <w:b w:val="0"/>
+          <w:i w:val="0"/>
+          <w:color w:val="000000"/>
+          <w:sz w:val="24"/>
+        </w:rPr>
+        <w:hyperlink r:id="rId16" w:history="1">
+          <w:r>
+            <w:rPr>
+              <w:rStyle w:val="Hyperlink"/>
+            </w:rPr>
+            <w:t>oot aant</w:t>
+          </w:r>
+        </w:hyperlink>
+      </w:r>
+      <w:r>
+        <w:rPr>
+          <w:u w:val="single" w:color="0000ff"/>
+          <w:rFonts w:ascii="Charis SIL Regular" w:hAnsi="Charis SIL Regular" w:eastAsia="Charis SIL Regular"/>
+          <w:b w:val="0"/>
+          <w:i w:val="0"/>
+          <w:color w:val="000000"/>
+          <w:sz w:val="24"/>
+        </w:rPr>
+        <w:hyperlink r:id="rId16" w:history="1">
+          <w:r>
+            <w:rPr>
+              <w:rStyle w:val="Hyperlink"/>
+            </w:rPr>
+            <w:t xml:space="preserve">al Afrikaanse </w:t>
+          </w:r>
+        </w:hyperlink>
+      </w:r>
+      <w:r>
+        <w:rPr>
+          <w:rFonts w:ascii="Charis SIL Regular" w:hAnsi="Charis SIL Regular" w:eastAsia="Charis SIL Regular"/>
+          <w:b w:val="0"/>
+          <w:i w:val="0"/>
+          <w:color w:val="000000"/>
+          <w:sz w:val="24"/>
+        </w:rPr>
+        <w:t>v</w:t>
+      </w:r>
+      <w:r>
+        <w:rPr>
+          <w:u w:val="single" w:color="0000ff"/>
+          <w:rFonts w:ascii="Charis SIL Regular" w:hAnsi="Charis SIL Regular" w:eastAsia="Charis SIL Regular"/>
+          <w:b w:val="0"/>
+          <w:i w:val="0"/>
+          <w:color w:val="000000"/>
+          <w:sz w:val="24"/>
+        </w:rPr>
+        <w:hyperlink r:id="rId16" w:history="1">
+          <w:r>
+            <w:rPr>
+              <w:rStyle w:val="Hyperlink"/>
+            </w:rPr>
+            <w:t>oorw</w:t>
+          </w:r>
+        </w:hyperlink>
+      </w:r>
+      <w:r>
+        <w:rPr>
+          <w:rFonts w:ascii="Charis SIL Regular" w:hAnsi="Charis SIL Regular" w:eastAsia="Charis SIL Regular"/>
+          <w:b w:val="0"/>
+          <w:i w:val="0"/>
+          <w:color w:val="000000"/>
+          <w:sz w:val="24"/>
+        </w:rPr>
+        <w:t xml:space="preserve">erpen, vooral uit </w:t>
       </w:r>
       <w:r>
         <w:rPr>
@@ -3809,7 +3920,7 @@
           <w:sz w:val="24"/>
           <w:u w:val="single"/>
         </w:rPr>
-        <w:hyperlink r:id="rId27" w:history="1">
+        <w:hyperlink r:id="rId28" w:history="1">
           <w:r>
             <w:rPr>
               <w:rStyle w:val="Hyperlink"/>
@@ -3856,7 +3967,7 @@
           <w:sz w:val="24"/>
           <w:u w:val="single"/>
         </w:rPr>
-        <w:hyperlink r:id="rId28" w:history="1">
+        <w:hyperlink r:id="rId27" w:history="1">
           <w:r>
             <w:rPr>
               <w:rStyle w:val="Hyperlink"/>

--- a/EXPORTS/DOCX/published/niveau2/Dutch/Trade.docx
+++ b/EXPORTS/DOCX/published/niveau2/Dutch/Trade.docx
@@ -444,6 +444,7 @@
           <w:i w:val="0"/>
           <w:color w:val="0000FF"/>
           <w:sz w:val="24"/>
+          <w:u w:val="single"/>
         </w:rPr>
         <w:hyperlink r:id="rId12" w:history="1">
           <w:r>
@@ -702,7 +703,97 @@
           <w:color w:val="000000"/>
           <w:sz w:val="24"/>
         </w:rPr>
-        <w:t xml:space="preserve">(1918-1974). In Den Haag waren de winkels de </w:t>
+        <w:t>(1918-1974). In Den Haag w</w:t>
+      </w:r>
+      <w:r>
+        <w:rPr>
+          <w:u w:val="single" w:color="0000ff"/>
+          <w:rFonts w:ascii="Charis SIL Regular" w:hAnsi="Charis SIL Regular" w:eastAsia="Charis SIL Regular"/>
+          <w:b w:val="0"/>
+          <w:i w:val="0"/>
+          <w:color w:val="000000"/>
+          <w:sz w:val="24"/>
+        </w:rPr>
+        <w:hyperlink r:id="rId12" w:history="1">
+          <w:r>
+            <w:rPr>
+              <w:rStyle w:val="Hyperlink"/>
+            </w:rPr>
+            <w:t xml:space="preserve">aren de </w:t>
+          </w:r>
+        </w:hyperlink>
+      </w:r>
+      <w:r>
+        <w:rPr>
+          <w:u w:val="single" w:color="0000ff"/>
+          <w:rFonts w:ascii="Charis SIL Regular" w:hAnsi="Charis SIL Regular" w:eastAsia="Charis SIL Regular"/>
+          <w:b w:val="0"/>
+          <w:i w:val="0"/>
+          <w:color w:val="000000"/>
+          <w:sz w:val="24"/>
+        </w:rPr>
+        <w:hyperlink r:id="rId12" w:history="1">
+          <w:r>
+            <w:rPr>
+              <w:rStyle w:val="Hyperlink"/>
+            </w:rPr>
+            <w:t>winkel</w:t>
+          </w:r>
+        </w:hyperlink>
+      </w:r>
+      <w:r>
+        <w:rPr>
+          <w:u w:val="single" w:color="0000ff"/>
+          <w:rFonts w:ascii="Charis SIL Regular" w:hAnsi="Charis SIL Regular" w:eastAsia="Charis SIL Regular"/>
+          <w:b w:val="0"/>
+          <w:i w:val="0"/>
+          <w:color w:val="000000"/>
+          <w:sz w:val="24"/>
+        </w:rPr>
+        <w:hyperlink r:id="rId12" w:history="1">
+          <w:r>
+            <w:rPr>
+              <w:rStyle w:val="Hyperlink"/>
+            </w:rPr>
+            <w:t>s</w:t>
+          </w:r>
+        </w:hyperlink>
+      </w:r>
+      <w:r>
+        <w:rPr>
+          <w:u w:val="single" w:color="0000ff"/>
+          <w:rFonts w:ascii="Charis SIL Regular" w:hAnsi="Charis SIL Regular" w:eastAsia="Charis SIL Regular"/>
+          <w:b w:val="0"/>
+          <w:i w:val="0"/>
+          <w:color w:val="000000"/>
+          <w:sz w:val="24"/>
+        </w:rPr>
+        <w:hyperlink r:id="rId12" w:history="1">
+          <w:r>
+            <w:rPr>
+              <w:rStyle w:val="Hyperlink"/>
+            </w:rPr>
+            <w:t xml:space="preserve"> d</w:t>
+          </w:r>
+        </w:hyperlink>
+      </w:r>
+      <w:r>
+        <w:rPr>
+          <w:u w:val="single" w:color="0000ff"/>
+          <w:rFonts w:ascii="Charis SIL Regular" w:hAnsi="Charis SIL Regular" w:eastAsia="Charis SIL Regular"/>
+          <w:b w:val="0"/>
+          <w:i w:val="0"/>
+          <w:color w:val="000000"/>
+          <w:sz w:val="24"/>
+        </w:rPr>
+        <w:hyperlink r:id="rId12" w:history="1">
+          <w:r>
+            <w:rPr>
+              <w:rStyle w:val="Hyperlink"/>
+            </w:rPr>
+            <w:t xml:space="preserve">e </w:t>
+          </w:r>
+        </w:hyperlink>
       </w:r>
       <w:r>
         <w:rPr>
@@ -713,7 +804,7 @@
           <w:sz w:val="24"/>
           <w:u w:val="single"/>
         </w:rPr>
-        <w:hyperlink r:id="rId14" w:history="1">
+        <w:hyperlink r:id="rId12" w:history="1">
           <w:r>
             <w:rPr>
               <w:rStyle w:val="Hyperlink"/>
@@ -729,16 +820,8 @@
           <w:i w:val="0"/>
           <w:color w:val="0000FF"/>
           <w:sz w:val="24"/>
-          <w:u w:val="single"/>
         </w:rPr>
-        <w:hyperlink r:id="rId14" w:history="1">
-          <w:r>
-            <w:rPr>
-              <w:rStyle w:val="Hyperlink"/>
-            </w:rPr>
-            <w:t>roote</w:t>
-          </w:r>
-        </w:hyperlink>
+        <w:t>roote Koninklijke</w:t>
       </w:r>
       <w:r>
         <w:rPr>
@@ -760,36 +843,7 @@
           <w:sz w:val="24"/>
           <w:u w:val="single"/>
         </w:rPr>
-        <w:hyperlink r:id="rId14" w:history="1">
-          <w:r>
-            <w:rPr>
-              <w:rStyle w:val="Hyperlink"/>
-            </w:rPr>
-            <w:t>Koninklijke</w:t>
-          </w:r>
-        </w:hyperlink>
-      </w:r>
-      <w:r>
-        <w:rPr>
-          <w:rFonts w:ascii="Charis SIL Regular" w:hAnsi="Charis SIL Regular" w:eastAsia="Charis SIL Regular"/>
-          <w:b w:val="0"/>
-          <w:i w:val="0"/>
-          <w:color w:val="0000FF"/>
-          <w:sz w:val="24"/>
-          <w:u w:val="single"/>
-        </w:rPr>
-        <w:t xml:space="preserve"> </w:t>
-      </w:r>
-      <w:r>
-        <w:rPr>
-          <w:rFonts w:ascii="Charis SIL Regular" w:hAnsi="Charis SIL Regular" w:eastAsia="Charis SIL Regular"/>
-          <w:b w:val="0"/>
-          <w:i w:val="0"/>
-          <w:color w:val="0000FF"/>
-          <w:sz w:val="24"/>
-          <w:u w:val="single"/>
-        </w:rPr>
-        <w:hyperlink r:id="rId14" w:history="1">
+        <w:hyperlink r:id="rId13" w:history="1">
           <w:r>
             <w:rPr>
               <w:rStyle w:val="Hyperlink"/>
@@ -836,50 +890,13 @@
       </w:r>
       <w:r>
         <w:rPr>
-          <w:u w:val="single" w:color="0000ff"/>
           <w:rFonts w:ascii="Charis SIL Regular" w:hAnsi="Charis SIL Regular" w:eastAsia="Charis SIL Regular"/>
           <w:b w:val="0"/>
           <w:i w:val="0"/>
           <w:color w:val="000000"/>
           <w:sz w:val="24"/>
         </w:rPr>
-        <w:hyperlink r:id="rId13" w:history="1">
-          <w:r>
-            <w:rPr>
-              <w:rStyle w:val="Hyperlink"/>
-            </w:rPr>
-            <w:t xml:space="preserve"> e</w:t>
-          </w:r>
-        </w:hyperlink>
-      </w:r>
-      <w:r>
-        <w:rPr>
-          <w:u w:val="single" w:color="0000ff"/>
-          <w:rFonts w:ascii="Charis SIL Regular" w:hAnsi="Charis SIL Regular" w:eastAsia="Charis SIL Regular"/>
-          <w:b w:val="0"/>
-          <w:i w:val="0"/>
-          <w:color w:val="000000"/>
-          <w:sz w:val="24"/>
-        </w:rPr>
-        <w:hyperlink r:id="rId13" w:history="1">
-          <w:r>
-            <w:rPr>
-              <w:rStyle w:val="Hyperlink"/>
-            </w:rPr>
-            <w:t>n</w:t>
-          </w:r>
-        </w:hyperlink>
-      </w:r>
-      <w:r>
-        <w:rPr>
-          <w:u w:val="single" w:color="0000ff"/>
-          <w:rFonts w:ascii="Charis SIL Regular" w:hAnsi="Charis SIL Regular" w:eastAsia="Charis SIL Regular"/>
-          <w:b w:val="0"/>
-          <w:i w:val="0"/>
-          <w:color w:val="000000"/>
-          <w:sz w:val="24"/>
-        </w:rPr>
-        <w:t xml:space="preserve"> </w:t>
+        <w:t xml:space="preserve"> en </w:t>
       </w:r>
       <w:r>
         <w:rPr>
@@ -908,7 +925,7 @@
           <w:sz w:val="24"/>
           <w:u w:val="single"/>
         </w:rPr>
-        <w:hyperlink r:id="rId15" w:history="1">
+        <w:hyperlink r:id="rId14" w:history="1">
           <w:r>
             <w:rPr>
               <w:rStyle w:val="Hyperlink"/>
@@ -936,7 +953,7 @@
           <w:color w:val="000000"/>
           <w:sz w:val="24"/>
         </w:rPr>
-        <w:hyperlink r:id="rId14" w:history="1">
+        <w:hyperlink r:id="rId15" w:history="1">
           <w:r>
             <w:rPr>
               <w:rStyle w:val="Hyperlink"/>
@@ -954,7 +971,7 @@
           <w:color w:val="000000"/>
           <w:sz w:val="24"/>
         </w:rPr>
-        <w:hyperlink r:id="rId14" w:history="1">
+        <w:hyperlink r:id="rId15" w:history="1">
           <w:r>
             <w:rPr>
               <w:rStyle w:val="Hyperlink"/>
@@ -972,7 +989,7 @@
           <w:color w:val="000000"/>
           <w:sz w:val="24"/>
         </w:rPr>
-        <w:hyperlink r:id="rId14" w:history="1">
+        <w:hyperlink r:id="rId15" w:history="1">
           <w:r>
             <w:rPr>
               <w:rStyle w:val="Hyperlink"/>
@@ -1162,7 +1179,7 @@
           <w:sz w:val="24"/>
           <w:u w:val="single"/>
         </w:rPr>
-        <w:hyperlink r:id="rId17" w:history="1">
+        <w:hyperlink r:id="rId16" w:history="1">
           <w:r>
             <w:rPr>
               <w:rStyle w:val="Hyperlink"/>
@@ -1180,7 +1197,7 @@
           <w:sz w:val="24"/>
           <w:u w:val="single"/>
         </w:rPr>
-        <w:hyperlink r:id="rId17" w:history="1">
+        <w:hyperlink r:id="rId16" w:history="1">
           <w:r>
             <w:rPr>
               <w:rStyle w:val="Hyperlink"/>
@@ -1216,7 +1233,7 @@
           <w:sz w:val="24"/>
           <w:u w:val="single"/>
         </w:rPr>
-        <w:hyperlink r:id="rId17" w:history="1">
+        <w:hyperlink r:id="rId16" w:history="1">
           <w:r>
             <w:rPr>
               <w:rStyle w:val="Hyperlink"/>
@@ -1245,95 +1262,13 @@
       </w:r>
       <w:r>
         <w:rPr>
-          <w:u w:val="single" w:color="0000ff"/>
           <w:rFonts w:ascii="Charis SIL Regular" w:hAnsi="Charis SIL Regular" w:eastAsia="Charis SIL Regular"/>
           <w:b w:val="0"/>
           <w:i w:val="0"/>
           <w:color w:val="000000"/>
           <w:sz w:val="24"/>
         </w:rPr>
-        <w:hyperlink r:id="rId16" w:history="1">
-          <w:r>
-            <w:rPr>
-              <w:rStyle w:val="Hyperlink"/>
-            </w:rPr>
-            <w:t>r</w:t>
-          </w:r>
-        </w:hyperlink>
-      </w:r>
-      <w:r>
-        <w:rPr>
-          <w:u w:val="single" w:color="0000ff"/>
-          <w:rFonts w:ascii="Charis SIL Regular" w:hAnsi="Charis SIL Regular" w:eastAsia="Charis SIL Regular"/>
-          <w:b w:val="0"/>
-          <w:i w:val="0"/>
-          <w:color w:val="000000"/>
-          <w:sz w:val="24"/>
-        </w:rPr>
-        <w:hyperlink r:id="rId16" w:history="1">
-          <w:r>
-            <w:rPr>
-              <w:rStyle w:val="Hyperlink"/>
-            </w:rPr>
-            <w:t>oot aant</w:t>
-          </w:r>
-        </w:hyperlink>
-      </w:r>
-      <w:r>
-        <w:rPr>
-          <w:u w:val="single" w:color="0000ff"/>
-          <w:rFonts w:ascii="Charis SIL Regular" w:hAnsi="Charis SIL Regular" w:eastAsia="Charis SIL Regular"/>
-          <w:b w:val="0"/>
-          <w:i w:val="0"/>
-          <w:color w:val="000000"/>
-          <w:sz w:val="24"/>
-        </w:rPr>
-        <w:hyperlink r:id="rId16" w:history="1">
-          <w:r>
-            <w:rPr>
-              <w:rStyle w:val="Hyperlink"/>
-            </w:rPr>
-            <w:t xml:space="preserve">al Afrikaanse </w:t>
-          </w:r>
-        </w:hyperlink>
-      </w:r>
-      <w:r>
-        <w:rPr>
-          <w:rFonts w:ascii="Charis SIL Regular" w:hAnsi="Charis SIL Regular" w:eastAsia="Charis SIL Regular"/>
-          <w:b w:val="0"/>
-          <w:i w:val="0"/>
-          <w:color w:val="000000"/>
-          <w:sz w:val="24"/>
-        </w:rPr>
-        <w:t>v</w:t>
-      </w:r>
-      <w:r>
-        <w:rPr>
-          <w:u w:val="single" w:color="0000ff"/>
-          <w:rFonts w:ascii="Charis SIL Regular" w:hAnsi="Charis SIL Regular" w:eastAsia="Charis SIL Regular"/>
-          <w:b w:val="0"/>
-          <w:i w:val="0"/>
-          <w:color w:val="000000"/>
-          <w:sz w:val="24"/>
-        </w:rPr>
-        <w:hyperlink r:id="rId16" w:history="1">
-          <w:r>
-            <w:rPr>
-              <w:rStyle w:val="Hyperlink"/>
-            </w:rPr>
-            <w:t>oorw</w:t>
-          </w:r>
-        </w:hyperlink>
-      </w:r>
-      <w:r>
-        <w:rPr>
-          <w:rFonts w:ascii="Charis SIL Regular" w:hAnsi="Charis SIL Regular" w:eastAsia="Charis SIL Regular"/>
-          <w:b w:val="0"/>
-          <w:i w:val="0"/>
-          <w:color w:val="000000"/>
-          <w:sz w:val="24"/>
-        </w:rPr>
-        <w:t xml:space="preserve">erpen, vooral uit </w:t>
+        <w:t xml:space="preserve">root aantal Afrikaanse voorwerpen, vooral uit </w:t>
       </w:r>
       <w:r>
         <w:rPr>
@@ -3938,7 +3873,7 @@
           <w:sz w:val="24"/>
           <w:u w:val="single"/>
         </w:rPr>
-        <w:hyperlink r:id="rId27" w:history="1">
+        <w:hyperlink r:id="rId28" w:history="1">
           <w:r>
             <w:rPr>
               <w:rStyle w:val="Hyperlink"/>
@@ -3967,7 +3902,7 @@
           <w:sz w:val="24"/>
           <w:u w:val="single"/>
         </w:rPr>
-        <w:hyperlink r:id="rId27" w:history="1">
+        <w:hyperlink r:id="rId28" w:history="1">
           <w:r>
             <w:rPr>
               <w:rStyle w:val="Hyperlink"/>

--- a/EXPORTS/DOCX/published/niveau2/Dutch/Trade.docx
+++ b/EXPORTS/DOCX/published/niveau2/Dutch/Trade.docx
@@ -493,7 +493,7 @@
           <w:sz w:val="24"/>
           <w:u w:val="single"/>
         </w:rPr>
-        <w:hyperlink r:id="rId10" w:history="1">
+        <w:hyperlink r:id="rId12" w:history="1">
           <w:r>
             <w:rPr>
               <w:rStyle w:val="Hyperlink"/>
@@ -586,35 +586,7 @@
           <w:color w:val="000000"/>
           <w:sz w:val="24"/>
         </w:rPr>
-        <w:t xml:space="preserve"> (1876-</w:t>
-      </w:r>
-      <w:r>
-        <w:rPr>
-          <w:u w:val="single" w:color="0000ff"/>
-          <w:rFonts w:ascii="Charis SIL Regular" w:hAnsi="Charis SIL Regular" w:eastAsia="Charis SIL Regular"/>
-          <w:b w:val="0"/>
-          <w:i w:val="0"/>
-          <w:color w:val="000000"/>
-          <w:sz w:val="24"/>
-        </w:rPr>
-        <w:hyperlink r:id="rId11" w:history="1">
-          <w:r>
-            <w:rPr>
-              <w:rStyle w:val="Hyperlink"/>
-            </w:rPr>
-            <w:t>1961) e</w:t>
-          </w:r>
-        </w:hyperlink>
-      </w:r>
-      <w:r>
-        <w:rPr>
-          <w:rFonts w:ascii="Charis SIL Regular" w:hAnsi="Charis SIL Regular" w:eastAsia="Charis SIL Regular"/>
-          <w:b w:val="0"/>
-          <w:i w:val="0"/>
-          <w:color w:val="000000"/>
-          <w:sz w:val="24"/>
-        </w:rPr>
-        <w:t xml:space="preserve">n </w:t>
+        <w:t xml:space="preserve"> (1876-1961) en </w:t>
       </w:r>
       <w:r>
         <w:rPr>
@@ -703,25 +675,7 @@
           <w:color w:val="000000"/>
           <w:sz w:val="24"/>
         </w:rPr>
-        <w:t>(1918-1974). In Den Haag w</w:t>
-      </w:r>
-      <w:r>
-        <w:rPr>
-          <w:u w:val="single" w:color="0000ff"/>
-          <w:rFonts w:ascii="Charis SIL Regular" w:hAnsi="Charis SIL Regular" w:eastAsia="Charis SIL Regular"/>
-          <w:b w:val="0"/>
-          <w:i w:val="0"/>
-          <w:color w:val="000000"/>
-          <w:sz w:val="24"/>
-        </w:rPr>
-        <w:hyperlink r:id="rId12" w:history="1">
-          <w:r>
-            <w:rPr>
-              <w:rStyle w:val="Hyperlink"/>
-            </w:rPr>
-            <w:t xml:space="preserve">aren de </w:t>
-          </w:r>
-        </w:hyperlink>
+        <w:t xml:space="preserve">(1918-1974). In Den Haag waren de </w:t>
       </w:r>
       <w:r>
         <w:rPr>
@@ -779,7 +733,6 @@
       </w:r>
       <w:r>
         <w:rPr>
-          <w:u w:val="single" w:color="0000ff"/>
           <w:rFonts w:ascii="Charis SIL Regular" w:hAnsi="Charis SIL Regular" w:eastAsia="Charis SIL Regular"/>
           <w:b w:val="0"/>
           <w:i w:val="0"/>
@@ -820,8 +773,16 @@
           <w:i w:val="0"/>
           <w:color w:val="0000FF"/>
           <w:sz w:val="24"/>
+          <w:u w:val="single"/>
         </w:rPr>
-        <w:t>roote Koninklijke</w:t>
+        <w:hyperlink r:id="rId14" w:history="1">
+          <w:r>
+            <w:rPr>
+              <w:rStyle w:val="Hyperlink"/>
+            </w:rPr>
+            <w:t>roote</w:t>
+          </w:r>
+        </w:hyperlink>
       </w:r>
       <w:r>
         <w:rPr>
@@ -843,7 +804,36 @@
           <w:sz w:val="24"/>
           <w:u w:val="single"/>
         </w:rPr>
-        <w:hyperlink r:id="rId13" w:history="1">
+        <w:hyperlink r:id="rId14" w:history="1">
+          <w:r>
+            <w:rPr>
+              <w:rStyle w:val="Hyperlink"/>
+            </w:rPr>
+            <w:t>Koninklijke</w:t>
+          </w:r>
+        </w:hyperlink>
+      </w:r>
+      <w:r>
+        <w:rPr>
+          <w:rFonts w:ascii="Charis SIL Regular" w:hAnsi="Charis SIL Regular" w:eastAsia="Charis SIL Regular"/>
+          <w:b w:val="0"/>
+          <w:i w:val="0"/>
+          <w:color w:val="0000FF"/>
+          <w:sz w:val="24"/>
+          <w:u w:val="single"/>
+        </w:rPr>
+        <w:t xml:space="preserve"> </w:t>
+      </w:r>
+      <w:r>
+        <w:rPr>
+          <w:rFonts w:ascii="Charis SIL Regular" w:hAnsi="Charis SIL Regular" w:eastAsia="Charis SIL Regular"/>
+          <w:b w:val="0"/>
+          <w:i w:val="0"/>
+          <w:color w:val="0000FF"/>
+          <w:sz w:val="24"/>
+          <w:u w:val="single"/>
+        </w:rPr>
+        <w:hyperlink r:id="rId14" w:history="1">
           <w:r>
             <w:rPr>
               <w:rStyle w:val="Hyperlink"/>
@@ -861,7 +851,7 @@
           <w:sz w:val="24"/>
           <w:u w:val="single"/>
         </w:rPr>
-        <w:hyperlink r:id="rId13" w:history="1">
+        <w:hyperlink r:id="rId14" w:history="1">
           <w:r>
             <w:rPr>
               <w:rStyle w:val="Hyperlink"/>
@@ -879,7 +869,7 @@
           <w:sz w:val="24"/>
           <w:u w:val="single"/>
         </w:rPr>
-        <w:hyperlink r:id="rId13" w:history="1">
+        <w:hyperlink r:id="rId14" w:history="1">
           <w:r>
             <w:rPr>
               <w:rStyle w:val="Hyperlink"/>
@@ -890,6 +880,7 @@
       </w:r>
       <w:r>
         <w:rPr>
+          <w:u w:val="single" w:color="0000ff"/>
           <w:rFonts w:ascii="Charis SIL Regular" w:hAnsi="Charis SIL Regular" w:eastAsia="Charis SIL Regular"/>
           <w:b w:val="0"/>
           <w:i w:val="0"/>
@@ -907,7 +898,7 @@
           <w:sz w:val="24"/>
           <w:u w:val="single"/>
         </w:rPr>
-        <w:hyperlink r:id="rId13" w:history="1">
+        <w:hyperlink r:id="rId15" w:history="1">
           <w:r>
             <w:rPr>
               <w:rStyle w:val="Hyperlink"/>
@@ -925,7 +916,7 @@
           <w:sz w:val="24"/>
           <w:u w:val="single"/>
         </w:rPr>
-        <w:hyperlink r:id="rId14" w:history="1">
+        <w:hyperlink r:id="rId15" w:history="1">
           <w:r>
             <w:rPr>
               <w:rStyle w:val="Hyperlink"/>
@@ -953,7 +944,7 @@
           <w:color w:val="000000"/>
           <w:sz w:val="24"/>
         </w:rPr>
-        <w:hyperlink r:id="rId15" w:history="1">
+        <w:hyperlink r:id="rId14" w:history="1">
           <w:r>
             <w:rPr>
               <w:rStyle w:val="Hyperlink"/>
@@ -971,7 +962,7 @@
           <w:color w:val="000000"/>
           <w:sz w:val="24"/>
         </w:rPr>
-        <w:hyperlink r:id="rId15" w:history="1">
+        <w:hyperlink r:id="rId14" w:history="1">
           <w:r>
             <w:rPr>
               <w:rStyle w:val="Hyperlink"/>
@@ -989,7 +980,7 @@
           <w:color w:val="000000"/>
           <w:sz w:val="24"/>
         </w:rPr>
-        <w:hyperlink r:id="rId15" w:history="1">
+        <w:hyperlink r:id="rId14" w:history="1">
           <w:r>
             <w:rPr>
               <w:rStyle w:val="Hyperlink"/>
@@ -3902,7 +3893,7 @@
           <w:sz w:val="24"/>
           <w:u w:val="single"/>
         </w:rPr>
-        <w:hyperlink r:id="rId28" w:history="1">
+        <w:hyperlink r:id="rId27" w:history="1">
           <w:r>
             <w:rPr>
               <w:rStyle w:val="Hyperlink"/>

--- a/EXPORTS/DOCX/published/niveau2/Dutch/Trade.docx
+++ b/EXPORTS/DOCX/published/niveau2/Dutch/Trade.docx
@@ -411,31 +411,13 @@
       </w:r>
       <w:r>
         <w:rPr>
-          <w:u w:val="single" w:color="0000ff"/>
           <w:rFonts w:ascii="Charis SIL Regular" w:hAnsi="Charis SIL Regular" w:eastAsia="Charis SIL Regular"/>
           <w:b w:val="0"/>
           <w:i w:val="0"/>
           <w:color w:val="000000"/>
           <w:sz w:val="24"/>
         </w:rPr>
-        <w:hyperlink r:id="rId9" w:history="1">
-          <w:r>
-            <w:rPr>
-              <w:rStyle w:val="Hyperlink"/>
-            </w:rPr>
-            <w:t>e ve</w:t>
-          </w:r>
-        </w:hyperlink>
-      </w:r>
-      <w:r>
-        <w:rPr>
-          <w:rFonts w:ascii="Charis SIL Regular" w:hAnsi="Charis SIL Regular" w:eastAsia="Charis SIL Regular"/>
-          <w:b w:val="0"/>
-          <w:i w:val="0"/>
-          <w:color w:val="000000"/>
-          <w:sz w:val="24"/>
-        </w:rPr>
-        <w:t xml:space="preserve">ilinghuizen </w:t>
+        <w:t xml:space="preserve">e veilinghuizen </w:t>
       </w:r>
       <w:r>
         <w:rPr>
@@ -464,7 +446,7 @@
           <w:sz w:val="24"/>
           <w:u w:val="single"/>
         </w:rPr>
-        <w:hyperlink r:id="rId10" w:history="1">
+        <w:hyperlink r:id="rId12" w:history="1">
           <w:r>
             <w:rPr>
               <w:rStyle w:val="Hyperlink"/>
@@ -586,7 +568,35 @@
           <w:color w:val="000000"/>
           <w:sz w:val="24"/>
         </w:rPr>
-        <w:t xml:space="preserve"> (1876-1961) en </w:t>
+        <w:t xml:space="preserve"> (1876-</w:t>
+      </w:r>
+      <w:r>
+        <w:rPr>
+          <w:u w:val="single" w:color="0000ff"/>
+          <w:rFonts w:ascii="Charis SIL Regular" w:hAnsi="Charis SIL Regular" w:eastAsia="Charis SIL Regular"/>
+          <w:b w:val="0"/>
+          <w:i w:val="0"/>
+          <w:color w:val="000000"/>
+          <w:sz w:val="24"/>
+        </w:rPr>
+        <w:hyperlink r:id="rId11" w:history="1">
+          <w:r>
+            <w:rPr>
+              <w:rStyle w:val="Hyperlink"/>
+            </w:rPr>
+            <w:t>1961) e</w:t>
+          </w:r>
+        </w:hyperlink>
+      </w:r>
+      <w:r>
+        <w:rPr>
+          <w:rFonts w:ascii="Charis SIL Regular" w:hAnsi="Charis SIL Regular" w:eastAsia="Charis SIL Regular"/>
+          <w:b w:val="0"/>
+          <w:i w:val="0"/>
+          <w:color w:val="000000"/>
+          <w:sz w:val="24"/>
+        </w:rPr>
+        <w:t xml:space="preserve">n </w:t>
       </w:r>
       <w:r>
         <w:rPr>
@@ -675,7 +685,25 @@
           <w:color w:val="000000"/>
           <w:sz w:val="24"/>
         </w:rPr>
-        <w:t xml:space="preserve">(1918-1974). In Den Haag waren de </w:t>
+        <w:t>(1918-1974). In Den Haag w</w:t>
+      </w:r>
+      <w:r>
+        <w:rPr>
+          <w:u w:val="single" w:color="0000ff"/>
+          <w:rFonts w:ascii="Charis SIL Regular" w:hAnsi="Charis SIL Regular" w:eastAsia="Charis SIL Regular"/>
+          <w:b w:val="0"/>
+          <w:i w:val="0"/>
+          <w:color w:val="000000"/>
+          <w:sz w:val="24"/>
+        </w:rPr>
+        <w:hyperlink r:id="rId12" w:history="1">
+          <w:r>
+            <w:rPr>
+              <w:rStyle w:val="Hyperlink"/>
+            </w:rPr>
+            <w:t xml:space="preserve">aren de </w:t>
+          </w:r>
+        </w:hyperlink>
       </w:r>
       <w:r>
         <w:rPr>
@@ -733,20 +761,14 @@
       </w:r>
       <w:r>
         <w:rPr>
+          <w:u w:val="single" w:color="0000ff"/>
           <w:rFonts w:ascii="Charis SIL Regular" w:hAnsi="Charis SIL Regular" w:eastAsia="Charis SIL Regular"/>
           <w:b w:val="0"/>
           <w:i w:val="0"/>
           <w:color w:val="000000"/>
           <w:sz w:val="24"/>
         </w:rPr>
-        <w:hyperlink r:id="rId12" w:history="1">
-          <w:r>
-            <w:rPr>
-              <w:rStyle w:val="Hyperlink"/>
-            </w:rPr>
-            <w:t xml:space="preserve">e </w:t>
-          </w:r>
-        </w:hyperlink>
+        <w:t xml:space="preserve">e </w:t>
       </w:r>
       <w:r>
         <w:rPr>
@@ -757,7 +779,7 @@
           <w:sz w:val="24"/>
           <w:u w:val="single"/>
         </w:rPr>
-        <w:hyperlink r:id="rId12" w:history="1">
+        <w:hyperlink r:id="rId14" w:history="1">
           <w:r>
             <w:rPr>
               <w:rStyle w:val="Hyperlink"/>
@@ -869,7 +891,7 @@
           <w:sz w:val="24"/>
           <w:u w:val="single"/>
         </w:rPr>
-        <w:hyperlink r:id="rId14" w:history="1">
+        <w:hyperlink r:id="rId13" w:history="1">
           <w:r>
             <w:rPr>
               <w:rStyle w:val="Hyperlink"/>
@@ -887,7 +909,42 @@
           <w:color w:val="000000"/>
           <w:sz w:val="24"/>
         </w:rPr>
-        <w:t xml:space="preserve"> en </w:t>
+        <w:hyperlink r:id="rId13" w:history="1">
+          <w:r>
+            <w:rPr>
+              <w:rStyle w:val="Hyperlink"/>
+            </w:rPr>
+            <w:t xml:space="preserve"> e</w:t>
+          </w:r>
+        </w:hyperlink>
+      </w:r>
+      <w:r>
+        <w:rPr>
+          <w:u w:val="single" w:color="0000ff"/>
+          <w:rFonts w:ascii="Charis SIL Regular" w:hAnsi="Charis SIL Regular" w:eastAsia="Charis SIL Regular"/>
+          <w:b w:val="0"/>
+          <w:i w:val="0"/>
+          <w:color w:val="000000"/>
+          <w:sz w:val="24"/>
+        </w:rPr>
+        <w:hyperlink r:id="rId13" w:history="1">
+          <w:r>
+            <w:rPr>
+              <w:rStyle w:val="Hyperlink"/>
+            </w:rPr>
+            <w:t>n</w:t>
+          </w:r>
+        </w:hyperlink>
+      </w:r>
+      <w:r>
+        <w:rPr>
+          <w:rFonts w:ascii="Charis SIL Regular" w:hAnsi="Charis SIL Regular" w:eastAsia="Charis SIL Regular"/>
+          <w:b w:val="0"/>
+          <w:i w:val="0"/>
+          <w:color w:val="000000"/>
+          <w:sz w:val="24"/>
+        </w:rPr>
+        <w:t xml:space="preserve"> </w:t>
       </w:r>
       <w:r>
         <w:rPr>
@@ -1224,7 +1281,7 @@
           <w:sz w:val="24"/>
           <w:u w:val="single"/>
         </w:rPr>
-        <w:hyperlink r:id="rId16" w:history="1">
+        <w:hyperlink r:id="rId17" w:history="1">
           <w:r>
             <w:rPr>
               <w:rStyle w:val="Hyperlink"/>
@@ -1253,13 +1310,96 @@
       </w:r>
       <w:r>
         <w:rPr>
+          <w:u w:val="single" w:color="0000ff"/>
           <w:rFonts w:ascii="Charis SIL Regular" w:hAnsi="Charis SIL Regular" w:eastAsia="Charis SIL Regular"/>
           <w:b w:val="0"/>
           <w:i w:val="0"/>
           <w:color w:val="000000"/>
           <w:sz w:val="24"/>
         </w:rPr>
-        <w:t xml:space="preserve">root aantal Afrikaanse voorwerpen, vooral uit </w:t>
+        <w:hyperlink r:id="rId16" w:history="1">
+          <w:r>
+            <w:rPr>
+              <w:rStyle w:val="Hyperlink"/>
+            </w:rPr>
+            <w:t>r</w:t>
+          </w:r>
+        </w:hyperlink>
+      </w:r>
+      <w:r>
+        <w:rPr>
+          <w:u w:val="single" w:color="0000ff"/>
+          <w:rFonts w:ascii="Charis SIL Regular" w:hAnsi="Charis SIL Regular" w:eastAsia="Charis SIL Regular"/>
+          <w:b w:val="0"/>
+          <w:i w:val="0"/>
+          <w:color w:val="000000"/>
+          <w:sz w:val="24"/>
+        </w:rPr>
+        <w:hyperlink r:id="rId16" w:history="1">
+          <w:r>
+            <w:rPr>
+              <w:rStyle w:val="Hyperlink"/>
+            </w:rPr>
+            <w:t>oot aant</w:t>
+          </w:r>
+        </w:hyperlink>
+      </w:r>
+      <w:r>
+        <w:rPr>
+          <w:u w:val="single" w:color="0000ff"/>
+          <w:rFonts w:ascii="Charis SIL Regular" w:hAnsi="Charis SIL Regular" w:eastAsia="Charis SIL Regular"/>
+          <w:b w:val="0"/>
+          <w:i w:val="0"/>
+          <w:color w:val="000000"/>
+          <w:sz w:val="24"/>
+        </w:rPr>
+        <w:hyperlink r:id="rId16" w:history="1">
+          <w:r>
+            <w:rPr>
+              <w:rStyle w:val="Hyperlink"/>
+            </w:rPr>
+            <w:t xml:space="preserve">al Afrikaanse </w:t>
+          </w:r>
+        </w:hyperlink>
+      </w:r>
+      <w:r>
+        <w:rPr>
+          <w:u w:val="single" w:color="0000ff"/>
+          <w:rFonts w:ascii="Charis SIL Regular" w:hAnsi="Charis SIL Regular" w:eastAsia="Charis SIL Regular"/>
+          <w:b w:val="0"/>
+          <w:i w:val="0"/>
+          <w:color w:val="000000"/>
+          <w:sz w:val="24"/>
+        </w:rPr>
+        <w:t>v</w:t>
+      </w:r>
+      <w:r>
+        <w:rPr>
+          <w:u w:val="single" w:color="0000ff"/>
+          <w:rFonts w:ascii="Charis SIL Regular" w:hAnsi="Charis SIL Regular" w:eastAsia="Charis SIL Regular"/>
+          <w:b w:val="0"/>
+          <w:i w:val="0"/>
+          <w:color w:val="000000"/>
+          <w:sz w:val="24"/>
+        </w:rPr>
+        <w:hyperlink r:id="rId16" w:history="1">
+          <w:r>
+            <w:rPr>
+              <w:rStyle w:val="Hyperlink"/>
+            </w:rPr>
+            <w:t>oorw</w:t>
+          </w:r>
+        </w:hyperlink>
+      </w:r>
+      <w:r>
+        <w:rPr>
+          <w:rFonts w:ascii="Charis SIL Regular" w:hAnsi="Charis SIL Regular" w:eastAsia="Charis SIL Regular"/>
+          <w:b w:val="0"/>
+          <w:i w:val="0"/>
+          <w:color w:val="000000"/>
+          <w:sz w:val="24"/>
+        </w:rPr>
+        <w:t xml:space="preserve">erpen, vooral uit </w:t>
       </w:r>
       <w:r>
         <w:rPr>
@@ -3846,7 +3986,7 @@
           <w:sz w:val="24"/>
           <w:u w:val="single"/>
         </w:rPr>
-        <w:hyperlink r:id="rId28" w:history="1">
+        <w:hyperlink r:id="rId27" w:history="1">
           <w:r>
             <w:rPr>
               <w:rStyle w:val="Hyperlink"/>
@@ -3864,7 +4004,7 @@
           <w:sz w:val="24"/>
           <w:u w:val="single"/>
         </w:rPr>
-        <w:hyperlink r:id="rId28" w:history="1">
+        <w:hyperlink r:id="rId27" w:history="1">
           <w:r>
             <w:rPr>
               <w:rStyle w:val="Hyperlink"/>

--- a/EXPORTS/DOCX/published/niveau2/Dutch/Trade.docx
+++ b/EXPORTS/DOCX/published/niveau2/Dutch/Trade.docx
@@ -371,53 +371,7 @@
           <w:color w:val="000000"/>
           <w:sz w:val="24"/>
         </w:rPr>
-        <w:t>Amster</w:t>
-      </w:r>
-      <w:r>
-        <w:rPr>
-          <w:u w:val="single" w:color="0000ff"/>
-          <w:rFonts w:ascii="Charis SIL Regular" w:hAnsi="Charis SIL Regular" w:eastAsia="Charis SIL Regular"/>
-          <w:b w:val="0"/>
-          <w:i w:val="0"/>
-          <w:color w:val="000000"/>
-          <w:sz w:val="24"/>
-        </w:rPr>
-        <w:hyperlink r:id="rId9" w:history="1">
-          <w:r>
-            <w:rPr>
-              <w:rStyle w:val="Hyperlink"/>
-            </w:rPr>
-            <w:t>dam</w:t>
-          </w:r>
-        </w:hyperlink>
-      </w:r>
-      <w:r>
-        <w:rPr>
-          <w:u w:val="single" w:color="0000ff"/>
-          <w:rFonts w:ascii="Charis SIL Regular" w:hAnsi="Charis SIL Regular" w:eastAsia="Charis SIL Regular"/>
-          <w:b w:val="0"/>
-          <w:i w:val="0"/>
-          <w:color w:val="000000"/>
-          <w:sz w:val="24"/>
-        </w:rPr>
-        <w:hyperlink r:id="rId9" w:history="1">
-          <w:r>
-            <w:rPr>
-              <w:rStyle w:val="Hyperlink"/>
-            </w:rPr>
-            <w:t>s</w:t>
-          </w:r>
-        </w:hyperlink>
-      </w:r>
-      <w:r>
-        <w:rPr>
-          <w:rFonts w:ascii="Charis SIL Regular" w:hAnsi="Charis SIL Regular" w:eastAsia="Charis SIL Regular"/>
-          <w:b w:val="0"/>
-          <w:i w:val="0"/>
-          <w:color w:val="000000"/>
-          <w:sz w:val="24"/>
-        </w:rPr>
-        <w:t xml:space="preserve">e veilinghuizen </w:t>
+        <w:t xml:space="preserve">Amsterdamse veilinghuizen </w:t>
       </w:r>
       <w:r>
         <w:rPr>
@@ -446,7 +400,7 @@
           <w:sz w:val="24"/>
           <w:u w:val="single"/>
         </w:rPr>
-        <w:hyperlink r:id="rId12" w:history="1">
+        <w:hyperlink r:id="rId10" w:history="1">
           <w:r>
             <w:rPr>
               <w:rStyle w:val="Hyperlink"/>
@@ -750,14 +704,7 @@
           <w:color w:val="000000"/>
           <w:sz w:val="24"/>
         </w:rPr>
-        <w:hyperlink r:id="rId12" w:history="1">
-          <w:r>
-            <w:rPr>
-              <w:rStyle w:val="Hyperlink"/>
-            </w:rPr>
-            <w:t xml:space="preserve"> d</w:t>
-          </w:r>
-        </w:hyperlink>
+        <w:t xml:space="preserve"> d</w:t>
       </w:r>
       <w:r>
         <w:rPr>
@@ -768,7 +715,14 @@
           <w:color w:val="000000"/>
           <w:sz w:val="24"/>
         </w:rPr>
-        <w:t xml:space="preserve">e </w:t>
+        <w:hyperlink r:id="rId12" w:history="1">
+          <w:r>
+            <w:rPr>
+              <w:rStyle w:val="Hyperlink"/>
+            </w:rPr>
+            <w:t xml:space="preserve">e </w:t>
+          </w:r>
+        </w:hyperlink>
       </w:r>
       <w:r>
         <w:rPr>
@@ -779,7 +733,7 @@
           <w:sz w:val="24"/>
           <w:u w:val="single"/>
         </w:rPr>
-        <w:hyperlink r:id="rId14" w:history="1">
+        <w:hyperlink r:id="rId12" w:history="1">
           <w:r>
             <w:rPr>
               <w:rStyle w:val="Hyperlink"/>
@@ -795,45 +749,8 @@
           <w:i w:val="0"/>
           <w:color w:val="0000FF"/>
           <w:sz w:val="24"/>
-          <w:u w:val="single"/>
         </w:rPr>
-        <w:hyperlink r:id="rId14" w:history="1">
-          <w:r>
-            <w:rPr>
-              <w:rStyle w:val="Hyperlink"/>
-            </w:rPr>
-            <w:t>roote</w:t>
-          </w:r>
-        </w:hyperlink>
-      </w:r>
-      <w:r>
-        <w:rPr>
-          <w:rFonts w:ascii="Charis SIL Regular" w:hAnsi="Charis SIL Regular" w:eastAsia="Charis SIL Regular"/>
-          <w:b w:val="0"/>
-          <w:i w:val="0"/>
-          <w:color w:val="0000FF"/>
-          <w:sz w:val="24"/>
-          <w:u w:val="single"/>
-        </w:rPr>
-        <w:t xml:space="preserve"> </w:t>
-      </w:r>
-      <w:r>
-        <w:rPr>
-          <w:rFonts w:ascii="Charis SIL Regular" w:hAnsi="Charis SIL Regular" w:eastAsia="Charis SIL Regular"/>
-          <w:b w:val="0"/>
-          <w:i w:val="0"/>
-          <w:color w:val="0000FF"/>
-          <w:sz w:val="24"/>
-          <w:u w:val="single"/>
-        </w:rPr>
-        <w:hyperlink r:id="rId14" w:history="1">
-          <w:r>
-            <w:rPr>
-              <w:rStyle w:val="Hyperlink"/>
-            </w:rPr>
-            <w:t>Koninklijke</w:t>
-          </w:r>
-        </w:hyperlink>
+        <w:t>roote Koninklijke</w:t>
       </w:r>
       <w:r>
         <w:rPr>
@@ -891,48 +808,12 @@
           <w:sz w:val="24"/>
           <w:u w:val="single"/>
         </w:rPr>
-        <w:hyperlink r:id="rId13" w:history="1">
+        <w:hyperlink r:id="rId14" w:history="1">
           <w:r>
             <w:rPr>
               <w:rStyle w:val="Hyperlink"/>
             </w:rPr>
             <w:t>r</w:t>
-          </w:r>
-        </w:hyperlink>
-      </w:r>
-      <w:r>
-        <w:rPr>
-          <w:u w:val="single" w:color="0000ff"/>
-          <w:rFonts w:ascii="Charis SIL Regular" w:hAnsi="Charis SIL Regular" w:eastAsia="Charis SIL Regular"/>
-          <w:b w:val="0"/>
-          <w:i w:val="0"/>
-          <w:color w:val="000000"/>
-          <w:sz w:val="24"/>
-        </w:rPr>
-        <w:hyperlink r:id="rId13" w:history="1">
-          <w:r>
-            <w:rPr>
-              <w:rStyle w:val="Hyperlink"/>
-            </w:rPr>
-            <w:t xml:space="preserve"> e</w:t>
-          </w:r>
-        </w:hyperlink>
-      </w:r>
-      <w:r>
-        <w:rPr>
-          <w:u w:val="single" w:color="0000ff"/>
-          <w:rFonts w:ascii="Charis SIL Regular" w:hAnsi="Charis SIL Regular" w:eastAsia="Charis SIL Regular"/>
-          <w:b w:val="0"/>
-          <w:i w:val="0"/>
-          <w:color w:val="000000"/>
-          <w:sz w:val="24"/>
-        </w:rPr>
-        <w:hyperlink r:id="rId13" w:history="1">
-          <w:r>
-            <w:rPr>
-              <w:rStyle w:val="Hyperlink"/>
-            </w:rPr>
-            <w:t>n</w:t>
           </w:r>
         </w:hyperlink>
       </w:r>
@@ -944,7 +825,7 @@
           <w:color w:val="000000"/>
           <w:sz w:val="24"/>
         </w:rPr>
-        <w:t xml:space="preserve"> </w:t>
+        <w:t xml:space="preserve"> en </w:t>
       </w:r>
       <w:r>
         <w:rPr>
@@ -1292,114 +1173,13 @@
       </w:r>
       <w:r>
         <w:rPr>
-          <w:u w:val="single" w:color="0000ff"/>
           <w:rFonts w:ascii="Charis SIL Regular" w:hAnsi="Charis SIL Regular" w:eastAsia="Charis SIL Regular"/>
           <w:b w:val="0"/>
           <w:i w:val="0"/>
           <w:color w:val="000000"/>
           <w:sz w:val="24"/>
         </w:rPr>
-        <w:hyperlink r:id="rId16" w:history="1">
-          <w:r>
-            <w:rPr>
-              <w:rStyle w:val="Hyperlink"/>
-            </w:rPr>
-            <w:t>. Een g</w:t>
-          </w:r>
-        </w:hyperlink>
-      </w:r>
-      <w:r>
-        <w:rPr>
-          <w:u w:val="single" w:color="0000ff"/>
-          <w:rFonts w:ascii="Charis SIL Regular" w:hAnsi="Charis SIL Regular" w:eastAsia="Charis SIL Regular"/>
-          <w:b w:val="0"/>
-          <w:i w:val="0"/>
-          <w:color w:val="000000"/>
-          <w:sz w:val="24"/>
-        </w:rPr>
-        <w:hyperlink r:id="rId16" w:history="1">
-          <w:r>
-            <w:rPr>
-              <w:rStyle w:val="Hyperlink"/>
-            </w:rPr>
-            <w:t>r</w:t>
-          </w:r>
-        </w:hyperlink>
-      </w:r>
-      <w:r>
-        <w:rPr>
-          <w:u w:val="single" w:color="0000ff"/>
-          <w:rFonts w:ascii="Charis SIL Regular" w:hAnsi="Charis SIL Regular" w:eastAsia="Charis SIL Regular"/>
-          <w:b w:val="0"/>
-          <w:i w:val="0"/>
-          <w:color w:val="000000"/>
-          <w:sz w:val="24"/>
-        </w:rPr>
-        <w:hyperlink r:id="rId16" w:history="1">
-          <w:r>
-            <w:rPr>
-              <w:rStyle w:val="Hyperlink"/>
-            </w:rPr>
-            <w:t>oot aant</w:t>
-          </w:r>
-        </w:hyperlink>
-      </w:r>
-      <w:r>
-        <w:rPr>
-          <w:u w:val="single" w:color="0000ff"/>
-          <w:rFonts w:ascii="Charis SIL Regular" w:hAnsi="Charis SIL Regular" w:eastAsia="Charis SIL Regular"/>
-          <w:b w:val="0"/>
-          <w:i w:val="0"/>
-          <w:color w:val="000000"/>
-          <w:sz w:val="24"/>
-        </w:rPr>
-        <w:hyperlink r:id="rId16" w:history="1">
-          <w:r>
-            <w:rPr>
-              <w:rStyle w:val="Hyperlink"/>
-            </w:rPr>
-            <w:t xml:space="preserve">al Afrikaanse </w:t>
-          </w:r>
-        </w:hyperlink>
-      </w:r>
-      <w:r>
-        <w:rPr>
-          <w:u w:val="single" w:color="0000ff"/>
-          <w:rFonts w:ascii="Charis SIL Regular" w:hAnsi="Charis SIL Regular" w:eastAsia="Charis SIL Regular"/>
-          <w:b w:val="0"/>
-          <w:i w:val="0"/>
-          <w:color w:val="000000"/>
-          <w:sz w:val="24"/>
-        </w:rPr>
-        <w:t>v</w:t>
-      </w:r>
-      <w:r>
-        <w:rPr>
-          <w:u w:val="single" w:color="0000ff"/>
-          <w:rFonts w:ascii="Charis SIL Regular" w:hAnsi="Charis SIL Regular" w:eastAsia="Charis SIL Regular"/>
-          <w:b w:val="0"/>
-          <w:i w:val="0"/>
-          <w:color w:val="000000"/>
-          <w:sz w:val="24"/>
-        </w:rPr>
-        <w:hyperlink r:id="rId16" w:history="1">
-          <w:r>
-            <w:rPr>
-              <w:rStyle w:val="Hyperlink"/>
-            </w:rPr>
-            <w:t>oorw</w:t>
-          </w:r>
-        </w:hyperlink>
-      </w:r>
-      <w:r>
-        <w:rPr>
-          <w:rFonts w:ascii="Charis SIL Regular" w:hAnsi="Charis SIL Regular" w:eastAsia="Charis SIL Regular"/>
-          <w:b w:val="0"/>
-          <w:i w:val="0"/>
-          <w:color w:val="000000"/>
-          <w:sz w:val="24"/>
-        </w:rPr>
-        <w:t xml:space="preserve">erpen, vooral uit </w:t>
+        <w:t xml:space="preserve">. Een groot aantal Afrikaanse voorwerpen, vooral uit </w:t>
       </w:r>
       <w:r>
         <w:rPr>

--- a/EXPORTS/DOCX/published/niveau2/Dutch/Trade.docx
+++ b/EXPORTS/DOCX/published/niveau2/Dutch/Trade.docx
@@ -382,14 +382,7 @@
           <w:sz w:val="24"/>
           <w:u w:val="single"/>
         </w:rPr>
-        <w:hyperlink r:id="rId12" w:history="1">
-          <w:r>
-            <w:rPr>
-              <w:rStyle w:val="Hyperlink"/>
-            </w:rPr>
-            <w:t>Fr</w:t>
-          </w:r>
-        </w:hyperlink>
+        <w:t>Fr</w:t>
       </w:r>
       <w:r>
         <w:rPr>
@@ -522,35 +515,7 @@
           <w:color w:val="000000"/>
           <w:sz w:val="24"/>
         </w:rPr>
-        <w:t xml:space="preserve"> (1876-</w:t>
-      </w:r>
-      <w:r>
-        <w:rPr>
-          <w:u w:val="single" w:color="0000ff"/>
-          <w:rFonts w:ascii="Charis SIL Regular" w:hAnsi="Charis SIL Regular" w:eastAsia="Charis SIL Regular"/>
-          <w:b w:val="0"/>
-          <w:i w:val="0"/>
-          <w:color w:val="000000"/>
-          <w:sz w:val="24"/>
-        </w:rPr>
-        <w:hyperlink r:id="rId11" w:history="1">
-          <w:r>
-            <w:rPr>
-              <w:rStyle w:val="Hyperlink"/>
-            </w:rPr>
-            <w:t>1961) e</w:t>
-          </w:r>
-        </w:hyperlink>
-      </w:r>
-      <w:r>
-        <w:rPr>
-          <w:rFonts w:ascii="Charis SIL Regular" w:hAnsi="Charis SIL Regular" w:eastAsia="Charis SIL Regular"/>
-          <w:b w:val="0"/>
-          <w:i w:val="0"/>
-          <w:color w:val="000000"/>
-          <w:sz w:val="24"/>
-        </w:rPr>
-        <w:t xml:space="preserve">n </w:t>
+        <w:t xml:space="preserve"> (1876-1961) en </w:t>
       </w:r>
       <w:r>
         <w:rPr>
@@ -639,25 +604,7 @@
           <w:color w:val="000000"/>
           <w:sz w:val="24"/>
         </w:rPr>
-        <w:t>(1918-1974). In Den Haag w</w:t>
-      </w:r>
-      <w:r>
-        <w:rPr>
-          <w:u w:val="single" w:color="0000ff"/>
-          <w:rFonts w:ascii="Charis SIL Regular" w:hAnsi="Charis SIL Regular" w:eastAsia="Charis SIL Regular"/>
-          <w:b w:val="0"/>
-          <w:i w:val="0"/>
-          <w:color w:val="000000"/>
-          <w:sz w:val="24"/>
-        </w:rPr>
-        <w:hyperlink r:id="rId12" w:history="1">
-          <w:r>
-            <w:rPr>
-              <w:rStyle w:val="Hyperlink"/>
-            </w:rPr>
-            <w:t xml:space="preserve">aren de </w:t>
-          </w:r>
-        </w:hyperlink>
+        <w:t xml:space="preserve">(1918-1974). In Den Haag waren de </w:t>
       </w:r>
       <w:r>
         <w:rPr>
@@ -704,7 +651,14 @@
           <w:color w:val="000000"/>
           <w:sz w:val="24"/>
         </w:rPr>
-        <w:t xml:space="preserve"> d</w:t>
+        <w:hyperlink r:id="rId12" w:history="1">
+          <w:r>
+            <w:rPr>
+              <w:rStyle w:val="Hyperlink"/>
+            </w:rPr>
+            <w:t xml:space="preserve"> d</w:t>
+          </w:r>
+        </w:hyperlink>
       </w:r>
       <w:r>
         <w:rPr>
@@ -731,26 +685,8 @@
           <w:i w:val="0"/>
           <w:color w:val="0000FF"/>
           <w:sz w:val="24"/>
-          <w:u w:val="single"/>
         </w:rPr>
-        <w:hyperlink r:id="rId12" w:history="1">
-          <w:r>
-            <w:rPr>
-              <w:rStyle w:val="Hyperlink"/>
-            </w:rPr>
-            <w:t>G</w:t>
-          </w:r>
-        </w:hyperlink>
-      </w:r>
-      <w:r>
-        <w:rPr>
-          <w:rFonts w:ascii="Charis SIL Regular" w:hAnsi="Charis SIL Regular" w:eastAsia="Charis SIL Regular"/>
-          <w:b w:val="0"/>
-          <w:i w:val="0"/>
-          <w:color w:val="0000FF"/>
-          <w:sz w:val="24"/>
-        </w:rPr>
-        <w:t>roote Koninklijke</w:t>
+        <w:t>Groote Koninklijke</w:t>
       </w:r>
       <w:r>
         <w:rPr>
@@ -819,6 +755,7 @@
       </w:r>
       <w:r>
         <w:rPr>
+          <w:u w:val="single" w:color="0000ff"/>
           <w:rFonts w:ascii="Charis SIL Regular" w:hAnsi="Charis SIL Regular" w:eastAsia="Charis SIL Regular"/>
           <w:b w:val="0"/>
           <w:i w:val="0"/>
@@ -1173,13 +1110,31 @@
       </w:r>
       <w:r>
         <w:rPr>
+          <w:u w:val="single" w:color="0000ff"/>
           <w:rFonts w:ascii="Charis SIL Regular" w:hAnsi="Charis SIL Regular" w:eastAsia="Charis SIL Regular"/>
           <w:b w:val="0"/>
           <w:i w:val="0"/>
           <w:color w:val="000000"/>
           <w:sz w:val="24"/>
         </w:rPr>
-        <w:t xml:space="preserve">. Een groot aantal Afrikaanse voorwerpen, vooral uit </w:t>
+        <w:hyperlink r:id="rId16" w:history="1">
+          <w:r>
+            <w:rPr>
+              <w:rStyle w:val="Hyperlink"/>
+            </w:rPr>
+            <w:t>. Een g</w:t>
+          </w:r>
+        </w:hyperlink>
+      </w:r>
+      <w:r>
+        <w:rPr>
+          <w:rFonts w:ascii="Charis SIL Regular" w:hAnsi="Charis SIL Regular" w:eastAsia="Charis SIL Regular"/>
+          <w:b w:val="0"/>
+          <w:i w:val="0"/>
+          <w:color w:val="000000"/>
+          <w:sz w:val="24"/>
+        </w:rPr>
+        <w:t xml:space="preserve">root aantal Afrikaanse voorwerpen, vooral uit </w:t>
       </w:r>
       <w:r>
         <w:rPr>

--- a/EXPORTS/DOCX/published/niveau2/Dutch/Trade.docx
+++ b/EXPORTS/DOCX/published/niveau2/Dutch/Trade.docx
@@ -371,7 +371,71 @@
           <w:color w:val="000000"/>
           <w:sz w:val="24"/>
         </w:rPr>
-        <w:t xml:space="preserve">Amsterdamse veilinghuizen </w:t>
+        <w:t>Amster</w:t>
+      </w:r>
+      <w:r>
+        <w:rPr>
+          <w:u w:val="single" w:color="0000ff"/>
+          <w:rFonts w:ascii="Charis SIL Regular" w:hAnsi="Charis SIL Regular" w:eastAsia="Charis SIL Regular"/>
+          <w:b w:val="0"/>
+          <w:i w:val="0"/>
+          <w:color w:val="000000"/>
+          <w:sz w:val="24"/>
+        </w:rPr>
+        <w:hyperlink r:id="rId9" w:history="1">
+          <w:r>
+            <w:rPr>
+              <w:rStyle w:val="Hyperlink"/>
+            </w:rPr>
+            <w:t>dam</w:t>
+          </w:r>
+        </w:hyperlink>
+      </w:r>
+      <w:r>
+        <w:rPr>
+          <w:u w:val="single" w:color="0000ff"/>
+          <w:rFonts w:ascii="Charis SIL Regular" w:hAnsi="Charis SIL Regular" w:eastAsia="Charis SIL Regular"/>
+          <w:b w:val="0"/>
+          <w:i w:val="0"/>
+          <w:color w:val="000000"/>
+          <w:sz w:val="24"/>
+        </w:rPr>
+        <w:hyperlink r:id="rId9" w:history="1">
+          <w:r>
+            <w:rPr>
+              <w:rStyle w:val="Hyperlink"/>
+            </w:rPr>
+            <w:t>s</w:t>
+          </w:r>
+        </w:hyperlink>
+      </w:r>
+      <w:r>
+        <w:rPr>
+          <w:u w:val="single" w:color="0000ff"/>
+          <w:rFonts w:ascii="Charis SIL Regular" w:hAnsi="Charis SIL Regular" w:eastAsia="Charis SIL Regular"/>
+          <w:b w:val="0"/>
+          <w:i w:val="0"/>
+          <w:color w:val="000000"/>
+          <w:sz w:val="24"/>
+        </w:rPr>
+        <w:hyperlink r:id="rId9" w:history="1">
+          <w:r>
+            <w:rPr>
+              <w:rStyle w:val="Hyperlink"/>
+            </w:rPr>
+            <w:t>e ve</w:t>
+          </w:r>
+        </w:hyperlink>
+      </w:r>
+      <w:r>
+        <w:rPr>
+          <w:rFonts w:ascii="Charis SIL Regular" w:hAnsi="Charis SIL Regular" w:eastAsia="Charis SIL Regular"/>
+          <w:b w:val="0"/>
+          <w:i w:val="0"/>
+          <w:color w:val="000000"/>
+          <w:sz w:val="24"/>
+        </w:rPr>
+        <w:t xml:space="preserve">ilinghuizen </w:t>
       </w:r>
       <w:r>
         <w:rPr>
@@ -380,9 +444,15 @@
           <w:i w:val="0"/>
           <w:color w:val="0000FF"/>
           <w:sz w:val="24"/>
-          <w:u w:val="single"/>
         </w:rPr>
-        <w:t>Fr</w:t>
+        <w:hyperlink r:id="rId12" w:history="1">
+          <w:r>
+            <w:rPr>
+              <w:rStyle w:val="Hyperlink"/>
+            </w:rPr>
+            <w:t>Fr</w:t>
+          </w:r>
+        </w:hyperlink>
       </w:r>
       <w:r>
         <w:rPr>
@@ -422,7 +492,7 @@
           <w:sz w:val="24"/>
           <w:u w:val="single"/>
         </w:rPr>
-        <w:hyperlink r:id="rId12" w:history="1">
+        <w:hyperlink r:id="rId10" w:history="1">
           <w:r>
             <w:rPr>
               <w:rStyle w:val="Hyperlink"/>
@@ -515,7 +585,35 @@
           <w:color w:val="000000"/>
           <w:sz w:val="24"/>
         </w:rPr>
-        <w:t xml:space="preserve"> (1876-1961) en </w:t>
+        <w:t xml:space="preserve"> (1876-</w:t>
+      </w:r>
+      <w:r>
+        <w:rPr>
+          <w:u w:val="single" w:color="0000ff"/>
+          <w:rFonts w:ascii="Charis SIL Regular" w:hAnsi="Charis SIL Regular" w:eastAsia="Charis SIL Regular"/>
+          <w:b w:val="0"/>
+          <w:i w:val="0"/>
+          <w:color w:val="000000"/>
+          <w:sz w:val="24"/>
+        </w:rPr>
+        <w:hyperlink r:id="rId11" w:history="1">
+          <w:r>
+            <w:rPr>
+              <w:rStyle w:val="Hyperlink"/>
+            </w:rPr>
+            <w:t>1961) e</w:t>
+          </w:r>
+        </w:hyperlink>
+      </w:r>
+      <w:r>
+        <w:rPr>
+          <w:rFonts w:ascii="Charis SIL Regular" w:hAnsi="Charis SIL Regular" w:eastAsia="Charis SIL Regular"/>
+          <w:b w:val="0"/>
+          <w:i w:val="0"/>
+          <w:color w:val="000000"/>
+          <w:sz w:val="24"/>
+        </w:rPr>
+        <w:t xml:space="preserve">n </w:t>
       </w:r>
       <w:r>
         <w:rPr>
@@ -604,7 +702,25 @@
           <w:color w:val="000000"/>
           <w:sz w:val="24"/>
         </w:rPr>
-        <w:t xml:space="preserve">(1918-1974). In Den Haag waren de </w:t>
+        <w:t>(1918-1974). In Den Haag w</w:t>
+      </w:r>
+      <w:r>
+        <w:rPr>
+          <w:u w:val="single" w:color="0000ff"/>
+          <w:rFonts w:ascii="Charis SIL Regular" w:hAnsi="Charis SIL Regular" w:eastAsia="Charis SIL Regular"/>
+          <w:b w:val="0"/>
+          <w:i w:val="0"/>
+          <w:color w:val="000000"/>
+          <w:sz w:val="24"/>
+        </w:rPr>
+        <w:hyperlink r:id="rId12" w:history="1">
+          <w:r>
+            <w:rPr>
+              <w:rStyle w:val="Hyperlink"/>
+            </w:rPr>
+            <w:t xml:space="preserve">aren de </w:t>
+          </w:r>
+        </w:hyperlink>
       </w:r>
       <w:r>
         <w:rPr>
@@ -662,7 +778,6 @@
       </w:r>
       <w:r>
         <w:rPr>
-          <w:u w:val="single" w:color="0000ff"/>
           <w:rFonts w:ascii="Charis SIL Regular" w:hAnsi="Charis SIL Regular" w:eastAsia="Charis SIL Regular"/>
           <w:b w:val="0"/>
           <w:i w:val="0"/>
@@ -685,19 +800,16 @@
           <w:i w:val="0"/>
           <w:color w:val="0000FF"/>
           <w:sz w:val="24"/>
-        </w:rPr>
-        <w:t>Groote Koninklijke</w:t>
-      </w:r>
-      <w:r>
-        <w:rPr>
-          <w:rFonts w:ascii="Charis SIL Regular" w:hAnsi="Charis SIL Regular" w:eastAsia="Charis SIL Regular"/>
-          <w:b w:val="0"/>
-          <w:i w:val="0"/>
-          <w:color w:val="0000FF"/>
-          <w:sz w:val="24"/>
           <w:u w:val="single"/>
         </w:rPr>
-        <w:t xml:space="preserve"> </w:t>
+        <w:hyperlink r:id="rId12" w:history="1">
+          <w:r>
+            <w:rPr>
+              <w:rStyle w:val="Hyperlink"/>
+            </w:rPr>
+            <w:t>G</w:t>
+          </w:r>
+        </w:hyperlink>
       </w:r>
       <w:r>
         <w:rPr>
@@ -713,9 +825,20 @@
             <w:rPr>
               <w:rStyle w:val="Hyperlink"/>
             </w:rPr>
-            <w:t>Baz</w:t>
+            <w:t>roote</w:t>
           </w:r>
         </w:hyperlink>
+      </w:r>
+      <w:r>
+        <w:rPr>
+          <w:rFonts w:ascii="Charis SIL Regular" w:hAnsi="Charis SIL Regular" w:eastAsia="Charis SIL Regular"/>
+          <w:b w:val="0"/>
+          <w:i w:val="0"/>
+          <w:color w:val="0000FF"/>
+          <w:sz w:val="24"/>
+          <w:u w:val="single"/>
+        </w:rPr>
+        <w:t xml:space="preserve"> </w:t>
       </w:r>
       <w:r>
         <w:rPr>
@@ -731,7 +854,7 @@
             <w:rPr>
               <w:rStyle w:val="Hyperlink"/>
             </w:rPr>
-            <w:t>a</w:t>
+            <w:t>Koninklijke</w:t>
           </w:r>
         </w:hyperlink>
       </w:r>
@@ -744,7 +867,54 @@
           <w:sz w:val="24"/>
           <w:u w:val="single"/>
         </w:rPr>
-        <w:hyperlink r:id="rId14" w:history="1">
+        <w:t xml:space="preserve"> </w:t>
+      </w:r>
+      <w:r>
+        <w:rPr>
+          <w:rFonts w:ascii="Charis SIL Regular" w:hAnsi="Charis SIL Regular" w:eastAsia="Charis SIL Regular"/>
+          <w:b w:val="0"/>
+          <w:i w:val="0"/>
+          <w:color w:val="0000FF"/>
+          <w:sz w:val="24"/>
+          <w:u w:val="single"/>
+        </w:rPr>
+        <w:hyperlink r:id="rId13" w:history="1">
+          <w:r>
+            <w:rPr>
+              <w:rStyle w:val="Hyperlink"/>
+            </w:rPr>
+            <w:t>Baz</w:t>
+          </w:r>
+        </w:hyperlink>
+      </w:r>
+      <w:r>
+        <w:rPr>
+          <w:rFonts w:ascii="Charis SIL Regular" w:hAnsi="Charis SIL Regular" w:eastAsia="Charis SIL Regular"/>
+          <w:b w:val="0"/>
+          <w:i w:val="0"/>
+          <w:color w:val="0000FF"/>
+          <w:sz w:val="24"/>
+          <w:u w:val="single"/>
+        </w:rPr>
+        <w:hyperlink r:id="rId13" w:history="1">
+          <w:r>
+            <w:rPr>
+              <w:rStyle w:val="Hyperlink"/>
+            </w:rPr>
+            <w:t>a</w:t>
+          </w:r>
+        </w:hyperlink>
+      </w:r>
+      <w:r>
+        <w:rPr>
+          <w:rFonts w:ascii="Charis SIL Regular" w:hAnsi="Charis SIL Regular" w:eastAsia="Charis SIL Regular"/>
+          <w:b w:val="0"/>
+          <w:i w:val="0"/>
+          <w:color w:val="0000FF"/>
+          <w:sz w:val="24"/>
+          <w:u w:val="single"/>
+        </w:rPr>
+        <w:hyperlink r:id="rId13" w:history="1">
           <w:r>
             <w:rPr>
               <w:rStyle w:val="Hyperlink"/>
@@ -762,7 +932,43 @@
           <w:color w:val="000000"/>
           <w:sz w:val="24"/>
         </w:rPr>
-        <w:t xml:space="preserve"> en </w:t>
+        <w:hyperlink r:id="rId13" w:history="1">
+          <w:r>
+            <w:rPr>
+              <w:rStyle w:val="Hyperlink"/>
+            </w:rPr>
+            <w:t xml:space="preserve"> e</w:t>
+          </w:r>
+        </w:hyperlink>
+      </w:r>
+      <w:r>
+        <w:rPr>
+          <w:u w:val="single" w:color="0000ff"/>
+          <w:rFonts w:ascii="Charis SIL Regular" w:hAnsi="Charis SIL Regular" w:eastAsia="Charis SIL Regular"/>
+          <w:b w:val="0"/>
+          <w:i w:val="0"/>
+          <w:color w:val="000000"/>
+          <w:sz w:val="24"/>
+        </w:rPr>
+        <w:hyperlink r:id="rId13" w:history="1">
+          <w:r>
+            <w:rPr>
+              <w:rStyle w:val="Hyperlink"/>
+            </w:rPr>
+            <w:t>n</w:t>
+          </w:r>
+        </w:hyperlink>
+      </w:r>
+      <w:r>
+        <w:rPr>
+          <w:u w:val="single" w:color="0000ff"/>
+          <w:rFonts w:ascii="Charis SIL Regular" w:hAnsi="Charis SIL Regular" w:eastAsia="Charis SIL Regular"/>
+          <w:b w:val="0"/>
+          <w:i w:val="0"/>
+          <w:color w:val="000000"/>
+          <w:sz w:val="24"/>
+        </w:rPr>
+        <w:t xml:space="preserve"> </w:t>
       </w:r>
       <w:r>
         <w:rPr>
@@ -773,7 +979,7 @@
           <w:sz w:val="24"/>
           <w:u w:val="single"/>
         </w:rPr>
-        <w:hyperlink r:id="rId15" w:history="1">
+        <w:hyperlink r:id="rId13" w:history="1">
           <w:r>
             <w:rPr>
               <w:rStyle w:val="Hyperlink"/>
@@ -1045,7 +1251,7 @@
           <w:sz w:val="24"/>
           <w:u w:val="single"/>
         </w:rPr>
-        <w:hyperlink r:id="rId16" w:history="1">
+        <w:hyperlink r:id="rId17" w:history="1">
           <w:r>
             <w:rPr>
               <w:rStyle w:val="Hyperlink"/>
@@ -1063,7 +1269,7 @@
           <w:sz w:val="24"/>
           <w:u w:val="single"/>
         </w:rPr>
-        <w:hyperlink r:id="rId16" w:history="1">
+        <w:hyperlink r:id="rId17" w:history="1">
           <w:r>
             <w:rPr>
               <w:rStyle w:val="Hyperlink"/>
@@ -1128,13 +1334,31 @@
       </w:r>
       <w:r>
         <w:rPr>
+          <w:u w:val="single" w:color="0000ff"/>
           <w:rFonts w:ascii="Charis SIL Regular" w:hAnsi="Charis SIL Regular" w:eastAsia="Charis SIL Regular"/>
           <w:b w:val="0"/>
           <w:i w:val="0"/>
           <w:color w:val="000000"/>
           <w:sz w:val="24"/>
         </w:rPr>
-        <w:t xml:space="preserve">root aantal Afrikaanse voorwerpen, vooral uit </w:t>
+        <w:hyperlink r:id="rId16" w:history="1">
+          <w:r>
+            <w:rPr>
+              <w:rStyle w:val="Hyperlink"/>
+            </w:rPr>
+            <w:t>r</w:t>
+          </w:r>
+        </w:hyperlink>
+      </w:r>
+      <w:r>
+        <w:rPr>
+          <w:rFonts w:ascii="Charis SIL Regular" w:hAnsi="Charis SIL Regular" w:eastAsia="Charis SIL Regular"/>
+          <w:b w:val="0"/>
+          <w:i w:val="0"/>
+          <w:color w:val="000000"/>
+          <w:sz w:val="24"/>
+        </w:rPr>
+        <w:t xml:space="preserve">oot aantal Afrikaanse voorwerpen, vooral uit </w:t>
       </w:r>
       <w:r>
         <w:rPr>

--- a/EXPORTS/DOCX/published/niveau2/Dutch/Trade.docx
+++ b/EXPORTS/DOCX/published/niveau2/Dutch/Trade.docx
@@ -702,96 +702,7 @@
           <w:color w:val="000000"/>
           <w:sz w:val="24"/>
         </w:rPr>
-        <w:t>(1918-1974). In Den Haag w</w:t>
-      </w:r>
-      <w:r>
-        <w:rPr>
-          <w:u w:val="single" w:color="0000ff"/>
-          <w:rFonts w:ascii="Charis SIL Regular" w:hAnsi="Charis SIL Regular" w:eastAsia="Charis SIL Regular"/>
-          <w:b w:val="0"/>
-          <w:i w:val="0"/>
-          <w:color w:val="000000"/>
-          <w:sz w:val="24"/>
-        </w:rPr>
-        <w:hyperlink r:id="rId12" w:history="1">
-          <w:r>
-            <w:rPr>
-              <w:rStyle w:val="Hyperlink"/>
-            </w:rPr>
-            <w:t xml:space="preserve">aren de </w:t>
-          </w:r>
-        </w:hyperlink>
-      </w:r>
-      <w:r>
-        <w:rPr>
-          <w:u w:val="single" w:color="0000ff"/>
-          <w:rFonts w:ascii="Charis SIL Regular" w:hAnsi="Charis SIL Regular" w:eastAsia="Charis SIL Regular"/>
-          <w:b w:val="0"/>
-          <w:i w:val="0"/>
-          <w:color w:val="000000"/>
-          <w:sz w:val="24"/>
-        </w:rPr>
-        <w:hyperlink r:id="rId12" w:history="1">
-          <w:r>
-            <w:rPr>
-              <w:rStyle w:val="Hyperlink"/>
-            </w:rPr>
-            <w:t>winkel</w:t>
-          </w:r>
-        </w:hyperlink>
-      </w:r>
-      <w:r>
-        <w:rPr>
-          <w:u w:val="single" w:color="0000ff"/>
-          <w:rFonts w:ascii="Charis SIL Regular" w:hAnsi="Charis SIL Regular" w:eastAsia="Charis SIL Regular"/>
-          <w:b w:val="0"/>
-          <w:i w:val="0"/>
-          <w:color w:val="000000"/>
-          <w:sz w:val="24"/>
-        </w:rPr>
-        <w:hyperlink r:id="rId12" w:history="1">
-          <w:r>
-            <w:rPr>
-              <w:rStyle w:val="Hyperlink"/>
-            </w:rPr>
-            <w:t>s</w:t>
-          </w:r>
-        </w:hyperlink>
-      </w:r>
-      <w:r>
-        <w:rPr>
-          <w:u w:val="single" w:color="0000ff"/>
-          <w:rFonts w:ascii="Charis SIL Regular" w:hAnsi="Charis SIL Regular" w:eastAsia="Charis SIL Regular"/>
-          <w:b w:val="0"/>
-          <w:i w:val="0"/>
-          <w:color w:val="000000"/>
-          <w:sz w:val="24"/>
-        </w:rPr>
-        <w:hyperlink r:id="rId12" w:history="1">
-          <w:r>
-            <w:rPr>
-              <w:rStyle w:val="Hyperlink"/>
-            </w:rPr>
-            <w:t xml:space="preserve"> d</w:t>
-          </w:r>
-        </w:hyperlink>
-      </w:r>
-      <w:r>
-        <w:rPr>
-          <w:rFonts w:ascii="Charis SIL Regular" w:hAnsi="Charis SIL Regular" w:eastAsia="Charis SIL Regular"/>
-          <w:b w:val="0"/>
-          <w:i w:val="0"/>
-          <w:color w:val="000000"/>
-          <w:sz w:val="24"/>
-        </w:rPr>
-        <w:hyperlink r:id="rId12" w:history="1">
-          <w:r>
-            <w:rPr>
-              <w:rStyle w:val="Hyperlink"/>
-            </w:rPr>
-            <w:t xml:space="preserve">e </w:t>
-          </w:r>
-        </w:hyperlink>
+        <w:t xml:space="preserve">(1918-1974). In Den Haag waren de winkels de </w:t>
       </w:r>
       <w:r>
         <w:rPr>
@@ -802,7 +713,7 @@
           <w:sz w:val="24"/>
           <w:u w:val="single"/>
         </w:rPr>
-        <w:hyperlink r:id="rId12" w:history="1">
+        <w:hyperlink r:id="rId14" w:history="1">
           <w:r>
             <w:rPr>
               <w:rStyle w:val="Hyperlink"/>
@@ -878,7 +789,7 @@
           <w:sz w:val="24"/>
           <w:u w:val="single"/>
         </w:rPr>
-        <w:hyperlink r:id="rId13" w:history="1">
+        <w:hyperlink r:id="rId14" w:history="1">
           <w:r>
             <w:rPr>
               <w:rStyle w:val="Hyperlink"/>
@@ -1352,13 +1263,77 @@
       </w:r>
       <w:r>
         <w:rPr>
+          <w:u w:val="single" w:color="0000ff"/>
           <w:rFonts w:ascii="Charis SIL Regular" w:hAnsi="Charis SIL Regular" w:eastAsia="Charis SIL Regular"/>
           <w:b w:val="0"/>
           <w:i w:val="0"/>
           <w:color w:val="000000"/>
           <w:sz w:val="24"/>
         </w:rPr>
-        <w:t xml:space="preserve">oot aantal Afrikaanse voorwerpen, vooral uit </w:t>
+        <w:hyperlink r:id="rId16" w:history="1">
+          <w:r>
+            <w:rPr>
+              <w:rStyle w:val="Hyperlink"/>
+            </w:rPr>
+            <w:t>oot aant</w:t>
+          </w:r>
+        </w:hyperlink>
+      </w:r>
+      <w:r>
+        <w:rPr>
+          <w:u w:val="single" w:color="0000ff"/>
+          <w:rFonts w:ascii="Charis SIL Regular" w:hAnsi="Charis SIL Regular" w:eastAsia="Charis SIL Regular"/>
+          <w:b w:val="0"/>
+          <w:i w:val="0"/>
+          <w:color w:val="000000"/>
+          <w:sz w:val="24"/>
+        </w:rPr>
+        <w:hyperlink r:id="rId16" w:history="1">
+          <w:r>
+            <w:rPr>
+              <w:rStyle w:val="Hyperlink"/>
+            </w:rPr>
+            <w:t xml:space="preserve">al Afrikaanse </w:t>
+          </w:r>
+        </w:hyperlink>
+      </w:r>
+      <w:r>
+        <w:rPr>
+          <w:rFonts w:ascii="Charis SIL Regular" w:hAnsi="Charis SIL Regular" w:eastAsia="Charis SIL Regular"/>
+          <w:b w:val="0"/>
+          <w:i w:val="0"/>
+          <w:color w:val="000000"/>
+          <w:sz w:val="24"/>
+        </w:rPr>
+        <w:t>v</w:t>
+      </w:r>
+      <w:r>
+        <w:rPr>
+          <w:u w:val="single" w:color="0000ff"/>
+          <w:rFonts w:ascii="Charis SIL Regular" w:hAnsi="Charis SIL Regular" w:eastAsia="Charis SIL Regular"/>
+          <w:b w:val="0"/>
+          <w:i w:val="0"/>
+          <w:color w:val="000000"/>
+          <w:sz w:val="24"/>
+        </w:rPr>
+        <w:hyperlink r:id="rId16" w:history="1">
+          <w:r>
+            <w:rPr>
+              <w:rStyle w:val="Hyperlink"/>
+            </w:rPr>
+            <w:t>oorw</w:t>
+          </w:r>
+        </w:hyperlink>
+      </w:r>
+      <w:r>
+        <w:rPr>
+          <w:rFonts w:ascii="Charis SIL Regular" w:hAnsi="Charis SIL Regular" w:eastAsia="Charis SIL Regular"/>
+          <w:b w:val="0"/>
+          <w:i w:val="0"/>
+          <w:color w:val="000000"/>
+          <w:sz w:val="24"/>
+        </w:rPr>
+        <w:t xml:space="preserve">erpen, vooral uit </w:t>
       </w:r>
       <w:r>
         <w:rPr>

--- a/EXPORTS/DOCX/published/niveau2/Dutch/Trade.docx
+++ b/EXPORTS/DOCX/published/niveau2/Dutch/Trade.docx
@@ -444,6 +444,7 @@
           <w:i w:val="0"/>
           <w:color w:val="0000FF"/>
           <w:sz w:val="24"/>
+          <w:u w:val="single"/>
         </w:rPr>
         <w:hyperlink r:id="rId12" w:history="1">
           <w:r>
@@ -702,7 +703,90 @@
           <w:color w:val="000000"/>
           <w:sz w:val="24"/>
         </w:rPr>
-        <w:t xml:space="preserve">(1918-1974). In Den Haag waren de winkels de </w:t>
+        <w:t>(1918-1974). In Den Haag w</w:t>
+      </w:r>
+      <w:r>
+        <w:rPr>
+          <w:u w:val="single" w:color="0000ff"/>
+          <w:rFonts w:ascii="Charis SIL Regular" w:hAnsi="Charis SIL Regular" w:eastAsia="Charis SIL Regular"/>
+          <w:b w:val="0"/>
+          <w:i w:val="0"/>
+          <w:color w:val="000000"/>
+          <w:sz w:val="24"/>
+        </w:rPr>
+        <w:t xml:space="preserve">aren de </w:t>
+      </w:r>
+      <w:r>
+        <w:rPr>
+          <w:u w:val="single" w:color="0000ff"/>
+          <w:rFonts w:ascii="Charis SIL Regular" w:hAnsi="Charis SIL Regular" w:eastAsia="Charis SIL Regular"/>
+          <w:b w:val="0"/>
+          <w:i w:val="0"/>
+          <w:color w:val="000000"/>
+          <w:sz w:val="24"/>
+        </w:rPr>
+        <w:hyperlink r:id="rId12" w:history="1">
+          <w:r>
+            <w:rPr>
+              <w:rStyle w:val="Hyperlink"/>
+            </w:rPr>
+            <w:t>winkel</w:t>
+          </w:r>
+        </w:hyperlink>
+      </w:r>
+      <w:r>
+        <w:rPr>
+          <w:u w:val="single" w:color="0000ff"/>
+          <w:rFonts w:ascii="Charis SIL Regular" w:hAnsi="Charis SIL Regular" w:eastAsia="Charis SIL Regular"/>
+          <w:b w:val="0"/>
+          <w:i w:val="0"/>
+          <w:color w:val="000000"/>
+          <w:sz w:val="24"/>
+        </w:rPr>
+        <w:hyperlink r:id="rId12" w:history="1">
+          <w:r>
+            <w:rPr>
+              <w:rStyle w:val="Hyperlink"/>
+            </w:rPr>
+            <w:t>s</w:t>
+          </w:r>
+        </w:hyperlink>
+      </w:r>
+      <w:r>
+        <w:rPr>
+          <w:u w:val="single" w:color="0000ff"/>
+          <w:rFonts w:ascii="Charis SIL Regular" w:hAnsi="Charis SIL Regular" w:eastAsia="Charis SIL Regular"/>
+          <w:b w:val="0"/>
+          <w:i w:val="0"/>
+          <w:color w:val="000000"/>
+          <w:sz w:val="24"/>
+        </w:rPr>
+        <w:hyperlink r:id="rId12" w:history="1">
+          <w:r>
+            <w:rPr>
+              <w:rStyle w:val="Hyperlink"/>
+            </w:rPr>
+            <w:t xml:space="preserve"> d</w:t>
+          </w:r>
+        </w:hyperlink>
+      </w:r>
+      <w:r>
+        <w:rPr>
+          <w:u w:val="single" w:color="0000ff"/>
+          <w:rFonts w:ascii="Charis SIL Regular" w:hAnsi="Charis SIL Regular" w:eastAsia="Charis SIL Regular"/>
+          <w:b w:val="0"/>
+          <w:i w:val="0"/>
+          <w:color w:val="000000"/>
+          <w:sz w:val="24"/>
+        </w:rPr>
+        <w:hyperlink r:id="rId12" w:history="1">
+          <w:r>
+            <w:rPr>
+              <w:rStyle w:val="Hyperlink"/>
+            </w:rPr>
+            <w:t xml:space="preserve">e </w:t>
+          </w:r>
+        </w:hyperlink>
       </w:r>
       <w:r>
         <w:rPr>
@@ -713,7 +797,7 @@
           <w:sz w:val="24"/>
           <w:u w:val="single"/>
         </w:rPr>
-        <w:hyperlink r:id="rId14" w:history="1">
+        <w:hyperlink r:id="rId12" w:history="1">
           <w:r>
             <w:rPr>
               <w:rStyle w:val="Hyperlink"/>
@@ -807,7 +891,7 @@
           <w:sz w:val="24"/>
           <w:u w:val="single"/>
         </w:rPr>
-        <w:hyperlink r:id="rId13" w:history="1">
+        <w:hyperlink r:id="rId14" w:history="1">
           <w:r>
             <w:rPr>
               <w:rStyle w:val="Hyperlink"/>
@@ -825,7 +909,7 @@
           <w:sz w:val="24"/>
           <w:u w:val="single"/>
         </w:rPr>
-        <w:hyperlink r:id="rId13" w:history="1">
+        <w:hyperlink r:id="rId14" w:history="1">
           <w:r>
             <w:rPr>
               <w:rStyle w:val="Hyperlink"/>
@@ -890,7 +974,7 @@
           <w:sz w:val="24"/>
           <w:u w:val="single"/>
         </w:rPr>
-        <w:hyperlink r:id="rId13" w:history="1">
+        <w:hyperlink r:id="rId15" w:history="1">
           <w:r>
             <w:rPr>
               <w:rStyle w:val="Hyperlink"/>
@@ -1151,7 +1235,24 @@
           <w:color w:val="000000"/>
           <w:sz w:val="24"/>
         </w:rPr>
-        <w:t xml:space="preserve"> (NAHV, 1880-1982) die handel dreef in </w:t>
+        <w:t xml:space="preserve"> (NAHV, 1880-1982) die handel dreef i</w:t>
+      </w:r>
+      <w:r>
+        <w:rPr>
+          <w:rFonts w:ascii="Charis SIL Regular" w:hAnsi="Charis SIL Regular" w:eastAsia="Charis SIL Regular"/>
+          <w:b w:val="0"/>
+          <w:i w:val="0"/>
+          <w:color w:val="000000"/>
+          <w:sz w:val="24"/>
+        </w:rPr>
+        <w:hyperlink r:id="rId16" w:history="1">
+          <w:r>
+            <w:rPr>
+              <w:rStyle w:val="Hyperlink"/>
+            </w:rPr>
+            <w:t xml:space="preserve">n </w:t>
+          </w:r>
+        </w:hyperlink>
       </w:r>
       <w:r>
         <w:rPr>
@@ -1162,7 +1263,7 @@
           <w:sz w:val="24"/>
           <w:u w:val="single"/>
         </w:rPr>
-        <w:hyperlink r:id="rId17" w:history="1">
+        <w:hyperlink r:id="rId16" w:history="1">
           <w:r>
             <w:rPr>
               <w:rStyle w:val="Hyperlink"/>
@@ -1180,7 +1281,7 @@
           <w:sz w:val="24"/>
           <w:u w:val="single"/>
         </w:rPr>
-        <w:hyperlink r:id="rId17" w:history="1">
+        <w:hyperlink r:id="rId16" w:history="1">
           <w:r>
             <w:rPr>
               <w:rStyle w:val="Hyperlink"/>
@@ -1216,7 +1317,7 @@
           <w:sz w:val="24"/>
           <w:u w:val="single"/>
         </w:rPr>
-        <w:hyperlink r:id="rId17" w:history="1">
+        <w:hyperlink r:id="rId16" w:history="1">
           <w:r>
             <w:rPr>
               <w:rStyle w:val="Hyperlink"/>

--- a/EXPORTS/DOCX/published/niveau2/Dutch/Trade.docx
+++ b/EXPORTS/DOCX/published/niveau2/Dutch/Trade.docx
@@ -371,71 +371,7 @@
           <w:color w:val="000000"/>
           <w:sz w:val="24"/>
         </w:rPr>
-        <w:t>Amster</w:t>
-      </w:r>
-      <w:r>
-        <w:rPr>
-          <w:u w:val="single" w:color="0000ff"/>
-          <w:rFonts w:ascii="Charis SIL Regular" w:hAnsi="Charis SIL Regular" w:eastAsia="Charis SIL Regular"/>
-          <w:b w:val="0"/>
-          <w:i w:val="0"/>
-          <w:color w:val="000000"/>
-          <w:sz w:val="24"/>
-        </w:rPr>
-        <w:hyperlink r:id="rId9" w:history="1">
-          <w:r>
-            <w:rPr>
-              <w:rStyle w:val="Hyperlink"/>
-            </w:rPr>
-            <w:t>dam</w:t>
-          </w:r>
-        </w:hyperlink>
-      </w:r>
-      <w:r>
-        <w:rPr>
-          <w:u w:val="single" w:color="0000ff"/>
-          <w:rFonts w:ascii="Charis SIL Regular" w:hAnsi="Charis SIL Regular" w:eastAsia="Charis SIL Regular"/>
-          <w:b w:val="0"/>
-          <w:i w:val="0"/>
-          <w:color w:val="000000"/>
-          <w:sz w:val="24"/>
-        </w:rPr>
-        <w:hyperlink r:id="rId9" w:history="1">
-          <w:r>
-            <w:rPr>
-              <w:rStyle w:val="Hyperlink"/>
-            </w:rPr>
-            <w:t>s</w:t>
-          </w:r>
-        </w:hyperlink>
-      </w:r>
-      <w:r>
-        <w:rPr>
-          <w:u w:val="single" w:color="0000ff"/>
-          <w:rFonts w:ascii="Charis SIL Regular" w:hAnsi="Charis SIL Regular" w:eastAsia="Charis SIL Regular"/>
-          <w:b w:val="0"/>
-          <w:i w:val="0"/>
-          <w:color w:val="000000"/>
-          <w:sz w:val="24"/>
-        </w:rPr>
-        <w:hyperlink r:id="rId9" w:history="1">
-          <w:r>
-            <w:rPr>
-              <w:rStyle w:val="Hyperlink"/>
-            </w:rPr>
-            <w:t>e ve</w:t>
-          </w:r>
-        </w:hyperlink>
-      </w:r>
-      <w:r>
-        <w:rPr>
-          <w:rFonts w:ascii="Charis SIL Regular" w:hAnsi="Charis SIL Regular" w:eastAsia="Charis SIL Regular"/>
-          <w:b w:val="0"/>
-          <w:i w:val="0"/>
-          <w:color w:val="000000"/>
-          <w:sz w:val="24"/>
-        </w:rPr>
-        <w:t xml:space="preserve">ilinghuizen </w:t>
+        <w:t xml:space="preserve">Amsterdamse veilinghuizen </w:t>
       </w:r>
       <w:r>
         <w:rPr>
@@ -493,7 +429,7 @@
           <w:sz w:val="24"/>
           <w:u w:val="single"/>
         </w:rPr>
-        <w:hyperlink r:id="rId10" w:history="1">
+        <w:hyperlink r:id="rId12" w:history="1">
           <w:r>
             <w:rPr>
               <w:rStyle w:val="Hyperlink"/>
@@ -714,7 +650,14 @@
           <w:color w:val="000000"/>
           <w:sz w:val="24"/>
         </w:rPr>
-        <w:t xml:space="preserve">aren de </w:t>
+        <w:hyperlink r:id="rId12" w:history="1">
+          <w:r>
+            <w:rPr>
+              <w:rStyle w:val="Hyperlink"/>
+            </w:rPr>
+            <w:t xml:space="preserve">aren de </w:t>
+          </w:r>
+        </w:hyperlink>
       </w:r>
       <w:r>
         <w:rPr>
@@ -920,50 +863,13 @@
       </w:r>
       <w:r>
         <w:rPr>
-          <w:u w:val="single" w:color="0000ff"/>
           <w:rFonts w:ascii="Charis SIL Regular" w:hAnsi="Charis SIL Regular" w:eastAsia="Charis SIL Regular"/>
           <w:b w:val="0"/>
           <w:i w:val="0"/>
           <w:color w:val="000000"/>
           <w:sz w:val="24"/>
         </w:rPr>
-        <w:hyperlink r:id="rId13" w:history="1">
-          <w:r>
-            <w:rPr>
-              <w:rStyle w:val="Hyperlink"/>
-            </w:rPr>
-            <w:t xml:space="preserve"> e</w:t>
-          </w:r>
-        </w:hyperlink>
-      </w:r>
-      <w:r>
-        <w:rPr>
-          <w:u w:val="single" w:color="0000ff"/>
-          <w:rFonts w:ascii="Charis SIL Regular" w:hAnsi="Charis SIL Regular" w:eastAsia="Charis SIL Regular"/>
-          <w:b w:val="0"/>
-          <w:i w:val="0"/>
-          <w:color w:val="000000"/>
-          <w:sz w:val="24"/>
-        </w:rPr>
-        <w:hyperlink r:id="rId13" w:history="1">
-          <w:r>
-            <w:rPr>
-              <w:rStyle w:val="Hyperlink"/>
-            </w:rPr>
-            <w:t>n</w:t>
-          </w:r>
-        </w:hyperlink>
-      </w:r>
-      <w:r>
-        <w:rPr>
-          <w:u w:val="single" w:color="0000ff"/>
-          <w:rFonts w:ascii="Charis SIL Regular" w:hAnsi="Charis SIL Regular" w:eastAsia="Charis SIL Regular"/>
-          <w:b w:val="0"/>
-          <w:i w:val="0"/>
-          <w:color w:val="000000"/>
-          <w:sz w:val="24"/>
-        </w:rPr>
-        <w:t xml:space="preserve"> </w:t>
+        <w:t xml:space="preserve"> en </w:t>
       </w:r>
       <w:r>
         <w:rPr>
@@ -1235,24 +1141,7 @@
           <w:color w:val="000000"/>
           <w:sz w:val="24"/>
         </w:rPr>
-        <w:t xml:space="preserve"> (NAHV, 1880-1982) die handel dreef i</w:t>
-      </w:r>
-      <w:r>
-        <w:rPr>
-          <w:rFonts w:ascii="Charis SIL Regular" w:hAnsi="Charis SIL Regular" w:eastAsia="Charis SIL Regular"/>
-          <w:b w:val="0"/>
-          <w:i w:val="0"/>
-          <w:color w:val="000000"/>
-          <w:sz w:val="24"/>
-        </w:rPr>
-        <w:hyperlink r:id="rId16" w:history="1">
-          <w:r>
-            <w:rPr>
-              <w:rStyle w:val="Hyperlink"/>
-            </w:rPr>
-            <w:t xml:space="preserve">n </w:t>
-          </w:r>
-        </w:hyperlink>
+        <w:t xml:space="preserve"> (NAHV, 1880-1982) die handel dreef in </w:t>
       </w:r>
       <w:r>
         <w:rPr>
@@ -1346,95 +1235,13 @@
       </w:r>
       <w:r>
         <w:rPr>
-          <w:u w:val="single" w:color="0000ff"/>
           <w:rFonts w:ascii="Charis SIL Regular" w:hAnsi="Charis SIL Regular" w:eastAsia="Charis SIL Regular"/>
           <w:b w:val="0"/>
           <w:i w:val="0"/>
           <w:color w:val="000000"/>
           <w:sz w:val="24"/>
         </w:rPr>
-        <w:hyperlink r:id="rId16" w:history="1">
-          <w:r>
-            <w:rPr>
-              <w:rStyle w:val="Hyperlink"/>
-            </w:rPr>
-            <w:t>r</w:t>
-          </w:r>
-        </w:hyperlink>
-      </w:r>
-      <w:r>
-        <w:rPr>
-          <w:u w:val="single" w:color="0000ff"/>
-          <w:rFonts w:ascii="Charis SIL Regular" w:hAnsi="Charis SIL Regular" w:eastAsia="Charis SIL Regular"/>
-          <w:b w:val="0"/>
-          <w:i w:val="0"/>
-          <w:color w:val="000000"/>
-          <w:sz w:val="24"/>
-        </w:rPr>
-        <w:hyperlink r:id="rId16" w:history="1">
-          <w:r>
-            <w:rPr>
-              <w:rStyle w:val="Hyperlink"/>
-            </w:rPr>
-            <w:t>oot aant</w:t>
-          </w:r>
-        </w:hyperlink>
-      </w:r>
-      <w:r>
-        <w:rPr>
-          <w:u w:val="single" w:color="0000ff"/>
-          <w:rFonts w:ascii="Charis SIL Regular" w:hAnsi="Charis SIL Regular" w:eastAsia="Charis SIL Regular"/>
-          <w:b w:val="0"/>
-          <w:i w:val="0"/>
-          <w:color w:val="000000"/>
-          <w:sz w:val="24"/>
-        </w:rPr>
-        <w:hyperlink r:id="rId16" w:history="1">
-          <w:r>
-            <w:rPr>
-              <w:rStyle w:val="Hyperlink"/>
-            </w:rPr>
-            <w:t xml:space="preserve">al Afrikaanse </w:t>
-          </w:r>
-        </w:hyperlink>
-      </w:r>
-      <w:r>
-        <w:rPr>
-          <w:rFonts w:ascii="Charis SIL Regular" w:hAnsi="Charis SIL Regular" w:eastAsia="Charis SIL Regular"/>
-          <w:b w:val="0"/>
-          <w:i w:val="0"/>
-          <w:color w:val="000000"/>
-          <w:sz w:val="24"/>
-        </w:rPr>
-        <w:t>v</w:t>
-      </w:r>
-      <w:r>
-        <w:rPr>
-          <w:u w:val="single" w:color="0000ff"/>
-          <w:rFonts w:ascii="Charis SIL Regular" w:hAnsi="Charis SIL Regular" w:eastAsia="Charis SIL Regular"/>
-          <w:b w:val="0"/>
-          <w:i w:val="0"/>
-          <w:color w:val="000000"/>
-          <w:sz w:val="24"/>
-        </w:rPr>
-        <w:hyperlink r:id="rId16" w:history="1">
-          <w:r>
-            <w:rPr>
-              <w:rStyle w:val="Hyperlink"/>
-            </w:rPr>
-            <w:t>oorw</w:t>
-          </w:r>
-        </w:hyperlink>
-      </w:r>
-      <w:r>
-        <w:rPr>
-          <w:rFonts w:ascii="Charis SIL Regular" w:hAnsi="Charis SIL Regular" w:eastAsia="Charis SIL Regular"/>
-          <w:b w:val="0"/>
-          <w:i w:val="0"/>
-          <w:color w:val="000000"/>
-          <w:sz w:val="24"/>
-        </w:rPr>
-        <w:t xml:space="preserve">erpen, vooral uit </w:t>
+        <w:t xml:space="preserve">root aantal Afrikaanse voorwerpen, vooral uit </w:t>
       </w:r>
       <w:r>
         <w:rPr>
@@ -4021,7 +3828,7 @@
           <w:sz w:val="24"/>
           <w:u w:val="single"/>
         </w:rPr>
-        <w:hyperlink r:id="rId27" w:history="1">
+        <w:hyperlink r:id="rId28" w:history="1">
           <w:r>
             <w:rPr>
               <w:rStyle w:val="Hyperlink"/>
@@ -4039,7 +3846,7 @@
           <w:sz w:val="24"/>
           <w:u w:val="single"/>
         </w:rPr>
-        <w:hyperlink r:id="rId27" w:history="1">
+        <w:hyperlink r:id="rId28" w:history="1">
           <w:r>
             <w:rPr>
               <w:rStyle w:val="Hyperlink"/>
@@ -4068,7 +3875,7 @@
           <w:sz w:val="24"/>
           <w:u w:val="single"/>
         </w:rPr>
-        <w:hyperlink r:id="rId27" w:history="1">
+        <w:hyperlink r:id="rId28" w:history="1">
           <w:r>
             <w:rPr>
               <w:rStyle w:val="Hyperlink"/>

--- a/EXPORTS/DOCX/published/niveau2/Dutch/Trade.docx
+++ b/EXPORTS/DOCX/published/niveau2/Dutch/Trade.docx
@@ -371,7 +371,71 @@
           <w:color w:val="000000"/>
           <w:sz w:val="24"/>
         </w:rPr>
-        <w:t xml:space="preserve">Amsterdamse veilinghuizen </w:t>
+        <w:t>Amster</w:t>
+      </w:r>
+      <w:r>
+        <w:rPr>
+          <w:u w:val="single" w:color="0000ff"/>
+          <w:rFonts w:ascii="Charis SIL Regular" w:hAnsi="Charis SIL Regular" w:eastAsia="Charis SIL Regular"/>
+          <w:b w:val="0"/>
+          <w:i w:val="0"/>
+          <w:color w:val="000000"/>
+          <w:sz w:val="24"/>
+        </w:rPr>
+        <w:hyperlink r:id="rId9" w:history="1">
+          <w:r>
+            <w:rPr>
+              <w:rStyle w:val="Hyperlink"/>
+            </w:rPr>
+            <w:t>dam</w:t>
+          </w:r>
+        </w:hyperlink>
+      </w:r>
+      <w:r>
+        <w:rPr>
+          <w:u w:val="single" w:color="0000ff"/>
+          <w:rFonts w:ascii="Charis SIL Regular" w:hAnsi="Charis SIL Regular" w:eastAsia="Charis SIL Regular"/>
+          <w:b w:val="0"/>
+          <w:i w:val="0"/>
+          <w:color w:val="000000"/>
+          <w:sz w:val="24"/>
+        </w:rPr>
+        <w:hyperlink r:id="rId9" w:history="1">
+          <w:r>
+            <w:rPr>
+              <w:rStyle w:val="Hyperlink"/>
+            </w:rPr>
+            <w:t>s</w:t>
+          </w:r>
+        </w:hyperlink>
+      </w:r>
+      <w:r>
+        <w:rPr>
+          <w:u w:val="single" w:color="0000ff"/>
+          <w:rFonts w:ascii="Charis SIL Regular" w:hAnsi="Charis SIL Regular" w:eastAsia="Charis SIL Regular"/>
+          <w:b w:val="0"/>
+          <w:i w:val="0"/>
+          <w:color w:val="000000"/>
+          <w:sz w:val="24"/>
+        </w:rPr>
+        <w:hyperlink r:id="rId9" w:history="1">
+          <w:r>
+            <w:rPr>
+              <w:rStyle w:val="Hyperlink"/>
+            </w:rPr>
+            <w:t>e ve</w:t>
+          </w:r>
+        </w:hyperlink>
+      </w:r>
+      <w:r>
+        <w:rPr>
+          <w:rFonts w:ascii="Charis SIL Regular" w:hAnsi="Charis SIL Regular" w:eastAsia="Charis SIL Regular"/>
+          <w:b w:val="0"/>
+          <w:i w:val="0"/>
+          <w:color w:val="000000"/>
+          <w:sz w:val="24"/>
+        </w:rPr>
+        <w:t xml:space="preserve">ilinghuizen </w:t>
       </w:r>
       <w:r>
         <w:rPr>
@@ -380,7 +444,6 @@
           <w:i w:val="0"/>
           <w:color w:val="0000FF"/>
           <w:sz w:val="24"/>
-          <w:u w:val="single"/>
         </w:rPr>
         <w:hyperlink r:id="rId12" w:history="1">
           <w:r>
@@ -429,7 +492,7 @@
           <w:sz w:val="24"/>
           <w:u w:val="single"/>
         </w:rPr>
-        <w:hyperlink r:id="rId12" w:history="1">
+        <w:hyperlink r:id="rId10" w:history="1">
           <w:r>
             <w:rPr>
               <w:rStyle w:val="Hyperlink"/>
@@ -639,83 +702,10 @@
           <w:color w:val="000000"/>
           <w:sz w:val="24"/>
         </w:rPr>
-        <w:t>(1918-1974). In Den Haag w</w:t>
+        <w:t>(1918-1974). In Den Haag waren de winkels d</w:t>
       </w:r>
       <w:r>
         <w:rPr>
-          <w:u w:val="single" w:color="0000ff"/>
-          <w:rFonts w:ascii="Charis SIL Regular" w:hAnsi="Charis SIL Regular" w:eastAsia="Charis SIL Regular"/>
-          <w:b w:val="0"/>
-          <w:i w:val="0"/>
-          <w:color w:val="000000"/>
-          <w:sz w:val="24"/>
-        </w:rPr>
-        <w:hyperlink r:id="rId12" w:history="1">
-          <w:r>
-            <w:rPr>
-              <w:rStyle w:val="Hyperlink"/>
-            </w:rPr>
-            <w:t xml:space="preserve">aren de </w:t>
-          </w:r>
-        </w:hyperlink>
-      </w:r>
-      <w:r>
-        <w:rPr>
-          <w:u w:val="single" w:color="0000ff"/>
-          <w:rFonts w:ascii="Charis SIL Regular" w:hAnsi="Charis SIL Regular" w:eastAsia="Charis SIL Regular"/>
-          <w:b w:val="0"/>
-          <w:i w:val="0"/>
-          <w:color w:val="000000"/>
-          <w:sz w:val="24"/>
-        </w:rPr>
-        <w:hyperlink r:id="rId12" w:history="1">
-          <w:r>
-            <w:rPr>
-              <w:rStyle w:val="Hyperlink"/>
-            </w:rPr>
-            <w:t>winkel</w:t>
-          </w:r>
-        </w:hyperlink>
-      </w:r>
-      <w:r>
-        <w:rPr>
-          <w:u w:val="single" w:color="0000ff"/>
-          <w:rFonts w:ascii="Charis SIL Regular" w:hAnsi="Charis SIL Regular" w:eastAsia="Charis SIL Regular"/>
-          <w:b w:val="0"/>
-          <w:i w:val="0"/>
-          <w:color w:val="000000"/>
-          <w:sz w:val="24"/>
-        </w:rPr>
-        <w:hyperlink r:id="rId12" w:history="1">
-          <w:r>
-            <w:rPr>
-              <w:rStyle w:val="Hyperlink"/>
-            </w:rPr>
-            <w:t>s</w:t>
-          </w:r>
-        </w:hyperlink>
-      </w:r>
-      <w:r>
-        <w:rPr>
-          <w:u w:val="single" w:color="0000ff"/>
-          <w:rFonts w:ascii="Charis SIL Regular" w:hAnsi="Charis SIL Regular" w:eastAsia="Charis SIL Regular"/>
-          <w:b w:val="0"/>
-          <w:i w:val="0"/>
-          <w:color w:val="000000"/>
-          <w:sz w:val="24"/>
-        </w:rPr>
-        <w:hyperlink r:id="rId12" w:history="1">
-          <w:r>
-            <w:rPr>
-              <w:rStyle w:val="Hyperlink"/>
-            </w:rPr>
-            <w:t xml:space="preserve"> d</w:t>
-          </w:r>
-        </w:hyperlink>
-      </w:r>
-      <w:r>
-        <w:rPr>
-          <w:u w:val="single" w:color="0000ff"/>
           <w:rFonts w:ascii="Charis SIL Regular" w:hAnsi="Charis SIL Regular" w:eastAsia="Charis SIL Regular"/>
           <w:b w:val="0"/>
           <w:i w:val="0"/>
@@ -816,7 +806,7 @@
           <w:sz w:val="24"/>
           <w:u w:val="single"/>
         </w:rPr>
-        <w:hyperlink r:id="rId14" w:history="1">
+        <w:hyperlink r:id="rId13" w:history="1">
           <w:r>
             <w:rPr>
               <w:rStyle w:val="Hyperlink"/>
@@ -834,7 +824,7 @@
           <w:sz w:val="24"/>
           <w:u w:val="single"/>
         </w:rPr>
-        <w:hyperlink r:id="rId14" w:history="1">
+        <w:hyperlink r:id="rId13" w:history="1">
           <w:r>
             <w:rPr>
               <w:rStyle w:val="Hyperlink"/>
@@ -852,7 +842,7 @@
           <w:sz w:val="24"/>
           <w:u w:val="single"/>
         </w:rPr>
-        <w:hyperlink r:id="rId14" w:history="1">
+        <w:hyperlink r:id="rId13" w:history="1">
           <w:r>
             <w:rPr>
               <w:rStyle w:val="Hyperlink"/>
@@ -863,13 +853,50 @@
       </w:r>
       <w:r>
         <w:rPr>
+          <w:u w:val="single" w:color="0000ff"/>
           <w:rFonts w:ascii="Charis SIL Regular" w:hAnsi="Charis SIL Regular" w:eastAsia="Charis SIL Regular"/>
           <w:b w:val="0"/>
           <w:i w:val="0"/>
           <w:color w:val="000000"/>
           <w:sz w:val="24"/>
         </w:rPr>
-        <w:t xml:space="preserve"> en </w:t>
+        <w:hyperlink r:id="rId13" w:history="1">
+          <w:r>
+            <w:rPr>
+              <w:rStyle w:val="Hyperlink"/>
+            </w:rPr>
+            <w:t xml:space="preserve"> e</w:t>
+          </w:r>
+        </w:hyperlink>
+      </w:r>
+      <w:r>
+        <w:rPr>
+          <w:u w:val="single" w:color="0000ff"/>
+          <w:rFonts w:ascii="Charis SIL Regular" w:hAnsi="Charis SIL Regular" w:eastAsia="Charis SIL Regular"/>
+          <w:b w:val="0"/>
+          <w:i w:val="0"/>
+          <w:color w:val="000000"/>
+          <w:sz w:val="24"/>
+        </w:rPr>
+        <w:hyperlink r:id="rId13" w:history="1">
+          <w:r>
+            <w:rPr>
+              <w:rStyle w:val="Hyperlink"/>
+            </w:rPr>
+            <w:t>n</w:t>
+          </w:r>
+        </w:hyperlink>
+      </w:r>
+      <w:r>
+        <w:rPr>
+          <w:u w:val="single" w:color="0000ff"/>
+          <w:rFonts w:ascii="Charis SIL Regular" w:hAnsi="Charis SIL Regular" w:eastAsia="Charis SIL Regular"/>
+          <w:b w:val="0"/>
+          <w:i w:val="0"/>
+          <w:color w:val="000000"/>
+          <w:sz w:val="24"/>
+        </w:rPr>
+        <w:t xml:space="preserve"> </w:t>
       </w:r>
       <w:r>
         <w:rPr>
@@ -880,7 +907,7 @@
           <w:sz w:val="24"/>
           <w:u w:val="single"/>
         </w:rPr>
-        <w:hyperlink r:id="rId15" w:history="1">
+        <w:hyperlink r:id="rId13" w:history="1">
           <w:r>
             <w:rPr>
               <w:rStyle w:val="Hyperlink"/>
@@ -1141,7 +1168,25 @@
           <w:color w:val="000000"/>
           <w:sz w:val="24"/>
         </w:rPr>
-        <w:t xml:space="preserve"> (NAHV, 1880-1982) die handel dreef in </w:t>
+        <w:t xml:space="preserve"> (NAHV, 1880-1982) die handel dreef i</w:t>
+      </w:r>
+      <w:r>
+        <w:rPr>
+          <w:u w:val="single" w:color="0000ff"/>
+          <w:rFonts w:ascii="Charis SIL Regular" w:hAnsi="Charis SIL Regular" w:eastAsia="Charis SIL Regular"/>
+          <w:b w:val="0"/>
+          <w:i w:val="0"/>
+          <w:color w:val="000000"/>
+          <w:sz w:val="24"/>
+        </w:rPr>
+        <w:hyperlink r:id="rId16" w:history="1">
+          <w:r>
+            <w:rPr>
+              <w:rStyle w:val="Hyperlink"/>
+            </w:rPr>
+            <w:t xml:space="preserve">n </w:t>
+          </w:r>
+        </w:hyperlink>
       </w:r>
       <w:r>
         <w:rPr>
@@ -1217,31 +1262,13 @@
       </w:r>
       <w:r>
         <w:rPr>
-          <w:u w:val="single" w:color="0000ff"/>
           <w:rFonts w:ascii="Charis SIL Regular" w:hAnsi="Charis SIL Regular" w:eastAsia="Charis SIL Regular"/>
           <w:b w:val="0"/>
           <w:i w:val="0"/>
           <w:color w:val="000000"/>
           <w:sz w:val="24"/>
         </w:rPr>
-        <w:hyperlink r:id="rId16" w:history="1">
-          <w:r>
-            <w:rPr>
-              <w:rStyle w:val="Hyperlink"/>
-            </w:rPr>
-            <w:t>. Een g</w:t>
-          </w:r>
-        </w:hyperlink>
-      </w:r>
-      <w:r>
-        <w:rPr>
-          <w:rFonts w:ascii="Charis SIL Regular" w:hAnsi="Charis SIL Regular" w:eastAsia="Charis SIL Regular"/>
-          <w:b w:val="0"/>
-          <w:i w:val="0"/>
-          <w:color w:val="000000"/>
-          <w:sz w:val="24"/>
-        </w:rPr>
-        <w:t xml:space="preserve">root aantal Afrikaanse voorwerpen, vooral uit </w:t>
+        <w:t xml:space="preserve">. Een groot aantal Afrikaanse voorwerpen, vooral uit </w:t>
       </w:r>
       <w:r>
         <w:rPr>
@@ -3828,7 +3855,7 @@
           <w:sz w:val="24"/>
           <w:u w:val="single"/>
         </w:rPr>
-        <w:hyperlink r:id="rId28" w:history="1">
+        <w:hyperlink r:id="rId27" w:history="1">
           <w:r>
             <w:rPr>
               <w:rStyle w:val="Hyperlink"/>
@@ -3846,7 +3873,7 @@
           <w:sz w:val="24"/>
           <w:u w:val="single"/>
         </w:rPr>
-        <w:hyperlink r:id="rId28" w:history="1">
+        <w:hyperlink r:id="rId27" w:history="1">
           <w:r>
             <w:rPr>
               <w:rStyle w:val="Hyperlink"/>
@@ -3875,7 +3902,7 @@
           <w:sz w:val="24"/>
           <w:u w:val="single"/>
         </w:rPr>
-        <w:hyperlink r:id="rId28" w:history="1">
+        <w:hyperlink r:id="rId27" w:history="1">
           <w:r>
             <w:rPr>
               <w:rStyle w:val="Hyperlink"/>

--- a/EXPORTS/DOCX/published/niveau2/Dutch/Trade.docx
+++ b/EXPORTS/DOCX/published/niveau2/Dutch/Trade.docx
@@ -371,71 +371,7 @@
           <w:color w:val="000000"/>
           <w:sz w:val="24"/>
         </w:rPr>
-        <w:t>Amster</w:t>
-      </w:r>
-      <w:r>
-        <w:rPr>
-          <w:u w:val="single" w:color="0000ff"/>
-          <w:rFonts w:ascii="Charis SIL Regular" w:hAnsi="Charis SIL Regular" w:eastAsia="Charis SIL Regular"/>
-          <w:b w:val="0"/>
-          <w:i w:val="0"/>
-          <w:color w:val="000000"/>
-          <w:sz w:val="24"/>
-        </w:rPr>
-        <w:hyperlink r:id="rId9" w:history="1">
-          <w:r>
-            <w:rPr>
-              <w:rStyle w:val="Hyperlink"/>
-            </w:rPr>
-            <w:t>dam</w:t>
-          </w:r>
-        </w:hyperlink>
-      </w:r>
-      <w:r>
-        <w:rPr>
-          <w:u w:val="single" w:color="0000ff"/>
-          <w:rFonts w:ascii="Charis SIL Regular" w:hAnsi="Charis SIL Regular" w:eastAsia="Charis SIL Regular"/>
-          <w:b w:val="0"/>
-          <w:i w:val="0"/>
-          <w:color w:val="000000"/>
-          <w:sz w:val="24"/>
-        </w:rPr>
-        <w:hyperlink r:id="rId9" w:history="1">
-          <w:r>
-            <w:rPr>
-              <w:rStyle w:val="Hyperlink"/>
-            </w:rPr>
-            <w:t>s</w:t>
-          </w:r>
-        </w:hyperlink>
-      </w:r>
-      <w:r>
-        <w:rPr>
-          <w:u w:val="single" w:color="0000ff"/>
-          <w:rFonts w:ascii="Charis SIL Regular" w:hAnsi="Charis SIL Regular" w:eastAsia="Charis SIL Regular"/>
-          <w:b w:val="0"/>
-          <w:i w:val="0"/>
-          <w:color w:val="000000"/>
-          <w:sz w:val="24"/>
-        </w:rPr>
-        <w:hyperlink r:id="rId9" w:history="1">
-          <w:r>
-            <w:rPr>
-              <w:rStyle w:val="Hyperlink"/>
-            </w:rPr>
-            <w:t>e ve</w:t>
-          </w:r>
-        </w:hyperlink>
-      </w:r>
-      <w:r>
-        <w:rPr>
-          <w:rFonts w:ascii="Charis SIL Regular" w:hAnsi="Charis SIL Regular" w:eastAsia="Charis SIL Regular"/>
-          <w:b w:val="0"/>
-          <w:i w:val="0"/>
-          <w:color w:val="000000"/>
-          <w:sz w:val="24"/>
-        </w:rPr>
-        <w:t xml:space="preserve">ilinghuizen </w:t>
+        <w:t xml:space="preserve">Amsterdamse veilinghuizen </w:t>
       </w:r>
       <w:r>
         <w:rPr>
@@ -444,6 +380,7 @@
           <w:i w:val="0"/>
           <w:color w:val="0000FF"/>
           <w:sz w:val="24"/>
+          <w:u w:val="single"/>
         </w:rPr>
         <w:hyperlink r:id="rId12" w:history="1">
           <w:r>
@@ -702,10 +639,83 @@
           <w:color w:val="000000"/>
           <w:sz w:val="24"/>
         </w:rPr>
-        <w:t>(1918-1974). In Den Haag waren de winkels d</w:t>
+        <w:t>(1918-1974). In Den Haag w</w:t>
       </w:r>
       <w:r>
         <w:rPr>
+          <w:u w:val="single" w:color="0000ff"/>
+          <w:rFonts w:ascii="Charis SIL Regular" w:hAnsi="Charis SIL Regular" w:eastAsia="Charis SIL Regular"/>
+          <w:b w:val="0"/>
+          <w:i w:val="0"/>
+          <w:color w:val="000000"/>
+          <w:sz w:val="24"/>
+        </w:rPr>
+        <w:hyperlink r:id="rId12" w:history="1">
+          <w:r>
+            <w:rPr>
+              <w:rStyle w:val="Hyperlink"/>
+            </w:rPr>
+            <w:t xml:space="preserve">aren de </w:t>
+          </w:r>
+        </w:hyperlink>
+      </w:r>
+      <w:r>
+        <w:rPr>
+          <w:u w:val="single" w:color="0000ff"/>
+          <w:rFonts w:ascii="Charis SIL Regular" w:hAnsi="Charis SIL Regular" w:eastAsia="Charis SIL Regular"/>
+          <w:b w:val="0"/>
+          <w:i w:val="0"/>
+          <w:color w:val="000000"/>
+          <w:sz w:val="24"/>
+        </w:rPr>
+        <w:hyperlink r:id="rId12" w:history="1">
+          <w:r>
+            <w:rPr>
+              <w:rStyle w:val="Hyperlink"/>
+            </w:rPr>
+            <w:t>winkel</w:t>
+          </w:r>
+        </w:hyperlink>
+      </w:r>
+      <w:r>
+        <w:rPr>
+          <w:u w:val="single" w:color="0000ff"/>
+          <w:rFonts w:ascii="Charis SIL Regular" w:hAnsi="Charis SIL Regular" w:eastAsia="Charis SIL Regular"/>
+          <w:b w:val="0"/>
+          <w:i w:val="0"/>
+          <w:color w:val="000000"/>
+          <w:sz w:val="24"/>
+        </w:rPr>
+        <w:hyperlink r:id="rId12" w:history="1">
+          <w:r>
+            <w:rPr>
+              <w:rStyle w:val="Hyperlink"/>
+            </w:rPr>
+            <w:t>s</w:t>
+          </w:r>
+        </w:hyperlink>
+      </w:r>
+      <w:r>
+        <w:rPr>
+          <w:u w:val="single" w:color="0000ff"/>
+          <w:rFonts w:ascii="Charis SIL Regular" w:hAnsi="Charis SIL Regular" w:eastAsia="Charis SIL Regular"/>
+          <w:b w:val="0"/>
+          <w:i w:val="0"/>
+          <w:color w:val="000000"/>
+          <w:sz w:val="24"/>
+        </w:rPr>
+        <w:hyperlink r:id="rId12" w:history="1">
+          <w:r>
+            <w:rPr>
+              <w:rStyle w:val="Hyperlink"/>
+            </w:rPr>
+            <w:t xml:space="preserve"> d</w:t>
+          </w:r>
+        </w:hyperlink>
+      </w:r>
+      <w:r>
+        <w:rPr>
+          <w:u w:val="single" w:color="0000ff"/>
           <w:rFonts w:ascii="Charis SIL Regular" w:hAnsi="Charis SIL Regular" w:eastAsia="Charis SIL Regular"/>
           <w:b w:val="0"/>
           <w:i w:val="0"/>
@@ -748,43 +758,7 @@
           <w:sz w:val="24"/>
           <w:u w:val="single"/>
         </w:rPr>
-        <w:hyperlink r:id="rId14" w:history="1">
-          <w:r>
-            <w:rPr>
-              <w:rStyle w:val="Hyperlink"/>
-            </w:rPr>
-            <w:t>roote</w:t>
-          </w:r>
-        </w:hyperlink>
-      </w:r>
-      <w:r>
-        <w:rPr>
-          <w:rFonts w:ascii="Charis SIL Regular" w:hAnsi="Charis SIL Regular" w:eastAsia="Charis SIL Regular"/>
-          <w:b w:val="0"/>
-          <w:i w:val="0"/>
-          <w:color w:val="0000FF"/>
-          <w:sz w:val="24"/>
-          <w:u w:val="single"/>
-        </w:rPr>
-        <w:t xml:space="preserve"> </w:t>
-      </w:r>
-      <w:r>
-        <w:rPr>
-          <w:rFonts w:ascii="Charis SIL Regular" w:hAnsi="Charis SIL Regular" w:eastAsia="Charis SIL Regular"/>
-          <w:b w:val="0"/>
-          <w:i w:val="0"/>
-          <w:color w:val="0000FF"/>
-          <w:sz w:val="24"/>
-          <w:u w:val="single"/>
-        </w:rPr>
-        <w:hyperlink r:id="rId14" w:history="1">
-          <w:r>
-            <w:rPr>
-              <w:rStyle w:val="Hyperlink"/>
-            </w:rPr>
-            <w:t>Koninklijke</w:t>
-          </w:r>
-        </w:hyperlink>
+        <w:t>roote Koninklijke</w:t>
       </w:r>
       <w:r>
         <w:rPr>
@@ -925,7 +899,7 @@
           <w:sz w:val="24"/>
           <w:u w:val="single"/>
         </w:rPr>
-        <w:hyperlink r:id="rId15" w:history="1">
+        <w:hyperlink r:id="rId14" w:history="1">
           <w:r>
             <w:rPr>
               <w:rStyle w:val="Hyperlink"/>
@@ -953,7 +927,7 @@
           <w:color w:val="000000"/>
           <w:sz w:val="24"/>
         </w:rPr>
-        <w:hyperlink r:id="rId14" w:history="1">
+        <w:hyperlink r:id="rId15" w:history="1">
           <w:r>
             <w:rPr>
               <w:rStyle w:val="Hyperlink"/>
@@ -971,7 +945,7 @@
           <w:color w:val="000000"/>
           <w:sz w:val="24"/>
         </w:rPr>
-        <w:hyperlink r:id="rId14" w:history="1">
+        <w:hyperlink r:id="rId15" w:history="1">
           <w:r>
             <w:rPr>
               <w:rStyle w:val="Hyperlink"/>
@@ -989,7 +963,7 @@
           <w:color w:val="000000"/>
           <w:sz w:val="24"/>
         </w:rPr>
-        <w:hyperlink r:id="rId14" w:history="1">
+        <w:hyperlink r:id="rId15" w:history="1">
           <w:r>
             <w:rPr>
               <w:rStyle w:val="Hyperlink"/>
@@ -1262,13 +1236,31 @@
       </w:r>
       <w:r>
         <w:rPr>
+          <w:u w:val="single" w:color="0000ff"/>
           <w:rFonts w:ascii="Charis SIL Regular" w:hAnsi="Charis SIL Regular" w:eastAsia="Charis SIL Regular"/>
           <w:b w:val="0"/>
           <w:i w:val="0"/>
           <w:color w:val="000000"/>
           <w:sz w:val="24"/>
         </w:rPr>
-        <w:t xml:space="preserve">. Een groot aantal Afrikaanse voorwerpen, vooral uit </w:t>
+        <w:hyperlink r:id="rId16" w:history="1">
+          <w:r>
+            <w:rPr>
+              <w:rStyle w:val="Hyperlink"/>
+            </w:rPr>
+            <w:t>. Een g</w:t>
+          </w:r>
+        </w:hyperlink>
+      </w:r>
+      <w:r>
+        <w:rPr>
+          <w:rFonts w:ascii="Charis SIL Regular" w:hAnsi="Charis SIL Regular" w:eastAsia="Charis SIL Regular"/>
+          <w:b w:val="0"/>
+          <w:i w:val="0"/>
+          <w:color w:val="000000"/>
+          <w:sz w:val="24"/>
+        </w:rPr>
+        <w:t xml:space="preserve">root aantal Afrikaanse voorwerpen, vooral uit </w:t>
       </w:r>
       <w:r>
         <w:rPr>

--- a/EXPORTS/DOCX/published/niveau2/Dutch/Trade.docx
+++ b/EXPORTS/DOCX/published/niveau2/Dutch/Trade.docx
@@ -371,7 +371,71 @@
           <w:color w:val="000000"/>
           <w:sz w:val="24"/>
         </w:rPr>
-        <w:t xml:space="preserve">Amsterdamse veilinghuizen </w:t>
+        <w:t>Amster</w:t>
+      </w:r>
+      <w:r>
+        <w:rPr>
+          <w:u w:val="single" w:color="0000ff"/>
+          <w:rFonts w:ascii="Charis SIL Regular" w:hAnsi="Charis SIL Regular" w:eastAsia="Charis SIL Regular"/>
+          <w:b w:val="0"/>
+          <w:i w:val="0"/>
+          <w:color w:val="000000"/>
+          <w:sz w:val="24"/>
+        </w:rPr>
+        <w:hyperlink r:id="rId9" w:history="1">
+          <w:r>
+            <w:rPr>
+              <w:rStyle w:val="Hyperlink"/>
+            </w:rPr>
+            <w:t>dam</w:t>
+          </w:r>
+        </w:hyperlink>
+      </w:r>
+      <w:r>
+        <w:rPr>
+          <w:u w:val="single" w:color="0000ff"/>
+          <w:rFonts w:ascii="Charis SIL Regular" w:hAnsi="Charis SIL Regular" w:eastAsia="Charis SIL Regular"/>
+          <w:b w:val="0"/>
+          <w:i w:val="0"/>
+          <w:color w:val="000000"/>
+          <w:sz w:val="24"/>
+        </w:rPr>
+        <w:hyperlink r:id="rId9" w:history="1">
+          <w:r>
+            <w:rPr>
+              <w:rStyle w:val="Hyperlink"/>
+            </w:rPr>
+            <w:t>s</w:t>
+          </w:r>
+        </w:hyperlink>
+      </w:r>
+      <w:r>
+        <w:rPr>
+          <w:u w:val="single" w:color="0000ff"/>
+          <w:rFonts w:ascii="Charis SIL Regular" w:hAnsi="Charis SIL Regular" w:eastAsia="Charis SIL Regular"/>
+          <w:b w:val="0"/>
+          <w:i w:val="0"/>
+          <w:color w:val="000000"/>
+          <w:sz w:val="24"/>
+        </w:rPr>
+        <w:hyperlink r:id="rId9" w:history="1">
+          <w:r>
+            <w:rPr>
+              <w:rStyle w:val="Hyperlink"/>
+            </w:rPr>
+            <w:t>e ve</w:t>
+          </w:r>
+        </w:hyperlink>
+      </w:r>
+      <w:r>
+        <w:rPr>
+          <w:rFonts w:ascii="Charis SIL Regular" w:hAnsi="Charis SIL Regular" w:eastAsia="Charis SIL Regular"/>
+          <w:b w:val="0"/>
+          <w:i w:val="0"/>
+          <w:color w:val="000000"/>
+          <w:sz w:val="24"/>
+        </w:rPr>
+        <w:t xml:space="preserve">ilinghuizen </w:t>
       </w:r>
       <w:r>
         <w:rPr>
@@ -400,7 +464,7 @@
           <w:sz w:val="24"/>
           <w:u w:val="single"/>
         </w:rPr>
-        <w:hyperlink r:id="rId10" w:history="1">
+        <w:hyperlink r:id="rId12" w:history="1">
           <w:r>
             <w:rPr>
               <w:rStyle w:val="Hyperlink"/>
@@ -715,7 +779,6 @@
       </w:r>
       <w:r>
         <w:rPr>
-          <w:u w:val="single" w:color="0000ff"/>
           <w:rFonts w:ascii="Charis SIL Regular" w:hAnsi="Charis SIL Regular" w:eastAsia="Charis SIL Regular"/>
           <w:b w:val="0"/>
           <w:i w:val="0"/>
@@ -758,7 +821,36 @@
           <w:sz w:val="24"/>
           <w:u w:val="single"/>
         </w:rPr>
-        <w:t>roote Koninklijke</w:t>
+        <w:hyperlink r:id="rId14" w:history="1">
+          <w:r>
+            <w:rPr>
+              <w:rStyle w:val="Hyperlink"/>
+            </w:rPr>
+            <w:t>roote</w:t>
+          </w:r>
+        </w:hyperlink>
+      </w:r>
+      <w:r>
+        <w:rPr>
+          <w:rFonts w:ascii="Charis SIL Regular" w:hAnsi="Charis SIL Regular" w:eastAsia="Charis SIL Regular"/>
+          <w:b w:val="0"/>
+          <w:i w:val="0"/>
+          <w:color w:val="0000FF"/>
+          <w:sz w:val="24"/>
+          <w:u w:val="single"/>
+        </w:rPr>
+        <w:t xml:space="preserve"> </w:t>
+      </w:r>
+      <w:r>
+        <w:rPr>
+          <w:rFonts w:ascii="Charis SIL Regular" w:hAnsi="Charis SIL Regular" w:eastAsia="Charis SIL Regular"/>
+          <w:b w:val="0"/>
+          <w:i w:val="0"/>
+          <w:color w:val="0000FF"/>
+          <w:sz w:val="24"/>
+          <w:u w:val="single"/>
+        </w:rPr>
+        <w:t>Koninklijke</w:t>
       </w:r>
       <w:r>
         <w:rPr>
@@ -827,21 +919,59 @@
       </w:r>
       <w:r>
         <w:rPr>
-          <w:u w:val="single" w:color="0000ff"/>
           <w:rFonts w:ascii="Charis SIL Regular" w:hAnsi="Charis SIL Regular" w:eastAsia="Charis SIL Regular"/>
           <w:b w:val="0"/>
           <w:i w:val="0"/>
           <w:color w:val="000000"/>
           <w:sz w:val="24"/>
         </w:rPr>
-        <w:hyperlink r:id="rId13" w:history="1">
+        <w:t xml:space="preserve"> en </w:t>
+      </w:r>
+      <w:r>
+        <w:rPr>
+          <w:rFonts w:ascii="Charis SIL Regular" w:hAnsi="Charis SIL Regular" w:eastAsia="Charis SIL Regular"/>
+          <w:b w:val="0"/>
+          <w:i w:val="0"/>
+          <w:color w:val="0000FF"/>
+          <w:sz w:val="24"/>
+          <w:u w:val="single"/>
+        </w:rPr>
+        <w:hyperlink r:id="rId15" w:history="1">
           <w:r>
             <w:rPr>
               <w:rStyle w:val="Hyperlink"/>
             </w:rPr>
-            <w:t xml:space="preserve"> e</w:t>
+            <w:t>Boea</w:t>
           </w:r>
         </w:hyperlink>
+      </w:r>
+      <w:r>
+        <w:rPr>
+          <w:rFonts w:ascii="Charis SIL Regular" w:hAnsi="Charis SIL Regular" w:eastAsia="Charis SIL Regular"/>
+          <w:b w:val="0"/>
+          <w:i w:val="0"/>
+          <w:color w:val="0000FF"/>
+          <w:sz w:val="24"/>
+          <w:u w:val="single"/>
+        </w:rPr>
+        <w:hyperlink r:id="rId15" w:history="1">
+          <w:r>
+            <w:rPr>
+              <w:rStyle w:val="Hyperlink"/>
+            </w:rPr>
+            <w:t xml:space="preserve">tan </w:t>
+          </w:r>
+        </w:hyperlink>
+      </w:r>
+      <w:r>
+        <w:rPr>
+          <w:rFonts w:ascii="Charis SIL Regular" w:hAnsi="Charis SIL Regular" w:eastAsia="Charis SIL Regular"/>
+          <w:b w:val="0"/>
+          <w:i w:val="0"/>
+          <w:color w:val="000000"/>
+          <w:sz w:val="24"/>
+        </w:rPr>
+        <w:t>(1903-1949) gespecialiseerd in oosterse kunstnij</w:t>
       </w:r>
       <w:r>
         <w:rPr>
@@ -852,12 +982,12 @@
           <w:color w:val="000000"/>
           <w:sz w:val="24"/>
         </w:rPr>
-        <w:hyperlink r:id="rId13" w:history="1">
+        <w:hyperlink r:id="rId14" w:history="1">
           <w:r>
             <w:rPr>
               <w:rStyle w:val="Hyperlink"/>
             </w:rPr>
-            <w:t>n</w:t>
+            <w:t>verhei</w:t>
           </w:r>
         </w:hyperlink>
       </w:r>
@@ -870,53 +1000,14 @@
           <w:color w:val="000000"/>
           <w:sz w:val="24"/>
         </w:rPr>
-        <w:t xml:space="preserve"> </w:t>
-      </w:r>
-      <w:r>
-        <w:rPr>
-          <w:rFonts w:ascii="Charis SIL Regular" w:hAnsi="Charis SIL Regular" w:eastAsia="Charis SIL Regular"/>
-          <w:b w:val="0"/>
-          <w:i w:val="0"/>
-          <w:color w:val="0000FF"/>
-          <w:sz w:val="24"/>
-          <w:u w:val="single"/>
-        </w:rPr>
-        <w:hyperlink r:id="rId13" w:history="1">
-          <w:r>
-            <w:rPr>
-              <w:rStyle w:val="Hyperlink"/>
-            </w:rPr>
-            <w:t>Boea</w:t>
-          </w:r>
-        </w:hyperlink>
-      </w:r>
-      <w:r>
-        <w:rPr>
-          <w:rFonts w:ascii="Charis SIL Regular" w:hAnsi="Charis SIL Regular" w:eastAsia="Charis SIL Regular"/>
-          <w:b w:val="0"/>
-          <w:i w:val="0"/>
-          <w:color w:val="0000FF"/>
-          <w:sz w:val="24"/>
-          <w:u w:val="single"/>
-        </w:rPr>
         <w:hyperlink r:id="rId14" w:history="1">
           <w:r>
             <w:rPr>
               <w:rStyle w:val="Hyperlink"/>
             </w:rPr>
-            <w:t xml:space="preserve">tan </w:t>
+            <w:t>d</w:t>
           </w:r>
         </w:hyperlink>
-      </w:r>
-      <w:r>
-        <w:rPr>
-          <w:rFonts w:ascii="Charis SIL Regular" w:hAnsi="Charis SIL Regular" w:eastAsia="Charis SIL Regular"/>
-          <w:b w:val="0"/>
-          <w:i w:val="0"/>
-          <w:color w:val="000000"/>
-          <w:sz w:val="24"/>
-        </w:rPr>
-        <w:t>(1903-1949) gespecialiseerd in oosterse kunstnij</w:t>
       </w:r>
       <w:r>
         <w:rPr>
@@ -927,43 +1018,7 @@
           <w:color w:val="000000"/>
           <w:sz w:val="24"/>
         </w:rPr>
-        <w:hyperlink r:id="rId15" w:history="1">
-          <w:r>
-            <w:rPr>
-              <w:rStyle w:val="Hyperlink"/>
-            </w:rPr>
-            <w:t>verhei</w:t>
-          </w:r>
-        </w:hyperlink>
-      </w:r>
-      <w:r>
-        <w:rPr>
-          <w:u w:val="single" w:color="0000ff"/>
-          <w:rFonts w:ascii="Charis SIL Regular" w:hAnsi="Charis SIL Regular" w:eastAsia="Charis SIL Regular"/>
-          <w:b w:val="0"/>
-          <w:i w:val="0"/>
-          <w:color w:val="000000"/>
-          <w:sz w:val="24"/>
-        </w:rPr>
-        <w:hyperlink r:id="rId15" w:history="1">
-          <w:r>
-            <w:rPr>
-              <w:rStyle w:val="Hyperlink"/>
-            </w:rPr>
-            <w:t>d</w:t>
-          </w:r>
-        </w:hyperlink>
-      </w:r>
-      <w:r>
-        <w:rPr>
-          <w:u w:val="single" w:color="0000ff"/>
-          <w:rFonts w:ascii="Charis SIL Regular" w:hAnsi="Charis SIL Regular" w:eastAsia="Charis SIL Regular"/>
-          <w:b w:val="0"/>
-          <w:i w:val="0"/>
-          <w:color w:val="000000"/>
-          <w:sz w:val="24"/>
-        </w:rPr>
-        <w:hyperlink r:id="rId15" w:history="1">
+        <w:hyperlink r:id="rId14" w:history="1">
           <w:r>
             <w:rPr>
               <w:rStyle w:val="Hyperlink"/>
@@ -1153,14 +1208,7 @@
           <w:color w:val="000000"/>
           <w:sz w:val="24"/>
         </w:rPr>
-        <w:hyperlink r:id="rId16" w:history="1">
-          <w:r>
-            <w:rPr>
-              <w:rStyle w:val="Hyperlink"/>
-            </w:rPr>
-            <w:t xml:space="preserve">n </w:t>
-          </w:r>
-        </w:hyperlink>
+        <w:t xml:space="preserve">n </w:t>
       </w:r>
       <w:r>
         <w:rPr>
@@ -1171,7 +1219,7 @@
           <w:sz w:val="24"/>
           <w:u w:val="single"/>
         </w:rPr>
-        <w:hyperlink r:id="rId16" w:history="1">
+        <w:hyperlink r:id="rId17" w:history="1">
           <w:r>
             <w:rPr>
               <w:rStyle w:val="Hyperlink"/>
@@ -1189,7 +1237,7 @@
           <w:sz w:val="24"/>
           <w:u w:val="single"/>
         </w:rPr>
-        <w:hyperlink r:id="rId16" w:history="1">
+        <w:hyperlink r:id="rId17" w:history="1">
           <w:r>
             <w:rPr>
               <w:rStyle w:val="Hyperlink"/>
@@ -1254,13 +1302,96 @@
       </w:r>
       <w:r>
         <w:rPr>
+          <w:u w:val="single" w:color="0000ff"/>
           <w:rFonts w:ascii="Charis SIL Regular" w:hAnsi="Charis SIL Regular" w:eastAsia="Charis SIL Regular"/>
           <w:b w:val="0"/>
           <w:i w:val="0"/>
           <w:color w:val="000000"/>
           <w:sz w:val="24"/>
         </w:rPr>
-        <w:t xml:space="preserve">root aantal Afrikaanse voorwerpen, vooral uit </w:t>
+        <w:hyperlink r:id="rId16" w:history="1">
+          <w:r>
+            <w:rPr>
+              <w:rStyle w:val="Hyperlink"/>
+            </w:rPr>
+            <w:t>r</w:t>
+          </w:r>
+        </w:hyperlink>
+      </w:r>
+      <w:r>
+        <w:rPr>
+          <w:u w:val="single" w:color="0000ff"/>
+          <w:rFonts w:ascii="Charis SIL Regular" w:hAnsi="Charis SIL Regular" w:eastAsia="Charis SIL Regular"/>
+          <w:b w:val="0"/>
+          <w:i w:val="0"/>
+          <w:color w:val="000000"/>
+          <w:sz w:val="24"/>
+        </w:rPr>
+        <w:hyperlink r:id="rId16" w:history="1">
+          <w:r>
+            <w:rPr>
+              <w:rStyle w:val="Hyperlink"/>
+            </w:rPr>
+            <w:t>oot aant</w:t>
+          </w:r>
+        </w:hyperlink>
+      </w:r>
+      <w:r>
+        <w:rPr>
+          <w:u w:val="single" w:color="0000ff"/>
+          <w:rFonts w:ascii="Charis SIL Regular" w:hAnsi="Charis SIL Regular" w:eastAsia="Charis SIL Regular"/>
+          <w:b w:val="0"/>
+          <w:i w:val="0"/>
+          <w:color w:val="000000"/>
+          <w:sz w:val="24"/>
+        </w:rPr>
+        <w:hyperlink r:id="rId16" w:history="1">
+          <w:r>
+            <w:rPr>
+              <w:rStyle w:val="Hyperlink"/>
+            </w:rPr>
+            <w:t xml:space="preserve">al Afrikaanse </w:t>
+          </w:r>
+        </w:hyperlink>
+      </w:r>
+      <w:r>
+        <w:rPr>
+          <w:u w:val="single" w:color="0000ff"/>
+          <w:rFonts w:ascii="Charis SIL Regular" w:hAnsi="Charis SIL Regular" w:eastAsia="Charis SIL Regular"/>
+          <w:b w:val="0"/>
+          <w:i w:val="0"/>
+          <w:color w:val="000000"/>
+          <w:sz w:val="24"/>
+        </w:rPr>
+        <w:t>v</w:t>
+      </w:r>
+      <w:r>
+        <w:rPr>
+          <w:u w:val="single" w:color="0000ff"/>
+          <w:rFonts w:ascii="Charis SIL Regular" w:hAnsi="Charis SIL Regular" w:eastAsia="Charis SIL Regular"/>
+          <w:b w:val="0"/>
+          <w:i w:val="0"/>
+          <w:color w:val="000000"/>
+          <w:sz w:val="24"/>
+        </w:rPr>
+        <w:hyperlink r:id="rId16" w:history="1">
+          <w:r>
+            <w:rPr>
+              <w:rStyle w:val="Hyperlink"/>
+            </w:rPr>
+            <w:t>oorw</w:t>
+          </w:r>
+        </w:hyperlink>
+      </w:r>
+      <w:r>
+        <w:rPr>
+          <w:rFonts w:ascii="Charis SIL Regular" w:hAnsi="Charis SIL Regular" w:eastAsia="Charis SIL Regular"/>
+          <w:b w:val="0"/>
+          <w:i w:val="0"/>
+          <w:color w:val="000000"/>
+          <w:sz w:val="24"/>
+        </w:rPr>
+        <w:t xml:space="preserve">erpen, vooral uit </w:t>
       </w:r>
       <w:r>
         <w:rPr>
@@ -1736,35 +1867,7 @@
           <w:color w:val="000000"/>
           <w:sz w:val="24"/>
         </w:rPr>
-        <w:t>medewerkers in dienst die inlichtin</w:t>
-      </w:r>
-      <w:r>
-        <w:rPr>
-          <w:u w:val="single" w:color="0000ff"/>
-          <w:rFonts w:ascii="Charis SIL Regular" w:hAnsi="Charis SIL Regular" w:eastAsia="Charis SIL Regular"/>
-          <w:b w:val="0"/>
-          <w:i w:val="0"/>
-          <w:color w:val="000000"/>
-          <w:sz w:val="24"/>
-        </w:rPr>
-        <w:hyperlink r:id="rId19" w:history="1">
-          <w:r>
-            <w:rPr>
-              <w:rStyle w:val="Hyperlink"/>
-            </w:rPr>
-            <w:t>gen verst</w:t>
-          </w:r>
-        </w:hyperlink>
-      </w:r>
-      <w:r>
-        <w:rPr>
-          <w:rFonts w:ascii="Charis SIL Regular" w:hAnsi="Charis SIL Regular" w:eastAsia="Charis SIL Regular"/>
-          <w:b w:val="0"/>
-          <w:i w:val="0"/>
-          <w:color w:val="000000"/>
-          <w:sz w:val="24"/>
-        </w:rPr>
-        <w:t>rek</w:t>
+        <w:t>medewerkers in dienst die inlichtingen verstrek</w:t>
       </w:r>
       <w:r>
         <w:rPr>
@@ -3847,7 +3950,7 @@
           <w:sz w:val="24"/>
           <w:u w:val="single"/>
         </w:rPr>
-        <w:hyperlink r:id="rId27" w:history="1">
+        <w:hyperlink r:id="rId28" w:history="1">
           <w:r>
             <w:rPr>
               <w:rStyle w:val="Hyperlink"/>
@@ -3865,7 +3968,7 @@
           <w:sz w:val="24"/>
           <w:u w:val="single"/>
         </w:rPr>
-        <w:hyperlink r:id="rId27" w:history="1">
+        <w:hyperlink r:id="rId28" w:history="1">
           <w:r>
             <w:rPr>
               <w:rStyle w:val="Hyperlink"/>
@@ -3894,7 +3997,7 @@
           <w:sz w:val="24"/>
           <w:u w:val="single"/>
         </w:rPr>
-        <w:hyperlink r:id="rId27" w:history="1">
+        <w:hyperlink r:id="rId28" w:history="1">
           <w:r>
             <w:rPr>
               <w:rStyle w:val="Hyperlink"/>

--- a/EXPORTS/DOCX/published/niveau2/Dutch/Trade.docx
+++ b/EXPORTS/DOCX/published/niveau2/Dutch/Trade.docx
@@ -464,7 +464,7 @@
           <w:sz w:val="24"/>
           <w:u w:val="single"/>
         </w:rPr>
-        <w:hyperlink r:id="rId12" w:history="1">
+        <w:hyperlink r:id="rId10" w:history="1">
           <w:r>
             <w:rPr>
               <w:rStyle w:val="Hyperlink"/>
@@ -586,35 +586,7 @@
           <w:color w:val="000000"/>
           <w:sz w:val="24"/>
         </w:rPr>
-        <w:t xml:space="preserve"> (1876-</w:t>
-      </w:r>
-      <w:r>
-        <w:rPr>
-          <w:u w:val="single" w:color="0000ff"/>
-          <w:rFonts w:ascii="Charis SIL Regular" w:hAnsi="Charis SIL Regular" w:eastAsia="Charis SIL Regular"/>
-          <w:b w:val="0"/>
-          <w:i w:val="0"/>
-          <w:color w:val="000000"/>
-          <w:sz w:val="24"/>
-        </w:rPr>
-        <w:hyperlink r:id="rId11" w:history="1">
-          <w:r>
-            <w:rPr>
-              <w:rStyle w:val="Hyperlink"/>
-            </w:rPr>
-            <w:t>1961) e</w:t>
-          </w:r>
-        </w:hyperlink>
-      </w:r>
-      <w:r>
-        <w:rPr>
-          <w:rFonts w:ascii="Charis SIL Regular" w:hAnsi="Charis SIL Regular" w:eastAsia="Charis SIL Regular"/>
-          <w:b w:val="0"/>
-          <w:i w:val="0"/>
-          <w:color w:val="000000"/>
-          <w:sz w:val="24"/>
-        </w:rPr>
-        <w:t xml:space="preserve">n </w:t>
+        <w:t xml:space="preserve"> (1876-1961) en </w:t>
       </w:r>
       <w:r>
         <w:rPr>
@@ -714,14 +686,7 @@
           <w:color w:val="000000"/>
           <w:sz w:val="24"/>
         </w:rPr>
-        <w:hyperlink r:id="rId12" w:history="1">
-          <w:r>
-            <w:rPr>
-              <w:rStyle w:val="Hyperlink"/>
-            </w:rPr>
-            <w:t xml:space="preserve">aren de </w:t>
-          </w:r>
-        </w:hyperlink>
+        <w:t xml:space="preserve">aren de </w:t>
       </w:r>
       <w:r>
         <w:rPr>
@@ -785,14 +750,7 @@
           <w:color w:val="000000"/>
           <w:sz w:val="24"/>
         </w:rPr>
-        <w:hyperlink r:id="rId12" w:history="1">
-          <w:r>
-            <w:rPr>
-              <w:rStyle w:val="Hyperlink"/>
-            </w:rPr>
-            <w:t xml:space="preserve">e </w:t>
-          </w:r>
-        </w:hyperlink>
+        <w:t xml:space="preserve">e </w:t>
       </w:r>
       <w:r>
         <w:rPr>
@@ -803,7 +761,7 @@
           <w:sz w:val="24"/>
           <w:u w:val="single"/>
         </w:rPr>
-        <w:hyperlink r:id="rId12" w:history="1">
+        <w:hyperlink r:id="rId14" w:history="1">
           <w:r>
             <w:rPr>
               <w:rStyle w:val="Hyperlink"/>
@@ -848,7 +806,6 @@
           <w:i w:val="0"/>
           <w:color w:val="0000FF"/>
           <w:sz w:val="24"/>
-          <w:u w:val="single"/>
         </w:rPr>
         <w:t>Koninklijke</w:t>
       </w:r>
@@ -872,7 +829,7 @@
           <w:sz w:val="24"/>
           <w:u w:val="single"/>
         </w:rPr>
-        <w:hyperlink r:id="rId13" w:history="1">
+        <w:hyperlink r:id="rId14" w:history="1">
           <w:r>
             <w:rPr>
               <w:rStyle w:val="Hyperlink"/>
@@ -908,7 +865,7 @@
           <w:sz w:val="24"/>
           <w:u w:val="single"/>
         </w:rPr>
-        <w:hyperlink r:id="rId13" w:history="1">
+        <w:hyperlink r:id="rId14" w:history="1">
           <w:r>
             <w:rPr>
               <w:rStyle w:val="Hyperlink"/>
@@ -919,13 +876,50 @@
       </w:r>
       <w:r>
         <w:rPr>
+          <w:u w:val="single" w:color="0000ff"/>
           <w:rFonts w:ascii="Charis SIL Regular" w:hAnsi="Charis SIL Regular" w:eastAsia="Charis SIL Regular"/>
           <w:b w:val="0"/>
           <w:i w:val="0"/>
           <w:color w:val="000000"/>
           <w:sz w:val="24"/>
         </w:rPr>
-        <w:t xml:space="preserve"> en </w:t>
+        <w:hyperlink r:id="rId13" w:history="1">
+          <w:r>
+            <w:rPr>
+              <w:rStyle w:val="Hyperlink"/>
+            </w:rPr>
+            <w:t xml:space="preserve"> e</w:t>
+          </w:r>
+        </w:hyperlink>
+      </w:r>
+      <w:r>
+        <w:rPr>
+          <w:u w:val="single" w:color="0000ff"/>
+          <w:rFonts w:ascii="Charis SIL Regular" w:hAnsi="Charis SIL Regular" w:eastAsia="Charis SIL Regular"/>
+          <w:b w:val="0"/>
+          <w:i w:val="0"/>
+          <w:color w:val="000000"/>
+          <w:sz w:val="24"/>
+        </w:rPr>
+        <w:hyperlink r:id="rId13" w:history="1">
+          <w:r>
+            <w:rPr>
+              <w:rStyle w:val="Hyperlink"/>
+            </w:rPr>
+            <w:t>n</w:t>
+          </w:r>
+        </w:hyperlink>
+      </w:r>
+      <w:r>
+        <w:rPr>
+          <w:u w:val="single" w:color="0000ff"/>
+          <w:rFonts w:ascii="Charis SIL Regular" w:hAnsi="Charis SIL Regular" w:eastAsia="Charis SIL Regular"/>
+          <w:b w:val="0"/>
+          <w:i w:val="0"/>
+          <w:color w:val="000000"/>
+          <w:sz w:val="24"/>
+        </w:rPr>
+        <w:t xml:space="preserve"> </w:t>
       </w:r>
       <w:r>
         <w:rPr>
@@ -1197,18 +1191,7 @@
           <w:color w:val="000000"/>
           <w:sz w:val="24"/>
         </w:rPr>
-        <w:t xml:space="preserve"> (NAHV, 1880-1982) die handel dreef i</w:t>
-      </w:r>
-      <w:r>
-        <w:rPr>
-          <w:u w:val="single" w:color="0000ff"/>
-          <w:rFonts w:ascii="Charis SIL Regular" w:hAnsi="Charis SIL Regular" w:eastAsia="Charis SIL Regular"/>
-          <w:b w:val="0"/>
-          <w:i w:val="0"/>
-          <w:color w:val="000000"/>
-          <w:sz w:val="24"/>
-        </w:rPr>
-        <w:t xml:space="preserve">n </w:t>
+        <w:t xml:space="preserve"> (NAHV, 1880-1982) die handel dreef in </w:t>
       </w:r>
       <w:r>
         <w:rPr>
@@ -1273,7 +1256,7 @@
           <w:sz w:val="24"/>
           <w:u w:val="single"/>
         </w:rPr>
-        <w:hyperlink r:id="rId16" w:history="1">
+        <w:hyperlink r:id="rId17" w:history="1">
           <w:r>
             <w:rPr>
               <w:rStyle w:val="Hyperlink"/>
@@ -1338,60 +1321,13 @@
       </w:r>
       <w:r>
         <w:rPr>
-          <w:u w:val="single" w:color="0000ff"/>
           <w:rFonts w:ascii="Charis SIL Regular" w:hAnsi="Charis SIL Regular" w:eastAsia="Charis SIL Regular"/>
           <w:b w:val="0"/>
           <w:i w:val="0"/>
           <w:color w:val="000000"/>
           <w:sz w:val="24"/>
         </w:rPr>
-        <w:hyperlink r:id="rId16" w:history="1">
-          <w:r>
-            <w:rPr>
-              <w:rStyle w:val="Hyperlink"/>
-            </w:rPr>
-            <w:t xml:space="preserve">al Afrikaanse </w:t>
-          </w:r>
-        </w:hyperlink>
-      </w:r>
-      <w:r>
-        <w:rPr>
-          <w:u w:val="single" w:color="0000ff"/>
-          <w:rFonts w:ascii="Charis SIL Regular" w:hAnsi="Charis SIL Regular" w:eastAsia="Charis SIL Regular"/>
-          <w:b w:val="0"/>
-          <w:i w:val="0"/>
-          <w:color w:val="000000"/>
-          <w:sz w:val="24"/>
-        </w:rPr>
-        <w:t>v</w:t>
-      </w:r>
-      <w:r>
-        <w:rPr>
-          <w:u w:val="single" w:color="0000ff"/>
-          <w:rFonts w:ascii="Charis SIL Regular" w:hAnsi="Charis SIL Regular" w:eastAsia="Charis SIL Regular"/>
-          <w:b w:val="0"/>
-          <w:i w:val="0"/>
-          <w:color w:val="000000"/>
-          <w:sz w:val="24"/>
-        </w:rPr>
-        <w:hyperlink r:id="rId16" w:history="1">
-          <w:r>
-            <w:rPr>
-              <w:rStyle w:val="Hyperlink"/>
-            </w:rPr>
-            <w:t>oorw</w:t>
-          </w:r>
-        </w:hyperlink>
-      </w:r>
-      <w:r>
-        <w:rPr>
-          <w:rFonts w:ascii="Charis SIL Regular" w:hAnsi="Charis SIL Regular" w:eastAsia="Charis SIL Regular"/>
-          <w:b w:val="0"/>
-          <w:i w:val="0"/>
-          <w:color w:val="000000"/>
-          <w:sz w:val="24"/>
-        </w:rPr>
-        <w:t xml:space="preserve">erpen, vooral uit </w:t>
+        <w:t xml:space="preserve">al Afrikaanse voorwerpen, vooral uit </w:t>
       </w:r>
       <w:r>
         <w:rPr>
@@ -1867,7 +1803,35 @@
           <w:color w:val="000000"/>
           <w:sz w:val="24"/>
         </w:rPr>
-        <w:t>medewerkers in dienst die inlichtingen verstrek</w:t>
+        <w:t>medewerkers in dienst die inlichtin</w:t>
+      </w:r>
+      <w:r>
+        <w:rPr>
+          <w:u w:val="single" w:color="0000ff"/>
+          <w:rFonts w:ascii="Charis SIL Regular" w:hAnsi="Charis SIL Regular" w:eastAsia="Charis SIL Regular"/>
+          <w:b w:val="0"/>
+          <w:i w:val="0"/>
+          <w:color w:val="000000"/>
+          <w:sz w:val="24"/>
+        </w:rPr>
+        <w:hyperlink r:id="rId19" w:history="1">
+          <w:r>
+            <w:rPr>
+              <w:rStyle w:val="Hyperlink"/>
+            </w:rPr>
+            <w:t>gen verst</w:t>
+          </w:r>
+        </w:hyperlink>
+      </w:r>
+      <w:r>
+        <w:rPr>
+          <w:rFonts w:ascii="Charis SIL Regular" w:hAnsi="Charis SIL Regular" w:eastAsia="Charis SIL Regular"/>
+          <w:b w:val="0"/>
+          <w:i w:val="0"/>
+          <w:color w:val="000000"/>
+          <w:sz w:val="24"/>
+        </w:rPr>
+        <w:t>rek</w:t>
       </w:r>
       <w:r>
         <w:rPr>
@@ -3950,7 +3914,7 @@
           <w:sz w:val="24"/>
           <w:u w:val="single"/>
         </w:rPr>
-        <w:hyperlink r:id="rId28" w:history="1">
+        <w:hyperlink r:id="rId27" w:history="1">
           <w:r>
             <w:rPr>
               <w:rStyle w:val="Hyperlink"/>
@@ -3968,7 +3932,7 @@
           <w:sz w:val="24"/>
           <w:u w:val="single"/>
         </w:rPr>
-        <w:hyperlink r:id="rId28" w:history="1">
+        <w:hyperlink r:id="rId27" w:history="1">
           <w:r>
             <w:rPr>
               <w:rStyle w:val="Hyperlink"/>
@@ -3997,7 +3961,7 @@
           <w:sz w:val="24"/>
           <w:u w:val="single"/>
         </w:rPr>
-        <w:hyperlink r:id="rId28" w:history="1">
+        <w:hyperlink r:id="rId27" w:history="1">
           <w:r>
             <w:rPr>
               <w:rStyle w:val="Hyperlink"/>

--- a/EXPORTS/DOCX/published/niveau2/Dutch/Trade.docx
+++ b/EXPORTS/DOCX/published/niveau2/Dutch/Trade.docx
@@ -464,7 +464,7 @@
           <w:sz w:val="24"/>
           <w:u w:val="single"/>
         </w:rPr>
-        <w:hyperlink r:id="rId10" w:history="1">
+        <w:hyperlink r:id="rId12" w:history="1">
           <w:r>
             <w:rPr>
               <w:rStyle w:val="Hyperlink"/>
@@ -686,7 +686,14 @@
           <w:color w:val="000000"/>
           <w:sz w:val="24"/>
         </w:rPr>
-        <w:t xml:space="preserve">aren de </w:t>
+        <w:hyperlink r:id="rId12" w:history="1">
+          <w:r>
+            <w:rPr>
+              <w:rStyle w:val="Hyperlink"/>
+            </w:rPr>
+            <w:t xml:space="preserve">aren de </w:t>
+          </w:r>
+        </w:hyperlink>
       </w:r>
       <w:r>
         <w:rPr>
@@ -744,6 +751,7 @@
       </w:r>
       <w:r>
         <w:rPr>
+          <w:u w:val="single" w:color="0000ff"/>
           <w:rFonts w:ascii="Charis SIL Regular" w:hAnsi="Charis SIL Regular" w:eastAsia="Charis SIL Regular"/>
           <w:b w:val="0"/>
           <w:i w:val="0"/>
@@ -759,55 +767,8 @@
           <w:i w:val="0"/>
           <w:color w:val="0000FF"/>
           <w:sz w:val="24"/>
-          <w:u w:val="single"/>
         </w:rPr>
-        <w:hyperlink r:id="rId14" w:history="1">
-          <w:r>
-            <w:rPr>
-              <w:rStyle w:val="Hyperlink"/>
-            </w:rPr>
-            <w:t>G</w:t>
-          </w:r>
-        </w:hyperlink>
-      </w:r>
-      <w:r>
-        <w:rPr>
-          <w:rFonts w:ascii="Charis SIL Regular" w:hAnsi="Charis SIL Regular" w:eastAsia="Charis SIL Regular"/>
-          <w:b w:val="0"/>
-          <w:i w:val="0"/>
-          <w:color w:val="0000FF"/>
-          <w:sz w:val="24"/>
-          <w:u w:val="single"/>
-        </w:rPr>
-        <w:hyperlink r:id="rId14" w:history="1">
-          <w:r>
-            <w:rPr>
-              <w:rStyle w:val="Hyperlink"/>
-            </w:rPr>
-            <w:t>roote</w:t>
-          </w:r>
-        </w:hyperlink>
-      </w:r>
-      <w:r>
-        <w:rPr>
-          <w:rFonts w:ascii="Charis SIL Regular" w:hAnsi="Charis SIL Regular" w:eastAsia="Charis SIL Regular"/>
-          <w:b w:val="0"/>
-          <w:i w:val="0"/>
-          <w:color w:val="0000FF"/>
-          <w:sz w:val="24"/>
-          <w:u w:val="single"/>
-        </w:rPr>
-        <w:t xml:space="preserve"> </w:t>
-      </w:r>
-      <w:r>
-        <w:rPr>
-          <w:rFonts w:ascii="Charis SIL Regular" w:hAnsi="Charis SIL Regular" w:eastAsia="Charis SIL Regular"/>
-          <w:b w:val="0"/>
-          <w:i w:val="0"/>
-          <w:color w:val="0000FF"/>
-          <w:sz w:val="24"/>
-        </w:rPr>
-        <w:t>Koninklijke</w:t>
+        <w:t>Groote Koninklijke</w:t>
       </w:r>
       <w:r>
         <w:rPr>
@@ -829,7 +790,7 @@
           <w:sz w:val="24"/>
           <w:u w:val="single"/>
         </w:rPr>
-        <w:hyperlink r:id="rId14" w:history="1">
+        <w:hyperlink r:id="rId13" w:history="1">
           <w:r>
             <w:rPr>
               <w:rStyle w:val="Hyperlink"/>
@@ -865,7 +826,7 @@
           <w:sz w:val="24"/>
           <w:u w:val="single"/>
         </w:rPr>
-        <w:hyperlink r:id="rId14" w:history="1">
+        <w:hyperlink r:id="rId13" w:history="1">
           <w:r>
             <w:rPr>
               <w:rStyle w:val="Hyperlink"/>
@@ -876,50 +837,13 @@
       </w:r>
       <w:r>
         <w:rPr>
-          <w:u w:val="single" w:color="0000ff"/>
           <w:rFonts w:ascii="Charis SIL Regular" w:hAnsi="Charis SIL Regular" w:eastAsia="Charis SIL Regular"/>
           <w:b w:val="0"/>
           <w:i w:val="0"/>
           <w:color w:val="000000"/>
           <w:sz w:val="24"/>
         </w:rPr>
-        <w:hyperlink r:id="rId13" w:history="1">
-          <w:r>
-            <w:rPr>
-              <w:rStyle w:val="Hyperlink"/>
-            </w:rPr>
-            <w:t xml:space="preserve"> e</w:t>
-          </w:r>
-        </w:hyperlink>
-      </w:r>
-      <w:r>
-        <w:rPr>
-          <w:u w:val="single" w:color="0000ff"/>
-          <w:rFonts w:ascii="Charis SIL Regular" w:hAnsi="Charis SIL Regular" w:eastAsia="Charis SIL Regular"/>
-          <w:b w:val="0"/>
-          <w:i w:val="0"/>
-          <w:color w:val="000000"/>
-          <w:sz w:val="24"/>
-        </w:rPr>
-        <w:hyperlink r:id="rId13" w:history="1">
-          <w:r>
-            <w:rPr>
-              <w:rStyle w:val="Hyperlink"/>
-            </w:rPr>
-            <w:t>n</w:t>
-          </w:r>
-        </w:hyperlink>
-      </w:r>
-      <w:r>
-        <w:rPr>
-          <w:u w:val="single" w:color="0000ff"/>
-          <w:rFonts w:ascii="Charis SIL Regular" w:hAnsi="Charis SIL Regular" w:eastAsia="Charis SIL Regular"/>
-          <w:b w:val="0"/>
-          <w:i w:val="0"/>
-          <w:color w:val="000000"/>
-          <w:sz w:val="24"/>
-        </w:rPr>
-        <w:t xml:space="preserve"> </w:t>
+        <w:t xml:space="preserve"> en </w:t>
       </w:r>
       <w:r>
         <w:rPr>
@@ -930,7 +854,7 @@
           <w:sz w:val="24"/>
           <w:u w:val="single"/>
         </w:rPr>
-        <w:hyperlink r:id="rId15" w:history="1">
+        <w:hyperlink r:id="rId14" w:history="1">
           <w:r>
             <w:rPr>
               <w:rStyle w:val="Hyperlink"/>
@@ -948,7 +872,7 @@
           <w:sz w:val="24"/>
           <w:u w:val="single"/>
         </w:rPr>
-        <w:hyperlink r:id="rId15" w:history="1">
+        <w:hyperlink r:id="rId14" w:history="1">
           <w:r>
             <w:rPr>
               <w:rStyle w:val="Hyperlink"/>
@@ -976,7 +900,7 @@
           <w:color w:val="000000"/>
           <w:sz w:val="24"/>
         </w:rPr>
-        <w:hyperlink r:id="rId14" w:history="1">
+        <w:hyperlink r:id="rId15" w:history="1">
           <w:r>
             <w:rPr>
               <w:rStyle w:val="Hyperlink"/>
@@ -994,7 +918,7 @@
           <w:color w:val="000000"/>
           <w:sz w:val="24"/>
         </w:rPr>
-        <w:hyperlink r:id="rId14" w:history="1">
+        <w:hyperlink r:id="rId15" w:history="1">
           <w:r>
             <w:rPr>
               <w:rStyle w:val="Hyperlink"/>
@@ -1012,7 +936,7 @@
           <w:color w:val="000000"/>
           <w:sz w:val="24"/>
         </w:rPr>
-        <w:hyperlink r:id="rId14" w:history="1">
+        <w:hyperlink r:id="rId15" w:history="1">
           <w:r>
             <w:rPr>
               <w:rStyle w:val="Hyperlink"/>
@@ -1202,7 +1126,7 @@
           <w:sz w:val="24"/>
           <w:u w:val="single"/>
         </w:rPr>
-        <w:hyperlink r:id="rId17" w:history="1">
+        <w:hyperlink r:id="rId16" w:history="1">
           <w:r>
             <w:rPr>
               <w:rStyle w:val="Hyperlink"/>
@@ -1256,7 +1180,7 @@
           <w:sz w:val="24"/>
           <w:u w:val="single"/>
         </w:rPr>
-        <w:hyperlink r:id="rId17" w:history="1">
+        <w:hyperlink r:id="rId16" w:history="1">
           <w:r>
             <w:rPr>
               <w:rStyle w:val="Hyperlink"/>
@@ -1321,13 +1245,60 @@
       </w:r>
       <w:r>
         <w:rPr>
+          <w:u w:val="single" w:color="0000ff"/>
           <w:rFonts w:ascii="Charis SIL Regular" w:hAnsi="Charis SIL Regular" w:eastAsia="Charis SIL Regular"/>
           <w:b w:val="0"/>
           <w:i w:val="0"/>
           <w:color w:val="000000"/>
           <w:sz w:val="24"/>
         </w:rPr>
-        <w:t xml:space="preserve">al Afrikaanse voorwerpen, vooral uit </w:t>
+        <w:hyperlink r:id="rId16" w:history="1">
+          <w:r>
+            <w:rPr>
+              <w:rStyle w:val="Hyperlink"/>
+            </w:rPr>
+            <w:t xml:space="preserve">al Afrikaanse </w:t>
+          </w:r>
+        </w:hyperlink>
+      </w:r>
+      <w:r>
+        <w:rPr>
+          <w:u w:val="single" w:color="0000ff"/>
+          <w:rFonts w:ascii="Charis SIL Regular" w:hAnsi="Charis SIL Regular" w:eastAsia="Charis SIL Regular"/>
+          <w:b w:val="0"/>
+          <w:i w:val="0"/>
+          <w:color w:val="000000"/>
+          <w:sz w:val="24"/>
+        </w:rPr>
+        <w:t>v</w:t>
+      </w:r>
+      <w:r>
+        <w:rPr>
+          <w:u w:val="single" w:color="0000ff"/>
+          <w:rFonts w:ascii="Charis SIL Regular" w:hAnsi="Charis SIL Regular" w:eastAsia="Charis SIL Regular"/>
+          <w:b w:val="0"/>
+          <w:i w:val="0"/>
+          <w:color w:val="000000"/>
+          <w:sz w:val="24"/>
+        </w:rPr>
+        <w:hyperlink r:id="rId16" w:history="1">
+          <w:r>
+            <w:rPr>
+              <w:rStyle w:val="Hyperlink"/>
+            </w:rPr>
+            <w:t>oorw</w:t>
+          </w:r>
+        </w:hyperlink>
+      </w:r>
+      <w:r>
+        <w:rPr>
+          <w:rFonts w:ascii="Charis SIL Regular" w:hAnsi="Charis SIL Regular" w:eastAsia="Charis SIL Regular"/>
+          <w:b w:val="0"/>
+          <w:i w:val="0"/>
+          <w:color w:val="000000"/>
+          <w:sz w:val="24"/>
+        </w:rPr>
+        <w:t xml:space="preserve">erpen, vooral uit </w:t>
       </w:r>
       <w:r>
         <w:rPr>
@@ -1803,35 +1774,7 @@
           <w:color w:val="000000"/>
           <w:sz w:val="24"/>
         </w:rPr>
-        <w:t>medewerkers in dienst die inlichtin</w:t>
-      </w:r>
-      <w:r>
-        <w:rPr>
-          <w:u w:val="single" w:color="0000ff"/>
-          <w:rFonts w:ascii="Charis SIL Regular" w:hAnsi="Charis SIL Regular" w:eastAsia="Charis SIL Regular"/>
-          <w:b w:val="0"/>
-          <w:i w:val="0"/>
-          <w:color w:val="000000"/>
-          <w:sz w:val="24"/>
-        </w:rPr>
-        <w:hyperlink r:id="rId19" w:history="1">
-          <w:r>
-            <w:rPr>
-              <w:rStyle w:val="Hyperlink"/>
-            </w:rPr>
-            <w:t>gen verst</w:t>
-          </w:r>
-        </w:hyperlink>
-      </w:r>
-      <w:r>
-        <w:rPr>
-          <w:rFonts w:ascii="Charis SIL Regular" w:hAnsi="Charis SIL Regular" w:eastAsia="Charis SIL Regular"/>
-          <w:b w:val="0"/>
-          <w:i w:val="0"/>
-          <w:color w:val="000000"/>
-          <w:sz w:val="24"/>
-        </w:rPr>
-        <w:t>rek</w:t>
+        <w:t>medewerkers in dienst die inlichtingen verstrek</w:t>
       </w:r>
       <w:r>
         <w:rPr>

--- a/EXPORTS/DOCX/published/niveau2/Dutch/Trade.docx
+++ b/EXPORTS/DOCX/published/niveau2/Dutch/Trade.docx
@@ -464,7 +464,7 @@
           <w:sz w:val="24"/>
           <w:u w:val="single"/>
         </w:rPr>
-        <w:hyperlink r:id="rId12" w:history="1">
+        <w:hyperlink r:id="rId10" w:history="1">
           <w:r>
             <w:rPr>
               <w:rStyle w:val="Hyperlink"/>
@@ -493,7 +493,7 @@
           <w:sz w:val="24"/>
           <w:u w:val="single"/>
         </w:rPr>
-        <w:hyperlink r:id="rId10" w:history="1">
+        <w:hyperlink r:id="rId12" w:history="1">
           <w:r>
             <w:rPr>
               <w:rStyle w:val="Hyperlink"/>
@@ -586,7 +586,35 @@
           <w:color w:val="000000"/>
           <w:sz w:val="24"/>
         </w:rPr>
-        <w:t xml:space="preserve"> (1876-1961) en </w:t>
+        <w:t xml:space="preserve"> (1876-</w:t>
+      </w:r>
+      <w:r>
+        <w:rPr>
+          <w:u w:val="single" w:color="0000ff"/>
+          <w:rFonts w:ascii="Charis SIL Regular" w:hAnsi="Charis SIL Regular" w:eastAsia="Charis SIL Regular"/>
+          <w:b w:val="0"/>
+          <w:i w:val="0"/>
+          <w:color w:val="000000"/>
+          <w:sz w:val="24"/>
+        </w:rPr>
+        <w:hyperlink r:id="rId11" w:history="1">
+          <w:r>
+            <w:rPr>
+              <w:rStyle w:val="Hyperlink"/>
+            </w:rPr>
+            <w:t>1961) e</w:t>
+          </w:r>
+        </w:hyperlink>
+      </w:r>
+      <w:r>
+        <w:rPr>
+          <w:rFonts w:ascii="Charis SIL Regular" w:hAnsi="Charis SIL Regular" w:eastAsia="Charis SIL Regular"/>
+          <w:b w:val="0"/>
+          <w:i w:val="0"/>
+          <w:color w:val="000000"/>
+          <w:sz w:val="24"/>
+        </w:rPr>
+        <w:t xml:space="preserve">n </w:t>
       </w:r>
       <w:r>
         <w:rPr>
@@ -675,25 +703,7 @@
           <w:color w:val="000000"/>
           <w:sz w:val="24"/>
         </w:rPr>
-        <w:t>(1918-1974). In Den Haag w</w:t>
-      </w:r>
-      <w:r>
-        <w:rPr>
-          <w:u w:val="single" w:color="0000ff"/>
-          <w:rFonts w:ascii="Charis SIL Regular" w:hAnsi="Charis SIL Regular" w:eastAsia="Charis SIL Regular"/>
-          <w:b w:val="0"/>
-          <w:i w:val="0"/>
-          <w:color w:val="000000"/>
-          <w:sz w:val="24"/>
-        </w:rPr>
-        <w:hyperlink r:id="rId12" w:history="1">
-          <w:r>
-            <w:rPr>
-              <w:rStyle w:val="Hyperlink"/>
-            </w:rPr>
-            <w:t xml:space="preserve">aren de </w:t>
-          </w:r>
-        </w:hyperlink>
+        <w:t xml:space="preserve">(1918-1974). In Den Haag waren de </w:t>
       </w:r>
       <w:r>
         <w:rPr>
@@ -751,7 +761,6 @@
       </w:r>
       <w:r>
         <w:rPr>
-          <w:u w:val="single" w:color="0000ff"/>
           <w:rFonts w:ascii="Charis SIL Regular" w:hAnsi="Charis SIL Regular" w:eastAsia="Charis SIL Regular"/>
           <w:b w:val="0"/>
           <w:i w:val="0"/>
@@ -767,8 +776,63 @@
           <w:i w:val="0"/>
           <w:color w:val="0000FF"/>
           <w:sz w:val="24"/>
+          <w:u w:val="single"/>
         </w:rPr>
-        <w:t>Groote Koninklijke</w:t>
+        <w:hyperlink r:id="rId12" w:history="1">
+          <w:r>
+            <w:rPr>
+              <w:rStyle w:val="Hyperlink"/>
+            </w:rPr>
+            <w:t>G</w:t>
+          </w:r>
+        </w:hyperlink>
+      </w:r>
+      <w:r>
+        <w:rPr>
+          <w:rFonts w:ascii="Charis SIL Regular" w:hAnsi="Charis SIL Regular" w:eastAsia="Charis SIL Regular"/>
+          <w:b w:val="0"/>
+          <w:i w:val="0"/>
+          <w:color w:val="0000FF"/>
+          <w:sz w:val="24"/>
+          <w:u w:val="single"/>
+        </w:rPr>
+        <w:hyperlink r:id="rId14" w:history="1">
+          <w:r>
+            <w:rPr>
+              <w:rStyle w:val="Hyperlink"/>
+            </w:rPr>
+            <w:t>roote</w:t>
+          </w:r>
+        </w:hyperlink>
+      </w:r>
+      <w:r>
+        <w:rPr>
+          <w:rFonts w:ascii="Charis SIL Regular" w:hAnsi="Charis SIL Regular" w:eastAsia="Charis SIL Regular"/>
+          <w:b w:val="0"/>
+          <w:i w:val="0"/>
+          <w:color w:val="0000FF"/>
+          <w:sz w:val="24"/>
+          <w:u w:val="single"/>
+        </w:rPr>
+        <w:t xml:space="preserve"> </w:t>
+      </w:r>
+      <w:r>
+        <w:rPr>
+          <w:rFonts w:ascii="Charis SIL Regular" w:hAnsi="Charis SIL Regular" w:eastAsia="Charis SIL Regular"/>
+          <w:b w:val="0"/>
+          <w:i w:val="0"/>
+          <w:color w:val="0000FF"/>
+          <w:sz w:val="24"/>
+          <w:u w:val="single"/>
+        </w:rPr>
+        <w:hyperlink r:id="rId14" w:history="1">
+          <w:r>
+            <w:rPr>
+              <w:rStyle w:val="Hyperlink"/>
+            </w:rPr>
+            <w:t>Koninklijke</w:t>
+          </w:r>
+        </w:hyperlink>
       </w:r>
       <w:r>
         <w:rPr>
@@ -837,6 +901,7 @@
       </w:r>
       <w:r>
         <w:rPr>
+          <w:u w:val="single" w:color="0000ff"/>
           <w:rFonts w:ascii="Charis SIL Regular" w:hAnsi="Charis SIL Regular" w:eastAsia="Charis SIL Regular"/>
           <w:b w:val="0"/>
           <w:i w:val="0"/>
@@ -854,7 +919,7 @@
           <w:sz w:val="24"/>
           <w:u w:val="single"/>
         </w:rPr>
-        <w:hyperlink r:id="rId14" w:history="1">
+        <w:hyperlink r:id="rId15" w:history="1">
           <w:r>
             <w:rPr>
               <w:rStyle w:val="Hyperlink"/>
@@ -872,7 +937,7 @@
           <w:sz w:val="24"/>
           <w:u w:val="single"/>
         </w:rPr>
-        <w:hyperlink r:id="rId14" w:history="1">
+        <w:hyperlink r:id="rId15" w:history="1">
           <w:r>
             <w:rPr>
               <w:rStyle w:val="Hyperlink"/>
@@ -900,7 +965,7 @@
           <w:color w:val="000000"/>
           <w:sz w:val="24"/>
         </w:rPr>
-        <w:hyperlink r:id="rId15" w:history="1">
+        <w:hyperlink r:id="rId14" w:history="1">
           <w:r>
             <w:rPr>
               <w:rStyle w:val="Hyperlink"/>
@@ -918,7 +983,7 @@
           <w:color w:val="000000"/>
           <w:sz w:val="24"/>
         </w:rPr>
-        <w:hyperlink r:id="rId15" w:history="1">
+        <w:hyperlink r:id="rId14" w:history="1">
           <w:r>
             <w:rPr>
               <w:rStyle w:val="Hyperlink"/>
@@ -936,7 +1001,7 @@
           <w:color w:val="000000"/>
           <w:sz w:val="24"/>
         </w:rPr>
-        <w:hyperlink r:id="rId15" w:history="1">
+        <w:hyperlink r:id="rId14" w:history="1">
           <w:r>
             <w:rPr>
               <w:rStyle w:val="Hyperlink"/>
@@ -1115,7 +1180,18 @@
           <w:color w:val="000000"/>
           <w:sz w:val="24"/>
         </w:rPr>
-        <w:t xml:space="preserve"> (NAHV, 1880-1982) die handel dreef in </w:t>
+        <w:t xml:space="preserve"> (NAHV, 1880-1982) die handel dreef i</w:t>
+      </w:r>
+      <w:r>
+        <w:rPr>
+          <w:u w:val="single" w:color="0000ff"/>
+          <w:rFonts w:ascii="Charis SIL Regular" w:hAnsi="Charis SIL Regular" w:eastAsia="Charis SIL Regular"/>
+          <w:b w:val="0"/>
+          <w:i w:val="0"/>
+          <w:color w:val="000000"/>
+          <w:sz w:val="24"/>
+        </w:rPr>
+        <w:t xml:space="preserve">n </w:t>
       </w:r>
       <w:r>
         <w:rPr>
@@ -1126,7 +1202,7 @@
           <w:sz w:val="24"/>
           <w:u w:val="single"/>
         </w:rPr>
-        <w:hyperlink r:id="rId16" w:history="1">
+        <w:hyperlink r:id="rId17" w:history="1">
           <w:r>
             <w:rPr>
               <w:rStyle w:val="Hyperlink"/>
@@ -1263,7 +1339,6 @@
       </w:r>
       <w:r>
         <w:rPr>
-          <w:u w:val="single" w:color="0000ff"/>
           <w:rFonts w:ascii="Charis SIL Regular" w:hAnsi="Charis SIL Regular" w:eastAsia="Charis SIL Regular"/>
           <w:b w:val="0"/>
           <w:i w:val="0"/>
@@ -1774,7 +1849,35 @@
           <w:color w:val="000000"/>
           <w:sz w:val="24"/>
         </w:rPr>
-        <w:t>medewerkers in dienst die inlichtingen verstrek</w:t>
+        <w:t>medewerkers in dienst die inlichtin</w:t>
+      </w:r>
+      <w:r>
+        <w:rPr>
+          <w:u w:val="single" w:color="0000ff"/>
+          <w:rFonts w:ascii="Charis SIL Regular" w:hAnsi="Charis SIL Regular" w:eastAsia="Charis SIL Regular"/>
+          <w:b w:val="0"/>
+          <w:i w:val="0"/>
+          <w:color w:val="000000"/>
+          <w:sz w:val="24"/>
+        </w:rPr>
+        <w:hyperlink r:id="rId19" w:history="1">
+          <w:r>
+            <w:rPr>
+              <w:rStyle w:val="Hyperlink"/>
+            </w:rPr>
+            <w:t>gen verst</w:t>
+          </w:r>
+        </w:hyperlink>
+      </w:r>
+      <w:r>
+        <w:rPr>
+          <w:rFonts w:ascii="Charis SIL Regular" w:hAnsi="Charis SIL Regular" w:eastAsia="Charis SIL Regular"/>
+          <w:b w:val="0"/>
+          <w:i w:val="0"/>
+          <w:color w:val="000000"/>
+          <w:sz w:val="24"/>
+        </w:rPr>
+        <w:t>rek</w:t>
       </w:r>
       <w:r>
         <w:rPr>
@@ -3857,7 +3960,7 @@
           <w:sz w:val="24"/>
           <w:u w:val="single"/>
         </w:rPr>
-        <w:hyperlink r:id="rId27" w:history="1">
+        <w:hyperlink r:id="rId28" w:history="1">
           <w:r>
             <w:rPr>
               <w:rStyle w:val="Hyperlink"/>
@@ -3875,7 +3978,7 @@
           <w:sz w:val="24"/>
           <w:u w:val="single"/>
         </w:rPr>
-        <w:hyperlink r:id="rId27" w:history="1">
+        <w:hyperlink r:id="rId28" w:history="1">
           <w:r>
             <w:rPr>
               <w:rStyle w:val="Hyperlink"/>
@@ -3904,7 +4007,7 @@
           <w:sz w:val="24"/>
           <w:u w:val="single"/>
         </w:rPr>
-        <w:hyperlink r:id="rId27" w:history="1">
+        <w:hyperlink r:id="rId28" w:history="1">
           <w:r>
             <w:rPr>
               <w:rStyle w:val="Hyperlink"/>

--- a/EXPORTS/DOCX/published/niveau2/Dutch/Trade.docx
+++ b/EXPORTS/DOCX/published/niveau2/Dutch/Trade.docx
@@ -444,7 +444,6 @@
           <w:i w:val="0"/>
           <w:color w:val="0000FF"/>
           <w:sz w:val="24"/>
-          <w:u w:val="single"/>
         </w:rPr>
         <w:hyperlink r:id="rId12" w:history="1">
           <w:r>
@@ -493,7 +492,7 @@
           <w:sz w:val="24"/>
           <w:u w:val="single"/>
         </w:rPr>
-        <w:hyperlink r:id="rId12" w:history="1">
+        <w:hyperlink r:id="rId10" w:history="1">
           <w:r>
             <w:rPr>
               <w:rStyle w:val="Hyperlink"/>
@@ -703,71 +702,7 @@
           <w:color w:val="000000"/>
           <w:sz w:val="24"/>
         </w:rPr>
-        <w:t xml:space="preserve">(1918-1974). In Den Haag waren de </w:t>
-      </w:r>
-      <w:r>
-        <w:rPr>
-          <w:u w:val="single" w:color="0000ff"/>
-          <w:rFonts w:ascii="Charis SIL Regular" w:hAnsi="Charis SIL Regular" w:eastAsia="Charis SIL Regular"/>
-          <w:b w:val="0"/>
-          <w:i w:val="0"/>
-          <w:color w:val="000000"/>
-          <w:sz w:val="24"/>
-        </w:rPr>
-        <w:hyperlink r:id="rId12" w:history="1">
-          <w:r>
-            <w:rPr>
-              <w:rStyle w:val="Hyperlink"/>
-            </w:rPr>
-            <w:t>winkel</w:t>
-          </w:r>
-        </w:hyperlink>
-      </w:r>
-      <w:r>
-        <w:rPr>
-          <w:u w:val="single" w:color="0000ff"/>
-          <w:rFonts w:ascii="Charis SIL Regular" w:hAnsi="Charis SIL Regular" w:eastAsia="Charis SIL Regular"/>
-          <w:b w:val="0"/>
-          <w:i w:val="0"/>
-          <w:color w:val="000000"/>
-          <w:sz w:val="24"/>
-        </w:rPr>
-        <w:hyperlink r:id="rId12" w:history="1">
-          <w:r>
-            <w:rPr>
-              <w:rStyle w:val="Hyperlink"/>
-            </w:rPr>
-            <w:t>s</w:t>
-          </w:r>
-        </w:hyperlink>
-      </w:r>
-      <w:r>
-        <w:rPr>
-          <w:u w:val="single" w:color="0000ff"/>
-          <w:rFonts w:ascii="Charis SIL Regular" w:hAnsi="Charis SIL Regular" w:eastAsia="Charis SIL Regular"/>
-          <w:b w:val="0"/>
-          <w:i w:val="0"/>
-          <w:color w:val="000000"/>
-          <w:sz w:val="24"/>
-        </w:rPr>
-        <w:hyperlink r:id="rId12" w:history="1">
-          <w:r>
-            <w:rPr>
-              <w:rStyle w:val="Hyperlink"/>
-            </w:rPr>
-            <w:t xml:space="preserve"> d</w:t>
-          </w:r>
-        </w:hyperlink>
-      </w:r>
-      <w:r>
-        <w:rPr>
-          <w:rFonts w:ascii="Charis SIL Regular" w:hAnsi="Charis SIL Regular" w:eastAsia="Charis SIL Regular"/>
-          <w:b w:val="0"/>
-          <w:i w:val="0"/>
-          <w:color w:val="000000"/>
-          <w:sz w:val="24"/>
-        </w:rPr>
-        <w:t xml:space="preserve">e </w:t>
+        <w:t xml:space="preserve">(1918-1974). In Den Haag waren de winkels de </w:t>
       </w:r>
       <w:r>
         <w:rPr>
@@ -778,7 +713,7 @@
           <w:sz w:val="24"/>
           <w:u w:val="single"/>
         </w:rPr>
-        <w:hyperlink r:id="rId12" w:history="1">
+        <w:hyperlink r:id="rId14" w:history="1">
           <w:r>
             <w:rPr>
               <w:rStyle w:val="Hyperlink"/>
@@ -854,7 +789,7 @@
           <w:sz w:val="24"/>
           <w:u w:val="single"/>
         </w:rPr>
-        <w:hyperlink r:id="rId13" w:history="1">
+        <w:hyperlink r:id="rId14" w:history="1">
           <w:r>
             <w:rPr>
               <w:rStyle w:val="Hyperlink"/>
@@ -872,7 +807,7 @@
           <w:sz w:val="24"/>
           <w:u w:val="single"/>
         </w:rPr>
-        <w:hyperlink r:id="rId13" w:history="1">
+        <w:hyperlink r:id="rId14" w:history="1">
           <w:r>
             <w:rPr>
               <w:rStyle w:val="Hyperlink"/>
@@ -908,7 +843,43 @@
           <w:color w:val="000000"/>
           <w:sz w:val="24"/>
         </w:rPr>
-        <w:t xml:space="preserve"> en </w:t>
+        <w:hyperlink r:id="rId13" w:history="1">
+          <w:r>
+            <w:rPr>
+              <w:rStyle w:val="Hyperlink"/>
+            </w:rPr>
+            <w:t xml:space="preserve"> e</w:t>
+          </w:r>
+        </w:hyperlink>
+      </w:r>
+      <w:r>
+        <w:rPr>
+          <w:u w:val="single" w:color="0000ff"/>
+          <w:rFonts w:ascii="Charis SIL Regular" w:hAnsi="Charis SIL Regular" w:eastAsia="Charis SIL Regular"/>
+          <w:b w:val="0"/>
+          <w:i w:val="0"/>
+          <w:color w:val="000000"/>
+          <w:sz w:val="24"/>
+        </w:rPr>
+        <w:hyperlink r:id="rId13" w:history="1">
+          <w:r>
+            <w:rPr>
+              <w:rStyle w:val="Hyperlink"/>
+            </w:rPr>
+            <w:t>n</w:t>
+          </w:r>
+        </w:hyperlink>
+      </w:r>
+      <w:r>
+        <w:rPr>
+          <w:u w:val="single" w:color="0000ff"/>
+          <w:rFonts w:ascii="Charis SIL Regular" w:hAnsi="Charis SIL Regular" w:eastAsia="Charis SIL Regular"/>
+          <w:b w:val="0"/>
+          <w:i w:val="0"/>
+          <w:color w:val="000000"/>
+          <w:sz w:val="24"/>
+        </w:rPr>
+        <w:t xml:space="preserve"> </w:t>
       </w:r>
       <w:r>
         <w:rPr>
@@ -919,7 +890,7 @@
           <w:sz w:val="24"/>
           <w:u w:val="single"/>
         </w:rPr>
-        <w:hyperlink r:id="rId15" w:history="1">
+        <w:hyperlink r:id="rId13" w:history="1">
           <w:r>
             <w:rPr>
               <w:rStyle w:val="Hyperlink"/>
@@ -1180,18 +1151,7 @@
           <w:color w:val="000000"/>
           <w:sz w:val="24"/>
         </w:rPr>
-        <w:t xml:space="preserve"> (NAHV, 1880-1982) die handel dreef i</w:t>
-      </w:r>
-      <w:r>
-        <w:rPr>
-          <w:u w:val="single" w:color="0000ff"/>
-          <w:rFonts w:ascii="Charis SIL Regular" w:hAnsi="Charis SIL Regular" w:eastAsia="Charis SIL Regular"/>
-          <w:b w:val="0"/>
-          <w:i w:val="0"/>
-          <w:color w:val="000000"/>
-          <w:sz w:val="24"/>
-        </w:rPr>
-        <w:t xml:space="preserve">n </w:t>
+        <w:t xml:space="preserve"> (NAHV, 1880-1982) die handel dreef in </w:t>
       </w:r>
       <w:r>
         <w:rPr>
@@ -1256,7 +1216,7 @@
           <w:sz w:val="24"/>
           <w:u w:val="single"/>
         </w:rPr>
-        <w:hyperlink r:id="rId16" w:history="1">
+        <w:hyperlink r:id="rId17" w:history="1">
           <w:r>
             <w:rPr>
               <w:rStyle w:val="Hyperlink"/>
@@ -3960,7 +3920,7 @@
           <w:sz w:val="24"/>
           <w:u w:val="single"/>
         </w:rPr>
-        <w:hyperlink r:id="rId28" w:history="1">
+        <w:hyperlink r:id="rId27" w:history="1">
           <w:r>
             <w:rPr>
               <w:rStyle w:val="Hyperlink"/>
@@ -3978,7 +3938,7 @@
           <w:sz w:val="24"/>
           <w:u w:val="single"/>
         </w:rPr>
-        <w:hyperlink r:id="rId28" w:history="1">
+        <w:hyperlink r:id="rId27" w:history="1">
           <w:r>
             <w:rPr>
               <w:rStyle w:val="Hyperlink"/>
@@ -4007,7 +3967,7 @@
           <w:sz w:val="24"/>
           <w:u w:val="single"/>
         </w:rPr>
-        <w:hyperlink r:id="rId28" w:history="1">
+        <w:hyperlink r:id="rId27" w:history="1">
           <w:r>
             <w:rPr>
               <w:rStyle w:val="Hyperlink"/>

--- a/EXPORTS/DOCX/published/niveau2/Dutch/Trade.docx
+++ b/EXPORTS/DOCX/published/niveau2/Dutch/Trade.docx
@@ -444,6 +444,7 @@
           <w:i w:val="0"/>
           <w:color w:val="0000FF"/>
           <w:sz w:val="24"/>
+          <w:u w:val="single"/>
         </w:rPr>
         <w:hyperlink r:id="rId12" w:history="1">
           <w:r>
@@ -492,7 +493,7 @@
           <w:sz w:val="24"/>
           <w:u w:val="single"/>
         </w:rPr>
-        <w:hyperlink r:id="rId10" w:history="1">
+        <w:hyperlink r:id="rId12" w:history="1">
           <w:r>
             <w:rPr>
               <w:rStyle w:val="Hyperlink"/>
@@ -585,35 +586,7 @@
           <w:color w:val="000000"/>
           <w:sz w:val="24"/>
         </w:rPr>
-        <w:t xml:space="preserve"> (1876-</w:t>
-      </w:r>
-      <w:r>
-        <w:rPr>
-          <w:u w:val="single" w:color="0000ff"/>
-          <w:rFonts w:ascii="Charis SIL Regular" w:hAnsi="Charis SIL Regular" w:eastAsia="Charis SIL Regular"/>
-          <w:b w:val="0"/>
-          <w:i w:val="0"/>
-          <w:color w:val="000000"/>
-          <w:sz w:val="24"/>
-        </w:rPr>
-        <w:hyperlink r:id="rId11" w:history="1">
-          <w:r>
-            <w:rPr>
-              <w:rStyle w:val="Hyperlink"/>
-            </w:rPr>
-            <w:t>1961) e</w:t>
-          </w:r>
-        </w:hyperlink>
-      </w:r>
-      <w:r>
-        <w:rPr>
-          <w:rFonts w:ascii="Charis SIL Regular" w:hAnsi="Charis SIL Regular" w:eastAsia="Charis SIL Regular"/>
-          <w:b w:val="0"/>
-          <w:i w:val="0"/>
-          <w:color w:val="000000"/>
-          <w:sz w:val="24"/>
-        </w:rPr>
-        <w:t xml:space="preserve">n </w:t>
+        <w:t xml:space="preserve"> (1876-1961) en </w:t>
       </w:r>
       <w:r>
         <w:rPr>
@@ -702,23 +675,77 @@
           <w:color w:val="000000"/>
           <w:sz w:val="24"/>
         </w:rPr>
-        <w:t xml:space="preserve">(1918-1974). In Den Haag waren de winkels de </w:t>
+        <w:t xml:space="preserve">(1918-1974). In Den Haag waren de </w:t>
       </w:r>
       <w:r>
         <w:rPr>
+          <w:u w:val="single" w:color="0000ff"/>
           <w:rFonts w:ascii="Charis SIL Regular" w:hAnsi="Charis SIL Regular" w:eastAsia="Charis SIL Regular"/>
           <w:b w:val="0"/>
           <w:i w:val="0"/>
-          <w:color w:val="0000FF"/>
+          <w:color w:val="000000"/>
           <w:sz w:val="24"/>
-          <w:u w:val="single"/>
         </w:rPr>
-        <w:hyperlink r:id="rId14" w:history="1">
+        <w:hyperlink r:id="rId12" w:history="1">
           <w:r>
             <w:rPr>
               <w:rStyle w:val="Hyperlink"/>
             </w:rPr>
-            <w:t>G</w:t>
+            <w:t>winkel</w:t>
+          </w:r>
+        </w:hyperlink>
+      </w:r>
+      <w:r>
+        <w:rPr>
+          <w:u w:val="single" w:color="0000ff"/>
+          <w:rFonts w:ascii="Charis SIL Regular" w:hAnsi="Charis SIL Regular" w:eastAsia="Charis SIL Regular"/>
+          <w:b w:val="0"/>
+          <w:i w:val="0"/>
+          <w:color w:val="000000"/>
+          <w:sz w:val="24"/>
+        </w:rPr>
+        <w:hyperlink r:id="rId12" w:history="1">
+          <w:r>
+            <w:rPr>
+              <w:rStyle w:val="Hyperlink"/>
+            </w:rPr>
+            <w:t>s</w:t>
+          </w:r>
+        </w:hyperlink>
+      </w:r>
+      <w:r>
+        <w:rPr>
+          <w:u w:val="single" w:color="0000ff"/>
+          <w:rFonts w:ascii="Charis SIL Regular" w:hAnsi="Charis SIL Regular" w:eastAsia="Charis SIL Regular"/>
+          <w:b w:val="0"/>
+          <w:i w:val="0"/>
+          <w:color w:val="000000"/>
+          <w:sz w:val="24"/>
+        </w:rPr>
+        <w:hyperlink r:id="rId12" w:history="1">
+          <w:r>
+            <w:rPr>
+              <w:rStyle w:val="Hyperlink"/>
+            </w:rPr>
+            <w:t xml:space="preserve"> d</w:t>
+          </w:r>
+        </w:hyperlink>
+      </w:r>
+      <w:r>
+        <w:rPr>
+          <w:u w:val="single" w:color="0000ff"/>
+          <w:rFonts w:ascii="Charis SIL Regular" w:hAnsi="Charis SIL Regular" w:eastAsia="Charis SIL Regular"/>
+          <w:b w:val="0"/>
+          <w:i w:val="0"/>
+          <w:color w:val="000000"/>
+          <w:sz w:val="24"/>
+        </w:rPr>
+        <w:hyperlink r:id="rId12" w:history="1">
+          <w:r>
+            <w:rPr>
+              <w:rStyle w:val="Hyperlink"/>
+            </w:rPr>
+            <w:t xml:space="preserve">e </w:t>
           </w:r>
         </w:hyperlink>
       </w:r>
@@ -729,45 +756,8 @@
           <w:i w:val="0"/>
           <w:color w:val="0000FF"/>
           <w:sz w:val="24"/>
-          <w:u w:val="single"/>
         </w:rPr>
-        <w:hyperlink r:id="rId14" w:history="1">
-          <w:r>
-            <w:rPr>
-              <w:rStyle w:val="Hyperlink"/>
-            </w:rPr>
-            <w:t>roote</w:t>
-          </w:r>
-        </w:hyperlink>
-      </w:r>
-      <w:r>
-        <w:rPr>
-          <w:rFonts w:ascii="Charis SIL Regular" w:hAnsi="Charis SIL Regular" w:eastAsia="Charis SIL Regular"/>
-          <w:b w:val="0"/>
-          <w:i w:val="0"/>
-          <w:color w:val="0000FF"/>
-          <w:sz w:val="24"/>
-          <w:u w:val="single"/>
-        </w:rPr>
-        <w:t xml:space="preserve"> </w:t>
-      </w:r>
-      <w:r>
-        <w:rPr>
-          <w:rFonts w:ascii="Charis SIL Regular" w:hAnsi="Charis SIL Regular" w:eastAsia="Charis SIL Regular"/>
-          <w:b w:val="0"/>
-          <w:i w:val="0"/>
-          <w:color w:val="0000FF"/>
-          <w:sz w:val="24"/>
-          <w:u w:val="single"/>
-        </w:rPr>
-        <w:hyperlink r:id="rId14" w:history="1">
-          <w:r>
-            <w:rPr>
-              <w:rStyle w:val="Hyperlink"/>
-            </w:rPr>
-            <w:t>Koninklijke</w:t>
-          </w:r>
-        </w:hyperlink>
+        <w:t>Groote Koninklijke</w:t>
       </w:r>
       <w:r>
         <w:rPr>
@@ -825,7 +815,7 @@
           <w:sz w:val="24"/>
           <w:u w:val="single"/>
         </w:rPr>
-        <w:hyperlink r:id="rId13" w:history="1">
+        <w:hyperlink r:id="rId14" w:history="1">
           <w:r>
             <w:rPr>
               <w:rStyle w:val="Hyperlink"/>
@@ -843,43 +833,7 @@
           <w:color w:val="000000"/>
           <w:sz w:val="24"/>
         </w:rPr>
-        <w:hyperlink r:id="rId13" w:history="1">
-          <w:r>
-            <w:rPr>
-              <w:rStyle w:val="Hyperlink"/>
-            </w:rPr>
-            <w:t xml:space="preserve"> e</w:t>
-          </w:r>
-        </w:hyperlink>
-      </w:r>
-      <w:r>
-        <w:rPr>
-          <w:u w:val="single" w:color="0000ff"/>
-          <w:rFonts w:ascii="Charis SIL Regular" w:hAnsi="Charis SIL Regular" w:eastAsia="Charis SIL Regular"/>
-          <w:b w:val="0"/>
-          <w:i w:val="0"/>
-          <w:color w:val="000000"/>
-          <w:sz w:val="24"/>
-        </w:rPr>
-        <w:hyperlink r:id="rId13" w:history="1">
-          <w:r>
-            <w:rPr>
-              <w:rStyle w:val="Hyperlink"/>
-            </w:rPr>
-            <w:t>n</w:t>
-          </w:r>
-        </w:hyperlink>
-      </w:r>
-      <w:r>
-        <w:rPr>
-          <w:u w:val="single" w:color="0000ff"/>
-          <w:rFonts w:ascii="Charis SIL Regular" w:hAnsi="Charis SIL Regular" w:eastAsia="Charis SIL Regular"/>
-          <w:b w:val="0"/>
-          <w:i w:val="0"/>
-          <w:color w:val="000000"/>
-          <w:sz w:val="24"/>
-        </w:rPr>
-        <w:t xml:space="preserve"> </w:t>
+        <w:t xml:space="preserve"> en </w:t>
       </w:r>
       <w:r>
         <w:rPr>
@@ -890,7 +844,7 @@
           <w:sz w:val="24"/>
           <w:u w:val="single"/>
         </w:rPr>
-        <w:hyperlink r:id="rId13" w:history="1">
+        <w:hyperlink r:id="rId15" w:history="1">
           <w:r>
             <w:rPr>
               <w:rStyle w:val="Hyperlink"/>
@@ -1162,7 +1116,7 @@
           <w:sz w:val="24"/>
           <w:u w:val="single"/>
         </w:rPr>
-        <w:hyperlink r:id="rId17" w:history="1">
+        <w:hyperlink r:id="rId16" w:history="1">
           <w:r>
             <w:rPr>
               <w:rStyle w:val="Hyperlink"/>
@@ -1180,7 +1134,7 @@
           <w:sz w:val="24"/>
           <w:u w:val="single"/>
         </w:rPr>
-        <w:hyperlink r:id="rId17" w:history="1">
+        <w:hyperlink r:id="rId16" w:history="1">
           <w:r>
             <w:rPr>
               <w:rStyle w:val="Hyperlink"/>
@@ -1245,95 +1199,13 @@
       </w:r>
       <w:r>
         <w:rPr>
-          <w:u w:val="single" w:color="0000ff"/>
           <w:rFonts w:ascii="Charis SIL Regular" w:hAnsi="Charis SIL Regular" w:eastAsia="Charis SIL Regular"/>
           <w:b w:val="0"/>
           <w:i w:val="0"/>
           <w:color w:val="000000"/>
           <w:sz w:val="24"/>
         </w:rPr>
-        <w:hyperlink r:id="rId16" w:history="1">
-          <w:r>
-            <w:rPr>
-              <w:rStyle w:val="Hyperlink"/>
-            </w:rPr>
-            <w:t>r</w:t>
-          </w:r>
-        </w:hyperlink>
-      </w:r>
-      <w:r>
-        <w:rPr>
-          <w:u w:val="single" w:color="0000ff"/>
-          <w:rFonts w:ascii="Charis SIL Regular" w:hAnsi="Charis SIL Regular" w:eastAsia="Charis SIL Regular"/>
-          <w:b w:val="0"/>
-          <w:i w:val="0"/>
-          <w:color w:val="000000"/>
-          <w:sz w:val="24"/>
-        </w:rPr>
-        <w:hyperlink r:id="rId16" w:history="1">
-          <w:r>
-            <w:rPr>
-              <w:rStyle w:val="Hyperlink"/>
-            </w:rPr>
-            <w:t>oot aant</w:t>
-          </w:r>
-        </w:hyperlink>
-      </w:r>
-      <w:r>
-        <w:rPr>
-          <w:u w:val="single" w:color="0000ff"/>
-          <w:rFonts w:ascii="Charis SIL Regular" w:hAnsi="Charis SIL Regular" w:eastAsia="Charis SIL Regular"/>
-          <w:b w:val="0"/>
-          <w:i w:val="0"/>
-          <w:color w:val="000000"/>
-          <w:sz w:val="24"/>
-        </w:rPr>
-        <w:hyperlink r:id="rId16" w:history="1">
-          <w:r>
-            <w:rPr>
-              <w:rStyle w:val="Hyperlink"/>
-            </w:rPr>
-            <w:t xml:space="preserve">al Afrikaanse </w:t>
-          </w:r>
-        </w:hyperlink>
-      </w:r>
-      <w:r>
-        <w:rPr>
-          <w:rFonts w:ascii="Charis SIL Regular" w:hAnsi="Charis SIL Regular" w:eastAsia="Charis SIL Regular"/>
-          <w:b w:val="0"/>
-          <w:i w:val="0"/>
-          <w:color w:val="000000"/>
-          <w:sz w:val="24"/>
-        </w:rPr>
-        <w:t>v</w:t>
-      </w:r>
-      <w:r>
-        <w:rPr>
-          <w:u w:val="single" w:color="0000ff"/>
-          <w:rFonts w:ascii="Charis SIL Regular" w:hAnsi="Charis SIL Regular" w:eastAsia="Charis SIL Regular"/>
-          <w:b w:val="0"/>
-          <w:i w:val="0"/>
-          <w:color w:val="000000"/>
-          <w:sz w:val="24"/>
-        </w:rPr>
-        <w:hyperlink r:id="rId16" w:history="1">
-          <w:r>
-            <w:rPr>
-              <w:rStyle w:val="Hyperlink"/>
-            </w:rPr>
-            <w:t>oorw</w:t>
-          </w:r>
-        </w:hyperlink>
-      </w:r>
-      <w:r>
-        <w:rPr>
-          <w:rFonts w:ascii="Charis SIL Regular" w:hAnsi="Charis SIL Regular" w:eastAsia="Charis SIL Regular"/>
-          <w:b w:val="0"/>
-          <w:i w:val="0"/>
-          <w:color w:val="000000"/>
-          <w:sz w:val="24"/>
-        </w:rPr>
-        <w:t xml:space="preserve">erpen, vooral uit </w:t>
+        <w:t xml:space="preserve">root aantal Afrikaanse voorwerpen, vooral uit </w:t>
       </w:r>
       <w:r>
         <w:rPr>
@@ -3920,7 +3792,7 @@
           <w:sz w:val="24"/>
           <w:u w:val="single"/>
         </w:rPr>
-        <w:hyperlink r:id="rId27" w:history="1">
+        <w:hyperlink r:id="rId28" w:history="1">
           <w:r>
             <w:rPr>
               <w:rStyle w:val="Hyperlink"/>
@@ -3938,7 +3810,7 @@
           <w:sz w:val="24"/>
           <w:u w:val="single"/>
         </w:rPr>
-        <w:hyperlink r:id="rId27" w:history="1">
+        <w:hyperlink r:id="rId28" w:history="1">
           <w:r>
             <w:rPr>
               <w:rStyle w:val="Hyperlink"/>
@@ -3967,7 +3839,7 @@
           <w:sz w:val="24"/>
           <w:u w:val="single"/>
         </w:rPr>
-        <w:hyperlink r:id="rId27" w:history="1">
+        <w:hyperlink r:id="rId28" w:history="1">
           <w:r>
             <w:rPr>
               <w:rStyle w:val="Hyperlink"/>

--- a/EXPORTS/DOCX/published/niveau2/Dutch/Trade.docx
+++ b/EXPORTS/DOCX/published/niveau2/Dutch/Trade.docx
@@ -371,71 +371,7 @@
           <w:color w:val="000000"/>
           <w:sz w:val="24"/>
         </w:rPr>
-        <w:t>Amster</w:t>
-      </w:r>
-      <w:r>
-        <w:rPr>
-          <w:u w:val="single" w:color="0000ff"/>
-          <w:rFonts w:ascii="Charis SIL Regular" w:hAnsi="Charis SIL Regular" w:eastAsia="Charis SIL Regular"/>
-          <w:b w:val="0"/>
-          <w:i w:val="0"/>
-          <w:color w:val="000000"/>
-          <w:sz w:val="24"/>
-        </w:rPr>
-        <w:hyperlink r:id="rId9" w:history="1">
-          <w:r>
-            <w:rPr>
-              <w:rStyle w:val="Hyperlink"/>
-            </w:rPr>
-            <w:t>dam</w:t>
-          </w:r>
-        </w:hyperlink>
-      </w:r>
-      <w:r>
-        <w:rPr>
-          <w:u w:val="single" w:color="0000ff"/>
-          <w:rFonts w:ascii="Charis SIL Regular" w:hAnsi="Charis SIL Regular" w:eastAsia="Charis SIL Regular"/>
-          <w:b w:val="0"/>
-          <w:i w:val="0"/>
-          <w:color w:val="000000"/>
-          <w:sz w:val="24"/>
-        </w:rPr>
-        <w:hyperlink r:id="rId9" w:history="1">
-          <w:r>
-            <w:rPr>
-              <w:rStyle w:val="Hyperlink"/>
-            </w:rPr>
-            <w:t>s</w:t>
-          </w:r>
-        </w:hyperlink>
-      </w:r>
-      <w:r>
-        <w:rPr>
-          <w:u w:val="single" w:color="0000ff"/>
-          <w:rFonts w:ascii="Charis SIL Regular" w:hAnsi="Charis SIL Regular" w:eastAsia="Charis SIL Regular"/>
-          <w:b w:val="0"/>
-          <w:i w:val="0"/>
-          <w:color w:val="000000"/>
-          <w:sz w:val="24"/>
-        </w:rPr>
-        <w:hyperlink r:id="rId9" w:history="1">
-          <w:r>
-            <w:rPr>
-              <w:rStyle w:val="Hyperlink"/>
-            </w:rPr>
-            <w:t>e ve</w:t>
-          </w:r>
-        </w:hyperlink>
-      </w:r>
-      <w:r>
-        <w:rPr>
-          <w:rFonts w:ascii="Charis SIL Regular" w:hAnsi="Charis SIL Regular" w:eastAsia="Charis SIL Regular"/>
-          <w:b w:val="0"/>
-          <w:i w:val="0"/>
-          <w:color w:val="000000"/>
-          <w:sz w:val="24"/>
-        </w:rPr>
-        <w:t xml:space="preserve">ilinghuizen </w:t>
+        <w:t xml:space="preserve">Amsterdamse veilinghuizen </w:t>
       </w:r>
       <w:r>
         <w:rPr>
@@ -464,7 +400,7 @@
           <w:sz w:val="24"/>
           <w:u w:val="single"/>
         </w:rPr>
-        <w:hyperlink r:id="rId10" w:history="1">
+        <w:hyperlink r:id="rId12" w:history="1">
           <w:r>
             <w:rPr>
               <w:rStyle w:val="Hyperlink"/>
@@ -586,7 +522,35 @@
           <w:color w:val="000000"/>
           <w:sz w:val="24"/>
         </w:rPr>
-        <w:t xml:space="preserve"> (1876-1961) en </w:t>
+        <w:t xml:space="preserve"> (1876-</w:t>
+      </w:r>
+      <w:r>
+        <w:rPr>
+          <w:u w:val="single" w:color="0000ff"/>
+          <w:rFonts w:ascii="Charis SIL Regular" w:hAnsi="Charis SIL Regular" w:eastAsia="Charis SIL Regular"/>
+          <w:b w:val="0"/>
+          <w:i w:val="0"/>
+          <w:color w:val="000000"/>
+          <w:sz w:val="24"/>
+        </w:rPr>
+        <w:hyperlink r:id="rId11" w:history="1">
+          <w:r>
+            <w:rPr>
+              <w:rStyle w:val="Hyperlink"/>
+            </w:rPr>
+            <w:t>1961) e</w:t>
+          </w:r>
+        </w:hyperlink>
+      </w:r>
+      <w:r>
+        <w:rPr>
+          <w:rFonts w:ascii="Charis SIL Regular" w:hAnsi="Charis SIL Regular" w:eastAsia="Charis SIL Regular"/>
+          <w:b w:val="0"/>
+          <w:i w:val="0"/>
+          <w:color w:val="000000"/>
+          <w:sz w:val="24"/>
+        </w:rPr>
+        <w:t xml:space="preserve">n </w:t>
       </w:r>
       <w:r>
         <w:rPr>
@@ -675,7 +639,25 @@
           <w:color w:val="000000"/>
           <w:sz w:val="24"/>
         </w:rPr>
-        <w:t xml:space="preserve">(1918-1974). In Den Haag waren de </w:t>
+        <w:t>(1918-1974). In Den Haag w</w:t>
+      </w:r>
+      <w:r>
+        <w:rPr>
+          <w:u w:val="single" w:color="0000ff"/>
+          <w:rFonts w:ascii="Charis SIL Regular" w:hAnsi="Charis SIL Regular" w:eastAsia="Charis SIL Regular"/>
+          <w:b w:val="0"/>
+          <w:i w:val="0"/>
+          <w:color w:val="000000"/>
+          <w:sz w:val="24"/>
+        </w:rPr>
+        <w:hyperlink r:id="rId12" w:history="1">
+          <w:r>
+            <w:rPr>
+              <w:rStyle w:val="Hyperlink"/>
+            </w:rPr>
+            <w:t xml:space="preserve">aren de </w:t>
+          </w:r>
+        </w:hyperlink>
       </w:r>
       <w:r>
         <w:rPr>
@@ -756,8 +738,62 @@
           <w:i w:val="0"/>
           <w:color w:val="0000FF"/>
           <w:sz w:val="24"/>
+          <w:u w:val="single"/>
         </w:rPr>
-        <w:t>Groote Koninklijke</w:t>
+        <w:hyperlink r:id="rId12" w:history="1">
+          <w:r>
+            <w:rPr>
+              <w:rStyle w:val="Hyperlink"/>
+            </w:rPr>
+            <w:t>G</w:t>
+          </w:r>
+        </w:hyperlink>
+      </w:r>
+      <w:r>
+        <w:rPr>
+          <w:rFonts w:ascii="Charis SIL Regular" w:hAnsi="Charis SIL Regular" w:eastAsia="Charis SIL Regular"/>
+          <w:b w:val="0"/>
+          <w:i w:val="0"/>
+          <w:color w:val="0000FF"/>
+          <w:sz w:val="24"/>
+          <w:u w:val="single"/>
+        </w:rPr>
+        <w:hyperlink r:id="rId14" w:history="1">
+          <w:r>
+            <w:rPr>
+              <w:rStyle w:val="Hyperlink"/>
+            </w:rPr>
+            <w:t>roote</w:t>
+          </w:r>
+        </w:hyperlink>
+      </w:r>
+      <w:r>
+        <w:rPr>
+          <w:rFonts w:ascii="Charis SIL Regular" w:hAnsi="Charis SIL Regular" w:eastAsia="Charis SIL Regular"/>
+          <w:b w:val="0"/>
+          <w:i w:val="0"/>
+          <w:color w:val="0000FF"/>
+          <w:sz w:val="24"/>
+          <w:u w:val="single"/>
+        </w:rPr>
+        <w:t xml:space="preserve"> </w:t>
+      </w:r>
+      <w:r>
+        <w:rPr>
+          <w:rFonts w:ascii="Charis SIL Regular" w:hAnsi="Charis SIL Regular" w:eastAsia="Charis SIL Regular"/>
+          <w:b w:val="0"/>
+          <w:i w:val="0"/>
+          <w:color w:val="0000FF"/>
+          <w:sz w:val="24"/>
+        </w:rPr>
+        <w:hyperlink r:id="rId14" w:history="1">
+          <w:r>
+            <w:rPr>
+              <w:rStyle w:val="Hyperlink"/>
+            </w:rPr>
+            <w:t>Koninklijke</w:t>
+          </w:r>
+        </w:hyperlink>
       </w:r>
       <w:r>
         <w:rPr>
@@ -1116,7 +1152,7 @@
           <w:sz w:val="24"/>
           <w:u w:val="single"/>
         </w:rPr>
-        <w:hyperlink r:id="rId16" w:history="1">
+        <w:hyperlink r:id="rId17" w:history="1">
           <w:r>
             <w:rPr>
               <w:rStyle w:val="Hyperlink"/>
@@ -1134,7 +1170,7 @@
           <w:sz w:val="24"/>
           <w:u w:val="single"/>
         </w:rPr>
-        <w:hyperlink r:id="rId16" w:history="1">
+        <w:hyperlink r:id="rId17" w:history="1">
           <w:r>
             <w:rPr>
               <w:rStyle w:val="Hyperlink"/>
@@ -3792,7 +3828,7 @@
           <w:sz w:val="24"/>
           <w:u w:val="single"/>
         </w:rPr>
-        <w:hyperlink r:id="rId28" w:history="1">
+        <w:hyperlink r:id="rId27" w:history="1">
           <w:r>
             <w:rPr>
               <w:rStyle w:val="Hyperlink"/>
@@ -3810,7 +3846,7 @@
           <w:sz w:val="24"/>
           <w:u w:val="single"/>
         </w:rPr>
-        <w:hyperlink r:id="rId28" w:history="1">
+        <w:hyperlink r:id="rId27" w:history="1">
           <w:r>
             <w:rPr>
               <w:rStyle w:val="Hyperlink"/>
@@ -3839,7 +3875,7 @@
           <w:sz w:val="24"/>
           <w:u w:val="single"/>
         </w:rPr>
-        <w:hyperlink r:id="rId28" w:history="1">
+        <w:hyperlink r:id="rId27" w:history="1">
           <w:r>
             <w:rPr>
               <w:rStyle w:val="Hyperlink"/>

--- a/EXPORTS/DOCX/published/niveau2/Dutch/Trade.docx
+++ b/EXPORTS/DOCX/published/niveau2/Dutch/Trade.docx
@@ -371,7 +371,71 @@
           <w:color w:val="000000"/>
           <w:sz w:val="24"/>
         </w:rPr>
-        <w:t xml:space="preserve">Amsterdamse veilinghuizen </w:t>
+        <w:t>Amster</w:t>
+      </w:r>
+      <w:r>
+        <w:rPr>
+          <w:u w:val="single" w:color="0000ff"/>
+          <w:rFonts w:ascii="Charis SIL Regular" w:hAnsi="Charis SIL Regular" w:eastAsia="Charis SIL Regular"/>
+          <w:b w:val="0"/>
+          <w:i w:val="0"/>
+          <w:color w:val="000000"/>
+          <w:sz w:val="24"/>
+        </w:rPr>
+        <w:hyperlink r:id="rId9" w:history="1">
+          <w:r>
+            <w:rPr>
+              <w:rStyle w:val="Hyperlink"/>
+            </w:rPr>
+            <w:t>dam</w:t>
+          </w:r>
+        </w:hyperlink>
+      </w:r>
+      <w:r>
+        <w:rPr>
+          <w:u w:val="single" w:color="0000ff"/>
+          <w:rFonts w:ascii="Charis SIL Regular" w:hAnsi="Charis SIL Regular" w:eastAsia="Charis SIL Regular"/>
+          <w:b w:val="0"/>
+          <w:i w:val="0"/>
+          <w:color w:val="000000"/>
+          <w:sz w:val="24"/>
+        </w:rPr>
+        <w:hyperlink r:id="rId9" w:history="1">
+          <w:r>
+            <w:rPr>
+              <w:rStyle w:val="Hyperlink"/>
+            </w:rPr>
+            <w:t>s</w:t>
+          </w:r>
+        </w:hyperlink>
+      </w:r>
+      <w:r>
+        <w:rPr>
+          <w:u w:val="single" w:color="0000ff"/>
+          <w:rFonts w:ascii="Charis SIL Regular" w:hAnsi="Charis SIL Regular" w:eastAsia="Charis SIL Regular"/>
+          <w:b w:val="0"/>
+          <w:i w:val="0"/>
+          <w:color w:val="000000"/>
+          <w:sz w:val="24"/>
+        </w:rPr>
+        <w:hyperlink r:id="rId9" w:history="1">
+          <w:r>
+            <w:rPr>
+              <w:rStyle w:val="Hyperlink"/>
+            </w:rPr>
+            <w:t>e ve</w:t>
+          </w:r>
+        </w:hyperlink>
+      </w:r>
+      <w:r>
+        <w:rPr>
+          <w:rFonts w:ascii="Charis SIL Regular" w:hAnsi="Charis SIL Regular" w:eastAsia="Charis SIL Regular"/>
+          <w:b w:val="0"/>
+          <w:i w:val="0"/>
+          <w:color w:val="000000"/>
+          <w:sz w:val="24"/>
+        </w:rPr>
+        <w:t xml:space="preserve">ilinghuizen </w:t>
       </w:r>
       <w:r>
         <w:rPr>
@@ -380,7 +444,6 @@
           <w:i w:val="0"/>
           <w:color w:val="0000FF"/>
           <w:sz w:val="24"/>
-          <w:u w:val="single"/>
         </w:rPr>
         <w:hyperlink r:id="rId12" w:history="1">
           <w:r>
@@ -522,35 +585,7 @@
           <w:color w:val="000000"/>
           <w:sz w:val="24"/>
         </w:rPr>
-        <w:t xml:space="preserve"> (1876-</w:t>
-      </w:r>
-      <w:r>
-        <w:rPr>
-          <w:u w:val="single" w:color="0000ff"/>
-          <w:rFonts w:ascii="Charis SIL Regular" w:hAnsi="Charis SIL Regular" w:eastAsia="Charis SIL Regular"/>
-          <w:b w:val="0"/>
-          <w:i w:val="0"/>
-          <w:color w:val="000000"/>
-          <w:sz w:val="24"/>
-        </w:rPr>
-        <w:hyperlink r:id="rId11" w:history="1">
-          <w:r>
-            <w:rPr>
-              <w:rStyle w:val="Hyperlink"/>
-            </w:rPr>
-            <w:t>1961) e</w:t>
-          </w:r>
-        </w:hyperlink>
-      </w:r>
-      <w:r>
-        <w:rPr>
-          <w:rFonts w:ascii="Charis SIL Regular" w:hAnsi="Charis SIL Regular" w:eastAsia="Charis SIL Regular"/>
-          <w:b w:val="0"/>
-          <w:i w:val="0"/>
-          <w:color w:val="000000"/>
-          <w:sz w:val="24"/>
-        </w:rPr>
-        <w:t xml:space="preserve">n </w:t>
+        <w:t xml:space="preserve"> (1876-1961) en </w:t>
       </w:r>
       <w:r>
         <w:rPr>
@@ -715,7 +750,6 @@
       </w:r>
       <w:r>
         <w:rPr>
-          <w:u w:val="single" w:color="0000ff"/>
           <w:rFonts w:ascii="Charis SIL Regular" w:hAnsi="Charis SIL Regular" w:eastAsia="Charis SIL Regular"/>
           <w:b w:val="0"/>
           <w:i w:val="0"/>
@@ -758,42 +792,7 @@
           <w:sz w:val="24"/>
           <w:u w:val="single"/>
         </w:rPr>
-        <w:hyperlink r:id="rId14" w:history="1">
-          <w:r>
-            <w:rPr>
-              <w:rStyle w:val="Hyperlink"/>
-            </w:rPr>
-            <w:t>roote</w:t>
-          </w:r>
-        </w:hyperlink>
-      </w:r>
-      <w:r>
-        <w:rPr>
-          <w:rFonts w:ascii="Charis SIL Regular" w:hAnsi="Charis SIL Regular" w:eastAsia="Charis SIL Regular"/>
-          <w:b w:val="0"/>
-          <w:i w:val="0"/>
-          <w:color w:val="0000FF"/>
-          <w:sz w:val="24"/>
-          <w:u w:val="single"/>
-        </w:rPr>
-        <w:t xml:space="preserve"> </w:t>
-      </w:r>
-      <w:r>
-        <w:rPr>
-          <w:rFonts w:ascii="Charis SIL Regular" w:hAnsi="Charis SIL Regular" w:eastAsia="Charis SIL Regular"/>
-          <w:b w:val="0"/>
-          <w:i w:val="0"/>
-          <w:color w:val="0000FF"/>
-          <w:sz w:val="24"/>
-        </w:rPr>
-        <w:hyperlink r:id="rId14" w:history="1">
-          <w:r>
-            <w:rPr>
-              <w:rStyle w:val="Hyperlink"/>
-            </w:rPr>
-            <w:t>Koninklijke</w:t>
-          </w:r>
-        </w:hyperlink>
+        <w:t>roote Koninklijke</w:t>
       </w:r>
       <w:r>
         <w:rPr>
@@ -815,7 +814,7 @@
           <w:sz w:val="24"/>
           <w:u w:val="single"/>
         </w:rPr>
-        <w:hyperlink r:id="rId14" w:history="1">
+        <w:hyperlink r:id="rId13" w:history="1">
           <w:r>
             <w:rPr>
               <w:rStyle w:val="Hyperlink"/>
@@ -833,7 +832,7 @@
           <w:sz w:val="24"/>
           <w:u w:val="single"/>
         </w:rPr>
-        <w:hyperlink r:id="rId14" w:history="1">
+        <w:hyperlink r:id="rId13" w:history="1">
           <w:r>
             <w:rPr>
               <w:rStyle w:val="Hyperlink"/>
@@ -851,7 +850,7 @@
           <w:sz w:val="24"/>
           <w:u w:val="single"/>
         </w:rPr>
-        <w:hyperlink r:id="rId14" w:history="1">
+        <w:hyperlink r:id="rId13" w:history="1">
           <w:r>
             <w:rPr>
               <w:rStyle w:val="Hyperlink"/>
@@ -869,7 +868,43 @@
           <w:color w:val="000000"/>
           <w:sz w:val="24"/>
         </w:rPr>
-        <w:t xml:space="preserve"> en </w:t>
+        <w:hyperlink r:id="rId13" w:history="1">
+          <w:r>
+            <w:rPr>
+              <w:rStyle w:val="Hyperlink"/>
+            </w:rPr>
+            <w:t xml:space="preserve"> e</w:t>
+          </w:r>
+        </w:hyperlink>
+      </w:r>
+      <w:r>
+        <w:rPr>
+          <w:u w:val="single" w:color="0000ff"/>
+          <w:rFonts w:ascii="Charis SIL Regular" w:hAnsi="Charis SIL Regular" w:eastAsia="Charis SIL Regular"/>
+          <w:b w:val="0"/>
+          <w:i w:val="0"/>
+          <w:color w:val="000000"/>
+          <w:sz w:val="24"/>
+        </w:rPr>
+        <w:hyperlink r:id="rId13" w:history="1">
+          <w:r>
+            <w:rPr>
+              <w:rStyle w:val="Hyperlink"/>
+            </w:rPr>
+            <w:t>n</w:t>
+          </w:r>
+        </w:hyperlink>
+      </w:r>
+      <w:r>
+        <w:rPr>
+          <w:u w:val="single" w:color="0000ff"/>
+          <w:rFonts w:ascii="Charis SIL Regular" w:hAnsi="Charis SIL Regular" w:eastAsia="Charis SIL Regular"/>
+          <w:b w:val="0"/>
+          <w:i w:val="0"/>
+          <w:color w:val="000000"/>
+          <w:sz w:val="24"/>
+        </w:rPr>
+        <w:t xml:space="preserve"> </w:t>
       </w:r>
       <w:r>
         <w:rPr>
@@ -880,7 +915,7 @@
           <w:sz w:val="24"/>
           <w:u w:val="single"/>
         </w:rPr>
-        <w:hyperlink r:id="rId15" w:history="1">
+        <w:hyperlink r:id="rId13" w:history="1">
           <w:r>
             <w:rPr>
               <w:rStyle w:val="Hyperlink"/>
@@ -898,7 +933,7 @@
           <w:sz w:val="24"/>
           <w:u w:val="single"/>
         </w:rPr>
-        <w:hyperlink r:id="rId15" w:history="1">
+        <w:hyperlink r:id="rId14" w:history="1">
           <w:r>
             <w:rPr>
               <w:rStyle w:val="Hyperlink"/>
@@ -926,7 +961,7 @@
           <w:color w:val="000000"/>
           <w:sz w:val="24"/>
         </w:rPr>
-        <w:hyperlink r:id="rId14" w:history="1">
+        <w:hyperlink r:id="rId15" w:history="1">
           <w:r>
             <w:rPr>
               <w:rStyle w:val="Hyperlink"/>
@@ -944,7 +979,7 @@
           <w:color w:val="000000"/>
           <w:sz w:val="24"/>
         </w:rPr>
-        <w:hyperlink r:id="rId14" w:history="1">
+        <w:hyperlink r:id="rId15" w:history="1">
           <w:r>
             <w:rPr>
               <w:rStyle w:val="Hyperlink"/>
@@ -962,7 +997,7 @@
           <w:color w:val="000000"/>
           <w:sz w:val="24"/>
         </w:rPr>
-        <w:hyperlink r:id="rId14" w:history="1">
+        <w:hyperlink r:id="rId15" w:history="1">
           <w:r>
             <w:rPr>
               <w:rStyle w:val="Hyperlink"/>
@@ -1141,7 +1176,25 @@
           <w:color w:val="000000"/>
           <w:sz w:val="24"/>
         </w:rPr>
-        <w:t xml:space="preserve"> (NAHV, 1880-1982) die handel dreef in </w:t>
+        <w:t xml:space="preserve"> (NAHV, 1880-1982) die handel dreef i</w:t>
+      </w:r>
+      <w:r>
+        <w:rPr>
+          <w:u w:val="single" w:color="0000ff"/>
+          <w:rFonts w:ascii="Charis SIL Regular" w:hAnsi="Charis SIL Regular" w:eastAsia="Charis SIL Regular"/>
+          <w:b w:val="0"/>
+          <w:i w:val="0"/>
+          <w:color w:val="000000"/>
+          <w:sz w:val="24"/>
+        </w:rPr>
+        <w:hyperlink r:id="rId16" w:history="1">
+          <w:r>
+            <w:rPr>
+              <w:rStyle w:val="Hyperlink"/>
+            </w:rPr>
+            <w:t xml:space="preserve">n </w:t>
+          </w:r>
+        </w:hyperlink>
       </w:r>
       <w:r>
         <w:rPr>
@@ -1152,7 +1205,7 @@
           <w:sz w:val="24"/>
           <w:u w:val="single"/>
         </w:rPr>
-        <w:hyperlink r:id="rId17" w:history="1">
+        <w:hyperlink r:id="rId16" w:history="1">
           <w:r>
             <w:rPr>
               <w:rStyle w:val="Hyperlink"/>
@@ -1170,7 +1223,7 @@
           <w:sz w:val="24"/>
           <w:u w:val="single"/>
         </w:rPr>
-        <w:hyperlink r:id="rId17" w:history="1">
+        <w:hyperlink r:id="rId16" w:history="1">
           <w:r>
             <w:rPr>
               <w:rStyle w:val="Hyperlink"/>
@@ -1217,31 +1270,13 @@
       </w:r>
       <w:r>
         <w:rPr>
-          <w:u w:val="single" w:color="0000ff"/>
           <w:rFonts w:ascii="Charis SIL Regular" w:hAnsi="Charis SIL Regular" w:eastAsia="Charis SIL Regular"/>
           <w:b w:val="0"/>
           <w:i w:val="0"/>
           <w:color w:val="000000"/>
           <w:sz w:val="24"/>
         </w:rPr>
-        <w:hyperlink r:id="rId16" w:history="1">
-          <w:r>
-            <w:rPr>
-              <w:rStyle w:val="Hyperlink"/>
-            </w:rPr>
-            <w:t>. Een g</w:t>
-          </w:r>
-        </w:hyperlink>
-      </w:r>
-      <w:r>
-        <w:rPr>
-          <w:rFonts w:ascii="Charis SIL Regular" w:hAnsi="Charis SIL Regular" w:eastAsia="Charis SIL Regular"/>
-          <w:b w:val="0"/>
-          <w:i w:val="0"/>
-          <w:color w:val="000000"/>
-          <w:sz w:val="24"/>
-        </w:rPr>
-        <w:t xml:space="preserve">root aantal Afrikaanse voorwerpen, vooral uit </w:t>
+        <w:t xml:space="preserve">. Een groot aantal Afrikaanse voorwerpen, vooral uit </w:t>
       </w:r>
       <w:r>
         <w:rPr>

--- a/EXPORTS/DOCX/published/niveau2/Dutch/Trade.docx
+++ b/EXPORTS/DOCX/published/niveau2/Dutch/Trade.docx
@@ -492,7 +492,7 @@
           <w:sz w:val="24"/>
           <w:u w:val="single"/>
         </w:rPr>
-        <w:hyperlink r:id="rId12" w:history="1">
+        <w:hyperlink r:id="rId10" w:history="1">
           <w:r>
             <w:rPr>
               <w:rStyle w:val="Hyperlink"/>
@@ -585,7 +585,35 @@
           <w:color w:val="000000"/>
           <w:sz w:val="24"/>
         </w:rPr>
-        <w:t xml:space="preserve"> (1876-1961) en </w:t>
+        <w:t xml:space="preserve"> (1876-</w:t>
+      </w:r>
+      <w:r>
+        <w:rPr>
+          <w:u w:val="single" w:color="0000ff"/>
+          <w:rFonts w:ascii="Charis SIL Regular" w:hAnsi="Charis SIL Regular" w:eastAsia="Charis SIL Regular"/>
+          <w:b w:val="0"/>
+          <w:i w:val="0"/>
+          <w:color w:val="000000"/>
+          <w:sz w:val="24"/>
+        </w:rPr>
+        <w:hyperlink r:id="rId11" w:history="1">
+          <w:r>
+            <w:rPr>
+              <w:rStyle w:val="Hyperlink"/>
+            </w:rPr>
+            <w:t>1961) e</w:t>
+          </w:r>
+        </w:hyperlink>
+      </w:r>
+      <w:r>
+        <w:rPr>
+          <w:rFonts w:ascii="Charis SIL Regular" w:hAnsi="Charis SIL Regular" w:eastAsia="Charis SIL Regular"/>
+          <w:b w:val="0"/>
+          <w:i w:val="0"/>
+          <w:color w:val="000000"/>
+          <w:sz w:val="24"/>
+        </w:rPr>
+        <w:t xml:space="preserve">n </w:t>
       </w:r>
       <w:r>
         <w:rPr>
@@ -674,82 +702,11 @@
           <w:color w:val="000000"/>
           <w:sz w:val="24"/>
         </w:rPr>
-        <w:t>(1918-1974). In Den Haag w</w:t>
+        <w:t>(1918-1974). In Den Haag waren de winkels d</w:t>
       </w:r>
       <w:r>
         <w:rPr>
           <w:u w:val="single" w:color="0000ff"/>
-          <w:rFonts w:ascii="Charis SIL Regular" w:hAnsi="Charis SIL Regular" w:eastAsia="Charis SIL Regular"/>
-          <w:b w:val="0"/>
-          <w:i w:val="0"/>
-          <w:color w:val="000000"/>
-          <w:sz w:val="24"/>
-        </w:rPr>
-        <w:hyperlink r:id="rId12" w:history="1">
-          <w:r>
-            <w:rPr>
-              <w:rStyle w:val="Hyperlink"/>
-            </w:rPr>
-            <w:t xml:space="preserve">aren de </w:t>
-          </w:r>
-        </w:hyperlink>
-      </w:r>
-      <w:r>
-        <w:rPr>
-          <w:u w:val="single" w:color="0000ff"/>
-          <w:rFonts w:ascii="Charis SIL Regular" w:hAnsi="Charis SIL Regular" w:eastAsia="Charis SIL Regular"/>
-          <w:b w:val="0"/>
-          <w:i w:val="0"/>
-          <w:color w:val="000000"/>
-          <w:sz w:val="24"/>
-        </w:rPr>
-        <w:hyperlink r:id="rId12" w:history="1">
-          <w:r>
-            <w:rPr>
-              <w:rStyle w:val="Hyperlink"/>
-            </w:rPr>
-            <w:t>winkel</w:t>
-          </w:r>
-        </w:hyperlink>
-      </w:r>
-      <w:r>
-        <w:rPr>
-          <w:u w:val="single" w:color="0000ff"/>
-          <w:rFonts w:ascii="Charis SIL Regular" w:hAnsi="Charis SIL Regular" w:eastAsia="Charis SIL Regular"/>
-          <w:b w:val="0"/>
-          <w:i w:val="0"/>
-          <w:color w:val="000000"/>
-          <w:sz w:val="24"/>
-        </w:rPr>
-        <w:hyperlink r:id="rId12" w:history="1">
-          <w:r>
-            <w:rPr>
-              <w:rStyle w:val="Hyperlink"/>
-            </w:rPr>
-            <w:t>s</w:t>
-          </w:r>
-        </w:hyperlink>
-      </w:r>
-      <w:r>
-        <w:rPr>
-          <w:u w:val="single" w:color="0000ff"/>
-          <w:rFonts w:ascii="Charis SIL Regular" w:hAnsi="Charis SIL Regular" w:eastAsia="Charis SIL Regular"/>
-          <w:b w:val="0"/>
-          <w:i w:val="0"/>
-          <w:color w:val="000000"/>
-          <w:sz w:val="24"/>
-        </w:rPr>
-        <w:hyperlink r:id="rId12" w:history="1">
-          <w:r>
-            <w:rPr>
-              <w:rStyle w:val="Hyperlink"/>
-            </w:rPr>
-            <w:t xml:space="preserve"> d</w:t>
-          </w:r>
-        </w:hyperlink>
-      </w:r>
-      <w:r>
-        <w:rPr>
           <w:rFonts w:ascii="Charis SIL Regular" w:hAnsi="Charis SIL Regular" w:eastAsia="Charis SIL Regular"/>
           <w:b w:val="0"/>
           <w:i w:val="0"/>
@@ -774,7 +731,7 @@
           <w:sz w:val="24"/>
           <w:u w:val="single"/>
         </w:rPr>
-        <w:hyperlink r:id="rId12" w:history="1">
+        <w:hyperlink r:id="rId14" w:history="1">
           <w:r>
             <w:rPr>
               <w:rStyle w:val="Hyperlink"/>
@@ -792,7 +749,42 @@
           <w:sz w:val="24"/>
           <w:u w:val="single"/>
         </w:rPr>
-        <w:t>roote Koninklijke</w:t>
+        <w:hyperlink r:id="rId14" w:history="1">
+          <w:r>
+            <w:rPr>
+              <w:rStyle w:val="Hyperlink"/>
+            </w:rPr>
+            <w:t>roote</w:t>
+          </w:r>
+        </w:hyperlink>
+      </w:r>
+      <w:r>
+        <w:rPr>
+          <w:rFonts w:ascii="Charis SIL Regular" w:hAnsi="Charis SIL Regular" w:eastAsia="Charis SIL Regular"/>
+          <w:b w:val="0"/>
+          <w:i w:val="0"/>
+          <w:color w:val="0000FF"/>
+          <w:sz w:val="24"/>
+          <w:u w:val="single"/>
+        </w:rPr>
+        <w:t xml:space="preserve"> </w:t>
+      </w:r>
+      <w:r>
+        <w:rPr>
+          <w:rFonts w:ascii="Charis SIL Regular" w:hAnsi="Charis SIL Regular" w:eastAsia="Charis SIL Regular"/>
+          <w:b w:val="0"/>
+          <w:i w:val="0"/>
+          <w:color w:val="0000FF"/>
+          <w:sz w:val="24"/>
+        </w:rPr>
+        <w:hyperlink r:id="rId14" w:history="1">
+          <w:r>
+            <w:rPr>
+              <w:rStyle w:val="Hyperlink"/>
+            </w:rPr>
+            <w:t>Koninklijke</w:t>
+          </w:r>
+        </w:hyperlink>
       </w:r>
       <w:r>
         <w:rPr>
@@ -897,7 +889,6 @@
       </w:r>
       <w:r>
         <w:rPr>
-          <w:u w:val="single" w:color="0000ff"/>
           <w:rFonts w:ascii="Charis SIL Regular" w:hAnsi="Charis SIL Regular" w:eastAsia="Charis SIL Regular"/>
           <w:b w:val="0"/>
           <w:i w:val="0"/>
@@ -933,7 +924,7 @@
           <w:sz w:val="24"/>
           <w:u w:val="single"/>
         </w:rPr>
-        <w:hyperlink r:id="rId14" w:history="1">
+        <w:hyperlink r:id="rId15" w:history="1">
           <w:r>
             <w:rPr>
               <w:rStyle w:val="Hyperlink"/>
@@ -961,7 +952,7 @@
           <w:color w:val="000000"/>
           <w:sz w:val="24"/>
         </w:rPr>
-        <w:hyperlink r:id="rId15" w:history="1">
+        <w:hyperlink r:id="rId14" w:history="1">
           <w:r>
             <w:rPr>
               <w:rStyle w:val="Hyperlink"/>
@@ -979,7 +970,7 @@
           <w:color w:val="000000"/>
           <w:sz w:val="24"/>
         </w:rPr>
-        <w:hyperlink r:id="rId15" w:history="1">
+        <w:hyperlink r:id="rId14" w:history="1">
           <w:r>
             <w:rPr>
               <w:rStyle w:val="Hyperlink"/>
@@ -997,7 +988,7 @@
           <w:color w:val="000000"/>
           <w:sz w:val="24"/>
         </w:rPr>
-        <w:hyperlink r:id="rId15" w:history="1">
+        <w:hyperlink r:id="rId14" w:history="1">
           <w:r>
             <w:rPr>
               <w:rStyle w:val="Hyperlink"/>
@@ -1259,7 +1250,7 @@
           <w:sz w:val="24"/>
           <w:u w:val="single"/>
         </w:rPr>
-        <w:hyperlink r:id="rId17" w:history="1">
+        <w:hyperlink r:id="rId16" w:history="1">
           <w:r>
             <w:rPr>
               <w:rStyle w:val="Hyperlink"/>

--- a/EXPORTS/DOCX/published/niveau2/Dutch/Trade.docx
+++ b/EXPORTS/DOCX/published/niveau2/Dutch/Trade.docx
@@ -463,7 +463,7 @@
           <w:sz w:val="24"/>
           <w:u w:val="single"/>
         </w:rPr>
-        <w:hyperlink r:id="rId12" w:history="1">
+        <w:hyperlink r:id="rId10" w:history="1">
           <w:r>
             <w:rPr>
               <w:rStyle w:val="Hyperlink"/>
@@ -702,7 +702,79 @@
           <w:color w:val="000000"/>
           <w:sz w:val="24"/>
         </w:rPr>
-        <w:t>(1918-1974). In Den Haag waren de winkels d</w:t>
+        <w:t>(1918-1974). In Den Haag w</w:t>
+      </w:r>
+      <w:r>
+        <w:rPr>
+          <w:u w:val="single" w:color="0000ff"/>
+          <w:rFonts w:ascii="Charis SIL Regular" w:hAnsi="Charis SIL Regular" w:eastAsia="Charis SIL Regular"/>
+          <w:b w:val="0"/>
+          <w:i w:val="0"/>
+          <w:color w:val="000000"/>
+          <w:sz w:val="24"/>
+        </w:rPr>
+        <w:hyperlink r:id="rId12" w:history="1">
+          <w:r>
+            <w:rPr>
+              <w:rStyle w:val="Hyperlink"/>
+            </w:rPr>
+            <w:t xml:space="preserve">aren de </w:t>
+          </w:r>
+        </w:hyperlink>
+      </w:r>
+      <w:r>
+        <w:rPr>
+          <w:u w:val="single" w:color="0000ff"/>
+          <w:rFonts w:ascii="Charis SIL Regular" w:hAnsi="Charis SIL Regular" w:eastAsia="Charis SIL Regular"/>
+          <w:b w:val="0"/>
+          <w:i w:val="0"/>
+          <w:color w:val="000000"/>
+          <w:sz w:val="24"/>
+        </w:rPr>
+        <w:hyperlink r:id="rId12" w:history="1">
+          <w:r>
+            <w:rPr>
+              <w:rStyle w:val="Hyperlink"/>
+            </w:rPr>
+            <w:t>winkel</w:t>
+          </w:r>
+        </w:hyperlink>
+      </w:r>
+      <w:r>
+        <w:rPr>
+          <w:u w:val="single" w:color="0000ff"/>
+          <w:rFonts w:ascii="Charis SIL Regular" w:hAnsi="Charis SIL Regular" w:eastAsia="Charis SIL Regular"/>
+          <w:b w:val="0"/>
+          <w:i w:val="0"/>
+          <w:color w:val="000000"/>
+          <w:sz w:val="24"/>
+        </w:rPr>
+        <w:hyperlink r:id="rId12" w:history="1">
+          <w:r>
+            <w:rPr>
+              <w:rStyle w:val="Hyperlink"/>
+            </w:rPr>
+            <w:t>s</w:t>
+          </w:r>
+        </w:hyperlink>
+      </w:r>
+      <w:r>
+        <w:rPr>
+          <w:u w:val="single" w:color="0000ff"/>
+          <w:rFonts w:ascii="Charis SIL Regular" w:hAnsi="Charis SIL Regular" w:eastAsia="Charis SIL Regular"/>
+          <w:b w:val="0"/>
+          <w:i w:val="0"/>
+          <w:color w:val="000000"/>
+          <w:sz w:val="24"/>
+        </w:rPr>
+        <w:hyperlink r:id="rId12" w:history="1">
+          <w:r>
+            <w:rPr>
+              <w:rStyle w:val="Hyperlink"/>
+            </w:rPr>
+            <w:t xml:space="preserve"> d</w:t>
+          </w:r>
+        </w:hyperlink>
       </w:r>
       <w:r>
         <w:rPr>
@@ -806,7 +878,7 @@
           <w:sz w:val="24"/>
           <w:u w:val="single"/>
         </w:rPr>
-        <w:hyperlink r:id="rId13" w:history="1">
+        <w:hyperlink r:id="rId14" w:history="1">
           <w:r>
             <w:rPr>
               <w:rStyle w:val="Hyperlink"/>
@@ -824,7 +896,7 @@
           <w:sz w:val="24"/>
           <w:u w:val="single"/>
         </w:rPr>
-        <w:hyperlink r:id="rId13" w:history="1">
+        <w:hyperlink r:id="rId14" w:history="1">
           <w:r>
             <w:rPr>
               <w:rStyle w:val="Hyperlink"/>
@@ -842,7 +914,7 @@
           <w:sz w:val="24"/>
           <w:u w:val="single"/>
         </w:rPr>
-        <w:hyperlink r:id="rId13" w:history="1">
+        <w:hyperlink r:id="rId14" w:history="1">
           <w:r>
             <w:rPr>
               <w:rStyle w:val="Hyperlink"/>
@@ -860,42 +932,7 @@
           <w:color w:val="000000"/>
           <w:sz w:val="24"/>
         </w:rPr>
-        <w:hyperlink r:id="rId13" w:history="1">
-          <w:r>
-            <w:rPr>
-              <w:rStyle w:val="Hyperlink"/>
-            </w:rPr>
-            <w:t xml:space="preserve"> e</w:t>
-          </w:r>
-        </w:hyperlink>
-      </w:r>
-      <w:r>
-        <w:rPr>
-          <w:u w:val="single" w:color="0000ff"/>
-          <w:rFonts w:ascii="Charis SIL Regular" w:hAnsi="Charis SIL Regular" w:eastAsia="Charis SIL Regular"/>
-          <w:b w:val="0"/>
-          <w:i w:val="0"/>
-          <w:color w:val="000000"/>
-          <w:sz w:val="24"/>
-        </w:rPr>
-        <w:hyperlink r:id="rId13" w:history="1">
-          <w:r>
-            <w:rPr>
-              <w:rStyle w:val="Hyperlink"/>
-            </w:rPr>
-            <w:t>n</w:t>
-          </w:r>
-        </w:hyperlink>
-      </w:r>
-      <w:r>
-        <w:rPr>
-          <w:rFonts w:ascii="Charis SIL Regular" w:hAnsi="Charis SIL Regular" w:eastAsia="Charis SIL Regular"/>
-          <w:b w:val="0"/>
-          <w:i w:val="0"/>
-          <w:color w:val="000000"/>
-          <w:sz w:val="24"/>
-        </w:rPr>
-        <w:t xml:space="preserve"> </w:t>
+        <w:t xml:space="preserve"> en </w:t>
       </w:r>
       <w:r>
         <w:rPr>
@@ -906,7 +943,7 @@
           <w:sz w:val="24"/>
           <w:u w:val="single"/>
         </w:rPr>
-        <w:hyperlink r:id="rId13" w:history="1">
+        <w:hyperlink r:id="rId15" w:history="1">
           <w:r>
             <w:rPr>
               <w:rStyle w:val="Hyperlink"/>
@@ -1167,25 +1204,7 @@
           <w:color w:val="000000"/>
           <w:sz w:val="24"/>
         </w:rPr>
-        <w:t xml:space="preserve"> (NAHV, 1880-1982) die handel dreef i</w:t>
-      </w:r>
-      <w:r>
-        <w:rPr>
-          <w:u w:val="single" w:color="0000ff"/>
-          <w:rFonts w:ascii="Charis SIL Regular" w:hAnsi="Charis SIL Regular" w:eastAsia="Charis SIL Regular"/>
-          <w:b w:val="0"/>
-          <w:i w:val="0"/>
-          <w:color w:val="000000"/>
-          <w:sz w:val="24"/>
-        </w:rPr>
-        <w:hyperlink r:id="rId16" w:history="1">
-          <w:r>
-            <w:rPr>
-              <w:rStyle w:val="Hyperlink"/>
-            </w:rPr>
-            <w:t xml:space="preserve">n </w:t>
-          </w:r>
-        </w:hyperlink>
+        <w:t xml:space="preserve"> (NAHV, 1880-1982) die handel dreef in </w:t>
       </w:r>
       <w:r>
         <w:rPr>
@@ -1196,7 +1215,7 @@
           <w:sz w:val="24"/>
           <w:u w:val="single"/>
         </w:rPr>
-        <w:hyperlink r:id="rId16" w:history="1">
+        <w:hyperlink r:id="rId17" w:history="1">
           <w:r>
             <w:rPr>
               <w:rStyle w:val="Hyperlink"/>
@@ -1214,7 +1233,7 @@
           <w:sz w:val="24"/>
           <w:u w:val="single"/>
         </w:rPr>
-        <w:hyperlink r:id="rId16" w:history="1">
+        <w:hyperlink r:id="rId17" w:history="1">
           <w:r>
             <w:rPr>
               <w:rStyle w:val="Hyperlink"/>
@@ -1250,7 +1269,7 @@
           <w:sz w:val="24"/>
           <w:u w:val="single"/>
         </w:rPr>
-        <w:hyperlink r:id="rId16" w:history="1">
+        <w:hyperlink r:id="rId17" w:history="1">
           <w:r>
             <w:rPr>
               <w:rStyle w:val="Hyperlink"/>
@@ -1261,13 +1280,114 @@
       </w:r>
       <w:r>
         <w:rPr>
+          <w:u w:val="single" w:color="0000ff"/>
           <w:rFonts w:ascii="Charis SIL Regular" w:hAnsi="Charis SIL Regular" w:eastAsia="Charis SIL Regular"/>
           <w:b w:val="0"/>
           <w:i w:val="0"/>
           <w:color w:val="000000"/>
           <w:sz w:val="24"/>
         </w:rPr>
-        <w:t xml:space="preserve">. Een groot aantal Afrikaanse voorwerpen, vooral uit </w:t>
+        <w:hyperlink r:id="rId16" w:history="1">
+          <w:r>
+            <w:rPr>
+              <w:rStyle w:val="Hyperlink"/>
+            </w:rPr>
+            <w:t>. Een g</w:t>
+          </w:r>
+        </w:hyperlink>
+      </w:r>
+      <w:r>
+        <w:rPr>
+          <w:u w:val="single" w:color="0000ff"/>
+          <w:rFonts w:ascii="Charis SIL Regular" w:hAnsi="Charis SIL Regular" w:eastAsia="Charis SIL Regular"/>
+          <w:b w:val="0"/>
+          <w:i w:val="0"/>
+          <w:color w:val="000000"/>
+          <w:sz w:val="24"/>
+        </w:rPr>
+        <w:hyperlink r:id="rId16" w:history="1">
+          <w:r>
+            <w:rPr>
+              <w:rStyle w:val="Hyperlink"/>
+            </w:rPr>
+            <w:t>r</w:t>
+          </w:r>
+        </w:hyperlink>
+      </w:r>
+      <w:r>
+        <w:rPr>
+          <w:u w:val="single" w:color="0000ff"/>
+          <w:rFonts w:ascii="Charis SIL Regular" w:hAnsi="Charis SIL Regular" w:eastAsia="Charis SIL Regular"/>
+          <w:b w:val="0"/>
+          <w:i w:val="0"/>
+          <w:color w:val="000000"/>
+          <w:sz w:val="24"/>
+        </w:rPr>
+        <w:hyperlink r:id="rId16" w:history="1">
+          <w:r>
+            <w:rPr>
+              <w:rStyle w:val="Hyperlink"/>
+            </w:rPr>
+            <w:t>oot aant</w:t>
+          </w:r>
+        </w:hyperlink>
+      </w:r>
+      <w:r>
+        <w:rPr>
+          <w:u w:val="single" w:color="0000ff"/>
+          <w:rFonts w:ascii="Charis SIL Regular" w:hAnsi="Charis SIL Regular" w:eastAsia="Charis SIL Regular"/>
+          <w:b w:val="0"/>
+          <w:i w:val="0"/>
+          <w:color w:val="000000"/>
+          <w:sz w:val="24"/>
+        </w:rPr>
+        <w:hyperlink r:id="rId16" w:history="1">
+          <w:r>
+            <w:rPr>
+              <w:rStyle w:val="Hyperlink"/>
+            </w:rPr>
+            <w:t xml:space="preserve">al Afrikaanse </w:t>
+          </w:r>
+        </w:hyperlink>
+      </w:r>
+      <w:r>
+        <w:rPr>
+          <w:u w:val="single" w:color="0000ff"/>
+          <w:rFonts w:ascii="Charis SIL Regular" w:hAnsi="Charis SIL Regular" w:eastAsia="Charis SIL Regular"/>
+          <w:b w:val="0"/>
+          <w:i w:val="0"/>
+          <w:color w:val="000000"/>
+          <w:sz w:val="24"/>
+        </w:rPr>
+        <w:t>v</w:t>
+      </w:r>
+      <w:r>
+        <w:rPr>
+          <w:u w:val="single" w:color="0000ff"/>
+          <w:rFonts w:ascii="Charis SIL Regular" w:hAnsi="Charis SIL Regular" w:eastAsia="Charis SIL Regular"/>
+          <w:b w:val="0"/>
+          <w:i w:val="0"/>
+          <w:color w:val="000000"/>
+          <w:sz w:val="24"/>
+        </w:rPr>
+        <w:hyperlink r:id="rId16" w:history="1">
+          <w:r>
+            <w:rPr>
+              <w:rStyle w:val="Hyperlink"/>
+            </w:rPr>
+            <w:t>oorw</w:t>
+          </w:r>
+        </w:hyperlink>
+      </w:r>
+      <w:r>
+        <w:rPr>
+          <w:rFonts w:ascii="Charis SIL Regular" w:hAnsi="Charis SIL Regular" w:eastAsia="Charis SIL Regular"/>
+          <w:b w:val="0"/>
+          <w:i w:val="0"/>
+          <w:color w:val="000000"/>
+          <w:sz w:val="24"/>
+        </w:rPr>
+        <w:t xml:space="preserve">erpen, vooral uit </w:t>
       </w:r>
       <w:r>
         <w:rPr>

--- a/EXPORTS/DOCX/published/niveau2/Dutch/Trade.docx
+++ b/EXPORTS/DOCX/published/niveau2/Dutch/Trade.docx
@@ -702,97 +702,7 @@
           <w:color w:val="000000"/>
           <w:sz w:val="24"/>
         </w:rPr>
-        <w:t>(1918-1974). In Den Haag w</w:t>
-      </w:r>
-      <w:r>
-        <w:rPr>
-          <w:u w:val="single" w:color="0000ff"/>
-          <w:rFonts w:ascii="Charis SIL Regular" w:hAnsi="Charis SIL Regular" w:eastAsia="Charis SIL Regular"/>
-          <w:b w:val="0"/>
-          <w:i w:val="0"/>
-          <w:color w:val="000000"/>
-          <w:sz w:val="24"/>
-        </w:rPr>
-        <w:hyperlink r:id="rId12" w:history="1">
-          <w:r>
-            <w:rPr>
-              <w:rStyle w:val="Hyperlink"/>
-            </w:rPr>
-            <w:t xml:space="preserve">aren de </w:t>
-          </w:r>
-        </w:hyperlink>
-      </w:r>
-      <w:r>
-        <w:rPr>
-          <w:u w:val="single" w:color="0000ff"/>
-          <w:rFonts w:ascii="Charis SIL Regular" w:hAnsi="Charis SIL Regular" w:eastAsia="Charis SIL Regular"/>
-          <w:b w:val="0"/>
-          <w:i w:val="0"/>
-          <w:color w:val="000000"/>
-          <w:sz w:val="24"/>
-        </w:rPr>
-        <w:hyperlink r:id="rId12" w:history="1">
-          <w:r>
-            <w:rPr>
-              <w:rStyle w:val="Hyperlink"/>
-            </w:rPr>
-            <w:t>winkel</w:t>
-          </w:r>
-        </w:hyperlink>
-      </w:r>
-      <w:r>
-        <w:rPr>
-          <w:u w:val="single" w:color="0000ff"/>
-          <w:rFonts w:ascii="Charis SIL Regular" w:hAnsi="Charis SIL Regular" w:eastAsia="Charis SIL Regular"/>
-          <w:b w:val="0"/>
-          <w:i w:val="0"/>
-          <w:color w:val="000000"/>
-          <w:sz w:val="24"/>
-        </w:rPr>
-        <w:hyperlink r:id="rId12" w:history="1">
-          <w:r>
-            <w:rPr>
-              <w:rStyle w:val="Hyperlink"/>
-            </w:rPr>
-            <w:t>s</w:t>
-          </w:r>
-        </w:hyperlink>
-      </w:r>
-      <w:r>
-        <w:rPr>
-          <w:u w:val="single" w:color="0000ff"/>
-          <w:rFonts w:ascii="Charis SIL Regular" w:hAnsi="Charis SIL Regular" w:eastAsia="Charis SIL Regular"/>
-          <w:b w:val="0"/>
-          <w:i w:val="0"/>
-          <w:color w:val="000000"/>
-          <w:sz w:val="24"/>
-        </w:rPr>
-        <w:hyperlink r:id="rId12" w:history="1">
-          <w:r>
-            <w:rPr>
-              <w:rStyle w:val="Hyperlink"/>
-            </w:rPr>
-            <w:t xml:space="preserve"> d</w:t>
-          </w:r>
-        </w:hyperlink>
-      </w:r>
-      <w:r>
-        <w:rPr>
-          <w:u w:val="single" w:color="0000ff"/>
-          <w:rFonts w:ascii="Charis SIL Regular" w:hAnsi="Charis SIL Regular" w:eastAsia="Charis SIL Regular"/>
-          <w:b w:val="0"/>
-          <w:i w:val="0"/>
-          <w:color w:val="000000"/>
-          <w:sz w:val="24"/>
-        </w:rPr>
-        <w:hyperlink r:id="rId12" w:history="1">
-          <w:r>
-            <w:rPr>
-              <w:rStyle w:val="Hyperlink"/>
-            </w:rPr>
-            <w:t xml:space="preserve">e </w:t>
-          </w:r>
-        </w:hyperlink>
+        <w:t xml:space="preserve">(1918-1974). In Den Haag waren de winkels de </w:t>
       </w:r>
       <w:r>
         <w:rPr>
@@ -848,15 +758,9 @@
           <w:i w:val="0"/>
           <w:color w:val="0000FF"/>
           <w:sz w:val="24"/>
+          <w:u w:val="single"/>
         </w:rPr>
-        <w:hyperlink r:id="rId14" w:history="1">
-          <w:r>
-            <w:rPr>
-              <w:rStyle w:val="Hyperlink"/>
-            </w:rPr>
-            <w:t>Koninklijke</w:t>
-          </w:r>
-        </w:hyperlink>
+        <w:t>Koninklijke</w:t>
       </w:r>
       <w:r>
         <w:rPr>
@@ -878,7 +782,7 @@
           <w:sz w:val="24"/>
           <w:u w:val="single"/>
         </w:rPr>
-        <w:hyperlink r:id="rId14" w:history="1">
+        <w:hyperlink r:id="rId13" w:history="1">
           <w:r>
             <w:rPr>
               <w:rStyle w:val="Hyperlink"/>
@@ -896,7 +800,7 @@
           <w:sz w:val="24"/>
           <w:u w:val="single"/>
         </w:rPr>
-        <w:hyperlink r:id="rId14" w:history="1">
+        <w:hyperlink r:id="rId13" w:history="1">
           <w:r>
             <w:rPr>
               <w:rStyle w:val="Hyperlink"/>
@@ -914,7 +818,7 @@
           <w:sz w:val="24"/>
           <w:u w:val="single"/>
         </w:rPr>
-        <w:hyperlink r:id="rId14" w:history="1">
+        <w:hyperlink r:id="rId13" w:history="1">
           <w:r>
             <w:rPr>
               <w:rStyle w:val="Hyperlink"/>
@@ -932,7 +836,43 @@
           <w:color w:val="000000"/>
           <w:sz w:val="24"/>
         </w:rPr>
-        <w:t xml:space="preserve"> en </w:t>
+        <w:hyperlink r:id="rId13" w:history="1">
+          <w:r>
+            <w:rPr>
+              <w:rStyle w:val="Hyperlink"/>
+            </w:rPr>
+            <w:t xml:space="preserve"> e</w:t>
+          </w:r>
+        </w:hyperlink>
+      </w:r>
+      <w:r>
+        <w:rPr>
+          <w:u w:val="single" w:color="0000ff"/>
+          <w:rFonts w:ascii="Charis SIL Regular" w:hAnsi="Charis SIL Regular" w:eastAsia="Charis SIL Regular"/>
+          <w:b w:val="0"/>
+          <w:i w:val="0"/>
+          <w:color w:val="000000"/>
+          <w:sz w:val="24"/>
+        </w:rPr>
+        <w:hyperlink r:id="rId13" w:history="1">
+          <w:r>
+            <w:rPr>
+              <w:rStyle w:val="Hyperlink"/>
+            </w:rPr>
+            <w:t>n</w:t>
+          </w:r>
+        </w:hyperlink>
+      </w:r>
+      <w:r>
+        <w:rPr>
+          <w:u w:val="single" w:color="0000ff"/>
+          <w:rFonts w:ascii="Charis SIL Regular" w:hAnsi="Charis SIL Regular" w:eastAsia="Charis SIL Regular"/>
+          <w:b w:val="0"/>
+          <w:i w:val="0"/>
+          <w:color w:val="000000"/>
+          <w:sz w:val="24"/>
+        </w:rPr>
+        <w:t xml:space="preserve"> </w:t>
       </w:r>
       <w:r>
         <w:rPr>
@@ -943,7 +883,7 @@
           <w:sz w:val="24"/>
           <w:u w:val="single"/>
         </w:rPr>
-        <w:hyperlink r:id="rId15" w:history="1">
+        <w:hyperlink r:id="rId13" w:history="1">
           <w:r>
             <w:rPr>
               <w:rStyle w:val="Hyperlink"/>
@@ -1352,7 +1292,6 @@
       </w:r>
       <w:r>
         <w:rPr>
-          <w:u w:val="single" w:color="0000ff"/>
           <w:rFonts w:ascii="Charis SIL Regular" w:hAnsi="Charis SIL Regular" w:eastAsia="Charis SIL Regular"/>
           <w:b w:val="0"/>
           <w:i w:val="0"/>
@@ -3974,7 +3913,7 @@
           <w:sz w:val="24"/>
           <w:u w:val="single"/>
         </w:rPr>
-        <w:hyperlink r:id="rId27" w:history="1">
+        <w:hyperlink r:id="rId28" w:history="1">
           <w:r>
             <w:rPr>
               <w:rStyle w:val="Hyperlink"/>
@@ -3992,7 +3931,7 @@
           <w:sz w:val="24"/>
           <w:u w:val="single"/>
         </w:rPr>
-        <w:hyperlink r:id="rId27" w:history="1">
+        <w:hyperlink r:id="rId28" w:history="1">
           <w:r>
             <w:rPr>
               <w:rStyle w:val="Hyperlink"/>
@@ -4021,7 +3960,7 @@
           <w:sz w:val="24"/>
           <w:u w:val="single"/>
         </w:rPr>
-        <w:hyperlink r:id="rId27" w:history="1">
+        <w:hyperlink r:id="rId28" w:history="1">
           <w:r>
             <w:rPr>
               <w:rStyle w:val="Hyperlink"/>

--- a/EXPORTS/DOCX/published/niveau2/Dutch/Trade.docx
+++ b/EXPORTS/DOCX/published/niveau2/Dutch/Trade.docx
@@ -411,31 +411,13 @@
       </w:r>
       <w:r>
         <w:rPr>
-          <w:u w:val="single" w:color="0000ff"/>
           <w:rFonts w:ascii="Charis SIL Regular" w:hAnsi="Charis SIL Regular" w:eastAsia="Charis SIL Regular"/>
           <w:b w:val="0"/>
           <w:i w:val="0"/>
           <w:color w:val="000000"/>
           <w:sz w:val="24"/>
         </w:rPr>
-        <w:hyperlink r:id="rId9" w:history="1">
-          <w:r>
-            <w:rPr>
-              <w:rStyle w:val="Hyperlink"/>
-            </w:rPr>
-            <w:t>e ve</w:t>
-          </w:r>
-        </w:hyperlink>
-      </w:r>
-      <w:r>
-        <w:rPr>
-          <w:rFonts w:ascii="Charis SIL Regular" w:hAnsi="Charis SIL Regular" w:eastAsia="Charis SIL Regular"/>
-          <w:b w:val="0"/>
-          <w:i w:val="0"/>
-          <w:color w:val="000000"/>
-          <w:sz w:val="24"/>
-        </w:rPr>
-        <w:t xml:space="preserve">ilinghuizen </w:t>
+        <w:t xml:space="preserve">e veilinghuizen </w:t>
       </w:r>
       <w:r>
         <w:rPr>
@@ -444,6 +426,7 @@
           <w:i w:val="0"/>
           <w:color w:val="0000FF"/>
           <w:sz w:val="24"/>
+          <w:u w:val="single"/>
         </w:rPr>
         <w:hyperlink r:id="rId12" w:history="1">
           <w:r>
@@ -463,7 +446,7 @@
           <w:sz w:val="24"/>
           <w:u w:val="single"/>
         </w:rPr>
-        <w:hyperlink r:id="rId10" w:history="1">
+        <w:hyperlink r:id="rId12" w:history="1">
           <w:r>
             <w:rPr>
               <w:rStyle w:val="Hyperlink"/>
@@ -492,7 +475,7 @@
           <w:sz w:val="24"/>
           <w:u w:val="single"/>
         </w:rPr>
-        <w:hyperlink r:id="rId10" w:history="1">
+        <w:hyperlink r:id="rId12" w:history="1">
           <w:r>
             <w:rPr>
               <w:rStyle w:val="Hyperlink"/>
@@ -585,35 +568,7 @@
           <w:color w:val="000000"/>
           <w:sz w:val="24"/>
         </w:rPr>
-        <w:t xml:space="preserve"> (1876-</w:t>
-      </w:r>
-      <w:r>
-        <w:rPr>
-          <w:u w:val="single" w:color="0000ff"/>
-          <w:rFonts w:ascii="Charis SIL Regular" w:hAnsi="Charis SIL Regular" w:eastAsia="Charis SIL Regular"/>
-          <w:b w:val="0"/>
-          <w:i w:val="0"/>
-          <w:color w:val="000000"/>
-          <w:sz w:val="24"/>
-        </w:rPr>
-        <w:hyperlink r:id="rId11" w:history="1">
-          <w:r>
-            <w:rPr>
-              <w:rStyle w:val="Hyperlink"/>
-            </w:rPr>
-            <w:t>1961) e</w:t>
-          </w:r>
-        </w:hyperlink>
-      </w:r>
-      <w:r>
-        <w:rPr>
-          <w:rFonts w:ascii="Charis SIL Regular" w:hAnsi="Charis SIL Regular" w:eastAsia="Charis SIL Regular"/>
-          <w:b w:val="0"/>
-          <w:i w:val="0"/>
-          <w:color w:val="000000"/>
-          <w:sz w:val="24"/>
-        </w:rPr>
-        <w:t xml:space="preserve">n </w:t>
+        <w:t xml:space="preserve"> (1876-1961) en </w:t>
       </w:r>
       <w:r>
         <w:rPr>
@@ -702,7 +657,90 @@
           <w:color w:val="000000"/>
           <w:sz w:val="24"/>
         </w:rPr>
-        <w:t xml:space="preserve">(1918-1974). In Den Haag waren de winkels de </w:t>
+        <w:t>(1918-1974). In Den Haag w</w:t>
+      </w:r>
+      <w:r>
+        <w:rPr>
+          <w:u w:val="single" w:color="0000ff"/>
+          <w:rFonts w:ascii="Charis SIL Regular" w:hAnsi="Charis SIL Regular" w:eastAsia="Charis SIL Regular"/>
+          <w:b w:val="0"/>
+          <w:i w:val="0"/>
+          <w:color w:val="000000"/>
+          <w:sz w:val="24"/>
+        </w:rPr>
+        <w:hyperlink r:id="rId12" w:history="1">
+          <w:r>
+            <w:rPr>
+              <w:rStyle w:val="Hyperlink"/>
+            </w:rPr>
+            <w:t xml:space="preserve">aren de </w:t>
+          </w:r>
+        </w:hyperlink>
+      </w:r>
+      <w:r>
+        <w:rPr>
+          <w:u w:val="single" w:color="0000ff"/>
+          <w:rFonts w:ascii="Charis SIL Regular" w:hAnsi="Charis SIL Regular" w:eastAsia="Charis SIL Regular"/>
+          <w:b w:val="0"/>
+          <w:i w:val="0"/>
+          <w:color w:val="000000"/>
+          <w:sz w:val="24"/>
+        </w:rPr>
+        <w:hyperlink r:id="rId12" w:history="1">
+          <w:r>
+            <w:rPr>
+              <w:rStyle w:val="Hyperlink"/>
+            </w:rPr>
+            <w:t>winkel</w:t>
+          </w:r>
+        </w:hyperlink>
+      </w:r>
+      <w:r>
+        <w:rPr>
+          <w:u w:val="single" w:color="0000ff"/>
+          <w:rFonts w:ascii="Charis SIL Regular" w:hAnsi="Charis SIL Regular" w:eastAsia="Charis SIL Regular"/>
+          <w:b w:val="0"/>
+          <w:i w:val="0"/>
+          <w:color w:val="000000"/>
+          <w:sz w:val="24"/>
+        </w:rPr>
+        <w:hyperlink r:id="rId12" w:history="1">
+          <w:r>
+            <w:rPr>
+              <w:rStyle w:val="Hyperlink"/>
+            </w:rPr>
+            <w:t>s</w:t>
+          </w:r>
+        </w:hyperlink>
+      </w:r>
+      <w:r>
+        <w:rPr>
+          <w:u w:val="single" w:color="0000ff"/>
+          <w:rFonts w:ascii="Charis SIL Regular" w:hAnsi="Charis SIL Regular" w:eastAsia="Charis SIL Regular"/>
+          <w:b w:val="0"/>
+          <w:i w:val="0"/>
+          <w:color w:val="000000"/>
+          <w:sz w:val="24"/>
+        </w:rPr>
+        <w:hyperlink r:id="rId12" w:history="1">
+          <w:r>
+            <w:rPr>
+              <w:rStyle w:val="Hyperlink"/>
+            </w:rPr>
+            <w:t xml:space="preserve"> d</w:t>
+          </w:r>
+        </w:hyperlink>
+      </w:r>
+      <w:r>
+        <w:rPr>
+          <w:u w:val="single" w:color="0000ff"/>
+          <w:rFonts w:ascii="Charis SIL Regular" w:hAnsi="Charis SIL Regular" w:eastAsia="Charis SIL Regular"/>
+          <w:b w:val="0"/>
+          <w:i w:val="0"/>
+          <w:color w:val="000000"/>
+          <w:sz w:val="24"/>
+        </w:rPr>
+        <w:t xml:space="preserve">e </w:t>
       </w:r>
       <w:r>
         <w:rPr>
@@ -760,7 +798,14 @@
           <w:sz w:val="24"/>
           <w:u w:val="single"/>
         </w:rPr>
-        <w:t>Koninklijke</w:t>
+        <w:hyperlink r:id="rId14" w:history="1">
+          <w:r>
+            <w:rPr>
+              <w:rStyle w:val="Hyperlink"/>
+            </w:rPr>
+            <w:t>Koninklijke</w:t>
+          </w:r>
+        </w:hyperlink>
       </w:r>
       <w:r>
         <w:rPr>
@@ -829,50 +874,13 @@
       </w:r>
       <w:r>
         <w:rPr>
-          <w:u w:val="single" w:color="0000ff"/>
           <w:rFonts w:ascii="Charis SIL Regular" w:hAnsi="Charis SIL Regular" w:eastAsia="Charis SIL Regular"/>
           <w:b w:val="0"/>
           <w:i w:val="0"/>
           <w:color w:val="000000"/>
           <w:sz w:val="24"/>
         </w:rPr>
-        <w:hyperlink r:id="rId13" w:history="1">
-          <w:r>
-            <w:rPr>
-              <w:rStyle w:val="Hyperlink"/>
-            </w:rPr>
-            <w:t xml:space="preserve"> e</w:t>
-          </w:r>
-        </w:hyperlink>
-      </w:r>
-      <w:r>
-        <w:rPr>
-          <w:u w:val="single" w:color="0000ff"/>
-          <w:rFonts w:ascii="Charis SIL Regular" w:hAnsi="Charis SIL Regular" w:eastAsia="Charis SIL Regular"/>
-          <w:b w:val="0"/>
-          <w:i w:val="0"/>
-          <w:color w:val="000000"/>
-          <w:sz w:val="24"/>
-        </w:rPr>
-        <w:hyperlink r:id="rId13" w:history="1">
-          <w:r>
-            <w:rPr>
-              <w:rStyle w:val="Hyperlink"/>
-            </w:rPr>
-            <w:t>n</w:t>
-          </w:r>
-        </w:hyperlink>
-      </w:r>
-      <w:r>
-        <w:rPr>
-          <w:u w:val="single" w:color="0000ff"/>
-          <w:rFonts w:ascii="Charis SIL Regular" w:hAnsi="Charis SIL Regular" w:eastAsia="Charis SIL Regular"/>
-          <w:b w:val="0"/>
-          <w:i w:val="0"/>
-          <w:color w:val="000000"/>
-          <w:sz w:val="24"/>
-        </w:rPr>
-        <w:t xml:space="preserve"> </w:t>
+        <w:t xml:space="preserve"> en </w:t>
       </w:r>
       <w:r>
         <w:rPr>
@@ -883,7 +891,7 @@
           <w:sz w:val="24"/>
           <w:u w:val="single"/>
         </w:rPr>
-        <w:hyperlink r:id="rId13" w:history="1">
+        <w:hyperlink r:id="rId15" w:history="1">
           <w:r>
             <w:rPr>
               <w:rStyle w:val="Hyperlink"/>
@@ -1155,7 +1163,7 @@
           <w:sz w:val="24"/>
           <w:u w:val="single"/>
         </w:rPr>
-        <w:hyperlink r:id="rId17" w:history="1">
+        <w:hyperlink r:id="rId16" w:history="1">
           <w:r>
             <w:rPr>
               <w:rStyle w:val="Hyperlink"/>
@@ -1173,7 +1181,7 @@
           <w:sz w:val="24"/>
           <w:u w:val="single"/>
         </w:rPr>
-        <w:hyperlink r:id="rId17" w:history="1">
+        <w:hyperlink r:id="rId16" w:history="1">
           <w:r>
             <w:rPr>
               <w:rStyle w:val="Hyperlink"/>
@@ -1263,42 +1271,7 @@
           <w:color w:val="000000"/>
           <w:sz w:val="24"/>
         </w:rPr>
-        <w:hyperlink r:id="rId16" w:history="1">
-          <w:r>
-            <w:rPr>
-              <w:rStyle w:val="Hyperlink"/>
-            </w:rPr>
-            <w:t>oot aant</w:t>
-          </w:r>
-        </w:hyperlink>
-      </w:r>
-      <w:r>
-        <w:rPr>
-          <w:u w:val="single" w:color="0000ff"/>
-          <w:rFonts w:ascii="Charis SIL Regular" w:hAnsi="Charis SIL Regular" w:eastAsia="Charis SIL Regular"/>
-          <w:b w:val="0"/>
-          <w:i w:val="0"/>
-          <w:color w:val="000000"/>
-          <w:sz w:val="24"/>
-        </w:rPr>
-        <w:hyperlink r:id="rId16" w:history="1">
-          <w:r>
-            <w:rPr>
-              <w:rStyle w:val="Hyperlink"/>
-            </w:rPr>
-            <w:t xml:space="preserve">al Afrikaanse </w:t>
-          </w:r>
-        </w:hyperlink>
-      </w:r>
-      <w:r>
-        <w:rPr>
-          <w:rFonts w:ascii="Charis SIL Regular" w:hAnsi="Charis SIL Regular" w:eastAsia="Charis SIL Regular"/>
-          <w:b w:val="0"/>
-          <w:i w:val="0"/>
-          <w:color w:val="000000"/>
-          <w:sz w:val="24"/>
-        </w:rPr>
-        <w:t>v</w:t>
+        <w:t>oot aantal Afrikaanse v</w:t>
       </w:r>
       <w:r>
         <w:rPr>
@@ -1376,31 +1349,13 @@
       </w:r>
       <w:r>
         <w:rPr>
-          <w:u w:val="single" w:color="0000ff"/>
           <w:rFonts w:ascii="Charis SIL Regular" w:hAnsi="Charis SIL Regular" w:eastAsia="Charis SIL Regular"/>
           <w:b w:val="0"/>
           <w:i w:val="0"/>
           <w:color w:val="000000"/>
           <w:sz w:val="24"/>
         </w:rPr>
-        <w:hyperlink r:id="rId17" w:history="1">
-          <w:r>
-            <w:rPr>
-              <w:rStyle w:val="Hyperlink"/>
-            </w:rPr>
-            <w:t>dit be</w:t>
-          </w:r>
-        </w:hyperlink>
-      </w:r>
-      <w:r>
-        <w:rPr>
-          <w:rFonts w:ascii="Charis SIL Regular" w:hAnsi="Charis SIL Regular" w:eastAsia="Charis SIL Regular"/>
-          <w:b w:val="0"/>
-          <w:i w:val="0"/>
-          <w:color w:val="000000"/>
-          <w:sz w:val="24"/>
-        </w:rPr>
-        <w:t>drijf verbonden waren aan Nederlandse musea gescho</w:t>
+        <w:t>dit bedrijf verbonden waren aan Nederlandse musea gescho</w:t>
       </w:r>
       <w:r>
         <w:rPr>
@@ -3913,7 +3868,7 @@
           <w:sz w:val="24"/>
           <w:u w:val="single"/>
         </w:rPr>
-        <w:hyperlink r:id="rId28" w:history="1">
+        <w:hyperlink r:id="rId27" w:history="1">
           <w:r>
             <w:rPr>
               <w:rStyle w:val="Hyperlink"/>
@@ -3931,7 +3886,7 @@
           <w:sz w:val="24"/>
           <w:u w:val="single"/>
         </w:rPr>
-        <w:hyperlink r:id="rId28" w:history="1">
+        <w:hyperlink r:id="rId27" w:history="1">
           <w:r>
             <w:rPr>
               <w:rStyle w:val="Hyperlink"/>
@@ -3960,7 +3915,7 @@
           <w:sz w:val="24"/>
           <w:u w:val="single"/>
         </w:rPr>
-        <w:hyperlink r:id="rId28" w:history="1">
+        <w:hyperlink r:id="rId27" w:history="1">
           <w:r>
             <w:rPr>
               <w:rStyle w:val="Hyperlink"/>

--- a/EXPORTS/DOCX/published/niveau2/Dutch/Trade.docx
+++ b/EXPORTS/DOCX/published/niveau2/Dutch/Trade.docx
@@ -411,13 +411,31 @@
       </w:r>
       <w:r>
         <w:rPr>
+          <w:u w:val="single" w:color="0000ff"/>
           <w:rFonts w:ascii="Charis SIL Regular" w:hAnsi="Charis SIL Regular" w:eastAsia="Charis SIL Regular"/>
           <w:b w:val="0"/>
           <w:i w:val="0"/>
           <w:color w:val="000000"/>
           <w:sz w:val="24"/>
         </w:rPr>
-        <w:t xml:space="preserve">e veilinghuizen </w:t>
+        <w:hyperlink r:id="rId9" w:history="1">
+          <w:r>
+            <w:rPr>
+              <w:rStyle w:val="Hyperlink"/>
+            </w:rPr>
+            <w:t>e ve</w:t>
+          </w:r>
+        </w:hyperlink>
+      </w:r>
+      <w:r>
+        <w:rPr>
+          <w:rFonts w:ascii="Charis SIL Regular" w:hAnsi="Charis SIL Regular" w:eastAsia="Charis SIL Regular"/>
+          <w:b w:val="0"/>
+          <w:i w:val="0"/>
+          <w:color w:val="000000"/>
+          <w:sz w:val="24"/>
+        </w:rPr>
+        <w:t xml:space="preserve">ilinghuizen </w:t>
       </w:r>
       <w:r>
         <w:rPr>
@@ -446,7 +464,7 @@
           <w:sz w:val="24"/>
           <w:u w:val="single"/>
         </w:rPr>
-        <w:hyperlink r:id="rId12" w:history="1">
+        <w:hyperlink r:id="rId10" w:history="1">
           <w:r>
             <w:rPr>
               <w:rStyle w:val="Hyperlink"/>
@@ -475,7 +493,7 @@
           <w:sz w:val="24"/>
           <w:u w:val="single"/>
         </w:rPr>
-        <w:hyperlink r:id="rId12" w:history="1">
+        <w:hyperlink r:id="rId10" w:history="1">
           <w:r>
             <w:rPr>
               <w:rStyle w:val="Hyperlink"/>
@@ -568,7 +586,35 @@
           <w:color w:val="000000"/>
           <w:sz w:val="24"/>
         </w:rPr>
-        <w:t xml:space="preserve"> (1876-1961) en </w:t>
+        <w:t xml:space="preserve"> (1876-</w:t>
+      </w:r>
+      <w:r>
+        <w:rPr>
+          <w:u w:val="single" w:color="0000ff"/>
+          <w:rFonts w:ascii="Charis SIL Regular" w:hAnsi="Charis SIL Regular" w:eastAsia="Charis SIL Regular"/>
+          <w:b w:val="0"/>
+          <w:i w:val="0"/>
+          <w:color w:val="000000"/>
+          <w:sz w:val="24"/>
+        </w:rPr>
+        <w:hyperlink r:id="rId11" w:history="1">
+          <w:r>
+            <w:rPr>
+              <w:rStyle w:val="Hyperlink"/>
+            </w:rPr>
+            <w:t>1961) e</w:t>
+          </w:r>
+        </w:hyperlink>
+      </w:r>
+      <w:r>
+        <w:rPr>
+          <w:rFonts w:ascii="Charis SIL Regular" w:hAnsi="Charis SIL Regular" w:eastAsia="Charis SIL Regular"/>
+          <w:b w:val="0"/>
+          <w:i w:val="0"/>
+          <w:color w:val="000000"/>
+          <w:sz w:val="24"/>
+        </w:rPr>
+        <w:t xml:space="preserve">n </w:t>
       </w:r>
       <w:r>
         <w:rPr>
@@ -657,25 +703,7 @@
           <w:color w:val="000000"/>
           <w:sz w:val="24"/>
         </w:rPr>
-        <w:t>(1918-1974). In Den Haag w</w:t>
-      </w:r>
-      <w:r>
-        <w:rPr>
-          <w:u w:val="single" w:color="0000ff"/>
-          <w:rFonts w:ascii="Charis SIL Regular" w:hAnsi="Charis SIL Regular" w:eastAsia="Charis SIL Regular"/>
-          <w:b w:val="0"/>
-          <w:i w:val="0"/>
-          <w:color w:val="000000"/>
-          <w:sz w:val="24"/>
-        </w:rPr>
-        <w:hyperlink r:id="rId12" w:history="1">
-          <w:r>
-            <w:rPr>
-              <w:rStyle w:val="Hyperlink"/>
-            </w:rPr>
-            <w:t xml:space="preserve">aren de </w:t>
-          </w:r>
-        </w:hyperlink>
+        <w:t xml:space="preserve">(1918-1974). In Den Haag waren de </w:t>
       </w:r>
       <w:r>
         <w:rPr>
@@ -733,7 +761,6 @@
       </w:r>
       <w:r>
         <w:rPr>
-          <w:u w:val="single" w:color="0000ff"/>
           <w:rFonts w:ascii="Charis SIL Regular" w:hAnsi="Charis SIL Regular" w:eastAsia="Charis SIL Regular"/>
           <w:b w:val="0"/>
           <w:i w:val="0"/>
@@ -798,14 +825,7 @@
           <w:sz w:val="24"/>
           <w:u w:val="single"/>
         </w:rPr>
-        <w:hyperlink r:id="rId14" w:history="1">
-          <w:r>
-            <w:rPr>
-              <w:rStyle w:val="Hyperlink"/>
-            </w:rPr>
-            <w:t>Koninklijke</w:t>
-          </w:r>
-        </w:hyperlink>
+        <w:t>Koninklijke</w:t>
       </w:r>
       <w:r>
         <w:rPr>
@@ -827,7 +847,7 @@
           <w:sz w:val="24"/>
           <w:u w:val="single"/>
         </w:rPr>
-        <w:hyperlink r:id="rId13" w:history="1">
+        <w:hyperlink r:id="rId14" w:history="1">
           <w:r>
             <w:rPr>
               <w:rStyle w:val="Hyperlink"/>
@@ -874,13 +894,50 @@
       </w:r>
       <w:r>
         <w:rPr>
+          <w:u w:val="single" w:color="0000ff"/>
           <w:rFonts w:ascii="Charis SIL Regular" w:hAnsi="Charis SIL Regular" w:eastAsia="Charis SIL Regular"/>
           <w:b w:val="0"/>
           <w:i w:val="0"/>
           <w:color w:val="000000"/>
           <w:sz w:val="24"/>
         </w:rPr>
-        <w:t xml:space="preserve"> en </w:t>
+        <w:hyperlink r:id="rId13" w:history="1">
+          <w:r>
+            <w:rPr>
+              <w:rStyle w:val="Hyperlink"/>
+            </w:rPr>
+            <w:t xml:space="preserve"> e</w:t>
+          </w:r>
+        </w:hyperlink>
+      </w:r>
+      <w:r>
+        <w:rPr>
+          <w:u w:val="single" w:color="0000ff"/>
+          <w:rFonts w:ascii="Charis SIL Regular" w:hAnsi="Charis SIL Regular" w:eastAsia="Charis SIL Regular"/>
+          <w:b w:val="0"/>
+          <w:i w:val="0"/>
+          <w:color w:val="000000"/>
+          <w:sz w:val="24"/>
+        </w:rPr>
+        <w:hyperlink r:id="rId13" w:history="1">
+          <w:r>
+            <w:rPr>
+              <w:rStyle w:val="Hyperlink"/>
+            </w:rPr>
+            <w:t>n</w:t>
+          </w:r>
+        </w:hyperlink>
+      </w:r>
+      <w:r>
+        <w:rPr>
+          <w:u w:val="single" w:color="0000ff"/>
+          <w:rFonts w:ascii="Charis SIL Regular" w:hAnsi="Charis SIL Regular" w:eastAsia="Charis SIL Regular"/>
+          <w:b w:val="0"/>
+          <w:i w:val="0"/>
+          <w:color w:val="000000"/>
+          <w:sz w:val="24"/>
+        </w:rPr>
+        <w:t xml:space="preserve"> </w:t>
       </w:r>
       <w:r>
         <w:rPr>
@@ -1152,7 +1209,25 @@
           <w:color w:val="000000"/>
           <w:sz w:val="24"/>
         </w:rPr>
-        <w:t xml:space="preserve"> (NAHV, 1880-1982) die handel dreef in </w:t>
+        <w:t xml:space="preserve"> (NAHV, 1880-1982) die handel dreef i</w:t>
+      </w:r>
+      <w:r>
+        <w:rPr>
+          <w:u w:val="single" w:color="0000ff"/>
+          <w:rFonts w:ascii="Charis SIL Regular" w:hAnsi="Charis SIL Regular" w:eastAsia="Charis SIL Regular"/>
+          <w:b w:val="0"/>
+          <w:i w:val="0"/>
+          <w:color w:val="000000"/>
+          <w:sz w:val="24"/>
+        </w:rPr>
+        <w:hyperlink r:id="rId16" w:history="1">
+          <w:r>
+            <w:rPr>
+              <w:rStyle w:val="Hyperlink"/>
+            </w:rPr>
+            <w:t xml:space="preserve">n </w:t>
+          </w:r>
+        </w:hyperlink>
       </w:r>
       <w:r>
         <w:rPr>
@@ -1217,7 +1292,7 @@
           <w:sz w:val="24"/>
           <w:u w:val="single"/>
         </w:rPr>
-        <w:hyperlink r:id="rId17" w:history="1">
+        <w:hyperlink r:id="rId16" w:history="1">
           <w:r>
             <w:rPr>
               <w:rStyle w:val="Hyperlink"/>
@@ -1271,7 +1346,43 @@
           <w:color w:val="000000"/>
           <w:sz w:val="24"/>
         </w:rPr>
-        <w:t>oot aantal Afrikaanse v</w:t>
+        <w:hyperlink r:id="rId16" w:history="1">
+          <w:r>
+            <w:rPr>
+              <w:rStyle w:val="Hyperlink"/>
+            </w:rPr>
+            <w:t>oot aant</w:t>
+          </w:r>
+        </w:hyperlink>
+      </w:r>
+      <w:r>
+        <w:rPr>
+          <w:u w:val="single" w:color="0000ff"/>
+          <w:rFonts w:ascii="Charis SIL Regular" w:hAnsi="Charis SIL Regular" w:eastAsia="Charis SIL Regular"/>
+          <w:b w:val="0"/>
+          <w:i w:val="0"/>
+          <w:color w:val="000000"/>
+          <w:sz w:val="24"/>
+        </w:rPr>
+        <w:hyperlink r:id="rId16" w:history="1">
+          <w:r>
+            <w:rPr>
+              <w:rStyle w:val="Hyperlink"/>
+            </w:rPr>
+            <w:t xml:space="preserve">al Afrikaanse </w:t>
+          </w:r>
+        </w:hyperlink>
+      </w:r>
+      <w:r>
+        <w:rPr>
+          <w:u w:val="single" w:color="0000ff"/>
+          <w:rFonts w:ascii="Charis SIL Regular" w:hAnsi="Charis SIL Regular" w:eastAsia="Charis SIL Regular"/>
+          <w:b w:val="0"/>
+          <w:i w:val="0"/>
+          <w:color w:val="000000"/>
+          <w:sz w:val="24"/>
+        </w:rPr>
+        <w:t>v</w:t>
       </w:r>
       <w:r>
         <w:rPr>
@@ -1349,13 +1460,31 @@
       </w:r>
       <w:r>
         <w:rPr>
+          <w:u w:val="single" w:color="0000ff"/>
           <w:rFonts w:ascii="Charis SIL Regular" w:hAnsi="Charis SIL Regular" w:eastAsia="Charis SIL Regular"/>
           <w:b w:val="0"/>
           <w:i w:val="0"/>
           <w:color w:val="000000"/>
           <w:sz w:val="24"/>
         </w:rPr>
-        <w:t>dit bedrijf verbonden waren aan Nederlandse musea gescho</w:t>
+        <w:hyperlink r:id="rId17" w:history="1">
+          <w:r>
+            <w:rPr>
+              <w:rStyle w:val="Hyperlink"/>
+            </w:rPr>
+            <w:t>dit be</w:t>
+          </w:r>
+        </w:hyperlink>
+      </w:r>
+      <w:r>
+        <w:rPr>
+          <w:rFonts w:ascii="Charis SIL Regular" w:hAnsi="Charis SIL Regular" w:eastAsia="Charis SIL Regular"/>
+          <w:b w:val="0"/>
+          <w:i w:val="0"/>
+          <w:color w:val="000000"/>
+          <w:sz w:val="24"/>
+        </w:rPr>
+        <w:t>drijf verbonden waren aan Nederlandse musea gescho</w:t>
       </w:r>
       <w:r>
         <w:rPr>
@@ -3915,7 +4044,7 @@
           <w:sz w:val="24"/>
           <w:u w:val="single"/>
         </w:rPr>
-        <w:hyperlink r:id="rId27" w:history="1">
+        <w:hyperlink r:id="rId28" w:history="1">
           <w:r>
             <w:rPr>
               <w:rStyle w:val="Hyperlink"/>

--- a/EXPORTS/DOCX/published/niveau2/Dutch/Trade.docx
+++ b/EXPORTS/DOCX/published/niveau2/Dutch/Trade.docx
@@ -411,13 +411,31 @@
       </w:r>
       <w:r>
         <w:rPr>
+          <w:u w:val="single" w:color="0000ff"/>
           <w:rFonts w:ascii="Charis SIL Regular" w:hAnsi="Charis SIL Regular" w:eastAsia="Charis SIL Regular"/>
           <w:b w:val="0"/>
           <w:i w:val="0"/>
           <w:color w:val="000000"/>
           <w:sz w:val="24"/>
         </w:rPr>
-        <w:t xml:space="preserve">e veilinghuizen </w:t>
+        <w:hyperlink r:id="rId9" w:history="1">
+          <w:r>
+            <w:rPr>
+              <w:rStyle w:val="Hyperlink"/>
+            </w:rPr>
+            <w:t>e ve</w:t>
+          </w:r>
+        </w:hyperlink>
+      </w:r>
+      <w:r>
+        <w:rPr>
+          <w:rFonts w:ascii="Charis SIL Regular" w:hAnsi="Charis SIL Regular" w:eastAsia="Charis SIL Regular"/>
+          <w:b w:val="0"/>
+          <w:i w:val="0"/>
+          <w:color w:val="000000"/>
+          <w:sz w:val="24"/>
+        </w:rPr>
+        <w:t xml:space="preserve">ilinghuizen </w:t>
       </w:r>
       <w:r>
         <w:rPr>
@@ -426,7 +444,6 @@
           <w:i w:val="0"/>
           <w:color w:val="0000FF"/>
           <w:sz w:val="24"/>
-          <w:u w:val="single"/>
         </w:rPr>
         <w:hyperlink r:id="rId12" w:history="1">
           <w:r>
@@ -732,7 +749,49 @@
           <w:color w:val="000000"/>
           <w:sz w:val="24"/>
         </w:rPr>
-        <w:t xml:space="preserve">s de </w:t>
+        <w:hyperlink r:id="rId12" w:history="1">
+          <w:r>
+            <w:rPr>
+              <w:rStyle w:val="Hyperlink"/>
+            </w:rPr>
+            <w:t>s</w:t>
+          </w:r>
+        </w:hyperlink>
+      </w:r>
+      <w:r>
+        <w:rPr>
+          <w:u w:val="single" w:color="0000ff"/>
+          <w:rFonts w:ascii="Charis SIL Regular" w:hAnsi="Charis SIL Regular" w:eastAsia="Charis SIL Regular"/>
+          <w:b w:val="0"/>
+          <w:i w:val="0"/>
+          <w:color w:val="000000"/>
+          <w:sz w:val="24"/>
+        </w:rPr>
+        <w:hyperlink r:id="rId12" w:history="1">
+          <w:r>
+            <w:rPr>
+              <w:rStyle w:val="Hyperlink"/>
+            </w:rPr>
+            <w:t xml:space="preserve"> d</w:t>
+          </w:r>
+        </w:hyperlink>
+      </w:r>
+      <w:r>
+        <w:rPr>
+          <w:rFonts w:ascii="Charis SIL Regular" w:hAnsi="Charis SIL Regular" w:eastAsia="Charis SIL Regular"/>
+          <w:b w:val="0"/>
+          <w:i w:val="0"/>
+          <w:color w:val="000000"/>
+          <w:sz w:val="24"/>
+        </w:rPr>
+        <w:hyperlink r:id="rId12" w:history="1">
+          <w:r>
+            <w:rPr>
+              <w:rStyle w:val="Hyperlink"/>
+            </w:rPr>
+            <w:t xml:space="preserve">e </w:t>
+          </w:r>
+        </w:hyperlink>
       </w:r>
       <w:r>
         <w:rPr>
@@ -743,7 +802,7 @@
           <w:sz w:val="24"/>
           <w:u w:val="single"/>
         </w:rPr>
-        <w:hyperlink r:id="rId14" w:history="1">
+        <w:hyperlink r:id="rId12" w:history="1">
           <w:r>
             <w:rPr>
               <w:rStyle w:val="Hyperlink"/>
@@ -866,13 +925,50 @@
       </w:r>
       <w:r>
         <w:rPr>
+          <w:u w:val="single" w:color="0000ff"/>
           <w:rFonts w:ascii="Charis SIL Regular" w:hAnsi="Charis SIL Regular" w:eastAsia="Charis SIL Regular"/>
           <w:b w:val="0"/>
           <w:i w:val="0"/>
           <w:color w:val="000000"/>
           <w:sz w:val="24"/>
         </w:rPr>
-        <w:t xml:space="preserve"> en </w:t>
+        <w:hyperlink r:id="rId13" w:history="1">
+          <w:r>
+            <w:rPr>
+              <w:rStyle w:val="Hyperlink"/>
+            </w:rPr>
+            <w:t xml:space="preserve"> e</w:t>
+          </w:r>
+        </w:hyperlink>
+      </w:r>
+      <w:r>
+        <w:rPr>
+          <w:u w:val="single" w:color="0000ff"/>
+          <w:rFonts w:ascii="Charis SIL Regular" w:hAnsi="Charis SIL Regular" w:eastAsia="Charis SIL Regular"/>
+          <w:b w:val="0"/>
+          <w:i w:val="0"/>
+          <w:color w:val="000000"/>
+          <w:sz w:val="24"/>
+        </w:rPr>
+        <w:hyperlink r:id="rId13" w:history="1">
+          <w:r>
+            <w:rPr>
+              <w:rStyle w:val="Hyperlink"/>
+            </w:rPr>
+            <w:t>n</w:t>
+          </w:r>
+        </w:hyperlink>
+      </w:r>
+      <w:r>
+        <w:rPr>
+          <w:u w:val="single" w:color="0000ff"/>
+          <w:rFonts w:ascii="Charis SIL Regular" w:hAnsi="Charis SIL Regular" w:eastAsia="Charis SIL Regular"/>
+          <w:b w:val="0"/>
+          <w:i w:val="0"/>
+          <w:color w:val="000000"/>
+          <w:sz w:val="24"/>
+        </w:rPr>
+        <w:t xml:space="preserve"> </w:t>
       </w:r>
       <w:r>
         <w:rPr>
@@ -1184,7 +1280,7 @@
           <w:sz w:val="24"/>
           <w:u w:val="single"/>
         </w:rPr>
-        <w:hyperlink r:id="rId17" w:history="1">
+        <w:hyperlink r:id="rId16" w:history="1">
           <w:r>
             <w:rPr>
               <w:rStyle w:val="Hyperlink"/>
@@ -1220,7 +1316,7 @@
           <w:sz w:val="24"/>
           <w:u w:val="single"/>
         </w:rPr>
-        <w:hyperlink r:id="rId17" w:history="1">
+        <w:hyperlink r:id="rId16" w:history="1">
           <w:r>
             <w:rPr>
               <w:rStyle w:val="Hyperlink"/>
@@ -1249,49 +1345,13 @@
       </w:r>
       <w:r>
         <w:rPr>
-          <w:u w:val="single" w:color="0000ff"/>
           <w:rFonts w:ascii="Charis SIL Regular" w:hAnsi="Charis SIL Regular" w:eastAsia="Charis SIL Regular"/>
           <w:b w:val="0"/>
           <w:i w:val="0"/>
           <w:color w:val="000000"/>
           <w:sz w:val="24"/>
         </w:rPr>
-        <w:hyperlink r:id="rId16" w:history="1">
-          <w:r>
-            <w:rPr>
-              <w:rStyle w:val="Hyperlink"/>
-            </w:rPr>
-            <w:t>r</w:t>
-          </w:r>
-        </w:hyperlink>
-      </w:r>
-      <w:r>
-        <w:rPr>
-          <w:u w:val="single" w:color="0000ff"/>
-          <w:rFonts w:ascii="Charis SIL Regular" w:hAnsi="Charis SIL Regular" w:eastAsia="Charis SIL Regular"/>
-          <w:b w:val="0"/>
-          <w:i w:val="0"/>
-          <w:color w:val="000000"/>
-          <w:sz w:val="24"/>
-        </w:rPr>
-        <w:hyperlink r:id="rId16" w:history="1">
-          <w:r>
-            <w:rPr>
-              <w:rStyle w:val="Hyperlink"/>
-            </w:rPr>
-            <w:t>oot aant</w:t>
-          </w:r>
-        </w:hyperlink>
-      </w:r>
-      <w:r>
-        <w:rPr>
-          <w:rFonts w:ascii="Charis SIL Regular" w:hAnsi="Charis SIL Regular" w:eastAsia="Charis SIL Regular"/>
-          <w:b w:val="0"/>
-          <w:i w:val="0"/>
-          <w:color w:val="000000"/>
-          <w:sz w:val="24"/>
-        </w:rPr>
-        <w:t xml:space="preserve">al Afrikaanse voorwerpen, vooral uit </w:t>
+        <w:t xml:space="preserve">root aantal Afrikaanse voorwerpen, vooral uit </w:t>
       </w:r>
       <w:r>
         <w:rPr>
@@ -3878,7 +3938,7 @@
           <w:sz w:val="24"/>
           <w:u w:val="single"/>
         </w:rPr>
-        <w:hyperlink r:id="rId27" w:history="1">
+        <w:hyperlink r:id="rId28" w:history="1">
           <w:r>
             <w:rPr>
               <w:rStyle w:val="Hyperlink"/>
@@ -3896,7 +3956,7 @@
           <w:sz w:val="24"/>
           <w:u w:val="single"/>
         </w:rPr>
-        <w:hyperlink r:id="rId27" w:history="1">
+        <w:hyperlink r:id="rId28" w:history="1">
           <w:r>
             <w:rPr>
               <w:rStyle w:val="Hyperlink"/>

--- a/EXPORTS/DOCX/published/niveau2/Dutch/Trade.docx
+++ b/EXPORTS/DOCX/published/niveau2/Dutch/Trade.docx
@@ -444,6 +444,7 @@
           <w:i w:val="0"/>
           <w:color w:val="0000FF"/>
           <w:sz w:val="24"/>
+          <w:u w:val="single"/>
         </w:rPr>
         <w:hyperlink r:id="rId12" w:history="1">
           <w:r>
@@ -492,7 +493,7 @@
           <w:sz w:val="24"/>
           <w:u w:val="single"/>
         </w:rPr>
-        <w:hyperlink r:id="rId10" w:history="1">
+        <w:hyperlink r:id="rId12" w:history="1">
           <w:r>
             <w:rPr>
               <w:rStyle w:val="Hyperlink"/>
@@ -585,35 +586,7 @@
           <w:color w:val="000000"/>
           <w:sz w:val="24"/>
         </w:rPr>
-        <w:t xml:space="preserve"> (1876-</w:t>
-      </w:r>
-      <w:r>
-        <w:rPr>
-          <w:u w:val="single" w:color="0000ff"/>
-          <w:rFonts w:ascii="Charis SIL Regular" w:hAnsi="Charis SIL Regular" w:eastAsia="Charis SIL Regular"/>
-          <w:b w:val="0"/>
-          <w:i w:val="0"/>
-          <w:color w:val="000000"/>
-          <w:sz w:val="24"/>
-        </w:rPr>
-        <w:hyperlink r:id="rId11" w:history="1">
-          <w:r>
-            <w:rPr>
-              <w:rStyle w:val="Hyperlink"/>
-            </w:rPr>
-            <w:t>1961) e</w:t>
-          </w:r>
-        </w:hyperlink>
-      </w:r>
-      <w:r>
-        <w:rPr>
-          <w:rFonts w:ascii="Charis SIL Regular" w:hAnsi="Charis SIL Regular" w:eastAsia="Charis SIL Regular"/>
-          <w:b w:val="0"/>
-          <w:i w:val="0"/>
-          <w:color w:val="000000"/>
-          <w:sz w:val="24"/>
-        </w:rPr>
-        <w:t xml:space="preserve">n </w:t>
+        <w:t xml:space="preserve"> (1876-1961) en </w:t>
       </w:r>
       <w:r>
         <w:rPr>
@@ -784,14 +757,7 @@
           <w:color w:val="000000"/>
           <w:sz w:val="24"/>
         </w:rPr>
-        <w:hyperlink r:id="rId12" w:history="1">
-          <w:r>
-            <w:rPr>
-              <w:rStyle w:val="Hyperlink"/>
-            </w:rPr>
-            <w:t xml:space="preserve">e </w:t>
-          </w:r>
-        </w:hyperlink>
+        <w:t xml:space="preserve">e </w:t>
       </w:r>
       <w:r>
         <w:rPr>
@@ -802,7 +768,7 @@
           <w:sz w:val="24"/>
           <w:u w:val="single"/>
         </w:rPr>
-        <w:hyperlink r:id="rId12" w:history="1">
+        <w:hyperlink r:id="rId14" w:history="1">
           <w:r>
             <w:rPr>
               <w:rStyle w:val="Hyperlink"/>
@@ -849,14 +815,7 @@
           <w:sz w:val="24"/>
           <w:u w:val="single"/>
         </w:rPr>
-        <w:hyperlink r:id="rId14" w:history="1">
-          <w:r>
-            <w:rPr>
-              <w:rStyle w:val="Hyperlink"/>
-            </w:rPr>
-            <w:t>Koninklijke</w:t>
-          </w:r>
-        </w:hyperlink>
+        <w:t>Koninklijke</w:t>
       </w:r>
       <w:r>
         <w:rPr>
@@ -896,7 +855,7 @@
           <w:sz w:val="24"/>
           <w:u w:val="single"/>
         </w:rPr>
-        <w:hyperlink r:id="rId13" w:history="1">
+        <w:hyperlink r:id="rId14" w:history="1">
           <w:r>
             <w:rPr>
               <w:rStyle w:val="Hyperlink"/>
@@ -1240,18 +1199,7 @@
           <w:color w:val="000000"/>
           <w:sz w:val="24"/>
         </w:rPr>
-        <w:t xml:space="preserve"> (NAHV, 1880-1982) die handel dreef i</w:t>
-      </w:r>
-      <w:r>
-        <w:rPr>
-          <w:u w:val="single" w:color="0000ff"/>
-          <w:rFonts w:ascii="Charis SIL Regular" w:hAnsi="Charis SIL Regular" w:eastAsia="Charis SIL Regular"/>
-          <w:b w:val="0"/>
-          <w:i w:val="0"/>
-          <w:color w:val="000000"/>
-          <w:sz w:val="24"/>
-        </w:rPr>
-        <w:t xml:space="preserve">n </w:t>
+        <w:t xml:space="preserve"> (NAHV, 1880-1982) die handel dreef in </w:t>
       </w:r>
       <w:r>
         <w:rPr>
@@ -1280,7 +1228,7 @@
           <w:sz w:val="24"/>
           <w:u w:val="single"/>
         </w:rPr>
-        <w:hyperlink r:id="rId16" w:history="1">
+        <w:hyperlink r:id="rId17" w:history="1">
           <w:r>
             <w:rPr>
               <w:rStyle w:val="Hyperlink"/>
@@ -1345,13 +1293,95 @@
       </w:r>
       <w:r>
         <w:rPr>
+          <w:u w:val="single" w:color="0000ff"/>
           <w:rFonts w:ascii="Charis SIL Regular" w:hAnsi="Charis SIL Regular" w:eastAsia="Charis SIL Regular"/>
           <w:b w:val="0"/>
           <w:i w:val="0"/>
           <w:color w:val="000000"/>
           <w:sz w:val="24"/>
         </w:rPr>
-        <w:t xml:space="preserve">root aantal Afrikaanse voorwerpen, vooral uit </w:t>
+        <w:hyperlink r:id="rId16" w:history="1">
+          <w:r>
+            <w:rPr>
+              <w:rStyle w:val="Hyperlink"/>
+            </w:rPr>
+            <w:t>r</w:t>
+          </w:r>
+        </w:hyperlink>
+      </w:r>
+      <w:r>
+        <w:rPr>
+          <w:u w:val="single" w:color="0000ff"/>
+          <w:rFonts w:ascii="Charis SIL Regular" w:hAnsi="Charis SIL Regular" w:eastAsia="Charis SIL Regular"/>
+          <w:b w:val="0"/>
+          <w:i w:val="0"/>
+          <w:color w:val="000000"/>
+          <w:sz w:val="24"/>
+        </w:rPr>
+        <w:hyperlink r:id="rId16" w:history="1">
+          <w:r>
+            <w:rPr>
+              <w:rStyle w:val="Hyperlink"/>
+            </w:rPr>
+            <w:t>oot aant</w:t>
+          </w:r>
+        </w:hyperlink>
+      </w:r>
+      <w:r>
+        <w:rPr>
+          <w:u w:val="single" w:color="0000ff"/>
+          <w:rFonts w:ascii="Charis SIL Regular" w:hAnsi="Charis SIL Regular" w:eastAsia="Charis SIL Regular"/>
+          <w:b w:val="0"/>
+          <w:i w:val="0"/>
+          <w:color w:val="000000"/>
+          <w:sz w:val="24"/>
+        </w:rPr>
+        <w:hyperlink r:id="rId16" w:history="1">
+          <w:r>
+            <w:rPr>
+              <w:rStyle w:val="Hyperlink"/>
+            </w:rPr>
+            <w:t xml:space="preserve">al Afrikaanse </w:t>
+          </w:r>
+        </w:hyperlink>
+      </w:r>
+      <w:r>
+        <w:rPr>
+          <w:rFonts w:ascii="Charis SIL Regular" w:hAnsi="Charis SIL Regular" w:eastAsia="Charis SIL Regular"/>
+          <w:b w:val="0"/>
+          <w:i w:val="0"/>
+          <w:color w:val="000000"/>
+          <w:sz w:val="24"/>
+        </w:rPr>
+        <w:t>v</w:t>
+      </w:r>
+      <w:r>
+        <w:rPr>
+          <w:u w:val="single" w:color="0000ff"/>
+          <w:rFonts w:ascii="Charis SIL Regular" w:hAnsi="Charis SIL Regular" w:eastAsia="Charis SIL Regular"/>
+          <w:b w:val="0"/>
+          <w:i w:val="0"/>
+          <w:color w:val="000000"/>
+          <w:sz w:val="24"/>
+        </w:rPr>
+        <w:hyperlink r:id="rId16" w:history="1">
+          <w:r>
+            <w:rPr>
+              <w:rStyle w:val="Hyperlink"/>
+            </w:rPr>
+            <w:t>oorw</w:t>
+          </w:r>
+        </w:hyperlink>
+      </w:r>
+      <w:r>
+        <w:rPr>
+          <w:rFonts w:ascii="Charis SIL Regular" w:hAnsi="Charis SIL Regular" w:eastAsia="Charis SIL Regular"/>
+          <w:b w:val="0"/>
+          <w:i w:val="0"/>
+          <w:color w:val="000000"/>
+          <w:sz w:val="24"/>
+        </w:rPr>
+        <w:t xml:space="preserve">erpen, vooral uit </w:t>
       </w:r>
       <w:r>
         <w:rPr>
@@ -3956,7 +3986,7 @@
           <w:sz w:val="24"/>
           <w:u w:val="single"/>
         </w:rPr>
-        <w:hyperlink r:id="rId28" w:history="1">
+        <w:hyperlink r:id="rId27" w:history="1">
           <w:r>
             <w:rPr>
               <w:rStyle w:val="Hyperlink"/>
@@ -3985,7 +4015,7 @@
           <w:sz w:val="24"/>
           <w:u w:val="single"/>
         </w:rPr>
-        <w:hyperlink r:id="rId28" w:history="1">
+        <w:hyperlink r:id="rId27" w:history="1">
           <w:r>
             <w:rPr>
               <w:rStyle w:val="Hyperlink"/>

--- a/EXPORTS/DOCX/published/niveau2/Dutch/Trade.docx
+++ b/EXPORTS/DOCX/published/niveau2/Dutch/Trade.docx
@@ -371,71 +371,7 @@
           <w:color w:val="000000"/>
           <w:sz w:val="24"/>
         </w:rPr>
-        <w:t>Amster</w:t>
-      </w:r>
-      <w:r>
-        <w:rPr>
-          <w:u w:val="single" w:color="0000ff"/>
-          <w:rFonts w:ascii="Charis SIL Regular" w:hAnsi="Charis SIL Regular" w:eastAsia="Charis SIL Regular"/>
-          <w:b w:val="0"/>
-          <w:i w:val="0"/>
-          <w:color w:val="000000"/>
-          <w:sz w:val="24"/>
-        </w:rPr>
-        <w:hyperlink r:id="rId9" w:history="1">
-          <w:r>
-            <w:rPr>
-              <w:rStyle w:val="Hyperlink"/>
-            </w:rPr>
-            <w:t>dam</w:t>
-          </w:r>
-        </w:hyperlink>
-      </w:r>
-      <w:r>
-        <w:rPr>
-          <w:u w:val="single" w:color="0000ff"/>
-          <w:rFonts w:ascii="Charis SIL Regular" w:hAnsi="Charis SIL Regular" w:eastAsia="Charis SIL Regular"/>
-          <w:b w:val="0"/>
-          <w:i w:val="0"/>
-          <w:color w:val="000000"/>
-          <w:sz w:val="24"/>
-        </w:rPr>
-        <w:hyperlink r:id="rId9" w:history="1">
-          <w:r>
-            <w:rPr>
-              <w:rStyle w:val="Hyperlink"/>
-            </w:rPr>
-            <w:t>s</w:t>
-          </w:r>
-        </w:hyperlink>
-      </w:r>
-      <w:r>
-        <w:rPr>
-          <w:u w:val="single" w:color="0000ff"/>
-          <w:rFonts w:ascii="Charis SIL Regular" w:hAnsi="Charis SIL Regular" w:eastAsia="Charis SIL Regular"/>
-          <w:b w:val="0"/>
-          <w:i w:val="0"/>
-          <w:color w:val="000000"/>
-          <w:sz w:val="24"/>
-        </w:rPr>
-        <w:hyperlink r:id="rId9" w:history="1">
-          <w:r>
-            <w:rPr>
-              <w:rStyle w:val="Hyperlink"/>
-            </w:rPr>
-            <w:t>e ve</w:t>
-          </w:r>
-        </w:hyperlink>
-      </w:r>
-      <w:r>
-        <w:rPr>
-          <w:rFonts w:ascii="Charis SIL Regular" w:hAnsi="Charis SIL Regular" w:eastAsia="Charis SIL Regular"/>
-          <w:b w:val="0"/>
-          <w:i w:val="0"/>
-          <w:color w:val="000000"/>
-          <w:sz w:val="24"/>
-        </w:rPr>
-        <w:t xml:space="preserve">ilinghuizen </w:t>
+        <w:t xml:space="preserve">Amsterdamse veilinghuizen </w:t>
       </w:r>
       <w:r>
         <w:rPr>
@@ -586,7 +522,35 @@
           <w:color w:val="000000"/>
           <w:sz w:val="24"/>
         </w:rPr>
-        <w:t xml:space="preserve"> (1876-1961) en </w:t>
+        <w:t xml:space="preserve"> (1876-</w:t>
+      </w:r>
+      <w:r>
+        <w:rPr>
+          <w:u w:val="single" w:color="0000ff"/>
+          <w:rFonts w:ascii="Charis SIL Regular" w:hAnsi="Charis SIL Regular" w:eastAsia="Charis SIL Regular"/>
+          <w:b w:val="0"/>
+          <w:i w:val="0"/>
+          <w:color w:val="000000"/>
+          <w:sz w:val="24"/>
+        </w:rPr>
+        <w:hyperlink r:id="rId11" w:history="1">
+          <w:r>
+            <w:rPr>
+              <w:rStyle w:val="Hyperlink"/>
+            </w:rPr>
+            <w:t>1961) e</w:t>
+          </w:r>
+        </w:hyperlink>
+      </w:r>
+      <w:r>
+        <w:rPr>
+          <w:rFonts w:ascii="Charis SIL Regular" w:hAnsi="Charis SIL Regular" w:eastAsia="Charis SIL Regular"/>
+          <w:b w:val="0"/>
+          <w:i w:val="0"/>
+          <w:color w:val="000000"/>
+          <w:sz w:val="24"/>
+        </w:rPr>
+        <w:t xml:space="preserve">n </w:t>
       </w:r>
       <w:r>
         <w:rPr>
@@ -751,13 +715,21 @@
       </w:r>
       <w:r>
         <w:rPr>
+          <w:u w:val="single" w:color="0000ff"/>
           <w:rFonts w:ascii="Charis SIL Regular" w:hAnsi="Charis SIL Regular" w:eastAsia="Charis SIL Regular"/>
           <w:b w:val="0"/>
           <w:i w:val="0"/>
           <w:color w:val="000000"/>
           <w:sz w:val="24"/>
         </w:rPr>
-        <w:t xml:space="preserve">e </w:t>
+        <w:hyperlink r:id="rId12" w:history="1">
+          <w:r>
+            <w:rPr>
+              <w:rStyle w:val="Hyperlink"/>
+            </w:rPr>
+            <w:t xml:space="preserve">e </w:t>
+          </w:r>
+        </w:hyperlink>
       </w:r>
       <w:r>
         <w:rPr>
@@ -768,7 +740,7 @@
           <w:sz w:val="24"/>
           <w:u w:val="single"/>
         </w:rPr>
-        <w:hyperlink r:id="rId14" w:history="1">
+        <w:hyperlink r:id="rId12" w:history="1">
           <w:r>
             <w:rPr>
               <w:rStyle w:val="Hyperlink"/>
@@ -815,7 +787,14 @@
           <w:sz w:val="24"/>
           <w:u w:val="single"/>
         </w:rPr>
-        <w:t>Koninklijke</w:t>
+        <w:hyperlink r:id="rId14" w:history="1">
+          <w:r>
+            <w:rPr>
+              <w:rStyle w:val="Hyperlink"/>
+            </w:rPr>
+            <w:t>Koninklijke</w:t>
+          </w:r>
+        </w:hyperlink>
       </w:r>
       <w:r>
         <w:rPr>
@@ -837,7 +816,7 @@
           <w:sz w:val="24"/>
           <w:u w:val="single"/>
         </w:rPr>
-        <w:hyperlink r:id="rId13" w:history="1">
+        <w:hyperlink r:id="rId14" w:history="1">
           <w:r>
             <w:rPr>
               <w:rStyle w:val="Hyperlink"/>
@@ -873,7 +852,7 @@
           <w:sz w:val="24"/>
           <w:u w:val="single"/>
         </w:rPr>
-        <w:hyperlink r:id="rId13" w:history="1">
+        <w:hyperlink r:id="rId14" w:history="1">
           <w:r>
             <w:rPr>
               <w:rStyle w:val="Hyperlink"/>
@@ -884,50 +863,13 @@
       </w:r>
       <w:r>
         <w:rPr>
-          <w:u w:val="single" w:color="0000ff"/>
           <w:rFonts w:ascii="Charis SIL Regular" w:hAnsi="Charis SIL Regular" w:eastAsia="Charis SIL Regular"/>
           <w:b w:val="0"/>
           <w:i w:val="0"/>
           <w:color w:val="000000"/>
           <w:sz w:val="24"/>
         </w:rPr>
-        <w:hyperlink r:id="rId13" w:history="1">
-          <w:r>
-            <w:rPr>
-              <w:rStyle w:val="Hyperlink"/>
-            </w:rPr>
-            <w:t xml:space="preserve"> e</w:t>
-          </w:r>
-        </w:hyperlink>
-      </w:r>
-      <w:r>
-        <w:rPr>
-          <w:u w:val="single" w:color="0000ff"/>
-          <w:rFonts w:ascii="Charis SIL Regular" w:hAnsi="Charis SIL Regular" w:eastAsia="Charis SIL Regular"/>
-          <w:b w:val="0"/>
-          <w:i w:val="0"/>
-          <w:color w:val="000000"/>
-          <w:sz w:val="24"/>
-        </w:rPr>
-        <w:hyperlink r:id="rId13" w:history="1">
-          <w:r>
-            <w:rPr>
-              <w:rStyle w:val="Hyperlink"/>
-            </w:rPr>
-            <w:t>n</w:t>
-          </w:r>
-        </w:hyperlink>
-      </w:r>
-      <w:r>
-        <w:rPr>
-          <w:u w:val="single" w:color="0000ff"/>
-          <w:rFonts w:ascii="Charis SIL Regular" w:hAnsi="Charis SIL Regular" w:eastAsia="Charis SIL Regular"/>
-          <w:b w:val="0"/>
-          <w:i w:val="0"/>
-          <w:color w:val="000000"/>
-          <w:sz w:val="24"/>
-        </w:rPr>
-        <w:t xml:space="preserve"> </w:t>
+        <w:t xml:space="preserve"> en </w:t>
       </w:r>
       <w:r>
         <w:rPr>
@@ -938,7 +880,7 @@
           <w:sz w:val="24"/>
           <w:u w:val="single"/>
         </w:rPr>
-        <w:hyperlink r:id="rId13" w:history="1">
+        <w:hyperlink r:id="rId15" w:history="1">
           <w:r>
             <w:rPr>
               <w:rStyle w:val="Hyperlink"/>
@@ -1210,7 +1152,7 @@
           <w:sz w:val="24"/>
           <w:u w:val="single"/>
         </w:rPr>
-        <w:hyperlink r:id="rId17" w:history="1">
+        <w:hyperlink r:id="rId16" w:history="1">
           <w:r>
             <w:rPr>
               <w:rStyle w:val="Hyperlink"/>
@@ -1228,7 +1170,7 @@
           <w:sz w:val="24"/>
           <w:u w:val="single"/>
         </w:rPr>
-        <w:hyperlink r:id="rId17" w:history="1">
+        <w:hyperlink r:id="rId16" w:history="1">
           <w:r>
             <w:rPr>
               <w:rStyle w:val="Hyperlink"/>
@@ -1293,95 +1235,13 @@
       </w:r>
       <w:r>
         <w:rPr>
-          <w:u w:val="single" w:color="0000ff"/>
           <w:rFonts w:ascii="Charis SIL Regular" w:hAnsi="Charis SIL Regular" w:eastAsia="Charis SIL Regular"/>
           <w:b w:val="0"/>
           <w:i w:val="0"/>
           <w:color w:val="000000"/>
           <w:sz w:val="24"/>
         </w:rPr>
-        <w:hyperlink r:id="rId16" w:history="1">
-          <w:r>
-            <w:rPr>
-              <w:rStyle w:val="Hyperlink"/>
-            </w:rPr>
-            <w:t>r</w:t>
-          </w:r>
-        </w:hyperlink>
-      </w:r>
-      <w:r>
-        <w:rPr>
-          <w:u w:val="single" w:color="0000ff"/>
-          <w:rFonts w:ascii="Charis SIL Regular" w:hAnsi="Charis SIL Regular" w:eastAsia="Charis SIL Regular"/>
-          <w:b w:val="0"/>
-          <w:i w:val="0"/>
-          <w:color w:val="000000"/>
-          <w:sz w:val="24"/>
-        </w:rPr>
-        <w:hyperlink r:id="rId16" w:history="1">
-          <w:r>
-            <w:rPr>
-              <w:rStyle w:val="Hyperlink"/>
-            </w:rPr>
-            <w:t>oot aant</w:t>
-          </w:r>
-        </w:hyperlink>
-      </w:r>
-      <w:r>
-        <w:rPr>
-          <w:u w:val="single" w:color="0000ff"/>
-          <w:rFonts w:ascii="Charis SIL Regular" w:hAnsi="Charis SIL Regular" w:eastAsia="Charis SIL Regular"/>
-          <w:b w:val="0"/>
-          <w:i w:val="0"/>
-          <w:color w:val="000000"/>
-          <w:sz w:val="24"/>
-        </w:rPr>
-        <w:hyperlink r:id="rId16" w:history="1">
-          <w:r>
-            <w:rPr>
-              <w:rStyle w:val="Hyperlink"/>
-            </w:rPr>
-            <w:t xml:space="preserve">al Afrikaanse </w:t>
-          </w:r>
-        </w:hyperlink>
-      </w:r>
-      <w:r>
-        <w:rPr>
-          <w:rFonts w:ascii="Charis SIL Regular" w:hAnsi="Charis SIL Regular" w:eastAsia="Charis SIL Regular"/>
-          <w:b w:val="0"/>
-          <w:i w:val="0"/>
-          <w:color w:val="000000"/>
-          <w:sz w:val="24"/>
-        </w:rPr>
-        <w:t>v</w:t>
-      </w:r>
-      <w:r>
-        <w:rPr>
-          <w:u w:val="single" w:color="0000ff"/>
-          <w:rFonts w:ascii="Charis SIL Regular" w:hAnsi="Charis SIL Regular" w:eastAsia="Charis SIL Regular"/>
-          <w:b w:val="0"/>
-          <w:i w:val="0"/>
-          <w:color w:val="000000"/>
-          <w:sz w:val="24"/>
-        </w:rPr>
-        <w:hyperlink r:id="rId16" w:history="1">
-          <w:r>
-            <w:rPr>
-              <w:rStyle w:val="Hyperlink"/>
-            </w:rPr>
-            <w:t>oorw</w:t>
-          </w:r>
-        </w:hyperlink>
-      </w:r>
-      <w:r>
-        <w:rPr>
-          <w:rFonts w:ascii="Charis SIL Regular" w:hAnsi="Charis SIL Regular" w:eastAsia="Charis SIL Regular"/>
-          <w:b w:val="0"/>
-          <w:i w:val="0"/>
-          <w:color w:val="000000"/>
-          <w:sz w:val="24"/>
-        </w:rPr>
-        <w:t xml:space="preserve">erpen, vooral uit </w:t>
+        <w:t xml:space="preserve">root aantal Afrikaanse voorwerpen, vooral uit </w:t>
       </w:r>
       <w:r>
         <w:rPr>
@@ -1857,35 +1717,7 @@
           <w:color w:val="000000"/>
           <w:sz w:val="24"/>
         </w:rPr>
-        <w:t>medewerkers in dienst die inlichtin</w:t>
-      </w:r>
-      <w:r>
-        <w:rPr>
-          <w:u w:val="single" w:color="0000ff"/>
-          <w:rFonts w:ascii="Charis SIL Regular" w:hAnsi="Charis SIL Regular" w:eastAsia="Charis SIL Regular"/>
-          <w:b w:val="0"/>
-          <w:i w:val="0"/>
-          <w:color w:val="000000"/>
-          <w:sz w:val="24"/>
-        </w:rPr>
-        <w:hyperlink r:id="rId19" w:history="1">
-          <w:r>
-            <w:rPr>
-              <w:rStyle w:val="Hyperlink"/>
-            </w:rPr>
-            <w:t>gen verst</w:t>
-          </w:r>
-        </w:hyperlink>
-      </w:r>
-      <w:r>
-        <w:rPr>
-          <w:rFonts w:ascii="Charis SIL Regular" w:hAnsi="Charis SIL Regular" w:eastAsia="Charis SIL Regular"/>
-          <w:b w:val="0"/>
-          <w:i w:val="0"/>
-          <w:color w:val="000000"/>
-          <w:sz w:val="24"/>
-        </w:rPr>
-        <w:t>rek</w:t>
+        <w:t>medewerkers in dienst die inlichtingen verstrek</w:t>
       </w:r>
       <w:r>
         <w:rPr>
@@ -3968,7 +3800,7 @@
           <w:sz w:val="24"/>
           <w:u w:val="single"/>
         </w:rPr>
-        <w:hyperlink r:id="rId28" w:history="1">
+        <w:hyperlink r:id="rId27" w:history="1">
           <w:r>
             <w:rPr>
               <w:rStyle w:val="Hyperlink"/>

--- a/EXPORTS/DOCX/published/niveau2/Dutch/Trade.docx
+++ b/EXPORTS/DOCX/published/niveau2/Dutch/Trade.docx
@@ -429,7 +429,7 @@
           <w:sz w:val="24"/>
           <w:u w:val="single"/>
         </w:rPr>
-        <w:hyperlink r:id="rId12" w:history="1">
+        <w:hyperlink r:id="rId10" w:history="1">
           <w:r>
             <w:rPr>
               <w:rStyle w:val="Hyperlink"/>
@@ -740,7 +740,7 @@
           <w:sz w:val="24"/>
           <w:u w:val="single"/>
         </w:rPr>
-        <w:hyperlink r:id="rId12" w:history="1">
+        <w:hyperlink r:id="rId14" w:history="1">
           <w:r>
             <w:rPr>
               <w:rStyle w:val="Hyperlink"/>
@@ -816,7 +816,7 @@
           <w:sz w:val="24"/>
           <w:u w:val="single"/>
         </w:rPr>
-        <w:hyperlink r:id="rId14" w:history="1">
+        <w:hyperlink r:id="rId13" w:history="1">
           <w:r>
             <w:rPr>
               <w:rStyle w:val="Hyperlink"/>
@@ -834,7 +834,7 @@
           <w:sz w:val="24"/>
           <w:u w:val="single"/>
         </w:rPr>
-        <w:hyperlink r:id="rId14" w:history="1">
+        <w:hyperlink r:id="rId13" w:history="1">
           <w:r>
             <w:rPr>
               <w:rStyle w:val="Hyperlink"/>
@@ -852,7 +852,7 @@
           <w:sz w:val="24"/>
           <w:u w:val="single"/>
         </w:rPr>
-        <w:hyperlink r:id="rId14" w:history="1">
+        <w:hyperlink r:id="rId13" w:history="1">
           <w:r>
             <w:rPr>
               <w:rStyle w:val="Hyperlink"/>
@@ -1141,7 +1141,18 @@
           <w:color w:val="000000"/>
           <w:sz w:val="24"/>
         </w:rPr>
-        <w:t xml:space="preserve"> (NAHV, 1880-1982) die handel dreef in </w:t>
+        <w:t xml:space="preserve"> (NAHV, 1880-1982) die handel dreef i</w:t>
+      </w:r>
+      <w:r>
+        <w:rPr>
+          <w:u w:val="single" w:color="0000ff"/>
+          <w:rFonts w:ascii="Charis SIL Regular" w:hAnsi="Charis SIL Regular" w:eastAsia="Charis SIL Regular"/>
+          <w:b w:val="0"/>
+          <w:i w:val="0"/>
+          <w:color w:val="000000"/>
+          <w:sz w:val="24"/>
+        </w:rPr>
+        <w:t xml:space="preserve">n </w:t>
       </w:r>
       <w:r>
         <w:rPr>
@@ -1152,7 +1163,7 @@
           <w:sz w:val="24"/>
           <w:u w:val="single"/>
         </w:rPr>
-        <w:hyperlink r:id="rId16" w:history="1">
+        <w:hyperlink r:id="rId17" w:history="1">
           <w:r>
             <w:rPr>
               <w:rStyle w:val="Hyperlink"/>
@@ -1170,7 +1181,7 @@
           <w:sz w:val="24"/>
           <w:u w:val="single"/>
         </w:rPr>
-        <w:hyperlink r:id="rId16" w:history="1">
+        <w:hyperlink r:id="rId17" w:history="1">
           <w:r>
             <w:rPr>
               <w:rStyle w:val="Hyperlink"/>
@@ -1235,13 +1246,95 @@
       </w:r>
       <w:r>
         <w:rPr>
+          <w:u w:val="single" w:color="0000ff"/>
           <w:rFonts w:ascii="Charis SIL Regular" w:hAnsi="Charis SIL Regular" w:eastAsia="Charis SIL Regular"/>
           <w:b w:val="0"/>
           <w:i w:val="0"/>
           <w:color w:val="000000"/>
           <w:sz w:val="24"/>
         </w:rPr>
-        <w:t xml:space="preserve">root aantal Afrikaanse voorwerpen, vooral uit </w:t>
+        <w:hyperlink r:id="rId16" w:history="1">
+          <w:r>
+            <w:rPr>
+              <w:rStyle w:val="Hyperlink"/>
+            </w:rPr>
+            <w:t>r</w:t>
+          </w:r>
+        </w:hyperlink>
+      </w:r>
+      <w:r>
+        <w:rPr>
+          <w:u w:val="single" w:color="0000ff"/>
+          <w:rFonts w:ascii="Charis SIL Regular" w:hAnsi="Charis SIL Regular" w:eastAsia="Charis SIL Regular"/>
+          <w:b w:val="0"/>
+          <w:i w:val="0"/>
+          <w:color w:val="000000"/>
+          <w:sz w:val="24"/>
+        </w:rPr>
+        <w:hyperlink r:id="rId16" w:history="1">
+          <w:r>
+            <w:rPr>
+              <w:rStyle w:val="Hyperlink"/>
+            </w:rPr>
+            <w:t>oot aant</w:t>
+          </w:r>
+        </w:hyperlink>
+      </w:r>
+      <w:r>
+        <w:rPr>
+          <w:u w:val="single" w:color="0000ff"/>
+          <w:rFonts w:ascii="Charis SIL Regular" w:hAnsi="Charis SIL Regular" w:eastAsia="Charis SIL Regular"/>
+          <w:b w:val="0"/>
+          <w:i w:val="0"/>
+          <w:color w:val="000000"/>
+          <w:sz w:val="24"/>
+        </w:rPr>
+        <w:hyperlink r:id="rId16" w:history="1">
+          <w:r>
+            <w:rPr>
+              <w:rStyle w:val="Hyperlink"/>
+            </w:rPr>
+            <w:t xml:space="preserve">al Afrikaanse </w:t>
+          </w:r>
+        </w:hyperlink>
+      </w:r>
+      <w:r>
+        <w:rPr>
+          <w:rFonts w:ascii="Charis SIL Regular" w:hAnsi="Charis SIL Regular" w:eastAsia="Charis SIL Regular"/>
+          <w:b w:val="0"/>
+          <w:i w:val="0"/>
+          <w:color w:val="000000"/>
+          <w:sz w:val="24"/>
+        </w:rPr>
+        <w:t>v</w:t>
+      </w:r>
+      <w:r>
+        <w:rPr>
+          <w:u w:val="single" w:color="0000ff"/>
+          <w:rFonts w:ascii="Charis SIL Regular" w:hAnsi="Charis SIL Regular" w:eastAsia="Charis SIL Regular"/>
+          <w:b w:val="0"/>
+          <w:i w:val="0"/>
+          <w:color w:val="000000"/>
+          <w:sz w:val="24"/>
+        </w:rPr>
+        <w:hyperlink r:id="rId16" w:history="1">
+          <w:r>
+            <w:rPr>
+              <w:rStyle w:val="Hyperlink"/>
+            </w:rPr>
+            <w:t>oorw</w:t>
+          </w:r>
+        </w:hyperlink>
+      </w:r>
+      <w:r>
+        <w:rPr>
+          <w:rFonts w:ascii="Charis SIL Regular" w:hAnsi="Charis SIL Regular" w:eastAsia="Charis SIL Regular"/>
+          <w:b w:val="0"/>
+          <w:i w:val="0"/>
+          <w:color w:val="000000"/>
+          <w:sz w:val="24"/>
+        </w:rPr>
+        <w:t xml:space="preserve">erpen, vooral uit </w:t>
       </w:r>
       <w:r>
         <w:rPr>
@@ -1717,7 +1810,35 @@
           <w:color w:val="000000"/>
           <w:sz w:val="24"/>
         </w:rPr>
-        <w:t>medewerkers in dienst die inlichtingen verstrek</w:t>
+        <w:t>medewerkers in dienst die inlichtin</w:t>
+      </w:r>
+      <w:r>
+        <w:rPr>
+          <w:u w:val="single" w:color="0000ff"/>
+          <w:rFonts w:ascii="Charis SIL Regular" w:hAnsi="Charis SIL Regular" w:eastAsia="Charis SIL Regular"/>
+          <w:b w:val="0"/>
+          <w:i w:val="0"/>
+          <w:color w:val="000000"/>
+          <w:sz w:val="24"/>
+        </w:rPr>
+        <w:hyperlink r:id="rId19" w:history="1">
+          <w:r>
+            <w:rPr>
+              <w:rStyle w:val="Hyperlink"/>
+            </w:rPr>
+            <w:t>gen verst</w:t>
+          </w:r>
+        </w:hyperlink>
+      </w:r>
+      <w:r>
+        <w:rPr>
+          <w:rFonts w:ascii="Charis SIL Regular" w:hAnsi="Charis SIL Regular" w:eastAsia="Charis SIL Regular"/>
+          <w:b w:val="0"/>
+          <w:i w:val="0"/>
+          <w:color w:val="000000"/>
+          <w:sz w:val="24"/>
+        </w:rPr>
+        <w:t>rek</w:t>
       </w:r>
       <w:r>
         <w:rPr>

--- a/EXPORTS/DOCX/published/niveau2/Dutch/Trade.docx
+++ b/EXPORTS/DOCX/published/niveau2/Dutch/Trade.docx
@@ -371,7 +371,71 @@
           <w:color w:val="000000"/>
           <w:sz w:val="24"/>
         </w:rPr>
-        <w:t xml:space="preserve">Amsterdamse veilinghuizen </w:t>
+        <w:t>Amster</w:t>
+      </w:r>
+      <w:r>
+        <w:rPr>
+          <w:u w:val="single" w:color="0000ff"/>
+          <w:rFonts w:ascii="Charis SIL Regular" w:hAnsi="Charis SIL Regular" w:eastAsia="Charis SIL Regular"/>
+          <w:b w:val="0"/>
+          <w:i w:val="0"/>
+          <w:color w:val="000000"/>
+          <w:sz w:val="24"/>
+        </w:rPr>
+        <w:hyperlink r:id="rId9" w:history="1">
+          <w:r>
+            <w:rPr>
+              <w:rStyle w:val="Hyperlink"/>
+            </w:rPr>
+            <w:t>dam</w:t>
+          </w:r>
+        </w:hyperlink>
+      </w:r>
+      <w:r>
+        <w:rPr>
+          <w:u w:val="single" w:color="0000ff"/>
+          <w:rFonts w:ascii="Charis SIL Regular" w:hAnsi="Charis SIL Regular" w:eastAsia="Charis SIL Regular"/>
+          <w:b w:val="0"/>
+          <w:i w:val="0"/>
+          <w:color w:val="000000"/>
+          <w:sz w:val="24"/>
+        </w:rPr>
+        <w:hyperlink r:id="rId9" w:history="1">
+          <w:r>
+            <w:rPr>
+              <w:rStyle w:val="Hyperlink"/>
+            </w:rPr>
+            <w:t>s</w:t>
+          </w:r>
+        </w:hyperlink>
+      </w:r>
+      <w:r>
+        <w:rPr>
+          <w:u w:val="single" w:color="0000ff"/>
+          <w:rFonts w:ascii="Charis SIL Regular" w:hAnsi="Charis SIL Regular" w:eastAsia="Charis SIL Regular"/>
+          <w:b w:val="0"/>
+          <w:i w:val="0"/>
+          <w:color w:val="000000"/>
+          <w:sz w:val="24"/>
+        </w:rPr>
+        <w:hyperlink r:id="rId9" w:history="1">
+          <w:r>
+            <w:rPr>
+              <w:rStyle w:val="Hyperlink"/>
+            </w:rPr>
+            <w:t>e ve</w:t>
+          </w:r>
+        </w:hyperlink>
+      </w:r>
+      <w:r>
+        <w:rPr>
+          <w:rFonts w:ascii="Charis SIL Regular" w:hAnsi="Charis SIL Regular" w:eastAsia="Charis SIL Regular"/>
+          <w:b w:val="0"/>
+          <w:i w:val="0"/>
+          <w:color w:val="000000"/>
+          <w:sz w:val="24"/>
+        </w:rPr>
+        <w:t xml:space="preserve">ilinghuizen </w:t>
       </w:r>
       <w:r>
         <w:rPr>
@@ -380,7 +444,6 @@
           <w:i w:val="0"/>
           <w:color w:val="0000FF"/>
           <w:sz w:val="24"/>
-          <w:u w:val="single"/>
         </w:rPr>
         <w:hyperlink r:id="rId12" w:history="1">
           <w:r>
@@ -785,7 +848,6 @@
           <w:i w:val="0"/>
           <w:color w:val="0000FF"/>
           <w:sz w:val="24"/>
-          <w:u w:val="single"/>
         </w:rPr>
         <w:hyperlink r:id="rId14" w:history="1">
           <w:r>
@@ -816,7 +878,7 @@
           <w:sz w:val="24"/>
           <w:u w:val="single"/>
         </w:rPr>
-        <w:hyperlink r:id="rId13" w:history="1">
+        <w:hyperlink r:id="rId14" w:history="1">
           <w:r>
             <w:rPr>
               <w:rStyle w:val="Hyperlink"/>
@@ -824,6 +886,89 @@
             <w:t>Baz</w:t>
           </w:r>
         </w:hyperlink>
+      </w:r>
+      <w:r>
+        <w:rPr>
+          <w:rFonts w:ascii="Charis SIL Regular" w:hAnsi="Charis SIL Regular" w:eastAsia="Charis SIL Regular"/>
+          <w:b w:val="0"/>
+          <w:i w:val="0"/>
+          <w:color w:val="0000FF"/>
+          <w:sz w:val="24"/>
+          <w:u w:val="single"/>
+        </w:rPr>
+        <w:hyperlink r:id="rId14" w:history="1">
+          <w:r>
+            <w:rPr>
+              <w:rStyle w:val="Hyperlink"/>
+            </w:rPr>
+            <w:t>a</w:t>
+          </w:r>
+        </w:hyperlink>
+      </w:r>
+      <w:r>
+        <w:rPr>
+          <w:rFonts w:ascii="Charis SIL Regular" w:hAnsi="Charis SIL Regular" w:eastAsia="Charis SIL Regular"/>
+          <w:b w:val="0"/>
+          <w:i w:val="0"/>
+          <w:color w:val="0000FF"/>
+          <w:sz w:val="24"/>
+          <w:u w:val="single"/>
+        </w:rPr>
+        <w:hyperlink r:id="rId14" w:history="1">
+          <w:r>
+            <w:rPr>
+              <w:rStyle w:val="Hyperlink"/>
+            </w:rPr>
+            <w:t>r</w:t>
+          </w:r>
+        </w:hyperlink>
+      </w:r>
+      <w:r>
+        <w:rPr>
+          <w:u w:val="single" w:color="0000ff"/>
+          <w:rFonts w:ascii="Charis SIL Regular" w:hAnsi="Charis SIL Regular" w:eastAsia="Charis SIL Regular"/>
+          <w:b w:val="0"/>
+          <w:i w:val="0"/>
+          <w:color w:val="000000"/>
+          <w:sz w:val="24"/>
+        </w:rPr>
+        <w:hyperlink r:id="rId13" w:history="1">
+          <w:r>
+            <w:rPr>
+              <w:rStyle w:val="Hyperlink"/>
+            </w:rPr>
+            <w:t xml:space="preserve"> e</w:t>
+          </w:r>
+        </w:hyperlink>
+      </w:r>
+      <w:r>
+        <w:rPr>
+          <w:u w:val="single" w:color="0000ff"/>
+          <w:rFonts w:ascii="Charis SIL Regular" w:hAnsi="Charis SIL Regular" w:eastAsia="Charis SIL Regular"/>
+          <w:b w:val="0"/>
+          <w:i w:val="0"/>
+          <w:color w:val="000000"/>
+          <w:sz w:val="24"/>
+        </w:rPr>
+        <w:hyperlink r:id="rId13" w:history="1">
+          <w:r>
+            <w:rPr>
+              <w:rStyle w:val="Hyperlink"/>
+            </w:rPr>
+            <w:t>n</w:t>
+          </w:r>
+        </w:hyperlink>
+      </w:r>
+      <w:r>
+        <w:rPr>
+          <w:u w:val="single" w:color="0000ff"/>
+          <w:rFonts w:ascii="Charis SIL Regular" w:hAnsi="Charis SIL Regular" w:eastAsia="Charis SIL Regular"/>
+          <w:b w:val="0"/>
+          <w:i w:val="0"/>
+          <w:color w:val="000000"/>
+          <w:sz w:val="24"/>
+        </w:rPr>
+        <w:t xml:space="preserve"> </w:t>
       </w:r>
       <w:r>
         <w:rPr>
@@ -835,52 +980,6 @@
           <w:u w:val="single"/>
         </w:rPr>
         <w:hyperlink r:id="rId13" w:history="1">
-          <w:r>
-            <w:rPr>
-              <w:rStyle w:val="Hyperlink"/>
-            </w:rPr>
-            <w:t>a</w:t>
-          </w:r>
-        </w:hyperlink>
-      </w:r>
-      <w:r>
-        <w:rPr>
-          <w:rFonts w:ascii="Charis SIL Regular" w:hAnsi="Charis SIL Regular" w:eastAsia="Charis SIL Regular"/>
-          <w:b w:val="0"/>
-          <w:i w:val="0"/>
-          <w:color w:val="0000FF"/>
-          <w:sz w:val="24"/>
-          <w:u w:val="single"/>
-        </w:rPr>
-        <w:hyperlink r:id="rId13" w:history="1">
-          <w:r>
-            <w:rPr>
-              <w:rStyle w:val="Hyperlink"/>
-            </w:rPr>
-            <w:t>r</w:t>
-          </w:r>
-        </w:hyperlink>
-      </w:r>
-      <w:r>
-        <w:rPr>
-          <w:rFonts w:ascii="Charis SIL Regular" w:hAnsi="Charis SIL Regular" w:eastAsia="Charis SIL Regular"/>
-          <w:b w:val="0"/>
-          <w:i w:val="0"/>
-          <w:color w:val="000000"/>
-          <w:sz w:val="24"/>
-        </w:rPr>
-        <w:t xml:space="preserve"> en </w:t>
-      </w:r>
-      <w:r>
-        <w:rPr>
-          <w:rFonts w:ascii="Charis SIL Regular" w:hAnsi="Charis SIL Regular" w:eastAsia="Charis SIL Regular"/>
-          <w:b w:val="0"/>
-          <w:i w:val="0"/>
-          <w:color w:val="0000FF"/>
-          <w:sz w:val="24"/>
-          <w:u w:val="single"/>
-        </w:rPr>
-        <w:hyperlink r:id="rId15" w:history="1">
           <w:r>
             <w:rPr>
               <w:rStyle w:val="Hyperlink"/>
@@ -1141,18 +1240,7 @@
           <w:color w:val="000000"/>
           <w:sz w:val="24"/>
         </w:rPr>
-        <w:t xml:space="preserve"> (NAHV, 1880-1982) die handel dreef i</w:t>
-      </w:r>
-      <w:r>
-        <w:rPr>
-          <w:u w:val="single" w:color="0000ff"/>
-          <w:rFonts w:ascii="Charis SIL Regular" w:hAnsi="Charis SIL Regular" w:eastAsia="Charis SIL Regular"/>
-          <w:b w:val="0"/>
-          <w:i w:val="0"/>
-          <w:color w:val="000000"/>
-          <w:sz w:val="24"/>
-        </w:rPr>
-        <w:t xml:space="preserve">n </w:t>
+        <w:t xml:space="preserve"> (NAHV, 1880-1982) die handel dreef in </w:t>
       </w:r>
       <w:r>
         <w:rPr>
@@ -1217,7 +1305,7 @@
           <w:sz w:val="24"/>
           <w:u w:val="single"/>
         </w:rPr>
-        <w:hyperlink r:id="rId16" w:history="1">
+        <w:hyperlink r:id="rId17" w:history="1">
           <w:r>
             <w:rPr>
               <w:rStyle w:val="Hyperlink"/>

--- a/EXPORTS/DOCX/published/niveau2/Dutch/Trade.docx
+++ b/EXPORTS/DOCX/published/niveau2/Dutch/Trade.docx
@@ -444,6 +444,7 @@
           <w:i w:val="0"/>
           <w:color w:val="0000FF"/>
           <w:sz w:val="24"/>
+          <w:u w:val="single"/>
         </w:rPr>
         <w:hyperlink r:id="rId12" w:history="1">
           <w:r>
@@ -463,7 +464,7 @@
           <w:sz w:val="24"/>
           <w:u w:val="single"/>
         </w:rPr>
-        <w:hyperlink r:id="rId10" w:history="1">
+        <w:hyperlink r:id="rId12" w:history="1">
           <w:r>
             <w:rPr>
               <w:rStyle w:val="Hyperlink"/>
@@ -492,7 +493,7 @@
           <w:sz w:val="24"/>
           <w:u w:val="single"/>
         </w:rPr>
-        <w:hyperlink r:id="rId10" w:history="1">
+        <w:hyperlink r:id="rId12" w:history="1">
           <w:r>
             <w:rPr>
               <w:rStyle w:val="Hyperlink"/>
@@ -767,32 +768,7 @@
           <w:color w:val="000000"/>
           <w:sz w:val="24"/>
         </w:rPr>
-        <w:hyperlink r:id="rId12" w:history="1">
-          <w:r>
-            <w:rPr>
-              <w:rStyle w:val="Hyperlink"/>
-            </w:rPr>
-            <w:t xml:space="preserve"> d</w:t>
-          </w:r>
-        </w:hyperlink>
-      </w:r>
-      <w:r>
-        <w:rPr>
-          <w:u w:val="single" w:color="0000ff"/>
-          <w:rFonts w:ascii="Charis SIL Regular" w:hAnsi="Charis SIL Regular" w:eastAsia="Charis SIL Regular"/>
-          <w:b w:val="0"/>
-          <w:i w:val="0"/>
-          <w:color w:val="000000"/>
-          <w:sz w:val="24"/>
-        </w:rPr>
-        <w:hyperlink r:id="rId12" w:history="1">
-          <w:r>
-            <w:rPr>
-              <w:rStyle w:val="Hyperlink"/>
-            </w:rPr>
-            <w:t xml:space="preserve">e </w:t>
-          </w:r>
-        </w:hyperlink>
+        <w:t xml:space="preserve"> de </w:t>
       </w:r>
       <w:r>
         <w:rPr>
@@ -848,6 +824,7 @@
           <w:i w:val="0"/>
           <w:color w:val="0000FF"/>
           <w:sz w:val="24"/>
+          <w:u w:val="single"/>
         </w:rPr>
         <w:hyperlink r:id="rId14" w:history="1">
           <w:r>
@@ -896,7 +873,7 @@
           <w:sz w:val="24"/>
           <w:u w:val="single"/>
         </w:rPr>
-        <w:hyperlink r:id="rId14" w:history="1">
+        <w:hyperlink r:id="rId13" w:history="1">
           <w:r>
             <w:rPr>
               <w:rStyle w:val="Hyperlink"/>
@@ -914,7 +891,7 @@
           <w:sz w:val="24"/>
           <w:u w:val="single"/>
         </w:rPr>
-        <w:hyperlink r:id="rId14" w:history="1">
+        <w:hyperlink r:id="rId13" w:history="1">
           <w:r>
             <w:rPr>
               <w:rStyle w:val="Hyperlink"/>
@@ -943,32 +920,13 @@
       </w:r>
       <w:r>
         <w:rPr>
-          <w:u w:val="single" w:color="0000ff"/>
           <w:rFonts w:ascii="Charis SIL Regular" w:hAnsi="Charis SIL Regular" w:eastAsia="Charis SIL Regular"/>
           <w:b w:val="0"/>
           <w:i w:val="0"/>
           <w:color w:val="000000"/>
           <w:sz w:val="24"/>
         </w:rPr>
-        <w:hyperlink r:id="rId13" w:history="1">
-          <w:r>
-            <w:rPr>
-              <w:rStyle w:val="Hyperlink"/>
-            </w:rPr>
-            <w:t>n</w:t>
-          </w:r>
-        </w:hyperlink>
-      </w:r>
-      <w:r>
-        <w:rPr>
-          <w:u w:val="single" w:color="0000ff"/>
-          <w:rFonts w:ascii="Charis SIL Regular" w:hAnsi="Charis SIL Regular" w:eastAsia="Charis SIL Regular"/>
-          <w:b w:val="0"/>
-          <w:i w:val="0"/>
-          <w:color w:val="000000"/>
-          <w:sz w:val="24"/>
-        </w:rPr>
-        <w:t xml:space="preserve"> </w:t>
+        <w:t xml:space="preserve">n </w:t>
       </w:r>
       <w:r>
         <w:rPr>
@@ -1240,7 +1198,18 @@
           <w:color w:val="000000"/>
           <w:sz w:val="24"/>
         </w:rPr>
-        <w:t xml:space="preserve"> (NAHV, 1880-1982) die handel dreef in </w:t>
+        <w:t xml:space="preserve"> (NAHV, 1880-1982) die handel dreef i</w:t>
+      </w:r>
+      <w:r>
+        <w:rPr>
+          <w:u w:val="single" w:color="0000ff"/>
+          <w:rFonts w:ascii="Charis SIL Regular" w:hAnsi="Charis SIL Regular" w:eastAsia="Charis SIL Regular"/>
+          <w:b w:val="0"/>
+          <w:i w:val="0"/>
+          <w:color w:val="000000"/>
+          <w:sz w:val="24"/>
+        </w:rPr>
+        <w:t xml:space="preserve">n </w:t>
       </w:r>
       <w:r>
         <w:rPr>
@@ -1305,7 +1274,7 @@
           <w:sz w:val="24"/>
           <w:u w:val="single"/>
         </w:rPr>
-        <w:hyperlink r:id="rId17" w:history="1">
+        <w:hyperlink r:id="rId16" w:history="1">
           <w:r>
             <w:rPr>
               <w:rStyle w:val="Hyperlink"/>
@@ -1388,6 +1357,7 @@
       </w:r>
       <w:r>
         <w:rPr>
+          <w:u w:val="single" w:color="0000ff"/>
           <w:rFonts w:ascii="Charis SIL Regular" w:hAnsi="Charis SIL Regular" w:eastAsia="Charis SIL Regular"/>
           <w:b w:val="0"/>
           <w:i w:val="0"/>

--- a/EXPORTS/DOCX/published/niveau2/Dutch/Trade.docx
+++ b/EXPORTS/DOCX/published/niveau2/Dutch/Trade.docx
@@ -371,71 +371,7 @@
           <w:color w:val="000000"/>
           <w:sz w:val="24"/>
         </w:rPr>
-        <w:t>Amster</w:t>
-      </w:r>
-      <w:r>
-        <w:rPr>
-          <w:u w:val="single" w:color="0000ff"/>
-          <w:rFonts w:ascii="Charis SIL Regular" w:hAnsi="Charis SIL Regular" w:eastAsia="Charis SIL Regular"/>
-          <w:b w:val="0"/>
-          <w:i w:val="0"/>
-          <w:color w:val="000000"/>
-          <w:sz w:val="24"/>
-        </w:rPr>
-        <w:hyperlink r:id="rId9" w:history="1">
-          <w:r>
-            <w:rPr>
-              <w:rStyle w:val="Hyperlink"/>
-            </w:rPr>
-            <w:t>dam</w:t>
-          </w:r>
-        </w:hyperlink>
-      </w:r>
-      <w:r>
-        <w:rPr>
-          <w:u w:val="single" w:color="0000ff"/>
-          <w:rFonts w:ascii="Charis SIL Regular" w:hAnsi="Charis SIL Regular" w:eastAsia="Charis SIL Regular"/>
-          <w:b w:val="0"/>
-          <w:i w:val="0"/>
-          <w:color w:val="000000"/>
-          <w:sz w:val="24"/>
-        </w:rPr>
-        <w:hyperlink r:id="rId9" w:history="1">
-          <w:r>
-            <w:rPr>
-              <w:rStyle w:val="Hyperlink"/>
-            </w:rPr>
-            <w:t>s</w:t>
-          </w:r>
-        </w:hyperlink>
-      </w:r>
-      <w:r>
-        <w:rPr>
-          <w:u w:val="single" w:color="0000ff"/>
-          <w:rFonts w:ascii="Charis SIL Regular" w:hAnsi="Charis SIL Regular" w:eastAsia="Charis SIL Regular"/>
-          <w:b w:val="0"/>
-          <w:i w:val="0"/>
-          <w:color w:val="000000"/>
-          <w:sz w:val="24"/>
-        </w:rPr>
-        <w:hyperlink r:id="rId9" w:history="1">
-          <w:r>
-            <w:rPr>
-              <w:rStyle w:val="Hyperlink"/>
-            </w:rPr>
-            <w:t>e ve</w:t>
-          </w:r>
-        </w:hyperlink>
-      </w:r>
-      <w:r>
-        <w:rPr>
-          <w:rFonts w:ascii="Charis SIL Regular" w:hAnsi="Charis SIL Regular" w:eastAsia="Charis SIL Regular"/>
-          <w:b w:val="0"/>
-          <w:i w:val="0"/>
-          <w:color w:val="000000"/>
-          <w:sz w:val="24"/>
-        </w:rPr>
-        <w:t xml:space="preserve">ilinghuizen </w:t>
+        <w:t xml:space="preserve">Amsterdamse veilinghuizen </w:t>
       </w:r>
       <w:r>
         <w:rPr>
@@ -464,7 +400,7 @@
           <w:sz w:val="24"/>
           <w:u w:val="single"/>
         </w:rPr>
-        <w:hyperlink r:id="rId12" w:history="1">
+        <w:hyperlink r:id="rId10" w:history="1">
           <w:r>
             <w:rPr>
               <w:rStyle w:val="Hyperlink"/>
@@ -493,7 +429,7 @@
           <w:sz w:val="24"/>
           <w:u w:val="single"/>
         </w:rPr>
-        <w:hyperlink r:id="rId12" w:history="1">
+        <w:hyperlink r:id="rId10" w:history="1">
           <w:r>
             <w:rPr>
               <w:rStyle w:val="Hyperlink"/>
@@ -586,35 +522,7 @@
           <w:color w:val="000000"/>
           <w:sz w:val="24"/>
         </w:rPr>
-        <w:t xml:space="preserve"> (1876-</w:t>
-      </w:r>
-      <w:r>
-        <w:rPr>
-          <w:u w:val="single" w:color="0000ff"/>
-          <w:rFonts w:ascii="Charis SIL Regular" w:hAnsi="Charis SIL Regular" w:eastAsia="Charis SIL Regular"/>
-          <w:b w:val="0"/>
-          <w:i w:val="0"/>
-          <w:color w:val="000000"/>
-          <w:sz w:val="24"/>
-        </w:rPr>
-        <w:hyperlink r:id="rId11" w:history="1">
-          <w:r>
-            <w:rPr>
-              <w:rStyle w:val="Hyperlink"/>
-            </w:rPr>
-            <w:t>1961) e</w:t>
-          </w:r>
-        </w:hyperlink>
-      </w:r>
-      <w:r>
-        <w:rPr>
-          <w:rFonts w:ascii="Charis SIL Regular" w:hAnsi="Charis SIL Regular" w:eastAsia="Charis SIL Regular"/>
-          <w:b w:val="0"/>
-          <w:i w:val="0"/>
-          <w:color w:val="000000"/>
-          <w:sz w:val="24"/>
-        </w:rPr>
-        <w:t xml:space="preserve">n </w:t>
+        <w:t xml:space="preserve"> (1876-1961) en </w:t>
       </w:r>
       <w:r>
         <w:rPr>
@@ -714,14 +622,7 @@
           <w:color w:val="000000"/>
           <w:sz w:val="24"/>
         </w:rPr>
-        <w:hyperlink r:id="rId12" w:history="1">
-          <w:r>
-            <w:rPr>
-              <w:rStyle w:val="Hyperlink"/>
-            </w:rPr>
-            <w:t xml:space="preserve">aren de </w:t>
-          </w:r>
-        </w:hyperlink>
+        <w:t>aren de winkels d</w:t>
       </w:r>
       <w:r>
         <w:rPr>
@@ -737,38 +638,9 @@
             <w:rPr>
               <w:rStyle w:val="Hyperlink"/>
             </w:rPr>
-            <w:t>winkel</w:t>
+            <w:t xml:space="preserve">e </w:t>
           </w:r>
         </w:hyperlink>
-      </w:r>
-      <w:r>
-        <w:rPr>
-          <w:u w:val="single" w:color="0000ff"/>
-          <w:rFonts w:ascii="Charis SIL Regular" w:hAnsi="Charis SIL Regular" w:eastAsia="Charis SIL Regular"/>
-          <w:b w:val="0"/>
-          <w:i w:val="0"/>
-          <w:color w:val="000000"/>
-          <w:sz w:val="24"/>
-        </w:rPr>
-        <w:hyperlink r:id="rId12" w:history="1">
-          <w:r>
-            <w:rPr>
-              <w:rStyle w:val="Hyperlink"/>
-            </w:rPr>
-            <w:t>s</w:t>
-          </w:r>
-        </w:hyperlink>
-      </w:r>
-      <w:r>
-        <w:rPr>
-          <w:u w:val="single" w:color="0000ff"/>
-          <w:rFonts w:ascii="Charis SIL Regular" w:hAnsi="Charis SIL Regular" w:eastAsia="Charis SIL Regular"/>
-          <w:b w:val="0"/>
-          <w:i w:val="0"/>
-          <w:color w:val="000000"/>
-          <w:sz w:val="24"/>
-        </w:rPr>
-        <w:t xml:space="preserve"> de </w:t>
       </w:r>
       <w:r>
         <w:rPr>
@@ -779,7 +651,7 @@
           <w:sz w:val="24"/>
           <w:u w:val="single"/>
         </w:rPr>
-        <w:hyperlink r:id="rId14" w:history="1">
+        <w:hyperlink r:id="rId12" w:history="1">
           <w:r>
             <w:rPr>
               <w:rStyle w:val="Hyperlink"/>
@@ -855,7 +727,7 @@
           <w:sz w:val="24"/>
           <w:u w:val="single"/>
         </w:rPr>
-        <w:hyperlink r:id="rId14" w:history="1">
+        <w:hyperlink r:id="rId13" w:history="1">
           <w:r>
             <w:rPr>
               <w:rStyle w:val="Hyperlink"/>
@@ -920,13 +792,32 @@
       </w:r>
       <w:r>
         <w:rPr>
+          <w:u w:val="single" w:color="0000ff"/>
           <w:rFonts w:ascii="Charis SIL Regular" w:hAnsi="Charis SIL Regular" w:eastAsia="Charis SIL Regular"/>
           <w:b w:val="0"/>
           <w:i w:val="0"/>
           <w:color w:val="000000"/>
           <w:sz w:val="24"/>
         </w:rPr>
-        <w:t xml:space="preserve">n </w:t>
+        <w:hyperlink r:id="rId13" w:history="1">
+          <w:r>
+            <w:rPr>
+              <w:rStyle w:val="Hyperlink"/>
+            </w:rPr>
+            <w:t>n</w:t>
+          </w:r>
+        </w:hyperlink>
+      </w:r>
+      <w:r>
+        <w:rPr>
+          <w:u w:val="single" w:color="0000ff"/>
+          <w:rFonts w:ascii="Charis SIL Regular" w:hAnsi="Charis SIL Regular" w:eastAsia="Charis SIL Regular"/>
+          <w:b w:val="0"/>
+          <w:i w:val="0"/>
+          <w:color w:val="000000"/>
+          <w:sz w:val="24"/>
+        </w:rPr>
+        <w:t xml:space="preserve"> </w:t>
       </w:r>
       <w:r>
         <w:rPr>
@@ -937,7 +828,7 @@
           <w:sz w:val="24"/>
           <w:u w:val="single"/>
         </w:rPr>
-        <w:hyperlink r:id="rId13" w:history="1">
+        <w:hyperlink r:id="rId15" w:history="1">
           <w:r>
             <w:rPr>
               <w:rStyle w:val="Hyperlink"/>
@@ -1202,14 +1093,20 @@
       </w:r>
       <w:r>
         <w:rPr>
-          <w:u w:val="single" w:color="0000ff"/>
           <w:rFonts w:ascii="Charis SIL Regular" w:hAnsi="Charis SIL Regular" w:eastAsia="Charis SIL Regular"/>
           <w:b w:val="0"/>
           <w:i w:val="0"/>
           <w:color w:val="000000"/>
           <w:sz w:val="24"/>
         </w:rPr>
-        <w:t xml:space="preserve">n </w:t>
+        <w:hyperlink r:id="rId16" w:history="1">
+          <w:r>
+            <w:rPr>
+              <w:rStyle w:val="Hyperlink"/>
+            </w:rPr>
+            <w:t xml:space="preserve">n </w:t>
+          </w:r>
+        </w:hyperlink>
       </w:r>
       <w:r>
         <w:rPr>
@@ -1220,7 +1117,7 @@
           <w:sz w:val="24"/>
           <w:u w:val="single"/>
         </w:rPr>
-        <w:hyperlink r:id="rId17" w:history="1">
+        <w:hyperlink r:id="rId16" w:history="1">
           <w:r>
             <w:rPr>
               <w:rStyle w:val="Hyperlink"/>
@@ -1303,68 +1200,13 @@
       </w:r>
       <w:r>
         <w:rPr>
-          <w:u w:val="single" w:color="0000ff"/>
           <w:rFonts w:ascii="Charis SIL Regular" w:hAnsi="Charis SIL Regular" w:eastAsia="Charis SIL Regular"/>
           <w:b w:val="0"/>
           <w:i w:val="0"/>
           <w:color w:val="000000"/>
           <w:sz w:val="24"/>
         </w:rPr>
-        <w:hyperlink r:id="rId16" w:history="1">
-          <w:r>
-            <w:rPr>
-              <w:rStyle w:val="Hyperlink"/>
-            </w:rPr>
-            <w:t>r</w:t>
-          </w:r>
-        </w:hyperlink>
-      </w:r>
-      <w:r>
-        <w:rPr>
-          <w:u w:val="single" w:color="0000ff"/>
-          <w:rFonts w:ascii="Charis SIL Regular" w:hAnsi="Charis SIL Regular" w:eastAsia="Charis SIL Regular"/>
-          <w:b w:val="0"/>
-          <w:i w:val="0"/>
-          <w:color w:val="000000"/>
-          <w:sz w:val="24"/>
-        </w:rPr>
-        <w:hyperlink r:id="rId16" w:history="1">
-          <w:r>
-            <w:rPr>
-              <w:rStyle w:val="Hyperlink"/>
-            </w:rPr>
-            <w:t>oot aant</w:t>
-          </w:r>
-        </w:hyperlink>
-      </w:r>
-      <w:r>
-        <w:rPr>
-          <w:u w:val="single" w:color="0000ff"/>
-          <w:rFonts w:ascii="Charis SIL Regular" w:hAnsi="Charis SIL Regular" w:eastAsia="Charis SIL Regular"/>
-          <w:b w:val="0"/>
-          <w:i w:val="0"/>
-          <w:color w:val="000000"/>
-          <w:sz w:val="24"/>
-        </w:rPr>
-        <w:hyperlink r:id="rId16" w:history="1">
-          <w:r>
-            <w:rPr>
-              <w:rStyle w:val="Hyperlink"/>
-            </w:rPr>
-            <w:t xml:space="preserve">al Afrikaanse </w:t>
-          </w:r>
-        </w:hyperlink>
-      </w:r>
-      <w:r>
-        <w:rPr>
-          <w:u w:val="single" w:color="0000ff"/>
-          <w:rFonts w:ascii="Charis SIL Regular" w:hAnsi="Charis SIL Regular" w:eastAsia="Charis SIL Regular"/>
-          <w:b w:val="0"/>
-          <w:i w:val="0"/>
-          <w:color w:val="000000"/>
-          <w:sz w:val="24"/>
-        </w:rPr>
-        <w:t>v</w:t>
+        <w:t>root aantal Afrikaanse v</w:t>
       </w:r>
       <w:r>
         <w:rPr>

--- a/EXPORTS/DOCX/published/niveau2/Dutch/Trade.docx
+++ b/EXPORTS/DOCX/published/niveau2/Dutch/Trade.docx
@@ -400,7 +400,7 @@
           <w:sz w:val="24"/>
           <w:u w:val="single"/>
         </w:rPr>
-        <w:hyperlink r:id="rId10" w:history="1">
+        <w:hyperlink r:id="rId12" w:history="1">
           <w:r>
             <w:rPr>
               <w:rStyle w:val="Hyperlink"/>
@@ -429,7 +429,7 @@
           <w:sz w:val="24"/>
           <w:u w:val="single"/>
         </w:rPr>
-        <w:hyperlink r:id="rId10" w:history="1">
+        <w:hyperlink r:id="rId12" w:history="1">
           <w:r>
             <w:rPr>
               <w:rStyle w:val="Hyperlink"/>
@@ -522,7 +522,35 @@
           <w:color w:val="000000"/>
           <w:sz w:val="24"/>
         </w:rPr>
-        <w:t xml:space="preserve"> (1876-1961) en </w:t>
+        <w:t xml:space="preserve"> (1876-</w:t>
+      </w:r>
+      <w:r>
+        <w:rPr>
+          <w:u w:val="single" w:color="0000ff"/>
+          <w:rFonts w:ascii="Charis SIL Regular" w:hAnsi="Charis SIL Regular" w:eastAsia="Charis SIL Regular"/>
+          <w:b w:val="0"/>
+          <w:i w:val="0"/>
+          <w:color w:val="000000"/>
+          <w:sz w:val="24"/>
+        </w:rPr>
+        <w:hyperlink r:id="rId11" w:history="1">
+          <w:r>
+            <w:rPr>
+              <w:rStyle w:val="Hyperlink"/>
+            </w:rPr>
+            <w:t>1961) e</w:t>
+          </w:r>
+        </w:hyperlink>
+      </w:r>
+      <w:r>
+        <w:rPr>
+          <w:rFonts w:ascii="Charis SIL Regular" w:hAnsi="Charis SIL Regular" w:eastAsia="Charis SIL Regular"/>
+          <w:b w:val="0"/>
+          <w:i w:val="0"/>
+          <w:color w:val="000000"/>
+          <w:sz w:val="24"/>
+        </w:rPr>
+        <w:t xml:space="preserve">n </w:t>
       </w:r>
       <w:r>
         <w:rPr>
@@ -622,7 +650,24 @@
           <w:color w:val="000000"/>
           <w:sz w:val="24"/>
         </w:rPr>
-        <w:t>aren de winkels d</w:t>
+        <w:hyperlink r:id="rId12" w:history="1">
+          <w:r>
+            <w:rPr>
+              <w:rStyle w:val="Hyperlink"/>
+            </w:rPr>
+            <w:t xml:space="preserve">aren de </w:t>
+          </w:r>
+        </w:hyperlink>
+      </w:r>
+      <w:r>
+        <w:rPr>
+          <w:rFonts w:ascii="Charis SIL Regular" w:hAnsi="Charis SIL Regular" w:eastAsia="Charis SIL Regular"/>
+          <w:b w:val="0"/>
+          <w:i w:val="0"/>
+          <w:color w:val="000000"/>
+          <w:sz w:val="24"/>
+        </w:rPr>
+        <w:t>winkels d</w:t>
       </w:r>
       <w:r>
         <w:rPr>
@@ -810,7 +855,6 @@
       </w:r>
       <w:r>
         <w:rPr>
-          <w:u w:val="single" w:color="0000ff"/>
           <w:rFonts w:ascii="Charis SIL Regular" w:hAnsi="Charis SIL Regular" w:eastAsia="Charis SIL Regular"/>
           <w:b w:val="0"/>
           <w:i w:val="0"/>
@@ -1093,20 +1137,25 @@
       </w:r>
       <w:r>
         <w:rPr>
+          <w:u w:val="single" w:color="0000ff"/>
           <w:rFonts w:ascii="Charis SIL Regular" w:hAnsi="Charis SIL Regular" w:eastAsia="Charis SIL Regular"/>
           <w:b w:val="0"/>
           <w:i w:val="0"/>
           <w:color w:val="000000"/>
           <w:sz w:val="24"/>
         </w:rPr>
-        <w:hyperlink r:id="rId16" w:history="1">
-          <w:r>
-            <w:rPr>
-              <w:rStyle w:val="Hyperlink"/>
-            </w:rPr>
-            <w:t xml:space="preserve">n </w:t>
-          </w:r>
-        </w:hyperlink>
+        <w:t xml:space="preserve">n </w:t>
+      </w:r>
+      <w:r>
+        <w:rPr>
+          <w:rFonts w:ascii="Charis SIL Regular" w:hAnsi="Charis SIL Regular" w:eastAsia="Charis SIL Regular"/>
+          <w:b w:val="0"/>
+          <w:i w:val="0"/>
+          <w:color w:val="0000FF"/>
+          <w:sz w:val="24"/>
+          <w:u w:val="single"/>
+        </w:rPr>
+        <w:t>Centr</w:t>
       </w:r>
       <w:r>
         <w:rPr>
@@ -1118,24 +1167,6 @@
           <w:u w:val="single"/>
         </w:rPr>
         <w:hyperlink r:id="rId16" w:history="1">
-          <w:r>
-            <w:rPr>
-              <w:rStyle w:val="Hyperlink"/>
-            </w:rPr>
-            <w:t>Centr</w:t>
-          </w:r>
-        </w:hyperlink>
-      </w:r>
-      <w:r>
-        <w:rPr>
-          <w:rFonts w:ascii="Charis SIL Regular" w:hAnsi="Charis SIL Regular" w:eastAsia="Charis SIL Regular"/>
-          <w:b w:val="0"/>
-          <w:i w:val="0"/>
-          <w:color w:val="0000FF"/>
-          <w:sz w:val="24"/>
-          <w:u w:val="single"/>
-        </w:rPr>
-        <w:hyperlink r:id="rId17" w:history="1">
           <w:r>
             <w:rPr>
               <w:rStyle w:val="Hyperlink"/>
@@ -1171,7 +1202,7 @@
           <w:sz w:val="24"/>
           <w:u w:val="single"/>
         </w:rPr>
-        <w:hyperlink r:id="rId16" w:history="1">
+        <w:hyperlink r:id="rId17" w:history="1">
           <w:r>
             <w:rPr>
               <w:rStyle w:val="Hyperlink"/>
@@ -1200,6 +1231,7 @@
       </w:r>
       <w:r>
         <w:rPr>
+          <w:u w:val="single" w:color="0000ff"/>
           <w:rFonts w:ascii="Charis SIL Regular" w:hAnsi="Charis SIL Regular" w:eastAsia="Charis SIL Regular"/>
           <w:b w:val="0"/>
           <w:i w:val="0"/>

--- a/EXPORTS/DOCX/published/niveau2/Dutch/Trade.docx
+++ b/EXPORTS/DOCX/published/niveau2/Dutch/Trade.docx
@@ -371,7 +371,71 @@
           <w:color w:val="000000"/>
           <w:sz w:val="24"/>
         </w:rPr>
-        <w:t xml:space="preserve">Amsterdamse veilinghuizen </w:t>
+        <w:t>Amster</w:t>
+      </w:r>
+      <w:r>
+        <w:rPr>
+          <w:u w:val="single" w:color="0000ff"/>
+          <w:rFonts w:ascii="Charis SIL Regular" w:hAnsi="Charis SIL Regular" w:eastAsia="Charis SIL Regular"/>
+          <w:b w:val="0"/>
+          <w:i w:val="0"/>
+          <w:color w:val="000000"/>
+          <w:sz w:val="24"/>
+        </w:rPr>
+        <w:hyperlink r:id="rId9" w:history="1">
+          <w:r>
+            <w:rPr>
+              <w:rStyle w:val="Hyperlink"/>
+            </w:rPr>
+            <w:t>dam</w:t>
+          </w:r>
+        </w:hyperlink>
+      </w:r>
+      <w:r>
+        <w:rPr>
+          <w:u w:val="single" w:color="0000ff"/>
+          <w:rFonts w:ascii="Charis SIL Regular" w:hAnsi="Charis SIL Regular" w:eastAsia="Charis SIL Regular"/>
+          <w:b w:val="0"/>
+          <w:i w:val="0"/>
+          <w:color w:val="000000"/>
+          <w:sz w:val="24"/>
+        </w:rPr>
+        <w:hyperlink r:id="rId9" w:history="1">
+          <w:r>
+            <w:rPr>
+              <w:rStyle w:val="Hyperlink"/>
+            </w:rPr>
+            <w:t>s</w:t>
+          </w:r>
+        </w:hyperlink>
+      </w:r>
+      <w:r>
+        <w:rPr>
+          <w:u w:val="single" w:color="0000ff"/>
+          <w:rFonts w:ascii="Charis SIL Regular" w:hAnsi="Charis SIL Regular" w:eastAsia="Charis SIL Regular"/>
+          <w:b w:val="0"/>
+          <w:i w:val="0"/>
+          <w:color w:val="000000"/>
+          <w:sz w:val="24"/>
+        </w:rPr>
+        <w:hyperlink r:id="rId9" w:history="1">
+          <w:r>
+            <w:rPr>
+              <w:rStyle w:val="Hyperlink"/>
+            </w:rPr>
+            <w:t>e ve</w:t>
+          </w:r>
+        </w:hyperlink>
+      </w:r>
+      <w:r>
+        <w:rPr>
+          <w:rFonts w:ascii="Charis SIL Regular" w:hAnsi="Charis SIL Regular" w:eastAsia="Charis SIL Regular"/>
+          <w:b w:val="0"/>
+          <w:i w:val="0"/>
+          <w:color w:val="000000"/>
+          <w:sz w:val="24"/>
+        </w:rPr>
+        <w:t xml:space="preserve">ilinghuizen </w:t>
       </w:r>
       <w:r>
         <w:rPr>
@@ -639,39 +703,10 @@
           <w:color w:val="000000"/>
           <w:sz w:val="24"/>
         </w:rPr>
-        <w:t>(1918-1974). In Den Haag w</w:t>
+        <w:t>(1918-1974). In Den Haag waren de winkels d</w:t>
       </w:r>
       <w:r>
         <w:rPr>
-          <w:u w:val="single" w:color="0000ff"/>
-          <w:rFonts w:ascii="Charis SIL Regular" w:hAnsi="Charis SIL Regular" w:eastAsia="Charis SIL Regular"/>
-          <w:b w:val="0"/>
-          <w:i w:val="0"/>
-          <w:color w:val="000000"/>
-          <w:sz w:val="24"/>
-        </w:rPr>
-        <w:hyperlink r:id="rId12" w:history="1">
-          <w:r>
-            <w:rPr>
-              <w:rStyle w:val="Hyperlink"/>
-            </w:rPr>
-            <w:t xml:space="preserve">aren de </w:t>
-          </w:r>
-        </w:hyperlink>
-      </w:r>
-      <w:r>
-        <w:rPr>
-          <w:rFonts w:ascii="Charis SIL Regular" w:hAnsi="Charis SIL Regular" w:eastAsia="Charis SIL Regular"/>
-          <w:b w:val="0"/>
-          <w:i w:val="0"/>
-          <w:color w:val="000000"/>
-          <w:sz w:val="24"/>
-        </w:rPr>
-        <w:t>winkels d</w:t>
-      </w:r>
-      <w:r>
-        <w:rPr>
-          <w:u w:val="single" w:color="0000ff"/>
           <w:rFonts w:ascii="Charis SIL Regular" w:hAnsi="Charis SIL Regular" w:eastAsia="Charis SIL Regular"/>
           <w:b w:val="0"/>
           <w:i w:val="0"/>
@@ -743,14 +778,7 @@
           <w:sz w:val="24"/>
           <w:u w:val="single"/>
         </w:rPr>
-        <w:hyperlink r:id="rId14" w:history="1">
-          <w:r>
-            <w:rPr>
-              <w:rStyle w:val="Hyperlink"/>
-            </w:rPr>
-            <w:t>Koninklijke</w:t>
-          </w:r>
-        </w:hyperlink>
+        <w:t>Koninklijke</w:t>
       </w:r>
       <w:r>
         <w:rPr>
@@ -772,7 +800,7 @@
           <w:sz w:val="24"/>
           <w:u w:val="single"/>
         </w:rPr>
-        <w:hyperlink r:id="rId13" w:history="1">
+        <w:hyperlink r:id="rId14" w:history="1">
           <w:r>
             <w:rPr>
               <w:rStyle w:val="Hyperlink"/>
@@ -790,7 +818,7 @@
           <w:sz w:val="24"/>
           <w:u w:val="single"/>
         </w:rPr>
-        <w:hyperlink r:id="rId13" w:history="1">
+        <w:hyperlink r:id="rId14" w:history="1">
           <w:r>
             <w:rPr>
               <w:rStyle w:val="Hyperlink"/>
@@ -808,7 +836,7 @@
           <w:sz w:val="24"/>
           <w:u w:val="single"/>
         </w:rPr>
-        <w:hyperlink r:id="rId13" w:history="1">
+        <w:hyperlink r:id="rId14" w:history="1">
           <w:r>
             <w:rPr>
               <w:rStyle w:val="Hyperlink"/>
@@ -819,49 +847,13 @@
       </w:r>
       <w:r>
         <w:rPr>
-          <w:u w:val="single" w:color="0000ff"/>
           <w:rFonts w:ascii="Charis SIL Regular" w:hAnsi="Charis SIL Regular" w:eastAsia="Charis SIL Regular"/>
           <w:b w:val="0"/>
           <w:i w:val="0"/>
           <w:color w:val="000000"/>
           <w:sz w:val="24"/>
         </w:rPr>
-        <w:hyperlink r:id="rId13" w:history="1">
-          <w:r>
-            <w:rPr>
-              <w:rStyle w:val="Hyperlink"/>
-            </w:rPr>
-            <w:t xml:space="preserve"> e</w:t>
-          </w:r>
-        </w:hyperlink>
-      </w:r>
-      <w:r>
-        <w:rPr>
-          <w:u w:val="single" w:color="0000ff"/>
-          <w:rFonts w:ascii="Charis SIL Regular" w:hAnsi="Charis SIL Regular" w:eastAsia="Charis SIL Regular"/>
-          <w:b w:val="0"/>
-          <w:i w:val="0"/>
-          <w:color w:val="000000"/>
-          <w:sz w:val="24"/>
-        </w:rPr>
-        <w:hyperlink r:id="rId13" w:history="1">
-          <w:r>
-            <w:rPr>
-              <w:rStyle w:val="Hyperlink"/>
-            </w:rPr>
-            <w:t>n</w:t>
-          </w:r>
-        </w:hyperlink>
-      </w:r>
-      <w:r>
-        <w:rPr>
-          <w:rFonts w:ascii="Charis SIL Regular" w:hAnsi="Charis SIL Regular" w:eastAsia="Charis SIL Regular"/>
-          <w:b w:val="0"/>
-          <w:i w:val="0"/>
-          <w:color w:val="000000"/>
-          <w:sz w:val="24"/>
-        </w:rPr>
-        <w:t xml:space="preserve"> </w:t>
+        <w:t xml:space="preserve"> en </w:t>
       </w:r>
       <w:r>
         <w:rPr>
@@ -1144,7 +1136,14 @@
           <w:color w:val="000000"/>
           <w:sz w:val="24"/>
         </w:rPr>
-        <w:t xml:space="preserve">n </w:t>
+        <w:hyperlink r:id="rId16" w:history="1">
+          <w:r>
+            <w:rPr>
+              <w:rStyle w:val="Hyperlink"/>
+            </w:rPr>
+            <w:t xml:space="preserve">n </w:t>
+          </w:r>
+        </w:hyperlink>
       </w:r>
       <w:r>
         <w:rPr>
@@ -1155,7 +1154,14 @@
           <w:sz w:val="24"/>
           <w:u w:val="single"/>
         </w:rPr>
-        <w:t>Centr</w:t>
+        <w:hyperlink r:id="rId16" w:history="1">
+          <w:r>
+            <w:rPr>
+              <w:rStyle w:val="Hyperlink"/>
+            </w:rPr>
+            <w:t>Centr</w:t>
+          </w:r>
+        </w:hyperlink>
       </w:r>
       <w:r>
         <w:rPr>
@@ -1202,7 +1208,7 @@
           <w:sz w:val="24"/>
           <w:u w:val="single"/>
         </w:rPr>
-        <w:hyperlink r:id="rId17" w:history="1">
+        <w:hyperlink r:id="rId16" w:history="1">
           <w:r>
             <w:rPr>
               <w:rStyle w:val="Hyperlink"/>
@@ -1238,7 +1244,14 @@
           <w:color w:val="000000"/>
           <w:sz w:val="24"/>
         </w:rPr>
-        <w:t>root aantal Afrikaanse v</w:t>
+        <w:hyperlink r:id="rId16" w:history="1">
+          <w:r>
+            <w:rPr>
+              <w:rStyle w:val="Hyperlink"/>
+            </w:rPr>
+            <w:t>r</w:t>
+          </w:r>
+        </w:hyperlink>
       </w:r>
       <w:r>
         <w:rPr>
@@ -1254,7 +1267,7 @@
             <w:rPr>
               <w:rStyle w:val="Hyperlink"/>
             </w:rPr>
-            <w:t>oorw</w:t>
+            <w:t>oot aant</w:t>
           </w:r>
         </w:hyperlink>
       </w:r>
@@ -1266,7 +1279,7 @@
           <w:color w:val="000000"/>
           <w:sz w:val="24"/>
         </w:rPr>
-        <w:t xml:space="preserve">erpen, vooral uit </w:t>
+        <w:t xml:space="preserve">al Afrikaanse voorwerpen, vooral uit </w:t>
       </w:r>
       <w:r>
         <w:rPr>

--- a/EXPORTS/DOCX/published/niveau2/Dutch/Trade.docx
+++ b/EXPORTS/DOCX/published/niveau2/Dutch/Trade.docx
@@ -371,71 +371,7 @@
           <w:color w:val="000000"/>
           <w:sz w:val="24"/>
         </w:rPr>
-        <w:t>Amster</w:t>
-      </w:r>
-      <w:r>
-        <w:rPr>
-          <w:u w:val="single" w:color="0000ff"/>
-          <w:rFonts w:ascii="Charis SIL Regular" w:hAnsi="Charis SIL Regular" w:eastAsia="Charis SIL Regular"/>
-          <w:b w:val="0"/>
-          <w:i w:val="0"/>
-          <w:color w:val="000000"/>
-          <w:sz w:val="24"/>
-        </w:rPr>
-        <w:hyperlink r:id="rId9" w:history="1">
-          <w:r>
-            <w:rPr>
-              <w:rStyle w:val="Hyperlink"/>
-            </w:rPr>
-            <w:t>dam</w:t>
-          </w:r>
-        </w:hyperlink>
-      </w:r>
-      <w:r>
-        <w:rPr>
-          <w:u w:val="single" w:color="0000ff"/>
-          <w:rFonts w:ascii="Charis SIL Regular" w:hAnsi="Charis SIL Regular" w:eastAsia="Charis SIL Regular"/>
-          <w:b w:val="0"/>
-          <w:i w:val="0"/>
-          <w:color w:val="000000"/>
-          <w:sz w:val="24"/>
-        </w:rPr>
-        <w:hyperlink r:id="rId9" w:history="1">
-          <w:r>
-            <w:rPr>
-              <w:rStyle w:val="Hyperlink"/>
-            </w:rPr>
-            <w:t>s</w:t>
-          </w:r>
-        </w:hyperlink>
-      </w:r>
-      <w:r>
-        <w:rPr>
-          <w:u w:val="single" w:color="0000ff"/>
-          <w:rFonts w:ascii="Charis SIL Regular" w:hAnsi="Charis SIL Regular" w:eastAsia="Charis SIL Regular"/>
-          <w:b w:val="0"/>
-          <w:i w:val="0"/>
-          <w:color w:val="000000"/>
-          <w:sz w:val="24"/>
-        </w:rPr>
-        <w:hyperlink r:id="rId9" w:history="1">
-          <w:r>
-            <w:rPr>
-              <w:rStyle w:val="Hyperlink"/>
-            </w:rPr>
-            <w:t>e ve</w:t>
-          </w:r>
-        </w:hyperlink>
-      </w:r>
-      <w:r>
-        <w:rPr>
-          <w:rFonts w:ascii="Charis SIL Regular" w:hAnsi="Charis SIL Regular" w:eastAsia="Charis SIL Regular"/>
-          <w:b w:val="0"/>
-          <w:i w:val="0"/>
-          <w:color w:val="000000"/>
-          <w:sz w:val="24"/>
-        </w:rPr>
-        <w:t xml:space="preserve">ilinghuizen </w:t>
+        <w:t xml:space="preserve">Amsterdamse veilinghuizen </w:t>
       </w:r>
       <w:r>
         <w:rPr>
@@ -586,35 +522,7 @@
           <w:color w:val="000000"/>
           <w:sz w:val="24"/>
         </w:rPr>
-        <w:t xml:space="preserve"> (1876-</w:t>
-      </w:r>
-      <w:r>
-        <w:rPr>
-          <w:u w:val="single" w:color="0000ff"/>
-          <w:rFonts w:ascii="Charis SIL Regular" w:hAnsi="Charis SIL Regular" w:eastAsia="Charis SIL Regular"/>
-          <w:b w:val="0"/>
-          <w:i w:val="0"/>
-          <w:color w:val="000000"/>
-          <w:sz w:val="24"/>
-        </w:rPr>
-        <w:hyperlink r:id="rId11" w:history="1">
-          <w:r>
-            <w:rPr>
-              <w:rStyle w:val="Hyperlink"/>
-            </w:rPr>
-            <w:t>1961) e</w:t>
-          </w:r>
-        </w:hyperlink>
-      </w:r>
-      <w:r>
-        <w:rPr>
-          <w:rFonts w:ascii="Charis SIL Regular" w:hAnsi="Charis SIL Regular" w:eastAsia="Charis SIL Regular"/>
-          <w:b w:val="0"/>
-          <w:i w:val="0"/>
-          <w:color w:val="000000"/>
-          <w:sz w:val="24"/>
-        </w:rPr>
-        <w:t xml:space="preserve">n </w:t>
+        <w:t xml:space="preserve"> (1876-1961) en </w:t>
       </w:r>
       <w:r>
         <w:rPr>
@@ -703,10 +611,83 @@
           <w:color w:val="000000"/>
           <w:sz w:val="24"/>
         </w:rPr>
-        <w:t>(1918-1974). In Den Haag waren de winkels d</w:t>
+        <w:t>(1918-1974). In Den Haag w</w:t>
       </w:r>
       <w:r>
         <w:rPr>
+          <w:u w:val="single" w:color="0000ff"/>
+          <w:rFonts w:ascii="Charis SIL Regular" w:hAnsi="Charis SIL Regular" w:eastAsia="Charis SIL Regular"/>
+          <w:b w:val="0"/>
+          <w:i w:val="0"/>
+          <w:color w:val="000000"/>
+          <w:sz w:val="24"/>
+        </w:rPr>
+        <w:hyperlink r:id="rId12" w:history="1">
+          <w:r>
+            <w:rPr>
+              <w:rStyle w:val="Hyperlink"/>
+            </w:rPr>
+            <w:t xml:space="preserve">aren de </w:t>
+          </w:r>
+        </w:hyperlink>
+      </w:r>
+      <w:r>
+        <w:rPr>
+          <w:u w:val="single" w:color="0000ff"/>
+          <w:rFonts w:ascii="Charis SIL Regular" w:hAnsi="Charis SIL Regular" w:eastAsia="Charis SIL Regular"/>
+          <w:b w:val="0"/>
+          <w:i w:val="0"/>
+          <w:color w:val="000000"/>
+          <w:sz w:val="24"/>
+        </w:rPr>
+        <w:hyperlink r:id="rId12" w:history="1">
+          <w:r>
+            <w:rPr>
+              <w:rStyle w:val="Hyperlink"/>
+            </w:rPr>
+            <w:t>winkel</w:t>
+          </w:r>
+        </w:hyperlink>
+      </w:r>
+      <w:r>
+        <w:rPr>
+          <w:u w:val="single" w:color="0000ff"/>
+          <w:rFonts w:ascii="Charis SIL Regular" w:hAnsi="Charis SIL Regular" w:eastAsia="Charis SIL Regular"/>
+          <w:b w:val="0"/>
+          <w:i w:val="0"/>
+          <w:color w:val="000000"/>
+          <w:sz w:val="24"/>
+        </w:rPr>
+        <w:hyperlink r:id="rId12" w:history="1">
+          <w:r>
+            <w:rPr>
+              <w:rStyle w:val="Hyperlink"/>
+            </w:rPr>
+            <w:t>s</w:t>
+          </w:r>
+        </w:hyperlink>
+      </w:r>
+      <w:r>
+        <w:rPr>
+          <w:u w:val="single" w:color="0000ff"/>
+          <w:rFonts w:ascii="Charis SIL Regular" w:hAnsi="Charis SIL Regular" w:eastAsia="Charis SIL Regular"/>
+          <w:b w:val="0"/>
+          <w:i w:val="0"/>
+          <w:color w:val="000000"/>
+          <w:sz w:val="24"/>
+        </w:rPr>
+        <w:hyperlink r:id="rId12" w:history="1">
+          <w:r>
+            <w:rPr>
+              <w:rStyle w:val="Hyperlink"/>
+            </w:rPr>
+            <w:t xml:space="preserve"> d</w:t>
+          </w:r>
+        </w:hyperlink>
+      </w:r>
+      <w:r>
+        <w:rPr>
+          <w:u w:val="single" w:color="0000ff"/>
           <w:rFonts w:ascii="Charis SIL Regular" w:hAnsi="Charis SIL Regular" w:eastAsia="Charis SIL Regular"/>
           <w:b w:val="0"/>
           <w:i w:val="0"/>
@@ -776,9 +757,15 @@
           <w:i w:val="0"/>
           <w:color w:val="0000FF"/>
           <w:sz w:val="24"/>
-          <w:u w:val="single"/>
         </w:rPr>
-        <w:t>Koninklijke</w:t>
+        <w:hyperlink r:id="rId14" w:history="1">
+          <w:r>
+            <w:rPr>
+              <w:rStyle w:val="Hyperlink"/>
+            </w:rPr>
+            <w:t>Koninklijke</w:t>
+          </w:r>
+        </w:hyperlink>
       </w:r>
       <w:r>
         <w:rPr>
@@ -847,6 +834,7 @@
       </w:r>
       <w:r>
         <w:rPr>
+          <w:u w:val="single" w:color="0000ff"/>
           <w:rFonts w:ascii="Charis SIL Regular" w:hAnsi="Charis SIL Regular" w:eastAsia="Charis SIL Regular"/>
           <w:b w:val="0"/>
           <w:i w:val="0"/>
@@ -1129,7 +1117,6 @@
       </w:r>
       <w:r>
         <w:rPr>
-          <w:u w:val="single" w:color="0000ff"/>
           <w:rFonts w:ascii="Charis SIL Regular" w:hAnsi="Charis SIL Regular" w:eastAsia="Charis SIL Regular"/>
           <w:b w:val="0"/>
           <w:i w:val="0"/>
@@ -3913,7 +3900,7 @@
           <w:sz w:val="24"/>
           <w:u w:val="single"/>
         </w:rPr>
-        <w:hyperlink r:id="rId27" w:history="1">
+        <w:hyperlink r:id="rId28" w:history="1">
           <w:r>
             <w:rPr>
               <w:rStyle w:val="Hyperlink"/>

--- a/EXPORTS/DOCX/published/niveau2/Dutch/Trade.docx
+++ b/EXPORTS/DOCX/published/niveau2/Dutch/Trade.docx
@@ -371,7 +371,71 @@
           <w:color w:val="000000"/>
           <w:sz w:val="24"/>
         </w:rPr>
-        <w:t xml:space="preserve">Amsterdamse veilinghuizen </w:t>
+        <w:t>Amster</w:t>
+      </w:r>
+      <w:r>
+        <w:rPr>
+          <w:u w:val="single" w:color="0000ff"/>
+          <w:rFonts w:ascii="Charis SIL Regular" w:hAnsi="Charis SIL Regular" w:eastAsia="Charis SIL Regular"/>
+          <w:b w:val="0"/>
+          <w:i w:val="0"/>
+          <w:color w:val="000000"/>
+          <w:sz w:val="24"/>
+        </w:rPr>
+        <w:hyperlink r:id="rId9" w:history="1">
+          <w:r>
+            <w:rPr>
+              <w:rStyle w:val="Hyperlink"/>
+            </w:rPr>
+            <w:t>dam</w:t>
+          </w:r>
+        </w:hyperlink>
+      </w:r>
+      <w:r>
+        <w:rPr>
+          <w:u w:val="single" w:color="0000ff"/>
+          <w:rFonts w:ascii="Charis SIL Regular" w:hAnsi="Charis SIL Regular" w:eastAsia="Charis SIL Regular"/>
+          <w:b w:val="0"/>
+          <w:i w:val="0"/>
+          <w:color w:val="000000"/>
+          <w:sz w:val="24"/>
+        </w:rPr>
+        <w:hyperlink r:id="rId9" w:history="1">
+          <w:r>
+            <w:rPr>
+              <w:rStyle w:val="Hyperlink"/>
+            </w:rPr>
+            <w:t>s</w:t>
+          </w:r>
+        </w:hyperlink>
+      </w:r>
+      <w:r>
+        <w:rPr>
+          <w:u w:val="single" w:color="0000ff"/>
+          <w:rFonts w:ascii="Charis SIL Regular" w:hAnsi="Charis SIL Regular" w:eastAsia="Charis SIL Regular"/>
+          <w:b w:val="0"/>
+          <w:i w:val="0"/>
+          <w:color w:val="000000"/>
+          <w:sz w:val="24"/>
+        </w:rPr>
+        <w:hyperlink r:id="rId9" w:history="1">
+          <w:r>
+            <w:rPr>
+              <w:rStyle w:val="Hyperlink"/>
+            </w:rPr>
+            <w:t>e ve</w:t>
+          </w:r>
+        </w:hyperlink>
+      </w:r>
+      <w:r>
+        <w:rPr>
+          <w:rFonts w:ascii="Charis SIL Regular" w:hAnsi="Charis SIL Regular" w:eastAsia="Charis SIL Regular"/>
+          <w:b w:val="0"/>
+          <w:i w:val="0"/>
+          <w:color w:val="000000"/>
+          <w:sz w:val="24"/>
+        </w:rPr>
+        <w:t xml:space="preserve">ilinghuizen </w:t>
       </w:r>
       <w:r>
         <w:rPr>
@@ -380,7 +444,6 @@
           <w:i w:val="0"/>
           <w:color w:val="0000FF"/>
           <w:sz w:val="24"/>
-          <w:u w:val="single"/>
         </w:rPr>
         <w:hyperlink r:id="rId12" w:history="1">
           <w:r>
@@ -400,7 +463,7 @@
           <w:sz w:val="24"/>
           <w:u w:val="single"/>
         </w:rPr>
-        <w:hyperlink r:id="rId12" w:history="1">
+        <w:hyperlink r:id="rId10" w:history="1">
           <w:r>
             <w:rPr>
               <w:rStyle w:val="Hyperlink"/>
@@ -429,7 +492,7 @@
           <w:sz w:val="24"/>
           <w:u w:val="single"/>
         </w:rPr>
-        <w:hyperlink r:id="rId12" w:history="1">
+        <w:hyperlink r:id="rId10" w:history="1">
           <w:r>
             <w:rPr>
               <w:rStyle w:val="Hyperlink"/>
@@ -522,7 +585,35 @@
           <w:color w:val="000000"/>
           <w:sz w:val="24"/>
         </w:rPr>
-        <w:t xml:space="preserve"> (1876-1961) en </w:t>
+        <w:t xml:space="preserve"> (1876-</w:t>
+      </w:r>
+      <w:r>
+        <w:rPr>
+          <w:u w:val="single" w:color="0000ff"/>
+          <w:rFonts w:ascii="Charis SIL Regular" w:hAnsi="Charis SIL Regular" w:eastAsia="Charis SIL Regular"/>
+          <w:b w:val="0"/>
+          <w:i w:val="0"/>
+          <w:color w:val="000000"/>
+          <w:sz w:val="24"/>
+        </w:rPr>
+        <w:hyperlink r:id="rId11" w:history="1">
+          <w:r>
+            <w:rPr>
+              <w:rStyle w:val="Hyperlink"/>
+            </w:rPr>
+            <w:t>1961) e</w:t>
+          </w:r>
+        </w:hyperlink>
+      </w:r>
+      <w:r>
+        <w:rPr>
+          <w:rFonts w:ascii="Charis SIL Regular" w:hAnsi="Charis SIL Regular" w:eastAsia="Charis SIL Regular"/>
+          <w:b w:val="0"/>
+          <w:i w:val="0"/>
+          <w:color w:val="000000"/>
+          <w:sz w:val="24"/>
+        </w:rPr>
+        <w:t xml:space="preserve">n </w:t>
       </w:r>
       <w:r>
         <w:rPr>
@@ -687,7 +778,6 @@
       </w:r>
       <w:r>
         <w:rPr>
-          <w:u w:val="single" w:color="0000ff"/>
           <w:rFonts w:ascii="Charis SIL Regular" w:hAnsi="Charis SIL Regular" w:eastAsia="Charis SIL Regular"/>
           <w:b w:val="0"/>
           <w:i w:val="0"/>
@@ -757,6 +847,7 @@
           <w:i w:val="0"/>
           <w:color w:val="0000FF"/>
           <w:sz w:val="24"/>
+          <w:u w:val="single"/>
         </w:rPr>
         <w:hyperlink r:id="rId14" w:history="1">
           <w:r>
@@ -787,7 +878,7 @@
           <w:sz w:val="24"/>
           <w:u w:val="single"/>
         </w:rPr>
-        <w:hyperlink r:id="rId14" w:history="1">
+        <w:hyperlink r:id="rId13" w:history="1">
           <w:r>
             <w:rPr>
               <w:rStyle w:val="Hyperlink"/>
@@ -805,7 +896,7 @@
           <w:sz w:val="24"/>
           <w:u w:val="single"/>
         </w:rPr>
-        <w:hyperlink r:id="rId14" w:history="1">
+        <w:hyperlink r:id="rId13" w:history="1">
           <w:r>
             <w:rPr>
               <w:rStyle w:val="Hyperlink"/>
@@ -823,7 +914,7 @@
           <w:sz w:val="24"/>
           <w:u w:val="single"/>
         </w:rPr>
-        <w:hyperlink r:id="rId14" w:history="1">
+        <w:hyperlink r:id="rId13" w:history="1">
           <w:r>
             <w:rPr>
               <w:rStyle w:val="Hyperlink"/>
@@ -834,7 +925,6 @@
       </w:r>
       <w:r>
         <w:rPr>
-          <w:u w:val="single" w:color="0000ff"/>
           <w:rFonts w:ascii="Charis SIL Regular" w:hAnsi="Charis SIL Regular" w:eastAsia="Charis SIL Regular"/>
           <w:b w:val="0"/>
           <w:i w:val="0"/>
@@ -852,7 +942,7 @@
           <w:sz w:val="24"/>
           <w:u w:val="single"/>
         </w:rPr>
-        <w:hyperlink r:id="rId15" w:history="1">
+        <w:hyperlink r:id="rId13" w:history="1">
           <w:r>
             <w:rPr>
               <w:rStyle w:val="Hyperlink"/>
@@ -1117,6 +1207,7 @@
       </w:r>
       <w:r>
         <w:rPr>
+          <w:u w:val="single" w:color="0000ff"/>
           <w:rFonts w:ascii="Charis SIL Regular" w:hAnsi="Charis SIL Regular" w:eastAsia="Charis SIL Regular"/>
           <w:b w:val="0"/>
           <w:i w:val="0"/>
@@ -1224,49 +1315,13 @@
       </w:r>
       <w:r>
         <w:rPr>
-          <w:u w:val="single" w:color="0000ff"/>
           <w:rFonts w:ascii="Charis SIL Regular" w:hAnsi="Charis SIL Regular" w:eastAsia="Charis SIL Regular"/>
           <w:b w:val="0"/>
           <w:i w:val="0"/>
           <w:color w:val="000000"/>
           <w:sz w:val="24"/>
         </w:rPr>
-        <w:hyperlink r:id="rId16" w:history="1">
-          <w:r>
-            <w:rPr>
-              <w:rStyle w:val="Hyperlink"/>
-            </w:rPr>
-            <w:t>r</w:t>
-          </w:r>
-        </w:hyperlink>
-      </w:r>
-      <w:r>
-        <w:rPr>
-          <w:u w:val="single" w:color="0000ff"/>
-          <w:rFonts w:ascii="Charis SIL Regular" w:hAnsi="Charis SIL Regular" w:eastAsia="Charis SIL Regular"/>
-          <w:b w:val="0"/>
-          <w:i w:val="0"/>
-          <w:color w:val="000000"/>
-          <w:sz w:val="24"/>
-        </w:rPr>
-        <w:hyperlink r:id="rId16" w:history="1">
-          <w:r>
-            <w:rPr>
-              <w:rStyle w:val="Hyperlink"/>
-            </w:rPr>
-            <w:t>oot aant</w:t>
-          </w:r>
-        </w:hyperlink>
-      </w:r>
-      <w:r>
-        <w:rPr>
-          <w:rFonts w:ascii="Charis SIL Regular" w:hAnsi="Charis SIL Regular" w:eastAsia="Charis SIL Regular"/>
-          <w:b w:val="0"/>
-          <w:i w:val="0"/>
-          <w:color w:val="000000"/>
-          <w:sz w:val="24"/>
-        </w:rPr>
-        <w:t xml:space="preserve">al Afrikaanse voorwerpen, vooral uit </w:t>
+        <w:t xml:space="preserve">root aantal Afrikaanse voorwerpen, vooral uit </w:t>
       </w:r>
       <w:r>
         <w:rPr>
@@ -3900,7 +3955,7 @@
           <w:sz w:val="24"/>
           <w:u w:val="single"/>
         </w:rPr>
-        <w:hyperlink r:id="rId28" w:history="1">
+        <w:hyperlink r:id="rId27" w:history="1">
           <w:r>
             <w:rPr>
               <w:rStyle w:val="Hyperlink"/>

--- a/EXPORTS/DOCX/published/niveau2/Dutch/Trade.docx
+++ b/EXPORTS/DOCX/published/niveau2/Dutch/Trade.docx
@@ -463,7 +463,7 @@
           <w:sz w:val="24"/>
           <w:u w:val="single"/>
         </w:rPr>
-        <w:hyperlink r:id="rId10" w:history="1">
+        <w:hyperlink r:id="rId12" w:history="1">
           <w:r>
             <w:rPr>
               <w:rStyle w:val="Hyperlink"/>
@@ -942,7 +942,7 @@
           <w:sz w:val="24"/>
           <w:u w:val="single"/>
         </w:rPr>
-        <w:hyperlink r:id="rId13" w:history="1">
+        <w:hyperlink r:id="rId15" w:history="1">
           <w:r>
             <w:rPr>
               <w:rStyle w:val="Hyperlink"/>
@@ -1203,25 +1203,7 @@
           <w:color w:val="000000"/>
           <w:sz w:val="24"/>
         </w:rPr>
-        <w:t xml:space="preserve"> (NAHV, 1880-1982) die handel dreef i</w:t>
-      </w:r>
-      <w:r>
-        <w:rPr>
-          <w:u w:val="single" w:color="0000ff"/>
-          <w:rFonts w:ascii="Charis SIL Regular" w:hAnsi="Charis SIL Regular" w:eastAsia="Charis SIL Regular"/>
-          <w:b w:val="0"/>
-          <w:i w:val="0"/>
-          <w:color w:val="000000"/>
-          <w:sz w:val="24"/>
-        </w:rPr>
-        <w:hyperlink r:id="rId16" w:history="1">
-          <w:r>
-            <w:rPr>
-              <w:rStyle w:val="Hyperlink"/>
-            </w:rPr>
-            <w:t xml:space="preserve">n </w:t>
-          </w:r>
-        </w:hyperlink>
+        <w:t xml:space="preserve"> (NAHV, 1880-1982) die handel dreef in </w:t>
       </w:r>
       <w:r>
         <w:rPr>
@@ -1232,7 +1214,7 @@
           <w:sz w:val="24"/>
           <w:u w:val="single"/>
         </w:rPr>
-        <w:hyperlink r:id="rId16" w:history="1">
+        <w:hyperlink r:id="rId17" w:history="1">
           <w:r>
             <w:rPr>
               <w:rStyle w:val="Hyperlink"/>
@@ -1250,7 +1232,7 @@
           <w:sz w:val="24"/>
           <w:u w:val="single"/>
         </w:rPr>
-        <w:hyperlink r:id="rId16" w:history="1">
+        <w:hyperlink r:id="rId17" w:history="1">
           <w:r>
             <w:rPr>
               <w:rStyle w:val="Hyperlink"/>
@@ -1315,13 +1297,77 @@
       </w:r>
       <w:r>
         <w:rPr>
+          <w:u w:val="single" w:color="0000ff"/>
           <w:rFonts w:ascii="Charis SIL Regular" w:hAnsi="Charis SIL Regular" w:eastAsia="Charis SIL Regular"/>
           <w:b w:val="0"/>
           <w:i w:val="0"/>
           <w:color w:val="000000"/>
           <w:sz w:val="24"/>
         </w:rPr>
-        <w:t xml:space="preserve">root aantal Afrikaanse voorwerpen, vooral uit </w:t>
+        <w:hyperlink r:id="rId16" w:history="1">
+          <w:r>
+            <w:rPr>
+              <w:rStyle w:val="Hyperlink"/>
+            </w:rPr>
+            <w:t>r</w:t>
+          </w:r>
+        </w:hyperlink>
+      </w:r>
+      <w:r>
+        <w:rPr>
+          <w:u w:val="single" w:color="0000ff"/>
+          <w:rFonts w:ascii="Charis SIL Regular" w:hAnsi="Charis SIL Regular" w:eastAsia="Charis SIL Regular"/>
+          <w:b w:val="0"/>
+          <w:i w:val="0"/>
+          <w:color w:val="000000"/>
+          <w:sz w:val="24"/>
+        </w:rPr>
+        <w:hyperlink r:id="rId16" w:history="1">
+          <w:r>
+            <w:rPr>
+              <w:rStyle w:val="Hyperlink"/>
+            </w:rPr>
+            <w:t>oot aant</w:t>
+          </w:r>
+        </w:hyperlink>
+      </w:r>
+      <w:r>
+        <w:rPr>
+          <w:rFonts w:ascii="Charis SIL Regular" w:hAnsi="Charis SIL Regular" w:eastAsia="Charis SIL Regular"/>
+          <w:b w:val="0"/>
+          <w:i w:val="0"/>
+          <w:color w:val="000000"/>
+          <w:sz w:val="24"/>
+        </w:rPr>
+        <w:t>al Afrikaanse v</w:t>
+      </w:r>
+      <w:r>
+        <w:rPr>
+          <w:u w:val="single" w:color="0000ff"/>
+          <w:rFonts w:ascii="Charis SIL Regular" w:hAnsi="Charis SIL Regular" w:eastAsia="Charis SIL Regular"/>
+          <w:b w:val="0"/>
+          <w:i w:val="0"/>
+          <w:color w:val="000000"/>
+          <w:sz w:val="24"/>
+        </w:rPr>
+        <w:hyperlink r:id="rId16" w:history="1">
+          <w:r>
+            <w:rPr>
+              <w:rStyle w:val="Hyperlink"/>
+            </w:rPr>
+            <w:t>oorw</w:t>
+          </w:r>
+        </w:hyperlink>
+      </w:r>
+      <w:r>
+        <w:rPr>
+          <w:rFonts w:ascii="Charis SIL Regular" w:hAnsi="Charis SIL Regular" w:eastAsia="Charis SIL Regular"/>
+          <w:b w:val="0"/>
+          <w:i w:val="0"/>
+          <w:color w:val="000000"/>
+          <w:sz w:val="24"/>
+        </w:rPr>
+        <w:t xml:space="preserve">erpen, vooral uit </w:t>
       </w:r>
       <w:r>
         <w:rPr>
@@ -3908,7 +3954,7 @@
           <w:sz w:val="24"/>
           <w:u w:val="single"/>
         </w:rPr>
-        <w:hyperlink r:id="rId27" w:history="1">
+        <w:hyperlink r:id="rId28" w:history="1">
           <w:r>
             <w:rPr>
               <w:rStyle w:val="Hyperlink"/>

--- a/EXPORTS/DOCX/published/niveau2/Dutch/Trade.docx
+++ b/EXPORTS/DOCX/published/niveau2/Dutch/Trade.docx
@@ -463,7 +463,7 @@
           <w:sz w:val="24"/>
           <w:u w:val="single"/>
         </w:rPr>
-        <w:hyperlink r:id="rId12" w:history="1">
+        <w:hyperlink r:id="rId10" w:history="1">
           <w:r>
             <w:rPr>
               <w:rStyle w:val="Hyperlink"/>
@@ -778,6 +778,7 @@
       </w:r>
       <w:r>
         <w:rPr>
+          <w:u w:val="single" w:color="0000ff"/>
           <w:rFonts w:ascii="Charis SIL Regular" w:hAnsi="Charis SIL Regular" w:eastAsia="Charis SIL Regular"/>
           <w:b w:val="0"/>
           <w:i w:val="0"/>
@@ -802,7 +803,7 @@
           <w:sz w:val="24"/>
           <w:u w:val="single"/>
         </w:rPr>
-        <w:hyperlink r:id="rId12" w:history="1">
+        <w:hyperlink r:id="rId14" w:history="1">
           <w:r>
             <w:rPr>
               <w:rStyle w:val="Hyperlink"/>
@@ -847,7 +848,6 @@
           <w:i w:val="0"/>
           <w:color w:val="0000FF"/>
           <w:sz w:val="24"/>
-          <w:u w:val="single"/>
         </w:rPr>
         <w:hyperlink r:id="rId14" w:history="1">
           <w:r>
@@ -878,7 +878,7 @@
           <w:sz w:val="24"/>
           <w:u w:val="single"/>
         </w:rPr>
-        <w:hyperlink r:id="rId13" w:history="1">
+        <w:hyperlink r:id="rId14" w:history="1">
           <w:r>
             <w:rPr>
               <w:rStyle w:val="Hyperlink"/>
@@ -896,7 +896,7 @@
           <w:sz w:val="24"/>
           <w:u w:val="single"/>
         </w:rPr>
-        <w:hyperlink r:id="rId13" w:history="1">
+        <w:hyperlink r:id="rId14" w:history="1">
           <w:r>
             <w:rPr>
               <w:rStyle w:val="Hyperlink"/>
@@ -914,7 +914,7 @@
           <w:sz w:val="24"/>
           <w:u w:val="single"/>
         </w:rPr>
-        <w:hyperlink r:id="rId13" w:history="1">
+        <w:hyperlink r:id="rId14" w:history="1">
           <w:r>
             <w:rPr>
               <w:rStyle w:val="Hyperlink"/>
@@ -925,6 +925,7 @@
       </w:r>
       <w:r>
         <w:rPr>
+          <w:u w:val="single" w:color="0000ff"/>
           <w:rFonts w:ascii="Charis SIL Regular" w:hAnsi="Charis SIL Regular" w:eastAsia="Charis SIL Regular"/>
           <w:b w:val="0"/>
           <w:i w:val="0"/>
@@ -1268,7 +1269,7 @@
           <w:sz w:val="24"/>
           <w:u w:val="single"/>
         </w:rPr>
-        <w:hyperlink r:id="rId16" w:history="1">
+        <w:hyperlink r:id="rId17" w:history="1">
           <w:r>
             <w:rPr>
               <w:rStyle w:val="Hyperlink"/>
@@ -1333,13 +1334,32 @@
       </w:r>
       <w:r>
         <w:rPr>
+          <w:u w:val="single" w:color="0000ff"/>
           <w:rFonts w:ascii="Charis SIL Regular" w:hAnsi="Charis SIL Regular" w:eastAsia="Charis SIL Regular"/>
           <w:b w:val="0"/>
           <w:i w:val="0"/>
           <w:color w:val="000000"/>
           <w:sz w:val="24"/>
         </w:rPr>
-        <w:t>al Afrikaanse v</w:t>
+        <w:hyperlink r:id="rId16" w:history="1">
+          <w:r>
+            <w:rPr>
+              <w:rStyle w:val="Hyperlink"/>
+            </w:rPr>
+            <w:t xml:space="preserve">al Afrikaanse </w:t>
+          </w:r>
+        </w:hyperlink>
+      </w:r>
+      <w:r>
+        <w:rPr>
+          <w:u w:val="single" w:color="0000ff"/>
+          <w:rFonts w:ascii="Charis SIL Regular" w:hAnsi="Charis SIL Regular" w:eastAsia="Charis SIL Regular"/>
+          <w:b w:val="0"/>
+          <w:i w:val="0"/>
+          <w:color w:val="000000"/>
+          <w:sz w:val="24"/>
+        </w:rPr>
+        <w:t>v</w:t>
       </w:r>
       <w:r>
         <w:rPr>
@@ -1843,35 +1863,7 @@
           <w:color w:val="000000"/>
           <w:sz w:val="24"/>
         </w:rPr>
-        <w:t>medewerkers in dienst die inlichtin</w:t>
-      </w:r>
-      <w:r>
-        <w:rPr>
-          <w:u w:val="single" w:color="0000ff"/>
-          <w:rFonts w:ascii="Charis SIL Regular" w:hAnsi="Charis SIL Regular" w:eastAsia="Charis SIL Regular"/>
-          <w:b w:val="0"/>
-          <w:i w:val="0"/>
-          <w:color w:val="000000"/>
-          <w:sz w:val="24"/>
-        </w:rPr>
-        <w:hyperlink r:id="rId19" w:history="1">
-          <w:r>
-            <w:rPr>
-              <w:rStyle w:val="Hyperlink"/>
-            </w:rPr>
-            <w:t>gen verst</w:t>
-          </w:r>
-        </w:hyperlink>
-      </w:r>
-      <w:r>
-        <w:rPr>
-          <w:rFonts w:ascii="Charis SIL Regular" w:hAnsi="Charis SIL Regular" w:eastAsia="Charis SIL Regular"/>
-          <w:b w:val="0"/>
-          <w:i w:val="0"/>
-          <w:color w:val="000000"/>
-          <w:sz w:val="24"/>
-        </w:rPr>
-        <w:t>rek</w:t>
+        <w:t>medewerkers in dienst die inlichtingen verstrek</w:t>
       </w:r>
       <w:r>
         <w:rPr>
@@ -3954,7 +3946,7 @@
           <w:sz w:val="24"/>
           <w:u w:val="single"/>
         </w:rPr>
-        <w:hyperlink r:id="rId28" w:history="1">
+        <w:hyperlink r:id="rId27" w:history="1">
           <w:r>
             <w:rPr>
               <w:rStyle w:val="Hyperlink"/>

--- a/EXPORTS/DOCX/published/niveau2/Dutch/Trade.docx
+++ b/EXPORTS/DOCX/published/niveau2/Dutch/Trade.docx
@@ -444,6 +444,7 @@
           <w:i w:val="0"/>
           <w:color w:val="0000FF"/>
           <w:sz w:val="24"/>
+          <w:u w:val="single"/>
         </w:rPr>
         <w:hyperlink r:id="rId12" w:history="1">
           <w:r>
@@ -492,7 +493,7 @@
           <w:sz w:val="24"/>
           <w:u w:val="single"/>
         </w:rPr>
-        <w:hyperlink r:id="rId10" w:history="1">
+        <w:hyperlink r:id="rId12" w:history="1">
           <w:r>
             <w:rPr>
               <w:rStyle w:val="Hyperlink"/>
@@ -702,97 +703,7 @@
           <w:color w:val="000000"/>
           <w:sz w:val="24"/>
         </w:rPr>
-        <w:t>(1918-1974). In Den Haag w</w:t>
-      </w:r>
-      <w:r>
-        <w:rPr>
-          <w:u w:val="single" w:color="0000ff"/>
-          <w:rFonts w:ascii="Charis SIL Regular" w:hAnsi="Charis SIL Regular" w:eastAsia="Charis SIL Regular"/>
-          <w:b w:val="0"/>
-          <w:i w:val="0"/>
-          <w:color w:val="000000"/>
-          <w:sz w:val="24"/>
-        </w:rPr>
-        <w:hyperlink r:id="rId12" w:history="1">
-          <w:r>
-            <w:rPr>
-              <w:rStyle w:val="Hyperlink"/>
-            </w:rPr>
-            <w:t xml:space="preserve">aren de </w:t>
-          </w:r>
-        </w:hyperlink>
-      </w:r>
-      <w:r>
-        <w:rPr>
-          <w:u w:val="single" w:color="0000ff"/>
-          <w:rFonts w:ascii="Charis SIL Regular" w:hAnsi="Charis SIL Regular" w:eastAsia="Charis SIL Regular"/>
-          <w:b w:val="0"/>
-          <w:i w:val="0"/>
-          <w:color w:val="000000"/>
-          <w:sz w:val="24"/>
-        </w:rPr>
-        <w:hyperlink r:id="rId12" w:history="1">
-          <w:r>
-            <w:rPr>
-              <w:rStyle w:val="Hyperlink"/>
-            </w:rPr>
-            <w:t>winkel</w:t>
-          </w:r>
-        </w:hyperlink>
-      </w:r>
-      <w:r>
-        <w:rPr>
-          <w:u w:val="single" w:color="0000ff"/>
-          <w:rFonts w:ascii="Charis SIL Regular" w:hAnsi="Charis SIL Regular" w:eastAsia="Charis SIL Regular"/>
-          <w:b w:val="0"/>
-          <w:i w:val="0"/>
-          <w:color w:val="000000"/>
-          <w:sz w:val="24"/>
-        </w:rPr>
-        <w:hyperlink r:id="rId12" w:history="1">
-          <w:r>
-            <w:rPr>
-              <w:rStyle w:val="Hyperlink"/>
-            </w:rPr>
-            <w:t>s</w:t>
-          </w:r>
-        </w:hyperlink>
-      </w:r>
-      <w:r>
-        <w:rPr>
-          <w:u w:val="single" w:color="0000ff"/>
-          <w:rFonts w:ascii="Charis SIL Regular" w:hAnsi="Charis SIL Regular" w:eastAsia="Charis SIL Regular"/>
-          <w:b w:val="0"/>
-          <w:i w:val="0"/>
-          <w:color w:val="000000"/>
-          <w:sz w:val="24"/>
-        </w:rPr>
-        <w:hyperlink r:id="rId12" w:history="1">
-          <w:r>
-            <w:rPr>
-              <w:rStyle w:val="Hyperlink"/>
-            </w:rPr>
-            <w:t xml:space="preserve"> d</w:t>
-          </w:r>
-        </w:hyperlink>
-      </w:r>
-      <w:r>
-        <w:rPr>
-          <w:u w:val="single" w:color="0000ff"/>
-          <w:rFonts w:ascii="Charis SIL Regular" w:hAnsi="Charis SIL Regular" w:eastAsia="Charis SIL Regular"/>
-          <w:b w:val="0"/>
-          <w:i w:val="0"/>
-          <w:color w:val="000000"/>
-          <w:sz w:val="24"/>
-        </w:rPr>
-        <w:hyperlink r:id="rId12" w:history="1">
-          <w:r>
-            <w:rPr>
-              <w:rStyle w:val="Hyperlink"/>
-            </w:rPr>
-            <w:t xml:space="preserve">e </w:t>
-          </w:r>
-        </w:hyperlink>
+        <w:t xml:space="preserve">(1918-1974). In Den Haag waren de winkels de </w:t>
       </w:r>
       <w:r>
         <w:rPr>
@@ -803,7 +714,7 @@
           <w:sz w:val="24"/>
           <w:u w:val="single"/>
         </w:rPr>
-        <w:hyperlink r:id="rId14" w:history="1">
+        <w:hyperlink r:id="rId12" w:history="1">
           <w:r>
             <w:rPr>
               <w:rStyle w:val="Hyperlink"/>
@@ -848,15 +759,9 @@
           <w:i w:val="0"/>
           <w:color w:val="0000FF"/>
           <w:sz w:val="24"/>
+          <w:u w:val="single"/>
         </w:rPr>
-        <w:hyperlink r:id="rId14" w:history="1">
-          <w:r>
-            <w:rPr>
-              <w:rStyle w:val="Hyperlink"/>
-            </w:rPr>
-            <w:t>Koninklijke</w:t>
-          </w:r>
-        </w:hyperlink>
+        <w:t>Koninklijke</w:t>
       </w:r>
       <w:r>
         <w:rPr>
@@ -896,7 +801,7 @@
           <w:sz w:val="24"/>
           <w:u w:val="single"/>
         </w:rPr>
-        <w:hyperlink r:id="rId14" w:history="1">
+        <w:hyperlink r:id="rId13" w:history="1">
           <w:r>
             <w:rPr>
               <w:rStyle w:val="Hyperlink"/>
@@ -932,7 +837,42 @@
           <w:color w:val="000000"/>
           <w:sz w:val="24"/>
         </w:rPr>
-        <w:t xml:space="preserve"> en </w:t>
+        <w:hyperlink r:id="rId13" w:history="1">
+          <w:r>
+            <w:rPr>
+              <w:rStyle w:val="Hyperlink"/>
+            </w:rPr>
+            <w:t xml:space="preserve"> e</w:t>
+          </w:r>
+        </w:hyperlink>
+      </w:r>
+      <w:r>
+        <w:rPr>
+          <w:u w:val="single" w:color="0000ff"/>
+          <w:rFonts w:ascii="Charis SIL Regular" w:hAnsi="Charis SIL Regular" w:eastAsia="Charis SIL Regular"/>
+          <w:b w:val="0"/>
+          <w:i w:val="0"/>
+          <w:color w:val="000000"/>
+          <w:sz w:val="24"/>
+        </w:rPr>
+        <w:hyperlink r:id="rId13" w:history="1">
+          <w:r>
+            <w:rPr>
+              <w:rStyle w:val="Hyperlink"/>
+            </w:rPr>
+            <w:t>n</w:t>
+          </w:r>
+        </w:hyperlink>
+      </w:r>
+      <w:r>
+        <w:rPr>
+          <w:rFonts w:ascii="Charis SIL Regular" w:hAnsi="Charis SIL Regular" w:eastAsia="Charis SIL Regular"/>
+          <w:b w:val="0"/>
+          <w:i w:val="0"/>
+          <w:color w:val="000000"/>
+          <w:sz w:val="24"/>
+        </w:rPr>
+        <w:t xml:space="preserve"> </w:t>
       </w:r>
       <w:r>
         <w:rPr>
@@ -943,7 +883,7 @@
           <w:sz w:val="24"/>
           <w:u w:val="single"/>
         </w:rPr>
-        <w:hyperlink r:id="rId15" w:history="1">
+        <w:hyperlink r:id="rId13" w:history="1">
           <w:r>
             <w:rPr>
               <w:rStyle w:val="Hyperlink"/>
@@ -1215,14 +1155,7 @@
           <w:sz w:val="24"/>
           <w:u w:val="single"/>
         </w:rPr>
-        <w:hyperlink r:id="rId17" w:history="1">
-          <w:r>
-            <w:rPr>
-              <w:rStyle w:val="Hyperlink"/>
-            </w:rPr>
-            <w:t>Centr</w:t>
-          </w:r>
-        </w:hyperlink>
+        <w:t>Centr</w:t>
       </w:r>
       <w:r>
         <w:rPr>
@@ -1233,7 +1166,7 @@
           <w:sz w:val="24"/>
           <w:u w:val="single"/>
         </w:rPr>
-        <w:hyperlink r:id="rId17" w:history="1">
+        <w:hyperlink r:id="rId16" w:history="1">
           <w:r>
             <w:rPr>
               <w:rStyle w:val="Hyperlink"/>
@@ -1269,7 +1202,7 @@
           <w:sz w:val="24"/>
           <w:u w:val="single"/>
         </w:rPr>
-        <w:hyperlink r:id="rId17" w:history="1">
+        <w:hyperlink r:id="rId16" w:history="1">
           <w:r>
             <w:rPr>
               <w:rStyle w:val="Hyperlink"/>
@@ -1280,86 +1213,13 @@
       </w:r>
       <w:r>
         <w:rPr>
-          <w:u w:val="single" w:color="0000ff"/>
           <w:rFonts w:ascii="Charis SIL Regular" w:hAnsi="Charis SIL Regular" w:eastAsia="Charis SIL Regular"/>
           <w:b w:val="0"/>
           <w:i w:val="0"/>
           <w:color w:val="000000"/>
           <w:sz w:val="24"/>
         </w:rPr>
-        <w:hyperlink r:id="rId16" w:history="1">
-          <w:r>
-            <w:rPr>
-              <w:rStyle w:val="Hyperlink"/>
-            </w:rPr>
-            <w:t>. Een g</w:t>
-          </w:r>
-        </w:hyperlink>
-      </w:r>
-      <w:r>
-        <w:rPr>
-          <w:u w:val="single" w:color="0000ff"/>
-          <w:rFonts w:ascii="Charis SIL Regular" w:hAnsi="Charis SIL Regular" w:eastAsia="Charis SIL Regular"/>
-          <w:b w:val="0"/>
-          <w:i w:val="0"/>
-          <w:color w:val="000000"/>
-          <w:sz w:val="24"/>
-        </w:rPr>
-        <w:hyperlink r:id="rId16" w:history="1">
-          <w:r>
-            <w:rPr>
-              <w:rStyle w:val="Hyperlink"/>
-            </w:rPr>
-            <w:t>r</w:t>
-          </w:r>
-        </w:hyperlink>
-      </w:r>
-      <w:r>
-        <w:rPr>
-          <w:u w:val="single" w:color="0000ff"/>
-          <w:rFonts w:ascii="Charis SIL Regular" w:hAnsi="Charis SIL Regular" w:eastAsia="Charis SIL Regular"/>
-          <w:b w:val="0"/>
-          <w:i w:val="0"/>
-          <w:color w:val="000000"/>
-          <w:sz w:val="24"/>
-        </w:rPr>
-        <w:hyperlink r:id="rId16" w:history="1">
-          <w:r>
-            <w:rPr>
-              <w:rStyle w:val="Hyperlink"/>
-            </w:rPr>
-            <w:t>oot aant</w:t>
-          </w:r>
-        </w:hyperlink>
-      </w:r>
-      <w:r>
-        <w:rPr>
-          <w:u w:val="single" w:color="0000ff"/>
-          <w:rFonts w:ascii="Charis SIL Regular" w:hAnsi="Charis SIL Regular" w:eastAsia="Charis SIL Regular"/>
-          <w:b w:val="0"/>
-          <w:i w:val="0"/>
-          <w:color w:val="000000"/>
-          <w:sz w:val="24"/>
-        </w:rPr>
-        <w:hyperlink r:id="rId16" w:history="1">
-          <w:r>
-            <w:rPr>
-              <w:rStyle w:val="Hyperlink"/>
-            </w:rPr>
-            <w:t xml:space="preserve">al Afrikaanse </w:t>
-          </w:r>
-        </w:hyperlink>
-      </w:r>
-      <w:r>
-        <w:rPr>
-          <w:u w:val="single" w:color="0000ff"/>
-          <w:rFonts w:ascii="Charis SIL Regular" w:hAnsi="Charis SIL Regular" w:eastAsia="Charis SIL Regular"/>
-          <w:b w:val="0"/>
-          <w:i w:val="0"/>
-          <w:color w:val="000000"/>
-          <w:sz w:val="24"/>
-        </w:rPr>
-        <w:t>v</w:t>
+        <w:t>. Een groot aantal Afrikaanse v</w:t>
       </w:r>
       <w:r>
         <w:rPr>
@@ -1863,7 +1723,35 @@
           <w:color w:val="000000"/>
           <w:sz w:val="24"/>
         </w:rPr>
-        <w:t>medewerkers in dienst die inlichtingen verstrek</w:t>
+        <w:t>medewerkers in dienst die inlichtin</w:t>
+      </w:r>
+      <w:r>
+        <w:rPr>
+          <w:u w:val="single" w:color="0000ff"/>
+          <w:rFonts w:ascii="Charis SIL Regular" w:hAnsi="Charis SIL Regular" w:eastAsia="Charis SIL Regular"/>
+          <w:b w:val="0"/>
+          <w:i w:val="0"/>
+          <w:color w:val="000000"/>
+          <w:sz w:val="24"/>
+        </w:rPr>
+        <w:hyperlink r:id="rId19" w:history="1">
+          <w:r>
+            <w:rPr>
+              <w:rStyle w:val="Hyperlink"/>
+            </w:rPr>
+            <w:t>gen verst</w:t>
+          </w:r>
+        </w:hyperlink>
+      </w:r>
+      <w:r>
+        <w:rPr>
+          <w:rFonts w:ascii="Charis SIL Regular" w:hAnsi="Charis SIL Regular" w:eastAsia="Charis SIL Regular"/>
+          <w:b w:val="0"/>
+          <w:i w:val="0"/>
+          <w:color w:val="000000"/>
+          <w:sz w:val="24"/>
+        </w:rPr>
+        <w:t>rek</w:t>
       </w:r>
       <w:r>
         <w:rPr>
@@ -3946,7 +3834,7 @@
           <w:sz w:val="24"/>
           <w:u w:val="single"/>
         </w:rPr>
-        <w:hyperlink r:id="rId27" w:history="1">
+        <w:hyperlink r:id="rId28" w:history="1">
           <w:r>
             <w:rPr>
               <w:rStyle w:val="Hyperlink"/>
@@ -3964,7 +3852,7 @@
           <w:sz w:val="24"/>
           <w:u w:val="single"/>
         </w:rPr>
-        <w:hyperlink r:id="rId27" w:history="1">
+        <w:hyperlink r:id="rId28" w:history="1">
           <w:r>
             <w:rPr>
               <w:rStyle w:val="Hyperlink"/>
@@ -3993,7 +3881,7 @@
           <w:sz w:val="24"/>
           <w:u w:val="single"/>
         </w:rPr>
-        <w:hyperlink r:id="rId27" w:history="1">
+        <w:hyperlink r:id="rId28" w:history="1">
           <w:r>
             <w:rPr>
               <w:rStyle w:val="Hyperlink"/>

--- a/EXPORTS/DOCX/published/niveau2/Dutch/Trade.docx
+++ b/EXPORTS/DOCX/published/niveau2/Dutch/Trade.docx
@@ -444,7 +444,6 @@
           <w:i w:val="0"/>
           <w:color w:val="0000FF"/>
           <w:sz w:val="24"/>
-          <w:u w:val="single"/>
         </w:rPr>
         <w:hyperlink r:id="rId12" w:history="1">
           <w:r>
@@ -493,7 +492,7 @@
           <w:sz w:val="24"/>
           <w:u w:val="single"/>
         </w:rPr>
-        <w:hyperlink r:id="rId12" w:history="1">
+        <w:hyperlink r:id="rId10" w:history="1">
           <w:r>
             <w:rPr>
               <w:rStyle w:val="Hyperlink"/>
@@ -714,7 +713,7 @@
           <w:sz w:val="24"/>
           <w:u w:val="single"/>
         </w:rPr>
-        <w:hyperlink r:id="rId12" w:history="1">
+        <w:hyperlink r:id="rId14" w:history="1">
           <w:r>
             <w:rPr>
               <w:rStyle w:val="Hyperlink"/>
@@ -761,7 +760,14 @@
           <w:sz w:val="24"/>
           <w:u w:val="single"/>
         </w:rPr>
-        <w:t>Koninklijke</w:t>
+        <w:hyperlink r:id="rId14" w:history="1">
+          <w:r>
+            <w:rPr>
+              <w:rStyle w:val="Hyperlink"/>
+            </w:rPr>
+            <w:t>Koninklijke</w:t>
+          </w:r>
+        </w:hyperlink>
       </w:r>
       <w:r>
         <w:rPr>
@@ -801,7 +807,7 @@
           <w:sz w:val="24"/>
           <w:u w:val="single"/>
         </w:rPr>
-        <w:hyperlink r:id="rId13" w:history="1">
+        <w:hyperlink r:id="rId14" w:history="1">
           <w:r>
             <w:rPr>
               <w:rStyle w:val="Hyperlink"/>
@@ -819,7 +825,7 @@
           <w:sz w:val="24"/>
           <w:u w:val="single"/>
         </w:rPr>
-        <w:hyperlink r:id="rId14" w:history="1">
+        <w:hyperlink r:id="rId13" w:history="1">
           <w:r>
             <w:rPr>
               <w:rStyle w:val="Hyperlink"/>
@@ -866,6 +872,7 @@
       </w:r>
       <w:r>
         <w:rPr>
+          <w:u w:val="single" w:color="0000ff"/>
           <w:rFonts w:ascii="Charis SIL Regular" w:hAnsi="Charis SIL Regular" w:eastAsia="Charis SIL Regular"/>
           <w:b w:val="0"/>
           <w:i w:val="0"/>
@@ -1155,7 +1162,14 @@
           <w:sz w:val="24"/>
           <w:u w:val="single"/>
         </w:rPr>
-        <w:t>Centr</w:t>
+        <w:hyperlink r:id="rId17" w:history="1">
+          <w:r>
+            <w:rPr>
+              <w:rStyle w:val="Hyperlink"/>
+            </w:rPr>
+            <w:t>Centr</w:t>
+          </w:r>
+        </w:hyperlink>
       </w:r>
       <w:r>
         <w:rPr>
@@ -1166,7 +1180,7 @@
           <w:sz w:val="24"/>
           <w:u w:val="single"/>
         </w:rPr>
-        <w:hyperlink r:id="rId16" w:history="1">
+        <w:hyperlink r:id="rId17" w:history="1">
           <w:r>
             <w:rPr>
               <w:rStyle w:val="Hyperlink"/>
@@ -1202,7 +1216,7 @@
           <w:sz w:val="24"/>
           <w:u w:val="single"/>
         </w:rPr>
-        <w:hyperlink r:id="rId16" w:history="1">
+        <w:hyperlink r:id="rId17" w:history="1">
           <w:r>
             <w:rPr>
               <w:rStyle w:val="Hyperlink"/>
@@ -1213,13 +1227,85 @@
       </w:r>
       <w:r>
         <w:rPr>
+          <w:u w:val="single" w:color="0000ff"/>
           <w:rFonts w:ascii="Charis SIL Regular" w:hAnsi="Charis SIL Regular" w:eastAsia="Charis SIL Regular"/>
           <w:b w:val="0"/>
           <w:i w:val="0"/>
           <w:color w:val="000000"/>
           <w:sz w:val="24"/>
         </w:rPr>
-        <w:t>. Een groot aantal Afrikaanse v</w:t>
+        <w:hyperlink r:id="rId16" w:history="1">
+          <w:r>
+            <w:rPr>
+              <w:rStyle w:val="Hyperlink"/>
+            </w:rPr>
+            <w:t>. Een g</w:t>
+          </w:r>
+        </w:hyperlink>
+      </w:r>
+      <w:r>
+        <w:rPr>
+          <w:u w:val="single" w:color="0000ff"/>
+          <w:rFonts w:ascii="Charis SIL Regular" w:hAnsi="Charis SIL Regular" w:eastAsia="Charis SIL Regular"/>
+          <w:b w:val="0"/>
+          <w:i w:val="0"/>
+          <w:color w:val="000000"/>
+          <w:sz w:val="24"/>
+        </w:rPr>
+        <w:hyperlink r:id="rId16" w:history="1">
+          <w:r>
+            <w:rPr>
+              <w:rStyle w:val="Hyperlink"/>
+            </w:rPr>
+            <w:t>r</w:t>
+          </w:r>
+        </w:hyperlink>
+      </w:r>
+      <w:r>
+        <w:rPr>
+          <w:u w:val="single" w:color="0000ff"/>
+          <w:rFonts w:ascii="Charis SIL Regular" w:hAnsi="Charis SIL Regular" w:eastAsia="Charis SIL Regular"/>
+          <w:b w:val="0"/>
+          <w:i w:val="0"/>
+          <w:color w:val="000000"/>
+          <w:sz w:val="24"/>
+        </w:rPr>
+        <w:hyperlink r:id="rId16" w:history="1">
+          <w:r>
+            <w:rPr>
+              <w:rStyle w:val="Hyperlink"/>
+            </w:rPr>
+            <w:t>oot aant</w:t>
+          </w:r>
+        </w:hyperlink>
+      </w:r>
+      <w:r>
+        <w:rPr>
+          <w:u w:val="single" w:color="0000ff"/>
+          <w:rFonts w:ascii="Charis SIL Regular" w:hAnsi="Charis SIL Regular" w:eastAsia="Charis SIL Regular"/>
+          <w:b w:val="0"/>
+          <w:i w:val="0"/>
+          <w:color w:val="000000"/>
+          <w:sz w:val="24"/>
+        </w:rPr>
+        <w:hyperlink r:id="rId16" w:history="1">
+          <w:r>
+            <w:rPr>
+              <w:rStyle w:val="Hyperlink"/>
+            </w:rPr>
+            <w:t xml:space="preserve">al Afrikaanse </w:t>
+          </w:r>
+        </w:hyperlink>
+      </w:r>
+      <w:r>
+        <w:rPr>
+          <w:rFonts w:ascii="Charis SIL Regular" w:hAnsi="Charis SIL Regular" w:eastAsia="Charis SIL Regular"/>
+          <w:b w:val="0"/>
+          <w:i w:val="0"/>
+          <w:color w:val="000000"/>
+          <w:sz w:val="24"/>
+        </w:rPr>
+        <w:t>v</w:t>
       </w:r>
       <w:r>
         <w:rPr>

--- a/EXPORTS/DOCX/published/niveau2/Dutch/Trade.docx
+++ b/EXPORTS/DOCX/published/niveau2/Dutch/Trade.docx
@@ -444,6 +444,7 @@
           <w:i w:val="0"/>
           <w:color w:val="0000FF"/>
           <w:sz w:val="24"/>
+          <w:u w:val="single"/>
         </w:rPr>
         <w:hyperlink r:id="rId12" w:history="1">
           <w:r>
@@ -492,7 +493,7 @@
           <w:sz w:val="24"/>
           <w:u w:val="single"/>
         </w:rPr>
-        <w:hyperlink r:id="rId10" w:history="1">
+        <w:hyperlink r:id="rId12" w:history="1">
           <w:r>
             <w:rPr>
               <w:rStyle w:val="Hyperlink"/>
@@ -702,7 +703,35 @@
           <w:color w:val="000000"/>
           <w:sz w:val="24"/>
         </w:rPr>
-        <w:t xml:space="preserve">(1918-1974). In Den Haag waren de winkels de </w:t>
+        <w:t xml:space="preserve">(1918-1974). In Den Haag waren de </w:t>
+      </w:r>
+      <w:r>
+        <w:rPr>
+          <w:u w:val="single" w:color="0000ff"/>
+          <w:rFonts w:ascii="Charis SIL Regular" w:hAnsi="Charis SIL Regular" w:eastAsia="Charis SIL Regular"/>
+          <w:b w:val="0"/>
+          <w:i w:val="0"/>
+          <w:color w:val="000000"/>
+          <w:sz w:val="24"/>
+        </w:rPr>
+        <w:hyperlink r:id="rId12" w:history="1">
+          <w:r>
+            <w:rPr>
+              <w:rStyle w:val="Hyperlink"/>
+            </w:rPr>
+            <w:t>winkel</w:t>
+          </w:r>
+        </w:hyperlink>
+      </w:r>
+      <w:r>
+        <w:rPr>
+          <w:rFonts w:ascii="Charis SIL Regular" w:hAnsi="Charis SIL Regular" w:eastAsia="Charis SIL Regular"/>
+          <w:b w:val="0"/>
+          <w:i w:val="0"/>
+          <w:color w:val="000000"/>
+          <w:sz w:val="24"/>
+        </w:rPr>
+        <w:t xml:space="preserve">s de </w:t>
       </w:r>
       <w:r>
         <w:rPr>
@@ -789,7 +818,7 @@
           <w:sz w:val="24"/>
           <w:u w:val="single"/>
         </w:rPr>
-        <w:hyperlink r:id="rId14" w:history="1">
+        <w:hyperlink r:id="rId13" w:history="1">
           <w:r>
             <w:rPr>
               <w:rStyle w:val="Hyperlink"/>
@@ -872,7 +901,6 @@
       </w:r>
       <w:r>
         <w:rPr>
-          <w:u w:val="single" w:color="0000ff"/>
           <w:rFonts w:ascii="Charis SIL Regular" w:hAnsi="Charis SIL Regular" w:eastAsia="Charis SIL Regular"/>
           <w:b w:val="0"/>
           <w:i w:val="0"/>
@@ -1151,7 +1179,25 @@
           <w:color w:val="000000"/>
           <w:sz w:val="24"/>
         </w:rPr>
-        <w:t xml:space="preserve"> (NAHV, 1880-1982) die handel dreef in </w:t>
+        <w:t xml:space="preserve"> (NAHV, 1880-1982) die handel dreef i</w:t>
+      </w:r>
+      <w:r>
+        <w:rPr>
+          <w:u w:val="single" w:color="0000ff"/>
+          <w:rFonts w:ascii="Charis SIL Regular" w:hAnsi="Charis SIL Regular" w:eastAsia="Charis SIL Regular"/>
+          <w:b w:val="0"/>
+          <w:i w:val="0"/>
+          <w:color w:val="000000"/>
+          <w:sz w:val="24"/>
+        </w:rPr>
+        <w:hyperlink r:id="rId16" w:history="1">
+          <w:r>
+            <w:rPr>
+              <w:rStyle w:val="Hyperlink"/>
+            </w:rPr>
+            <w:t xml:space="preserve">n </w:t>
+          </w:r>
+        </w:hyperlink>
       </w:r>
       <w:r>
         <w:rPr>
@@ -1180,7 +1226,7 @@
           <w:sz w:val="24"/>
           <w:u w:val="single"/>
         </w:rPr>
-        <w:hyperlink r:id="rId17" w:history="1">
+        <w:hyperlink r:id="rId16" w:history="1">
           <w:r>
             <w:rPr>
               <w:rStyle w:val="Hyperlink"/>
@@ -1216,7 +1262,7 @@
           <w:sz w:val="24"/>
           <w:u w:val="single"/>
         </w:rPr>
-        <w:hyperlink r:id="rId17" w:history="1">
+        <w:hyperlink r:id="rId16" w:history="1">
           <w:r>
             <w:rPr>
               <w:rStyle w:val="Hyperlink"/>
@@ -1299,6 +1345,7 @@
       </w:r>
       <w:r>
         <w:rPr>
+          <w:u w:val="single" w:color="0000ff"/>
           <w:rFonts w:ascii="Charis SIL Regular" w:hAnsi="Charis SIL Regular" w:eastAsia="Charis SIL Regular"/>
           <w:b w:val="0"/>
           <w:i w:val="0"/>

--- a/EXPORTS/DOCX/published/niveau2/Dutch/Trade.docx
+++ b/EXPORTS/DOCX/published/niveau2/Dutch/Trade.docx
@@ -444,7 +444,6 @@
           <w:i w:val="0"/>
           <w:color w:val="0000FF"/>
           <w:sz w:val="24"/>
-          <w:u w:val="single"/>
         </w:rPr>
         <w:hyperlink r:id="rId12" w:history="1">
           <w:r>
@@ -493,7 +492,7 @@
           <w:sz w:val="24"/>
           <w:u w:val="single"/>
         </w:rPr>
-        <w:hyperlink r:id="rId12" w:history="1">
+        <w:hyperlink r:id="rId10" w:history="1">
           <w:r>
             <w:rPr>
               <w:rStyle w:val="Hyperlink"/>
@@ -586,35 +585,7 @@
           <w:color w:val="000000"/>
           <w:sz w:val="24"/>
         </w:rPr>
-        <w:t xml:space="preserve"> (1876-</w:t>
-      </w:r>
-      <w:r>
-        <w:rPr>
-          <w:u w:val="single" w:color="0000ff"/>
-          <w:rFonts w:ascii="Charis SIL Regular" w:hAnsi="Charis SIL Regular" w:eastAsia="Charis SIL Regular"/>
-          <w:b w:val="0"/>
-          <w:i w:val="0"/>
-          <w:color w:val="000000"/>
-          <w:sz w:val="24"/>
-        </w:rPr>
-        <w:hyperlink r:id="rId11" w:history="1">
-          <w:r>
-            <w:rPr>
-              <w:rStyle w:val="Hyperlink"/>
-            </w:rPr>
-            <w:t>1961) e</w:t>
-          </w:r>
-        </w:hyperlink>
-      </w:r>
-      <w:r>
-        <w:rPr>
-          <w:rFonts w:ascii="Charis SIL Regular" w:hAnsi="Charis SIL Regular" w:eastAsia="Charis SIL Regular"/>
-          <w:b w:val="0"/>
-          <w:i w:val="0"/>
-          <w:color w:val="000000"/>
-          <w:sz w:val="24"/>
-        </w:rPr>
-        <w:t xml:space="preserve">n </w:t>
+        <w:t xml:space="preserve"> (1876-1961) en </w:t>
       </w:r>
       <w:r>
         <w:rPr>
@@ -725,13 +696,56 @@
       </w:r>
       <w:r>
         <w:rPr>
+          <w:u w:val="single" w:color="0000ff"/>
           <w:rFonts w:ascii="Charis SIL Regular" w:hAnsi="Charis SIL Regular" w:eastAsia="Charis SIL Regular"/>
           <w:b w:val="0"/>
           <w:i w:val="0"/>
           <w:color w:val="000000"/>
           <w:sz w:val="24"/>
         </w:rPr>
-        <w:t xml:space="preserve">s de </w:t>
+        <w:hyperlink r:id="rId12" w:history="1">
+          <w:r>
+            <w:rPr>
+              <w:rStyle w:val="Hyperlink"/>
+            </w:rPr>
+            <w:t>s</w:t>
+          </w:r>
+        </w:hyperlink>
+      </w:r>
+      <w:r>
+        <w:rPr>
+          <w:u w:val="single" w:color="0000ff"/>
+          <w:rFonts w:ascii="Charis SIL Regular" w:hAnsi="Charis SIL Regular" w:eastAsia="Charis SIL Regular"/>
+          <w:b w:val="0"/>
+          <w:i w:val="0"/>
+          <w:color w:val="000000"/>
+          <w:sz w:val="24"/>
+        </w:rPr>
+        <w:hyperlink r:id="rId12" w:history="1">
+          <w:r>
+            <w:rPr>
+              <w:rStyle w:val="Hyperlink"/>
+            </w:rPr>
+            <w:t xml:space="preserve"> d</w:t>
+          </w:r>
+        </w:hyperlink>
+      </w:r>
+      <w:r>
+        <w:rPr>
+          <w:rFonts w:ascii="Charis SIL Regular" w:hAnsi="Charis SIL Regular" w:eastAsia="Charis SIL Regular"/>
+          <w:b w:val="0"/>
+          <w:i w:val="0"/>
+          <w:color w:val="000000"/>
+          <w:sz w:val="24"/>
+        </w:rPr>
+        <w:hyperlink r:id="rId12" w:history="1">
+          <w:r>
+            <w:rPr>
+              <w:rStyle w:val="Hyperlink"/>
+            </w:rPr>
+            <w:t xml:space="preserve">e </w:t>
+          </w:r>
+        </w:hyperlink>
       </w:r>
       <w:r>
         <w:rPr>
@@ -742,7 +756,7 @@
           <w:sz w:val="24"/>
           <w:u w:val="single"/>
         </w:rPr>
-        <w:hyperlink r:id="rId14" w:history="1">
+        <w:hyperlink r:id="rId12" w:history="1">
           <w:r>
             <w:rPr>
               <w:rStyle w:val="Hyperlink"/>
@@ -760,43 +774,7 @@
           <w:sz w:val="24"/>
           <w:u w:val="single"/>
         </w:rPr>
-        <w:hyperlink r:id="rId14" w:history="1">
-          <w:r>
-            <w:rPr>
-              <w:rStyle w:val="Hyperlink"/>
-            </w:rPr>
-            <w:t>roote</w:t>
-          </w:r>
-        </w:hyperlink>
-      </w:r>
-      <w:r>
-        <w:rPr>
-          <w:rFonts w:ascii="Charis SIL Regular" w:hAnsi="Charis SIL Regular" w:eastAsia="Charis SIL Regular"/>
-          <w:b w:val="0"/>
-          <w:i w:val="0"/>
-          <w:color w:val="0000FF"/>
-          <w:sz w:val="24"/>
-          <w:u w:val="single"/>
-        </w:rPr>
-        <w:t xml:space="preserve"> </w:t>
-      </w:r>
-      <w:r>
-        <w:rPr>
-          <w:rFonts w:ascii="Charis SIL Regular" w:hAnsi="Charis SIL Regular" w:eastAsia="Charis SIL Regular"/>
-          <w:b w:val="0"/>
-          <w:i w:val="0"/>
-          <w:color w:val="0000FF"/>
-          <w:sz w:val="24"/>
-          <w:u w:val="single"/>
-        </w:rPr>
-        <w:hyperlink r:id="rId14" w:history="1">
-          <w:r>
-            <w:rPr>
-              <w:rStyle w:val="Hyperlink"/>
-            </w:rPr>
-            <w:t>Koninklijke</w:t>
-          </w:r>
-        </w:hyperlink>
+        <w:t>roote Koninklijke</w:t>
       </w:r>
       <w:r>
         <w:rPr>
@@ -836,7 +814,7 @@
           <w:sz w:val="24"/>
           <w:u w:val="single"/>
         </w:rPr>
-        <w:hyperlink r:id="rId14" w:history="1">
+        <w:hyperlink r:id="rId13" w:history="1">
           <w:r>
             <w:rPr>
               <w:rStyle w:val="Hyperlink"/>
@@ -901,6 +879,7 @@
       </w:r>
       <w:r>
         <w:rPr>
+          <w:u w:val="single" w:color="0000ff"/>
           <w:rFonts w:ascii="Charis SIL Regular" w:hAnsi="Charis SIL Regular" w:eastAsia="Charis SIL Regular"/>
           <w:b w:val="0"/>
           <w:i w:val="0"/>
@@ -936,7 +915,7 @@
           <w:sz w:val="24"/>
           <w:u w:val="single"/>
         </w:rPr>
-        <w:hyperlink r:id="rId15" w:history="1">
+        <w:hyperlink r:id="rId14" w:history="1">
           <w:r>
             <w:rPr>
               <w:rStyle w:val="Hyperlink"/>
@@ -964,7 +943,7 @@
           <w:color w:val="000000"/>
           <w:sz w:val="24"/>
         </w:rPr>
-        <w:hyperlink r:id="rId14" w:history="1">
+        <w:hyperlink r:id="rId15" w:history="1">
           <w:r>
             <w:rPr>
               <w:rStyle w:val="Hyperlink"/>
@@ -982,7 +961,7 @@
           <w:color w:val="000000"/>
           <w:sz w:val="24"/>
         </w:rPr>
-        <w:hyperlink r:id="rId14" w:history="1">
+        <w:hyperlink r:id="rId15" w:history="1">
           <w:r>
             <w:rPr>
               <w:rStyle w:val="Hyperlink"/>
@@ -1000,7 +979,7 @@
           <w:color w:val="000000"/>
           <w:sz w:val="24"/>
         </w:rPr>
-        <w:hyperlink r:id="rId14" w:history="1">
+        <w:hyperlink r:id="rId15" w:history="1">
           <w:r>
             <w:rPr>
               <w:rStyle w:val="Hyperlink"/>
@@ -1208,14 +1187,7 @@
           <w:sz w:val="24"/>
           <w:u w:val="single"/>
         </w:rPr>
-        <w:hyperlink r:id="rId17" w:history="1">
-          <w:r>
-            <w:rPr>
-              <w:rStyle w:val="Hyperlink"/>
-            </w:rPr>
-            <w:t>Centr</w:t>
-          </w:r>
-        </w:hyperlink>
+        <w:t>Centr</w:t>
       </w:r>
       <w:r>
         <w:rPr>
@@ -1262,113 +1234,12 @@
           <w:sz w:val="24"/>
           <w:u w:val="single"/>
         </w:rPr>
-        <w:hyperlink r:id="rId16" w:history="1">
+        <w:hyperlink r:id="rId17" w:history="1">
           <w:r>
             <w:rPr>
               <w:rStyle w:val="Hyperlink"/>
             </w:rPr>
             <w:t>Afrika</w:t>
-          </w:r>
-        </w:hyperlink>
-      </w:r>
-      <w:r>
-        <w:rPr>
-          <w:u w:val="single" w:color="0000ff"/>
-          <w:rFonts w:ascii="Charis SIL Regular" w:hAnsi="Charis SIL Regular" w:eastAsia="Charis SIL Regular"/>
-          <w:b w:val="0"/>
-          <w:i w:val="0"/>
-          <w:color w:val="000000"/>
-          <w:sz w:val="24"/>
-        </w:rPr>
-        <w:hyperlink r:id="rId16" w:history="1">
-          <w:r>
-            <w:rPr>
-              <w:rStyle w:val="Hyperlink"/>
-            </w:rPr>
-            <w:t>. Een g</w:t>
-          </w:r>
-        </w:hyperlink>
-      </w:r>
-      <w:r>
-        <w:rPr>
-          <w:u w:val="single" w:color="0000ff"/>
-          <w:rFonts w:ascii="Charis SIL Regular" w:hAnsi="Charis SIL Regular" w:eastAsia="Charis SIL Regular"/>
-          <w:b w:val="0"/>
-          <w:i w:val="0"/>
-          <w:color w:val="000000"/>
-          <w:sz w:val="24"/>
-        </w:rPr>
-        <w:hyperlink r:id="rId16" w:history="1">
-          <w:r>
-            <w:rPr>
-              <w:rStyle w:val="Hyperlink"/>
-            </w:rPr>
-            <w:t>r</w:t>
-          </w:r>
-        </w:hyperlink>
-      </w:r>
-      <w:r>
-        <w:rPr>
-          <w:u w:val="single" w:color="0000ff"/>
-          <w:rFonts w:ascii="Charis SIL Regular" w:hAnsi="Charis SIL Regular" w:eastAsia="Charis SIL Regular"/>
-          <w:b w:val="0"/>
-          <w:i w:val="0"/>
-          <w:color w:val="000000"/>
-          <w:sz w:val="24"/>
-        </w:rPr>
-        <w:hyperlink r:id="rId16" w:history="1">
-          <w:r>
-            <w:rPr>
-              <w:rStyle w:val="Hyperlink"/>
-            </w:rPr>
-            <w:t>oot aant</w:t>
-          </w:r>
-        </w:hyperlink>
-      </w:r>
-      <w:r>
-        <w:rPr>
-          <w:u w:val="single" w:color="0000ff"/>
-          <w:rFonts w:ascii="Charis SIL Regular" w:hAnsi="Charis SIL Regular" w:eastAsia="Charis SIL Regular"/>
-          <w:b w:val="0"/>
-          <w:i w:val="0"/>
-          <w:color w:val="000000"/>
-          <w:sz w:val="24"/>
-        </w:rPr>
-        <w:hyperlink r:id="rId16" w:history="1">
-          <w:r>
-            <w:rPr>
-              <w:rStyle w:val="Hyperlink"/>
-            </w:rPr>
-            <w:t xml:space="preserve">al Afrikaanse </w:t>
-          </w:r>
-        </w:hyperlink>
-      </w:r>
-      <w:r>
-        <w:rPr>
-          <w:u w:val="single" w:color="0000ff"/>
-          <w:rFonts w:ascii="Charis SIL Regular" w:hAnsi="Charis SIL Regular" w:eastAsia="Charis SIL Regular"/>
-          <w:b w:val="0"/>
-          <w:i w:val="0"/>
-          <w:color w:val="000000"/>
-          <w:sz w:val="24"/>
-        </w:rPr>
-        <w:t>v</w:t>
-      </w:r>
-      <w:r>
-        <w:rPr>
-          <w:u w:val="single" w:color="0000ff"/>
-          <w:rFonts w:ascii="Charis SIL Regular" w:hAnsi="Charis SIL Regular" w:eastAsia="Charis SIL Regular"/>
-          <w:b w:val="0"/>
-          <w:i w:val="0"/>
-          <w:color w:val="000000"/>
-          <w:sz w:val="24"/>
-        </w:rPr>
-        <w:hyperlink r:id="rId16" w:history="1">
-          <w:r>
-            <w:rPr>
-              <w:rStyle w:val="Hyperlink"/>
-            </w:rPr>
-            <w:t>oorw</w:t>
           </w:r>
         </w:hyperlink>
       </w:r>
@@ -1380,7 +1251,7 @@
           <w:color w:val="000000"/>
           <w:sz w:val="24"/>
         </w:rPr>
-        <w:t xml:space="preserve">erpen, vooral uit </w:t>
+        <w:t xml:space="preserve">. Een groot aantal Afrikaanse voorwerpen, vooral uit </w:t>
       </w:r>
       <w:r>
         <w:rPr>
@@ -3985,7 +3856,7 @@
           <w:sz w:val="24"/>
           <w:u w:val="single"/>
         </w:rPr>
-        <w:hyperlink r:id="rId28" w:history="1">
+        <w:hyperlink r:id="rId27" w:history="1">
           <w:r>
             <w:rPr>
               <w:rStyle w:val="Hyperlink"/>
@@ -4014,7 +3885,7 @@
           <w:sz w:val="24"/>
           <w:u w:val="single"/>
         </w:rPr>
-        <w:hyperlink r:id="rId28" w:history="1">
+        <w:hyperlink r:id="rId27" w:history="1">
           <w:r>
             <w:rPr>
               <w:rStyle w:val="Hyperlink"/>

--- a/EXPORTS/DOCX/published/niveau2/Dutch/Trade.docx
+++ b/EXPORTS/DOCX/published/niveau2/Dutch/Trade.docx
@@ -371,71 +371,7 @@
           <w:color w:val="000000"/>
           <w:sz w:val="24"/>
         </w:rPr>
-        <w:t>Amster</w:t>
-      </w:r>
-      <w:r>
-        <w:rPr>
-          <w:u w:val="single" w:color="0000ff"/>
-          <w:rFonts w:ascii="Charis SIL Regular" w:hAnsi="Charis SIL Regular" w:eastAsia="Charis SIL Regular"/>
-          <w:b w:val="0"/>
-          <w:i w:val="0"/>
-          <w:color w:val="000000"/>
-          <w:sz w:val="24"/>
-        </w:rPr>
-        <w:hyperlink r:id="rId9" w:history="1">
-          <w:r>
-            <w:rPr>
-              <w:rStyle w:val="Hyperlink"/>
-            </w:rPr>
-            <w:t>dam</w:t>
-          </w:r>
-        </w:hyperlink>
-      </w:r>
-      <w:r>
-        <w:rPr>
-          <w:u w:val="single" w:color="0000ff"/>
-          <w:rFonts w:ascii="Charis SIL Regular" w:hAnsi="Charis SIL Regular" w:eastAsia="Charis SIL Regular"/>
-          <w:b w:val="0"/>
-          <w:i w:val="0"/>
-          <w:color w:val="000000"/>
-          <w:sz w:val="24"/>
-        </w:rPr>
-        <w:hyperlink r:id="rId9" w:history="1">
-          <w:r>
-            <w:rPr>
-              <w:rStyle w:val="Hyperlink"/>
-            </w:rPr>
-            <w:t>s</w:t>
-          </w:r>
-        </w:hyperlink>
-      </w:r>
-      <w:r>
-        <w:rPr>
-          <w:u w:val="single" w:color="0000ff"/>
-          <w:rFonts w:ascii="Charis SIL Regular" w:hAnsi="Charis SIL Regular" w:eastAsia="Charis SIL Regular"/>
-          <w:b w:val="0"/>
-          <w:i w:val="0"/>
-          <w:color w:val="000000"/>
-          <w:sz w:val="24"/>
-        </w:rPr>
-        <w:hyperlink r:id="rId9" w:history="1">
-          <w:r>
-            <w:rPr>
-              <w:rStyle w:val="Hyperlink"/>
-            </w:rPr>
-            <w:t>e ve</w:t>
-          </w:r>
-        </w:hyperlink>
-      </w:r>
-      <w:r>
-        <w:rPr>
-          <w:rFonts w:ascii="Charis SIL Regular" w:hAnsi="Charis SIL Regular" w:eastAsia="Charis SIL Regular"/>
-          <w:b w:val="0"/>
-          <w:i w:val="0"/>
-          <w:color w:val="000000"/>
-          <w:sz w:val="24"/>
-        </w:rPr>
-        <w:t xml:space="preserve">ilinghuizen </w:t>
+        <w:t xml:space="preserve">Amsterdamse veilinghuizen </w:t>
       </w:r>
       <w:r>
         <w:rPr>
@@ -444,6 +380,7 @@
           <w:i w:val="0"/>
           <w:color w:val="0000FF"/>
           <w:sz w:val="24"/>
+          <w:u w:val="single"/>
         </w:rPr>
         <w:hyperlink r:id="rId12" w:history="1">
           <w:r>
@@ -492,7 +429,7 @@
           <w:sz w:val="24"/>
           <w:u w:val="single"/>
         </w:rPr>
-        <w:hyperlink r:id="rId10" w:history="1">
+        <w:hyperlink r:id="rId12" w:history="1">
           <w:r>
             <w:rPr>
               <w:rStyle w:val="Hyperlink"/>
@@ -732,6 +669,7 @@
       </w:r>
       <w:r>
         <w:rPr>
+          <w:u w:val="single" w:color="0000ff"/>
           <w:rFonts w:ascii="Charis SIL Regular" w:hAnsi="Charis SIL Regular" w:eastAsia="Charis SIL Regular"/>
           <w:b w:val="0"/>
           <w:i w:val="0"/>
@@ -754,27 +692,8 @@
           <w:i w:val="0"/>
           <w:color w:val="0000FF"/>
           <w:sz w:val="24"/>
-          <w:u w:val="single"/>
         </w:rPr>
-        <w:hyperlink r:id="rId12" w:history="1">
-          <w:r>
-            <w:rPr>
-              <w:rStyle w:val="Hyperlink"/>
-            </w:rPr>
-            <w:t>G</w:t>
-          </w:r>
-        </w:hyperlink>
-      </w:r>
-      <w:r>
-        <w:rPr>
-          <w:rFonts w:ascii="Charis SIL Regular" w:hAnsi="Charis SIL Regular" w:eastAsia="Charis SIL Regular"/>
-          <w:b w:val="0"/>
-          <w:i w:val="0"/>
-          <w:color w:val="0000FF"/>
-          <w:sz w:val="24"/>
-          <w:u w:val="single"/>
-        </w:rPr>
-        <w:t>roote Koninklijke</w:t>
+        <w:t>Groote Koninklijke</w:t>
       </w:r>
       <w:r>
         <w:rPr>
@@ -796,7 +715,7 @@
           <w:sz w:val="24"/>
           <w:u w:val="single"/>
         </w:rPr>
-        <w:hyperlink r:id="rId13" w:history="1">
+        <w:hyperlink r:id="rId14" w:history="1">
           <w:r>
             <w:rPr>
               <w:rStyle w:val="Hyperlink"/>
@@ -814,7 +733,7 @@
           <w:sz w:val="24"/>
           <w:u w:val="single"/>
         </w:rPr>
-        <w:hyperlink r:id="rId13" w:history="1">
+        <w:hyperlink r:id="rId14" w:history="1">
           <w:r>
             <w:rPr>
               <w:rStyle w:val="Hyperlink"/>
@@ -832,7 +751,7 @@
           <w:sz w:val="24"/>
           <w:u w:val="single"/>
         </w:rPr>
-        <w:hyperlink r:id="rId13" w:history="1">
+        <w:hyperlink r:id="rId14" w:history="1">
           <w:r>
             <w:rPr>
               <w:rStyle w:val="Hyperlink"/>
@@ -850,43 +769,7 @@
           <w:color w:val="000000"/>
           <w:sz w:val="24"/>
         </w:rPr>
-        <w:hyperlink r:id="rId13" w:history="1">
-          <w:r>
-            <w:rPr>
-              <w:rStyle w:val="Hyperlink"/>
-            </w:rPr>
-            <w:t xml:space="preserve"> e</w:t>
-          </w:r>
-        </w:hyperlink>
-      </w:r>
-      <w:r>
-        <w:rPr>
-          <w:u w:val="single" w:color="0000ff"/>
-          <w:rFonts w:ascii="Charis SIL Regular" w:hAnsi="Charis SIL Regular" w:eastAsia="Charis SIL Regular"/>
-          <w:b w:val="0"/>
-          <w:i w:val="0"/>
-          <w:color w:val="000000"/>
-          <w:sz w:val="24"/>
-        </w:rPr>
-        <w:hyperlink r:id="rId13" w:history="1">
-          <w:r>
-            <w:rPr>
-              <w:rStyle w:val="Hyperlink"/>
-            </w:rPr>
-            <w:t>n</w:t>
-          </w:r>
-        </w:hyperlink>
-      </w:r>
-      <w:r>
-        <w:rPr>
-          <w:u w:val="single" w:color="0000ff"/>
-          <w:rFonts w:ascii="Charis SIL Regular" w:hAnsi="Charis SIL Regular" w:eastAsia="Charis SIL Regular"/>
-          <w:b w:val="0"/>
-          <w:i w:val="0"/>
-          <w:color w:val="000000"/>
-          <w:sz w:val="24"/>
-        </w:rPr>
-        <w:t xml:space="preserve"> </w:t>
+        <w:t xml:space="preserve"> en </w:t>
       </w:r>
       <w:r>
         <w:rPr>
@@ -897,7 +780,7 @@
           <w:sz w:val="24"/>
           <w:u w:val="single"/>
         </w:rPr>
-        <w:hyperlink r:id="rId13" w:history="1">
+        <w:hyperlink r:id="rId15" w:history="1">
           <w:r>
             <w:rPr>
               <w:rStyle w:val="Hyperlink"/>
@@ -915,7 +798,7 @@
           <w:sz w:val="24"/>
           <w:u w:val="single"/>
         </w:rPr>
-        <w:hyperlink r:id="rId14" w:history="1">
+        <w:hyperlink r:id="rId15" w:history="1">
           <w:r>
             <w:rPr>
               <w:rStyle w:val="Hyperlink"/>
@@ -943,7 +826,7 @@
           <w:color w:val="000000"/>
           <w:sz w:val="24"/>
         </w:rPr>
-        <w:hyperlink r:id="rId15" w:history="1">
+        <w:hyperlink r:id="rId14" w:history="1">
           <w:r>
             <w:rPr>
               <w:rStyle w:val="Hyperlink"/>
@@ -961,7 +844,7 @@
           <w:color w:val="000000"/>
           <w:sz w:val="24"/>
         </w:rPr>
-        <w:hyperlink r:id="rId15" w:history="1">
+        <w:hyperlink r:id="rId14" w:history="1">
           <w:r>
             <w:rPr>
               <w:rStyle w:val="Hyperlink"/>
@@ -979,7 +862,7 @@
           <w:color w:val="000000"/>
           <w:sz w:val="24"/>
         </w:rPr>
-        <w:hyperlink r:id="rId15" w:history="1">
+        <w:hyperlink r:id="rId14" w:history="1">
           <w:r>
             <w:rPr>
               <w:rStyle w:val="Hyperlink"/>
@@ -1158,25 +1041,7 @@
           <w:color w:val="000000"/>
           <w:sz w:val="24"/>
         </w:rPr>
-        <w:t xml:space="preserve"> (NAHV, 1880-1982) die handel dreef i</w:t>
-      </w:r>
-      <w:r>
-        <w:rPr>
-          <w:u w:val="single" w:color="0000ff"/>
-          <w:rFonts w:ascii="Charis SIL Regular" w:hAnsi="Charis SIL Regular" w:eastAsia="Charis SIL Regular"/>
-          <w:b w:val="0"/>
-          <w:i w:val="0"/>
-          <w:color w:val="000000"/>
-          <w:sz w:val="24"/>
-        </w:rPr>
-        <w:hyperlink r:id="rId16" w:history="1">
-          <w:r>
-            <w:rPr>
-              <w:rStyle w:val="Hyperlink"/>
-            </w:rPr>
-            <w:t xml:space="preserve">n </w:t>
-          </w:r>
-        </w:hyperlink>
+        <w:t xml:space="preserve"> (NAHV, 1880-1982) die handel dreef in </w:t>
       </w:r>
       <w:r>
         <w:rPr>
@@ -1187,7 +1052,14 @@
           <w:sz w:val="24"/>
           <w:u w:val="single"/>
         </w:rPr>
-        <w:t>Centr</w:t>
+        <w:hyperlink r:id="rId16" w:history="1">
+          <w:r>
+            <w:rPr>
+              <w:rStyle w:val="Hyperlink"/>
+            </w:rPr>
+            <w:t>Centr</w:t>
+          </w:r>
+        </w:hyperlink>
       </w:r>
       <w:r>
         <w:rPr>
@@ -1234,12 +1106,30 @@
           <w:sz w:val="24"/>
           <w:u w:val="single"/>
         </w:rPr>
-        <w:hyperlink r:id="rId17" w:history="1">
+        <w:hyperlink r:id="rId16" w:history="1">
           <w:r>
             <w:rPr>
               <w:rStyle w:val="Hyperlink"/>
             </w:rPr>
             <w:t>Afrika</w:t>
+          </w:r>
+        </w:hyperlink>
+      </w:r>
+      <w:r>
+        <w:rPr>
+          <w:u w:val="single" w:color="0000ff"/>
+          <w:rFonts w:ascii="Charis SIL Regular" w:hAnsi="Charis SIL Regular" w:eastAsia="Charis SIL Regular"/>
+          <w:b w:val="0"/>
+          <w:i w:val="0"/>
+          <w:color w:val="000000"/>
+          <w:sz w:val="24"/>
+        </w:rPr>
+        <w:hyperlink r:id="rId16" w:history="1">
+          <w:r>
+            <w:rPr>
+              <w:rStyle w:val="Hyperlink"/>
+            </w:rPr>
+            <w:t>. Een g</w:t>
           </w:r>
         </w:hyperlink>
       </w:r>
@@ -1251,7 +1141,7 @@
           <w:color w:val="000000"/>
           <w:sz w:val="24"/>
         </w:rPr>
-        <w:t xml:space="preserve">. Een groot aantal Afrikaanse voorwerpen, vooral uit </w:t>
+        <w:t xml:space="preserve">root aantal Afrikaanse voorwerpen, vooral uit </w:t>
       </w:r>
       <w:r>
         <w:rPr>
@@ -3856,7 +3746,7 @@
           <w:sz w:val="24"/>
           <w:u w:val="single"/>
         </w:rPr>
-        <w:hyperlink r:id="rId27" w:history="1">
+        <w:hyperlink r:id="rId28" w:history="1">
           <w:r>
             <w:rPr>
               <w:rStyle w:val="Hyperlink"/>
@@ -3885,7 +3775,7 @@
           <w:sz w:val="24"/>
           <w:u w:val="single"/>
         </w:rPr>
-        <w:hyperlink r:id="rId27" w:history="1">
+        <w:hyperlink r:id="rId28" w:history="1">
           <w:r>
             <w:rPr>
               <w:rStyle w:val="Hyperlink"/>

--- a/EXPORTS/DOCX/published/niveau2/Dutch/Trade.docx
+++ b/EXPORTS/DOCX/published/niveau2/Dutch/Trade.docx
@@ -371,7 +371,71 @@
           <w:color w:val="000000"/>
           <w:sz w:val="24"/>
         </w:rPr>
-        <w:t xml:space="preserve">Amsterdamse veilinghuizen </w:t>
+        <w:t>Amster</w:t>
+      </w:r>
+      <w:r>
+        <w:rPr>
+          <w:u w:val="single" w:color="0000ff"/>
+          <w:rFonts w:ascii="Charis SIL Regular" w:hAnsi="Charis SIL Regular" w:eastAsia="Charis SIL Regular"/>
+          <w:b w:val="0"/>
+          <w:i w:val="0"/>
+          <w:color w:val="000000"/>
+          <w:sz w:val="24"/>
+        </w:rPr>
+        <w:hyperlink r:id="rId9" w:history="1">
+          <w:r>
+            <w:rPr>
+              <w:rStyle w:val="Hyperlink"/>
+            </w:rPr>
+            <w:t>dam</w:t>
+          </w:r>
+        </w:hyperlink>
+      </w:r>
+      <w:r>
+        <w:rPr>
+          <w:u w:val="single" w:color="0000ff"/>
+          <w:rFonts w:ascii="Charis SIL Regular" w:hAnsi="Charis SIL Regular" w:eastAsia="Charis SIL Regular"/>
+          <w:b w:val="0"/>
+          <w:i w:val="0"/>
+          <w:color w:val="000000"/>
+          <w:sz w:val="24"/>
+        </w:rPr>
+        <w:hyperlink r:id="rId9" w:history="1">
+          <w:r>
+            <w:rPr>
+              <w:rStyle w:val="Hyperlink"/>
+            </w:rPr>
+            <w:t>s</w:t>
+          </w:r>
+        </w:hyperlink>
+      </w:r>
+      <w:r>
+        <w:rPr>
+          <w:u w:val="single" w:color="0000ff"/>
+          <w:rFonts w:ascii="Charis SIL Regular" w:hAnsi="Charis SIL Regular" w:eastAsia="Charis SIL Regular"/>
+          <w:b w:val="0"/>
+          <w:i w:val="0"/>
+          <w:color w:val="000000"/>
+          <w:sz w:val="24"/>
+        </w:rPr>
+        <w:hyperlink r:id="rId9" w:history="1">
+          <w:r>
+            <w:rPr>
+              <w:rStyle w:val="Hyperlink"/>
+            </w:rPr>
+            <w:t>e ve</w:t>
+          </w:r>
+        </w:hyperlink>
+      </w:r>
+      <w:r>
+        <w:rPr>
+          <w:rFonts w:ascii="Charis SIL Regular" w:hAnsi="Charis SIL Regular" w:eastAsia="Charis SIL Regular"/>
+          <w:b w:val="0"/>
+          <w:i w:val="0"/>
+          <w:color w:val="000000"/>
+          <w:sz w:val="24"/>
+        </w:rPr>
+        <w:t xml:space="preserve">ilinghuizen </w:t>
       </w:r>
       <w:r>
         <w:rPr>
@@ -400,7 +464,7 @@
           <w:sz w:val="24"/>
           <w:u w:val="single"/>
         </w:rPr>
-        <w:hyperlink r:id="rId10" w:history="1">
+        <w:hyperlink r:id="rId12" w:history="1">
           <w:r>
             <w:rPr>
               <w:rStyle w:val="Hyperlink"/>
@@ -611,77 +675,23 @@
           <w:color w:val="000000"/>
           <w:sz w:val="24"/>
         </w:rPr>
-        <w:t xml:space="preserve">(1918-1974). In Den Haag waren de </w:t>
+        <w:t xml:space="preserve">(1918-1974). In Den Haag waren de winkels de </w:t>
       </w:r>
       <w:r>
         <w:rPr>
-          <w:u w:val="single" w:color="0000ff"/>
           <w:rFonts w:ascii="Charis SIL Regular" w:hAnsi="Charis SIL Regular" w:eastAsia="Charis SIL Regular"/>
           <w:b w:val="0"/>
           <w:i w:val="0"/>
-          <w:color w:val="000000"/>
+          <w:color w:val="0000FF"/>
           <w:sz w:val="24"/>
+          <w:u w:val="single"/>
         </w:rPr>
-        <w:hyperlink r:id="rId12" w:history="1">
+        <w:hyperlink r:id="rId14" w:history="1">
           <w:r>
             <w:rPr>
               <w:rStyle w:val="Hyperlink"/>
             </w:rPr>
-            <w:t>winkel</w:t>
-          </w:r>
-        </w:hyperlink>
-      </w:r>
-      <w:r>
-        <w:rPr>
-          <w:u w:val="single" w:color="0000ff"/>
-          <w:rFonts w:ascii="Charis SIL Regular" w:hAnsi="Charis SIL Regular" w:eastAsia="Charis SIL Regular"/>
-          <w:b w:val="0"/>
-          <w:i w:val="0"/>
-          <w:color w:val="000000"/>
-          <w:sz w:val="24"/>
-        </w:rPr>
-        <w:hyperlink r:id="rId12" w:history="1">
-          <w:r>
-            <w:rPr>
-              <w:rStyle w:val="Hyperlink"/>
-            </w:rPr>
-            <w:t>s</w:t>
-          </w:r>
-        </w:hyperlink>
-      </w:r>
-      <w:r>
-        <w:rPr>
-          <w:u w:val="single" w:color="0000ff"/>
-          <w:rFonts w:ascii="Charis SIL Regular" w:hAnsi="Charis SIL Regular" w:eastAsia="Charis SIL Regular"/>
-          <w:b w:val="0"/>
-          <w:i w:val="0"/>
-          <w:color w:val="000000"/>
-          <w:sz w:val="24"/>
-        </w:rPr>
-        <w:hyperlink r:id="rId12" w:history="1">
-          <w:r>
-            <w:rPr>
-              <w:rStyle w:val="Hyperlink"/>
-            </w:rPr>
-            <w:t xml:space="preserve"> d</w:t>
-          </w:r>
-        </w:hyperlink>
-      </w:r>
-      <w:r>
-        <w:rPr>
-          <w:u w:val="single" w:color="0000ff"/>
-          <w:rFonts w:ascii="Charis SIL Regular" w:hAnsi="Charis SIL Regular" w:eastAsia="Charis SIL Regular"/>
-          <w:b w:val="0"/>
-          <w:i w:val="0"/>
-          <w:color w:val="000000"/>
-          <w:sz w:val="24"/>
-        </w:rPr>
-        <w:hyperlink r:id="rId12" w:history="1">
-          <w:r>
-            <w:rPr>
-              <w:rStyle w:val="Hyperlink"/>
-            </w:rPr>
-            <w:t xml:space="preserve">e </w:t>
+            <w:t>G</w:t>
           </w:r>
         </w:hyperlink>
       </w:r>
@@ -692,8 +702,16 @@
           <w:i w:val="0"/>
           <w:color w:val="0000FF"/>
           <w:sz w:val="24"/>
+          <w:u w:val="single"/>
         </w:rPr>
-        <w:t>Groote Koninklijke</w:t>
+        <w:hyperlink r:id="rId14" w:history="1">
+          <w:r>
+            <w:rPr>
+              <w:rStyle w:val="Hyperlink"/>
+            </w:rPr>
+            <w:t>roote</w:t>
+          </w:r>
+        </w:hyperlink>
       </w:r>
       <w:r>
         <w:rPr>
@@ -720,6 +738,35 @@
             <w:rPr>
               <w:rStyle w:val="Hyperlink"/>
             </w:rPr>
+            <w:t>Koninklijke</w:t>
+          </w:r>
+        </w:hyperlink>
+      </w:r>
+      <w:r>
+        <w:rPr>
+          <w:rFonts w:ascii="Charis SIL Regular" w:hAnsi="Charis SIL Regular" w:eastAsia="Charis SIL Regular"/>
+          <w:b w:val="0"/>
+          <w:i w:val="0"/>
+          <w:color w:val="0000FF"/>
+          <w:sz w:val="24"/>
+          <w:u w:val="single"/>
+        </w:rPr>
+        <w:t xml:space="preserve"> </w:t>
+      </w:r>
+      <w:r>
+        <w:rPr>
+          <w:rFonts w:ascii="Charis SIL Regular" w:hAnsi="Charis SIL Regular" w:eastAsia="Charis SIL Regular"/>
+          <w:b w:val="0"/>
+          <w:i w:val="0"/>
+          <w:color w:val="0000FF"/>
+          <w:sz w:val="24"/>
+          <w:u w:val="single"/>
+        </w:rPr>
+        <w:hyperlink r:id="rId13" w:history="1">
+          <w:r>
+            <w:rPr>
+              <w:rStyle w:val="Hyperlink"/>
+            </w:rPr>
             <w:t>Baz</w:t>
           </w:r>
         </w:hyperlink>
@@ -733,7 +780,7 @@
           <w:sz w:val="24"/>
           <w:u w:val="single"/>
         </w:rPr>
-        <w:hyperlink r:id="rId14" w:history="1">
+        <w:hyperlink r:id="rId13" w:history="1">
           <w:r>
             <w:rPr>
               <w:rStyle w:val="Hyperlink"/>
@@ -1052,7 +1099,7 @@
           <w:sz w:val="24"/>
           <w:u w:val="single"/>
         </w:rPr>
-        <w:hyperlink r:id="rId16" w:history="1">
+        <w:hyperlink r:id="rId17" w:history="1">
           <w:r>
             <w:rPr>
               <w:rStyle w:val="Hyperlink"/>
@@ -1106,7 +1153,7 @@
           <w:sz w:val="24"/>
           <w:u w:val="single"/>
         </w:rPr>
-        <w:hyperlink r:id="rId16" w:history="1">
+        <w:hyperlink r:id="rId17" w:history="1">
           <w:r>
             <w:rPr>
               <w:rStyle w:val="Hyperlink"/>
@@ -1135,13 +1182,67 @@
       </w:r>
       <w:r>
         <w:rPr>
+          <w:u w:val="single" w:color="0000ff"/>
           <w:rFonts w:ascii="Charis SIL Regular" w:hAnsi="Charis SIL Regular" w:eastAsia="Charis SIL Regular"/>
           <w:b w:val="0"/>
           <w:i w:val="0"/>
           <w:color w:val="000000"/>
           <w:sz w:val="24"/>
         </w:rPr>
-        <w:t xml:space="preserve">root aantal Afrikaanse voorwerpen, vooral uit </w:t>
+        <w:hyperlink r:id="rId16" w:history="1">
+          <w:r>
+            <w:rPr>
+              <w:rStyle w:val="Hyperlink"/>
+            </w:rPr>
+            <w:t>r</w:t>
+          </w:r>
+        </w:hyperlink>
+      </w:r>
+      <w:r>
+        <w:rPr>
+          <w:u w:val="single" w:color="0000ff"/>
+          <w:rFonts w:ascii="Charis SIL Regular" w:hAnsi="Charis SIL Regular" w:eastAsia="Charis SIL Regular"/>
+          <w:b w:val="0"/>
+          <w:i w:val="0"/>
+          <w:color w:val="000000"/>
+          <w:sz w:val="24"/>
+        </w:rPr>
+        <w:hyperlink r:id="rId16" w:history="1">
+          <w:r>
+            <w:rPr>
+              <w:rStyle w:val="Hyperlink"/>
+            </w:rPr>
+            <w:t>oot aant</w:t>
+          </w:r>
+        </w:hyperlink>
+      </w:r>
+      <w:r>
+        <w:rPr>
+          <w:u w:val="single" w:color="0000ff"/>
+          <w:rFonts w:ascii="Charis SIL Regular" w:hAnsi="Charis SIL Regular" w:eastAsia="Charis SIL Regular"/>
+          <w:b w:val="0"/>
+          <w:i w:val="0"/>
+          <w:color w:val="000000"/>
+          <w:sz w:val="24"/>
+        </w:rPr>
+        <w:hyperlink r:id="rId16" w:history="1">
+          <w:r>
+            <w:rPr>
+              <w:rStyle w:val="Hyperlink"/>
+            </w:rPr>
+            <w:t xml:space="preserve">al Afrikaanse </w:t>
+          </w:r>
+        </w:hyperlink>
+      </w:r>
+      <w:r>
+        <w:rPr>
+          <w:rFonts w:ascii="Charis SIL Regular" w:hAnsi="Charis SIL Regular" w:eastAsia="Charis SIL Regular"/>
+          <w:b w:val="0"/>
+          <w:i w:val="0"/>
+          <w:color w:val="000000"/>
+          <w:sz w:val="24"/>
+        </w:rPr>
+        <w:t xml:space="preserve">voorwerpen, vooral uit </w:t>
       </w:r>
       <w:r>
         <w:rPr>
@@ -3728,7 +3829,7 @@
           <w:sz w:val="24"/>
           <w:u w:val="single"/>
         </w:rPr>
-        <w:hyperlink r:id="rId28" w:history="1">
+        <w:hyperlink r:id="rId27" w:history="1">
           <w:r>
             <w:rPr>
               <w:rStyle w:val="Hyperlink"/>
@@ -3746,7 +3847,7 @@
           <w:sz w:val="24"/>
           <w:u w:val="single"/>
         </w:rPr>
-        <w:hyperlink r:id="rId28" w:history="1">
+        <w:hyperlink r:id="rId27" w:history="1">
           <w:r>
             <w:rPr>
               <w:rStyle w:val="Hyperlink"/>

--- a/EXPORTS/DOCX/published/niveau2/Dutch/Trade.docx
+++ b/EXPORTS/DOCX/published/niveau2/Dutch/Trade.docx
@@ -444,16 +444,8 @@
           <w:i w:val="0"/>
           <w:color w:val="0000FF"/>
           <w:sz w:val="24"/>
-          <w:u w:val="single"/>
         </w:rPr>
-        <w:hyperlink r:id="rId12" w:history="1">
-          <w:r>
-            <w:rPr>
-              <w:rStyle w:val="Hyperlink"/>
-            </w:rPr>
-            <w:t>Fr</w:t>
-          </w:r>
-        </w:hyperlink>
+        <w:t>Fr</w:t>
       </w:r>
       <w:r>
         <w:rPr>
@@ -464,7 +456,7 @@
           <w:sz w:val="24"/>
           <w:u w:val="single"/>
         </w:rPr>
-        <w:hyperlink r:id="rId12" w:history="1">
+        <w:hyperlink r:id="rId10" w:history="1">
           <w:r>
             <w:rPr>
               <w:rStyle w:val="Hyperlink"/>
@@ -493,7 +485,7 @@
           <w:sz w:val="24"/>
           <w:u w:val="single"/>
         </w:rPr>
-        <w:hyperlink r:id="rId12" w:history="1">
+        <w:hyperlink r:id="rId10" w:history="1">
           <w:r>
             <w:rPr>
               <w:rStyle w:val="Hyperlink"/>
@@ -586,7 +578,35 @@
           <w:color w:val="000000"/>
           <w:sz w:val="24"/>
         </w:rPr>
-        <w:t xml:space="preserve"> (1876-1961) en </w:t>
+        <w:t xml:space="preserve"> (1876-</w:t>
+      </w:r>
+      <w:r>
+        <w:rPr>
+          <w:u w:val="single" w:color="0000ff"/>
+          <w:rFonts w:ascii="Charis SIL Regular" w:hAnsi="Charis SIL Regular" w:eastAsia="Charis SIL Regular"/>
+          <w:b w:val="0"/>
+          <w:i w:val="0"/>
+          <w:color w:val="000000"/>
+          <w:sz w:val="24"/>
+        </w:rPr>
+        <w:hyperlink r:id="rId11" w:history="1">
+          <w:r>
+            <w:rPr>
+              <w:rStyle w:val="Hyperlink"/>
+            </w:rPr>
+            <w:t>1961) e</w:t>
+          </w:r>
+        </w:hyperlink>
+      </w:r>
+      <w:r>
+        <w:rPr>
+          <w:rFonts w:ascii="Charis SIL Regular" w:hAnsi="Charis SIL Regular" w:eastAsia="Charis SIL Regular"/>
+          <w:b w:val="0"/>
+          <w:i w:val="0"/>
+          <w:color w:val="000000"/>
+          <w:sz w:val="24"/>
+        </w:rPr>
+        <w:t xml:space="preserve">n </w:t>
       </w:r>
       <w:r>
         <w:rPr>
@@ -762,12 +782,30 @@
           <w:sz w:val="24"/>
           <w:u w:val="single"/>
         </w:rPr>
-        <w:hyperlink r:id="rId13" w:history="1">
+        <w:hyperlink r:id="rId14" w:history="1">
           <w:r>
             <w:rPr>
               <w:rStyle w:val="Hyperlink"/>
             </w:rPr>
             <w:t>Baz</w:t>
+          </w:r>
+        </w:hyperlink>
+      </w:r>
+      <w:r>
+        <w:rPr>
+          <w:rFonts w:ascii="Charis SIL Regular" w:hAnsi="Charis SIL Regular" w:eastAsia="Charis SIL Regular"/>
+          <w:b w:val="0"/>
+          <w:i w:val="0"/>
+          <w:color w:val="0000FF"/>
+          <w:sz w:val="24"/>
+          <w:u w:val="single"/>
+        </w:rPr>
+        <w:hyperlink r:id="rId14" w:history="1">
+          <w:r>
+            <w:rPr>
+              <w:rStyle w:val="Hyperlink"/>
+            </w:rPr>
+            <w:t>a</w:t>
           </w:r>
         </w:hyperlink>
       </w:r>
@@ -785,9 +823,56 @@
             <w:rPr>
               <w:rStyle w:val="Hyperlink"/>
             </w:rPr>
-            <w:t>a</w:t>
+            <w:t>r</w:t>
           </w:r>
         </w:hyperlink>
+      </w:r>
+      <w:r>
+        <w:rPr>
+          <w:u w:val="single" w:color="0000ff"/>
+          <w:rFonts w:ascii="Charis SIL Regular" w:hAnsi="Charis SIL Regular" w:eastAsia="Charis SIL Regular"/>
+          <w:b w:val="0"/>
+          <w:i w:val="0"/>
+          <w:color w:val="000000"/>
+          <w:sz w:val="24"/>
+        </w:rPr>
+        <w:hyperlink r:id="rId13" w:history="1">
+          <w:r>
+            <w:rPr>
+              <w:rStyle w:val="Hyperlink"/>
+            </w:rPr>
+            <w:t xml:space="preserve"> e</w:t>
+          </w:r>
+        </w:hyperlink>
+      </w:r>
+      <w:r>
+        <w:rPr>
+          <w:u w:val="single" w:color="0000ff"/>
+          <w:rFonts w:ascii="Charis SIL Regular" w:hAnsi="Charis SIL Regular" w:eastAsia="Charis SIL Regular"/>
+          <w:b w:val="0"/>
+          <w:i w:val="0"/>
+          <w:color w:val="000000"/>
+          <w:sz w:val="24"/>
+        </w:rPr>
+        <w:hyperlink r:id="rId13" w:history="1">
+          <w:r>
+            <w:rPr>
+              <w:rStyle w:val="Hyperlink"/>
+            </w:rPr>
+            <w:t>n</w:t>
+          </w:r>
+        </w:hyperlink>
+      </w:r>
+      <w:r>
+        <w:rPr>
+          <w:u w:val="single" w:color="0000ff"/>
+          <w:rFonts w:ascii="Charis SIL Regular" w:hAnsi="Charis SIL Regular" w:eastAsia="Charis SIL Regular"/>
+          <w:b w:val="0"/>
+          <w:i w:val="0"/>
+          <w:color w:val="000000"/>
+          <w:sz w:val="24"/>
+        </w:rPr>
+        <w:t xml:space="preserve"> </w:t>
       </w:r>
       <w:r>
         <w:rPr>
@@ -798,36 +883,7 @@
           <w:sz w:val="24"/>
           <w:u w:val="single"/>
         </w:rPr>
-        <w:hyperlink r:id="rId14" w:history="1">
-          <w:r>
-            <w:rPr>
-              <w:rStyle w:val="Hyperlink"/>
-            </w:rPr>
-            <w:t>r</w:t>
-          </w:r>
-        </w:hyperlink>
-      </w:r>
-      <w:r>
-        <w:rPr>
-          <w:u w:val="single" w:color="0000ff"/>
-          <w:rFonts w:ascii="Charis SIL Regular" w:hAnsi="Charis SIL Regular" w:eastAsia="Charis SIL Regular"/>
-          <w:b w:val="0"/>
-          <w:i w:val="0"/>
-          <w:color w:val="000000"/>
-          <w:sz w:val="24"/>
-        </w:rPr>
-        <w:t xml:space="preserve"> en </w:t>
-      </w:r>
-      <w:r>
-        <w:rPr>
-          <w:rFonts w:ascii="Charis SIL Regular" w:hAnsi="Charis SIL Regular" w:eastAsia="Charis SIL Regular"/>
-          <w:b w:val="0"/>
-          <w:i w:val="0"/>
-          <w:color w:val="0000FF"/>
-          <w:sz w:val="24"/>
-          <w:u w:val="single"/>
-        </w:rPr>
-        <w:hyperlink r:id="rId15" w:history="1">
+        <w:hyperlink r:id="rId13" w:history="1">
           <w:r>
             <w:rPr>
               <w:rStyle w:val="Hyperlink"/>
@@ -1117,7 +1173,7 @@
           <w:sz w:val="24"/>
           <w:u w:val="single"/>
         </w:rPr>
-        <w:hyperlink r:id="rId16" w:history="1">
+        <w:hyperlink r:id="rId17" w:history="1">
           <w:r>
             <w:rPr>
               <w:rStyle w:val="Hyperlink"/>
@@ -1242,7 +1298,35 @@
           <w:color w:val="000000"/>
           <w:sz w:val="24"/>
         </w:rPr>
-        <w:t xml:space="preserve">voorwerpen, vooral uit </w:t>
+        <w:t>v</w:t>
+      </w:r>
+      <w:r>
+        <w:rPr>
+          <w:u w:val="single" w:color="0000ff"/>
+          <w:rFonts w:ascii="Charis SIL Regular" w:hAnsi="Charis SIL Regular" w:eastAsia="Charis SIL Regular"/>
+          <w:b w:val="0"/>
+          <w:i w:val="0"/>
+          <w:color w:val="000000"/>
+          <w:sz w:val="24"/>
+        </w:rPr>
+        <w:hyperlink r:id="rId16" w:history="1">
+          <w:r>
+            <w:rPr>
+              <w:rStyle w:val="Hyperlink"/>
+            </w:rPr>
+            <w:t>oorw</w:t>
+          </w:r>
+        </w:hyperlink>
+      </w:r>
+      <w:r>
+        <w:rPr>
+          <w:rFonts w:ascii="Charis SIL Regular" w:hAnsi="Charis SIL Regular" w:eastAsia="Charis SIL Regular"/>
+          <w:b w:val="0"/>
+          <w:i w:val="0"/>
+          <w:color w:val="000000"/>
+          <w:sz w:val="24"/>
+        </w:rPr>
+        <w:t xml:space="preserve">erpen, vooral uit </w:t>
       </w:r>
       <w:r>
         <w:rPr>
@@ -3829,7 +3913,7 @@
           <w:sz w:val="24"/>
           <w:u w:val="single"/>
         </w:rPr>
-        <w:hyperlink r:id="rId27" w:history="1">
+        <w:hyperlink r:id="rId28" w:history="1">
           <w:r>
             <w:rPr>
               <w:rStyle w:val="Hyperlink"/>
@@ -3876,7 +3960,7 @@
           <w:sz w:val="24"/>
           <w:u w:val="single"/>
         </w:rPr>
-        <w:hyperlink r:id="rId28" w:history="1">
+        <w:hyperlink r:id="rId27" w:history="1">
           <w:r>
             <w:rPr>
               <w:rStyle w:val="Hyperlink"/>

--- a/EXPORTS/DOCX/published/niveau2/Dutch/Trade.docx
+++ b/EXPORTS/DOCX/published/niveau2/Dutch/Trade.docx
@@ -444,8 +444,16 @@
           <w:i w:val="0"/>
           <w:color w:val="0000FF"/>
           <w:sz w:val="24"/>
+          <w:u w:val="single"/>
         </w:rPr>
-        <w:t>Fr</w:t>
+        <w:hyperlink r:id="rId12" w:history="1">
+          <w:r>
+            <w:rPr>
+              <w:rStyle w:val="Hyperlink"/>
+            </w:rPr>
+            <w:t>Fr</w:t>
+          </w:r>
+        </w:hyperlink>
       </w:r>
       <w:r>
         <w:rPr>
@@ -485,7 +493,7 @@
           <w:sz w:val="24"/>
           <w:u w:val="single"/>
         </w:rPr>
-        <w:hyperlink r:id="rId10" w:history="1">
+        <w:hyperlink r:id="rId12" w:history="1">
           <w:r>
             <w:rPr>
               <w:rStyle w:val="Hyperlink"/>
@@ -578,35 +586,7 @@
           <w:color w:val="000000"/>
           <w:sz w:val="24"/>
         </w:rPr>
-        <w:t xml:space="preserve"> (1876-</w:t>
-      </w:r>
-      <w:r>
-        <w:rPr>
-          <w:u w:val="single" w:color="0000ff"/>
-          <w:rFonts w:ascii="Charis SIL Regular" w:hAnsi="Charis SIL Regular" w:eastAsia="Charis SIL Regular"/>
-          <w:b w:val="0"/>
-          <w:i w:val="0"/>
-          <w:color w:val="000000"/>
-          <w:sz w:val="24"/>
-        </w:rPr>
-        <w:hyperlink r:id="rId11" w:history="1">
-          <w:r>
-            <w:rPr>
-              <w:rStyle w:val="Hyperlink"/>
-            </w:rPr>
-            <w:t>1961) e</w:t>
-          </w:r>
-        </w:hyperlink>
-      </w:r>
-      <w:r>
-        <w:rPr>
-          <w:rFonts w:ascii="Charis SIL Regular" w:hAnsi="Charis SIL Regular" w:eastAsia="Charis SIL Regular"/>
-          <w:b w:val="0"/>
-          <w:i w:val="0"/>
-          <w:color w:val="000000"/>
-          <w:sz w:val="24"/>
-        </w:rPr>
-        <w:t xml:space="preserve">n </w:t>
+        <w:t xml:space="preserve"> (1876-1961) en </w:t>
       </w:r>
       <w:r>
         <w:rPr>
@@ -695,7 +675,82 @@
           <w:color w:val="000000"/>
           <w:sz w:val="24"/>
         </w:rPr>
-        <w:t xml:space="preserve">(1918-1974). In Den Haag waren de winkels de </w:t>
+        <w:t>(1918-1974). In Den Haag w</w:t>
+      </w:r>
+      <w:r>
+        <w:rPr>
+          <w:u w:val="single" w:color="0000ff"/>
+          <w:rFonts w:ascii="Charis SIL Regular" w:hAnsi="Charis SIL Regular" w:eastAsia="Charis SIL Regular"/>
+          <w:b w:val="0"/>
+          <w:i w:val="0"/>
+          <w:color w:val="000000"/>
+          <w:sz w:val="24"/>
+        </w:rPr>
+        <w:t xml:space="preserve">aren de </w:t>
+      </w:r>
+      <w:r>
+        <w:rPr>
+          <w:u w:val="single" w:color="0000ff"/>
+          <w:rFonts w:ascii="Charis SIL Regular" w:hAnsi="Charis SIL Regular" w:eastAsia="Charis SIL Regular"/>
+          <w:b w:val="0"/>
+          <w:i w:val="0"/>
+          <w:color w:val="000000"/>
+          <w:sz w:val="24"/>
+        </w:rPr>
+        <w:hyperlink r:id="rId12" w:history="1">
+          <w:r>
+            <w:rPr>
+              <w:rStyle w:val="Hyperlink"/>
+            </w:rPr>
+            <w:t>winkel</w:t>
+          </w:r>
+        </w:hyperlink>
+      </w:r>
+      <w:r>
+        <w:rPr>
+          <w:u w:val="single" w:color="0000ff"/>
+          <w:rFonts w:ascii="Charis SIL Regular" w:hAnsi="Charis SIL Regular" w:eastAsia="Charis SIL Regular"/>
+          <w:b w:val="0"/>
+          <w:i w:val="0"/>
+          <w:color w:val="000000"/>
+          <w:sz w:val="24"/>
+        </w:rPr>
+        <w:hyperlink r:id="rId12" w:history="1">
+          <w:r>
+            <w:rPr>
+              <w:rStyle w:val="Hyperlink"/>
+            </w:rPr>
+            <w:t>s</w:t>
+          </w:r>
+        </w:hyperlink>
+      </w:r>
+      <w:r>
+        <w:rPr>
+          <w:u w:val="single" w:color="0000ff"/>
+          <w:rFonts w:ascii="Charis SIL Regular" w:hAnsi="Charis SIL Regular" w:eastAsia="Charis SIL Regular"/>
+          <w:b w:val="0"/>
+          <w:i w:val="0"/>
+          <w:color w:val="000000"/>
+          <w:sz w:val="24"/>
+        </w:rPr>
+        <w:t xml:space="preserve"> d</w:t>
+      </w:r>
+      <w:r>
+        <w:rPr>
+          <w:rFonts w:ascii="Charis SIL Regular" w:hAnsi="Charis SIL Regular" w:eastAsia="Charis SIL Regular"/>
+          <w:b w:val="0"/>
+          <w:i w:val="0"/>
+          <w:color w:val="000000"/>
+          <w:sz w:val="24"/>
+        </w:rPr>
+        <w:hyperlink r:id="rId12" w:history="1">
+          <w:r>
+            <w:rPr>
+              <w:rStyle w:val="Hyperlink"/>
+            </w:rPr>
+            <w:t xml:space="preserve">e </w:t>
+          </w:r>
+        </w:hyperlink>
       </w:r>
       <w:r>
         <w:rPr>
@@ -706,7 +761,7 @@
           <w:sz w:val="24"/>
           <w:u w:val="single"/>
         </w:rPr>
-        <w:hyperlink r:id="rId14" w:history="1">
+        <w:hyperlink r:id="rId12" w:history="1">
           <w:r>
             <w:rPr>
               <w:rStyle w:val="Hyperlink"/>
@@ -751,7 +806,6 @@
           <w:i w:val="0"/>
           <w:color w:val="0000FF"/>
           <w:sz w:val="24"/>
-          <w:u w:val="single"/>
         </w:rPr>
         <w:hyperlink r:id="rId14" w:history="1">
           <w:r>
@@ -782,7 +836,7 @@
           <w:sz w:val="24"/>
           <w:u w:val="single"/>
         </w:rPr>
-        <w:hyperlink r:id="rId14" w:history="1">
+        <w:hyperlink r:id="rId13" w:history="1">
           <w:r>
             <w:rPr>
               <w:rStyle w:val="Hyperlink"/>
@@ -818,7 +872,7 @@
           <w:sz w:val="24"/>
           <w:u w:val="single"/>
         </w:rPr>
-        <w:hyperlink r:id="rId13" w:history="1">
+        <w:hyperlink r:id="rId14" w:history="1">
           <w:r>
             <w:rPr>
               <w:rStyle w:val="Hyperlink"/>
@@ -1144,7 +1198,24 @@
           <w:color w:val="000000"/>
           <w:sz w:val="24"/>
         </w:rPr>
-        <w:t xml:space="preserve"> (NAHV, 1880-1982) die handel dreef in </w:t>
+        <w:t xml:space="preserve"> (NAHV, 1880-1982) die handel dreef i</w:t>
+      </w:r>
+      <w:r>
+        <w:rPr>
+          <w:rFonts w:ascii="Charis SIL Regular" w:hAnsi="Charis SIL Regular" w:eastAsia="Charis SIL Regular"/>
+          <w:b w:val="0"/>
+          <w:i w:val="0"/>
+          <w:color w:val="000000"/>
+          <w:sz w:val="24"/>
+        </w:rPr>
+        <w:hyperlink r:id="rId16" w:history="1">
+          <w:r>
+            <w:rPr>
+              <w:rStyle w:val="Hyperlink"/>
+            </w:rPr>
+            <w:t xml:space="preserve">n </w:t>
+          </w:r>
+        </w:hyperlink>
       </w:r>
       <w:r>
         <w:rPr>
@@ -1155,7 +1226,7 @@
           <w:sz w:val="24"/>
           <w:u w:val="single"/>
         </w:rPr>
-        <w:hyperlink r:id="rId17" w:history="1">
+        <w:hyperlink r:id="rId16" w:history="1">
           <w:r>
             <w:rPr>
               <w:rStyle w:val="Hyperlink"/>
@@ -1209,84 +1280,12 @@
           <w:sz w:val="24"/>
           <w:u w:val="single"/>
         </w:rPr>
-        <w:hyperlink r:id="rId17" w:history="1">
+        <w:hyperlink r:id="rId16" w:history="1">
           <w:r>
             <w:rPr>
               <w:rStyle w:val="Hyperlink"/>
             </w:rPr>
             <w:t>Afrika</w:t>
-          </w:r>
-        </w:hyperlink>
-      </w:r>
-      <w:r>
-        <w:rPr>
-          <w:u w:val="single" w:color="0000ff"/>
-          <w:rFonts w:ascii="Charis SIL Regular" w:hAnsi="Charis SIL Regular" w:eastAsia="Charis SIL Regular"/>
-          <w:b w:val="0"/>
-          <w:i w:val="0"/>
-          <w:color w:val="000000"/>
-          <w:sz w:val="24"/>
-        </w:rPr>
-        <w:hyperlink r:id="rId16" w:history="1">
-          <w:r>
-            <w:rPr>
-              <w:rStyle w:val="Hyperlink"/>
-            </w:rPr>
-            <w:t>. Een g</w:t>
-          </w:r>
-        </w:hyperlink>
-      </w:r>
-      <w:r>
-        <w:rPr>
-          <w:u w:val="single" w:color="0000ff"/>
-          <w:rFonts w:ascii="Charis SIL Regular" w:hAnsi="Charis SIL Regular" w:eastAsia="Charis SIL Regular"/>
-          <w:b w:val="0"/>
-          <w:i w:val="0"/>
-          <w:color w:val="000000"/>
-          <w:sz w:val="24"/>
-        </w:rPr>
-        <w:hyperlink r:id="rId16" w:history="1">
-          <w:r>
-            <w:rPr>
-              <w:rStyle w:val="Hyperlink"/>
-            </w:rPr>
-            <w:t>r</w:t>
-          </w:r>
-        </w:hyperlink>
-      </w:r>
-      <w:r>
-        <w:rPr>
-          <w:u w:val="single" w:color="0000ff"/>
-          <w:rFonts w:ascii="Charis SIL Regular" w:hAnsi="Charis SIL Regular" w:eastAsia="Charis SIL Regular"/>
-          <w:b w:val="0"/>
-          <w:i w:val="0"/>
-          <w:color w:val="000000"/>
-          <w:sz w:val="24"/>
-        </w:rPr>
-        <w:hyperlink r:id="rId16" w:history="1">
-          <w:r>
-            <w:rPr>
-              <w:rStyle w:val="Hyperlink"/>
-            </w:rPr>
-            <w:t>oot aant</w:t>
-          </w:r>
-        </w:hyperlink>
-      </w:r>
-      <w:r>
-        <w:rPr>
-          <w:u w:val="single" w:color="0000ff"/>
-          <w:rFonts w:ascii="Charis SIL Regular" w:hAnsi="Charis SIL Regular" w:eastAsia="Charis SIL Regular"/>
-          <w:b w:val="0"/>
-          <w:i w:val="0"/>
-          <w:color w:val="000000"/>
-          <w:sz w:val="24"/>
-        </w:rPr>
-        <w:hyperlink r:id="rId16" w:history="1">
-          <w:r>
-            <w:rPr>
-              <w:rStyle w:val="Hyperlink"/>
-            </w:rPr>
-            <w:t xml:space="preserve">al Afrikaanse </w:t>
           </w:r>
         </w:hyperlink>
       </w:r>
@@ -1298,35 +1297,7 @@
           <w:color w:val="000000"/>
           <w:sz w:val="24"/>
         </w:rPr>
-        <w:t>v</w:t>
-      </w:r>
-      <w:r>
-        <w:rPr>
-          <w:u w:val="single" w:color="0000ff"/>
-          <w:rFonts w:ascii="Charis SIL Regular" w:hAnsi="Charis SIL Regular" w:eastAsia="Charis SIL Regular"/>
-          <w:b w:val="0"/>
-          <w:i w:val="0"/>
-          <w:color w:val="000000"/>
-          <w:sz w:val="24"/>
-        </w:rPr>
-        <w:hyperlink r:id="rId16" w:history="1">
-          <w:r>
-            <w:rPr>
-              <w:rStyle w:val="Hyperlink"/>
-            </w:rPr>
-            <w:t>oorw</w:t>
-          </w:r>
-        </w:hyperlink>
-      </w:r>
-      <w:r>
-        <w:rPr>
-          <w:rFonts w:ascii="Charis SIL Regular" w:hAnsi="Charis SIL Regular" w:eastAsia="Charis SIL Regular"/>
-          <w:b w:val="0"/>
-          <w:i w:val="0"/>
-          <w:color w:val="000000"/>
-          <w:sz w:val="24"/>
-        </w:rPr>
-        <w:t xml:space="preserve">erpen, vooral uit </w:t>
+        <w:t xml:space="preserve">. Een groot aantal Afrikaanse voorwerpen, vooral uit </w:t>
       </w:r>
       <w:r>
         <w:rPr>
@@ -1802,35 +1773,7 @@
           <w:color w:val="000000"/>
           <w:sz w:val="24"/>
         </w:rPr>
-        <w:t>medewerkers in dienst die inlichtin</w:t>
-      </w:r>
-      <w:r>
-        <w:rPr>
-          <w:u w:val="single" w:color="0000ff"/>
-          <w:rFonts w:ascii="Charis SIL Regular" w:hAnsi="Charis SIL Regular" w:eastAsia="Charis SIL Regular"/>
-          <w:b w:val="0"/>
-          <w:i w:val="0"/>
-          <w:color w:val="000000"/>
-          <w:sz w:val="24"/>
-        </w:rPr>
-        <w:hyperlink r:id="rId19" w:history="1">
-          <w:r>
-            <w:rPr>
-              <w:rStyle w:val="Hyperlink"/>
-            </w:rPr>
-            <w:t>gen verst</w:t>
-          </w:r>
-        </w:hyperlink>
-      </w:r>
-      <w:r>
-        <w:rPr>
-          <w:rFonts w:ascii="Charis SIL Regular" w:hAnsi="Charis SIL Regular" w:eastAsia="Charis SIL Regular"/>
-          <w:b w:val="0"/>
-          <w:i w:val="0"/>
-          <w:color w:val="000000"/>
-          <w:sz w:val="24"/>
-        </w:rPr>
-        <w:t>rek</w:t>
+        <w:t>medewerkers in dienst die inlichtingen verstrek</w:t>
       </w:r>
       <w:r>
         <w:rPr>

--- a/EXPORTS/DOCX/published/niveau2/Dutch/Trade.docx
+++ b/EXPORTS/DOCX/published/niveau2/Dutch/Trade.docx
@@ -493,7 +493,7 @@
           <w:sz w:val="24"/>
           <w:u w:val="single"/>
         </w:rPr>
-        <w:hyperlink r:id="rId12" w:history="1">
+        <w:hyperlink r:id="rId10" w:history="1">
           <w:r>
             <w:rPr>
               <w:rStyle w:val="Hyperlink"/>
@@ -586,7 +586,35 @@
           <w:color w:val="000000"/>
           <w:sz w:val="24"/>
         </w:rPr>
-        <w:t xml:space="preserve"> (1876-1961) en </w:t>
+        <w:t xml:space="preserve"> (1876-</w:t>
+      </w:r>
+      <w:r>
+        <w:rPr>
+          <w:u w:val="single" w:color="0000ff"/>
+          <w:rFonts w:ascii="Charis SIL Regular" w:hAnsi="Charis SIL Regular" w:eastAsia="Charis SIL Regular"/>
+          <w:b w:val="0"/>
+          <w:i w:val="0"/>
+          <w:color w:val="000000"/>
+          <w:sz w:val="24"/>
+        </w:rPr>
+        <w:hyperlink r:id="rId11" w:history="1">
+          <w:r>
+            <w:rPr>
+              <w:rStyle w:val="Hyperlink"/>
+            </w:rPr>
+            <w:t>1961) e</w:t>
+          </w:r>
+        </w:hyperlink>
+      </w:r>
+      <w:r>
+        <w:rPr>
+          <w:rFonts w:ascii="Charis SIL Regular" w:hAnsi="Charis SIL Regular" w:eastAsia="Charis SIL Regular"/>
+          <w:b w:val="0"/>
+          <w:i w:val="0"/>
+          <w:color w:val="000000"/>
+          <w:sz w:val="24"/>
+        </w:rPr>
+        <w:t xml:space="preserve">n </w:t>
       </w:r>
       <w:r>
         <w:rPr>
@@ -686,7 +714,14 @@
           <w:color w:val="000000"/>
           <w:sz w:val="24"/>
         </w:rPr>
-        <w:t xml:space="preserve">aren de </w:t>
+        <w:hyperlink r:id="rId12" w:history="1">
+          <w:r>
+            <w:rPr>
+              <w:rStyle w:val="Hyperlink"/>
+            </w:rPr>
+            <w:t xml:space="preserve">aren de </w:t>
+          </w:r>
+        </w:hyperlink>
       </w:r>
       <w:r>
         <w:rPr>
@@ -733,7 +768,14 @@
           <w:color w:val="000000"/>
           <w:sz w:val="24"/>
         </w:rPr>
-        <w:t xml:space="preserve"> d</w:t>
+        <w:hyperlink r:id="rId12" w:history="1">
+          <w:r>
+            <w:rPr>
+              <w:rStyle w:val="Hyperlink"/>
+            </w:rPr>
+            <w:t xml:space="preserve"> d</w:t>
+          </w:r>
+        </w:hyperlink>
       </w:r>
       <w:r>
         <w:rPr>
@@ -806,6 +848,7 @@
           <w:i w:val="0"/>
           <w:color w:val="0000FF"/>
           <w:sz w:val="24"/>
+          <w:u w:val="single"/>
         </w:rPr>
         <w:hyperlink r:id="rId14" w:history="1">
           <w:r>
@@ -854,7 +897,7 @@
           <w:sz w:val="24"/>
           <w:u w:val="single"/>
         </w:rPr>
-        <w:hyperlink r:id="rId14" w:history="1">
+        <w:hyperlink r:id="rId13" w:history="1">
           <w:r>
             <w:rPr>
               <w:rStyle w:val="Hyperlink"/>
@@ -872,7 +915,7 @@
           <w:sz w:val="24"/>
           <w:u w:val="single"/>
         </w:rPr>
-        <w:hyperlink r:id="rId14" w:history="1">
+        <w:hyperlink r:id="rId13" w:history="1">
           <w:r>
             <w:rPr>
               <w:rStyle w:val="Hyperlink"/>
@@ -1198,24 +1241,7 @@
           <w:color w:val="000000"/>
           <w:sz w:val="24"/>
         </w:rPr>
-        <w:t xml:space="preserve"> (NAHV, 1880-1982) die handel dreef i</w:t>
-      </w:r>
-      <w:r>
-        <w:rPr>
-          <w:rFonts w:ascii="Charis SIL Regular" w:hAnsi="Charis SIL Regular" w:eastAsia="Charis SIL Regular"/>
-          <w:b w:val="0"/>
-          <w:i w:val="0"/>
-          <w:color w:val="000000"/>
-          <w:sz w:val="24"/>
-        </w:rPr>
-        <w:hyperlink r:id="rId16" w:history="1">
-          <w:r>
-            <w:rPr>
-              <w:rStyle w:val="Hyperlink"/>
-            </w:rPr>
-            <w:t xml:space="preserve">n </w:t>
-          </w:r>
-        </w:hyperlink>
+        <w:t xml:space="preserve"> (NAHV, 1880-1982) die handel dreef in </w:t>
       </w:r>
       <w:r>
         <w:rPr>
@@ -1226,7 +1252,7 @@
           <w:sz w:val="24"/>
           <w:u w:val="single"/>
         </w:rPr>
-        <w:hyperlink r:id="rId16" w:history="1">
+        <w:hyperlink r:id="rId17" w:history="1">
           <w:r>
             <w:rPr>
               <w:rStyle w:val="Hyperlink"/>
@@ -1773,7 +1799,35 @@
           <w:color w:val="000000"/>
           <w:sz w:val="24"/>
         </w:rPr>
-        <w:t>medewerkers in dienst die inlichtingen verstrek</w:t>
+        <w:t>medewerkers in dienst die inlichtin</w:t>
+      </w:r>
+      <w:r>
+        <w:rPr>
+          <w:u w:val="single" w:color="0000ff"/>
+          <w:rFonts w:ascii="Charis SIL Regular" w:hAnsi="Charis SIL Regular" w:eastAsia="Charis SIL Regular"/>
+          <w:b w:val="0"/>
+          <w:i w:val="0"/>
+          <w:color w:val="000000"/>
+          <w:sz w:val="24"/>
+        </w:rPr>
+        <w:hyperlink r:id="rId19" w:history="1">
+          <w:r>
+            <w:rPr>
+              <w:rStyle w:val="Hyperlink"/>
+            </w:rPr>
+            <w:t>gen verst</w:t>
+          </w:r>
+        </w:hyperlink>
+      </w:r>
+      <w:r>
+        <w:rPr>
+          <w:rFonts w:ascii="Charis SIL Regular" w:hAnsi="Charis SIL Regular" w:eastAsia="Charis SIL Regular"/>
+          <w:b w:val="0"/>
+          <w:i w:val="0"/>
+          <w:color w:val="000000"/>
+          <w:sz w:val="24"/>
+        </w:rPr>
+        <w:t>rek</w:t>
       </w:r>
       <w:r>
         <w:rPr>
@@ -3874,7 +3928,7 @@
           <w:sz w:val="24"/>
           <w:u w:val="single"/>
         </w:rPr>
-        <w:hyperlink r:id="rId27" w:history="1">
+        <w:hyperlink r:id="rId28" w:history="1">
           <w:r>
             <w:rPr>
               <w:rStyle w:val="Hyperlink"/>
@@ -3903,7 +3957,7 @@
           <w:sz w:val="24"/>
           <w:u w:val="single"/>
         </w:rPr>
-        <w:hyperlink r:id="rId27" w:history="1">
+        <w:hyperlink r:id="rId28" w:history="1">
           <w:r>
             <w:rPr>
               <w:rStyle w:val="Hyperlink"/>

--- a/EXPORTS/DOCX/published/niveau2/Dutch/Trade.docx
+++ b/EXPORTS/DOCX/published/niveau2/Dutch/Trade.docx
@@ -444,7 +444,6 @@
           <w:i w:val="0"/>
           <w:color w:val="0000FF"/>
           <w:sz w:val="24"/>
-          <w:u w:val="single"/>
         </w:rPr>
         <w:hyperlink r:id="rId12" w:history="1">
           <w:r>
@@ -779,6 +778,7 @@
       </w:r>
       <w:r>
         <w:rPr>
+          <w:u w:val="single" w:color="0000ff"/>
           <w:rFonts w:ascii="Charis SIL Regular" w:hAnsi="Charis SIL Regular" w:eastAsia="Charis SIL Regular"/>
           <w:b w:val="0"/>
           <w:i w:val="0"/>
@@ -803,7 +803,7 @@
           <w:sz w:val="24"/>
           <w:u w:val="single"/>
         </w:rPr>
-        <w:hyperlink r:id="rId12" w:history="1">
+        <w:hyperlink r:id="rId14" w:history="1">
           <w:r>
             <w:rPr>
               <w:rStyle w:val="Hyperlink"/>
@@ -848,7 +848,6 @@
           <w:i w:val="0"/>
           <w:color w:val="0000FF"/>
           <w:sz w:val="24"/>
-          <w:u w:val="single"/>
         </w:rPr>
         <w:hyperlink r:id="rId14" w:history="1">
           <w:r>
@@ -879,7 +878,7 @@
           <w:sz w:val="24"/>
           <w:u w:val="single"/>
         </w:rPr>
-        <w:hyperlink r:id="rId13" w:history="1">
+        <w:hyperlink r:id="rId14" w:history="1">
           <w:r>
             <w:rPr>
               <w:rStyle w:val="Hyperlink"/>
@@ -897,7 +896,7 @@
           <w:sz w:val="24"/>
           <w:u w:val="single"/>
         </w:rPr>
-        <w:hyperlink r:id="rId13" w:history="1">
+        <w:hyperlink r:id="rId14" w:history="1">
           <w:r>
             <w:rPr>
               <w:rStyle w:val="Hyperlink"/>
@@ -915,7 +914,7 @@
           <w:sz w:val="24"/>
           <w:u w:val="single"/>
         </w:rPr>
-        <w:hyperlink r:id="rId13" w:history="1">
+        <w:hyperlink r:id="rId14" w:history="1">
           <w:r>
             <w:rPr>
               <w:rStyle w:val="Hyperlink"/>
@@ -1241,7 +1240,24 @@
           <w:color w:val="000000"/>
           <w:sz w:val="24"/>
         </w:rPr>
-        <w:t xml:space="preserve"> (NAHV, 1880-1982) die handel dreef in </w:t>
+        <w:t xml:space="preserve"> (NAHV, 1880-1982) die handel dreef i</w:t>
+      </w:r>
+      <w:r>
+        <w:rPr>
+          <w:rFonts w:ascii="Charis SIL Regular" w:hAnsi="Charis SIL Regular" w:eastAsia="Charis SIL Regular"/>
+          <w:b w:val="0"/>
+          <w:i w:val="0"/>
+          <w:color w:val="000000"/>
+          <w:sz w:val="24"/>
+        </w:rPr>
+        <w:hyperlink r:id="rId16" w:history="1">
+          <w:r>
+            <w:rPr>
+              <w:rStyle w:val="Hyperlink"/>
+            </w:rPr>
+            <w:t xml:space="preserve">n </w:t>
+          </w:r>
+        </w:hyperlink>
       </w:r>
       <w:r>
         <w:rPr>
@@ -1306,7 +1322,7 @@
           <w:sz w:val="24"/>
           <w:u w:val="single"/>
         </w:rPr>
-        <w:hyperlink r:id="rId16" w:history="1">
+        <w:hyperlink r:id="rId17" w:history="1">
           <w:r>
             <w:rPr>
               <w:rStyle w:val="Hyperlink"/>
@@ -1323,7 +1339,35 @@
           <w:color w:val="000000"/>
           <w:sz w:val="24"/>
         </w:rPr>
-        <w:t xml:space="preserve">. Een groot aantal Afrikaanse voorwerpen, vooral uit </w:t>
+        <w:t>. Een groot aantal Afrikaanse v</w:t>
+      </w:r>
+      <w:r>
+        <w:rPr>
+          <w:u w:val="single" w:color="0000ff"/>
+          <w:rFonts w:ascii="Charis SIL Regular" w:hAnsi="Charis SIL Regular" w:eastAsia="Charis SIL Regular"/>
+          <w:b w:val="0"/>
+          <w:i w:val="0"/>
+          <w:color w:val="000000"/>
+          <w:sz w:val="24"/>
+        </w:rPr>
+        <w:hyperlink r:id="rId16" w:history="1">
+          <w:r>
+            <w:rPr>
+              <w:rStyle w:val="Hyperlink"/>
+            </w:rPr>
+            <w:t>oorw</w:t>
+          </w:r>
+        </w:hyperlink>
+      </w:r>
+      <w:r>
+        <w:rPr>
+          <w:rFonts w:ascii="Charis SIL Regular" w:hAnsi="Charis SIL Regular" w:eastAsia="Charis SIL Regular"/>
+          <w:b w:val="0"/>
+          <w:i w:val="0"/>
+          <w:color w:val="000000"/>
+          <w:sz w:val="24"/>
+        </w:rPr>
+        <w:t xml:space="preserve">erpen, vooral uit </w:t>
       </w:r>
       <w:r>
         <w:rPr>
@@ -3910,7 +3954,7 @@
           <w:sz w:val="24"/>
           <w:u w:val="single"/>
         </w:rPr>
-        <w:hyperlink r:id="rId28" w:history="1">
+        <w:hyperlink r:id="rId27" w:history="1">
           <w:r>
             <w:rPr>
               <w:rStyle w:val="Hyperlink"/>
@@ -3928,7 +3972,7 @@
           <w:sz w:val="24"/>
           <w:u w:val="single"/>
         </w:rPr>
-        <w:hyperlink r:id="rId28" w:history="1">
+        <w:hyperlink r:id="rId27" w:history="1">
           <w:r>
             <w:rPr>
               <w:rStyle w:val="Hyperlink"/>
@@ -3957,7 +4001,7 @@
           <w:sz w:val="24"/>
           <w:u w:val="single"/>
         </w:rPr>
-        <w:hyperlink r:id="rId28" w:history="1">
+        <w:hyperlink r:id="rId27" w:history="1">
           <w:r>
             <w:rPr>
               <w:rStyle w:val="Hyperlink"/>

--- a/EXPORTS/DOCX/published/niveau2/Dutch/Trade.docx
+++ b/EXPORTS/DOCX/published/niveau2/Dutch/Trade.docx
@@ -371,71 +371,7 @@
           <w:color w:val="000000"/>
           <w:sz w:val="24"/>
         </w:rPr>
-        <w:t>Amster</w:t>
-      </w:r>
-      <w:r>
-        <w:rPr>
-          <w:u w:val="single" w:color="0000ff"/>
-          <w:rFonts w:ascii="Charis SIL Regular" w:hAnsi="Charis SIL Regular" w:eastAsia="Charis SIL Regular"/>
-          <w:b w:val="0"/>
-          <w:i w:val="0"/>
-          <w:color w:val="000000"/>
-          <w:sz w:val="24"/>
-        </w:rPr>
-        <w:hyperlink r:id="rId9" w:history="1">
-          <w:r>
-            <w:rPr>
-              <w:rStyle w:val="Hyperlink"/>
-            </w:rPr>
-            <w:t>dam</w:t>
-          </w:r>
-        </w:hyperlink>
-      </w:r>
-      <w:r>
-        <w:rPr>
-          <w:u w:val="single" w:color="0000ff"/>
-          <w:rFonts w:ascii="Charis SIL Regular" w:hAnsi="Charis SIL Regular" w:eastAsia="Charis SIL Regular"/>
-          <w:b w:val="0"/>
-          <w:i w:val="0"/>
-          <w:color w:val="000000"/>
-          <w:sz w:val="24"/>
-        </w:rPr>
-        <w:hyperlink r:id="rId9" w:history="1">
-          <w:r>
-            <w:rPr>
-              <w:rStyle w:val="Hyperlink"/>
-            </w:rPr>
-            <w:t>s</w:t>
-          </w:r>
-        </w:hyperlink>
-      </w:r>
-      <w:r>
-        <w:rPr>
-          <w:u w:val="single" w:color="0000ff"/>
-          <w:rFonts w:ascii="Charis SIL Regular" w:hAnsi="Charis SIL Regular" w:eastAsia="Charis SIL Regular"/>
-          <w:b w:val="0"/>
-          <w:i w:val="0"/>
-          <w:color w:val="000000"/>
-          <w:sz w:val="24"/>
-        </w:rPr>
-        <w:hyperlink r:id="rId9" w:history="1">
-          <w:r>
-            <w:rPr>
-              <w:rStyle w:val="Hyperlink"/>
-            </w:rPr>
-            <w:t>e ve</w:t>
-          </w:r>
-        </w:hyperlink>
-      </w:r>
-      <w:r>
-        <w:rPr>
-          <w:rFonts w:ascii="Charis SIL Regular" w:hAnsi="Charis SIL Regular" w:eastAsia="Charis SIL Regular"/>
-          <w:b w:val="0"/>
-          <w:i w:val="0"/>
-          <w:color w:val="000000"/>
-          <w:sz w:val="24"/>
-        </w:rPr>
-        <w:t xml:space="preserve">ilinghuizen </w:t>
+        <w:t xml:space="preserve">Amsterdamse veilinghuizen </w:t>
       </w:r>
       <w:r>
         <w:rPr>
@@ -444,6 +380,7 @@
           <w:i w:val="0"/>
           <w:color w:val="0000FF"/>
           <w:sz w:val="24"/>
+          <w:u w:val="single"/>
         </w:rPr>
         <w:hyperlink r:id="rId12" w:history="1">
           <w:r>
@@ -463,7 +400,7 @@
           <w:sz w:val="24"/>
           <w:u w:val="single"/>
         </w:rPr>
-        <w:hyperlink r:id="rId10" w:history="1">
+        <w:hyperlink r:id="rId12" w:history="1">
           <w:r>
             <w:rPr>
               <w:rStyle w:val="Hyperlink"/>
@@ -492,7 +429,7 @@
           <w:sz w:val="24"/>
           <w:u w:val="single"/>
         </w:rPr>
-        <w:hyperlink r:id="rId10" w:history="1">
+        <w:hyperlink r:id="rId12" w:history="1">
           <w:r>
             <w:rPr>
               <w:rStyle w:val="Hyperlink"/>
@@ -585,35 +522,7 @@
           <w:color w:val="000000"/>
           <w:sz w:val="24"/>
         </w:rPr>
-        <w:t xml:space="preserve"> (1876-</w:t>
-      </w:r>
-      <w:r>
-        <w:rPr>
-          <w:u w:val="single" w:color="0000ff"/>
-          <w:rFonts w:ascii="Charis SIL Regular" w:hAnsi="Charis SIL Regular" w:eastAsia="Charis SIL Regular"/>
-          <w:b w:val="0"/>
-          <w:i w:val="0"/>
-          <w:color w:val="000000"/>
-          <w:sz w:val="24"/>
-        </w:rPr>
-        <w:hyperlink r:id="rId11" w:history="1">
-          <w:r>
-            <w:rPr>
-              <w:rStyle w:val="Hyperlink"/>
-            </w:rPr>
-            <w:t>1961) e</w:t>
-          </w:r>
-        </w:hyperlink>
-      </w:r>
-      <w:r>
-        <w:rPr>
-          <w:rFonts w:ascii="Charis SIL Regular" w:hAnsi="Charis SIL Regular" w:eastAsia="Charis SIL Regular"/>
-          <w:b w:val="0"/>
-          <w:i w:val="0"/>
-          <w:color w:val="000000"/>
-          <w:sz w:val="24"/>
-        </w:rPr>
-        <w:t xml:space="preserve">n </w:t>
+        <w:t xml:space="preserve"> (1876-1961) en </w:t>
       </w:r>
       <w:r>
         <w:rPr>
@@ -803,7 +712,7 @@
           <w:sz w:val="24"/>
           <w:u w:val="single"/>
         </w:rPr>
-        <w:hyperlink r:id="rId14" w:history="1">
+        <w:hyperlink r:id="rId12" w:history="1">
           <w:r>
             <w:rPr>
               <w:rStyle w:val="Hyperlink"/>
@@ -932,43 +841,7 @@
           <w:color w:val="000000"/>
           <w:sz w:val="24"/>
         </w:rPr>
-        <w:hyperlink r:id="rId13" w:history="1">
-          <w:r>
-            <w:rPr>
-              <w:rStyle w:val="Hyperlink"/>
-            </w:rPr>
-            <w:t xml:space="preserve"> e</w:t>
-          </w:r>
-        </w:hyperlink>
-      </w:r>
-      <w:r>
-        <w:rPr>
-          <w:u w:val="single" w:color="0000ff"/>
-          <w:rFonts w:ascii="Charis SIL Regular" w:hAnsi="Charis SIL Regular" w:eastAsia="Charis SIL Regular"/>
-          <w:b w:val="0"/>
-          <w:i w:val="0"/>
-          <w:color w:val="000000"/>
-          <w:sz w:val="24"/>
-        </w:rPr>
-        <w:hyperlink r:id="rId13" w:history="1">
-          <w:r>
-            <w:rPr>
-              <w:rStyle w:val="Hyperlink"/>
-            </w:rPr>
-            <w:t>n</w:t>
-          </w:r>
-        </w:hyperlink>
-      </w:r>
-      <w:r>
-        <w:rPr>
-          <w:u w:val="single" w:color="0000ff"/>
-          <w:rFonts w:ascii="Charis SIL Regular" w:hAnsi="Charis SIL Regular" w:eastAsia="Charis SIL Regular"/>
-          <w:b w:val="0"/>
-          <w:i w:val="0"/>
-          <w:color w:val="000000"/>
-          <w:sz w:val="24"/>
-        </w:rPr>
-        <w:t xml:space="preserve"> </w:t>
+        <w:t xml:space="preserve"> en </w:t>
       </w:r>
       <w:r>
         <w:rPr>
@@ -979,7 +852,7 @@
           <w:sz w:val="24"/>
           <w:u w:val="single"/>
         </w:rPr>
-        <w:hyperlink r:id="rId13" w:history="1">
+        <w:hyperlink r:id="rId15" w:history="1">
           <w:r>
             <w:rPr>
               <w:rStyle w:val="Hyperlink"/>
@@ -1240,24 +1113,7 @@
           <w:color w:val="000000"/>
           <w:sz w:val="24"/>
         </w:rPr>
-        <w:t xml:space="preserve"> (NAHV, 1880-1982) die handel dreef i</w:t>
-      </w:r>
-      <w:r>
-        <w:rPr>
-          <w:rFonts w:ascii="Charis SIL Regular" w:hAnsi="Charis SIL Regular" w:eastAsia="Charis SIL Regular"/>
-          <w:b w:val="0"/>
-          <w:i w:val="0"/>
-          <w:color w:val="000000"/>
-          <w:sz w:val="24"/>
-        </w:rPr>
-        <w:hyperlink r:id="rId16" w:history="1">
-          <w:r>
-            <w:rPr>
-              <w:rStyle w:val="Hyperlink"/>
-            </w:rPr>
-            <w:t xml:space="preserve">n </w:t>
-          </w:r>
-        </w:hyperlink>
+        <w:t xml:space="preserve"> (NAHV, 1880-1982) die handel dreef in </w:t>
       </w:r>
       <w:r>
         <w:rPr>
@@ -1268,7 +1124,7 @@
           <w:sz w:val="24"/>
           <w:u w:val="single"/>
         </w:rPr>
-        <w:hyperlink r:id="rId17" w:history="1">
+        <w:hyperlink r:id="rId16" w:history="1">
           <w:r>
             <w:rPr>
               <w:rStyle w:val="Hyperlink"/>
@@ -1286,7 +1142,7 @@
           <w:sz w:val="24"/>
           <w:u w:val="single"/>
         </w:rPr>
-        <w:hyperlink r:id="rId17" w:history="1">
+        <w:hyperlink r:id="rId16" w:history="1">
           <w:r>
             <w:rPr>
               <w:rStyle w:val="Hyperlink"/>
@@ -1339,35 +1195,7 @@
           <w:color w:val="000000"/>
           <w:sz w:val="24"/>
         </w:rPr>
-        <w:t>. Een groot aantal Afrikaanse v</w:t>
-      </w:r>
-      <w:r>
-        <w:rPr>
-          <w:u w:val="single" w:color="0000ff"/>
-          <w:rFonts w:ascii="Charis SIL Regular" w:hAnsi="Charis SIL Regular" w:eastAsia="Charis SIL Regular"/>
-          <w:b w:val="0"/>
-          <w:i w:val="0"/>
-          <w:color w:val="000000"/>
-          <w:sz w:val="24"/>
-        </w:rPr>
-        <w:hyperlink r:id="rId16" w:history="1">
-          <w:r>
-            <w:rPr>
-              <w:rStyle w:val="Hyperlink"/>
-            </w:rPr>
-            <w:t>oorw</w:t>
-          </w:r>
-        </w:hyperlink>
-      </w:r>
-      <w:r>
-        <w:rPr>
-          <w:rFonts w:ascii="Charis SIL Regular" w:hAnsi="Charis SIL Regular" w:eastAsia="Charis SIL Regular"/>
-          <w:b w:val="0"/>
-          <w:i w:val="0"/>
-          <w:color w:val="000000"/>
-          <w:sz w:val="24"/>
-        </w:rPr>
-        <w:t xml:space="preserve">erpen, vooral uit </w:t>
+        <w:t xml:space="preserve">. Een groot aantal Afrikaanse voorwerpen, vooral uit </w:t>
       </w:r>
       <w:r>
         <w:rPr>
@@ -4001,7 +3829,7 @@
           <w:sz w:val="24"/>
           <w:u w:val="single"/>
         </w:rPr>
-        <w:hyperlink r:id="rId27" w:history="1">
+        <w:hyperlink r:id="rId28" w:history="1">
           <w:r>
             <w:rPr>
               <w:rStyle w:val="Hyperlink"/>

--- a/EXPORTS/DOCX/published/niveau2/Dutch/Trade.docx
+++ b/EXPORTS/DOCX/published/niveau2/Dutch/Trade.docx
@@ -371,7 +371,71 @@
           <w:color w:val="000000"/>
           <w:sz w:val="24"/>
         </w:rPr>
-        <w:t xml:space="preserve">Amsterdamse veilinghuizen </w:t>
+        <w:t>Amster</w:t>
+      </w:r>
+      <w:r>
+        <w:rPr>
+          <w:u w:val="single" w:color="0000ff"/>
+          <w:rFonts w:ascii="Charis SIL Regular" w:hAnsi="Charis SIL Regular" w:eastAsia="Charis SIL Regular"/>
+          <w:b w:val="0"/>
+          <w:i w:val="0"/>
+          <w:color w:val="000000"/>
+          <w:sz w:val="24"/>
+        </w:rPr>
+        <w:hyperlink r:id="rId9" w:history="1">
+          <w:r>
+            <w:rPr>
+              <w:rStyle w:val="Hyperlink"/>
+            </w:rPr>
+            <w:t>dam</w:t>
+          </w:r>
+        </w:hyperlink>
+      </w:r>
+      <w:r>
+        <w:rPr>
+          <w:u w:val="single" w:color="0000ff"/>
+          <w:rFonts w:ascii="Charis SIL Regular" w:hAnsi="Charis SIL Regular" w:eastAsia="Charis SIL Regular"/>
+          <w:b w:val="0"/>
+          <w:i w:val="0"/>
+          <w:color w:val="000000"/>
+          <w:sz w:val="24"/>
+        </w:rPr>
+        <w:hyperlink r:id="rId9" w:history="1">
+          <w:r>
+            <w:rPr>
+              <w:rStyle w:val="Hyperlink"/>
+            </w:rPr>
+            <w:t>s</w:t>
+          </w:r>
+        </w:hyperlink>
+      </w:r>
+      <w:r>
+        <w:rPr>
+          <w:u w:val="single" w:color="0000ff"/>
+          <w:rFonts w:ascii="Charis SIL Regular" w:hAnsi="Charis SIL Regular" w:eastAsia="Charis SIL Regular"/>
+          <w:b w:val="0"/>
+          <w:i w:val="0"/>
+          <w:color w:val="000000"/>
+          <w:sz w:val="24"/>
+        </w:rPr>
+        <w:hyperlink r:id="rId9" w:history="1">
+          <w:r>
+            <w:rPr>
+              <w:rStyle w:val="Hyperlink"/>
+            </w:rPr>
+            <w:t>e ve</w:t>
+          </w:r>
+        </w:hyperlink>
+      </w:r>
+      <w:r>
+        <w:rPr>
+          <w:rFonts w:ascii="Charis SIL Regular" w:hAnsi="Charis SIL Regular" w:eastAsia="Charis SIL Regular"/>
+          <w:b w:val="0"/>
+          <w:i w:val="0"/>
+          <w:color w:val="000000"/>
+          <w:sz w:val="24"/>
+        </w:rPr>
+        <w:t xml:space="preserve">ilinghuizen </w:t>
       </w:r>
       <w:r>
         <w:rPr>
@@ -382,14 +446,7 @@
           <w:sz w:val="24"/>
           <w:u w:val="single"/>
         </w:rPr>
-        <w:hyperlink r:id="rId12" w:history="1">
-          <w:r>
-            <w:rPr>
-              <w:rStyle w:val="Hyperlink"/>
-            </w:rPr>
-            <w:t>Fr</w:t>
-          </w:r>
-        </w:hyperlink>
+        <w:t>Fr</w:t>
       </w:r>
       <w:r>
         <w:rPr>
@@ -400,7 +457,7 @@
           <w:sz w:val="24"/>
           <w:u w:val="single"/>
         </w:rPr>
-        <w:hyperlink r:id="rId12" w:history="1">
+        <w:hyperlink r:id="rId10" w:history="1">
           <w:r>
             <w:rPr>
               <w:rStyle w:val="Hyperlink"/>
@@ -522,7 +579,35 @@
           <w:color w:val="000000"/>
           <w:sz w:val="24"/>
         </w:rPr>
-        <w:t xml:space="preserve"> (1876-1961) en </w:t>
+        <w:t xml:space="preserve"> (1876-</w:t>
+      </w:r>
+      <w:r>
+        <w:rPr>
+          <w:u w:val="single" w:color="0000ff"/>
+          <w:rFonts w:ascii="Charis SIL Regular" w:hAnsi="Charis SIL Regular" w:eastAsia="Charis SIL Regular"/>
+          <w:b w:val="0"/>
+          <w:i w:val="0"/>
+          <w:color w:val="000000"/>
+          <w:sz w:val="24"/>
+        </w:rPr>
+        <w:hyperlink r:id="rId11" w:history="1">
+          <w:r>
+            <w:rPr>
+              <w:rStyle w:val="Hyperlink"/>
+            </w:rPr>
+            <w:t>1961) e</w:t>
+          </w:r>
+        </w:hyperlink>
+      </w:r>
+      <w:r>
+        <w:rPr>
+          <w:rFonts w:ascii="Charis SIL Regular" w:hAnsi="Charis SIL Regular" w:eastAsia="Charis SIL Regular"/>
+          <w:b w:val="0"/>
+          <w:i w:val="0"/>
+          <w:color w:val="000000"/>
+          <w:sz w:val="24"/>
+        </w:rPr>
+        <w:t xml:space="preserve">n </w:t>
       </w:r>
       <w:r>
         <w:rPr>
@@ -611,79 +696,7 @@
           <w:color w:val="000000"/>
           <w:sz w:val="24"/>
         </w:rPr>
-        <w:t>(1918-1974). In Den Haag w</w:t>
-      </w:r>
-      <w:r>
-        <w:rPr>
-          <w:u w:val="single" w:color="0000ff"/>
-          <w:rFonts w:ascii="Charis SIL Regular" w:hAnsi="Charis SIL Regular" w:eastAsia="Charis SIL Regular"/>
-          <w:b w:val="0"/>
-          <w:i w:val="0"/>
-          <w:color w:val="000000"/>
-          <w:sz w:val="24"/>
-        </w:rPr>
-        <w:hyperlink r:id="rId12" w:history="1">
-          <w:r>
-            <w:rPr>
-              <w:rStyle w:val="Hyperlink"/>
-            </w:rPr>
-            <w:t xml:space="preserve">aren de </w:t>
-          </w:r>
-        </w:hyperlink>
-      </w:r>
-      <w:r>
-        <w:rPr>
-          <w:u w:val="single" w:color="0000ff"/>
-          <w:rFonts w:ascii="Charis SIL Regular" w:hAnsi="Charis SIL Regular" w:eastAsia="Charis SIL Regular"/>
-          <w:b w:val="0"/>
-          <w:i w:val="0"/>
-          <w:color w:val="000000"/>
-          <w:sz w:val="24"/>
-        </w:rPr>
-        <w:hyperlink r:id="rId12" w:history="1">
-          <w:r>
-            <w:rPr>
-              <w:rStyle w:val="Hyperlink"/>
-            </w:rPr>
-            <w:t>winkel</w:t>
-          </w:r>
-        </w:hyperlink>
-      </w:r>
-      <w:r>
-        <w:rPr>
-          <w:u w:val="single" w:color="0000ff"/>
-          <w:rFonts w:ascii="Charis SIL Regular" w:hAnsi="Charis SIL Regular" w:eastAsia="Charis SIL Regular"/>
-          <w:b w:val="0"/>
-          <w:i w:val="0"/>
-          <w:color w:val="000000"/>
-          <w:sz w:val="24"/>
-        </w:rPr>
-        <w:hyperlink r:id="rId12" w:history="1">
-          <w:r>
-            <w:rPr>
-              <w:rStyle w:val="Hyperlink"/>
-            </w:rPr>
-            <w:t>s</w:t>
-          </w:r>
-        </w:hyperlink>
-      </w:r>
-      <w:r>
-        <w:rPr>
-          <w:u w:val="single" w:color="0000ff"/>
-          <w:rFonts w:ascii="Charis SIL Regular" w:hAnsi="Charis SIL Regular" w:eastAsia="Charis SIL Regular"/>
-          <w:b w:val="0"/>
-          <w:i w:val="0"/>
-          <w:color w:val="000000"/>
-          <w:sz w:val="24"/>
-        </w:rPr>
-        <w:hyperlink r:id="rId12" w:history="1">
-          <w:r>
-            <w:rPr>
-              <w:rStyle w:val="Hyperlink"/>
-            </w:rPr>
-            <w:t xml:space="preserve"> d</w:t>
-          </w:r>
-        </w:hyperlink>
+        <w:t>(1918-1974). In Den Haag waren de winkels d</w:t>
       </w:r>
       <w:r>
         <w:rPr>
@@ -757,6 +770,7 @@
           <w:i w:val="0"/>
           <w:color w:val="0000FF"/>
           <w:sz w:val="24"/>
+          <w:u w:val="single"/>
         </w:rPr>
         <w:hyperlink r:id="rId14" w:history="1">
           <w:r>
@@ -823,7 +837,7 @@
           <w:sz w:val="24"/>
           <w:u w:val="single"/>
         </w:rPr>
-        <w:hyperlink r:id="rId14" w:history="1">
+        <w:hyperlink r:id="rId13" w:history="1">
           <w:r>
             <w:rPr>
               <w:rStyle w:val="Hyperlink"/>
@@ -841,7 +855,43 @@
           <w:color w:val="000000"/>
           <w:sz w:val="24"/>
         </w:rPr>
-        <w:t xml:space="preserve"> en </w:t>
+        <w:hyperlink r:id="rId13" w:history="1">
+          <w:r>
+            <w:rPr>
+              <w:rStyle w:val="Hyperlink"/>
+            </w:rPr>
+            <w:t xml:space="preserve"> e</w:t>
+          </w:r>
+        </w:hyperlink>
+      </w:r>
+      <w:r>
+        <w:rPr>
+          <w:u w:val="single" w:color="0000ff"/>
+          <w:rFonts w:ascii="Charis SIL Regular" w:hAnsi="Charis SIL Regular" w:eastAsia="Charis SIL Regular"/>
+          <w:b w:val="0"/>
+          <w:i w:val="0"/>
+          <w:color w:val="000000"/>
+          <w:sz w:val="24"/>
+        </w:rPr>
+        <w:hyperlink r:id="rId13" w:history="1">
+          <w:r>
+            <w:rPr>
+              <w:rStyle w:val="Hyperlink"/>
+            </w:rPr>
+            <w:t>n</w:t>
+          </w:r>
+        </w:hyperlink>
+      </w:r>
+      <w:r>
+        <w:rPr>
+          <w:u w:val="single" w:color="0000ff"/>
+          <w:rFonts w:ascii="Charis SIL Regular" w:hAnsi="Charis SIL Regular" w:eastAsia="Charis SIL Regular"/>
+          <w:b w:val="0"/>
+          <w:i w:val="0"/>
+          <w:color w:val="000000"/>
+          <w:sz w:val="24"/>
+        </w:rPr>
+        <w:t xml:space="preserve"> </w:t>
       </w:r>
       <w:r>
         <w:rPr>
@@ -1113,7 +1163,25 @@
           <w:color w:val="000000"/>
           <w:sz w:val="24"/>
         </w:rPr>
-        <w:t xml:space="preserve"> (NAHV, 1880-1982) die handel dreef in </w:t>
+        <w:t xml:space="preserve"> (NAHV, 1880-1982) die handel dreef i</w:t>
+      </w:r>
+      <w:r>
+        <w:rPr>
+          <w:u w:val="single" w:color="0000ff"/>
+          <w:rFonts w:ascii="Charis SIL Regular" w:hAnsi="Charis SIL Regular" w:eastAsia="Charis SIL Regular"/>
+          <w:b w:val="0"/>
+          <w:i w:val="0"/>
+          <w:color w:val="000000"/>
+          <w:sz w:val="24"/>
+        </w:rPr>
+        <w:hyperlink r:id="rId16" w:history="1">
+          <w:r>
+            <w:rPr>
+              <w:rStyle w:val="Hyperlink"/>
+            </w:rPr>
+            <w:t xml:space="preserve">n </w:t>
+          </w:r>
+        </w:hyperlink>
       </w:r>
       <w:r>
         <w:rPr>
@@ -1124,14 +1192,7 @@
           <w:sz w:val="24"/>
           <w:u w:val="single"/>
         </w:rPr>
-        <w:hyperlink r:id="rId16" w:history="1">
-          <w:r>
-            <w:rPr>
-              <w:rStyle w:val="Hyperlink"/>
-            </w:rPr>
-            <w:t>Centr</w:t>
-          </w:r>
-        </w:hyperlink>
+        <w:t>Centr</w:t>
       </w:r>
       <w:r>
         <w:rPr>
@@ -1178,7 +1239,7 @@
           <w:sz w:val="24"/>
           <w:u w:val="single"/>
         </w:rPr>
-        <w:hyperlink r:id="rId17" w:history="1">
+        <w:hyperlink r:id="rId16" w:history="1">
           <w:r>
             <w:rPr>
               <w:rStyle w:val="Hyperlink"/>
@@ -1189,13 +1250,31 @@
       </w:r>
       <w:r>
         <w:rPr>
+          <w:u w:val="single" w:color="0000ff"/>
           <w:rFonts w:ascii="Charis SIL Regular" w:hAnsi="Charis SIL Regular" w:eastAsia="Charis SIL Regular"/>
           <w:b w:val="0"/>
           <w:i w:val="0"/>
           <w:color w:val="000000"/>
           <w:sz w:val="24"/>
         </w:rPr>
-        <w:t xml:space="preserve">. Een groot aantal Afrikaanse voorwerpen, vooral uit </w:t>
+        <w:hyperlink r:id="rId16" w:history="1">
+          <w:r>
+            <w:rPr>
+              <w:rStyle w:val="Hyperlink"/>
+            </w:rPr>
+            <w:t>. Een g</w:t>
+          </w:r>
+        </w:hyperlink>
+      </w:r>
+      <w:r>
+        <w:rPr>
+          <w:rFonts w:ascii="Charis SIL Regular" w:hAnsi="Charis SIL Regular" w:eastAsia="Charis SIL Regular"/>
+          <w:b w:val="0"/>
+          <w:i w:val="0"/>
+          <w:color w:val="000000"/>
+          <w:sz w:val="24"/>
+        </w:rPr>
+        <w:t xml:space="preserve">root aantal Afrikaanse voorwerpen, vooral uit </w:t>
       </w:r>
       <w:r>
         <w:rPr>
@@ -3782,7 +3861,7 @@
           <w:sz w:val="24"/>
           <w:u w:val="single"/>
         </w:rPr>
-        <w:hyperlink r:id="rId27" w:history="1">
+        <w:hyperlink r:id="rId28" w:history="1">
           <w:r>
             <w:rPr>
               <w:rStyle w:val="Hyperlink"/>
@@ -3800,7 +3879,7 @@
           <w:sz w:val="24"/>
           <w:u w:val="single"/>
         </w:rPr>
-        <w:hyperlink r:id="rId27" w:history="1">
+        <w:hyperlink r:id="rId28" w:history="1">
           <w:r>
             <w:rPr>
               <w:rStyle w:val="Hyperlink"/>

--- a/EXPORTS/DOCX/published/niveau2/Dutch/Trade.docx
+++ b/EXPORTS/DOCX/published/niveau2/Dutch/Trade.docx
@@ -446,7 +446,14 @@
           <w:sz w:val="24"/>
           <w:u w:val="single"/>
         </w:rPr>
-        <w:t>Fr</w:t>
+        <w:hyperlink r:id="rId12" w:history="1">
+          <w:r>
+            <w:rPr>
+              <w:rStyle w:val="Hyperlink"/>
+            </w:rPr>
+            <w:t>Fr</w:t>
+          </w:r>
+        </w:hyperlink>
       </w:r>
       <w:r>
         <w:rPr>
@@ -696,7 +703,7 @@
           <w:color w:val="000000"/>
           <w:sz w:val="24"/>
         </w:rPr>
-        <w:t>(1918-1974). In Den Haag waren de winkels d</w:t>
+        <w:t xml:space="preserve">(1918-1974). In Den Haag waren de </w:t>
       </w:r>
       <w:r>
         <w:rPr>
@@ -712,9 +719,55 @@
             <w:rPr>
               <w:rStyle w:val="Hyperlink"/>
             </w:rPr>
-            <w:t xml:space="preserve">e </w:t>
+            <w:t>winkel</w:t>
           </w:r>
         </w:hyperlink>
+      </w:r>
+      <w:r>
+        <w:rPr>
+          <w:u w:val="single" w:color="0000ff"/>
+          <w:rFonts w:ascii="Charis SIL Regular" w:hAnsi="Charis SIL Regular" w:eastAsia="Charis SIL Regular"/>
+          <w:b w:val="0"/>
+          <w:i w:val="0"/>
+          <w:color w:val="000000"/>
+          <w:sz w:val="24"/>
+        </w:rPr>
+        <w:hyperlink r:id="rId12" w:history="1">
+          <w:r>
+            <w:rPr>
+              <w:rStyle w:val="Hyperlink"/>
+            </w:rPr>
+            <w:t>s</w:t>
+          </w:r>
+        </w:hyperlink>
+      </w:r>
+      <w:r>
+        <w:rPr>
+          <w:u w:val="single" w:color="0000ff"/>
+          <w:rFonts w:ascii="Charis SIL Regular" w:hAnsi="Charis SIL Regular" w:eastAsia="Charis SIL Regular"/>
+          <w:b w:val="0"/>
+          <w:i w:val="0"/>
+          <w:color w:val="000000"/>
+          <w:sz w:val="24"/>
+        </w:rPr>
+        <w:hyperlink r:id="rId12" w:history="1">
+          <w:r>
+            <w:rPr>
+              <w:rStyle w:val="Hyperlink"/>
+            </w:rPr>
+            <w:t xml:space="preserve"> d</w:t>
+          </w:r>
+        </w:hyperlink>
+      </w:r>
+      <w:r>
+        <w:rPr>
+          <w:rFonts w:ascii="Charis SIL Regular" w:hAnsi="Charis SIL Regular" w:eastAsia="Charis SIL Regular"/>
+          <w:b w:val="0"/>
+          <w:i w:val="0"/>
+          <w:color w:val="000000"/>
+          <w:sz w:val="24"/>
+        </w:rPr>
+        <w:t xml:space="preserve">e </w:t>
       </w:r>
       <w:r>
         <w:rPr>
@@ -743,14 +796,7 @@
           <w:sz w:val="24"/>
           <w:u w:val="single"/>
         </w:rPr>
-        <w:hyperlink r:id="rId14" w:history="1">
-          <w:r>
-            <w:rPr>
-              <w:rStyle w:val="Hyperlink"/>
-            </w:rPr>
-            <w:t>roote</w:t>
-          </w:r>
-        </w:hyperlink>
+        <w:t>roote Koninklijke</w:t>
       </w:r>
       <w:r>
         <w:rPr>
@@ -772,12 +818,12 @@
           <w:sz w:val="24"/>
           <w:u w:val="single"/>
         </w:rPr>
-        <w:hyperlink r:id="rId14" w:history="1">
+        <w:hyperlink r:id="rId13" w:history="1">
           <w:r>
             <w:rPr>
               <w:rStyle w:val="Hyperlink"/>
             </w:rPr>
-            <w:t>Koninklijke</w:t>
+            <w:t>Baz</w:t>
           </w:r>
         </w:hyperlink>
       </w:r>
@@ -790,36 +836,7 @@
           <w:sz w:val="24"/>
           <w:u w:val="single"/>
         </w:rPr>
-        <w:t xml:space="preserve"> </w:t>
-      </w:r>
-      <w:r>
-        <w:rPr>
-          <w:rFonts w:ascii="Charis SIL Regular" w:hAnsi="Charis SIL Regular" w:eastAsia="Charis SIL Regular"/>
-          <w:b w:val="0"/>
-          <w:i w:val="0"/>
-          <w:color w:val="0000FF"/>
-          <w:sz w:val="24"/>
-          <w:u w:val="single"/>
-        </w:rPr>
-        <w:hyperlink r:id="rId14" w:history="1">
-          <w:r>
-            <w:rPr>
-              <w:rStyle w:val="Hyperlink"/>
-            </w:rPr>
-            <w:t>Baz</w:t>
-          </w:r>
-        </w:hyperlink>
-      </w:r>
-      <w:r>
-        <w:rPr>
-          <w:rFonts w:ascii="Charis SIL Regular" w:hAnsi="Charis SIL Regular" w:eastAsia="Charis SIL Regular"/>
-          <w:b w:val="0"/>
-          <w:i w:val="0"/>
-          <w:color w:val="0000FF"/>
-          <w:sz w:val="24"/>
-          <w:u w:val="single"/>
-        </w:rPr>
-        <w:hyperlink r:id="rId14" w:history="1">
+        <w:hyperlink r:id="rId13" w:history="1">
           <w:r>
             <w:rPr>
               <w:rStyle w:val="Hyperlink"/>
@@ -902,7 +919,7 @@
           <w:sz w:val="24"/>
           <w:u w:val="single"/>
         </w:rPr>
-        <w:hyperlink r:id="rId15" w:history="1">
+        <w:hyperlink r:id="rId14" w:history="1">
           <w:r>
             <w:rPr>
               <w:rStyle w:val="Hyperlink"/>
@@ -920,7 +937,7 @@
           <w:sz w:val="24"/>
           <w:u w:val="single"/>
         </w:rPr>
-        <w:hyperlink r:id="rId15" w:history="1">
+        <w:hyperlink r:id="rId14" w:history="1">
           <w:r>
             <w:rPr>
               <w:rStyle w:val="Hyperlink"/>
@@ -948,7 +965,7 @@
           <w:color w:val="000000"/>
           <w:sz w:val="24"/>
         </w:rPr>
-        <w:hyperlink r:id="rId14" w:history="1">
+        <w:hyperlink r:id="rId15" w:history="1">
           <w:r>
             <w:rPr>
               <w:rStyle w:val="Hyperlink"/>
@@ -966,7 +983,7 @@
           <w:color w:val="000000"/>
           <w:sz w:val="24"/>
         </w:rPr>
-        <w:hyperlink r:id="rId14" w:history="1">
+        <w:hyperlink r:id="rId15" w:history="1">
           <w:r>
             <w:rPr>
               <w:rStyle w:val="Hyperlink"/>
@@ -984,7 +1001,7 @@
           <w:color w:val="000000"/>
           <w:sz w:val="24"/>
         </w:rPr>
-        <w:hyperlink r:id="rId14" w:history="1">
+        <w:hyperlink r:id="rId15" w:history="1">
           <w:r>
             <w:rPr>
               <w:rStyle w:val="Hyperlink"/>
@@ -1192,7 +1209,14 @@
           <w:sz w:val="24"/>
           <w:u w:val="single"/>
         </w:rPr>
-        <w:t>Centr</w:t>
+        <w:hyperlink r:id="rId16" w:history="1">
+          <w:r>
+            <w:rPr>
+              <w:rStyle w:val="Hyperlink"/>
+            </w:rPr>
+            <w:t>Centr</w:t>
+          </w:r>
+        </w:hyperlink>
       </w:r>
       <w:r>
         <w:rPr>
@@ -1203,7 +1227,7 @@
           <w:sz w:val="24"/>
           <w:u w:val="single"/>
         </w:rPr>
-        <w:hyperlink r:id="rId16" w:history="1">
+        <w:hyperlink r:id="rId17" w:history="1">
           <w:r>
             <w:rPr>
               <w:rStyle w:val="Hyperlink"/>
@@ -1239,7 +1263,7 @@
           <w:sz w:val="24"/>
           <w:u w:val="single"/>
         </w:rPr>
-        <w:hyperlink r:id="rId16" w:history="1">
+        <w:hyperlink r:id="rId17" w:history="1">
           <w:r>
             <w:rPr>
               <w:rStyle w:val="Hyperlink"/>
@@ -1268,13 +1292,78 @@
       </w:r>
       <w:r>
         <w:rPr>
+          <w:u w:val="single" w:color="0000ff"/>
           <w:rFonts w:ascii="Charis SIL Regular" w:hAnsi="Charis SIL Regular" w:eastAsia="Charis SIL Regular"/>
           <w:b w:val="0"/>
           <w:i w:val="0"/>
           <w:color w:val="000000"/>
           <w:sz w:val="24"/>
         </w:rPr>
-        <w:t xml:space="preserve">root aantal Afrikaanse voorwerpen, vooral uit </w:t>
+        <w:hyperlink r:id="rId16" w:history="1">
+          <w:r>
+            <w:rPr>
+              <w:rStyle w:val="Hyperlink"/>
+            </w:rPr>
+            <w:t>r</w:t>
+          </w:r>
+        </w:hyperlink>
+      </w:r>
+      <w:r>
+        <w:rPr>
+          <w:u w:val="single" w:color="0000ff"/>
+          <w:rFonts w:ascii="Charis SIL Regular" w:hAnsi="Charis SIL Regular" w:eastAsia="Charis SIL Regular"/>
+          <w:b w:val="0"/>
+          <w:i w:val="0"/>
+          <w:color w:val="000000"/>
+          <w:sz w:val="24"/>
+        </w:rPr>
+        <w:hyperlink r:id="rId16" w:history="1">
+          <w:r>
+            <w:rPr>
+              <w:rStyle w:val="Hyperlink"/>
+            </w:rPr>
+            <w:t>oot aant</w:t>
+          </w:r>
+        </w:hyperlink>
+      </w:r>
+      <w:r>
+        <w:rPr>
+          <w:u w:val="single" w:color="0000ff"/>
+          <w:rFonts w:ascii="Charis SIL Regular" w:hAnsi="Charis SIL Regular" w:eastAsia="Charis SIL Regular"/>
+          <w:b w:val="0"/>
+          <w:i w:val="0"/>
+          <w:color w:val="000000"/>
+          <w:sz w:val="24"/>
+        </w:rPr>
+        <w:t>al Afrikaanse v</w:t>
+      </w:r>
+      <w:r>
+        <w:rPr>
+          <w:u w:val="single" w:color="0000ff"/>
+          <w:rFonts w:ascii="Charis SIL Regular" w:hAnsi="Charis SIL Regular" w:eastAsia="Charis SIL Regular"/>
+          <w:b w:val="0"/>
+          <w:i w:val="0"/>
+          <w:color w:val="000000"/>
+          <w:sz w:val="24"/>
+        </w:rPr>
+        <w:hyperlink r:id="rId16" w:history="1">
+          <w:r>
+            <w:rPr>
+              <w:rStyle w:val="Hyperlink"/>
+            </w:rPr>
+            <w:t>oorw</w:t>
+          </w:r>
+        </w:hyperlink>
+      </w:r>
+      <w:r>
+        <w:rPr>
+          <w:rFonts w:ascii="Charis SIL Regular" w:hAnsi="Charis SIL Regular" w:eastAsia="Charis SIL Regular"/>
+          <w:b w:val="0"/>
+          <w:i w:val="0"/>
+          <w:color w:val="000000"/>
+          <w:sz w:val="24"/>
+        </w:rPr>
+        <w:t xml:space="preserve">erpen, vooral uit </w:t>
       </w:r>
       <w:r>
         <w:rPr>

--- a/EXPORTS/DOCX/published/niveau2/Dutch/Trade.docx
+++ b/EXPORTS/DOCX/published/niveau2/Dutch/Trade.docx
@@ -493,7 +493,7 @@
           <w:sz w:val="24"/>
           <w:u w:val="single"/>
         </w:rPr>
-        <w:hyperlink r:id="rId12" w:history="1">
+        <w:hyperlink r:id="rId10" w:history="1">
           <w:r>
             <w:rPr>
               <w:rStyle w:val="Hyperlink"/>
@@ -703,7 +703,25 @@
           <w:color w:val="000000"/>
           <w:sz w:val="24"/>
         </w:rPr>
-        <w:t xml:space="preserve">(1918-1974). In Den Haag waren de </w:t>
+        <w:t>(1918-1974). In Den Haag w</w:t>
+      </w:r>
+      <w:r>
+        <w:rPr>
+          <w:u w:val="single" w:color="0000ff"/>
+          <w:rFonts w:ascii="Charis SIL Regular" w:hAnsi="Charis SIL Regular" w:eastAsia="Charis SIL Regular"/>
+          <w:b w:val="0"/>
+          <w:i w:val="0"/>
+          <w:color w:val="000000"/>
+          <w:sz w:val="24"/>
+        </w:rPr>
+        <w:hyperlink r:id="rId12" w:history="1">
+          <w:r>
+            <w:rPr>
+              <w:rStyle w:val="Hyperlink"/>
+            </w:rPr>
+            <w:t xml:space="preserve">aren de </w:t>
+          </w:r>
+        </w:hyperlink>
       </w:r>
       <w:r>
         <w:rPr>
@@ -761,13 +779,21 @@
       </w:r>
       <w:r>
         <w:rPr>
+          <w:u w:val="single" w:color="0000ff"/>
           <w:rFonts w:ascii="Charis SIL Regular" w:hAnsi="Charis SIL Regular" w:eastAsia="Charis SIL Regular"/>
           <w:b w:val="0"/>
           <w:i w:val="0"/>
           <w:color w:val="000000"/>
           <w:sz w:val="24"/>
         </w:rPr>
-        <w:t xml:space="preserve">e </w:t>
+        <w:hyperlink r:id="rId12" w:history="1">
+          <w:r>
+            <w:rPr>
+              <w:rStyle w:val="Hyperlink"/>
+            </w:rPr>
+            <w:t xml:space="preserve">e </w:t>
+          </w:r>
+        </w:hyperlink>
       </w:r>
       <w:r>
         <w:rPr>
@@ -778,7 +804,7 @@
           <w:sz w:val="24"/>
           <w:u w:val="single"/>
         </w:rPr>
-        <w:hyperlink r:id="rId12" w:history="1">
+        <w:hyperlink r:id="rId14" w:history="1">
           <w:r>
             <w:rPr>
               <w:rStyle w:val="Hyperlink"/>
@@ -796,7 +822,43 @@
           <w:sz w:val="24"/>
           <w:u w:val="single"/>
         </w:rPr>
-        <w:t>roote Koninklijke</w:t>
+        <w:hyperlink r:id="rId14" w:history="1">
+          <w:r>
+            <w:rPr>
+              <w:rStyle w:val="Hyperlink"/>
+            </w:rPr>
+            <w:t>roote</w:t>
+          </w:r>
+        </w:hyperlink>
+      </w:r>
+      <w:r>
+        <w:rPr>
+          <w:rFonts w:ascii="Charis SIL Regular" w:hAnsi="Charis SIL Regular" w:eastAsia="Charis SIL Regular"/>
+          <w:b w:val="0"/>
+          <w:i w:val="0"/>
+          <w:color w:val="0000FF"/>
+          <w:sz w:val="24"/>
+          <w:u w:val="single"/>
+        </w:rPr>
+        <w:t xml:space="preserve"> </w:t>
+      </w:r>
+      <w:r>
+        <w:rPr>
+          <w:rFonts w:ascii="Charis SIL Regular" w:hAnsi="Charis SIL Regular" w:eastAsia="Charis SIL Regular"/>
+          <w:b w:val="0"/>
+          <w:i w:val="0"/>
+          <w:color w:val="0000FF"/>
+          <w:sz w:val="24"/>
+          <w:u w:val="single"/>
+        </w:rPr>
+        <w:hyperlink r:id="rId14" w:history="1">
+          <w:r>
+            <w:rPr>
+              <w:rStyle w:val="Hyperlink"/>
+            </w:rPr>
+            <w:t>Koninklijke</w:t>
+          </w:r>
+        </w:hyperlink>
       </w:r>
       <w:r>
         <w:rPr>
@@ -901,7 +963,6 @@
       </w:r>
       <w:r>
         <w:rPr>
-          <w:u w:val="single" w:color="0000ff"/>
           <w:rFonts w:ascii="Charis SIL Regular" w:hAnsi="Charis SIL Regular" w:eastAsia="Charis SIL Regular"/>
           <w:b w:val="0"/>
           <w:i w:val="0"/>
@@ -919,7 +980,7 @@
           <w:sz w:val="24"/>
           <w:u w:val="single"/>
         </w:rPr>
-        <w:hyperlink r:id="rId14" w:history="1">
+        <w:hyperlink r:id="rId13" w:history="1">
           <w:r>
             <w:rPr>
               <w:rStyle w:val="Hyperlink"/>
@@ -937,7 +998,7 @@
           <w:sz w:val="24"/>
           <w:u w:val="single"/>
         </w:rPr>
-        <w:hyperlink r:id="rId14" w:history="1">
+        <w:hyperlink r:id="rId15" w:history="1">
           <w:r>
             <w:rPr>
               <w:rStyle w:val="Hyperlink"/>
@@ -965,7 +1026,7 @@
           <w:color w:val="000000"/>
           <w:sz w:val="24"/>
         </w:rPr>
-        <w:hyperlink r:id="rId15" w:history="1">
+        <w:hyperlink r:id="rId14" w:history="1">
           <w:r>
             <w:rPr>
               <w:rStyle w:val="Hyperlink"/>
@@ -983,7 +1044,7 @@
           <w:color w:val="000000"/>
           <w:sz w:val="24"/>
         </w:rPr>
-        <w:hyperlink r:id="rId15" w:history="1">
+        <w:hyperlink r:id="rId14" w:history="1">
           <w:r>
             <w:rPr>
               <w:rStyle w:val="Hyperlink"/>
@@ -1001,7 +1062,7 @@
           <w:color w:val="000000"/>
           <w:sz w:val="24"/>
         </w:rPr>
-        <w:hyperlink r:id="rId15" w:history="1">
+        <w:hyperlink r:id="rId14" w:history="1">
           <w:r>
             <w:rPr>
               <w:rStyle w:val="Hyperlink"/>
@@ -1180,23 +1241,23 @@
           <w:color w:val="000000"/>
           <w:sz w:val="24"/>
         </w:rPr>
-        <w:t xml:space="preserve"> (NAHV, 1880-1982) die handel dreef i</w:t>
+        <w:t xml:space="preserve"> (NAHV, 1880-1982) die handel dreef in </w:t>
       </w:r>
       <w:r>
         <w:rPr>
-          <w:u w:val="single" w:color="0000ff"/>
           <w:rFonts w:ascii="Charis SIL Regular" w:hAnsi="Charis SIL Regular" w:eastAsia="Charis SIL Regular"/>
           <w:b w:val="0"/>
           <w:i w:val="0"/>
-          <w:color w:val="000000"/>
+          <w:color w:val="0000FF"/>
           <w:sz w:val="24"/>
+          <w:u w:val="single"/>
         </w:rPr>
-        <w:hyperlink r:id="rId16" w:history="1">
+        <w:hyperlink r:id="rId17" w:history="1">
           <w:r>
             <w:rPr>
               <w:rStyle w:val="Hyperlink"/>
             </w:rPr>
-            <w:t xml:space="preserve">n </w:t>
+            <w:t>Centr</w:t>
           </w:r>
         </w:hyperlink>
       </w:r>
@@ -1210,24 +1271,6 @@
           <w:u w:val="single"/>
         </w:rPr>
         <w:hyperlink r:id="rId16" w:history="1">
-          <w:r>
-            <w:rPr>
-              <w:rStyle w:val="Hyperlink"/>
-            </w:rPr>
-            <w:t>Centr</w:t>
-          </w:r>
-        </w:hyperlink>
-      </w:r>
-      <w:r>
-        <w:rPr>
-          <w:rFonts w:ascii="Charis SIL Regular" w:hAnsi="Charis SIL Regular" w:eastAsia="Charis SIL Regular"/>
-          <w:b w:val="0"/>
-          <w:i w:val="0"/>
-          <w:color w:val="0000FF"/>
-          <w:sz w:val="24"/>
-          <w:u w:val="single"/>
-        </w:rPr>
-        <w:hyperlink r:id="rId17" w:history="1">
           <w:r>
             <w:rPr>
               <w:rStyle w:val="Hyperlink"/>
@@ -1263,7 +1306,7 @@
           <w:sz w:val="24"/>
           <w:u w:val="single"/>
         </w:rPr>
-        <w:hyperlink r:id="rId17" w:history="1">
+        <w:hyperlink r:id="rId16" w:history="1">
           <w:r>
             <w:rPr>
               <w:rStyle w:val="Hyperlink"/>
@@ -1274,68 +1317,13 @@
       </w:r>
       <w:r>
         <w:rPr>
-          <w:u w:val="single" w:color="0000ff"/>
           <w:rFonts w:ascii="Charis SIL Regular" w:hAnsi="Charis SIL Regular" w:eastAsia="Charis SIL Regular"/>
           <w:b w:val="0"/>
           <w:i w:val="0"/>
           <w:color w:val="000000"/>
           <w:sz w:val="24"/>
         </w:rPr>
-        <w:hyperlink r:id="rId16" w:history="1">
-          <w:r>
-            <w:rPr>
-              <w:rStyle w:val="Hyperlink"/>
-            </w:rPr>
-            <w:t>. Een g</w:t>
-          </w:r>
-        </w:hyperlink>
-      </w:r>
-      <w:r>
-        <w:rPr>
-          <w:u w:val="single" w:color="0000ff"/>
-          <w:rFonts w:ascii="Charis SIL Regular" w:hAnsi="Charis SIL Regular" w:eastAsia="Charis SIL Regular"/>
-          <w:b w:val="0"/>
-          <w:i w:val="0"/>
-          <w:color w:val="000000"/>
-          <w:sz w:val="24"/>
-        </w:rPr>
-        <w:hyperlink r:id="rId16" w:history="1">
-          <w:r>
-            <w:rPr>
-              <w:rStyle w:val="Hyperlink"/>
-            </w:rPr>
-            <w:t>r</w:t>
-          </w:r>
-        </w:hyperlink>
-      </w:r>
-      <w:r>
-        <w:rPr>
-          <w:u w:val="single" w:color="0000ff"/>
-          <w:rFonts w:ascii="Charis SIL Regular" w:hAnsi="Charis SIL Regular" w:eastAsia="Charis SIL Regular"/>
-          <w:b w:val="0"/>
-          <w:i w:val="0"/>
-          <w:color w:val="000000"/>
-          <w:sz w:val="24"/>
-        </w:rPr>
-        <w:hyperlink r:id="rId16" w:history="1">
-          <w:r>
-            <w:rPr>
-              <w:rStyle w:val="Hyperlink"/>
-            </w:rPr>
-            <w:t>oot aant</w:t>
-          </w:r>
-        </w:hyperlink>
-      </w:r>
-      <w:r>
-        <w:rPr>
-          <w:u w:val="single" w:color="0000ff"/>
-          <w:rFonts w:ascii="Charis SIL Regular" w:hAnsi="Charis SIL Regular" w:eastAsia="Charis SIL Regular"/>
-          <w:b w:val="0"/>
-          <w:i w:val="0"/>
-          <w:color w:val="000000"/>
-          <w:sz w:val="24"/>
-        </w:rPr>
-        <w:t>al Afrikaanse v</w:t>
+        <w:t>. Een groot aantal Afrikaanse v</w:t>
       </w:r>
       <w:r>
         <w:rPr>
@@ -3950,7 +3938,7 @@
           <w:sz w:val="24"/>
           <w:u w:val="single"/>
         </w:rPr>
-        <w:hyperlink r:id="rId28" w:history="1">
+        <w:hyperlink r:id="rId27" w:history="1">
           <w:r>
             <w:rPr>
               <w:rStyle w:val="Hyperlink"/>
@@ -3968,7 +3956,7 @@
           <w:sz w:val="24"/>
           <w:u w:val="single"/>
         </w:rPr>
-        <w:hyperlink r:id="rId28" w:history="1">
+        <w:hyperlink r:id="rId27" w:history="1">
           <w:r>
             <w:rPr>
               <w:rStyle w:val="Hyperlink"/>

--- a/EXPORTS/DOCX/published/niveau2/Dutch/Trade.docx
+++ b/EXPORTS/DOCX/published/niveau2/Dutch/Trade.docx
@@ -464,7 +464,7 @@
           <w:sz w:val="24"/>
           <w:u w:val="single"/>
         </w:rPr>
-        <w:hyperlink r:id="rId10" w:history="1">
+        <w:hyperlink r:id="rId12" w:history="1">
           <w:r>
             <w:rPr>
               <w:rStyle w:val="Hyperlink"/>
@@ -493,7 +493,7 @@
           <w:sz w:val="24"/>
           <w:u w:val="single"/>
         </w:rPr>
-        <w:hyperlink r:id="rId10" w:history="1">
+        <w:hyperlink r:id="rId12" w:history="1">
           <w:r>
             <w:rPr>
               <w:rStyle w:val="Hyperlink"/>
@@ -703,25 +703,7 @@
           <w:color w:val="000000"/>
           <w:sz w:val="24"/>
         </w:rPr>
-        <w:t>(1918-1974). In Den Haag w</w:t>
-      </w:r>
-      <w:r>
-        <w:rPr>
-          <w:u w:val="single" w:color="0000ff"/>
-          <w:rFonts w:ascii="Charis SIL Regular" w:hAnsi="Charis SIL Regular" w:eastAsia="Charis SIL Regular"/>
-          <w:b w:val="0"/>
-          <w:i w:val="0"/>
-          <w:color w:val="000000"/>
-          <w:sz w:val="24"/>
-        </w:rPr>
-        <w:hyperlink r:id="rId12" w:history="1">
-          <w:r>
-            <w:rPr>
-              <w:rStyle w:val="Hyperlink"/>
-            </w:rPr>
-            <w:t xml:space="preserve">aren de </w:t>
-          </w:r>
-        </w:hyperlink>
+        <w:t xml:space="preserve">(1918-1974). In Den Haag waren de </w:t>
       </w:r>
       <w:r>
         <w:rPr>
@@ -779,21 +761,13 @@
       </w:r>
       <w:r>
         <w:rPr>
-          <w:u w:val="single" w:color="0000ff"/>
           <w:rFonts w:ascii="Charis SIL Regular" w:hAnsi="Charis SIL Regular" w:eastAsia="Charis SIL Regular"/>
           <w:b w:val="0"/>
           <w:i w:val="0"/>
           <w:color w:val="000000"/>
           <w:sz w:val="24"/>
         </w:rPr>
-        <w:hyperlink r:id="rId12" w:history="1">
-          <w:r>
-            <w:rPr>
-              <w:rStyle w:val="Hyperlink"/>
-            </w:rPr>
-            <w:t xml:space="preserve">e </w:t>
-          </w:r>
-        </w:hyperlink>
+        <w:t xml:space="preserve">e </w:t>
       </w:r>
       <w:r>
         <w:rPr>
@@ -849,7 +823,6 @@
           <w:i w:val="0"/>
           <w:color w:val="0000FF"/>
           <w:sz w:val="24"/>
-          <w:u w:val="single"/>
         </w:rPr>
         <w:hyperlink r:id="rId14" w:history="1">
           <w:r>
@@ -880,7 +853,7 @@
           <w:sz w:val="24"/>
           <w:u w:val="single"/>
         </w:rPr>
-        <w:hyperlink r:id="rId13" w:history="1">
+        <w:hyperlink r:id="rId14" w:history="1">
           <w:r>
             <w:rPr>
               <w:rStyle w:val="Hyperlink"/>
@@ -916,7 +889,7 @@
           <w:sz w:val="24"/>
           <w:u w:val="single"/>
         </w:rPr>
-        <w:hyperlink r:id="rId13" w:history="1">
+        <w:hyperlink r:id="rId14" w:history="1">
           <w:r>
             <w:rPr>
               <w:rStyle w:val="Hyperlink"/>
@@ -927,49 +900,13 @@
       </w:r>
       <w:r>
         <w:rPr>
-          <w:u w:val="single" w:color="0000ff"/>
           <w:rFonts w:ascii="Charis SIL Regular" w:hAnsi="Charis SIL Regular" w:eastAsia="Charis SIL Regular"/>
           <w:b w:val="0"/>
           <w:i w:val="0"/>
           <w:color w:val="000000"/>
           <w:sz w:val="24"/>
         </w:rPr>
-        <w:hyperlink r:id="rId13" w:history="1">
-          <w:r>
-            <w:rPr>
-              <w:rStyle w:val="Hyperlink"/>
-            </w:rPr>
-            <w:t xml:space="preserve"> e</w:t>
-          </w:r>
-        </w:hyperlink>
-      </w:r>
-      <w:r>
-        <w:rPr>
-          <w:u w:val="single" w:color="0000ff"/>
-          <w:rFonts w:ascii="Charis SIL Regular" w:hAnsi="Charis SIL Regular" w:eastAsia="Charis SIL Regular"/>
-          <w:b w:val="0"/>
-          <w:i w:val="0"/>
-          <w:color w:val="000000"/>
-          <w:sz w:val="24"/>
-        </w:rPr>
-        <w:hyperlink r:id="rId13" w:history="1">
-          <w:r>
-            <w:rPr>
-              <w:rStyle w:val="Hyperlink"/>
-            </w:rPr>
-            <w:t>n</w:t>
-          </w:r>
-        </w:hyperlink>
-      </w:r>
-      <w:r>
-        <w:rPr>
-          <w:rFonts w:ascii="Charis SIL Regular" w:hAnsi="Charis SIL Regular" w:eastAsia="Charis SIL Regular"/>
-          <w:b w:val="0"/>
-          <w:i w:val="0"/>
-          <w:color w:val="000000"/>
-          <w:sz w:val="24"/>
-        </w:rPr>
-        <w:t xml:space="preserve"> </w:t>
+        <w:t xml:space="preserve"> en </w:t>
       </w:r>
       <w:r>
         <w:rPr>
@@ -1241,7 +1178,25 @@
           <w:color w:val="000000"/>
           <w:sz w:val="24"/>
         </w:rPr>
-        <w:t xml:space="preserve"> (NAHV, 1880-1982) die handel dreef in </w:t>
+        <w:t xml:space="preserve"> (NAHV, 1880-1982) die handel dreef i</w:t>
+      </w:r>
+      <w:r>
+        <w:rPr>
+          <w:u w:val="single" w:color="0000ff"/>
+          <w:rFonts w:ascii="Charis SIL Regular" w:hAnsi="Charis SIL Regular" w:eastAsia="Charis SIL Regular"/>
+          <w:b w:val="0"/>
+          <w:i w:val="0"/>
+          <w:color w:val="000000"/>
+          <w:sz w:val="24"/>
+        </w:rPr>
+        <w:hyperlink r:id="rId16" w:history="1">
+          <w:r>
+            <w:rPr>
+              <w:rStyle w:val="Hyperlink"/>
+            </w:rPr>
+            <w:t xml:space="preserve">n </w:t>
+          </w:r>
+        </w:hyperlink>
       </w:r>
       <w:r>
         <w:rPr>
@@ -1252,7 +1207,7 @@
           <w:sz w:val="24"/>
           <w:u w:val="single"/>
         </w:rPr>
-        <w:hyperlink r:id="rId17" w:history="1">
+        <w:hyperlink r:id="rId16" w:history="1">
           <w:r>
             <w:rPr>
               <w:rStyle w:val="Hyperlink"/>
@@ -1323,35 +1278,7 @@
           <w:color w:val="000000"/>
           <w:sz w:val="24"/>
         </w:rPr>
-        <w:t>. Een groot aantal Afrikaanse v</w:t>
-      </w:r>
-      <w:r>
-        <w:rPr>
-          <w:u w:val="single" w:color="0000ff"/>
-          <w:rFonts w:ascii="Charis SIL Regular" w:hAnsi="Charis SIL Regular" w:eastAsia="Charis SIL Regular"/>
-          <w:b w:val="0"/>
-          <w:i w:val="0"/>
-          <w:color w:val="000000"/>
-          <w:sz w:val="24"/>
-        </w:rPr>
-        <w:hyperlink r:id="rId16" w:history="1">
-          <w:r>
-            <w:rPr>
-              <w:rStyle w:val="Hyperlink"/>
-            </w:rPr>
-            <w:t>oorw</w:t>
-          </w:r>
-        </w:hyperlink>
-      </w:r>
-      <w:r>
-        <w:rPr>
-          <w:rFonts w:ascii="Charis SIL Regular" w:hAnsi="Charis SIL Regular" w:eastAsia="Charis SIL Regular"/>
-          <w:b w:val="0"/>
-          <w:i w:val="0"/>
-          <w:color w:val="000000"/>
-          <w:sz w:val="24"/>
-        </w:rPr>
-        <w:t xml:space="preserve">erpen, vooral uit </w:t>
+        <w:t xml:space="preserve">. Een groot aantal Afrikaanse voorwerpen, vooral uit </w:t>
       </w:r>
       <w:r>
         <w:rPr>
@@ -3985,7 +3912,7 @@
           <w:sz w:val="24"/>
           <w:u w:val="single"/>
         </w:rPr>
-        <w:hyperlink r:id="rId28" w:history="1">
+        <w:hyperlink r:id="rId27" w:history="1">
           <w:r>
             <w:rPr>
               <w:rStyle w:val="Hyperlink"/>

--- a/EXPORTS/DOCX/published/niveau2/Dutch/Trade.docx
+++ b/EXPORTS/DOCX/published/niveau2/Dutch/Trade.docx
@@ -393,49 +393,13 @@
       </w:r>
       <w:r>
         <w:rPr>
-          <w:u w:val="single" w:color="0000ff"/>
           <w:rFonts w:ascii="Charis SIL Regular" w:hAnsi="Charis SIL Regular" w:eastAsia="Charis SIL Regular"/>
           <w:b w:val="0"/>
           <w:i w:val="0"/>
           <w:color w:val="000000"/>
           <w:sz w:val="24"/>
         </w:rPr>
-        <w:hyperlink r:id="rId9" w:history="1">
-          <w:r>
-            <w:rPr>
-              <w:rStyle w:val="Hyperlink"/>
-            </w:rPr>
-            <w:t>s</w:t>
-          </w:r>
-        </w:hyperlink>
-      </w:r>
-      <w:r>
-        <w:rPr>
-          <w:u w:val="single" w:color="0000ff"/>
-          <w:rFonts w:ascii="Charis SIL Regular" w:hAnsi="Charis SIL Regular" w:eastAsia="Charis SIL Regular"/>
-          <w:b w:val="0"/>
-          <w:i w:val="0"/>
-          <w:color w:val="000000"/>
-          <w:sz w:val="24"/>
-        </w:rPr>
-        <w:hyperlink r:id="rId9" w:history="1">
-          <w:r>
-            <w:rPr>
-              <w:rStyle w:val="Hyperlink"/>
-            </w:rPr>
-            <w:t>e ve</w:t>
-          </w:r>
-        </w:hyperlink>
-      </w:r>
-      <w:r>
-        <w:rPr>
-          <w:rFonts w:ascii="Charis SIL Regular" w:hAnsi="Charis SIL Regular" w:eastAsia="Charis SIL Regular"/>
-          <w:b w:val="0"/>
-          <w:i w:val="0"/>
-          <w:color w:val="000000"/>
-          <w:sz w:val="24"/>
-        </w:rPr>
-        <w:t xml:space="preserve">ilinghuizen </w:t>
+        <w:t xml:space="preserve">se veilinghuizen </w:t>
       </w:r>
       <w:r>
         <w:rPr>
@@ -446,7 +410,14 @@
           <w:sz w:val="24"/>
           <w:u w:val="single"/>
         </w:rPr>
-        <w:t>Fr</w:t>
+        <w:hyperlink r:id="rId12" w:history="1">
+          <w:r>
+            <w:rPr>
+              <w:rStyle w:val="Hyperlink"/>
+            </w:rPr>
+            <w:t>Fr</w:t>
+          </w:r>
+        </w:hyperlink>
       </w:r>
       <w:r>
         <w:rPr>
@@ -579,7 +550,35 @@
           <w:color w:val="000000"/>
           <w:sz w:val="24"/>
         </w:rPr>
-        <w:t xml:space="preserve"> (1876-1961) en </w:t>
+        <w:t xml:space="preserve"> (1876-</w:t>
+      </w:r>
+      <w:r>
+        <w:rPr>
+          <w:u w:val="single" w:color="0000ff"/>
+          <w:rFonts w:ascii="Charis SIL Regular" w:hAnsi="Charis SIL Regular" w:eastAsia="Charis SIL Regular"/>
+          <w:b w:val="0"/>
+          <w:i w:val="0"/>
+          <w:color w:val="000000"/>
+          <w:sz w:val="24"/>
+        </w:rPr>
+        <w:hyperlink r:id="rId11" w:history="1">
+          <w:r>
+            <w:rPr>
+              <w:rStyle w:val="Hyperlink"/>
+            </w:rPr>
+            <w:t>1961) e</w:t>
+          </w:r>
+        </w:hyperlink>
+      </w:r>
+      <w:r>
+        <w:rPr>
+          <w:rFonts w:ascii="Charis SIL Regular" w:hAnsi="Charis SIL Regular" w:eastAsia="Charis SIL Regular"/>
+          <w:b w:val="0"/>
+          <w:i w:val="0"/>
+          <w:color w:val="000000"/>
+          <w:sz w:val="24"/>
+        </w:rPr>
+        <w:t xml:space="preserve">n </w:t>
       </w:r>
       <w:r>
         <w:rPr>
@@ -668,7 +667,43 @@
           <w:color w:val="000000"/>
           <w:sz w:val="24"/>
         </w:rPr>
-        <w:t xml:space="preserve">(1918-1974). In Den Haag waren de winkels de </w:t>
+        <w:t>(1918-1974). In Den Haag waren de winkels d</w:t>
+      </w:r>
+      <w:r>
+        <w:rPr>
+          <w:u w:val="single" w:color="0000ff"/>
+          <w:rFonts w:ascii="Charis SIL Regular" w:hAnsi="Charis SIL Regular" w:eastAsia="Charis SIL Regular"/>
+          <w:b w:val="0"/>
+          <w:i w:val="0"/>
+          <w:color w:val="000000"/>
+          <w:sz w:val="24"/>
+        </w:rPr>
+        <w:hyperlink r:id="rId12" w:history="1">
+          <w:r>
+            <w:rPr>
+              <w:rStyle w:val="Hyperlink"/>
+            </w:rPr>
+            <w:t xml:space="preserve">e </w:t>
+          </w:r>
+        </w:hyperlink>
+      </w:r>
+      <w:r>
+        <w:rPr>
+          <w:rFonts w:ascii="Charis SIL Regular" w:hAnsi="Charis SIL Regular" w:eastAsia="Charis SIL Regular"/>
+          <w:b w:val="0"/>
+          <w:i w:val="0"/>
+          <w:color w:val="0000FF"/>
+          <w:sz w:val="24"/>
+          <w:u w:val="single"/>
+        </w:rPr>
+        <w:hyperlink r:id="rId12" w:history="1">
+          <w:r>
+            <w:rPr>
+              <w:rStyle w:val="Hyperlink"/>
+            </w:rPr>
+            <w:t>G</w:t>
+          </w:r>
+        </w:hyperlink>
       </w:r>
       <w:r>
         <w:rPr>
@@ -678,7 +713,7 @@
           <w:color w:val="0000FF"/>
           <w:sz w:val="24"/>
         </w:rPr>
-        <w:t>Groote Koninklijke</w:t>
+        <w:t>roote Koninklijke</w:t>
       </w:r>
       <w:r>
         <w:rPr>
@@ -736,7 +771,7 @@
           <w:sz w:val="24"/>
           <w:u w:val="single"/>
         </w:rPr>
-        <w:hyperlink r:id="rId14" w:history="1">
+        <w:hyperlink r:id="rId13" w:history="1">
           <w:r>
             <w:rPr>
               <w:rStyle w:val="Hyperlink"/>
@@ -747,50 +782,13 @@
       </w:r>
       <w:r>
         <w:rPr>
-          <w:u w:val="single" w:color="0000ff"/>
           <w:rFonts w:ascii="Charis SIL Regular" w:hAnsi="Charis SIL Regular" w:eastAsia="Charis SIL Regular"/>
           <w:b w:val="0"/>
           <w:i w:val="0"/>
           <w:color w:val="000000"/>
           <w:sz w:val="24"/>
         </w:rPr>
-        <w:hyperlink r:id="rId13" w:history="1">
-          <w:r>
-            <w:rPr>
-              <w:rStyle w:val="Hyperlink"/>
-            </w:rPr>
-            <w:t xml:space="preserve"> e</w:t>
-          </w:r>
-        </w:hyperlink>
-      </w:r>
-      <w:r>
-        <w:rPr>
-          <w:u w:val="single" w:color="0000ff"/>
-          <w:rFonts w:ascii="Charis SIL Regular" w:hAnsi="Charis SIL Regular" w:eastAsia="Charis SIL Regular"/>
-          <w:b w:val="0"/>
-          <w:i w:val="0"/>
-          <w:color w:val="000000"/>
-          <w:sz w:val="24"/>
-        </w:rPr>
-        <w:hyperlink r:id="rId13" w:history="1">
-          <w:r>
-            <w:rPr>
-              <w:rStyle w:val="Hyperlink"/>
-            </w:rPr>
-            <w:t>n</w:t>
-          </w:r>
-        </w:hyperlink>
-      </w:r>
-      <w:r>
-        <w:rPr>
-          <w:u w:val="single" w:color="0000ff"/>
-          <w:rFonts w:ascii="Charis SIL Regular" w:hAnsi="Charis SIL Regular" w:eastAsia="Charis SIL Regular"/>
-          <w:b w:val="0"/>
-          <w:i w:val="0"/>
-          <w:color w:val="000000"/>
-          <w:sz w:val="24"/>
-        </w:rPr>
-        <w:t xml:space="preserve"> </w:t>
+        <w:t xml:space="preserve"> en </w:t>
       </w:r>
       <w:r>
         <w:rPr>
@@ -819,7 +817,7 @@
           <w:sz w:val="24"/>
           <w:u w:val="single"/>
         </w:rPr>
-        <w:hyperlink r:id="rId15" w:history="1">
+        <w:hyperlink r:id="rId14" w:history="1">
           <w:r>
             <w:rPr>
               <w:rStyle w:val="Hyperlink"/>
@@ -847,7 +845,7 @@
           <w:color w:val="000000"/>
           <w:sz w:val="24"/>
         </w:rPr>
-        <w:hyperlink r:id="rId14" w:history="1">
+        <w:hyperlink r:id="rId15" w:history="1">
           <w:r>
             <w:rPr>
               <w:rStyle w:val="Hyperlink"/>
@@ -865,7 +863,7 @@
           <w:color w:val="000000"/>
           <w:sz w:val="24"/>
         </w:rPr>
-        <w:hyperlink r:id="rId14" w:history="1">
+        <w:hyperlink r:id="rId15" w:history="1">
           <w:r>
             <w:rPr>
               <w:rStyle w:val="Hyperlink"/>
@@ -883,7 +881,7 @@
           <w:color w:val="000000"/>
           <w:sz w:val="24"/>
         </w:rPr>
-        <w:hyperlink r:id="rId14" w:history="1">
+        <w:hyperlink r:id="rId15" w:history="1">
           <w:r>
             <w:rPr>
               <w:rStyle w:val="Hyperlink"/>
@@ -1073,14 +1071,7 @@
           <w:color w:val="000000"/>
           <w:sz w:val="24"/>
         </w:rPr>
-        <w:hyperlink r:id="rId16" w:history="1">
-          <w:r>
-            <w:rPr>
-              <w:rStyle w:val="Hyperlink"/>
-            </w:rPr>
-            <w:t xml:space="preserve">n </w:t>
-          </w:r>
-        </w:hyperlink>
+        <w:t xml:space="preserve">n </w:t>
       </w:r>
       <w:r>
         <w:rPr>
@@ -1109,7 +1100,7 @@
           <w:sz w:val="24"/>
           <w:u w:val="single"/>
         </w:rPr>
-        <w:hyperlink r:id="rId16" w:history="1">
+        <w:hyperlink r:id="rId17" w:history="1">
           <w:r>
             <w:rPr>
               <w:rStyle w:val="Hyperlink"/>
@@ -1156,67 +1147,13 @@
       </w:r>
       <w:r>
         <w:rPr>
-          <w:u w:val="single" w:color="0000ff"/>
           <w:rFonts w:ascii="Charis SIL Regular" w:hAnsi="Charis SIL Regular" w:eastAsia="Charis SIL Regular"/>
           <w:b w:val="0"/>
           <w:i w:val="0"/>
           <w:color w:val="000000"/>
           <w:sz w:val="24"/>
         </w:rPr>
-        <w:hyperlink r:id="rId16" w:history="1">
-          <w:r>
-            <w:rPr>
-              <w:rStyle w:val="Hyperlink"/>
-            </w:rPr>
-            <w:t>. Een g</w:t>
-          </w:r>
-        </w:hyperlink>
-      </w:r>
-      <w:r>
-        <w:rPr>
-          <w:u w:val="single" w:color="0000ff"/>
-          <w:rFonts w:ascii="Charis SIL Regular" w:hAnsi="Charis SIL Regular" w:eastAsia="Charis SIL Regular"/>
-          <w:b w:val="0"/>
-          <w:i w:val="0"/>
-          <w:color w:val="000000"/>
-          <w:sz w:val="24"/>
-        </w:rPr>
-        <w:hyperlink r:id="rId16" w:history="1">
-          <w:r>
-            <w:rPr>
-              <w:rStyle w:val="Hyperlink"/>
-            </w:rPr>
-            <w:t>r</w:t>
-          </w:r>
-        </w:hyperlink>
-      </w:r>
-      <w:r>
-        <w:rPr>
-          <w:u w:val="single" w:color="0000ff"/>
-          <w:rFonts w:ascii="Charis SIL Regular" w:hAnsi="Charis SIL Regular" w:eastAsia="Charis SIL Regular"/>
-          <w:b w:val="0"/>
-          <w:i w:val="0"/>
-          <w:color w:val="000000"/>
-          <w:sz w:val="24"/>
-        </w:rPr>
-        <w:hyperlink r:id="rId16" w:history="1">
-          <w:r>
-            <w:rPr>
-              <w:rStyle w:val="Hyperlink"/>
-            </w:rPr>
-            <w:t>oot aant</w:t>
-          </w:r>
-        </w:hyperlink>
-      </w:r>
-      <w:r>
-        <w:rPr>
-          <w:rFonts w:ascii="Charis SIL Regular" w:hAnsi="Charis SIL Regular" w:eastAsia="Charis SIL Regular"/>
-          <w:b w:val="0"/>
-          <w:i w:val="0"/>
-          <w:color w:val="000000"/>
-          <w:sz w:val="24"/>
-        </w:rPr>
-        <w:t xml:space="preserve">al Afrikaanse voorwerpen, vooral uit </w:t>
+        <w:t xml:space="preserve">. Een groot aantal Afrikaanse voorwerpen, vooral uit </w:t>
       </w:r>
       <w:r>
         <w:rPr>
@@ -3803,7 +3740,7 @@
           <w:sz w:val="24"/>
           <w:u w:val="single"/>
         </w:rPr>
-        <w:hyperlink r:id="rId28" w:history="1">
+        <w:hyperlink r:id="rId27" w:history="1">
           <w:r>
             <w:rPr>
               <w:rStyle w:val="Hyperlink"/>
@@ -3821,7 +3758,7 @@
           <w:sz w:val="24"/>
           <w:u w:val="single"/>
         </w:rPr>
-        <w:hyperlink r:id="rId28" w:history="1">
+        <w:hyperlink r:id="rId27" w:history="1">
           <w:r>
             <w:rPr>
               <w:rStyle w:val="Hyperlink"/>
@@ -3850,7 +3787,7 @@
           <w:sz w:val="24"/>
           <w:u w:val="single"/>
         </w:rPr>
-        <w:hyperlink r:id="rId28" w:history="1">
+        <w:hyperlink r:id="rId27" w:history="1">
           <w:r>
             <w:rPr>
               <w:rStyle w:val="Hyperlink"/>

--- a/EXPORTS/DOCX/published/niveau2/Dutch/Trade.docx
+++ b/EXPORTS/DOCX/published/niveau2/Dutch/Trade.docx
@@ -586,7 +586,35 @@
           <w:color w:val="000000"/>
           <w:sz w:val="24"/>
         </w:rPr>
-        <w:t xml:space="preserve"> (1876-1961) en </w:t>
+        <w:t xml:space="preserve"> (1876-</w:t>
+      </w:r>
+      <w:r>
+        <w:rPr>
+          <w:u w:val="single" w:color="0000ff"/>
+          <w:rFonts w:ascii="Charis SIL Regular" w:hAnsi="Charis SIL Regular" w:eastAsia="Charis SIL Regular"/>
+          <w:b w:val="0"/>
+          <w:i w:val="0"/>
+          <w:color w:val="000000"/>
+          <w:sz w:val="24"/>
+        </w:rPr>
+        <w:hyperlink r:id="rId11" w:history="1">
+          <w:r>
+            <w:rPr>
+              <w:rStyle w:val="Hyperlink"/>
+            </w:rPr>
+            <w:t>1961) e</w:t>
+          </w:r>
+        </w:hyperlink>
+      </w:r>
+      <w:r>
+        <w:rPr>
+          <w:rFonts w:ascii="Charis SIL Regular" w:hAnsi="Charis SIL Regular" w:eastAsia="Charis SIL Regular"/>
+          <w:b w:val="0"/>
+          <w:i w:val="0"/>
+          <w:color w:val="000000"/>
+          <w:sz w:val="24"/>
+        </w:rPr>
+        <w:t xml:space="preserve">n </w:t>
       </w:r>
       <w:r>
         <w:rPr>
@@ -751,7 +779,6 @@
       </w:r>
       <w:r>
         <w:rPr>
-          <w:u w:val="single" w:color="0000ff"/>
           <w:rFonts w:ascii="Charis SIL Regular" w:hAnsi="Charis SIL Regular" w:eastAsia="Charis SIL Regular"/>
           <w:b w:val="0"/>
           <w:i w:val="0"/>
@@ -769,7 +796,7 @@
           <w:sz w:val="24"/>
           <w:u w:val="single"/>
         </w:rPr>
-        <w:hyperlink r:id="rId14" w:history="1">
+        <w:hyperlink r:id="rId12" w:history="1">
           <w:r>
             <w:rPr>
               <w:rStyle w:val="Hyperlink"/>
@@ -787,14 +814,7 @@
           <w:sz w:val="24"/>
           <w:u w:val="single"/>
         </w:rPr>
-        <w:hyperlink r:id="rId14" w:history="1">
-          <w:r>
-            <w:rPr>
-              <w:rStyle w:val="Hyperlink"/>
-            </w:rPr>
-            <w:t>roote</w:t>
-          </w:r>
-        </w:hyperlink>
+        <w:t>roote Koninklijke</w:t>
       </w:r>
       <w:r>
         <w:rPr>
@@ -816,36 +836,7 @@
           <w:sz w:val="24"/>
           <w:u w:val="single"/>
         </w:rPr>
-        <w:hyperlink r:id="rId14" w:history="1">
-          <w:r>
-            <w:rPr>
-              <w:rStyle w:val="Hyperlink"/>
-            </w:rPr>
-            <w:t>Koninklijke</w:t>
-          </w:r>
-        </w:hyperlink>
-      </w:r>
-      <w:r>
-        <w:rPr>
-          <w:rFonts w:ascii="Charis SIL Regular" w:hAnsi="Charis SIL Regular" w:eastAsia="Charis SIL Regular"/>
-          <w:b w:val="0"/>
-          <w:i w:val="0"/>
-          <w:color w:val="0000FF"/>
-          <w:sz w:val="24"/>
-          <w:u w:val="single"/>
-        </w:rPr>
-        <w:t xml:space="preserve"> </w:t>
-      </w:r>
-      <w:r>
-        <w:rPr>
-          <w:rFonts w:ascii="Charis SIL Regular" w:hAnsi="Charis SIL Regular" w:eastAsia="Charis SIL Regular"/>
-          <w:b w:val="0"/>
-          <w:i w:val="0"/>
-          <w:color w:val="0000FF"/>
-          <w:sz w:val="24"/>
-          <w:u w:val="single"/>
-        </w:rPr>
-        <w:hyperlink r:id="rId14" w:history="1">
+        <w:hyperlink r:id="rId13" w:history="1">
           <w:r>
             <w:rPr>
               <w:rStyle w:val="Hyperlink"/>
@@ -964,7 +955,7 @@
           <w:sz w:val="24"/>
           <w:u w:val="single"/>
         </w:rPr>
-        <w:hyperlink r:id="rId15" w:history="1">
+        <w:hyperlink r:id="rId14" w:history="1">
           <w:r>
             <w:rPr>
               <w:rStyle w:val="Hyperlink"/>
@@ -992,7 +983,7 @@
           <w:color w:val="000000"/>
           <w:sz w:val="24"/>
         </w:rPr>
-        <w:hyperlink r:id="rId14" w:history="1">
+        <w:hyperlink r:id="rId15" w:history="1">
           <w:r>
             <w:rPr>
               <w:rStyle w:val="Hyperlink"/>
@@ -1010,7 +1001,7 @@
           <w:color w:val="000000"/>
           <w:sz w:val="24"/>
         </w:rPr>
-        <w:hyperlink r:id="rId14" w:history="1">
+        <w:hyperlink r:id="rId15" w:history="1">
           <w:r>
             <w:rPr>
               <w:rStyle w:val="Hyperlink"/>
@@ -1028,7 +1019,7 @@
           <w:color w:val="000000"/>
           <w:sz w:val="24"/>
         </w:rPr>
-        <w:hyperlink r:id="rId14" w:history="1">
+        <w:hyperlink r:id="rId15" w:history="1">
           <w:r>
             <w:rPr>
               <w:rStyle w:val="Hyperlink"/>
@@ -1218,7 +1209,14 @@
           <w:color w:val="000000"/>
           <w:sz w:val="24"/>
         </w:rPr>
-        <w:t xml:space="preserve">n </w:t>
+        <w:hyperlink r:id="rId16" w:history="1">
+          <w:r>
+            <w:rPr>
+              <w:rStyle w:val="Hyperlink"/>
+            </w:rPr>
+            <w:t xml:space="preserve">n </w:t>
+          </w:r>
+        </w:hyperlink>
       </w:r>
       <w:r>
         <w:rPr>
@@ -1229,7 +1227,7 @@
           <w:sz w:val="24"/>
           <w:u w:val="single"/>
         </w:rPr>
-        <w:hyperlink r:id="rId17" w:history="1">
+        <w:hyperlink r:id="rId16" w:history="1">
           <w:r>
             <w:rPr>
               <w:rStyle w:val="Hyperlink"/>
@@ -1247,7 +1245,7 @@
           <w:sz w:val="24"/>
           <w:u w:val="single"/>
         </w:rPr>
-        <w:hyperlink r:id="rId17" w:history="1">
+        <w:hyperlink r:id="rId16" w:history="1">
           <w:r>
             <w:rPr>
               <w:rStyle w:val="Hyperlink"/>
@@ -1283,7 +1281,7 @@
           <w:sz w:val="24"/>
           <w:u w:val="single"/>
         </w:rPr>
-        <w:hyperlink r:id="rId17" w:history="1">
+        <w:hyperlink r:id="rId16" w:history="1">
           <w:r>
             <w:rPr>
               <w:rStyle w:val="Hyperlink"/>
@@ -1366,6 +1364,7 @@
       </w:r>
       <w:r>
         <w:rPr>
+          <w:u w:val="single" w:color="0000ff"/>
           <w:rFonts w:ascii="Charis SIL Regular" w:hAnsi="Charis SIL Regular" w:eastAsia="Charis SIL Regular"/>
           <w:b w:val="0"/>
           <w:i w:val="0"/>
@@ -3987,7 +3986,7 @@
           <w:sz w:val="24"/>
           <w:u w:val="single"/>
         </w:rPr>
-        <w:hyperlink r:id="rId28" w:history="1">
+        <w:hyperlink r:id="rId27" w:history="1">
           <w:r>
             <w:rPr>
               <w:rStyle w:val="Hyperlink"/>
@@ -4005,7 +4004,7 @@
           <w:sz w:val="24"/>
           <w:u w:val="single"/>
         </w:rPr>
-        <w:hyperlink r:id="rId28" w:history="1">
+        <w:hyperlink r:id="rId27" w:history="1">
           <w:r>
             <w:rPr>
               <w:rStyle w:val="Hyperlink"/>

--- a/EXPORTS/DOCX/published/niveau2/Dutch/Trade.docx
+++ b/EXPORTS/DOCX/published/niveau2/Dutch/Trade.docx
@@ -444,16 +444,8 @@
           <w:i w:val="0"/>
           <w:color w:val="0000FF"/>
           <w:sz w:val="24"/>
-          <w:u w:val="single"/>
         </w:rPr>
-        <w:hyperlink r:id="rId12" w:history="1">
-          <w:r>
-            <w:rPr>
-              <w:rStyle w:val="Hyperlink"/>
-            </w:rPr>
-            <w:t>Fr</w:t>
-          </w:r>
-        </w:hyperlink>
+        <w:t>Fr</w:t>
       </w:r>
       <w:r>
         <w:rPr>
@@ -785,7 +777,14 @@
           <w:color w:val="000000"/>
           <w:sz w:val="24"/>
         </w:rPr>
-        <w:t xml:space="preserve">e </w:t>
+        <w:hyperlink r:id="rId12" w:history="1">
+          <w:r>
+            <w:rPr>
+              <w:rStyle w:val="Hyperlink"/>
+            </w:rPr>
+            <w:t xml:space="preserve">e </w:t>
+          </w:r>
+        </w:hyperlink>
       </w:r>
       <w:r>
         <w:rPr>
@@ -814,7 +813,43 @@
           <w:sz w:val="24"/>
           <w:u w:val="single"/>
         </w:rPr>
-        <w:t>roote Koninklijke</w:t>
+        <w:hyperlink r:id="rId14" w:history="1">
+          <w:r>
+            <w:rPr>
+              <w:rStyle w:val="Hyperlink"/>
+            </w:rPr>
+            <w:t>roote</w:t>
+          </w:r>
+        </w:hyperlink>
+      </w:r>
+      <w:r>
+        <w:rPr>
+          <w:rFonts w:ascii="Charis SIL Regular" w:hAnsi="Charis SIL Regular" w:eastAsia="Charis SIL Regular"/>
+          <w:b w:val="0"/>
+          <w:i w:val="0"/>
+          <w:color w:val="0000FF"/>
+          <w:sz w:val="24"/>
+          <w:u w:val="single"/>
+        </w:rPr>
+        <w:t xml:space="preserve"> </w:t>
+      </w:r>
+      <w:r>
+        <w:rPr>
+          <w:rFonts w:ascii="Charis SIL Regular" w:hAnsi="Charis SIL Regular" w:eastAsia="Charis SIL Regular"/>
+          <w:b w:val="0"/>
+          <w:i w:val="0"/>
+          <w:color w:val="0000FF"/>
+          <w:sz w:val="24"/>
+          <w:u w:val="single"/>
+        </w:rPr>
+        <w:hyperlink r:id="rId14" w:history="1">
+          <w:r>
+            <w:rPr>
+              <w:rStyle w:val="Hyperlink"/>
+            </w:rPr>
+            <w:t>Koninklijke</w:t>
+          </w:r>
+        </w:hyperlink>
       </w:r>
       <w:r>
         <w:rPr>
@@ -883,21 +918,59 @@
       </w:r>
       <w:r>
         <w:rPr>
-          <w:u w:val="single" w:color="0000ff"/>
           <w:rFonts w:ascii="Charis SIL Regular" w:hAnsi="Charis SIL Regular" w:eastAsia="Charis SIL Regular"/>
           <w:b w:val="0"/>
           <w:i w:val="0"/>
           <w:color w:val="000000"/>
           <w:sz w:val="24"/>
         </w:rPr>
-        <w:hyperlink r:id="rId13" w:history="1">
+        <w:t xml:space="preserve"> en </w:t>
+      </w:r>
+      <w:r>
+        <w:rPr>
+          <w:rFonts w:ascii="Charis SIL Regular" w:hAnsi="Charis SIL Regular" w:eastAsia="Charis SIL Regular"/>
+          <w:b w:val="0"/>
+          <w:i w:val="0"/>
+          <w:color w:val="0000FF"/>
+          <w:sz w:val="24"/>
+          <w:u w:val="single"/>
+        </w:rPr>
+        <w:hyperlink r:id="rId15" w:history="1">
           <w:r>
             <w:rPr>
               <w:rStyle w:val="Hyperlink"/>
             </w:rPr>
-            <w:t xml:space="preserve"> e</w:t>
+            <w:t>Boea</w:t>
           </w:r>
         </w:hyperlink>
+      </w:r>
+      <w:r>
+        <w:rPr>
+          <w:rFonts w:ascii="Charis SIL Regular" w:hAnsi="Charis SIL Regular" w:eastAsia="Charis SIL Regular"/>
+          <w:b w:val="0"/>
+          <w:i w:val="0"/>
+          <w:color w:val="0000FF"/>
+          <w:sz w:val="24"/>
+          <w:u w:val="single"/>
+        </w:rPr>
+        <w:hyperlink r:id="rId15" w:history="1">
+          <w:r>
+            <w:rPr>
+              <w:rStyle w:val="Hyperlink"/>
+            </w:rPr>
+            <w:t xml:space="preserve">tan </w:t>
+          </w:r>
+        </w:hyperlink>
+      </w:r>
+      <w:r>
+        <w:rPr>
+          <w:rFonts w:ascii="Charis SIL Regular" w:hAnsi="Charis SIL Regular" w:eastAsia="Charis SIL Regular"/>
+          <w:b w:val="0"/>
+          <w:i w:val="0"/>
+          <w:color w:val="000000"/>
+          <w:sz w:val="24"/>
+        </w:rPr>
+        <w:t>(1903-1949) gespecialiseerd in oosterse kunstnij</w:t>
       </w:r>
       <w:r>
         <w:rPr>
@@ -908,12 +981,12 @@
           <w:color w:val="000000"/>
           <w:sz w:val="24"/>
         </w:rPr>
-        <w:hyperlink r:id="rId13" w:history="1">
+        <w:hyperlink r:id="rId14" w:history="1">
           <w:r>
             <w:rPr>
               <w:rStyle w:val="Hyperlink"/>
             </w:rPr>
-            <w:t>n</w:t>
+            <w:t>verhei</w:t>
           </w:r>
         </w:hyperlink>
       </w:r>
@@ -926,53 +999,14 @@
           <w:color w:val="000000"/>
           <w:sz w:val="24"/>
         </w:rPr>
-        <w:t xml:space="preserve"> </w:t>
-      </w:r>
-      <w:r>
-        <w:rPr>
-          <w:rFonts w:ascii="Charis SIL Regular" w:hAnsi="Charis SIL Regular" w:eastAsia="Charis SIL Regular"/>
-          <w:b w:val="0"/>
-          <w:i w:val="0"/>
-          <w:color w:val="0000FF"/>
-          <w:sz w:val="24"/>
-          <w:u w:val="single"/>
-        </w:rPr>
-        <w:hyperlink r:id="rId13" w:history="1">
-          <w:r>
-            <w:rPr>
-              <w:rStyle w:val="Hyperlink"/>
-            </w:rPr>
-            <w:t>Boea</w:t>
-          </w:r>
-        </w:hyperlink>
-      </w:r>
-      <w:r>
-        <w:rPr>
-          <w:rFonts w:ascii="Charis SIL Regular" w:hAnsi="Charis SIL Regular" w:eastAsia="Charis SIL Regular"/>
-          <w:b w:val="0"/>
-          <w:i w:val="0"/>
-          <w:color w:val="0000FF"/>
-          <w:sz w:val="24"/>
-          <w:u w:val="single"/>
-        </w:rPr>
         <w:hyperlink r:id="rId14" w:history="1">
           <w:r>
             <w:rPr>
               <w:rStyle w:val="Hyperlink"/>
             </w:rPr>
-            <w:t xml:space="preserve">tan </w:t>
+            <w:t>d</w:t>
           </w:r>
         </w:hyperlink>
-      </w:r>
-      <w:r>
-        <w:rPr>
-          <w:rFonts w:ascii="Charis SIL Regular" w:hAnsi="Charis SIL Regular" w:eastAsia="Charis SIL Regular"/>
-          <w:b w:val="0"/>
-          <w:i w:val="0"/>
-          <w:color w:val="000000"/>
-          <w:sz w:val="24"/>
-        </w:rPr>
-        <w:t>(1903-1949) gespecialiseerd in oosterse kunstnij</w:t>
       </w:r>
       <w:r>
         <w:rPr>
@@ -983,43 +1017,7 @@
           <w:color w:val="000000"/>
           <w:sz w:val="24"/>
         </w:rPr>
-        <w:hyperlink r:id="rId15" w:history="1">
-          <w:r>
-            <w:rPr>
-              <w:rStyle w:val="Hyperlink"/>
-            </w:rPr>
-            <w:t>verhei</w:t>
-          </w:r>
-        </w:hyperlink>
-      </w:r>
-      <w:r>
-        <w:rPr>
-          <w:u w:val="single" w:color="0000ff"/>
-          <w:rFonts w:ascii="Charis SIL Regular" w:hAnsi="Charis SIL Regular" w:eastAsia="Charis SIL Regular"/>
-          <w:b w:val="0"/>
-          <w:i w:val="0"/>
-          <w:color w:val="000000"/>
-          <w:sz w:val="24"/>
-        </w:rPr>
-        <w:hyperlink r:id="rId15" w:history="1">
-          <w:r>
-            <w:rPr>
-              <w:rStyle w:val="Hyperlink"/>
-            </w:rPr>
-            <w:t>d</w:t>
-          </w:r>
-        </w:hyperlink>
-      </w:r>
-      <w:r>
-        <w:rPr>
-          <w:u w:val="single" w:color="0000ff"/>
-          <w:rFonts w:ascii="Charis SIL Regular" w:hAnsi="Charis SIL Regular" w:eastAsia="Charis SIL Regular"/>
-          <w:b w:val="0"/>
-          <w:i w:val="0"/>
-          <w:color w:val="000000"/>
-          <w:sz w:val="24"/>
-        </w:rPr>
-        <w:hyperlink r:id="rId15" w:history="1">
+        <w:hyperlink r:id="rId14" w:history="1">
           <w:r>
             <w:rPr>
               <w:rStyle w:val="Hyperlink"/>
@@ -1292,114 +1290,13 @@
       </w:r>
       <w:r>
         <w:rPr>
-          <w:u w:val="single" w:color="0000ff"/>
           <w:rFonts w:ascii="Charis SIL Regular" w:hAnsi="Charis SIL Regular" w:eastAsia="Charis SIL Regular"/>
           <w:b w:val="0"/>
           <w:i w:val="0"/>
           <w:color w:val="000000"/>
           <w:sz w:val="24"/>
         </w:rPr>
-        <w:hyperlink r:id="rId16" w:history="1">
-          <w:r>
-            <w:rPr>
-              <w:rStyle w:val="Hyperlink"/>
-            </w:rPr>
-            <w:t>. Een g</w:t>
-          </w:r>
-        </w:hyperlink>
-      </w:r>
-      <w:r>
-        <w:rPr>
-          <w:u w:val="single" w:color="0000ff"/>
-          <w:rFonts w:ascii="Charis SIL Regular" w:hAnsi="Charis SIL Regular" w:eastAsia="Charis SIL Regular"/>
-          <w:b w:val="0"/>
-          <w:i w:val="0"/>
-          <w:color w:val="000000"/>
-          <w:sz w:val="24"/>
-        </w:rPr>
-        <w:hyperlink r:id="rId16" w:history="1">
-          <w:r>
-            <w:rPr>
-              <w:rStyle w:val="Hyperlink"/>
-            </w:rPr>
-            <w:t>r</w:t>
-          </w:r>
-        </w:hyperlink>
-      </w:r>
-      <w:r>
-        <w:rPr>
-          <w:u w:val="single" w:color="0000ff"/>
-          <w:rFonts w:ascii="Charis SIL Regular" w:hAnsi="Charis SIL Regular" w:eastAsia="Charis SIL Regular"/>
-          <w:b w:val="0"/>
-          <w:i w:val="0"/>
-          <w:color w:val="000000"/>
-          <w:sz w:val="24"/>
-        </w:rPr>
-        <w:hyperlink r:id="rId16" w:history="1">
-          <w:r>
-            <w:rPr>
-              <w:rStyle w:val="Hyperlink"/>
-            </w:rPr>
-            <w:t>oot aant</w:t>
-          </w:r>
-        </w:hyperlink>
-      </w:r>
-      <w:r>
-        <w:rPr>
-          <w:u w:val="single" w:color="0000ff"/>
-          <w:rFonts w:ascii="Charis SIL Regular" w:hAnsi="Charis SIL Regular" w:eastAsia="Charis SIL Regular"/>
-          <w:b w:val="0"/>
-          <w:i w:val="0"/>
-          <w:color w:val="000000"/>
-          <w:sz w:val="24"/>
-        </w:rPr>
-        <w:hyperlink r:id="rId16" w:history="1">
-          <w:r>
-            <w:rPr>
-              <w:rStyle w:val="Hyperlink"/>
-            </w:rPr>
-            <w:t xml:space="preserve">al Afrikaanse </w:t>
-          </w:r>
-        </w:hyperlink>
-      </w:r>
-      <w:r>
-        <w:rPr>
-          <w:u w:val="single" w:color="0000ff"/>
-          <w:rFonts w:ascii="Charis SIL Regular" w:hAnsi="Charis SIL Regular" w:eastAsia="Charis SIL Regular"/>
-          <w:b w:val="0"/>
-          <w:i w:val="0"/>
-          <w:color w:val="000000"/>
-          <w:sz w:val="24"/>
-        </w:rPr>
-        <w:t>v</w:t>
-      </w:r>
-      <w:r>
-        <w:rPr>
-          <w:u w:val="single" w:color="0000ff"/>
-          <w:rFonts w:ascii="Charis SIL Regular" w:hAnsi="Charis SIL Regular" w:eastAsia="Charis SIL Regular"/>
-          <w:b w:val="0"/>
-          <w:i w:val="0"/>
-          <w:color w:val="000000"/>
-          <w:sz w:val="24"/>
-        </w:rPr>
-        <w:hyperlink r:id="rId16" w:history="1">
-          <w:r>
-            <w:rPr>
-              <w:rStyle w:val="Hyperlink"/>
-            </w:rPr>
-            <w:t>oorw</w:t>
-          </w:r>
-        </w:hyperlink>
-      </w:r>
-      <w:r>
-        <w:rPr>
-          <w:rFonts w:ascii="Charis SIL Regular" w:hAnsi="Charis SIL Regular" w:eastAsia="Charis SIL Regular"/>
-          <w:b w:val="0"/>
-          <w:i w:val="0"/>
-          <w:color w:val="000000"/>
-          <w:sz w:val="24"/>
-        </w:rPr>
-        <w:t xml:space="preserve">erpen, vooral uit </w:t>
+        <w:t xml:space="preserve">. Een groot aantal Afrikaanse voorwerpen, vooral uit </w:t>
       </w:r>
       <w:r>
         <w:rPr>
@@ -4048,7 +3945,7 @@
         <w:autoSpaceDN w:val="0"/>
         <w:autoSpaceDE w:val="0"/>
         <w:widowControl/>
-        <w:spacing w:line="538" w:lineRule="exact" w:before="478" w:after="0"/>
+        <w:spacing w:line="538" w:lineRule="exact" w:before="458" w:after="0"/>
         <w:ind w:left="0" w:right="0" w:firstLine="0"/>
         <w:jc w:val="left"/>
       </w:pPr>

--- a/EXPORTS/DOCX/published/niveau2/Dutch/Trade.docx
+++ b/EXPORTS/DOCX/published/niveau2/Dutch/Trade.docx
@@ -444,8 +444,16 @@
           <w:i w:val="0"/>
           <w:color w:val="0000FF"/>
           <w:sz w:val="24"/>
+          <w:u w:val="single"/>
         </w:rPr>
-        <w:t>Fr</w:t>
+        <w:hyperlink r:id="rId12" w:history="1">
+          <w:r>
+            <w:rPr>
+              <w:rStyle w:val="Hyperlink"/>
+            </w:rPr>
+            <w:t>Fr</w:t>
+          </w:r>
+        </w:hyperlink>
       </w:r>
       <w:r>
         <w:rPr>
@@ -695,96 +703,7 @@
           <w:color w:val="000000"/>
           <w:sz w:val="24"/>
         </w:rPr>
-        <w:t>(1918-1974). In Den Haag w</w:t>
-      </w:r>
-      <w:r>
-        <w:rPr>
-          <w:u w:val="single" w:color="0000ff"/>
-          <w:rFonts w:ascii="Charis SIL Regular" w:hAnsi="Charis SIL Regular" w:eastAsia="Charis SIL Regular"/>
-          <w:b w:val="0"/>
-          <w:i w:val="0"/>
-          <w:color w:val="000000"/>
-          <w:sz w:val="24"/>
-        </w:rPr>
-        <w:hyperlink r:id="rId12" w:history="1">
-          <w:r>
-            <w:rPr>
-              <w:rStyle w:val="Hyperlink"/>
-            </w:rPr>
-            <w:t xml:space="preserve">aren de </w:t>
-          </w:r>
-        </w:hyperlink>
-      </w:r>
-      <w:r>
-        <w:rPr>
-          <w:u w:val="single" w:color="0000ff"/>
-          <w:rFonts w:ascii="Charis SIL Regular" w:hAnsi="Charis SIL Regular" w:eastAsia="Charis SIL Regular"/>
-          <w:b w:val="0"/>
-          <w:i w:val="0"/>
-          <w:color w:val="000000"/>
-          <w:sz w:val="24"/>
-        </w:rPr>
-        <w:hyperlink r:id="rId12" w:history="1">
-          <w:r>
-            <w:rPr>
-              <w:rStyle w:val="Hyperlink"/>
-            </w:rPr>
-            <w:t>winkel</w:t>
-          </w:r>
-        </w:hyperlink>
-      </w:r>
-      <w:r>
-        <w:rPr>
-          <w:u w:val="single" w:color="0000ff"/>
-          <w:rFonts w:ascii="Charis SIL Regular" w:hAnsi="Charis SIL Regular" w:eastAsia="Charis SIL Regular"/>
-          <w:b w:val="0"/>
-          <w:i w:val="0"/>
-          <w:color w:val="000000"/>
-          <w:sz w:val="24"/>
-        </w:rPr>
-        <w:hyperlink r:id="rId12" w:history="1">
-          <w:r>
-            <w:rPr>
-              <w:rStyle w:val="Hyperlink"/>
-            </w:rPr>
-            <w:t>s</w:t>
-          </w:r>
-        </w:hyperlink>
-      </w:r>
-      <w:r>
-        <w:rPr>
-          <w:u w:val="single" w:color="0000ff"/>
-          <w:rFonts w:ascii="Charis SIL Regular" w:hAnsi="Charis SIL Regular" w:eastAsia="Charis SIL Regular"/>
-          <w:b w:val="0"/>
-          <w:i w:val="0"/>
-          <w:color w:val="000000"/>
-          <w:sz w:val="24"/>
-        </w:rPr>
-        <w:hyperlink r:id="rId12" w:history="1">
-          <w:r>
-            <w:rPr>
-              <w:rStyle w:val="Hyperlink"/>
-            </w:rPr>
-            <w:t xml:space="preserve"> d</w:t>
-          </w:r>
-        </w:hyperlink>
-      </w:r>
-      <w:r>
-        <w:rPr>
-          <w:rFonts w:ascii="Charis SIL Regular" w:hAnsi="Charis SIL Regular" w:eastAsia="Charis SIL Regular"/>
-          <w:b w:val="0"/>
-          <w:i w:val="0"/>
-          <w:color w:val="000000"/>
-          <w:sz w:val="24"/>
-        </w:rPr>
-        <w:hyperlink r:id="rId12" w:history="1">
-          <w:r>
-            <w:rPr>
-              <w:rStyle w:val="Hyperlink"/>
-            </w:rPr>
-            <w:t xml:space="preserve">e </w:t>
-          </w:r>
-        </w:hyperlink>
+        <w:t xml:space="preserve">(1918-1974). In Den Haag waren de winkels de </w:t>
       </w:r>
       <w:r>
         <w:rPr>
@@ -795,7 +714,7 @@
           <w:sz w:val="24"/>
           <w:u w:val="single"/>
         </w:rPr>
-        <w:hyperlink r:id="rId12" w:history="1">
+        <w:hyperlink r:id="rId14" w:history="1">
           <w:r>
             <w:rPr>
               <w:rStyle w:val="Hyperlink"/>
@@ -871,7 +790,7 @@
           <w:sz w:val="24"/>
           <w:u w:val="single"/>
         </w:rPr>
-        <w:hyperlink r:id="rId13" w:history="1">
+        <w:hyperlink r:id="rId14" w:history="1">
           <w:r>
             <w:rPr>
               <w:rStyle w:val="Hyperlink"/>
@@ -889,7 +808,7 @@
           <w:sz w:val="24"/>
           <w:u w:val="single"/>
         </w:rPr>
-        <w:hyperlink r:id="rId13" w:history="1">
+        <w:hyperlink r:id="rId14" w:history="1">
           <w:r>
             <w:rPr>
               <w:rStyle w:val="Hyperlink"/>
@@ -918,13 +837,50 @@
       </w:r>
       <w:r>
         <w:rPr>
+          <w:u w:val="single" w:color="0000ff"/>
           <w:rFonts w:ascii="Charis SIL Regular" w:hAnsi="Charis SIL Regular" w:eastAsia="Charis SIL Regular"/>
           <w:b w:val="0"/>
           <w:i w:val="0"/>
           <w:color w:val="000000"/>
           <w:sz w:val="24"/>
         </w:rPr>
-        <w:t xml:space="preserve"> en </w:t>
+        <w:hyperlink r:id="rId13" w:history="1">
+          <w:r>
+            <w:rPr>
+              <w:rStyle w:val="Hyperlink"/>
+            </w:rPr>
+            <w:t xml:space="preserve"> e</w:t>
+          </w:r>
+        </w:hyperlink>
+      </w:r>
+      <w:r>
+        <w:rPr>
+          <w:u w:val="single" w:color="0000ff"/>
+          <w:rFonts w:ascii="Charis SIL Regular" w:hAnsi="Charis SIL Regular" w:eastAsia="Charis SIL Regular"/>
+          <w:b w:val="0"/>
+          <w:i w:val="0"/>
+          <w:color w:val="000000"/>
+          <w:sz w:val="24"/>
+        </w:rPr>
+        <w:hyperlink r:id="rId13" w:history="1">
+          <w:r>
+            <w:rPr>
+              <w:rStyle w:val="Hyperlink"/>
+            </w:rPr>
+            <w:t>n</w:t>
+          </w:r>
+        </w:hyperlink>
+      </w:r>
+      <w:r>
+        <w:rPr>
+          <w:u w:val="single" w:color="0000ff"/>
+          <w:rFonts w:ascii="Charis SIL Regular" w:hAnsi="Charis SIL Regular" w:eastAsia="Charis SIL Regular"/>
+          <w:b w:val="0"/>
+          <w:i w:val="0"/>
+          <w:color w:val="000000"/>
+          <w:sz w:val="24"/>
+        </w:rPr>
+        <w:t xml:space="preserve"> </w:t>
       </w:r>
       <w:r>
         <w:rPr>
@@ -935,7 +891,7 @@
           <w:sz w:val="24"/>
           <w:u w:val="single"/>
         </w:rPr>
-        <w:hyperlink r:id="rId15" w:history="1">
+        <w:hyperlink r:id="rId13" w:history="1">
           <w:r>
             <w:rPr>
               <w:rStyle w:val="Hyperlink"/>
@@ -1196,25 +1152,7 @@
           <w:color w:val="000000"/>
           <w:sz w:val="24"/>
         </w:rPr>
-        <w:t xml:space="preserve"> (NAHV, 1880-1982) die handel dreef i</w:t>
-      </w:r>
-      <w:r>
-        <w:rPr>
-          <w:u w:val="single" w:color="0000ff"/>
-          <w:rFonts w:ascii="Charis SIL Regular" w:hAnsi="Charis SIL Regular" w:eastAsia="Charis SIL Regular"/>
-          <w:b w:val="0"/>
-          <w:i w:val="0"/>
-          <w:color w:val="000000"/>
-          <w:sz w:val="24"/>
-        </w:rPr>
-        <w:hyperlink r:id="rId16" w:history="1">
-          <w:r>
-            <w:rPr>
-              <w:rStyle w:val="Hyperlink"/>
-            </w:rPr>
-            <w:t xml:space="preserve">n </w:t>
-          </w:r>
-        </w:hyperlink>
+        <w:t xml:space="preserve"> (NAHV, 1880-1982) die handel dreef in </w:t>
       </w:r>
       <w:r>
         <w:rPr>
@@ -1225,7 +1163,7 @@
           <w:sz w:val="24"/>
           <w:u w:val="single"/>
         </w:rPr>
-        <w:hyperlink r:id="rId16" w:history="1">
+        <w:hyperlink r:id="rId17" w:history="1">
           <w:r>
             <w:rPr>
               <w:rStyle w:val="Hyperlink"/>
@@ -1243,7 +1181,7 @@
           <w:sz w:val="24"/>
           <w:u w:val="single"/>
         </w:rPr>
-        <w:hyperlink r:id="rId16" w:history="1">
+        <w:hyperlink r:id="rId17" w:history="1">
           <w:r>
             <w:rPr>
               <w:rStyle w:val="Hyperlink"/>
@@ -1279,7 +1217,7 @@
           <w:sz w:val="24"/>
           <w:u w:val="single"/>
         </w:rPr>
-        <w:hyperlink r:id="rId16" w:history="1">
+        <w:hyperlink r:id="rId17" w:history="1">
           <w:r>
             <w:rPr>
               <w:rStyle w:val="Hyperlink"/>
@@ -1290,13 +1228,113 @@
       </w:r>
       <w:r>
         <w:rPr>
+          <w:u w:val="single" w:color="0000ff"/>
           <w:rFonts w:ascii="Charis SIL Regular" w:hAnsi="Charis SIL Regular" w:eastAsia="Charis SIL Regular"/>
           <w:b w:val="0"/>
           <w:i w:val="0"/>
           <w:color w:val="000000"/>
           <w:sz w:val="24"/>
         </w:rPr>
-        <w:t xml:space="preserve">. Een groot aantal Afrikaanse voorwerpen, vooral uit </w:t>
+        <w:hyperlink r:id="rId16" w:history="1">
+          <w:r>
+            <w:rPr>
+              <w:rStyle w:val="Hyperlink"/>
+            </w:rPr>
+            <w:t>. Een g</w:t>
+          </w:r>
+        </w:hyperlink>
+      </w:r>
+      <w:r>
+        <w:rPr>
+          <w:u w:val="single" w:color="0000ff"/>
+          <w:rFonts w:ascii="Charis SIL Regular" w:hAnsi="Charis SIL Regular" w:eastAsia="Charis SIL Regular"/>
+          <w:b w:val="0"/>
+          <w:i w:val="0"/>
+          <w:color w:val="000000"/>
+          <w:sz w:val="24"/>
+        </w:rPr>
+        <w:hyperlink r:id="rId16" w:history="1">
+          <w:r>
+            <w:rPr>
+              <w:rStyle w:val="Hyperlink"/>
+            </w:rPr>
+            <w:t>r</w:t>
+          </w:r>
+        </w:hyperlink>
+      </w:r>
+      <w:r>
+        <w:rPr>
+          <w:u w:val="single" w:color="0000ff"/>
+          <w:rFonts w:ascii="Charis SIL Regular" w:hAnsi="Charis SIL Regular" w:eastAsia="Charis SIL Regular"/>
+          <w:b w:val="0"/>
+          <w:i w:val="0"/>
+          <w:color w:val="000000"/>
+          <w:sz w:val="24"/>
+        </w:rPr>
+        <w:hyperlink r:id="rId16" w:history="1">
+          <w:r>
+            <w:rPr>
+              <w:rStyle w:val="Hyperlink"/>
+            </w:rPr>
+            <w:t>oot aant</w:t>
+          </w:r>
+        </w:hyperlink>
+      </w:r>
+      <w:r>
+        <w:rPr>
+          <w:u w:val="single" w:color="0000ff"/>
+          <w:rFonts w:ascii="Charis SIL Regular" w:hAnsi="Charis SIL Regular" w:eastAsia="Charis SIL Regular"/>
+          <w:b w:val="0"/>
+          <w:i w:val="0"/>
+          <w:color w:val="000000"/>
+          <w:sz w:val="24"/>
+        </w:rPr>
+        <w:hyperlink r:id="rId16" w:history="1">
+          <w:r>
+            <w:rPr>
+              <w:rStyle w:val="Hyperlink"/>
+            </w:rPr>
+            <w:t xml:space="preserve">al Afrikaanse </w:t>
+          </w:r>
+        </w:hyperlink>
+      </w:r>
+      <w:r>
+        <w:rPr>
+          <w:rFonts w:ascii="Charis SIL Regular" w:hAnsi="Charis SIL Regular" w:eastAsia="Charis SIL Regular"/>
+          <w:b w:val="0"/>
+          <w:i w:val="0"/>
+          <w:color w:val="000000"/>
+          <w:sz w:val="24"/>
+        </w:rPr>
+        <w:t>v</w:t>
+      </w:r>
+      <w:r>
+        <w:rPr>
+          <w:u w:val="single" w:color="0000ff"/>
+          <w:rFonts w:ascii="Charis SIL Regular" w:hAnsi="Charis SIL Regular" w:eastAsia="Charis SIL Regular"/>
+          <w:b w:val="0"/>
+          <w:i w:val="0"/>
+          <w:color w:val="000000"/>
+          <w:sz w:val="24"/>
+        </w:rPr>
+        <w:hyperlink r:id="rId16" w:history="1">
+          <w:r>
+            <w:rPr>
+              <w:rStyle w:val="Hyperlink"/>
+            </w:rPr>
+            <w:t>oorw</w:t>
+          </w:r>
+        </w:hyperlink>
+      </w:r>
+      <w:r>
+        <w:rPr>
+          <w:rFonts w:ascii="Charis SIL Regular" w:hAnsi="Charis SIL Regular" w:eastAsia="Charis SIL Regular"/>
+          <w:b w:val="0"/>
+          <w:i w:val="0"/>
+          <w:color w:val="000000"/>
+          <w:sz w:val="24"/>
+        </w:rPr>
+        <w:t xml:space="preserve">erpen, vooral uit </w:t>
       </w:r>
       <w:r>
         <w:rPr>

--- a/EXPORTS/DOCX/published/niveau2/Dutch/Trade.docx
+++ b/EXPORTS/DOCX/published/niveau2/Dutch/Trade.docx
@@ -464,7 +464,7 @@
           <w:sz w:val="24"/>
           <w:u w:val="single"/>
         </w:rPr>
-        <w:hyperlink r:id="rId10" w:history="1">
+        <w:hyperlink r:id="rId12" w:history="1">
           <w:r>
             <w:rPr>
               <w:rStyle w:val="Hyperlink"/>
@@ -586,35 +586,7 @@
           <w:color w:val="000000"/>
           <w:sz w:val="24"/>
         </w:rPr>
-        <w:t xml:space="preserve"> (1876-</w:t>
-      </w:r>
-      <w:r>
-        <w:rPr>
-          <w:u w:val="single" w:color="0000ff"/>
-          <w:rFonts w:ascii="Charis SIL Regular" w:hAnsi="Charis SIL Regular" w:eastAsia="Charis SIL Regular"/>
-          <w:b w:val="0"/>
-          <w:i w:val="0"/>
-          <w:color w:val="000000"/>
-          <w:sz w:val="24"/>
-        </w:rPr>
-        <w:hyperlink r:id="rId11" w:history="1">
-          <w:r>
-            <w:rPr>
-              <w:rStyle w:val="Hyperlink"/>
-            </w:rPr>
-            <w:t>1961) e</w:t>
-          </w:r>
-        </w:hyperlink>
-      </w:r>
-      <w:r>
-        <w:rPr>
-          <w:rFonts w:ascii="Charis SIL Regular" w:hAnsi="Charis SIL Regular" w:eastAsia="Charis SIL Regular"/>
-          <w:b w:val="0"/>
-          <w:i w:val="0"/>
-          <w:color w:val="000000"/>
-          <w:sz w:val="24"/>
-        </w:rPr>
-        <w:t xml:space="preserve">n </w:t>
+        <w:t xml:space="preserve"> (1876-1961) en </w:t>
       </w:r>
       <w:r>
         <w:rPr>
@@ -703,7 +675,96 @@
           <w:color w:val="000000"/>
           <w:sz w:val="24"/>
         </w:rPr>
-        <w:t xml:space="preserve">(1918-1974). In Den Haag waren de winkels de </w:t>
+        <w:t>(1918-1974). In Den Haag w</w:t>
+      </w:r>
+      <w:r>
+        <w:rPr>
+          <w:u w:val="single" w:color="0000ff"/>
+          <w:rFonts w:ascii="Charis SIL Regular" w:hAnsi="Charis SIL Regular" w:eastAsia="Charis SIL Regular"/>
+          <w:b w:val="0"/>
+          <w:i w:val="0"/>
+          <w:color w:val="000000"/>
+          <w:sz w:val="24"/>
+        </w:rPr>
+        <w:hyperlink r:id="rId12" w:history="1">
+          <w:r>
+            <w:rPr>
+              <w:rStyle w:val="Hyperlink"/>
+            </w:rPr>
+            <w:t xml:space="preserve">aren de </w:t>
+          </w:r>
+        </w:hyperlink>
+      </w:r>
+      <w:r>
+        <w:rPr>
+          <w:u w:val="single" w:color="0000ff"/>
+          <w:rFonts w:ascii="Charis SIL Regular" w:hAnsi="Charis SIL Regular" w:eastAsia="Charis SIL Regular"/>
+          <w:b w:val="0"/>
+          <w:i w:val="0"/>
+          <w:color w:val="000000"/>
+          <w:sz w:val="24"/>
+        </w:rPr>
+        <w:hyperlink r:id="rId12" w:history="1">
+          <w:r>
+            <w:rPr>
+              <w:rStyle w:val="Hyperlink"/>
+            </w:rPr>
+            <w:t>winkel</w:t>
+          </w:r>
+        </w:hyperlink>
+      </w:r>
+      <w:r>
+        <w:rPr>
+          <w:u w:val="single" w:color="0000ff"/>
+          <w:rFonts w:ascii="Charis SIL Regular" w:hAnsi="Charis SIL Regular" w:eastAsia="Charis SIL Regular"/>
+          <w:b w:val="0"/>
+          <w:i w:val="0"/>
+          <w:color w:val="000000"/>
+          <w:sz w:val="24"/>
+        </w:rPr>
+        <w:hyperlink r:id="rId12" w:history="1">
+          <w:r>
+            <w:rPr>
+              <w:rStyle w:val="Hyperlink"/>
+            </w:rPr>
+            <w:t>s</w:t>
+          </w:r>
+        </w:hyperlink>
+      </w:r>
+      <w:r>
+        <w:rPr>
+          <w:u w:val="single" w:color="0000ff"/>
+          <w:rFonts w:ascii="Charis SIL Regular" w:hAnsi="Charis SIL Regular" w:eastAsia="Charis SIL Regular"/>
+          <w:b w:val="0"/>
+          <w:i w:val="0"/>
+          <w:color w:val="000000"/>
+          <w:sz w:val="24"/>
+        </w:rPr>
+        <w:hyperlink r:id="rId12" w:history="1">
+          <w:r>
+            <w:rPr>
+              <w:rStyle w:val="Hyperlink"/>
+            </w:rPr>
+            <w:t xml:space="preserve"> d</w:t>
+          </w:r>
+        </w:hyperlink>
+      </w:r>
+      <w:r>
+        <w:rPr>
+          <w:rFonts w:ascii="Charis SIL Regular" w:hAnsi="Charis SIL Regular" w:eastAsia="Charis SIL Regular"/>
+          <w:b w:val="0"/>
+          <w:i w:val="0"/>
+          <w:color w:val="000000"/>
+          <w:sz w:val="24"/>
+        </w:rPr>
+        <w:hyperlink r:id="rId12" w:history="1">
+          <w:r>
+            <w:rPr>
+              <w:rStyle w:val="Hyperlink"/>
+            </w:rPr>
+            <w:t xml:space="preserve">e </w:t>
+          </w:r>
+        </w:hyperlink>
       </w:r>
       <w:r>
         <w:rPr>
@@ -714,7 +775,7 @@
           <w:sz w:val="24"/>
           <w:u w:val="single"/>
         </w:rPr>
-        <w:hyperlink r:id="rId14" w:history="1">
+        <w:hyperlink r:id="rId12" w:history="1">
           <w:r>
             <w:rPr>
               <w:rStyle w:val="Hyperlink"/>
@@ -826,7 +887,7 @@
           <w:sz w:val="24"/>
           <w:u w:val="single"/>
         </w:rPr>
-        <w:hyperlink r:id="rId13" w:history="1">
+        <w:hyperlink r:id="rId14" w:history="1">
           <w:r>
             <w:rPr>
               <w:rStyle w:val="Hyperlink"/>
@@ -837,50 +898,13 @@
       </w:r>
       <w:r>
         <w:rPr>
-          <w:u w:val="single" w:color="0000ff"/>
           <w:rFonts w:ascii="Charis SIL Regular" w:hAnsi="Charis SIL Regular" w:eastAsia="Charis SIL Regular"/>
           <w:b w:val="0"/>
           <w:i w:val="0"/>
           <w:color w:val="000000"/>
           <w:sz w:val="24"/>
         </w:rPr>
-        <w:hyperlink r:id="rId13" w:history="1">
-          <w:r>
-            <w:rPr>
-              <w:rStyle w:val="Hyperlink"/>
-            </w:rPr>
-            <w:t xml:space="preserve"> e</w:t>
-          </w:r>
-        </w:hyperlink>
-      </w:r>
-      <w:r>
-        <w:rPr>
-          <w:u w:val="single" w:color="0000ff"/>
-          <w:rFonts w:ascii="Charis SIL Regular" w:hAnsi="Charis SIL Regular" w:eastAsia="Charis SIL Regular"/>
-          <w:b w:val="0"/>
-          <w:i w:val="0"/>
-          <w:color w:val="000000"/>
-          <w:sz w:val="24"/>
-        </w:rPr>
-        <w:hyperlink r:id="rId13" w:history="1">
-          <w:r>
-            <w:rPr>
-              <w:rStyle w:val="Hyperlink"/>
-            </w:rPr>
-            <w:t>n</w:t>
-          </w:r>
-        </w:hyperlink>
-      </w:r>
-      <w:r>
-        <w:rPr>
-          <w:u w:val="single" w:color="0000ff"/>
-          <w:rFonts w:ascii="Charis SIL Regular" w:hAnsi="Charis SIL Regular" w:eastAsia="Charis SIL Regular"/>
-          <w:b w:val="0"/>
-          <w:i w:val="0"/>
-          <w:color w:val="000000"/>
-          <w:sz w:val="24"/>
-        </w:rPr>
-        <w:t xml:space="preserve"> </w:t>
+        <w:t xml:space="preserve"> en </w:t>
       </w:r>
       <w:r>
         <w:rPr>
@@ -891,7 +915,7 @@
           <w:sz w:val="24"/>
           <w:u w:val="single"/>
         </w:rPr>
-        <w:hyperlink r:id="rId13" w:history="1">
+        <w:hyperlink r:id="rId15" w:history="1">
           <w:r>
             <w:rPr>
               <w:rStyle w:val="Hyperlink"/>
@@ -1152,7 +1176,25 @@
           <w:color w:val="000000"/>
           <w:sz w:val="24"/>
         </w:rPr>
-        <w:t xml:space="preserve"> (NAHV, 1880-1982) die handel dreef in </w:t>
+        <w:t xml:space="preserve"> (NAHV, 1880-1982) die handel dreef i</w:t>
+      </w:r>
+      <w:r>
+        <w:rPr>
+          <w:u w:val="single" w:color="0000ff"/>
+          <w:rFonts w:ascii="Charis SIL Regular" w:hAnsi="Charis SIL Regular" w:eastAsia="Charis SIL Regular"/>
+          <w:b w:val="0"/>
+          <w:i w:val="0"/>
+          <w:color w:val="000000"/>
+          <w:sz w:val="24"/>
+        </w:rPr>
+        <w:hyperlink r:id="rId16" w:history="1">
+          <w:r>
+            <w:rPr>
+              <w:rStyle w:val="Hyperlink"/>
+            </w:rPr>
+            <w:t xml:space="preserve">n </w:t>
+          </w:r>
+        </w:hyperlink>
       </w:r>
       <w:r>
         <w:rPr>
@@ -1163,7 +1205,7 @@
           <w:sz w:val="24"/>
           <w:u w:val="single"/>
         </w:rPr>
-        <w:hyperlink r:id="rId17" w:history="1">
+        <w:hyperlink r:id="rId16" w:history="1">
           <w:r>
             <w:rPr>
               <w:rStyle w:val="Hyperlink"/>
@@ -1300,6 +1342,7 @@
       </w:r>
       <w:r>
         <w:rPr>
+          <w:u w:val="single" w:color="0000ff"/>
           <w:rFonts w:ascii="Charis SIL Regular" w:hAnsi="Charis SIL Regular" w:eastAsia="Charis SIL Regular"/>
           <w:b w:val="0"/>
           <w:i w:val="0"/>
@@ -3921,7 +3964,7 @@
           <w:sz w:val="24"/>
           <w:u w:val="single"/>
         </w:rPr>
-        <w:hyperlink r:id="rId27" w:history="1">
+        <w:hyperlink r:id="rId28" w:history="1">
           <w:r>
             <w:rPr>
               <w:rStyle w:val="Hyperlink"/>
@@ -3939,7 +3982,7 @@
           <w:sz w:val="24"/>
           <w:u w:val="single"/>
         </w:rPr>
-        <w:hyperlink r:id="rId27" w:history="1">
+        <w:hyperlink r:id="rId28" w:history="1">
           <w:r>
             <w:rPr>
               <w:rStyle w:val="Hyperlink"/>
@@ -3968,7 +4011,7 @@
           <w:sz w:val="24"/>
           <w:u w:val="single"/>
         </w:rPr>
-        <w:hyperlink r:id="rId27" w:history="1">
+        <w:hyperlink r:id="rId28" w:history="1">
           <w:r>
             <w:rPr>
               <w:rStyle w:val="Hyperlink"/>

--- a/EXPORTS/DOCX/published/niveau2/Dutch/Trade.docx
+++ b/EXPORTS/DOCX/published/niveau2/Dutch/Trade.docx
@@ -371,71 +371,7 @@
           <w:color w:val="000000"/>
           <w:sz w:val="24"/>
         </w:rPr>
-        <w:t>Amster</w:t>
-      </w:r>
-      <w:r>
-        <w:rPr>
-          <w:u w:val="single" w:color="0000ff"/>
-          <w:rFonts w:ascii="Charis SIL Regular" w:hAnsi="Charis SIL Regular" w:eastAsia="Charis SIL Regular"/>
-          <w:b w:val="0"/>
-          <w:i w:val="0"/>
-          <w:color w:val="000000"/>
-          <w:sz w:val="24"/>
-        </w:rPr>
-        <w:hyperlink r:id="rId9" w:history="1">
-          <w:r>
-            <w:rPr>
-              <w:rStyle w:val="Hyperlink"/>
-            </w:rPr>
-            <w:t>dam</w:t>
-          </w:r>
-        </w:hyperlink>
-      </w:r>
-      <w:r>
-        <w:rPr>
-          <w:u w:val="single" w:color="0000ff"/>
-          <w:rFonts w:ascii="Charis SIL Regular" w:hAnsi="Charis SIL Regular" w:eastAsia="Charis SIL Regular"/>
-          <w:b w:val="0"/>
-          <w:i w:val="0"/>
-          <w:color w:val="000000"/>
-          <w:sz w:val="24"/>
-        </w:rPr>
-        <w:hyperlink r:id="rId9" w:history="1">
-          <w:r>
-            <w:rPr>
-              <w:rStyle w:val="Hyperlink"/>
-            </w:rPr>
-            <w:t>s</w:t>
-          </w:r>
-        </w:hyperlink>
-      </w:r>
-      <w:r>
-        <w:rPr>
-          <w:u w:val="single" w:color="0000ff"/>
-          <w:rFonts w:ascii="Charis SIL Regular" w:hAnsi="Charis SIL Regular" w:eastAsia="Charis SIL Regular"/>
-          <w:b w:val="0"/>
-          <w:i w:val="0"/>
-          <w:color w:val="000000"/>
-          <w:sz w:val="24"/>
-        </w:rPr>
-        <w:hyperlink r:id="rId9" w:history="1">
-          <w:r>
-            <w:rPr>
-              <w:rStyle w:val="Hyperlink"/>
-            </w:rPr>
-            <w:t>e ve</w:t>
-          </w:r>
-        </w:hyperlink>
-      </w:r>
-      <w:r>
-        <w:rPr>
-          <w:rFonts w:ascii="Charis SIL Regular" w:hAnsi="Charis SIL Regular" w:eastAsia="Charis SIL Regular"/>
-          <w:b w:val="0"/>
-          <w:i w:val="0"/>
-          <w:color w:val="000000"/>
-          <w:sz w:val="24"/>
-        </w:rPr>
-        <w:t xml:space="preserve">ilinghuizen </w:t>
+        <w:t xml:space="preserve">Amsterdamse veilinghuizen </w:t>
       </w:r>
       <w:r>
         <w:rPr>
@@ -446,14 +382,7 @@
           <w:sz w:val="24"/>
           <w:u w:val="single"/>
         </w:rPr>
-        <w:hyperlink r:id="rId12" w:history="1">
-          <w:r>
-            <w:rPr>
-              <w:rStyle w:val="Hyperlink"/>
-            </w:rPr>
-            <w:t>Fr</w:t>
-          </w:r>
-        </w:hyperlink>
+        <w:t>Fr</w:t>
       </w:r>
       <w:r>
         <w:rPr>
@@ -464,7 +393,7 @@
           <w:sz w:val="24"/>
           <w:u w:val="single"/>
         </w:rPr>
-        <w:hyperlink r:id="rId12" w:history="1">
+        <w:hyperlink r:id="rId10" w:history="1">
           <w:r>
             <w:rPr>
               <w:rStyle w:val="Hyperlink"/>
@@ -493,7 +422,7 @@
           <w:sz w:val="24"/>
           <w:u w:val="single"/>
         </w:rPr>
-        <w:hyperlink r:id="rId10" w:history="1">
+        <w:hyperlink r:id="rId12" w:history="1">
           <w:r>
             <w:rPr>
               <w:rStyle w:val="Hyperlink"/>
@@ -675,25 +604,7 @@
           <w:color w:val="000000"/>
           <w:sz w:val="24"/>
         </w:rPr>
-        <w:t>(1918-1974). In Den Haag w</w:t>
-      </w:r>
-      <w:r>
-        <w:rPr>
-          <w:u w:val="single" w:color="0000ff"/>
-          <w:rFonts w:ascii="Charis SIL Regular" w:hAnsi="Charis SIL Regular" w:eastAsia="Charis SIL Regular"/>
-          <w:b w:val="0"/>
-          <w:i w:val="0"/>
-          <w:color w:val="000000"/>
-          <w:sz w:val="24"/>
-        </w:rPr>
-        <w:hyperlink r:id="rId12" w:history="1">
-          <w:r>
-            <w:rPr>
-              <w:rStyle w:val="Hyperlink"/>
-            </w:rPr>
-            <w:t xml:space="preserve">aren de </w:t>
-          </w:r>
-        </w:hyperlink>
+        <w:t xml:space="preserve">(1918-1974). In Den Haag waren de </w:t>
       </w:r>
       <w:r>
         <w:rPr>
@@ -751,6 +662,7 @@
       </w:r>
       <w:r>
         <w:rPr>
+          <w:u w:val="single" w:color="0000ff"/>
           <w:rFonts w:ascii="Charis SIL Regular" w:hAnsi="Charis SIL Regular" w:eastAsia="Charis SIL Regular"/>
           <w:b w:val="0"/>
           <w:i w:val="0"/>
@@ -773,63 +685,8 @@
           <w:i w:val="0"/>
           <w:color w:val="0000FF"/>
           <w:sz w:val="24"/>
-          <w:u w:val="single"/>
         </w:rPr>
-        <w:hyperlink r:id="rId12" w:history="1">
-          <w:r>
-            <w:rPr>
-              <w:rStyle w:val="Hyperlink"/>
-            </w:rPr>
-            <w:t>G</w:t>
-          </w:r>
-        </w:hyperlink>
-      </w:r>
-      <w:r>
-        <w:rPr>
-          <w:rFonts w:ascii="Charis SIL Regular" w:hAnsi="Charis SIL Regular" w:eastAsia="Charis SIL Regular"/>
-          <w:b w:val="0"/>
-          <w:i w:val="0"/>
-          <w:color w:val="0000FF"/>
-          <w:sz w:val="24"/>
-          <w:u w:val="single"/>
-        </w:rPr>
-        <w:hyperlink r:id="rId14" w:history="1">
-          <w:r>
-            <w:rPr>
-              <w:rStyle w:val="Hyperlink"/>
-            </w:rPr>
-            <w:t>roote</w:t>
-          </w:r>
-        </w:hyperlink>
-      </w:r>
-      <w:r>
-        <w:rPr>
-          <w:rFonts w:ascii="Charis SIL Regular" w:hAnsi="Charis SIL Regular" w:eastAsia="Charis SIL Regular"/>
-          <w:b w:val="0"/>
-          <w:i w:val="0"/>
-          <w:color w:val="0000FF"/>
-          <w:sz w:val="24"/>
-          <w:u w:val="single"/>
-        </w:rPr>
-        <w:t xml:space="preserve"> </w:t>
-      </w:r>
-      <w:r>
-        <w:rPr>
-          <w:rFonts w:ascii="Charis SIL Regular" w:hAnsi="Charis SIL Regular" w:eastAsia="Charis SIL Regular"/>
-          <w:b w:val="0"/>
-          <w:i w:val="0"/>
-          <w:color w:val="0000FF"/>
-          <w:sz w:val="24"/>
-          <w:u w:val="single"/>
-        </w:rPr>
-        <w:hyperlink r:id="rId14" w:history="1">
-          <w:r>
-            <w:rPr>
-              <w:rStyle w:val="Hyperlink"/>
-            </w:rPr>
-            <w:t>Koninklijke</w:t>
-          </w:r>
-        </w:hyperlink>
+        <w:t>Groote Koninklijke</w:t>
       </w:r>
       <w:r>
         <w:rPr>
@@ -898,6 +755,7 @@
       </w:r>
       <w:r>
         <w:rPr>
+          <w:u w:val="single" w:color="0000ff"/>
           <w:rFonts w:ascii="Charis SIL Regular" w:hAnsi="Charis SIL Regular" w:eastAsia="Charis SIL Regular"/>
           <w:b w:val="0"/>
           <w:i w:val="0"/>
@@ -1176,25 +1034,7 @@
           <w:color w:val="000000"/>
           <w:sz w:val="24"/>
         </w:rPr>
-        <w:t xml:space="preserve"> (NAHV, 1880-1982) die handel dreef i</w:t>
-      </w:r>
-      <w:r>
-        <w:rPr>
-          <w:u w:val="single" w:color="0000ff"/>
-          <w:rFonts w:ascii="Charis SIL Regular" w:hAnsi="Charis SIL Regular" w:eastAsia="Charis SIL Regular"/>
-          <w:b w:val="0"/>
-          <w:i w:val="0"/>
-          <w:color w:val="000000"/>
-          <w:sz w:val="24"/>
-        </w:rPr>
-        <w:hyperlink r:id="rId16" w:history="1">
-          <w:r>
-            <w:rPr>
-              <w:rStyle w:val="Hyperlink"/>
-            </w:rPr>
-            <w:t xml:space="preserve">n </w:t>
-          </w:r>
-        </w:hyperlink>
+        <w:t xml:space="preserve"> (NAHV, 1880-1982) die handel dreef in </w:t>
       </w:r>
       <w:r>
         <w:rPr>
@@ -1223,7 +1063,7 @@
           <w:sz w:val="24"/>
           <w:u w:val="single"/>
         </w:rPr>
-        <w:hyperlink r:id="rId17" w:history="1">
+        <w:hyperlink r:id="rId16" w:history="1">
           <w:r>
             <w:rPr>
               <w:rStyle w:val="Hyperlink"/>
@@ -1288,96 +1128,13 @@
       </w:r>
       <w:r>
         <w:rPr>
-          <w:u w:val="single" w:color="0000ff"/>
           <w:rFonts w:ascii="Charis SIL Regular" w:hAnsi="Charis SIL Regular" w:eastAsia="Charis SIL Regular"/>
           <w:b w:val="0"/>
           <w:i w:val="0"/>
           <w:color w:val="000000"/>
           <w:sz w:val="24"/>
         </w:rPr>
-        <w:hyperlink r:id="rId16" w:history="1">
-          <w:r>
-            <w:rPr>
-              <w:rStyle w:val="Hyperlink"/>
-            </w:rPr>
-            <w:t>r</w:t>
-          </w:r>
-        </w:hyperlink>
-      </w:r>
-      <w:r>
-        <w:rPr>
-          <w:u w:val="single" w:color="0000ff"/>
-          <w:rFonts w:ascii="Charis SIL Regular" w:hAnsi="Charis SIL Regular" w:eastAsia="Charis SIL Regular"/>
-          <w:b w:val="0"/>
-          <w:i w:val="0"/>
-          <w:color w:val="000000"/>
-          <w:sz w:val="24"/>
-        </w:rPr>
-        <w:hyperlink r:id="rId16" w:history="1">
-          <w:r>
-            <w:rPr>
-              <w:rStyle w:val="Hyperlink"/>
-            </w:rPr>
-            <w:t>oot aant</w:t>
-          </w:r>
-        </w:hyperlink>
-      </w:r>
-      <w:r>
-        <w:rPr>
-          <w:u w:val="single" w:color="0000ff"/>
-          <w:rFonts w:ascii="Charis SIL Regular" w:hAnsi="Charis SIL Regular" w:eastAsia="Charis SIL Regular"/>
-          <w:b w:val="0"/>
-          <w:i w:val="0"/>
-          <w:color w:val="000000"/>
-          <w:sz w:val="24"/>
-        </w:rPr>
-        <w:hyperlink r:id="rId16" w:history="1">
-          <w:r>
-            <w:rPr>
-              <w:rStyle w:val="Hyperlink"/>
-            </w:rPr>
-            <w:t xml:space="preserve">al Afrikaanse </w:t>
-          </w:r>
-        </w:hyperlink>
-      </w:r>
-      <w:r>
-        <w:rPr>
-          <w:u w:val="single" w:color="0000ff"/>
-          <w:rFonts w:ascii="Charis SIL Regular" w:hAnsi="Charis SIL Regular" w:eastAsia="Charis SIL Regular"/>
-          <w:b w:val="0"/>
-          <w:i w:val="0"/>
-          <w:color w:val="000000"/>
-          <w:sz w:val="24"/>
-        </w:rPr>
-        <w:t>v</w:t>
-      </w:r>
-      <w:r>
-        <w:rPr>
-          <w:u w:val="single" w:color="0000ff"/>
-          <w:rFonts w:ascii="Charis SIL Regular" w:hAnsi="Charis SIL Regular" w:eastAsia="Charis SIL Regular"/>
-          <w:b w:val="0"/>
-          <w:i w:val="0"/>
-          <w:color w:val="000000"/>
-          <w:sz w:val="24"/>
-        </w:rPr>
-        <w:hyperlink r:id="rId16" w:history="1">
-          <w:r>
-            <w:rPr>
-              <w:rStyle w:val="Hyperlink"/>
-            </w:rPr>
-            <w:t>oorw</w:t>
-          </w:r>
-        </w:hyperlink>
-      </w:r>
-      <w:r>
-        <w:rPr>
-          <w:rFonts w:ascii="Charis SIL Regular" w:hAnsi="Charis SIL Regular" w:eastAsia="Charis SIL Regular"/>
-          <w:b w:val="0"/>
-          <w:i w:val="0"/>
-          <w:color w:val="000000"/>
-          <w:sz w:val="24"/>
-        </w:rPr>
-        <w:t xml:space="preserve">erpen, vooral uit </w:t>
+        <w:t xml:space="preserve">root aantal Afrikaanse voorwerpen, vooral uit </w:t>
       </w:r>
       <w:r>
         <w:rPr>
@@ -3964,7 +3721,7 @@
           <w:sz w:val="24"/>
           <w:u w:val="single"/>
         </w:rPr>
-        <w:hyperlink r:id="rId28" w:history="1">
+        <w:hyperlink r:id="rId27" w:history="1">
           <w:r>
             <w:rPr>
               <w:rStyle w:val="Hyperlink"/>
@@ -3982,7 +3739,7 @@
           <w:sz w:val="24"/>
           <w:u w:val="single"/>
         </w:rPr>
-        <w:hyperlink r:id="rId28" w:history="1">
+        <w:hyperlink r:id="rId27" w:history="1">
           <w:r>
             <w:rPr>
               <w:rStyle w:val="Hyperlink"/>
@@ -4011,7 +3768,7 @@
           <w:sz w:val="24"/>
           <w:u w:val="single"/>
         </w:rPr>
-        <w:hyperlink r:id="rId28" w:history="1">
+        <w:hyperlink r:id="rId27" w:history="1">
           <w:r>
             <w:rPr>
               <w:rStyle w:val="Hyperlink"/>

--- a/EXPORTS/DOCX/published/niveau2/Dutch/Trade.docx
+++ b/EXPORTS/DOCX/published/niveau2/Dutch/Trade.docx
@@ -371,7 +371,71 @@
           <w:color w:val="000000"/>
           <w:sz w:val="24"/>
         </w:rPr>
-        <w:t xml:space="preserve">Amsterdamse veilinghuizen </w:t>
+        <w:t>Amster</w:t>
+      </w:r>
+      <w:r>
+        <w:rPr>
+          <w:u w:val="single" w:color="0000ff"/>
+          <w:rFonts w:ascii="Charis SIL Regular" w:hAnsi="Charis SIL Regular" w:eastAsia="Charis SIL Regular"/>
+          <w:b w:val="0"/>
+          <w:i w:val="0"/>
+          <w:color w:val="000000"/>
+          <w:sz w:val="24"/>
+        </w:rPr>
+        <w:hyperlink r:id="rId9" w:history="1">
+          <w:r>
+            <w:rPr>
+              <w:rStyle w:val="Hyperlink"/>
+            </w:rPr>
+            <w:t>dam</w:t>
+          </w:r>
+        </w:hyperlink>
+      </w:r>
+      <w:r>
+        <w:rPr>
+          <w:u w:val="single" w:color="0000ff"/>
+          <w:rFonts w:ascii="Charis SIL Regular" w:hAnsi="Charis SIL Regular" w:eastAsia="Charis SIL Regular"/>
+          <w:b w:val="0"/>
+          <w:i w:val="0"/>
+          <w:color w:val="000000"/>
+          <w:sz w:val="24"/>
+        </w:rPr>
+        <w:hyperlink r:id="rId9" w:history="1">
+          <w:r>
+            <w:rPr>
+              <w:rStyle w:val="Hyperlink"/>
+            </w:rPr>
+            <w:t>s</w:t>
+          </w:r>
+        </w:hyperlink>
+      </w:r>
+      <w:r>
+        <w:rPr>
+          <w:u w:val="single" w:color="0000ff"/>
+          <w:rFonts w:ascii="Charis SIL Regular" w:hAnsi="Charis SIL Regular" w:eastAsia="Charis SIL Regular"/>
+          <w:b w:val="0"/>
+          <w:i w:val="0"/>
+          <w:color w:val="000000"/>
+          <w:sz w:val="24"/>
+        </w:rPr>
+        <w:hyperlink r:id="rId9" w:history="1">
+          <w:r>
+            <w:rPr>
+              <w:rStyle w:val="Hyperlink"/>
+            </w:rPr>
+            <w:t>e ve</w:t>
+          </w:r>
+        </w:hyperlink>
+      </w:r>
+      <w:r>
+        <w:rPr>
+          <w:rFonts w:ascii="Charis SIL Regular" w:hAnsi="Charis SIL Regular" w:eastAsia="Charis SIL Regular"/>
+          <w:b w:val="0"/>
+          <w:i w:val="0"/>
+          <w:color w:val="000000"/>
+          <w:sz w:val="24"/>
+        </w:rPr>
+        <w:t xml:space="preserve">ilinghuizen </w:t>
       </w:r>
       <w:r>
         <w:rPr>
@@ -382,7 +446,14 @@
           <w:sz w:val="24"/>
           <w:u w:val="single"/>
         </w:rPr>
-        <w:t>Fr</w:t>
+        <w:hyperlink r:id="rId12" w:history="1">
+          <w:r>
+            <w:rPr>
+              <w:rStyle w:val="Hyperlink"/>
+            </w:rPr>
+            <w:t>Fr</w:t>
+          </w:r>
+        </w:hyperlink>
       </w:r>
       <w:r>
         <w:rPr>
@@ -422,7 +493,7 @@
           <w:sz w:val="24"/>
           <w:u w:val="single"/>
         </w:rPr>
-        <w:hyperlink r:id="rId12" w:history="1">
+        <w:hyperlink r:id="rId10" w:history="1">
           <w:r>
             <w:rPr>
               <w:rStyle w:val="Hyperlink"/>
@@ -515,7 +586,35 @@
           <w:color w:val="000000"/>
           <w:sz w:val="24"/>
         </w:rPr>
-        <w:t xml:space="preserve"> (1876-1961) en </w:t>
+        <w:t xml:space="preserve"> (1876-</w:t>
+      </w:r>
+      <w:r>
+        <w:rPr>
+          <w:u w:val="single" w:color="0000ff"/>
+          <w:rFonts w:ascii="Charis SIL Regular" w:hAnsi="Charis SIL Regular" w:eastAsia="Charis SIL Regular"/>
+          <w:b w:val="0"/>
+          <w:i w:val="0"/>
+          <w:color w:val="000000"/>
+          <w:sz w:val="24"/>
+        </w:rPr>
+        <w:hyperlink r:id="rId11" w:history="1">
+          <w:r>
+            <w:rPr>
+              <w:rStyle w:val="Hyperlink"/>
+            </w:rPr>
+            <w:t>1961) e</w:t>
+          </w:r>
+        </w:hyperlink>
+      </w:r>
+      <w:r>
+        <w:rPr>
+          <w:rFonts w:ascii="Charis SIL Regular" w:hAnsi="Charis SIL Regular" w:eastAsia="Charis SIL Regular"/>
+          <w:b w:val="0"/>
+          <w:i w:val="0"/>
+          <w:color w:val="000000"/>
+          <w:sz w:val="24"/>
+        </w:rPr>
+        <w:t xml:space="preserve">n </w:t>
       </w:r>
       <w:r>
         <w:rPr>
@@ -604,7 +703,25 @@
           <w:color w:val="000000"/>
           <w:sz w:val="24"/>
         </w:rPr>
-        <w:t xml:space="preserve">(1918-1974). In Den Haag waren de </w:t>
+        <w:t>(1918-1974). In Den Haag w</w:t>
+      </w:r>
+      <w:r>
+        <w:rPr>
+          <w:u w:val="single" w:color="0000ff"/>
+          <w:rFonts w:ascii="Charis SIL Regular" w:hAnsi="Charis SIL Regular" w:eastAsia="Charis SIL Regular"/>
+          <w:b w:val="0"/>
+          <w:i w:val="0"/>
+          <w:color w:val="000000"/>
+          <w:sz w:val="24"/>
+        </w:rPr>
+        <w:hyperlink r:id="rId12" w:history="1">
+          <w:r>
+            <w:rPr>
+              <w:rStyle w:val="Hyperlink"/>
+            </w:rPr>
+            <w:t xml:space="preserve">aren de </w:t>
+          </w:r>
+        </w:hyperlink>
       </w:r>
       <w:r>
         <w:rPr>
@@ -651,18 +768,10 @@
           <w:color w:val="000000"/>
           <w:sz w:val="24"/>
         </w:rPr>
-        <w:hyperlink r:id="rId12" w:history="1">
-          <w:r>
-            <w:rPr>
-              <w:rStyle w:val="Hyperlink"/>
-            </w:rPr>
-            <w:t xml:space="preserve"> d</w:t>
-          </w:r>
-        </w:hyperlink>
+        <w:t xml:space="preserve"> d</w:t>
       </w:r>
       <w:r>
         <w:rPr>
-          <w:u w:val="single" w:color="0000ff"/>
           <w:rFonts w:ascii="Charis SIL Regular" w:hAnsi="Charis SIL Regular" w:eastAsia="Charis SIL Regular"/>
           <w:b w:val="0"/>
           <w:i w:val="0"/>
@@ -685,8 +794,62 @@
           <w:i w:val="0"/>
           <w:color w:val="0000FF"/>
           <w:sz w:val="24"/>
+          <w:u w:val="single"/>
         </w:rPr>
-        <w:t>Groote Koninklijke</w:t>
+        <w:hyperlink r:id="rId12" w:history="1">
+          <w:r>
+            <w:rPr>
+              <w:rStyle w:val="Hyperlink"/>
+            </w:rPr>
+            <w:t>G</w:t>
+          </w:r>
+        </w:hyperlink>
+      </w:r>
+      <w:r>
+        <w:rPr>
+          <w:rFonts w:ascii="Charis SIL Regular" w:hAnsi="Charis SIL Regular" w:eastAsia="Charis SIL Regular"/>
+          <w:b w:val="0"/>
+          <w:i w:val="0"/>
+          <w:color w:val="0000FF"/>
+          <w:sz w:val="24"/>
+          <w:u w:val="single"/>
+        </w:rPr>
+        <w:hyperlink r:id="rId14" w:history="1">
+          <w:r>
+            <w:rPr>
+              <w:rStyle w:val="Hyperlink"/>
+            </w:rPr>
+            <w:t>roote</w:t>
+          </w:r>
+        </w:hyperlink>
+      </w:r>
+      <w:r>
+        <w:rPr>
+          <w:rFonts w:ascii="Charis SIL Regular" w:hAnsi="Charis SIL Regular" w:eastAsia="Charis SIL Regular"/>
+          <w:b w:val="0"/>
+          <w:i w:val="0"/>
+          <w:color w:val="0000FF"/>
+          <w:sz w:val="24"/>
+          <w:u w:val="single"/>
+        </w:rPr>
+        <w:t xml:space="preserve"> </w:t>
+      </w:r>
+      <w:r>
+        <w:rPr>
+          <w:rFonts w:ascii="Charis SIL Regular" w:hAnsi="Charis SIL Regular" w:eastAsia="Charis SIL Regular"/>
+          <w:b w:val="0"/>
+          <w:i w:val="0"/>
+          <w:color w:val="0000FF"/>
+          <w:sz w:val="24"/>
+        </w:rPr>
+        <w:hyperlink r:id="rId14" w:history="1">
+          <w:r>
+            <w:rPr>
+              <w:rStyle w:val="Hyperlink"/>
+            </w:rPr>
+            <w:t>Koninklijke</w:t>
+          </w:r>
+        </w:hyperlink>
       </w:r>
       <w:r>
         <w:rPr>
@@ -762,7 +925,43 @@
           <w:color w:val="000000"/>
           <w:sz w:val="24"/>
         </w:rPr>
-        <w:t xml:space="preserve"> en </w:t>
+        <w:hyperlink r:id="rId13" w:history="1">
+          <w:r>
+            <w:rPr>
+              <w:rStyle w:val="Hyperlink"/>
+            </w:rPr>
+            <w:t xml:space="preserve"> e</w:t>
+          </w:r>
+        </w:hyperlink>
+      </w:r>
+      <w:r>
+        <w:rPr>
+          <w:u w:val="single" w:color="0000ff"/>
+          <w:rFonts w:ascii="Charis SIL Regular" w:hAnsi="Charis SIL Regular" w:eastAsia="Charis SIL Regular"/>
+          <w:b w:val="0"/>
+          <w:i w:val="0"/>
+          <w:color w:val="000000"/>
+          <w:sz w:val="24"/>
+        </w:rPr>
+        <w:hyperlink r:id="rId13" w:history="1">
+          <w:r>
+            <w:rPr>
+              <w:rStyle w:val="Hyperlink"/>
+            </w:rPr>
+            <w:t>n</w:t>
+          </w:r>
+        </w:hyperlink>
+      </w:r>
+      <w:r>
+        <w:rPr>
+          <w:u w:val="single" w:color="0000ff"/>
+          <w:rFonts w:ascii="Charis SIL Regular" w:hAnsi="Charis SIL Regular" w:eastAsia="Charis SIL Regular"/>
+          <w:b w:val="0"/>
+          <w:i w:val="0"/>
+          <w:color w:val="000000"/>
+          <w:sz w:val="24"/>
+        </w:rPr>
+        <w:t xml:space="preserve"> </w:t>
       </w:r>
       <w:r>
         <w:rPr>
@@ -773,7 +972,7 @@
           <w:sz w:val="24"/>
           <w:u w:val="single"/>
         </w:rPr>
-        <w:hyperlink r:id="rId15" w:history="1">
+        <w:hyperlink r:id="rId13" w:history="1">
           <w:r>
             <w:rPr>
               <w:rStyle w:val="Hyperlink"/>
@@ -1034,7 +1233,25 @@
           <w:color w:val="000000"/>
           <w:sz w:val="24"/>
         </w:rPr>
-        <w:t xml:space="preserve"> (NAHV, 1880-1982) die handel dreef in </w:t>
+        <w:t xml:space="preserve"> (NAHV, 1880-1982) die handel dreef i</w:t>
+      </w:r>
+      <w:r>
+        <w:rPr>
+          <w:u w:val="single" w:color="0000ff"/>
+          <w:rFonts w:ascii="Charis SIL Regular" w:hAnsi="Charis SIL Regular" w:eastAsia="Charis SIL Regular"/>
+          <w:b w:val="0"/>
+          <w:i w:val="0"/>
+          <w:color w:val="000000"/>
+          <w:sz w:val="24"/>
+        </w:rPr>
+        <w:hyperlink r:id="rId16" w:history="1">
+          <w:r>
+            <w:rPr>
+              <w:rStyle w:val="Hyperlink"/>
+            </w:rPr>
+            <w:t xml:space="preserve">n </w:t>
+          </w:r>
+        </w:hyperlink>
       </w:r>
       <w:r>
         <w:rPr>
@@ -1045,14 +1262,7 @@
           <w:sz w:val="24"/>
           <w:u w:val="single"/>
         </w:rPr>
-        <w:hyperlink r:id="rId16" w:history="1">
-          <w:r>
-            <w:rPr>
-              <w:rStyle w:val="Hyperlink"/>
-            </w:rPr>
-            <w:t>Centr</w:t>
-          </w:r>
-        </w:hyperlink>
+        <w:t>Centr</w:t>
       </w:r>
       <w:r>
         <w:rPr>
@@ -1110,31 +1320,13 @@
       </w:r>
       <w:r>
         <w:rPr>
-          <w:u w:val="single" w:color="0000ff"/>
           <w:rFonts w:ascii="Charis SIL Regular" w:hAnsi="Charis SIL Regular" w:eastAsia="Charis SIL Regular"/>
           <w:b w:val="0"/>
           <w:i w:val="0"/>
           <w:color w:val="000000"/>
           <w:sz w:val="24"/>
         </w:rPr>
-        <w:hyperlink r:id="rId16" w:history="1">
-          <w:r>
-            <w:rPr>
-              <w:rStyle w:val="Hyperlink"/>
-            </w:rPr>
-            <w:t>. Een g</w:t>
-          </w:r>
-        </w:hyperlink>
-      </w:r>
-      <w:r>
-        <w:rPr>
-          <w:rFonts w:ascii="Charis SIL Regular" w:hAnsi="Charis SIL Regular" w:eastAsia="Charis SIL Regular"/>
-          <w:b w:val="0"/>
-          <w:i w:val="0"/>
-          <w:color w:val="000000"/>
-          <w:sz w:val="24"/>
-        </w:rPr>
-        <w:t xml:space="preserve">root aantal Afrikaanse voorwerpen, vooral uit </w:t>
+        <w:t xml:space="preserve">. Een groot aantal Afrikaanse voorwerpen, vooral uit </w:t>
       </w:r>
       <w:r>
         <w:rPr>
@@ -3768,7 +3960,7 @@
           <w:sz w:val="24"/>
           <w:u w:val="single"/>
         </w:rPr>
-        <w:hyperlink r:id="rId27" w:history="1">
+        <w:hyperlink r:id="rId28" w:history="1">
           <w:r>
             <w:rPr>
               <w:rStyle w:val="Hyperlink"/>

--- a/EXPORTS/DOCX/published/niveau2/Dutch/Trade.docx
+++ b/EXPORTS/DOCX/published/niveau2/Dutch/Trade.docx
@@ -371,71 +371,7 @@
           <w:color w:val="000000"/>
           <w:sz w:val="24"/>
         </w:rPr>
-        <w:t>Amster</w:t>
-      </w:r>
-      <w:r>
-        <w:rPr>
-          <w:u w:val="single" w:color="0000ff"/>
-          <w:rFonts w:ascii="Charis SIL Regular" w:hAnsi="Charis SIL Regular" w:eastAsia="Charis SIL Regular"/>
-          <w:b w:val="0"/>
-          <w:i w:val="0"/>
-          <w:color w:val="000000"/>
-          <w:sz w:val="24"/>
-        </w:rPr>
-        <w:hyperlink r:id="rId9" w:history="1">
-          <w:r>
-            <w:rPr>
-              <w:rStyle w:val="Hyperlink"/>
-            </w:rPr>
-            <w:t>dam</w:t>
-          </w:r>
-        </w:hyperlink>
-      </w:r>
-      <w:r>
-        <w:rPr>
-          <w:u w:val="single" w:color="0000ff"/>
-          <w:rFonts w:ascii="Charis SIL Regular" w:hAnsi="Charis SIL Regular" w:eastAsia="Charis SIL Regular"/>
-          <w:b w:val="0"/>
-          <w:i w:val="0"/>
-          <w:color w:val="000000"/>
-          <w:sz w:val="24"/>
-        </w:rPr>
-        <w:hyperlink r:id="rId9" w:history="1">
-          <w:r>
-            <w:rPr>
-              <w:rStyle w:val="Hyperlink"/>
-            </w:rPr>
-            <w:t>s</w:t>
-          </w:r>
-        </w:hyperlink>
-      </w:r>
-      <w:r>
-        <w:rPr>
-          <w:u w:val="single" w:color="0000ff"/>
-          <w:rFonts w:ascii="Charis SIL Regular" w:hAnsi="Charis SIL Regular" w:eastAsia="Charis SIL Regular"/>
-          <w:b w:val="0"/>
-          <w:i w:val="0"/>
-          <w:color w:val="000000"/>
-          <w:sz w:val="24"/>
-        </w:rPr>
-        <w:hyperlink r:id="rId9" w:history="1">
-          <w:r>
-            <w:rPr>
-              <w:rStyle w:val="Hyperlink"/>
-            </w:rPr>
-            <w:t>e ve</w:t>
-          </w:r>
-        </w:hyperlink>
-      </w:r>
-      <w:r>
-        <w:rPr>
-          <w:rFonts w:ascii="Charis SIL Regular" w:hAnsi="Charis SIL Regular" w:eastAsia="Charis SIL Regular"/>
-          <w:b w:val="0"/>
-          <w:i w:val="0"/>
-          <w:color w:val="000000"/>
-          <w:sz w:val="24"/>
-        </w:rPr>
-        <w:t xml:space="preserve">ilinghuizen </w:t>
+        <w:t xml:space="preserve">Amsterdamse veilinghuizen </w:t>
       </w:r>
       <w:r>
         <w:rPr>
@@ -464,7 +400,7 @@
           <w:sz w:val="24"/>
           <w:u w:val="single"/>
         </w:rPr>
-        <w:hyperlink r:id="rId10" w:history="1">
+        <w:hyperlink r:id="rId12" w:history="1">
           <w:r>
             <w:rPr>
               <w:rStyle w:val="Hyperlink"/>
@@ -493,7 +429,7 @@
           <w:sz w:val="24"/>
           <w:u w:val="single"/>
         </w:rPr>
-        <w:hyperlink r:id="rId10" w:history="1">
+        <w:hyperlink r:id="rId12" w:history="1">
           <w:r>
             <w:rPr>
               <w:rStyle w:val="Hyperlink"/>
@@ -586,35 +522,7 @@
           <w:color w:val="000000"/>
           <w:sz w:val="24"/>
         </w:rPr>
-        <w:t xml:space="preserve"> (1876-</w:t>
-      </w:r>
-      <w:r>
-        <w:rPr>
-          <w:u w:val="single" w:color="0000ff"/>
-          <w:rFonts w:ascii="Charis SIL Regular" w:hAnsi="Charis SIL Regular" w:eastAsia="Charis SIL Regular"/>
-          <w:b w:val="0"/>
-          <w:i w:val="0"/>
-          <w:color w:val="000000"/>
-          <w:sz w:val="24"/>
-        </w:rPr>
-        <w:hyperlink r:id="rId11" w:history="1">
-          <w:r>
-            <w:rPr>
-              <w:rStyle w:val="Hyperlink"/>
-            </w:rPr>
-            <w:t>1961) e</w:t>
-          </w:r>
-        </w:hyperlink>
-      </w:r>
-      <w:r>
-        <w:rPr>
-          <w:rFonts w:ascii="Charis SIL Regular" w:hAnsi="Charis SIL Regular" w:eastAsia="Charis SIL Regular"/>
-          <w:b w:val="0"/>
-          <w:i w:val="0"/>
-          <w:color w:val="000000"/>
-          <w:sz w:val="24"/>
-        </w:rPr>
-        <w:t xml:space="preserve">n </w:t>
+        <w:t xml:space="preserve"> (1876-1961) en </w:t>
       </w:r>
       <w:r>
         <w:rPr>
@@ -768,10 +676,18 @@
           <w:color w:val="000000"/>
           <w:sz w:val="24"/>
         </w:rPr>
-        <w:t xml:space="preserve"> d</w:t>
+        <w:hyperlink r:id="rId12" w:history="1">
+          <w:r>
+            <w:rPr>
+              <w:rStyle w:val="Hyperlink"/>
+            </w:rPr>
+            <w:t xml:space="preserve"> d</w:t>
+          </w:r>
+        </w:hyperlink>
       </w:r>
       <w:r>
         <w:rPr>
+          <w:u w:val="single" w:color="0000ff"/>
           <w:rFonts w:ascii="Charis SIL Regular" w:hAnsi="Charis SIL Regular" w:eastAsia="Charis SIL Regular"/>
           <w:b w:val="0"/>
           <w:i w:val="0"/>
@@ -925,43 +841,7 @@
           <w:color w:val="000000"/>
           <w:sz w:val="24"/>
         </w:rPr>
-        <w:hyperlink r:id="rId13" w:history="1">
-          <w:r>
-            <w:rPr>
-              <w:rStyle w:val="Hyperlink"/>
-            </w:rPr>
-            <w:t xml:space="preserve"> e</w:t>
-          </w:r>
-        </w:hyperlink>
-      </w:r>
-      <w:r>
-        <w:rPr>
-          <w:u w:val="single" w:color="0000ff"/>
-          <w:rFonts w:ascii="Charis SIL Regular" w:hAnsi="Charis SIL Regular" w:eastAsia="Charis SIL Regular"/>
-          <w:b w:val="0"/>
-          <w:i w:val="0"/>
-          <w:color w:val="000000"/>
-          <w:sz w:val="24"/>
-        </w:rPr>
-        <w:hyperlink r:id="rId13" w:history="1">
-          <w:r>
-            <w:rPr>
-              <w:rStyle w:val="Hyperlink"/>
-            </w:rPr>
-            <w:t>n</w:t>
-          </w:r>
-        </w:hyperlink>
-      </w:r>
-      <w:r>
-        <w:rPr>
-          <w:u w:val="single" w:color="0000ff"/>
-          <w:rFonts w:ascii="Charis SIL Regular" w:hAnsi="Charis SIL Regular" w:eastAsia="Charis SIL Regular"/>
-          <w:b w:val="0"/>
-          <w:i w:val="0"/>
-          <w:color w:val="000000"/>
-          <w:sz w:val="24"/>
-        </w:rPr>
-        <w:t xml:space="preserve"> </w:t>
+        <w:t xml:space="preserve"> en </w:t>
       </w:r>
       <w:r>
         <w:rPr>
@@ -972,7 +852,7 @@
           <w:sz w:val="24"/>
           <w:u w:val="single"/>
         </w:rPr>
-        <w:hyperlink r:id="rId13" w:history="1">
+        <w:hyperlink r:id="rId15" w:history="1">
           <w:r>
             <w:rPr>
               <w:rStyle w:val="Hyperlink"/>
@@ -1233,23 +1113,23 @@
           <w:color w:val="000000"/>
           <w:sz w:val="24"/>
         </w:rPr>
-        <w:t xml:space="preserve"> (NAHV, 1880-1982) die handel dreef i</w:t>
+        <w:t xml:space="preserve"> (NAHV, 1880-1982) die handel dreef in </w:t>
       </w:r>
       <w:r>
         <w:rPr>
-          <w:u w:val="single" w:color="0000ff"/>
           <w:rFonts w:ascii="Charis SIL Regular" w:hAnsi="Charis SIL Regular" w:eastAsia="Charis SIL Regular"/>
           <w:b w:val="0"/>
           <w:i w:val="0"/>
-          <w:color w:val="000000"/>
+          <w:color w:val="0000FF"/>
           <w:sz w:val="24"/>
+          <w:u w:val="single"/>
         </w:rPr>
-        <w:hyperlink r:id="rId16" w:history="1">
+        <w:hyperlink r:id="rId17" w:history="1">
           <w:r>
             <w:rPr>
               <w:rStyle w:val="Hyperlink"/>
             </w:rPr>
-            <w:t xml:space="preserve">n </w:t>
+            <w:t>Centr</w:t>
           </w:r>
         </w:hyperlink>
       </w:r>
@@ -1262,18 +1142,7 @@
           <w:sz w:val="24"/>
           <w:u w:val="single"/>
         </w:rPr>
-        <w:t>Centr</w:t>
-      </w:r>
-      <w:r>
-        <w:rPr>
-          <w:rFonts w:ascii="Charis SIL Regular" w:hAnsi="Charis SIL Regular" w:eastAsia="Charis SIL Regular"/>
-          <w:b w:val="0"/>
-          <w:i w:val="0"/>
-          <w:color w:val="0000FF"/>
-          <w:sz w:val="24"/>
-          <w:u w:val="single"/>
-        </w:rPr>
-        <w:hyperlink r:id="rId16" w:history="1">
+        <w:hyperlink r:id="rId17" w:history="1">
           <w:r>
             <w:rPr>
               <w:rStyle w:val="Hyperlink"/>
@@ -1320,13 +1189,114 @@
       </w:r>
       <w:r>
         <w:rPr>
+          <w:u w:val="single" w:color="0000ff"/>
           <w:rFonts w:ascii="Charis SIL Regular" w:hAnsi="Charis SIL Regular" w:eastAsia="Charis SIL Regular"/>
           <w:b w:val="0"/>
           <w:i w:val="0"/>
           <w:color w:val="000000"/>
           <w:sz w:val="24"/>
         </w:rPr>
-        <w:t xml:space="preserve">. Een groot aantal Afrikaanse voorwerpen, vooral uit </w:t>
+        <w:hyperlink r:id="rId16" w:history="1">
+          <w:r>
+            <w:rPr>
+              <w:rStyle w:val="Hyperlink"/>
+            </w:rPr>
+            <w:t>. Een g</w:t>
+          </w:r>
+        </w:hyperlink>
+      </w:r>
+      <w:r>
+        <w:rPr>
+          <w:u w:val="single" w:color="0000ff"/>
+          <w:rFonts w:ascii="Charis SIL Regular" w:hAnsi="Charis SIL Regular" w:eastAsia="Charis SIL Regular"/>
+          <w:b w:val="0"/>
+          <w:i w:val="0"/>
+          <w:color w:val="000000"/>
+          <w:sz w:val="24"/>
+        </w:rPr>
+        <w:hyperlink r:id="rId16" w:history="1">
+          <w:r>
+            <w:rPr>
+              <w:rStyle w:val="Hyperlink"/>
+            </w:rPr>
+            <w:t>r</w:t>
+          </w:r>
+        </w:hyperlink>
+      </w:r>
+      <w:r>
+        <w:rPr>
+          <w:u w:val="single" w:color="0000ff"/>
+          <w:rFonts w:ascii="Charis SIL Regular" w:hAnsi="Charis SIL Regular" w:eastAsia="Charis SIL Regular"/>
+          <w:b w:val="0"/>
+          <w:i w:val="0"/>
+          <w:color w:val="000000"/>
+          <w:sz w:val="24"/>
+        </w:rPr>
+        <w:hyperlink r:id="rId16" w:history="1">
+          <w:r>
+            <w:rPr>
+              <w:rStyle w:val="Hyperlink"/>
+            </w:rPr>
+            <w:t>oot aant</w:t>
+          </w:r>
+        </w:hyperlink>
+      </w:r>
+      <w:r>
+        <w:rPr>
+          <w:u w:val="single" w:color="0000ff"/>
+          <w:rFonts w:ascii="Charis SIL Regular" w:hAnsi="Charis SIL Regular" w:eastAsia="Charis SIL Regular"/>
+          <w:b w:val="0"/>
+          <w:i w:val="0"/>
+          <w:color w:val="000000"/>
+          <w:sz w:val="24"/>
+        </w:rPr>
+        <w:hyperlink r:id="rId16" w:history="1">
+          <w:r>
+            <w:rPr>
+              <w:rStyle w:val="Hyperlink"/>
+            </w:rPr>
+            <w:t xml:space="preserve">al Afrikaanse </w:t>
+          </w:r>
+        </w:hyperlink>
+      </w:r>
+      <w:r>
+        <w:rPr>
+          <w:u w:val="single" w:color="0000ff"/>
+          <w:rFonts w:ascii="Charis SIL Regular" w:hAnsi="Charis SIL Regular" w:eastAsia="Charis SIL Regular"/>
+          <w:b w:val="0"/>
+          <w:i w:val="0"/>
+          <w:color w:val="000000"/>
+          <w:sz w:val="24"/>
+        </w:rPr>
+        <w:t>v</w:t>
+      </w:r>
+      <w:r>
+        <w:rPr>
+          <w:u w:val="single" w:color="0000ff"/>
+          <w:rFonts w:ascii="Charis SIL Regular" w:hAnsi="Charis SIL Regular" w:eastAsia="Charis SIL Regular"/>
+          <w:b w:val="0"/>
+          <w:i w:val="0"/>
+          <w:color w:val="000000"/>
+          <w:sz w:val="24"/>
+        </w:rPr>
+        <w:hyperlink r:id="rId16" w:history="1">
+          <w:r>
+            <w:rPr>
+              <w:rStyle w:val="Hyperlink"/>
+            </w:rPr>
+            <w:t>oorw</w:t>
+          </w:r>
+        </w:hyperlink>
+      </w:r>
+      <w:r>
+        <w:rPr>
+          <w:rFonts w:ascii="Charis SIL Regular" w:hAnsi="Charis SIL Regular" w:eastAsia="Charis SIL Regular"/>
+          <w:b w:val="0"/>
+          <w:i w:val="0"/>
+          <w:color w:val="000000"/>
+          <w:sz w:val="24"/>
+        </w:rPr>
+        <w:t xml:space="preserve">erpen, vooral uit </w:t>
       </w:r>
       <w:r>
         <w:rPr>
@@ -1802,35 +1772,7 @@
           <w:color w:val="000000"/>
           <w:sz w:val="24"/>
         </w:rPr>
-        <w:t>medewerkers in dienst die inlichtin</w:t>
-      </w:r>
-      <w:r>
-        <w:rPr>
-          <w:u w:val="single" w:color="0000ff"/>
-          <w:rFonts w:ascii="Charis SIL Regular" w:hAnsi="Charis SIL Regular" w:eastAsia="Charis SIL Regular"/>
-          <w:b w:val="0"/>
-          <w:i w:val="0"/>
-          <w:color w:val="000000"/>
-          <w:sz w:val="24"/>
-        </w:rPr>
-        <w:hyperlink r:id="rId19" w:history="1">
-          <w:r>
-            <w:rPr>
-              <w:rStyle w:val="Hyperlink"/>
-            </w:rPr>
-            <w:t>gen verst</w:t>
-          </w:r>
-        </w:hyperlink>
-      </w:r>
-      <w:r>
-        <w:rPr>
-          <w:rFonts w:ascii="Charis SIL Regular" w:hAnsi="Charis SIL Regular" w:eastAsia="Charis SIL Regular"/>
-          <w:b w:val="0"/>
-          <w:i w:val="0"/>
-          <w:color w:val="000000"/>
-          <w:sz w:val="24"/>
-        </w:rPr>
-        <w:t>rek</w:t>
+        <w:t>medewerkers in dienst die inlichtingen verstrek</w:t>
       </w:r>
       <w:r>
         <w:rPr>
@@ -3913,7 +3855,7 @@
           <w:sz w:val="24"/>
           <w:u w:val="single"/>
         </w:rPr>
-        <w:hyperlink r:id="rId27" w:history="1">
+        <w:hyperlink r:id="rId28" w:history="1">
           <w:r>
             <w:rPr>
               <w:rStyle w:val="Hyperlink"/>
@@ -3960,7 +3902,7 @@
           <w:sz w:val="24"/>
           <w:u w:val="single"/>
         </w:rPr>
-        <w:hyperlink r:id="rId28" w:history="1">
+        <w:hyperlink r:id="rId27" w:history="1">
           <w:r>
             <w:rPr>
               <w:rStyle w:val="Hyperlink"/>

--- a/EXPORTS/DOCX/published/niveau2/Dutch/Trade.docx
+++ b/EXPORTS/DOCX/published/niveau2/Dutch/Trade.docx
@@ -371,7 +371,71 @@
           <w:color w:val="000000"/>
           <w:sz w:val="24"/>
         </w:rPr>
-        <w:t xml:space="preserve">Amsterdamse veilinghuizen </w:t>
+        <w:t>Amster</w:t>
+      </w:r>
+      <w:r>
+        <w:rPr>
+          <w:u w:val="single" w:color="0000ff"/>
+          <w:rFonts w:ascii="Charis SIL Regular" w:hAnsi="Charis SIL Regular" w:eastAsia="Charis SIL Regular"/>
+          <w:b w:val="0"/>
+          <w:i w:val="0"/>
+          <w:color w:val="000000"/>
+          <w:sz w:val="24"/>
+        </w:rPr>
+        <w:hyperlink r:id="rId9" w:history="1">
+          <w:r>
+            <w:rPr>
+              <w:rStyle w:val="Hyperlink"/>
+            </w:rPr>
+            <w:t>dam</w:t>
+          </w:r>
+        </w:hyperlink>
+      </w:r>
+      <w:r>
+        <w:rPr>
+          <w:u w:val="single" w:color="0000ff"/>
+          <w:rFonts w:ascii="Charis SIL Regular" w:hAnsi="Charis SIL Regular" w:eastAsia="Charis SIL Regular"/>
+          <w:b w:val="0"/>
+          <w:i w:val="0"/>
+          <w:color w:val="000000"/>
+          <w:sz w:val="24"/>
+        </w:rPr>
+        <w:hyperlink r:id="rId9" w:history="1">
+          <w:r>
+            <w:rPr>
+              <w:rStyle w:val="Hyperlink"/>
+            </w:rPr>
+            <w:t>s</w:t>
+          </w:r>
+        </w:hyperlink>
+      </w:r>
+      <w:r>
+        <w:rPr>
+          <w:u w:val="single" w:color="0000ff"/>
+          <w:rFonts w:ascii="Charis SIL Regular" w:hAnsi="Charis SIL Regular" w:eastAsia="Charis SIL Regular"/>
+          <w:b w:val="0"/>
+          <w:i w:val="0"/>
+          <w:color w:val="000000"/>
+          <w:sz w:val="24"/>
+        </w:rPr>
+        <w:hyperlink r:id="rId9" w:history="1">
+          <w:r>
+            <w:rPr>
+              <w:rStyle w:val="Hyperlink"/>
+            </w:rPr>
+            <w:t>e ve</w:t>
+          </w:r>
+        </w:hyperlink>
+      </w:r>
+      <w:r>
+        <w:rPr>
+          <w:rFonts w:ascii="Charis SIL Regular" w:hAnsi="Charis SIL Regular" w:eastAsia="Charis SIL Regular"/>
+          <w:b w:val="0"/>
+          <w:i w:val="0"/>
+          <w:color w:val="000000"/>
+          <w:sz w:val="24"/>
+        </w:rPr>
+        <w:t xml:space="preserve">ilinghuizen </w:t>
       </w:r>
       <w:r>
         <w:rPr>
@@ -1124,7 +1188,7 @@
           <w:sz w:val="24"/>
           <w:u w:val="single"/>
         </w:rPr>
-        <w:hyperlink r:id="rId17" w:history="1">
+        <w:hyperlink r:id="rId16" w:history="1">
           <w:r>
             <w:rPr>
               <w:rStyle w:val="Hyperlink"/>
@@ -1142,7 +1206,7 @@
           <w:sz w:val="24"/>
           <w:u w:val="single"/>
         </w:rPr>
-        <w:hyperlink r:id="rId17" w:history="1">
+        <w:hyperlink r:id="rId16" w:history="1">
           <w:r>
             <w:rPr>
               <w:rStyle w:val="Hyperlink"/>
@@ -1207,96 +1271,13 @@
       </w:r>
       <w:r>
         <w:rPr>
-          <w:u w:val="single" w:color="0000ff"/>
           <w:rFonts w:ascii="Charis SIL Regular" w:hAnsi="Charis SIL Regular" w:eastAsia="Charis SIL Regular"/>
           <w:b w:val="0"/>
           <w:i w:val="0"/>
           <w:color w:val="000000"/>
           <w:sz w:val="24"/>
         </w:rPr>
-        <w:hyperlink r:id="rId16" w:history="1">
-          <w:r>
-            <w:rPr>
-              <w:rStyle w:val="Hyperlink"/>
-            </w:rPr>
-            <w:t>r</w:t>
-          </w:r>
-        </w:hyperlink>
-      </w:r>
-      <w:r>
-        <w:rPr>
-          <w:u w:val="single" w:color="0000ff"/>
-          <w:rFonts w:ascii="Charis SIL Regular" w:hAnsi="Charis SIL Regular" w:eastAsia="Charis SIL Regular"/>
-          <w:b w:val="0"/>
-          <w:i w:val="0"/>
-          <w:color w:val="000000"/>
-          <w:sz w:val="24"/>
-        </w:rPr>
-        <w:hyperlink r:id="rId16" w:history="1">
-          <w:r>
-            <w:rPr>
-              <w:rStyle w:val="Hyperlink"/>
-            </w:rPr>
-            <w:t>oot aant</w:t>
-          </w:r>
-        </w:hyperlink>
-      </w:r>
-      <w:r>
-        <w:rPr>
-          <w:u w:val="single" w:color="0000ff"/>
-          <w:rFonts w:ascii="Charis SIL Regular" w:hAnsi="Charis SIL Regular" w:eastAsia="Charis SIL Regular"/>
-          <w:b w:val="0"/>
-          <w:i w:val="0"/>
-          <w:color w:val="000000"/>
-          <w:sz w:val="24"/>
-        </w:rPr>
-        <w:hyperlink r:id="rId16" w:history="1">
-          <w:r>
-            <w:rPr>
-              <w:rStyle w:val="Hyperlink"/>
-            </w:rPr>
-            <w:t xml:space="preserve">al Afrikaanse </w:t>
-          </w:r>
-        </w:hyperlink>
-      </w:r>
-      <w:r>
-        <w:rPr>
-          <w:u w:val="single" w:color="0000ff"/>
-          <w:rFonts w:ascii="Charis SIL Regular" w:hAnsi="Charis SIL Regular" w:eastAsia="Charis SIL Regular"/>
-          <w:b w:val="0"/>
-          <w:i w:val="0"/>
-          <w:color w:val="000000"/>
-          <w:sz w:val="24"/>
-        </w:rPr>
-        <w:t>v</w:t>
-      </w:r>
-      <w:r>
-        <w:rPr>
-          <w:u w:val="single" w:color="0000ff"/>
-          <w:rFonts w:ascii="Charis SIL Regular" w:hAnsi="Charis SIL Regular" w:eastAsia="Charis SIL Regular"/>
-          <w:b w:val="0"/>
-          <w:i w:val="0"/>
-          <w:color w:val="000000"/>
-          <w:sz w:val="24"/>
-        </w:rPr>
-        <w:hyperlink r:id="rId16" w:history="1">
-          <w:r>
-            <w:rPr>
-              <w:rStyle w:val="Hyperlink"/>
-            </w:rPr>
-            <w:t>oorw</w:t>
-          </w:r>
-        </w:hyperlink>
-      </w:r>
-      <w:r>
-        <w:rPr>
-          <w:rFonts w:ascii="Charis SIL Regular" w:hAnsi="Charis SIL Regular" w:eastAsia="Charis SIL Regular"/>
-          <w:b w:val="0"/>
-          <w:i w:val="0"/>
-          <w:color w:val="000000"/>
-          <w:sz w:val="24"/>
-        </w:rPr>
-        <w:t xml:space="preserve">erpen, vooral uit </w:t>
+        <w:t xml:space="preserve">root aantal Afrikaanse voorwerpen, vooral uit </w:t>
       </w:r>
       <w:r>
         <w:rPr>
@@ -1772,7 +1753,35 @@
           <w:color w:val="000000"/>
           <w:sz w:val="24"/>
         </w:rPr>
-        <w:t>medewerkers in dienst die inlichtingen verstrek</w:t>
+        <w:t>medewerkers in dienst die inlichtin</w:t>
+      </w:r>
+      <w:r>
+        <w:rPr>
+          <w:u w:val="single" w:color="0000ff"/>
+          <w:rFonts w:ascii="Charis SIL Regular" w:hAnsi="Charis SIL Regular" w:eastAsia="Charis SIL Regular"/>
+          <w:b w:val="0"/>
+          <w:i w:val="0"/>
+          <w:color w:val="000000"/>
+          <w:sz w:val="24"/>
+        </w:rPr>
+        <w:hyperlink r:id="rId19" w:history="1">
+          <w:r>
+            <w:rPr>
+              <w:rStyle w:val="Hyperlink"/>
+            </w:rPr>
+            <w:t>gen verst</w:t>
+          </w:r>
+        </w:hyperlink>
+      </w:r>
+      <w:r>
+        <w:rPr>
+          <w:rFonts w:ascii="Charis SIL Regular" w:hAnsi="Charis SIL Regular" w:eastAsia="Charis SIL Regular"/>
+          <w:b w:val="0"/>
+          <w:i w:val="0"/>
+          <w:color w:val="000000"/>
+          <w:sz w:val="24"/>
+        </w:rPr>
+        <w:t>rek</w:t>
       </w:r>
       <w:r>
         <w:rPr>
@@ -3873,7 +3882,7 @@
           <w:sz w:val="24"/>
           <w:u w:val="single"/>
         </w:rPr>
-        <w:hyperlink r:id="rId27" w:history="1">
+        <w:hyperlink r:id="rId28" w:history="1">
           <w:r>
             <w:rPr>
               <w:rStyle w:val="Hyperlink"/>
@@ -3902,7 +3911,7 @@
           <w:sz w:val="24"/>
           <w:u w:val="single"/>
         </w:rPr>
-        <w:hyperlink r:id="rId27" w:history="1">
+        <w:hyperlink r:id="rId28" w:history="1">
           <w:r>
             <w:rPr>
               <w:rStyle w:val="Hyperlink"/>

--- a/EXPORTS/DOCX/published/niveau2/Dutch/Trade.docx
+++ b/EXPORTS/DOCX/published/niveau2/Dutch/Trade.docx
@@ -444,7 +444,6 @@
           <w:i w:val="0"/>
           <w:color w:val="0000FF"/>
           <w:sz w:val="24"/>
-          <w:u w:val="single"/>
         </w:rPr>
         <w:hyperlink r:id="rId12" w:history="1">
           <w:r>
@@ -464,7 +463,7 @@
           <w:sz w:val="24"/>
           <w:u w:val="single"/>
         </w:rPr>
-        <w:hyperlink r:id="rId12" w:history="1">
+        <w:hyperlink r:id="rId10" w:history="1">
           <w:r>
             <w:rPr>
               <w:rStyle w:val="Hyperlink"/>
@@ -493,7 +492,7 @@
           <w:sz w:val="24"/>
           <w:u w:val="single"/>
         </w:rPr>
-        <w:hyperlink r:id="rId12" w:history="1">
+        <w:hyperlink r:id="rId10" w:history="1">
           <w:r>
             <w:rPr>
               <w:rStyle w:val="Hyperlink"/>
@@ -586,7 +585,35 @@
           <w:color w:val="000000"/>
           <w:sz w:val="24"/>
         </w:rPr>
-        <w:t xml:space="preserve"> (1876-1961) en </w:t>
+        <w:t xml:space="preserve"> (1876-</w:t>
+      </w:r>
+      <w:r>
+        <w:rPr>
+          <w:u w:val="single" w:color="0000ff"/>
+          <w:rFonts w:ascii="Charis SIL Regular" w:hAnsi="Charis SIL Regular" w:eastAsia="Charis SIL Regular"/>
+          <w:b w:val="0"/>
+          <w:i w:val="0"/>
+          <w:color w:val="000000"/>
+          <w:sz w:val="24"/>
+        </w:rPr>
+        <w:hyperlink r:id="rId11" w:history="1">
+          <w:r>
+            <w:rPr>
+              <w:rStyle w:val="Hyperlink"/>
+            </w:rPr>
+            <w:t>1961) e</w:t>
+          </w:r>
+        </w:hyperlink>
+      </w:r>
+      <w:r>
+        <w:rPr>
+          <w:rFonts w:ascii="Charis SIL Regular" w:hAnsi="Charis SIL Regular" w:eastAsia="Charis SIL Regular"/>
+          <w:b w:val="0"/>
+          <w:i w:val="0"/>
+          <w:color w:val="000000"/>
+          <w:sz w:val="24"/>
+        </w:rPr>
+        <w:t xml:space="preserve">n </w:t>
       </w:r>
       <w:r>
         <w:rPr>
@@ -675,83 +702,10 @@
           <w:color w:val="000000"/>
           <w:sz w:val="24"/>
         </w:rPr>
-        <w:t>(1918-1974). In Den Haag w</w:t>
+        <w:t>(1918-1974). In Den Haag waren de winkels d</w:t>
       </w:r>
       <w:r>
         <w:rPr>
-          <w:u w:val="single" w:color="0000ff"/>
-          <w:rFonts w:ascii="Charis SIL Regular" w:hAnsi="Charis SIL Regular" w:eastAsia="Charis SIL Regular"/>
-          <w:b w:val="0"/>
-          <w:i w:val="0"/>
-          <w:color w:val="000000"/>
-          <w:sz w:val="24"/>
-        </w:rPr>
-        <w:hyperlink r:id="rId12" w:history="1">
-          <w:r>
-            <w:rPr>
-              <w:rStyle w:val="Hyperlink"/>
-            </w:rPr>
-            <w:t xml:space="preserve">aren de </w:t>
-          </w:r>
-        </w:hyperlink>
-      </w:r>
-      <w:r>
-        <w:rPr>
-          <w:u w:val="single" w:color="0000ff"/>
-          <w:rFonts w:ascii="Charis SIL Regular" w:hAnsi="Charis SIL Regular" w:eastAsia="Charis SIL Regular"/>
-          <w:b w:val="0"/>
-          <w:i w:val="0"/>
-          <w:color w:val="000000"/>
-          <w:sz w:val="24"/>
-        </w:rPr>
-        <w:hyperlink r:id="rId12" w:history="1">
-          <w:r>
-            <w:rPr>
-              <w:rStyle w:val="Hyperlink"/>
-            </w:rPr>
-            <w:t>winkel</w:t>
-          </w:r>
-        </w:hyperlink>
-      </w:r>
-      <w:r>
-        <w:rPr>
-          <w:u w:val="single" w:color="0000ff"/>
-          <w:rFonts w:ascii="Charis SIL Regular" w:hAnsi="Charis SIL Regular" w:eastAsia="Charis SIL Regular"/>
-          <w:b w:val="0"/>
-          <w:i w:val="0"/>
-          <w:color w:val="000000"/>
-          <w:sz w:val="24"/>
-        </w:rPr>
-        <w:hyperlink r:id="rId12" w:history="1">
-          <w:r>
-            <w:rPr>
-              <w:rStyle w:val="Hyperlink"/>
-            </w:rPr>
-            <w:t>s</w:t>
-          </w:r>
-        </w:hyperlink>
-      </w:r>
-      <w:r>
-        <w:rPr>
-          <w:u w:val="single" w:color="0000ff"/>
-          <w:rFonts w:ascii="Charis SIL Regular" w:hAnsi="Charis SIL Regular" w:eastAsia="Charis SIL Regular"/>
-          <w:b w:val="0"/>
-          <w:i w:val="0"/>
-          <w:color w:val="000000"/>
-          <w:sz w:val="24"/>
-        </w:rPr>
-        <w:hyperlink r:id="rId12" w:history="1">
-          <w:r>
-            <w:rPr>
-              <w:rStyle w:val="Hyperlink"/>
-            </w:rPr>
-            <w:t xml:space="preserve"> d</w:t>
-          </w:r>
-        </w:hyperlink>
-      </w:r>
-      <w:r>
-        <w:rPr>
-          <w:u w:val="single" w:color="0000ff"/>
           <w:rFonts w:ascii="Charis SIL Regular" w:hAnsi="Charis SIL Regular" w:eastAsia="Charis SIL Regular"/>
           <w:b w:val="0"/>
           <w:i w:val="0"/>
@@ -821,6 +775,7 @@
           <w:i w:val="0"/>
           <w:color w:val="0000FF"/>
           <w:sz w:val="24"/>
+          <w:u w:val="single"/>
         </w:rPr>
         <w:hyperlink r:id="rId14" w:history="1">
           <w:r>
@@ -851,7 +806,7 @@
           <w:sz w:val="24"/>
           <w:u w:val="single"/>
         </w:rPr>
-        <w:hyperlink r:id="rId14" w:history="1">
+        <w:hyperlink r:id="rId13" w:history="1">
           <w:r>
             <w:rPr>
               <w:rStyle w:val="Hyperlink"/>
@@ -869,7 +824,7 @@
           <w:sz w:val="24"/>
           <w:u w:val="single"/>
         </w:rPr>
-        <w:hyperlink r:id="rId14" w:history="1">
+        <w:hyperlink r:id="rId13" w:history="1">
           <w:r>
             <w:rPr>
               <w:rStyle w:val="Hyperlink"/>
@@ -887,7 +842,7 @@
           <w:sz w:val="24"/>
           <w:u w:val="single"/>
         </w:rPr>
-        <w:hyperlink r:id="rId14" w:history="1">
+        <w:hyperlink r:id="rId13" w:history="1">
           <w:r>
             <w:rPr>
               <w:rStyle w:val="Hyperlink"/>
@@ -905,7 +860,43 @@
           <w:color w:val="000000"/>
           <w:sz w:val="24"/>
         </w:rPr>
-        <w:t xml:space="preserve"> en </w:t>
+        <w:hyperlink r:id="rId13" w:history="1">
+          <w:r>
+            <w:rPr>
+              <w:rStyle w:val="Hyperlink"/>
+            </w:rPr>
+            <w:t xml:space="preserve"> e</w:t>
+          </w:r>
+        </w:hyperlink>
+      </w:r>
+      <w:r>
+        <w:rPr>
+          <w:u w:val="single" w:color="0000ff"/>
+          <w:rFonts w:ascii="Charis SIL Regular" w:hAnsi="Charis SIL Regular" w:eastAsia="Charis SIL Regular"/>
+          <w:b w:val="0"/>
+          <w:i w:val="0"/>
+          <w:color w:val="000000"/>
+          <w:sz w:val="24"/>
+        </w:rPr>
+        <w:hyperlink r:id="rId13" w:history="1">
+          <w:r>
+            <w:rPr>
+              <w:rStyle w:val="Hyperlink"/>
+            </w:rPr>
+            <w:t>n</w:t>
+          </w:r>
+        </w:hyperlink>
+      </w:r>
+      <w:r>
+        <w:rPr>
+          <w:u w:val="single" w:color="0000ff"/>
+          <w:rFonts w:ascii="Charis SIL Regular" w:hAnsi="Charis SIL Regular" w:eastAsia="Charis SIL Regular"/>
+          <w:b w:val="0"/>
+          <w:i w:val="0"/>
+          <w:color w:val="000000"/>
+          <w:sz w:val="24"/>
+        </w:rPr>
+        <w:t xml:space="preserve"> </w:t>
       </w:r>
       <w:r>
         <w:rPr>
@@ -916,7 +907,7 @@
           <w:sz w:val="24"/>
           <w:u w:val="single"/>
         </w:rPr>
-        <w:hyperlink r:id="rId15" w:history="1">
+        <w:hyperlink r:id="rId13" w:history="1">
           <w:r>
             <w:rPr>
               <w:rStyle w:val="Hyperlink"/>
@@ -1177,7 +1168,25 @@
           <w:color w:val="000000"/>
           <w:sz w:val="24"/>
         </w:rPr>
-        <w:t xml:space="preserve"> (NAHV, 1880-1982) die handel dreef in </w:t>
+        <w:t xml:space="preserve"> (NAHV, 1880-1982) die handel dreef i</w:t>
+      </w:r>
+      <w:r>
+        <w:rPr>
+          <w:u w:val="single" w:color="0000ff"/>
+          <w:rFonts w:ascii="Charis SIL Regular" w:hAnsi="Charis SIL Regular" w:eastAsia="Charis SIL Regular"/>
+          <w:b w:val="0"/>
+          <w:i w:val="0"/>
+          <w:color w:val="000000"/>
+          <w:sz w:val="24"/>
+        </w:rPr>
+        <w:hyperlink r:id="rId16" w:history="1">
+          <w:r>
+            <w:rPr>
+              <w:rStyle w:val="Hyperlink"/>
+            </w:rPr>
+            <w:t xml:space="preserve">n </w:t>
+          </w:r>
+        </w:hyperlink>
       </w:r>
       <w:r>
         <w:rPr>
@@ -1242,30 +1251,12 @@
           <w:sz w:val="24"/>
           <w:u w:val="single"/>
         </w:rPr>
-        <w:hyperlink r:id="rId17" w:history="1">
+        <w:hyperlink r:id="rId16" w:history="1">
           <w:r>
             <w:rPr>
               <w:rStyle w:val="Hyperlink"/>
             </w:rPr>
             <w:t>Afrika</w:t>
-          </w:r>
-        </w:hyperlink>
-      </w:r>
-      <w:r>
-        <w:rPr>
-          <w:u w:val="single" w:color="0000ff"/>
-          <w:rFonts w:ascii="Charis SIL Regular" w:hAnsi="Charis SIL Regular" w:eastAsia="Charis SIL Regular"/>
-          <w:b w:val="0"/>
-          <w:i w:val="0"/>
-          <w:color w:val="000000"/>
-          <w:sz w:val="24"/>
-        </w:rPr>
-        <w:hyperlink r:id="rId16" w:history="1">
-          <w:r>
-            <w:rPr>
-              <w:rStyle w:val="Hyperlink"/>
-            </w:rPr>
-            <w:t>. Een g</w:t>
           </w:r>
         </w:hyperlink>
       </w:r>
@@ -1277,7 +1268,7 @@
           <w:color w:val="000000"/>
           <w:sz w:val="24"/>
         </w:rPr>
-        <w:t xml:space="preserve">root aantal Afrikaanse voorwerpen, vooral uit </w:t>
+        <w:t xml:space="preserve">. Een groot aantal Afrikaanse voorwerpen, vooral uit </w:t>
       </w:r>
       <w:r>
         <w:rPr>
@@ -3864,7 +3855,7 @@
           <w:sz w:val="24"/>
           <w:u w:val="single"/>
         </w:rPr>
-        <w:hyperlink r:id="rId28" w:history="1">
+        <w:hyperlink r:id="rId27" w:history="1">
           <w:r>
             <w:rPr>
               <w:rStyle w:val="Hyperlink"/>
@@ -3882,7 +3873,7 @@
           <w:sz w:val="24"/>
           <w:u w:val="single"/>
         </w:rPr>
-        <w:hyperlink r:id="rId28" w:history="1">
+        <w:hyperlink r:id="rId27" w:history="1">
           <w:r>
             <w:rPr>
               <w:rStyle w:val="Hyperlink"/>

--- a/EXPORTS/DOCX/published/niveau2/Dutch/Trade.docx
+++ b/EXPORTS/DOCX/published/niveau2/Dutch/Trade.docx
@@ -371,71 +371,7 @@
           <w:color w:val="000000"/>
           <w:sz w:val="24"/>
         </w:rPr>
-        <w:t>Amster</w:t>
-      </w:r>
-      <w:r>
-        <w:rPr>
-          <w:u w:val="single" w:color="0000ff"/>
-          <w:rFonts w:ascii="Charis SIL Regular" w:hAnsi="Charis SIL Regular" w:eastAsia="Charis SIL Regular"/>
-          <w:b w:val="0"/>
-          <w:i w:val="0"/>
-          <w:color w:val="000000"/>
-          <w:sz w:val="24"/>
-        </w:rPr>
-        <w:hyperlink r:id="rId9" w:history="1">
-          <w:r>
-            <w:rPr>
-              <w:rStyle w:val="Hyperlink"/>
-            </w:rPr>
-            <w:t>dam</w:t>
-          </w:r>
-        </w:hyperlink>
-      </w:r>
-      <w:r>
-        <w:rPr>
-          <w:u w:val="single" w:color="0000ff"/>
-          <w:rFonts w:ascii="Charis SIL Regular" w:hAnsi="Charis SIL Regular" w:eastAsia="Charis SIL Regular"/>
-          <w:b w:val="0"/>
-          <w:i w:val="0"/>
-          <w:color w:val="000000"/>
-          <w:sz w:val="24"/>
-        </w:rPr>
-        <w:hyperlink r:id="rId9" w:history="1">
-          <w:r>
-            <w:rPr>
-              <w:rStyle w:val="Hyperlink"/>
-            </w:rPr>
-            <w:t>s</w:t>
-          </w:r>
-        </w:hyperlink>
-      </w:r>
-      <w:r>
-        <w:rPr>
-          <w:u w:val="single" w:color="0000ff"/>
-          <w:rFonts w:ascii="Charis SIL Regular" w:hAnsi="Charis SIL Regular" w:eastAsia="Charis SIL Regular"/>
-          <w:b w:val="0"/>
-          <w:i w:val="0"/>
-          <w:color w:val="000000"/>
-          <w:sz w:val="24"/>
-        </w:rPr>
-        <w:hyperlink r:id="rId9" w:history="1">
-          <w:r>
-            <w:rPr>
-              <w:rStyle w:val="Hyperlink"/>
-            </w:rPr>
-            <w:t>e ve</w:t>
-          </w:r>
-        </w:hyperlink>
-      </w:r>
-      <w:r>
-        <w:rPr>
-          <w:rFonts w:ascii="Charis SIL Regular" w:hAnsi="Charis SIL Regular" w:eastAsia="Charis SIL Regular"/>
-          <w:b w:val="0"/>
-          <w:i w:val="0"/>
-          <w:color w:val="000000"/>
-          <w:sz w:val="24"/>
-        </w:rPr>
-        <w:t xml:space="preserve">ilinghuizen </w:t>
+        <w:t xml:space="preserve">Amsterdamse veilinghuizen </w:t>
       </w:r>
       <w:r>
         <w:rPr>
@@ -444,6 +380,7 @@
           <w:i w:val="0"/>
           <w:color w:val="0000FF"/>
           <w:sz w:val="24"/>
+          <w:u w:val="single"/>
         </w:rPr>
         <w:hyperlink r:id="rId12" w:history="1">
           <w:r>
@@ -463,7 +400,7 @@
           <w:sz w:val="24"/>
           <w:u w:val="single"/>
         </w:rPr>
-        <w:hyperlink r:id="rId10" w:history="1">
+        <w:hyperlink r:id="rId12" w:history="1">
           <w:r>
             <w:rPr>
               <w:rStyle w:val="Hyperlink"/>
@@ -492,7 +429,7 @@
           <w:sz w:val="24"/>
           <w:u w:val="single"/>
         </w:rPr>
-        <w:hyperlink r:id="rId10" w:history="1">
+        <w:hyperlink r:id="rId12" w:history="1">
           <w:r>
             <w:rPr>
               <w:rStyle w:val="Hyperlink"/>
@@ -702,10 +639,11 @@
           <w:color w:val="000000"/>
           <w:sz w:val="24"/>
         </w:rPr>
-        <w:t>(1918-1974). In Den Haag waren de winkels d</w:t>
+        <w:t>(1918-1974). In Den Haag w</w:t>
       </w:r>
       <w:r>
         <w:rPr>
+          <w:u w:val="single" w:color="0000ff"/>
           <w:rFonts w:ascii="Charis SIL Regular" w:hAnsi="Charis SIL Regular" w:eastAsia="Charis SIL Regular"/>
           <w:b w:val="0"/>
           <w:i w:val="0"/>
@@ -717,9 +655,74 @@
             <w:rPr>
               <w:rStyle w:val="Hyperlink"/>
             </w:rPr>
-            <w:t xml:space="preserve">e </w:t>
+            <w:t xml:space="preserve">aren de </w:t>
           </w:r>
         </w:hyperlink>
+      </w:r>
+      <w:r>
+        <w:rPr>
+          <w:u w:val="single" w:color="0000ff"/>
+          <w:rFonts w:ascii="Charis SIL Regular" w:hAnsi="Charis SIL Regular" w:eastAsia="Charis SIL Regular"/>
+          <w:b w:val="0"/>
+          <w:i w:val="0"/>
+          <w:color w:val="000000"/>
+          <w:sz w:val="24"/>
+        </w:rPr>
+        <w:hyperlink r:id="rId12" w:history="1">
+          <w:r>
+            <w:rPr>
+              <w:rStyle w:val="Hyperlink"/>
+            </w:rPr>
+            <w:t>winkel</w:t>
+          </w:r>
+        </w:hyperlink>
+      </w:r>
+      <w:r>
+        <w:rPr>
+          <w:u w:val="single" w:color="0000ff"/>
+          <w:rFonts w:ascii="Charis SIL Regular" w:hAnsi="Charis SIL Regular" w:eastAsia="Charis SIL Regular"/>
+          <w:b w:val="0"/>
+          <w:i w:val="0"/>
+          <w:color w:val="000000"/>
+          <w:sz w:val="24"/>
+        </w:rPr>
+        <w:hyperlink r:id="rId12" w:history="1">
+          <w:r>
+            <w:rPr>
+              <w:rStyle w:val="Hyperlink"/>
+            </w:rPr>
+            <w:t>s</w:t>
+          </w:r>
+        </w:hyperlink>
+      </w:r>
+      <w:r>
+        <w:rPr>
+          <w:u w:val="single" w:color="0000ff"/>
+          <w:rFonts w:ascii="Charis SIL Regular" w:hAnsi="Charis SIL Regular" w:eastAsia="Charis SIL Regular"/>
+          <w:b w:val="0"/>
+          <w:i w:val="0"/>
+          <w:color w:val="000000"/>
+          <w:sz w:val="24"/>
+        </w:rPr>
+        <w:hyperlink r:id="rId12" w:history="1">
+          <w:r>
+            <w:rPr>
+              <w:rStyle w:val="Hyperlink"/>
+            </w:rPr>
+            <w:t xml:space="preserve"> d</w:t>
+          </w:r>
+        </w:hyperlink>
+      </w:r>
+      <w:r>
+        <w:rPr>
+          <w:u w:val="single" w:color="0000ff"/>
+          <w:rFonts w:ascii="Charis SIL Regular" w:hAnsi="Charis SIL Regular" w:eastAsia="Charis SIL Regular"/>
+          <w:b w:val="0"/>
+          <w:i w:val="0"/>
+          <w:color w:val="000000"/>
+          <w:sz w:val="24"/>
+        </w:rPr>
+        <w:t xml:space="preserve">e </w:t>
       </w:r>
       <w:r>
         <w:rPr>
@@ -730,7 +733,7 @@
           <w:sz w:val="24"/>
           <w:u w:val="single"/>
         </w:rPr>
-        <w:hyperlink r:id="rId12" w:history="1">
+        <w:hyperlink r:id="rId14" w:history="1">
           <w:r>
             <w:rPr>
               <w:rStyle w:val="Hyperlink"/>
@@ -806,7 +809,7 @@
           <w:sz w:val="24"/>
           <w:u w:val="single"/>
         </w:rPr>
-        <w:hyperlink r:id="rId13" w:history="1">
+        <w:hyperlink r:id="rId14" w:history="1">
           <w:r>
             <w:rPr>
               <w:rStyle w:val="Hyperlink"/>
@@ -889,7 +892,6 @@
       </w:r>
       <w:r>
         <w:rPr>
-          <w:u w:val="single" w:color="0000ff"/>
           <w:rFonts w:ascii="Charis SIL Regular" w:hAnsi="Charis SIL Regular" w:eastAsia="Charis SIL Regular"/>
           <w:b w:val="0"/>
           <w:i w:val="0"/>
@@ -907,7 +909,7 @@
           <w:sz w:val="24"/>
           <w:u w:val="single"/>
         </w:rPr>
-        <w:hyperlink r:id="rId13" w:history="1">
+        <w:hyperlink r:id="rId15" w:history="1">
           <w:r>
             <w:rPr>
               <w:rStyle w:val="Hyperlink"/>
@@ -1197,7 +1199,7 @@
           <w:sz w:val="24"/>
           <w:u w:val="single"/>
         </w:rPr>
-        <w:hyperlink r:id="rId16" w:history="1">
+        <w:hyperlink r:id="rId17" w:history="1">
           <w:r>
             <w:rPr>
               <w:rStyle w:val="Hyperlink"/>
@@ -1262,13 +1264,114 @@
       </w:r>
       <w:r>
         <w:rPr>
+          <w:u w:val="single" w:color="0000ff"/>
           <w:rFonts w:ascii="Charis SIL Regular" w:hAnsi="Charis SIL Regular" w:eastAsia="Charis SIL Regular"/>
           <w:b w:val="0"/>
           <w:i w:val="0"/>
           <w:color w:val="000000"/>
           <w:sz w:val="24"/>
         </w:rPr>
-        <w:t xml:space="preserve">. Een groot aantal Afrikaanse voorwerpen, vooral uit </w:t>
+        <w:hyperlink r:id="rId16" w:history="1">
+          <w:r>
+            <w:rPr>
+              <w:rStyle w:val="Hyperlink"/>
+            </w:rPr>
+            <w:t>. Een g</w:t>
+          </w:r>
+        </w:hyperlink>
+      </w:r>
+      <w:r>
+        <w:rPr>
+          <w:u w:val="single" w:color="0000ff"/>
+          <w:rFonts w:ascii="Charis SIL Regular" w:hAnsi="Charis SIL Regular" w:eastAsia="Charis SIL Regular"/>
+          <w:b w:val="0"/>
+          <w:i w:val="0"/>
+          <w:color w:val="000000"/>
+          <w:sz w:val="24"/>
+        </w:rPr>
+        <w:hyperlink r:id="rId16" w:history="1">
+          <w:r>
+            <w:rPr>
+              <w:rStyle w:val="Hyperlink"/>
+            </w:rPr>
+            <w:t>r</w:t>
+          </w:r>
+        </w:hyperlink>
+      </w:r>
+      <w:r>
+        <w:rPr>
+          <w:u w:val="single" w:color="0000ff"/>
+          <w:rFonts w:ascii="Charis SIL Regular" w:hAnsi="Charis SIL Regular" w:eastAsia="Charis SIL Regular"/>
+          <w:b w:val="0"/>
+          <w:i w:val="0"/>
+          <w:color w:val="000000"/>
+          <w:sz w:val="24"/>
+        </w:rPr>
+        <w:hyperlink r:id="rId16" w:history="1">
+          <w:r>
+            <w:rPr>
+              <w:rStyle w:val="Hyperlink"/>
+            </w:rPr>
+            <w:t>oot aant</w:t>
+          </w:r>
+        </w:hyperlink>
+      </w:r>
+      <w:r>
+        <w:rPr>
+          <w:u w:val="single" w:color="0000ff"/>
+          <w:rFonts w:ascii="Charis SIL Regular" w:hAnsi="Charis SIL Regular" w:eastAsia="Charis SIL Regular"/>
+          <w:b w:val="0"/>
+          <w:i w:val="0"/>
+          <w:color w:val="000000"/>
+          <w:sz w:val="24"/>
+        </w:rPr>
+        <w:hyperlink r:id="rId16" w:history="1">
+          <w:r>
+            <w:rPr>
+              <w:rStyle w:val="Hyperlink"/>
+            </w:rPr>
+            <w:t xml:space="preserve">al Afrikaanse </w:t>
+          </w:r>
+        </w:hyperlink>
+      </w:r>
+      <w:r>
+        <w:rPr>
+          <w:u w:val="single" w:color="0000ff"/>
+          <w:rFonts w:ascii="Charis SIL Regular" w:hAnsi="Charis SIL Regular" w:eastAsia="Charis SIL Regular"/>
+          <w:b w:val="0"/>
+          <w:i w:val="0"/>
+          <w:color w:val="000000"/>
+          <w:sz w:val="24"/>
+        </w:rPr>
+        <w:t>v</w:t>
+      </w:r>
+      <w:r>
+        <w:rPr>
+          <w:u w:val="single" w:color="0000ff"/>
+          <w:rFonts w:ascii="Charis SIL Regular" w:hAnsi="Charis SIL Regular" w:eastAsia="Charis SIL Regular"/>
+          <w:b w:val="0"/>
+          <w:i w:val="0"/>
+          <w:color w:val="000000"/>
+          <w:sz w:val="24"/>
+        </w:rPr>
+        <w:hyperlink r:id="rId16" w:history="1">
+          <w:r>
+            <w:rPr>
+              <w:rStyle w:val="Hyperlink"/>
+            </w:rPr>
+            <w:t>oorw</w:t>
+          </w:r>
+        </w:hyperlink>
+      </w:r>
+      <w:r>
+        <w:rPr>
+          <w:rFonts w:ascii="Charis SIL Regular" w:hAnsi="Charis SIL Regular" w:eastAsia="Charis SIL Regular"/>
+          <w:b w:val="0"/>
+          <w:i w:val="0"/>
+          <w:color w:val="000000"/>
+          <w:sz w:val="24"/>
+        </w:rPr>
+        <w:t xml:space="preserve">erpen, vooral uit </w:t>
       </w:r>
       <w:r>
         <w:rPr>
@@ -3855,7 +3958,7 @@
           <w:sz w:val="24"/>
           <w:u w:val="single"/>
         </w:rPr>
-        <w:hyperlink r:id="rId27" w:history="1">
+        <w:hyperlink r:id="rId28" w:history="1">
           <w:r>
             <w:rPr>
               <w:rStyle w:val="Hyperlink"/>
@@ -3873,7 +3976,7 @@
           <w:sz w:val="24"/>
           <w:u w:val="single"/>
         </w:rPr>
-        <w:hyperlink r:id="rId27" w:history="1">
+        <w:hyperlink r:id="rId28" w:history="1">
           <w:r>
             <w:rPr>
               <w:rStyle w:val="Hyperlink"/>

--- a/EXPORTS/DOCX/published/niveau2/Dutch/Trade.docx
+++ b/EXPORTS/DOCX/published/niveau2/Dutch/Trade.docx
@@ -371,7 +371,71 @@
           <w:color w:val="000000"/>
           <w:sz w:val="24"/>
         </w:rPr>
-        <w:t xml:space="preserve">Amsterdamse veilinghuizen </w:t>
+        <w:t>Amster</w:t>
+      </w:r>
+      <w:r>
+        <w:rPr>
+          <w:u w:val="single" w:color="0000ff"/>
+          <w:rFonts w:ascii="Charis SIL Regular" w:hAnsi="Charis SIL Regular" w:eastAsia="Charis SIL Regular"/>
+          <w:b w:val="0"/>
+          <w:i w:val="0"/>
+          <w:color w:val="000000"/>
+          <w:sz w:val="24"/>
+        </w:rPr>
+        <w:hyperlink r:id="rId9" w:history="1">
+          <w:r>
+            <w:rPr>
+              <w:rStyle w:val="Hyperlink"/>
+            </w:rPr>
+            <w:t>dam</w:t>
+          </w:r>
+        </w:hyperlink>
+      </w:r>
+      <w:r>
+        <w:rPr>
+          <w:u w:val="single" w:color="0000ff"/>
+          <w:rFonts w:ascii="Charis SIL Regular" w:hAnsi="Charis SIL Regular" w:eastAsia="Charis SIL Regular"/>
+          <w:b w:val="0"/>
+          <w:i w:val="0"/>
+          <w:color w:val="000000"/>
+          <w:sz w:val="24"/>
+        </w:rPr>
+        <w:hyperlink r:id="rId9" w:history="1">
+          <w:r>
+            <w:rPr>
+              <w:rStyle w:val="Hyperlink"/>
+            </w:rPr>
+            <w:t>s</w:t>
+          </w:r>
+        </w:hyperlink>
+      </w:r>
+      <w:r>
+        <w:rPr>
+          <w:u w:val="single" w:color="0000ff"/>
+          <w:rFonts w:ascii="Charis SIL Regular" w:hAnsi="Charis SIL Regular" w:eastAsia="Charis SIL Regular"/>
+          <w:b w:val="0"/>
+          <w:i w:val="0"/>
+          <w:color w:val="000000"/>
+          <w:sz w:val="24"/>
+        </w:rPr>
+        <w:hyperlink r:id="rId9" w:history="1">
+          <w:r>
+            <w:rPr>
+              <w:rStyle w:val="Hyperlink"/>
+            </w:rPr>
+            <w:t>e ve</w:t>
+          </w:r>
+        </w:hyperlink>
+      </w:r>
+      <w:r>
+        <w:rPr>
+          <w:rFonts w:ascii="Charis SIL Regular" w:hAnsi="Charis SIL Regular" w:eastAsia="Charis SIL Regular"/>
+          <w:b w:val="0"/>
+          <w:i w:val="0"/>
+          <w:color w:val="000000"/>
+          <w:sz w:val="24"/>
+        </w:rPr>
+        <w:t xml:space="preserve">ilinghuizen </w:t>
       </w:r>
       <w:r>
         <w:rPr>
@@ -400,7 +464,7 @@
           <w:sz w:val="24"/>
           <w:u w:val="single"/>
         </w:rPr>
-        <w:hyperlink r:id="rId12" w:history="1">
+        <w:hyperlink r:id="rId10" w:history="1">
           <w:r>
             <w:rPr>
               <w:rStyle w:val="Hyperlink"/>
@@ -522,35 +586,7 @@
           <w:color w:val="000000"/>
           <w:sz w:val="24"/>
         </w:rPr>
-        <w:t xml:space="preserve"> (1876-</w:t>
-      </w:r>
-      <w:r>
-        <w:rPr>
-          <w:u w:val="single" w:color="0000ff"/>
-          <w:rFonts w:ascii="Charis SIL Regular" w:hAnsi="Charis SIL Regular" w:eastAsia="Charis SIL Regular"/>
-          <w:b w:val="0"/>
-          <w:i w:val="0"/>
-          <w:color w:val="000000"/>
-          <w:sz w:val="24"/>
-        </w:rPr>
-        <w:hyperlink r:id="rId11" w:history="1">
-          <w:r>
-            <w:rPr>
-              <w:rStyle w:val="Hyperlink"/>
-            </w:rPr>
-            <w:t>1961) e</w:t>
-          </w:r>
-        </w:hyperlink>
-      </w:r>
-      <w:r>
-        <w:rPr>
-          <w:rFonts w:ascii="Charis SIL Regular" w:hAnsi="Charis SIL Regular" w:eastAsia="Charis SIL Regular"/>
-          <w:b w:val="0"/>
-          <w:i w:val="0"/>
-          <w:color w:val="000000"/>
-          <w:sz w:val="24"/>
-        </w:rPr>
-        <w:t xml:space="preserve">n </w:t>
+        <w:t xml:space="preserve"> (1876-1961) en </w:t>
       </w:r>
       <w:r>
         <w:rPr>
@@ -650,14 +686,7 @@
           <w:color w:val="000000"/>
           <w:sz w:val="24"/>
         </w:rPr>
-        <w:hyperlink r:id="rId12" w:history="1">
-          <w:r>
-            <w:rPr>
-              <w:rStyle w:val="Hyperlink"/>
-            </w:rPr>
-            <w:t xml:space="preserve">aren de </w:t>
-          </w:r>
-        </w:hyperlink>
+        <w:t xml:space="preserve">aren de </w:t>
       </w:r>
       <w:r>
         <w:rPr>
@@ -686,14 +715,7 @@
           <w:color w:val="000000"/>
           <w:sz w:val="24"/>
         </w:rPr>
-        <w:hyperlink r:id="rId12" w:history="1">
-          <w:r>
-            <w:rPr>
-              <w:rStyle w:val="Hyperlink"/>
-            </w:rPr>
-            <w:t>s</w:t>
-          </w:r>
-        </w:hyperlink>
+        <w:t>s d</w:t>
       </w:r>
       <w:r>
         <w:rPr>
@@ -709,20 +731,9 @@
             <w:rPr>
               <w:rStyle w:val="Hyperlink"/>
             </w:rPr>
-            <w:t xml:space="preserve"> d</w:t>
+            <w:t xml:space="preserve">e </w:t>
           </w:r>
         </w:hyperlink>
-      </w:r>
-      <w:r>
-        <w:rPr>
-          <w:u w:val="single" w:color="0000ff"/>
-          <w:rFonts w:ascii="Charis SIL Regular" w:hAnsi="Charis SIL Regular" w:eastAsia="Charis SIL Regular"/>
-          <w:b w:val="0"/>
-          <w:i w:val="0"/>
-          <w:color w:val="000000"/>
-          <w:sz w:val="24"/>
-        </w:rPr>
-        <w:t xml:space="preserve">e </w:t>
       </w:r>
       <w:r>
         <w:rPr>
@@ -733,7 +744,7 @@
           <w:sz w:val="24"/>
           <w:u w:val="single"/>
         </w:rPr>
-        <w:hyperlink r:id="rId14" w:history="1">
+        <w:hyperlink r:id="rId12" w:history="1">
           <w:r>
             <w:rPr>
               <w:rStyle w:val="Hyperlink"/>
@@ -778,7 +789,6 @@
           <w:i w:val="0"/>
           <w:color w:val="0000FF"/>
           <w:sz w:val="24"/>
-          <w:u w:val="single"/>
         </w:rPr>
         <w:hyperlink r:id="rId14" w:history="1">
           <w:r>
@@ -845,7 +855,7 @@
           <w:sz w:val="24"/>
           <w:u w:val="single"/>
         </w:rPr>
-        <w:hyperlink r:id="rId13" w:history="1">
+        <w:hyperlink r:id="rId14" w:history="1">
           <w:r>
             <w:rPr>
               <w:rStyle w:val="Hyperlink"/>
@@ -856,49 +866,13 @@
       </w:r>
       <w:r>
         <w:rPr>
-          <w:u w:val="single" w:color="0000ff"/>
           <w:rFonts w:ascii="Charis SIL Regular" w:hAnsi="Charis SIL Regular" w:eastAsia="Charis SIL Regular"/>
           <w:b w:val="0"/>
           <w:i w:val="0"/>
           <w:color w:val="000000"/>
           <w:sz w:val="24"/>
         </w:rPr>
-        <w:hyperlink r:id="rId13" w:history="1">
-          <w:r>
-            <w:rPr>
-              <w:rStyle w:val="Hyperlink"/>
-            </w:rPr>
-            <w:t xml:space="preserve"> e</w:t>
-          </w:r>
-        </w:hyperlink>
-      </w:r>
-      <w:r>
-        <w:rPr>
-          <w:u w:val="single" w:color="0000ff"/>
-          <w:rFonts w:ascii="Charis SIL Regular" w:hAnsi="Charis SIL Regular" w:eastAsia="Charis SIL Regular"/>
-          <w:b w:val="0"/>
-          <w:i w:val="0"/>
-          <w:color w:val="000000"/>
-          <w:sz w:val="24"/>
-        </w:rPr>
-        <w:hyperlink r:id="rId13" w:history="1">
-          <w:r>
-            <w:rPr>
-              <w:rStyle w:val="Hyperlink"/>
-            </w:rPr>
-            <w:t>n</w:t>
-          </w:r>
-        </w:hyperlink>
-      </w:r>
-      <w:r>
-        <w:rPr>
-          <w:rFonts w:ascii="Charis SIL Regular" w:hAnsi="Charis SIL Regular" w:eastAsia="Charis SIL Regular"/>
-          <w:b w:val="0"/>
-          <w:i w:val="0"/>
-          <w:color w:val="000000"/>
-          <w:sz w:val="24"/>
-        </w:rPr>
-        <w:t xml:space="preserve"> </w:t>
+        <w:t xml:space="preserve"> en </w:t>
       </w:r>
       <w:r>
         <w:rPr>
@@ -909,7 +883,7 @@
           <w:sz w:val="24"/>
           <w:u w:val="single"/>
         </w:rPr>
-        <w:hyperlink r:id="rId15" w:history="1">
+        <w:hyperlink r:id="rId13" w:history="1">
           <w:r>
             <w:rPr>
               <w:rStyle w:val="Hyperlink"/>
@@ -1199,7 +1173,7 @@
           <w:sz w:val="24"/>
           <w:u w:val="single"/>
         </w:rPr>
-        <w:hyperlink r:id="rId17" w:history="1">
+        <w:hyperlink r:id="rId16" w:history="1">
           <w:r>
             <w:rPr>
               <w:rStyle w:val="Hyperlink"/>
@@ -1253,7 +1227,7 @@
           <w:sz w:val="24"/>
           <w:u w:val="single"/>
         </w:rPr>
-        <w:hyperlink r:id="rId16" w:history="1">
+        <w:hyperlink r:id="rId17" w:history="1">
           <w:r>
             <w:rPr>
               <w:rStyle w:val="Hyperlink"/>
@@ -3958,7 +3932,7 @@
           <w:sz w:val="24"/>
           <w:u w:val="single"/>
         </w:rPr>
-        <w:hyperlink r:id="rId28" w:history="1">
+        <w:hyperlink r:id="rId27" w:history="1">
           <w:r>
             <w:rPr>
               <w:rStyle w:val="Hyperlink"/>
@@ -3976,7 +3950,7 @@
           <w:sz w:val="24"/>
           <w:u w:val="single"/>
         </w:rPr>
-        <w:hyperlink r:id="rId28" w:history="1">
+        <w:hyperlink r:id="rId27" w:history="1">
           <w:r>
             <w:rPr>
               <w:rStyle w:val="Hyperlink"/>
@@ -4005,7 +3979,7 @@
           <w:sz w:val="24"/>
           <w:u w:val="single"/>
         </w:rPr>
-        <w:hyperlink r:id="rId28" w:history="1">
+        <w:hyperlink r:id="rId27" w:history="1">
           <w:r>
             <w:rPr>
               <w:rStyle w:val="Hyperlink"/>

--- a/EXPORTS/DOCX/published/niveau2/Dutch/Trade.docx
+++ b/EXPORTS/DOCX/published/niveau2/Dutch/Trade.docx
@@ -493,7 +493,7 @@
           <w:sz w:val="24"/>
           <w:u w:val="single"/>
         </w:rPr>
-        <w:hyperlink r:id="rId12" w:history="1">
+        <w:hyperlink r:id="rId10" w:history="1">
           <w:r>
             <w:rPr>
               <w:rStyle w:val="Hyperlink"/>
@@ -686,7 +686,14 @@
           <w:color w:val="000000"/>
           <w:sz w:val="24"/>
         </w:rPr>
-        <w:t xml:space="preserve">aren de </w:t>
+        <w:hyperlink r:id="rId12" w:history="1">
+          <w:r>
+            <w:rPr>
+              <w:rStyle w:val="Hyperlink"/>
+            </w:rPr>
+            <w:t xml:space="preserve">aren de </w:t>
+          </w:r>
+        </w:hyperlink>
       </w:r>
       <w:r>
         <w:rPr>
@@ -715,7 +722,32 @@
           <w:color w:val="000000"/>
           <w:sz w:val="24"/>
         </w:rPr>
-        <w:t>s d</w:t>
+        <w:hyperlink r:id="rId12" w:history="1">
+          <w:r>
+            <w:rPr>
+              <w:rStyle w:val="Hyperlink"/>
+            </w:rPr>
+            <w:t>s</w:t>
+          </w:r>
+        </w:hyperlink>
+      </w:r>
+      <w:r>
+        <w:rPr>
+          <w:u w:val="single" w:color="0000ff"/>
+          <w:rFonts w:ascii="Charis SIL Regular" w:hAnsi="Charis SIL Regular" w:eastAsia="Charis SIL Regular"/>
+          <w:b w:val="0"/>
+          <w:i w:val="0"/>
+          <w:color w:val="000000"/>
+          <w:sz w:val="24"/>
+        </w:rPr>
+        <w:hyperlink r:id="rId12" w:history="1">
+          <w:r>
+            <w:rPr>
+              <w:rStyle w:val="Hyperlink"/>
+            </w:rPr>
+            <w:t xml:space="preserve"> d</w:t>
+          </w:r>
+        </w:hyperlink>
       </w:r>
       <w:r>
         <w:rPr>
@@ -744,7 +776,7 @@
           <w:sz w:val="24"/>
           <w:u w:val="single"/>
         </w:rPr>
-        <w:hyperlink r:id="rId12" w:history="1">
+        <w:hyperlink r:id="rId14" w:history="1">
           <w:r>
             <w:rPr>
               <w:rStyle w:val="Hyperlink"/>
@@ -789,6 +821,7 @@
           <w:i w:val="0"/>
           <w:color w:val="0000FF"/>
           <w:sz w:val="24"/>
+          <w:u w:val="single"/>
         </w:rPr>
         <w:hyperlink r:id="rId14" w:history="1">
           <w:r>
@@ -819,7 +852,7 @@
           <w:sz w:val="24"/>
           <w:u w:val="single"/>
         </w:rPr>
-        <w:hyperlink r:id="rId14" w:history="1">
+        <w:hyperlink r:id="rId13" w:history="1">
           <w:r>
             <w:rPr>
               <w:rStyle w:val="Hyperlink"/>
@@ -855,7 +888,7 @@
           <w:sz w:val="24"/>
           <w:u w:val="single"/>
         </w:rPr>
-        <w:hyperlink r:id="rId14" w:history="1">
+        <w:hyperlink r:id="rId13" w:history="1">
           <w:r>
             <w:rPr>
               <w:rStyle w:val="Hyperlink"/>
@@ -866,13 +899,31 @@
       </w:r>
       <w:r>
         <w:rPr>
+          <w:u w:val="single" w:color="0000ff"/>
           <w:rFonts w:ascii="Charis SIL Regular" w:hAnsi="Charis SIL Regular" w:eastAsia="Charis SIL Regular"/>
           <w:b w:val="0"/>
           <w:i w:val="0"/>
           <w:color w:val="000000"/>
           <w:sz w:val="24"/>
         </w:rPr>
-        <w:t xml:space="preserve"> en </w:t>
+        <w:hyperlink r:id="rId13" w:history="1">
+          <w:r>
+            <w:rPr>
+              <w:rStyle w:val="Hyperlink"/>
+            </w:rPr>
+            <w:t xml:space="preserve"> e</w:t>
+          </w:r>
+        </w:hyperlink>
+      </w:r>
+      <w:r>
+        <w:rPr>
+          <w:rFonts w:ascii="Charis SIL Regular" w:hAnsi="Charis SIL Regular" w:eastAsia="Charis SIL Regular"/>
+          <w:b w:val="0"/>
+          <w:i w:val="0"/>
+          <w:color w:val="000000"/>
+          <w:sz w:val="24"/>
+        </w:rPr>
+        <w:t xml:space="preserve">n </w:t>
       </w:r>
       <w:r>
         <w:rPr>
@@ -883,7 +934,7 @@
           <w:sz w:val="24"/>
           <w:u w:val="single"/>
         </w:rPr>
-        <w:hyperlink r:id="rId13" w:history="1">
+        <w:hyperlink r:id="rId15" w:history="1">
           <w:r>
             <w:rPr>
               <w:rStyle w:val="Hyperlink"/>
@@ -1310,42 +1361,13 @@
       </w:r>
       <w:r>
         <w:rPr>
-          <w:u w:val="single" w:color="0000ff"/>
           <w:rFonts w:ascii="Charis SIL Regular" w:hAnsi="Charis SIL Regular" w:eastAsia="Charis SIL Regular"/>
           <w:b w:val="0"/>
           <w:i w:val="0"/>
           <w:color w:val="000000"/>
           <w:sz w:val="24"/>
         </w:rPr>
-        <w:t>v</w:t>
-      </w:r>
-      <w:r>
-        <w:rPr>
-          <w:u w:val="single" w:color="0000ff"/>
-          <w:rFonts w:ascii="Charis SIL Regular" w:hAnsi="Charis SIL Regular" w:eastAsia="Charis SIL Regular"/>
-          <w:b w:val="0"/>
-          <w:i w:val="0"/>
-          <w:color w:val="000000"/>
-          <w:sz w:val="24"/>
-        </w:rPr>
-        <w:hyperlink r:id="rId16" w:history="1">
-          <w:r>
-            <w:rPr>
-              <w:rStyle w:val="Hyperlink"/>
-            </w:rPr>
-            <w:t>oorw</w:t>
-          </w:r>
-        </w:hyperlink>
-      </w:r>
-      <w:r>
-        <w:rPr>
-          <w:rFonts w:ascii="Charis SIL Regular" w:hAnsi="Charis SIL Regular" w:eastAsia="Charis SIL Regular"/>
-          <w:b w:val="0"/>
-          <w:i w:val="0"/>
-          <w:color w:val="000000"/>
-          <w:sz w:val="24"/>
-        </w:rPr>
-        <w:t xml:space="preserve">erpen, vooral uit </w:t>
+        <w:t xml:space="preserve">voorwerpen, vooral uit </w:t>
       </w:r>
       <w:r>
         <w:rPr>
@@ -3932,7 +3954,7 @@
           <w:sz w:val="24"/>
           <w:u w:val="single"/>
         </w:rPr>
-        <w:hyperlink r:id="rId27" w:history="1">
+        <w:hyperlink r:id="rId28" w:history="1">
           <w:r>
             <w:rPr>
               <w:rStyle w:val="Hyperlink"/>
@@ -3950,7 +3972,7 @@
           <w:sz w:val="24"/>
           <w:u w:val="single"/>
         </w:rPr>
-        <w:hyperlink r:id="rId27" w:history="1">
+        <w:hyperlink r:id="rId28" w:history="1">
           <w:r>
             <w:rPr>
               <w:rStyle w:val="Hyperlink"/>
@@ -3979,7 +4001,7 @@
           <w:sz w:val="24"/>
           <w:u w:val="single"/>
         </w:rPr>
-        <w:hyperlink r:id="rId27" w:history="1">
+        <w:hyperlink r:id="rId28" w:history="1">
           <w:r>
             <w:rPr>
               <w:rStyle w:val="Hyperlink"/>

--- a/EXPORTS/DOCX/published/niveau2/Dutch/Trade.docx
+++ b/EXPORTS/DOCX/published/niveau2/Dutch/Trade.docx
@@ -852,7 +852,7 @@
           <w:sz w:val="24"/>
           <w:u w:val="single"/>
         </w:rPr>
-        <w:hyperlink r:id="rId13" w:history="1">
+        <w:hyperlink r:id="rId14" w:history="1">
           <w:r>
             <w:rPr>
               <w:rStyle w:val="Hyperlink"/>
@@ -917,13 +917,32 @@
       </w:r>
       <w:r>
         <w:rPr>
+          <w:u w:val="single" w:color="0000ff"/>
           <w:rFonts w:ascii="Charis SIL Regular" w:hAnsi="Charis SIL Regular" w:eastAsia="Charis SIL Regular"/>
           <w:b w:val="0"/>
           <w:i w:val="0"/>
           <w:color w:val="000000"/>
           <w:sz w:val="24"/>
         </w:rPr>
-        <w:t xml:space="preserve">n </w:t>
+        <w:hyperlink r:id="rId13" w:history="1">
+          <w:r>
+            <w:rPr>
+              <w:rStyle w:val="Hyperlink"/>
+            </w:rPr>
+            <w:t>n</w:t>
+          </w:r>
+        </w:hyperlink>
+      </w:r>
+      <w:r>
+        <w:rPr>
+          <w:u w:val="single" w:color="0000ff"/>
+          <w:rFonts w:ascii="Charis SIL Regular" w:hAnsi="Charis SIL Regular" w:eastAsia="Charis SIL Regular"/>
+          <w:b w:val="0"/>
+          <w:i w:val="0"/>
+          <w:color w:val="000000"/>
+          <w:sz w:val="24"/>
+        </w:rPr>
+        <w:t xml:space="preserve"> </w:t>
       </w:r>
       <w:r>
         <w:rPr>
@@ -934,7 +953,7 @@
           <w:sz w:val="24"/>
           <w:u w:val="single"/>
         </w:rPr>
-        <w:hyperlink r:id="rId15" w:history="1">
+        <w:hyperlink r:id="rId13" w:history="1">
           <w:r>
             <w:rPr>
               <w:rStyle w:val="Hyperlink"/>
@@ -1206,14 +1225,7 @@
           <w:color w:val="000000"/>
           <w:sz w:val="24"/>
         </w:rPr>
-        <w:hyperlink r:id="rId16" w:history="1">
-          <w:r>
-            <w:rPr>
-              <w:rStyle w:val="Hyperlink"/>
-            </w:rPr>
-            <w:t xml:space="preserve">n </w:t>
-          </w:r>
-        </w:hyperlink>
+        <w:t xml:space="preserve">n </w:t>
       </w:r>
       <w:r>
         <w:rPr>
@@ -1224,7 +1236,7 @@
           <w:sz w:val="24"/>
           <w:u w:val="single"/>
         </w:rPr>
-        <w:hyperlink r:id="rId16" w:history="1">
+        <w:hyperlink r:id="rId17" w:history="1">
           <w:r>
             <w:rPr>
               <w:rStyle w:val="Hyperlink"/>
@@ -1242,7 +1254,7 @@
           <w:sz w:val="24"/>
           <w:u w:val="single"/>
         </w:rPr>
-        <w:hyperlink r:id="rId16" w:history="1">
+        <w:hyperlink r:id="rId17" w:history="1">
           <w:r>
             <w:rPr>
               <w:rStyle w:val="Hyperlink"/>
@@ -1367,7 +1379,35 @@
           <w:color w:val="000000"/>
           <w:sz w:val="24"/>
         </w:rPr>
-        <w:t xml:space="preserve">voorwerpen, vooral uit </w:t>
+        <w:t>v</w:t>
+      </w:r>
+      <w:r>
+        <w:rPr>
+          <w:u w:val="single" w:color="0000ff"/>
+          <w:rFonts w:ascii="Charis SIL Regular" w:hAnsi="Charis SIL Regular" w:eastAsia="Charis SIL Regular"/>
+          <w:b w:val="0"/>
+          <w:i w:val="0"/>
+          <w:color w:val="000000"/>
+          <w:sz w:val="24"/>
+        </w:rPr>
+        <w:hyperlink r:id="rId16" w:history="1">
+          <w:r>
+            <w:rPr>
+              <w:rStyle w:val="Hyperlink"/>
+            </w:rPr>
+            <w:t>oorw</w:t>
+          </w:r>
+        </w:hyperlink>
+      </w:r>
+      <w:r>
+        <w:rPr>
+          <w:rFonts w:ascii="Charis SIL Regular" w:hAnsi="Charis SIL Regular" w:eastAsia="Charis SIL Regular"/>
+          <w:b w:val="0"/>
+          <w:i w:val="0"/>
+          <w:color w:val="000000"/>
+          <w:sz w:val="24"/>
+        </w:rPr>
+        <w:t xml:space="preserve">erpen, vooral uit </w:t>
       </w:r>
       <w:r>
         <w:rPr>
@@ -1417,31 +1457,13 @@
       </w:r>
       <w:r>
         <w:rPr>
-          <w:u w:val="single" w:color="0000ff"/>
           <w:rFonts w:ascii="Charis SIL Regular" w:hAnsi="Charis SIL Regular" w:eastAsia="Charis SIL Regular"/>
           <w:b w:val="0"/>
           <w:i w:val="0"/>
           <w:color w:val="000000"/>
           <w:sz w:val="24"/>
         </w:rPr>
-        <w:hyperlink r:id="rId17" w:history="1">
-          <w:r>
-            <w:rPr>
-              <w:rStyle w:val="Hyperlink"/>
-            </w:rPr>
-            <w:t>dit be</w:t>
-          </w:r>
-        </w:hyperlink>
-      </w:r>
-      <w:r>
-        <w:rPr>
-          <w:rFonts w:ascii="Charis SIL Regular" w:hAnsi="Charis SIL Regular" w:eastAsia="Charis SIL Regular"/>
-          <w:b w:val="0"/>
-          <w:i w:val="0"/>
-          <w:color w:val="000000"/>
-          <w:sz w:val="24"/>
-        </w:rPr>
-        <w:t>drijf verbonden waren aan Nederlandse musea gescho</w:t>
+        <w:t>dit bedrijf verbonden waren aan Nederlandse musea gescho</w:t>
       </w:r>
       <w:r>
         <w:rPr>
@@ -3954,7 +3976,7 @@
           <w:sz w:val="24"/>
           <w:u w:val="single"/>
         </w:rPr>
-        <w:hyperlink r:id="rId28" w:history="1">
+        <w:hyperlink r:id="rId27" w:history="1">
           <w:r>
             <w:rPr>
               <w:rStyle w:val="Hyperlink"/>
@@ -3972,7 +3994,7 @@
           <w:sz w:val="24"/>
           <w:u w:val="single"/>
         </w:rPr>
-        <w:hyperlink r:id="rId28" w:history="1">
+        <w:hyperlink r:id="rId27" w:history="1">
           <w:r>
             <w:rPr>
               <w:rStyle w:val="Hyperlink"/>

--- a/EXPORTS/DOCX/published/niveau2/Dutch/Trade.docx
+++ b/EXPORTS/DOCX/published/niveau2/Dutch/Trade.docx
@@ -446,14 +446,7 @@
           <w:sz w:val="24"/>
           <w:u w:val="single"/>
         </w:rPr>
-        <w:hyperlink r:id="rId12" w:history="1">
-          <w:r>
-            <w:rPr>
-              <w:rStyle w:val="Hyperlink"/>
-            </w:rPr>
-            <w:t>Fr</w:t>
-          </w:r>
-        </w:hyperlink>
+        <w:t>Fr</w:t>
       </w:r>
       <w:r>
         <w:rPr>
@@ -586,7 +579,35 @@
           <w:color w:val="000000"/>
           <w:sz w:val="24"/>
         </w:rPr>
-        <w:t xml:space="preserve"> (1876-1961) en </w:t>
+        <w:t xml:space="preserve"> (1876-</w:t>
+      </w:r>
+      <w:r>
+        <w:rPr>
+          <w:u w:val="single" w:color="0000ff"/>
+          <w:rFonts w:ascii="Charis SIL Regular" w:hAnsi="Charis SIL Regular" w:eastAsia="Charis SIL Regular"/>
+          <w:b w:val="0"/>
+          <w:i w:val="0"/>
+          <w:color w:val="000000"/>
+          <w:sz w:val="24"/>
+        </w:rPr>
+        <w:hyperlink r:id="rId11" w:history="1">
+          <w:r>
+            <w:rPr>
+              <w:rStyle w:val="Hyperlink"/>
+            </w:rPr>
+            <w:t>1961) e</w:t>
+          </w:r>
+        </w:hyperlink>
+      </w:r>
+      <w:r>
+        <w:rPr>
+          <w:rFonts w:ascii="Charis SIL Regular" w:hAnsi="Charis SIL Regular" w:eastAsia="Charis SIL Regular"/>
+          <w:b w:val="0"/>
+          <w:i w:val="0"/>
+          <w:color w:val="000000"/>
+          <w:sz w:val="24"/>
+        </w:rPr>
+        <w:t xml:space="preserve">n </w:t>
       </w:r>
       <w:r>
         <w:rPr>
@@ -686,68 +707,7 @@
           <w:color w:val="000000"/>
           <w:sz w:val="24"/>
         </w:rPr>
-        <w:hyperlink r:id="rId12" w:history="1">
-          <w:r>
-            <w:rPr>
-              <w:rStyle w:val="Hyperlink"/>
-            </w:rPr>
-            <w:t xml:space="preserve">aren de </w:t>
-          </w:r>
-        </w:hyperlink>
-      </w:r>
-      <w:r>
-        <w:rPr>
-          <w:u w:val="single" w:color="0000ff"/>
-          <w:rFonts w:ascii="Charis SIL Regular" w:hAnsi="Charis SIL Regular" w:eastAsia="Charis SIL Regular"/>
-          <w:b w:val="0"/>
-          <w:i w:val="0"/>
-          <w:color w:val="000000"/>
-          <w:sz w:val="24"/>
-        </w:rPr>
-        <w:hyperlink r:id="rId12" w:history="1">
-          <w:r>
-            <w:rPr>
-              <w:rStyle w:val="Hyperlink"/>
-            </w:rPr>
-            <w:t>winkel</w:t>
-          </w:r>
-        </w:hyperlink>
-      </w:r>
-      <w:r>
-        <w:rPr>
-          <w:u w:val="single" w:color="0000ff"/>
-          <w:rFonts w:ascii="Charis SIL Regular" w:hAnsi="Charis SIL Regular" w:eastAsia="Charis SIL Regular"/>
-          <w:b w:val="0"/>
-          <w:i w:val="0"/>
-          <w:color w:val="000000"/>
-          <w:sz w:val="24"/>
-        </w:rPr>
-        <w:hyperlink r:id="rId12" w:history="1">
-          <w:r>
-            <w:rPr>
-              <w:rStyle w:val="Hyperlink"/>
-            </w:rPr>
-            <w:t>s</w:t>
-          </w:r>
-        </w:hyperlink>
-      </w:r>
-      <w:r>
-        <w:rPr>
-          <w:u w:val="single" w:color="0000ff"/>
-          <w:rFonts w:ascii="Charis SIL Regular" w:hAnsi="Charis SIL Regular" w:eastAsia="Charis SIL Regular"/>
-          <w:b w:val="0"/>
-          <w:i w:val="0"/>
-          <w:color w:val="000000"/>
-          <w:sz w:val="24"/>
-        </w:rPr>
-        <w:hyperlink r:id="rId12" w:history="1">
-          <w:r>
-            <w:rPr>
-              <w:rStyle w:val="Hyperlink"/>
-            </w:rPr>
-            <w:t xml:space="preserve"> d</w:t>
-          </w:r>
-        </w:hyperlink>
+        <w:t>aren de winkels d</w:t>
       </w:r>
       <w:r>
         <w:rPr>
@@ -776,7 +736,7 @@
           <w:sz w:val="24"/>
           <w:u w:val="single"/>
         </w:rPr>
-        <w:hyperlink r:id="rId14" w:history="1">
+        <w:hyperlink r:id="rId12" w:history="1">
           <w:r>
             <w:rPr>
               <w:rStyle w:val="Hyperlink"/>
@@ -870,7 +830,7 @@
           <w:sz w:val="24"/>
           <w:u w:val="single"/>
         </w:rPr>
-        <w:hyperlink r:id="rId13" w:history="1">
+        <w:hyperlink r:id="rId14" w:history="1">
           <w:r>
             <w:rPr>
               <w:rStyle w:val="Hyperlink"/>
@@ -888,7 +848,7 @@
           <w:sz w:val="24"/>
           <w:u w:val="single"/>
         </w:rPr>
-        <w:hyperlink r:id="rId13" w:history="1">
+        <w:hyperlink r:id="rId14" w:history="1">
           <w:r>
             <w:rPr>
               <w:rStyle w:val="Hyperlink"/>
@@ -899,50 +859,13 @@
       </w:r>
       <w:r>
         <w:rPr>
-          <w:u w:val="single" w:color="0000ff"/>
           <w:rFonts w:ascii="Charis SIL Regular" w:hAnsi="Charis SIL Regular" w:eastAsia="Charis SIL Regular"/>
           <w:b w:val="0"/>
           <w:i w:val="0"/>
           <w:color w:val="000000"/>
           <w:sz w:val="24"/>
         </w:rPr>
-        <w:hyperlink r:id="rId13" w:history="1">
-          <w:r>
-            <w:rPr>
-              <w:rStyle w:val="Hyperlink"/>
-            </w:rPr>
-            <w:t xml:space="preserve"> e</w:t>
-          </w:r>
-        </w:hyperlink>
-      </w:r>
-      <w:r>
-        <w:rPr>
-          <w:u w:val="single" w:color="0000ff"/>
-          <w:rFonts w:ascii="Charis SIL Regular" w:hAnsi="Charis SIL Regular" w:eastAsia="Charis SIL Regular"/>
-          <w:b w:val="0"/>
-          <w:i w:val="0"/>
-          <w:color w:val="000000"/>
-          <w:sz w:val="24"/>
-        </w:rPr>
-        <w:hyperlink r:id="rId13" w:history="1">
-          <w:r>
-            <w:rPr>
-              <w:rStyle w:val="Hyperlink"/>
-            </w:rPr>
-            <w:t>n</w:t>
-          </w:r>
-        </w:hyperlink>
-      </w:r>
-      <w:r>
-        <w:rPr>
-          <w:u w:val="single" w:color="0000ff"/>
-          <w:rFonts w:ascii="Charis SIL Regular" w:hAnsi="Charis SIL Regular" w:eastAsia="Charis SIL Regular"/>
-          <w:b w:val="0"/>
-          <w:i w:val="0"/>
-          <w:color w:val="000000"/>
-          <w:sz w:val="24"/>
-        </w:rPr>
-        <w:t xml:space="preserve"> </w:t>
+        <w:t xml:space="preserve"> en </w:t>
       </w:r>
       <w:r>
         <w:rPr>
@@ -953,7 +876,7 @@
           <w:sz w:val="24"/>
           <w:u w:val="single"/>
         </w:rPr>
-        <w:hyperlink r:id="rId13" w:history="1">
+        <w:hyperlink r:id="rId15" w:history="1">
           <w:r>
             <w:rPr>
               <w:rStyle w:val="Hyperlink"/>
@@ -1214,18 +1137,7 @@
           <w:color w:val="000000"/>
           <w:sz w:val="24"/>
         </w:rPr>
-        <w:t xml:space="preserve"> (NAHV, 1880-1982) die handel dreef i</w:t>
-      </w:r>
-      <w:r>
-        <w:rPr>
-          <w:u w:val="single" w:color="0000ff"/>
-          <w:rFonts w:ascii="Charis SIL Regular" w:hAnsi="Charis SIL Regular" w:eastAsia="Charis SIL Regular"/>
-          <w:b w:val="0"/>
-          <w:i w:val="0"/>
-          <w:color w:val="000000"/>
-          <w:sz w:val="24"/>
-        </w:rPr>
-        <w:t xml:space="preserve">n </w:t>
+        <w:t xml:space="preserve"> (NAHV, 1880-1982) die handel dreef in </w:t>
       </w:r>
       <w:r>
         <w:rPr>
@@ -1236,14 +1148,7 @@
           <w:sz w:val="24"/>
           <w:u w:val="single"/>
         </w:rPr>
-        <w:hyperlink r:id="rId17" w:history="1">
-          <w:r>
-            <w:rPr>
-              <w:rStyle w:val="Hyperlink"/>
-            </w:rPr>
-            <w:t>Centr</w:t>
-          </w:r>
-        </w:hyperlink>
+        <w:t>Centr</w:t>
       </w:r>
       <w:r>
         <w:rPr>
@@ -1254,7 +1159,7 @@
           <w:sz w:val="24"/>
           <w:u w:val="single"/>
         </w:rPr>
-        <w:hyperlink r:id="rId17" w:history="1">
+        <w:hyperlink r:id="rId16" w:history="1">
           <w:r>
             <w:rPr>
               <w:rStyle w:val="Hyperlink"/>
@@ -1290,7 +1195,7 @@
           <w:sz w:val="24"/>
           <w:u w:val="single"/>
         </w:rPr>
-        <w:hyperlink r:id="rId17" w:history="1">
+        <w:hyperlink r:id="rId16" w:history="1">
           <w:r>
             <w:rPr>
               <w:rStyle w:val="Hyperlink"/>
@@ -1373,6 +1278,7 @@
       </w:r>
       <w:r>
         <w:rPr>
+          <w:u w:val="single" w:color="0000ff"/>
           <w:rFonts w:ascii="Charis SIL Regular" w:hAnsi="Charis SIL Regular" w:eastAsia="Charis SIL Regular"/>
           <w:b w:val="0"/>
           <w:i w:val="0"/>
@@ -1457,13 +1363,31 @@
       </w:r>
       <w:r>
         <w:rPr>
+          <w:u w:val="single" w:color="0000ff"/>
           <w:rFonts w:ascii="Charis SIL Regular" w:hAnsi="Charis SIL Regular" w:eastAsia="Charis SIL Regular"/>
           <w:b w:val="0"/>
           <w:i w:val="0"/>
           <w:color w:val="000000"/>
           <w:sz w:val="24"/>
         </w:rPr>
-        <w:t>dit bedrijf verbonden waren aan Nederlandse musea gescho</w:t>
+        <w:hyperlink r:id="rId17" w:history="1">
+          <w:r>
+            <w:rPr>
+              <w:rStyle w:val="Hyperlink"/>
+            </w:rPr>
+            <w:t>dit be</w:t>
+          </w:r>
+        </w:hyperlink>
+      </w:r>
+      <w:r>
+        <w:rPr>
+          <w:rFonts w:ascii="Charis SIL Regular" w:hAnsi="Charis SIL Regular" w:eastAsia="Charis SIL Regular"/>
+          <w:b w:val="0"/>
+          <w:i w:val="0"/>
+          <w:color w:val="000000"/>
+          <w:sz w:val="24"/>
+        </w:rPr>
+        <w:t>drijf verbonden waren aan Nederlandse musea gescho</w:t>
       </w:r>
       <w:r>
         <w:rPr>

--- a/EXPORTS/DOCX/published/niveau2/Dutch/Trade.docx
+++ b/EXPORTS/DOCX/published/niveau2/Dutch/Trade.docx
@@ -444,9 +444,15 @@
           <w:i w:val="0"/>
           <w:color w:val="0000FF"/>
           <w:sz w:val="24"/>
-          <w:u w:val="single"/>
         </w:rPr>
-        <w:t>Fr</w:t>
+        <w:hyperlink r:id="rId12" w:history="1">
+          <w:r>
+            <w:rPr>
+              <w:rStyle w:val="Hyperlink"/>
+            </w:rPr>
+            <w:t>Fr</w:t>
+          </w:r>
+        </w:hyperlink>
       </w:r>
       <w:r>
         <w:rPr>
@@ -696,36 +702,7 @@
           <w:color w:val="000000"/>
           <w:sz w:val="24"/>
         </w:rPr>
-        <w:t>(1918-1974). In Den Haag w</w:t>
-      </w:r>
-      <w:r>
-        <w:rPr>
-          <w:u w:val="single" w:color="0000ff"/>
-          <w:rFonts w:ascii="Charis SIL Regular" w:hAnsi="Charis SIL Regular" w:eastAsia="Charis SIL Regular"/>
-          <w:b w:val="0"/>
-          <w:i w:val="0"/>
-          <w:color w:val="000000"/>
-          <w:sz w:val="24"/>
-        </w:rPr>
-        <w:t>aren de winkels d</w:t>
-      </w:r>
-      <w:r>
-        <w:rPr>
-          <w:u w:val="single" w:color="0000ff"/>
-          <w:rFonts w:ascii="Charis SIL Regular" w:hAnsi="Charis SIL Regular" w:eastAsia="Charis SIL Regular"/>
-          <w:b w:val="0"/>
-          <w:i w:val="0"/>
-          <w:color w:val="000000"/>
-          <w:sz w:val="24"/>
-        </w:rPr>
-        <w:hyperlink r:id="rId12" w:history="1">
-          <w:r>
-            <w:rPr>
-              <w:rStyle w:val="Hyperlink"/>
-            </w:rPr>
-            <w:t xml:space="preserve">e </w:t>
-          </w:r>
-        </w:hyperlink>
+        <w:t xml:space="preserve">(1918-1974). In Den Haag waren de winkels de </w:t>
       </w:r>
       <w:r>
         <w:rPr>
@@ -736,7 +713,7 @@
           <w:sz w:val="24"/>
           <w:u w:val="single"/>
         </w:rPr>
-        <w:hyperlink r:id="rId12" w:history="1">
+        <w:hyperlink r:id="rId14" w:history="1">
           <w:r>
             <w:rPr>
               <w:rStyle w:val="Hyperlink"/>
@@ -812,7 +789,7 @@
           <w:sz w:val="24"/>
           <w:u w:val="single"/>
         </w:rPr>
-        <w:hyperlink r:id="rId14" w:history="1">
+        <w:hyperlink r:id="rId13" w:history="1">
           <w:r>
             <w:rPr>
               <w:rStyle w:val="Hyperlink"/>
@@ -830,7 +807,7 @@
           <w:sz w:val="24"/>
           <w:u w:val="single"/>
         </w:rPr>
-        <w:hyperlink r:id="rId14" w:history="1">
+        <w:hyperlink r:id="rId13" w:history="1">
           <w:r>
             <w:rPr>
               <w:rStyle w:val="Hyperlink"/>
@@ -848,7 +825,7 @@
           <w:sz w:val="24"/>
           <w:u w:val="single"/>
         </w:rPr>
-        <w:hyperlink r:id="rId14" w:history="1">
+        <w:hyperlink r:id="rId13" w:history="1">
           <w:r>
             <w:rPr>
               <w:rStyle w:val="Hyperlink"/>
@@ -859,13 +836,50 @@
       </w:r>
       <w:r>
         <w:rPr>
+          <w:u w:val="single" w:color="0000ff"/>
           <w:rFonts w:ascii="Charis SIL Regular" w:hAnsi="Charis SIL Regular" w:eastAsia="Charis SIL Regular"/>
           <w:b w:val="0"/>
           <w:i w:val="0"/>
           <w:color w:val="000000"/>
           <w:sz w:val="24"/>
         </w:rPr>
-        <w:t xml:space="preserve"> en </w:t>
+        <w:hyperlink r:id="rId13" w:history="1">
+          <w:r>
+            <w:rPr>
+              <w:rStyle w:val="Hyperlink"/>
+            </w:rPr>
+            <w:t xml:space="preserve"> e</w:t>
+          </w:r>
+        </w:hyperlink>
+      </w:r>
+      <w:r>
+        <w:rPr>
+          <w:u w:val="single" w:color="0000ff"/>
+          <w:rFonts w:ascii="Charis SIL Regular" w:hAnsi="Charis SIL Regular" w:eastAsia="Charis SIL Regular"/>
+          <w:b w:val="0"/>
+          <w:i w:val="0"/>
+          <w:color w:val="000000"/>
+          <w:sz w:val="24"/>
+        </w:rPr>
+        <w:hyperlink r:id="rId13" w:history="1">
+          <w:r>
+            <w:rPr>
+              <w:rStyle w:val="Hyperlink"/>
+            </w:rPr>
+            <w:t>n</w:t>
+          </w:r>
+        </w:hyperlink>
+      </w:r>
+      <w:r>
+        <w:rPr>
+          <w:u w:val="single" w:color="0000ff"/>
+          <w:rFonts w:ascii="Charis SIL Regular" w:hAnsi="Charis SIL Regular" w:eastAsia="Charis SIL Regular"/>
+          <w:b w:val="0"/>
+          <w:i w:val="0"/>
+          <w:color w:val="000000"/>
+          <w:sz w:val="24"/>
+        </w:rPr>
+        <w:t xml:space="preserve"> </w:t>
       </w:r>
       <w:r>
         <w:rPr>
@@ -876,7 +890,7 @@
           <w:sz w:val="24"/>
           <w:u w:val="single"/>
         </w:rPr>
-        <w:hyperlink r:id="rId15" w:history="1">
+        <w:hyperlink r:id="rId13" w:history="1">
           <w:r>
             <w:rPr>
               <w:rStyle w:val="Hyperlink"/>
@@ -1148,7 +1162,14 @@
           <w:sz w:val="24"/>
           <w:u w:val="single"/>
         </w:rPr>
-        <w:t>Centr</w:t>
+        <w:hyperlink r:id="rId17" w:history="1">
+          <w:r>
+            <w:rPr>
+              <w:rStyle w:val="Hyperlink"/>
+            </w:rPr>
+            <w:t>Centr</w:t>
+          </w:r>
+        </w:hyperlink>
       </w:r>
       <w:r>
         <w:rPr>
@@ -1159,7 +1180,7 @@
           <w:sz w:val="24"/>
           <w:u w:val="single"/>
         </w:rPr>
-        <w:hyperlink r:id="rId16" w:history="1">
+        <w:hyperlink r:id="rId17" w:history="1">
           <w:r>
             <w:rPr>
               <w:rStyle w:val="Hyperlink"/>
@@ -1195,7 +1216,7 @@
           <w:sz w:val="24"/>
           <w:u w:val="single"/>
         </w:rPr>
-        <w:hyperlink r:id="rId16" w:history="1">
+        <w:hyperlink r:id="rId17" w:history="1">
           <w:r>
             <w:rPr>
               <w:rStyle w:val="Hyperlink"/>
@@ -3947,7 +3968,7 @@
           <w:sz w:val="24"/>
           <w:u w:val="single"/>
         </w:rPr>
-        <w:hyperlink r:id="rId28" w:history="1">
+        <w:hyperlink r:id="rId27" w:history="1">
           <w:r>
             <w:rPr>
               <w:rStyle w:val="Hyperlink"/>

--- a/EXPORTS/DOCX/published/niveau2/Dutch/Trade.docx
+++ b/EXPORTS/DOCX/published/niveau2/Dutch/Trade.docx
@@ -371,71 +371,7 @@
           <w:color w:val="000000"/>
           <w:sz w:val="24"/>
         </w:rPr>
-        <w:t>Amster</w:t>
-      </w:r>
-      <w:r>
-        <w:rPr>
-          <w:u w:val="single" w:color="0000ff"/>
-          <w:rFonts w:ascii="Charis SIL Regular" w:hAnsi="Charis SIL Regular" w:eastAsia="Charis SIL Regular"/>
-          <w:b w:val="0"/>
-          <w:i w:val="0"/>
-          <w:color w:val="000000"/>
-          <w:sz w:val="24"/>
-        </w:rPr>
-        <w:hyperlink r:id="rId9" w:history="1">
-          <w:r>
-            <w:rPr>
-              <w:rStyle w:val="Hyperlink"/>
-            </w:rPr>
-            <w:t>dam</w:t>
-          </w:r>
-        </w:hyperlink>
-      </w:r>
-      <w:r>
-        <w:rPr>
-          <w:u w:val="single" w:color="0000ff"/>
-          <w:rFonts w:ascii="Charis SIL Regular" w:hAnsi="Charis SIL Regular" w:eastAsia="Charis SIL Regular"/>
-          <w:b w:val="0"/>
-          <w:i w:val="0"/>
-          <w:color w:val="000000"/>
-          <w:sz w:val="24"/>
-        </w:rPr>
-        <w:hyperlink r:id="rId9" w:history="1">
-          <w:r>
-            <w:rPr>
-              <w:rStyle w:val="Hyperlink"/>
-            </w:rPr>
-            <w:t>s</w:t>
-          </w:r>
-        </w:hyperlink>
-      </w:r>
-      <w:r>
-        <w:rPr>
-          <w:u w:val="single" w:color="0000ff"/>
-          <w:rFonts w:ascii="Charis SIL Regular" w:hAnsi="Charis SIL Regular" w:eastAsia="Charis SIL Regular"/>
-          <w:b w:val="0"/>
-          <w:i w:val="0"/>
-          <w:color w:val="000000"/>
-          <w:sz w:val="24"/>
-        </w:rPr>
-        <w:hyperlink r:id="rId9" w:history="1">
-          <w:r>
-            <w:rPr>
-              <w:rStyle w:val="Hyperlink"/>
-            </w:rPr>
-            <w:t>e ve</w:t>
-          </w:r>
-        </w:hyperlink>
-      </w:r>
-      <w:r>
-        <w:rPr>
-          <w:rFonts w:ascii="Charis SIL Regular" w:hAnsi="Charis SIL Regular" w:eastAsia="Charis SIL Regular"/>
-          <w:b w:val="0"/>
-          <w:i w:val="0"/>
-          <w:color w:val="000000"/>
-          <w:sz w:val="24"/>
-        </w:rPr>
-        <w:t xml:space="preserve">ilinghuizen </w:t>
+        <w:t xml:space="preserve">Amsterdamse veilinghuizen </w:t>
       </w:r>
       <w:r>
         <w:rPr>
@@ -444,6 +380,7 @@
           <w:i w:val="0"/>
           <w:color w:val="0000FF"/>
           <w:sz w:val="24"/>
+          <w:u w:val="single"/>
         </w:rPr>
         <w:hyperlink r:id="rId12" w:history="1">
           <w:r>
@@ -492,7 +429,7 @@
           <w:sz w:val="24"/>
           <w:u w:val="single"/>
         </w:rPr>
-        <w:hyperlink r:id="rId10" w:history="1">
+        <w:hyperlink r:id="rId12" w:history="1">
           <w:r>
             <w:rPr>
               <w:rStyle w:val="Hyperlink"/>
@@ -702,7 +639,97 @@
           <w:color w:val="000000"/>
           <w:sz w:val="24"/>
         </w:rPr>
-        <w:t xml:space="preserve">(1918-1974). In Den Haag waren de winkels de </w:t>
+        <w:t>(1918-1974). In Den Haag w</w:t>
+      </w:r>
+      <w:r>
+        <w:rPr>
+          <w:u w:val="single" w:color="0000ff"/>
+          <w:rFonts w:ascii="Charis SIL Regular" w:hAnsi="Charis SIL Regular" w:eastAsia="Charis SIL Regular"/>
+          <w:b w:val="0"/>
+          <w:i w:val="0"/>
+          <w:color w:val="000000"/>
+          <w:sz w:val="24"/>
+        </w:rPr>
+        <w:hyperlink r:id="rId12" w:history="1">
+          <w:r>
+            <w:rPr>
+              <w:rStyle w:val="Hyperlink"/>
+            </w:rPr>
+            <w:t xml:space="preserve">aren de </w:t>
+          </w:r>
+        </w:hyperlink>
+      </w:r>
+      <w:r>
+        <w:rPr>
+          <w:u w:val="single" w:color="0000ff"/>
+          <w:rFonts w:ascii="Charis SIL Regular" w:hAnsi="Charis SIL Regular" w:eastAsia="Charis SIL Regular"/>
+          <w:b w:val="0"/>
+          <w:i w:val="0"/>
+          <w:color w:val="000000"/>
+          <w:sz w:val="24"/>
+        </w:rPr>
+        <w:hyperlink r:id="rId12" w:history="1">
+          <w:r>
+            <w:rPr>
+              <w:rStyle w:val="Hyperlink"/>
+            </w:rPr>
+            <w:t>winkel</w:t>
+          </w:r>
+        </w:hyperlink>
+      </w:r>
+      <w:r>
+        <w:rPr>
+          <w:u w:val="single" w:color="0000ff"/>
+          <w:rFonts w:ascii="Charis SIL Regular" w:hAnsi="Charis SIL Regular" w:eastAsia="Charis SIL Regular"/>
+          <w:b w:val="0"/>
+          <w:i w:val="0"/>
+          <w:color w:val="000000"/>
+          <w:sz w:val="24"/>
+        </w:rPr>
+        <w:hyperlink r:id="rId12" w:history="1">
+          <w:r>
+            <w:rPr>
+              <w:rStyle w:val="Hyperlink"/>
+            </w:rPr>
+            <w:t>s</w:t>
+          </w:r>
+        </w:hyperlink>
+      </w:r>
+      <w:r>
+        <w:rPr>
+          <w:u w:val="single" w:color="0000ff"/>
+          <w:rFonts w:ascii="Charis SIL Regular" w:hAnsi="Charis SIL Regular" w:eastAsia="Charis SIL Regular"/>
+          <w:b w:val="0"/>
+          <w:i w:val="0"/>
+          <w:color w:val="000000"/>
+          <w:sz w:val="24"/>
+        </w:rPr>
+        <w:hyperlink r:id="rId12" w:history="1">
+          <w:r>
+            <w:rPr>
+              <w:rStyle w:val="Hyperlink"/>
+            </w:rPr>
+            <w:t xml:space="preserve"> d</w:t>
+          </w:r>
+        </w:hyperlink>
+      </w:r>
+      <w:r>
+        <w:rPr>
+          <w:u w:val="single" w:color="0000ff"/>
+          <w:rFonts w:ascii="Charis SIL Regular" w:hAnsi="Charis SIL Regular" w:eastAsia="Charis SIL Regular"/>
+          <w:b w:val="0"/>
+          <w:i w:val="0"/>
+          <w:color w:val="000000"/>
+          <w:sz w:val="24"/>
+        </w:rPr>
+        <w:hyperlink r:id="rId12" w:history="1">
+          <w:r>
+            <w:rPr>
+              <w:rStyle w:val="Hyperlink"/>
+            </w:rPr>
+            <w:t xml:space="preserve">e </w:t>
+          </w:r>
+        </w:hyperlink>
       </w:r>
       <w:r>
         <w:rPr>
@@ -713,7 +740,7 @@
           <w:sz w:val="24"/>
           <w:u w:val="single"/>
         </w:rPr>
-        <w:hyperlink r:id="rId14" w:history="1">
+        <w:hyperlink r:id="rId12" w:history="1">
           <w:r>
             <w:rPr>
               <w:rStyle w:val="Hyperlink"/>
@@ -807,7 +834,7 @@
           <w:sz w:val="24"/>
           <w:u w:val="single"/>
         </w:rPr>
-        <w:hyperlink r:id="rId13" w:history="1">
+        <w:hyperlink r:id="rId14" w:history="1">
           <w:r>
             <w:rPr>
               <w:rStyle w:val="Hyperlink"/>
@@ -825,7 +852,7 @@
           <w:sz w:val="24"/>
           <w:u w:val="single"/>
         </w:rPr>
-        <w:hyperlink r:id="rId13" w:history="1">
+        <w:hyperlink r:id="rId14" w:history="1">
           <w:r>
             <w:rPr>
               <w:rStyle w:val="Hyperlink"/>
@@ -1180,7 +1207,7 @@
           <w:sz w:val="24"/>
           <w:u w:val="single"/>
         </w:rPr>
-        <w:hyperlink r:id="rId17" w:history="1">
+        <w:hyperlink r:id="rId16" w:history="1">
           <w:r>
             <w:rPr>
               <w:rStyle w:val="Hyperlink"/>
@@ -1216,7 +1243,7 @@
           <w:sz w:val="24"/>
           <w:u w:val="single"/>
         </w:rPr>
-        <w:hyperlink r:id="rId17" w:history="1">
+        <w:hyperlink r:id="rId16" w:history="1">
           <w:r>
             <w:rPr>
               <w:rStyle w:val="Hyperlink"/>
@@ -1227,86 +1254,13 @@
       </w:r>
       <w:r>
         <w:rPr>
-          <w:u w:val="single" w:color="0000ff"/>
           <w:rFonts w:ascii="Charis SIL Regular" w:hAnsi="Charis SIL Regular" w:eastAsia="Charis SIL Regular"/>
           <w:b w:val="0"/>
           <w:i w:val="0"/>
           <w:color w:val="000000"/>
           <w:sz w:val="24"/>
         </w:rPr>
-        <w:hyperlink r:id="rId16" w:history="1">
-          <w:r>
-            <w:rPr>
-              <w:rStyle w:val="Hyperlink"/>
-            </w:rPr>
-            <w:t>. Een g</w:t>
-          </w:r>
-        </w:hyperlink>
-      </w:r>
-      <w:r>
-        <w:rPr>
-          <w:u w:val="single" w:color="0000ff"/>
-          <w:rFonts w:ascii="Charis SIL Regular" w:hAnsi="Charis SIL Regular" w:eastAsia="Charis SIL Regular"/>
-          <w:b w:val="0"/>
-          <w:i w:val="0"/>
-          <w:color w:val="000000"/>
-          <w:sz w:val="24"/>
-        </w:rPr>
-        <w:hyperlink r:id="rId16" w:history="1">
-          <w:r>
-            <w:rPr>
-              <w:rStyle w:val="Hyperlink"/>
-            </w:rPr>
-            <w:t>r</w:t>
-          </w:r>
-        </w:hyperlink>
-      </w:r>
-      <w:r>
-        <w:rPr>
-          <w:u w:val="single" w:color="0000ff"/>
-          <w:rFonts w:ascii="Charis SIL Regular" w:hAnsi="Charis SIL Regular" w:eastAsia="Charis SIL Regular"/>
-          <w:b w:val="0"/>
-          <w:i w:val="0"/>
-          <w:color w:val="000000"/>
-          <w:sz w:val="24"/>
-        </w:rPr>
-        <w:hyperlink r:id="rId16" w:history="1">
-          <w:r>
-            <w:rPr>
-              <w:rStyle w:val="Hyperlink"/>
-            </w:rPr>
-            <w:t>oot aant</w:t>
-          </w:r>
-        </w:hyperlink>
-      </w:r>
-      <w:r>
-        <w:rPr>
-          <w:u w:val="single" w:color="0000ff"/>
-          <w:rFonts w:ascii="Charis SIL Regular" w:hAnsi="Charis SIL Regular" w:eastAsia="Charis SIL Regular"/>
-          <w:b w:val="0"/>
-          <w:i w:val="0"/>
-          <w:color w:val="000000"/>
-          <w:sz w:val="24"/>
-        </w:rPr>
-        <w:hyperlink r:id="rId16" w:history="1">
-          <w:r>
-            <w:rPr>
-              <w:rStyle w:val="Hyperlink"/>
-            </w:rPr>
-            <w:t xml:space="preserve">al Afrikaanse </w:t>
-          </w:r>
-        </w:hyperlink>
-      </w:r>
-      <w:r>
-        <w:rPr>
-          <w:u w:val="single" w:color="0000ff"/>
-          <w:rFonts w:ascii="Charis SIL Regular" w:hAnsi="Charis SIL Regular" w:eastAsia="Charis SIL Regular"/>
-          <w:b w:val="0"/>
-          <w:i w:val="0"/>
-          <w:color w:val="000000"/>
-          <w:sz w:val="24"/>
-        </w:rPr>
-        <w:t>v</w:t>
+        <w:t>. Een groot aantal Afrikaanse v</w:t>
       </w:r>
       <w:r>
         <w:rPr>
@@ -1810,35 +1764,7 @@
           <w:color w:val="000000"/>
           <w:sz w:val="24"/>
         </w:rPr>
-        <w:t>medewerkers in dienst die inlichtin</w:t>
-      </w:r>
-      <w:r>
-        <w:rPr>
-          <w:u w:val="single" w:color="0000ff"/>
-          <w:rFonts w:ascii="Charis SIL Regular" w:hAnsi="Charis SIL Regular" w:eastAsia="Charis SIL Regular"/>
-          <w:b w:val="0"/>
-          <w:i w:val="0"/>
-          <w:color w:val="000000"/>
-          <w:sz w:val="24"/>
-        </w:rPr>
-        <w:hyperlink r:id="rId19" w:history="1">
-          <w:r>
-            <w:rPr>
-              <w:rStyle w:val="Hyperlink"/>
-            </w:rPr>
-            <w:t>gen verst</w:t>
-          </w:r>
-        </w:hyperlink>
-      </w:r>
-      <w:r>
-        <w:rPr>
-          <w:rFonts w:ascii="Charis SIL Regular" w:hAnsi="Charis SIL Regular" w:eastAsia="Charis SIL Regular"/>
-          <w:b w:val="0"/>
-          <w:i w:val="0"/>
-          <w:color w:val="000000"/>
-          <w:sz w:val="24"/>
-        </w:rPr>
-        <w:t>rek</w:t>
+        <w:t>medewerkers in dienst die inlichtingen verstrek</w:t>
       </w:r>
       <w:r>
         <w:rPr>
@@ -3968,7 +3894,7 @@
           <w:sz w:val="24"/>
           <w:u w:val="single"/>
         </w:rPr>
-        <w:hyperlink r:id="rId27" w:history="1">
+        <w:hyperlink r:id="rId28" w:history="1">
           <w:r>
             <w:rPr>
               <w:rStyle w:val="Hyperlink"/>

--- a/EXPORTS/DOCX/published/niveau2/Dutch/Trade.docx
+++ b/EXPORTS/DOCX/published/niveau2/Dutch/Trade.docx
@@ -371,7 +371,71 @@
           <w:color w:val="000000"/>
           <w:sz w:val="24"/>
         </w:rPr>
-        <w:t xml:space="preserve">Amsterdamse veilinghuizen </w:t>
+        <w:t>Amster</w:t>
+      </w:r>
+      <w:r>
+        <w:rPr>
+          <w:u w:val="single" w:color="0000ff"/>
+          <w:rFonts w:ascii="Charis SIL Regular" w:hAnsi="Charis SIL Regular" w:eastAsia="Charis SIL Regular"/>
+          <w:b w:val="0"/>
+          <w:i w:val="0"/>
+          <w:color w:val="000000"/>
+          <w:sz w:val="24"/>
+        </w:rPr>
+        <w:hyperlink r:id="rId9" w:history="1">
+          <w:r>
+            <w:rPr>
+              <w:rStyle w:val="Hyperlink"/>
+            </w:rPr>
+            <w:t>dam</w:t>
+          </w:r>
+        </w:hyperlink>
+      </w:r>
+      <w:r>
+        <w:rPr>
+          <w:u w:val="single" w:color="0000ff"/>
+          <w:rFonts w:ascii="Charis SIL Regular" w:hAnsi="Charis SIL Regular" w:eastAsia="Charis SIL Regular"/>
+          <w:b w:val="0"/>
+          <w:i w:val="0"/>
+          <w:color w:val="000000"/>
+          <w:sz w:val="24"/>
+        </w:rPr>
+        <w:hyperlink r:id="rId9" w:history="1">
+          <w:r>
+            <w:rPr>
+              <w:rStyle w:val="Hyperlink"/>
+            </w:rPr>
+            <w:t>s</w:t>
+          </w:r>
+        </w:hyperlink>
+      </w:r>
+      <w:r>
+        <w:rPr>
+          <w:u w:val="single" w:color="0000ff"/>
+          <w:rFonts w:ascii="Charis SIL Regular" w:hAnsi="Charis SIL Regular" w:eastAsia="Charis SIL Regular"/>
+          <w:b w:val="0"/>
+          <w:i w:val="0"/>
+          <w:color w:val="000000"/>
+          <w:sz w:val="24"/>
+        </w:rPr>
+        <w:hyperlink r:id="rId9" w:history="1">
+          <w:r>
+            <w:rPr>
+              <w:rStyle w:val="Hyperlink"/>
+            </w:rPr>
+            <w:t>e ve</w:t>
+          </w:r>
+        </w:hyperlink>
+      </w:r>
+      <w:r>
+        <w:rPr>
+          <w:rFonts w:ascii="Charis SIL Regular" w:hAnsi="Charis SIL Regular" w:eastAsia="Charis SIL Regular"/>
+          <w:b w:val="0"/>
+          <w:i w:val="0"/>
+          <w:color w:val="000000"/>
+          <w:sz w:val="24"/>
+        </w:rPr>
+        <w:t xml:space="preserve">ilinghuizen </w:t>
       </w:r>
       <w:r>
         <w:rPr>
@@ -380,7 +444,6 @@
           <w:i w:val="0"/>
           <w:color w:val="0000FF"/>
           <w:sz w:val="24"/>
-          <w:u w:val="single"/>
         </w:rPr>
         <w:hyperlink r:id="rId12" w:history="1">
           <w:r>
@@ -429,7 +492,7 @@
           <w:sz w:val="24"/>
           <w:u w:val="single"/>
         </w:rPr>
-        <w:hyperlink r:id="rId12" w:history="1">
+        <w:hyperlink r:id="rId10" w:history="1">
           <w:r>
             <w:rPr>
               <w:rStyle w:val="Hyperlink"/>
@@ -639,83 +702,10 @@
           <w:color w:val="000000"/>
           <w:sz w:val="24"/>
         </w:rPr>
-        <w:t>(1918-1974). In Den Haag w</w:t>
+        <w:t>(1918-1974). In Den Haag waren de winkels d</w:t>
       </w:r>
       <w:r>
         <w:rPr>
-          <w:u w:val="single" w:color="0000ff"/>
-          <w:rFonts w:ascii="Charis SIL Regular" w:hAnsi="Charis SIL Regular" w:eastAsia="Charis SIL Regular"/>
-          <w:b w:val="0"/>
-          <w:i w:val="0"/>
-          <w:color w:val="000000"/>
-          <w:sz w:val="24"/>
-        </w:rPr>
-        <w:hyperlink r:id="rId12" w:history="1">
-          <w:r>
-            <w:rPr>
-              <w:rStyle w:val="Hyperlink"/>
-            </w:rPr>
-            <w:t xml:space="preserve">aren de </w:t>
-          </w:r>
-        </w:hyperlink>
-      </w:r>
-      <w:r>
-        <w:rPr>
-          <w:u w:val="single" w:color="0000ff"/>
-          <w:rFonts w:ascii="Charis SIL Regular" w:hAnsi="Charis SIL Regular" w:eastAsia="Charis SIL Regular"/>
-          <w:b w:val="0"/>
-          <w:i w:val="0"/>
-          <w:color w:val="000000"/>
-          <w:sz w:val="24"/>
-        </w:rPr>
-        <w:hyperlink r:id="rId12" w:history="1">
-          <w:r>
-            <w:rPr>
-              <w:rStyle w:val="Hyperlink"/>
-            </w:rPr>
-            <w:t>winkel</w:t>
-          </w:r>
-        </w:hyperlink>
-      </w:r>
-      <w:r>
-        <w:rPr>
-          <w:u w:val="single" w:color="0000ff"/>
-          <w:rFonts w:ascii="Charis SIL Regular" w:hAnsi="Charis SIL Regular" w:eastAsia="Charis SIL Regular"/>
-          <w:b w:val="0"/>
-          <w:i w:val="0"/>
-          <w:color w:val="000000"/>
-          <w:sz w:val="24"/>
-        </w:rPr>
-        <w:hyperlink r:id="rId12" w:history="1">
-          <w:r>
-            <w:rPr>
-              <w:rStyle w:val="Hyperlink"/>
-            </w:rPr>
-            <w:t>s</w:t>
-          </w:r>
-        </w:hyperlink>
-      </w:r>
-      <w:r>
-        <w:rPr>
-          <w:u w:val="single" w:color="0000ff"/>
-          <w:rFonts w:ascii="Charis SIL Regular" w:hAnsi="Charis SIL Regular" w:eastAsia="Charis SIL Regular"/>
-          <w:b w:val="0"/>
-          <w:i w:val="0"/>
-          <w:color w:val="000000"/>
-          <w:sz w:val="24"/>
-        </w:rPr>
-        <w:hyperlink r:id="rId12" w:history="1">
-          <w:r>
-            <w:rPr>
-              <w:rStyle w:val="Hyperlink"/>
-            </w:rPr>
-            <w:t xml:space="preserve"> d</w:t>
-          </w:r>
-        </w:hyperlink>
-      </w:r>
-      <w:r>
-        <w:rPr>
-          <w:u w:val="single" w:color="0000ff"/>
           <w:rFonts w:ascii="Charis SIL Regular" w:hAnsi="Charis SIL Regular" w:eastAsia="Charis SIL Regular"/>
           <w:b w:val="0"/>
           <w:i w:val="0"/>
@@ -834,7 +824,7 @@
           <w:sz w:val="24"/>
           <w:u w:val="single"/>
         </w:rPr>
-        <w:hyperlink r:id="rId14" w:history="1">
+        <w:hyperlink r:id="rId13" w:history="1">
           <w:r>
             <w:rPr>
               <w:rStyle w:val="Hyperlink"/>
@@ -852,7 +842,7 @@
           <w:sz w:val="24"/>
           <w:u w:val="single"/>
         </w:rPr>
-        <w:hyperlink r:id="rId14" w:history="1">
+        <w:hyperlink r:id="rId13" w:history="1">
           <w:r>
             <w:rPr>
               <w:rStyle w:val="Hyperlink"/>
@@ -1178,7 +1168,25 @@
           <w:color w:val="000000"/>
           <w:sz w:val="24"/>
         </w:rPr>
-        <w:t xml:space="preserve"> (NAHV, 1880-1982) die handel dreef in </w:t>
+        <w:t xml:space="preserve"> (NAHV, 1880-1982) die handel dreef i</w:t>
+      </w:r>
+      <w:r>
+        <w:rPr>
+          <w:u w:val="single" w:color="0000ff"/>
+          <w:rFonts w:ascii="Charis SIL Regular" w:hAnsi="Charis SIL Regular" w:eastAsia="Charis SIL Regular"/>
+          <w:b w:val="0"/>
+          <w:i w:val="0"/>
+          <w:color w:val="000000"/>
+          <w:sz w:val="24"/>
+        </w:rPr>
+        <w:hyperlink r:id="rId16" w:history="1">
+          <w:r>
+            <w:rPr>
+              <w:rStyle w:val="Hyperlink"/>
+            </w:rPr>
+            <w:t xml:space="preserve">n </w:t>
+          </w:r>
+        </w:hyperlink>
       </w:r>
       <w:r>
         <w:rPr>
@@ -1189,7 +1197,7 @@
           <w:sz w:val="24"/>
           <w:u w:val="single"/>
         </w:rPr>
-        <w:hyperlink r:id="rId17" w:history="1">
+        <w:hyperlink r:id="rId16" w:history="1">
           <w:r>
             <w:rPr>
               <w:rStyle w:val="Hyperlink"/>
@@ -1260,35 +1268,7 @@
           <w:color w:val="000000"/>
           <w:sz w:val="24"/>
         </w:rPr>
-        <w:t>. Een groot aantal Afrikaanse v</w:t>
-      </w:r>
-      <w:r>
-        <w:rPr>
-          <w:u w:val="single" w:color="0000ff"/>
-          <w:rFonts w:ascii="Charis SIL Regular" w:hAnsi="Charis SIL Regular" w:eastAsia="Charis SIL Regular"/>
-          <w:b w:val="0"/>
-          <w:i w:val="0"/>
-          <w:color w:val="000000"/>
-          <w:sz w:val="24"/>
-        </w:rPr>
-        <w:hyperlink r:id="rId16" w:history="1">
-          <w:r>
-            <w:rPr>
-              <w:rStyle w:val="Hyperlink"/>
-            </w:rPr>
-            <w:t>oorw</w:t>
-          </w:r>
-        </w:hyperlink>
-      </w:r>
-      <w:r>
-        <w:rPr>
-          <w:rFonts w:ascii="Charis SIL Regular" w:hAnsi="Charis SIL Regular" w:eastAsia="Charis SIL Regular"/>
-          <w:b w:val="0"/>
-          <w:i w:val="0"/>
-          <w:color w:val="000000"/>
-          <w:sz w:val="24"/>
-        </w:rPr>
-        <w:t xml:space="preserve">erpen, vooral uit </w:t>
+        <w:t xml:space="preserve">. Een groot aantal Afrikaanse voorwerpen, vooral uit </w:t>
       </w:r>
       <w:r>
         <w:rPr>
@@ -1764,7 +1744,35 @@
           <w:color w:val="000000"/>
           <w:sz w:val="24"/>
         </w:rPr>
-        <w:t>medewerkers in dienst die inlichtingen verstrek</w:t>
+        <w:t>medewerkers in dienst die inlichtin</w:t>
+      </w:r>
+      <w:r>
+        <w:rPr>
+          <w:u w:val="single" w:color="0000ff"/>
+          <w:rFonts w:ascii="Charis SIL Regular" w:hAnsi="Charis SIL Regular" w:eastAsia="Charis SIL Regular"/>
+          <w:b w:val="0"/>
+          <w:i w:val="0"/>
+          <w:color w:val="000000"/>
+          <w:sz w:val="24"/>
+        </w:rPr>
+        <w:hyperlink r:id="rId19" w:history="1">
+          <w:r>
+            <w:rPr>
+              <w:rStyle w:val="Hyperlink"/>
+            </w:rPr>
+            <w:t>gen verst</w:t>
+          </w:r>
+        </w:hyperlink>
+      </w:r>
+      <w:r>
+        <w:rPr>
+          <w:rFonts w:ascii="Charis SIL Regular" w:hAnsi="Charis SIL Regular" w:eastAsia="Charis SIL Regular"/>
+          <w:b w:val="0"/>
+          <w:i w:val="0"/>
+          <w:color w:val="000000"/>
+          <w:sz w:val="24"/>
+        </w:rPr>
+        <w:t>rek</w:t>
       </w:r>
       <w:r>
         <w:rPr>

--- a/EXPORTS/DOCX/published/niveau2/Dutch/Trade.docx
+++ b/EXPORTS/DOCX/published/niveau2/Dutch/Trade.docx
@@ -444,6 +444,7 @@
           <w:i w:val="0"/>
           <w:color w:val="0000FF"/>
           <w:sz w:val="24"/>
+          <w:u w:val="single"/>
         </w:rPr>
         <w:hyperlink r:id="rId12" w:history="1">
           <w:r>
@@ -463,7 +464,7 @@
           <w:sz w:val="24"/>
           <w:u w:val="single"/>
         </w:rPr>
-        <w:hyperlink r:id="rId10" w:history="1">
+        <w:hyperlink r:id="rId12" w:history="1">
           <w:r>
             <w:rPr>
               <w:rStyle w:val="Hyperlink"/>
@@ -492,7 +493,7 @@
           <w:sz w:val="24"/>
           <w:u w:val="single"/>
         </w:rPr>
-        <w:hyperlink r:id="rId10" w:history="1">
+        <w:hyperlink r:id="rId12" w:history="1">
           <w:r>
             <w:rPr>
               <w:rStyle w:val="Hyperlink"/>
@@ -702,10 +703,83 @@
           <w:color w:val="000000"/>
           <w:sz w:val="24"/>
         </w:rPr>
-        <w:t>(1918-1974). In Den Haag waren de winkels d</w:t>
+        <w:t>(1918-1974). In Den Haag w</w:t>
       </w:r>
       <w:r>
         <w:rPr>
+          <w:u w:val="single" w:color="0000ff"/>
+          <w:rFonts w:ascii="Charis SIL Regular" w:hAnsi="Charis SIL Regular" w:eastAsia="Charis SIL Regular"/>
+          <w:b w:val="0"/>
+          <w:i w:val="0"/>
+          <w:color w:val="000000"/>
+          <w:sz w:val="24"/>
+        </w:rPr>
+        <w:hyperlink r:id="rId12" w:history="1">
+          <w:r>
+            <w:rPr>
+              <w:rStyle w:val="Hyperlink"/>
+            </w:rPr>
+            <w:t xml:space="preserve">aren de </w:t>
+          </w:r>
+        </w:hyperlink>
+      </w:r>
+      <w:r>
+        <w:rPr>
+          <w:u w:val="single" w:color="0000ff"/>
+          <w:rFonts w:ascii="Charis SIL Regular" w:hAnsi="Charis SIL Regular" w:eastAsia="Charis SIL Regular"/>
+          <w:b w:val="0"/>
+          <w:i w:val="0"/>
+          <w:color w:val="000000"/>
+          <w:sz w:val="24"/>
+        </w:rPr>
+        <w:hyperlink r:id="rId12" w:history="1">
+          <w:r>
+            <w:rPr>
+              <w:rStyle w:val="Hyperlink"/>
+            </w:rPr>
+            <w:t>winkel</w:t>
+          </w:r>
+        </w:hyperlink>
+      </w:r>
+      <w:r>
+        <w:rPr>
+          <w:u w:val="single" w:color="0000ff"/>
+          <w:rFonts w:ascii="Charis SIL Regular" w:hAnsi="Charis SIL Regular" w:eastAsia="Charis SIL Regular"/>
+          <w:b w:val="0"/>
+          <w:i w:val="0"/>
+          <w:color w:val="000000"/>
+          <w:sz w:val="24"/>
+        </w:rPr>
+        <w:hyperlink r:id="rId12" w:history="1">
+          <w:r>
+            <w:rPr>
+              <w:rStyle w:val="Hyperlink"/>
+            </w:rPr>
+            <w:t>s</w:t>
+          </w:r>
+        </w:hyperlink>
+      </w:r>
+      <w:r>
+        <w:rPr>
+          <w:u w:val="single" w:color="0000ff"/>
+          <w:rFonts w:ascii="Charis SIL Regular" w:hAnsi="Charis SIL Regular" w:eastAsia="Charis SIL Regular"/>
+          <w:b w:val="0"/>
+          <w:i w:val="0"/>
+          <w:color w:val="000000"/>
+          <w:sz w:val="24"/>
+        </w:rPr>
+        <w:hyperlink r:id="rId12" w:history="1">
+          <w:r>
+            <w:rPr>
+              <w:rStyle w:val="Hyperlink"/>
+            </w:rPr>
+            <w:t xml:space="preserve"> d</w:t>
+          </w:r>
+        </w:hyperlink>
+      </w:r>
+      <w:r>
+        <w:rPr>
+          <w:u w:val="single" w:color="0000ff"/>
           <w:rFonts w:ascii="Charis SIL Regular" w:hAnsi="Charis SIL Regular" w:eastAsia="Charis SIL Regular"/>
           <w:b w:val="0"/>
           <w:i w:val="0"/>
@@ -775,7 +849,6 @@
           <w:i w:val="0"/>
           <w:color w:val="0000FF"/>
           <w:sz w:val="24"/>
-          <w:u w:val="single"/>
         </w:rPr>
         <w:hyperlink r:id="rId14" w:history="1">
           <w:r>
@@ -806,7 +879,7 @@
           <w:sz w:val="24"/>
           <w:u w:val="single"/>
         </w:rPr>
-        <w:hyperlink r:id="rId13" w:history="1">
+        <w:hyperlink r:id="rId14" w:history="1">
           <w:r>
             <w:rPr>
               <w:rStyle w:val="Hyperlink"/>
@@ -824,7 +897,7 @@
           <w:sz w:val="24"/>
           <w:u w:val="single"/>
         </w:rPr>
-        <w:hyperlink r:id="rId13" w:history="1">
+        <w:hyperlink r:id="rId14" w:history="1">
           <w:r>
             <w:rPr>
               <w:rStyle w:val="Hyperlink"/>
@@ -842,7 +915,7 @@
           <w:sz w:val="24"/>
           <w:u w:val="single"/>
         </w:rPr>
-        <w:hyperlink r:id="rId13" w:history="1">
+        <w:hyperlink r:id="rId14" w:history="1">
           <w:r>
             <w:rPr>
               <w:rStyle w:val="Hyperlink"/>
@@ -853,50 +926,13 @@
       </w:r>
       <w:r>
         <w:rPr>
-          <w:u w:val="single" w:color="0000ff"/>
           <w:rFonts w:ascii="Charis SIL Regular" w:hAnsi="Charis SIL Regular" w:eastAsia="Charis SIL Regular"/>
           <w:b w:val="0"/>
           <w:i w:val="0"/>
           <w:color w:val="000000"/>
           <w:sz w:val="24"/>
         </w:rPr>
-        <w:hyperlink r:id="rId13" w:history="1">
-          <w:r>
-            <w:rPr>
-              <w:rStyle w:val="Hyperlink"/>
-            </w:rPr>
-            <w:t xml:space="preserve"> e</w:t>
-          </w:r>
-        </w:hyperlink>
-      </w:r>
-      <w:r>
-        <w:rPr>
-          <w:u w:val="single" w:color="0000ff"/>
-          <w:rFonts w:ascii="Charis SIL Regular" w:hAnsi="Charis SIL Regular" w:eastAsia="Charis SIL Regular"/>
-          <w:b w:val="0"/>
-          <w:i w:val="0"/>
-          <w:color w:val="000000"/>
-          <w:sz w:val="24"/>
-        </w:rPr>
-        <w:hyperlink r:id="rId13" w:history="1">
-          <w:r>
-            <w:rPr>
-              <w:rStyle w:val="Hyperlink"/>
-            </w:rPr>
-            <w:t>n</w:t>
-          </w:r>
-        </w:hyperlink>
-      </w:r>
-      <w:r>
-        <w:rPr>
-          <w:u w:val="single" w:color="0000ff"/>
-          <w:rFonts w:ascii="Charis SIL Regular" w:hAnsi="Charis SIL Regular" w:eastAsia="Charis SIL Regular"/>
-          <w:b w:val="0"/>
-          <w:i w:val="0"/>
-          <w:color w:val="000000"/>
-          <w:sz w:val="24"/>
-        </w:rPr>
-        <w:t xml:space="preserve"> </w:t>
+        <w:t xml:space="preserve"> en </w:t>
       </w:r>
       <w:r>
         <w:rPr>
@@ -907,7 +943,7 @@
           <w:sz w:val="24"/>
           <w:u w:val="single"/>
         </w:rPr>
-        <w:hyperlink r:id="rId13" w:history="1">
+        <w:hyperlink r:id="rId15" w:history="1">
           <w:r>
             <w:rPr>
               <w:rStyle w:val="Hyperlink"/>
@@ -1168,25 +1204,7 @@
           <w:color w:val="000000"/>
           <w:sz w:val="24"/>
         </w:rPr>
-        <w:t xml:space="preserve"> (NAHV, 1880-1982) die handel dreef i</w:t>
-      </w:r>
-      <w:r>
-        <w:rPr>
-          <w:u w:val="single" w:color="0000ff"/>
-          <w:rFonts w:ascii="Charis SIL Regular" w:hAnsi="Charis SIL Regular" w:eastAsia="Charis SIL Regular"/>
-          <w:b w:val="0"/>
-          <w:i w:val="0"/>
-          <w:color w:val="000000"/>
-          <w:sz w:val="24"/>
-        </w:rPr>
-        <w:hyperlink r:id="rId16" w:history="1">
-          <w:r>
-            <w:rPr>
-              <w:rStyle w:val="Hyperlink"/>
-            </w:rPr>
-            <w:t xml:space="preserve">n </w:t>
-          </w:r>
-        </w:hyperlink>
+        <w:t xml:space="preserve"> (NAHV, 1880-1982) die handel dreef in </w:t>
       </w:r>
       <w:r>
         <w:rPr>
@@ -1251,7 +1269,7 @@
           <w:sz w:val="24"/>
           <w:u w:val="single"/>
         </w:rPr>
-        <w:hyperlink r:id="rId16" w:history="1">
+        <w:hyperlink r:id="rId17" w:history="1">
           <w:r>
             <w:rPr>
               <w:rStyle w:val="Hyperlink"/>
@@ -1262,13 +1280,114 @@
       </w:r>
       <w:r>
         <w:rPr>
+          <w:u w:val="single" w:color="0000ff"/>
           <w:rFonts w:ascii="Charis SIL Regular" w:hAnsi="Charis SIL Regular" w:eastAsia="Charis SIL Regular"/>
           <w:b w:val="0"/>
           <w:i w:val="0"/>
           <w:color w:val="000000"/>
           <w:sz w:val="24"/>
         </w:rPr>
-        <w:t xml:space="preserve">. Een groot aantal Afrikaanse voorwerpen, vooral uit </w:t>
+        <w:hyperlink r:id="rId16" w:history="1">
+          <w:r>
+            <w:rPr>
+              <w:rStyle w:val="Hyperlink"/>
+            </w:rPr>
+            <w:t>. Een g</w:t>
+          </w:r>
+        </w:hyperlink>
+      </w:r>
+      <w:r>
+        <w:rPr>
+          <w:u w:val="single" w:color="0000ff"/>
+          <w:rFonts w:ascii="Charis SIL Regular" w:hAnsi="Charis SIL Regular" w:eastAsia="Charis SIL Regular"/>
+          <w:b w:val="0"/>
+          <w:i w:val="0"/>
+          <w:color w:val="000000"/>
+          <w:sz w:val="24"/>
+        </w:rPr>
+        <w:hyperlink r:id="rId16" w:history="1">
+          <w:r>
+            <w:rPr>
+              <w:rStyle w:val="Hyperlink"/>
+            </w:rPr>
+            <w:t>r</w:t>
+          </w:r>
+        </w:hyperlink>
+      </w:r>
+      <w:r>
+        <w:rPr>
+          <w:u w:val="single" w:color="0000ff"/>
+          <w:rFonts w:ascii="Charis SIL Regular" w:hAnsi="Charis SIL Regular" w:eastAsia="Charis SIL Regular"/>
+          <w:b w:val="0"/>
+          <w:i w:val="0"/>
+          <w:color w:val="000000"/>
+          <w:sz w:val="24"/>
+        </w:rPr>
+        <w:hyperlink r:id="rId16" w:history="1">
+          <w:r>
+            <w:rPr>
+              <w:rStyle w:val="Hyperlink"/>
+            </w:rPr>
+            <w:t>oot aant</w:t>
+          </w:r>
+        </w:hyperlink>
+      </w:r>
+      <w:r>
+        <w:rPr>
+          <w:u w:val="single" w:color="0000ff"/>
+          <w:rFonts w:ascii="Charis SIL Regular" w:hAnsi="Charis SIL Regular" w:eastAsia="Charis SIL Regular"/>
+          <w:b w:val="0"/>
+          <w:i w:val="0"/>
+          <w:color w:val="000000"/>
+          <w:sz w:val="24"/>
+        </w:rPr>
+        <w:hyperlink r:id="rId16" w:history="1">
+          <w:r>
+            <w:rPr>
+              <w:rStyle w:val="Hyperlink"/>
+            </w:rPr>
+            <w:t xml:space="preserve">al Afrikaanse </w:t>
+          </w:r>
+        </w:hyperlink>
+      </w:r>
+      <w:r>
+        <w:rPr>
+          <w:u w:val="single" w:color="0000ff"/>
+          <w:rFonts w:ascii="Charis SIL Regular" w:hAnsi="Charis SIL Regular" w:eastAsia="Charis SIL Regular"/>
+          <w:b w:val="0"/>
+          <w:i w:val="0"/>
+          <w:color w:val="000000"/>
+          <w:sz w:val="24"/>
+        </w:rPr>
+        <w:t>v</w:t>
+      </w:r>
+      <w:r>
+        <w:rPr>
+          <w:u w:val="single" w:color="0000ff"/>
+          <w:rFonts w:ascii="Charis SIL Regular" w:hAnsi="Charis SIL Regular" w:eastAsia="Charis SIL Regular"/>
+          <w:b w:val="0"/>
+          <w:i w:val="0"/>
+          <w:color w:val="000000"/>
+          <w:sz w:val="24"/>
+        </w:rPr>
+        <w:hyperlink r:id="rId16" w:history="1">
+          <w:r>
+            <w:rPr>
+              <w:rStyle w:val="Hyperlink"/>
+            </w:rPr>
+            <w:t>oorw</w:t>
+          </w:r>
+        </w:hyperlink>
+      </w:r>
+      <w:r>
+        <w:rPr>
+          <w:rFonts w:ascii="Charis SIL Regular" w:hAnsi="Charis SIL Regular" w:eastAsia="Charis SIL Regular"/>
+          <w:b w:val="0"/>
+          <w:i w:val="0"/>
+          <w:color w:val="000000"/>
+          <w:sz w:val="24"/>
+        </w:rPr>
+        <w:t xml:space="preserve">erpen, vooral uit </w:t>
       </w:r>
       <w:r>
         <w:rPr>
@@ -3873,7 +3992,7 @@
           <w:sz w:val="24"/>
           <w:u w:val="single"/>
         </w:rPr>
-        <w:hyperlink r:id="rId27" w:history="1">
+        <w:hyperlink r:id="rId28" w:history="1">
           <w:r>
             <w:rPr>
               <w:rStyle w:val="Hyperlink"/>

--- a/EXPORTS/DOCX/published/niveau2/Dutch/Trade.docx
+++ b/EXPORTS/DOCX/published/niveau2/Dutch/Trade.docx
@@ -371,71 +371,7 @@
           <w:color w:val="000000"/>
           <w:sz w:val="24"/>
         </w:rPr>
-        <w:t>Amster</w:t>
-      </w:r>
-      <w:r>
-        <w:rPr>
-          <w:u w:val="single" w:color="0000ff"/>
-          <w:rFonts w:ascii="Charis SIL Regular" w:hAnsi="Charis SIL Regular" w:eastAsia="Charis SIL Regular"/>
-          <w:b w:val="0"/>
-          <w:i w:val="0"/>
-          <w:color w:val="000000"/>
-          <w:sz w:val="24"/>
-        </w:rPr>
-        <w:hyperlink r:id="rId9" w:history="1">
-          <w:r>
-            <w:rPr>
-              <w:rStyle w:val="Hyperlink"/>
-            </w:rPr>
-            <w:t>dam</w:t>
-          </w:r>
-        </w:hyperlink>
-      </w:r>
-      <w:r>
-        <w:rPr>
-          <w:u w:val="single" w:color="0000ff"/>
-          <w:rFonts w:ascii="Charis SIL Regular" w:hAnsi="Charis SIL Regular" w:eastAsia="Charis SIL Regular"/>
-          <w:b w:val="0"/>
-          <w:i w:val="0"/>
-          <w:color w:val="000000"/>
-          <w:sz w:val="24"/>
-        </w:rPr>
-        <w:hyperlink r:id="rId9" w:history="1">
-          <w:r>
-            <w:rPr>
-              <w:rStyle w:val="Hyperlink"/>
-            </w:rPr>
-            <w:t>s</w:t>
-          </w:r>
-        </w:hyperlink>
-      </w:r>
-      <w:r>
-        <w:rPr>
-          <w:u w:val="single" w:color="0000ff"/>
-          <w:rFonts w:ascii="Charis SIL Regular" w:hAnsi="Charis SIL Regular" w:eastAsia="Charis SIL Regular"/>
-          <w:b w:val="0"/>
-          <w:i w:val="0"/>
-          <w:color w:val="000000"/>
-          <w:sz w:val="24"/>
-        </w:rPr>
-        <w:hyperlink r:id="rId9" w:history="1">
-          <w:r>
-            <w:rPr>
-              <w:rStyle w:val="Hyperlink"/>
-            </w:rPr>
-            <w:t>e ve</w:t>
-          </w:r>
-        </w:hyperlink>
-      </w:r>
-      <w:r>
-        <w:rPr>
-          <w:rFonts w:ascii="Charis SIL Regular" w:hAnsi="Charis SIL Regular" w:eastAsia="Charis SIL Regular"/>
-          <w:b w:val="0"/>
-          <w:i w:val="0"/>
-          <w:color w:val="000000"/>
-          <w:sz w:val="24"/>
-        </w:rPr>
-        <w:t xml:space="preserve">ilinghuizen </w:t>
+        <w:t xml:space="preserve">Amsterdamse veilinghuizen </w:t>
       </w:r>
       <w:r>
         <w:rPr>
@@ -714,68 +650,7 @@
           <w:color w:val="000000"/>
           <w:sz w:val="24"/>
         </w:rPr>
-        <w:hyperlink r:id="rId12" w:history="1">
-          <w:r>
-            <w:rPr>
-              <w:rStyle w:val="Hyperlink"/>
-            </w:rPr>
-            <w:t xml:space="preserve">aren de </w:t>
-          </w:r>
-        </w:hyperlink>
-      </w:r>
-      <w:r>
-        <w:rPr>
-          <w:u w:val="single" w:color="0000ff"/>
-          <w:rFonts w:ascii="Charis SIL Regular" w:hAnsi="Charis SIL Regular" w:eastAsia="Charis SIL Regular"/>
-          <w:b w:val="0"/>
-          <w:i w:val="0"/>
-          <w:color w:val="000000"/>
-          <w:sz w:val="24"/>
-        </w:rPr>
-        <w:hyperlink r:id="rId12" w:history="1">
-          <w:r>
-            <w:rPr>
-              <w:rStyle w:val="Hyperlink"/>
-            </w:rPr>
-            <w:t>winkel</w:t>
-          </w:r>
-        </w:hyperlink>
-      </w:r>
-      <w:r>
-        <w:rPr>
-          <w:u w:val="single" w:color="0000ff"/>
-          <w:rFonts w:ascii="Charis SIL Regular" w:hAnsi="Charis SIL Regular" w:eastAsia="Charis SIL Regular"/>
-          <w:b w:val="0"/>
-          <w:i w:val="0"/>
-          <w:color w:val="000000"/>
-          <w:sz w:val="24"/>
-        </w:rPr>
-        <w:hyperlink r:id="rId12" w:history="1">
-          <w:r>
-            <w:rPr>
-              <w:rStyle w:val="Hyperlink"/>
-            </w:rPr>
-            <w:t>s</w:t>
-          </w:r>
-        </w:hyperlink>
-      </w:r>
-      <w:r>
-        <w:rPr>
-          <w:u w:val="single" w:color="0000ff"/>
-          <w:rFonts w:ascii="Charis SIL Regular" w:hAnsi="Charis SIL Regular" w:eastAsia="Charis SIL Regular"/>
-          <w:b w:val="0"/>
-          <w:i w:val="0"/>
-          <w:color w:val="000000"/>
-          <w:sz w:val="24"/>
-        </w:rPr>
-        <w:hyperlink r:id="rId12" w:history="1">
-          <w:r>
-            <w:rPr>
-              <w:rStyle w:val="Hyperlink"/>
-            </w:rPr>
-            <w:t xml:space="preserve"> d</w:t>
-          </w:r>
-        </w:hyperlink>
+        <w:t>aren de winkels d</w:t>
       </w:r>
       <w:r>
         <w:rPr>
@@ -879,7 +754,7 @@
           <w:sz w:val="24"/>
           <w:u w:val="single"/>
         </w:rPr>
-        <w:hyperlink r:id="rId14" w:history="1">
+        <w:hyperlink r:id="rId13" w:history="1">
           <w:r>
             <w:rPr>
               <w:rStyle w:val="Hyperlink"/>
@@ -915,7 +790,7 @@
           <w:sz w:val="24"/>
           <w:u w:val="single"/>
         </w:rPr>
-        <w:hyperlink r:id="rId14" w:history="1">
+        <w:hyperlink r:id="rId13" w:history="1">
           <w:r>
             <w:rPr>
               <w:rStyle w:val="Hyperlink"/>
@@ -943,7 +818,7 @@
           <w:sz w:val="24"/>
           <w:u w:val="single"/>
         </w:rPr>
-        <w:hyperlink r:id="rId15" w:history="1">
+        <w:hyperlink r:id="rId13" w:history="1">
           <w:r>
             <w:rPr>
               <w:rStyle w:val="Hyperlink"/>
@@ -1204,7 +1079,25 @@
           <w:color w:val="000000"/>
           <w:sz w:val="24"/>
         </w:rPr>
-        <w:t xml:space="preserve"> (NAHV, 1880-1982) die handel dreef in </w:t>
+        <w:t xml:space="preserve"> (NAHV, 1880-1982) die handel dreef i</w:t>
+      </w:r>
+      <w:r>
+        <w:rPr>
+          <w:u w:val="single" w:color="0000ff"/>
+          <w:rFonts w:ascii="Charis SIL Regular" w:hAnsi="Charis SIL Regular" w:eastAsia="Charis SIL Regular"/>
+          <w:b w:val="0"/>
+          <w:i w:val="0"/>
+          <w:color w:val="000000"/>
+          <w:sz w:val="24"/>
+        </w:rPr>
+        <w:hyperlink r:id="rId16" w:history="1">
+          <w:r>
+            <w:rPr>
+              <w:rStyle w:val="Hyperlink"/>
+            </w:rPr>
+            <w:t xml:space="preserve">n </w:t>
+          </w:r>
+        </w:hyperlink>
       </w:r>
       <w:r>
         <w:rPr>
@@ -1269,7 +1162,7 @@
           <w:sz w:val="24"/>
           <w:u w:val="single"/>
         </w:rPr>
-        <w:hyperlink r:id="rId17" w:history="1">
+        <w:hyperlink r:id="rId16" w:history="1">
           <w:r>
             <w:rPr>
               <w:rStyle w:val="Hyperlink"/>
@@ -3992,7 +3885,7 @@
           <w:sz w:val="24"/>
           <w:u w:val="single"/>
         </w:rPr>
-        <w:hyperlink r:id="rId28" w:history="1">
+        <w:hyperlink r:id="rId27" w:history="1">
           <w:r>
             <w:rPr>
               <w:rStyle w:val="Hyperlink"/>
@@ -4021,7 +3914,7 @@
           <w:sz w:val="24"/>
           <w:u w:val="single"/>
         </w:rPr>
-        <w:hyperlink r:id="rId28" w:history="1">
+        <w:hyperlink r:id="rId27" w:history="1">
           <w:r>
             <w:rPr>
               <w:rStyle w:val="Hyperlink"/>

--- a/EXPORTS/DOCX/published/niveau2/Dutch/Trade.docx
+++ b/EXPORTS/DOCX/published/niveau2/Dutch/Trade.docx
@@ -371,7 +371,71 @@
           <w:color w:val="000000"/>
           <w:sz w:val="24"/>
         </w:rPr>
-        <w:t xml:space="preserve">Amsterdamse veilinghuizen </w:t>
+        <w:t>Amster</w:t>
+      </w:r>
+      <w:r>
+        <w:rPr>
+          <w:u w:val="single" w:color="0000ff"/>
+          <w:rFonts w:ascii="Charis SIL Regular" w:hAnsi="Charis SIL Regular" w:eastAsia="Charis SIL Regular"/>
+          <w:b w:val="0"/>
+          <w:i w:val="0"/>
+          <w:color w:val="000000"/>
+          <w:sz w:val="24"/>
+        </w:rPr>
+        <w:hyperlink r:id="rId9" w:history="1">
+          <w:r>
+            <w:rPr>
+              <w:rStyle w:val="Hyperlink"/>
+            </w:rPr>
+            <w:t>dam</w:t>
+          </w:r>
+        </w:hyperlink>
+      </w:r>
+      <w:r>
+        <w:rPr>
+          <w:u w:val="single" w:color="0000ff"/>
+          <w:rFonts w:ascii="Charis SIL Regular" w:hAnsi="Charis SIL Regular" w:eastAsia="Charis SIL Regular"/>
+          <w:b w:val="0"/>
+          <w:i w:val="0"/>
+          <w:color w:val="000000"/>
+          <w:sz w:val="24"/>
+        </w:rPr>
+        <w:hyperlink r:id="rId9" w:history="1">
+          <w:r>
+            <w:rPr>
+              <w:rStyle w:val="Hyperlink"/>
+            </w:rPr>
+            <w:t>s</w:t>
+          </w:r>
+        </w:hyperlink>
+      </w:r>
+      <w:r>
+        <w:rPr>
+          <w:u w:val="single" w:color="0000ff"/>
+          <w:rFonts w:ascii="Charis SIL Regular" w:hAnsi="Charis SIL Regular" w:eastAsia="Charis SIL Regular"/>
+          <w:b w:val="0"/>
+          <w:i w:val="0"/>
+          <w:color w:val="000000"/>
+          <w:sz w:val="24"/>
+        </w:rPr>
+        <w:hyperlink r:id="rId9" w:history="1">
+          <w:r>
+            <w:rPr>
+              <w:rStyle w:val="Hyperlink"/>
+            </w:rPr>
+            <w:t>e ve</w:t>
+          </w:r>
+        </w:hyperlink>
+      </w:r>
+      <w:r>
+        <w:rPr>
+          <w:rFonts w:ascii="Charis SIL Regular" w:hAnsi="Charis SIL Regular" w:eastAsia="Charis SIL Regular"/>
+          <w:b w:val="0"/>
+          <w:i w:val="0"/>
+          <w:color w:val="000000"/>
+          <w:sz w:val="24"/>
+        </w:rPr>
+        <w:t xml:space="preserve">ilinghuizen </w:t>
       </w:r>
       <w:r>
         <w:rPr>
@@ -400,7 +464,7 @@
           <w:sz w:val="24"/>
           <w:u w:val="single"/>
         </w:rPr>
-        <w:hyperlink r:id="rId12" w:history="1">
+        <w:hyperlink r:id="rId10" w:history="1">
           <w:r>
             <w:rPr>
               <w:rStyle w:val="Hyperlink"/>
@@ -429,7 +493,7 @@
           <w:sz w:val="24"/>
           <w:u w:val="single"/>
         </w:rPr>
-        <w:hyperlink r:id="rId12" w:history="1">
+        <w:hyperlink r:id="rId10" w:history="1">
           <w:r>
             <w:rPr>
               <w:rStyle w:val="Hyperlink"/>
@@ -639,18 +703,7 @@
           <w:color w:val="000000"/>
           <w:sz w:val="24"/>
         </w:rPr>
-        <w:t>(1918-1974). In Den Haag w</w:t>
-      </w:r>
-      <w:r>
-        <w:rPr>
-          <w:u w:val="single" w:color="0000ff"/>
-          <w:rFonts w:ascii="Charis SIL Regular" w:hAnsi="Charis SIL Regular" w:eastAsia="Charis SIL Regular"/>
-          <w:b w:val="0"/>
-          <w:i w:val="0"/>
-          <w:color w:val="000000"/>
-          <w:sz w:val="24"/>
-        </w:rPr>
-        <w:t>aren de winkels d</w:t>
+        <w:t>(1918-1974). In Den Haag waren de winkels d</w:t>
       </w:r>
       <w:r>
         <w:rPr>
@@ -724,6 +777,7 @@
           <w:i w:val="0"/>
           <w:color w:val="0000FF"/>
           <w:sz w:val="24"/>
+          <w:u w:val="single"/>
         </w:rPr>
         <w:hyperlink r:id="rId14" w:history="1">
           <w:r>
@@ -754,7 +808,7 @@
           <w:sz w:val="24"/>
           <w:u w:val="single"/>
         </w:rPr>
-        <w:hyperlink r:id="rId13" w:history="1">
+        <w:hyperlink r:id="rId14" w:history="1">
           <w:r>
             <w:rPr>
               <w:rStyle w:val="Hyperlink"/>
@@ -790,12 +844,48 @@
           <w:sz w:val="24"/>
           <w:u w:val="single"/>
         </w:rPr>
+        <w:hyperlink r:id="rId14" w:history="1">
+          <w:r>
+            <w:rPr>
+              <w:rStyle w:val="Hyperlink"/>
+            </w:rPr>
+            <w:t>r</w:t>
+          </w:r>
+        </w:hyperlink>
+      </w:r>
+      <w:r>
+        <w:rPr>
+          <w:u w:val="single" w:color="0000ff"/>
+          <w:rFonts w:ascii="Charis SIL Regular" w:hAnsi="Charis SIL Regular" w:eastAsia="Charis SIL Regular"/>
+          <w:b w:val="0"/>
+          <w:i w:val="0"/>
+          <w:color w:val="000000"/>
+          <w:sz w:val="24"/>
+        </w:rPr>
         <w:hyperlink r:id="rId13" w:history="1">
           <w:r>
             <w:rPr>
               <w:rStyle w:val="Hyperlink"/>
             </w:rPr>
-            <w:t>r</w:t>
+            <w:t xml:space="preserve"> e</w:t>
+          </w:r>
+        </w:hyperlink>
+      </w:r>
+      <w:r>
+        <w:rPr>
+          <w:u w:val="single" w:color="0000ff"/>
+          <w:rFonts w:ascii="Charis SIL Regular" w:hAnsi="Charis SIL Regular" w:eastAsia="Charis SIL Regular"/>
+          <w:b w:val="0"/>
+          <w:i w:val="0"/>
+          <w:color w:val="000000"/>
+          <w:sz w:val="24"/>
+        </w:rPr>
+        <w:hyperlink r:id="rId13" w:history="1">
+          <w:r>
+            <w:rPr>
+              <w:rStyle w:val="Hyperlink"/>
+            </w:rPr>
+            <w:t>n</w:t>
           </w:r>
         </w:hyperlink>
       </w:r>
@@ -807,7 +897,7 @@
           <w:color w:val="000000"/>
           <w:sz w:val="24"/>
         </w:rPr>
-        <w:t xml:space="preserve"> en </w:t>
+        <w:t xml:space="preserve"> </w:t>
       </w:r>
       <w:r>
         <w:rPr>
@@ -1173,114 +1263,13 @@
       </w:r>
       <w:r>
         <w:rPr>
-          <w:u w:val="single" w:color="0000ff"/>
           <w:rFonts w:ascii="Charis SIL Regular" w:hAnsi="Charis SIL Regular" w:eastAsia="Charis SIL Regular"/>
           <w:b w:val="0"/>
           <w:i w:val="0"/>
           <w:color w:val="000000"/>
           <w:sz w:val="24"/>
         </w:rPr>
-        <w:hyperlink r:id="rId16" w:history="1">
-          <w:r>
-            <w:rPr>
-              <w:rStyle w:val="Hyperlink"/>
-            </w:rPr>
-            <w:t>. Een g</w:t>
-          </w:r>
-        </w:hyperlink>
-      </w:r>
-      <w:r>
-        <w:rPr>
-          <w:u w:val="single" w:color="0000ff"/>
-          <w:rFonts w:ascii="Charis SIL Regular" w:hAnsi="Charis SIL Regular" w:eastAsia="Charis SIL Regular"/>
-          <w:b w:val="0"/>
-          <w:i w:val="0"/>
-          <w:color w:val="000000"/>
-          <w:sz w:val="24"/>
-        </w:rPr>
-        <w:hyperlink r:id="rId16" w:history="1">
-          <w:r>
-            <w:rPr>
-              <w:rStyle w:val="Hyperlink"/>
-            </w:rPr>
-            <w:t>r</w:t>
-          </w:r>
-        </w:hyperlink>
-      </w:r>
-      <w:r>
-        <w:rPr>
-          <w:u w:val="single" w:color="0000ff"/>
-          <w:rFonts w:ascii="Charis SIL Regular" w:hAnsi="Charis SIL Regular" w:eastAsia="Charis SIL Regular"/>
-          <w:b w:val="0"/>
-          <w:i w:val="0"/>
-          <w:color w:val="000000"/>
-          <w:sz w:val="24"/>
-        </w:rPr>
-        <w:hyperlink r:id="rId16" w:history="1">
-          <w:r>
-            <w:rPr>
-              <w:rStyle w:val="Hyperlink"/>
-            </w:rPr>
-            <w:t>oot aant</w:t>
-          </w:r>
-        </w:hyperlink>
-      </w:r>
-      <w:r>
-        <w:rPr>
-          <w:u w:val="single" w:color="0000ff"/>
-          <w:rFonts w:ascii="Charis SIL Regular" w:hAnsi="Charis SIL Regular" w:eastAsia="Charis SIL Regular"/>
-          <w:b w:val="0"/>
-          <w:i w:val="0"/>
-          <w:color w:val="000000"/>
-          <w:sz w:val="24"/>
-        </w:rPr>
-        <w:hyperlink r:id="rId16" w:history="1">
-          <w:r>
-            <w:rPr>
-              <w:rStyle w:val="Hyperlink"/>
-            </w:rPr>
-            <w:t xml:space="preserve">al Afrikaanse </w:t>
-          </w:r>
-        </w:hyperlink>
-      </w:r>
-      <w:r>
-        <w:rPr>
-          <w:u w:val="single" w:color="0000ff"/>
-          <w:rFonts w:ascii="Charis SIL Regular" w:hAnsi="Charis SIL Regular" w:eastAsia="Charis SIL Regular"/>
-          <w:b w:val="0"/>
-          <w:i w:val="0"/>
-          <w:color w:val="000000"/>
-          <w:sz w:val="24"/>
-        </w:rPr>
-        <w:t>v</w:t>
-      </w:r>
-      <w:r>
-        <w:rPr>
-          <w:u w:val="single" w:color="0000ff"/>
-          <w:rFonts w:ascii="Charis SIL Regular" w:hAnsi="Charis SIL Regular" w:eastAsia="Charis SIL Regular"/>
-          <w:b w:val="0"/>
-          <w:i w:val="0"/>
-          <w:color w:val="000000"/>
-          <w:sz w:val="24"/>
-        </w:rPr>
-        <w:hyperlink r:id="rId16" w:history="1">
-          <w:r>
-            <w:rPr>
-              <w:rStyle w:val="Hyperlink"/>
-            </w:rPr>
-            <w:t>oorw</w:t>
-          </w:r>
-        </w:hyperlink>
-      </w:r>
-      <w:r>
-        <w:rPr>
-          <w:rFonts w:ascii="Charis SIL Regular" w:hAnsi="Charis SIL Regular" w:eastAsia="Charis SIL Regular"/>
-          <w:b w:val="0"/>
-          <w:i w:val="0"/>
-          <w:color w:val="000000"/>
-          <w:sz w:val="24"/>
-        </w:rPr>
-        <w:t xml:space="preserve">erpen, vooral uit </w:t>
+        <w:t xml:space="preserve">. Een groot aantal Afrikaanse voorwerpen, vooral uit </w:t>
       </w:r>
       <w:r>
         <w:rPr>

--- a/EXPORTS/DOCX/published/niveau2/Dutch/Trade.docx
+++ b/EXPORTS/DOCX/published/niveau2/Dutch/Trade.docx
@@ -444,7 +444,6 @@
           <w:i w:val="0"/>
           <w:color w:val="0000FF"/>
           <w:sz w:val="24"/>
-          <w:u w:val="single"/>
         </w:rPr>
         <w:hyperlink r:id="rId12" w:history="1">
           <w:r>
@@ -703,7 +702,7 @@
           <w:color w:val="000000"/>
           <w:sz w:val="24"/>
         </w:rPr>
-        <w:t>(1918-1974). In Den Haag waren de winkels d</w:t>
+        <w:t>(1918-1974). In Den Haag w</w:t>
       </w:r>
       <w:r>
         <w:rPr>
@@ -719,9 +718,73 @@
             <w:rPr>
               <w:rStyle w:val="Hyperlink"/>
             </w:rPr>
-            <w:t xml:space="preserve">e </w:t>
+            <w:t xml:space="preserve">aren de </w:t>
           </w:r>
         </w:hyperlink>
+      </w:r>
+      <w:r>
+        <w:rPr>
+          <w:u w:val="single" w:color="0000ff"/>
+          <w:rFonts w:ascii="Charis SIL Regular" w:hAnsi="Charis SIL Regular" w:eastAsia="Charis SIL Regular"/>
+          <w:b w:val="0"/>
+          <w:i w:val="0"/>
+          <w:color w:val="000000"/>
+          <w:sz w:val="24"/>
+        </w:rPr>
+        <w:hyperlink r:id="rId12" w:history="1">
+          <w:r>
+            <w:rPr>
+              <w:rStyle w:val="Hyperlink"/>
+            </w:rPr>
+            <w:t>winkel</w:t>
+          </w:r>
+        </w:hyperlink>
+      </w:r>
+      <w:r>
+        <w:rPr>
+          <w:u w:val="single" w:color="0000ff"/>
+          <w:rFonts w:ascii="Charis SIL Regular" w:hAnsi="Charis SIL Regular" w:eastAsia="Charis SIL Regular"/>
+          <w:b w:val="0"/>
+          <w:i w:val="0"/>
+          <w:color w:val="000000"/>
+          <w:sz w:val="24"/>
+        </w:rPr>
+        <w:hyperlink r:id="rId12" w:history="1">
+          <w:r>
+            <w:rPr>
+              <w:rStyle w:val="Hyperlink"/>
+            </w:rPr>
+            <w:t>s</w:t>
+          </w:r>
+        </w:hyperlink>
+      </w:r>
+      <w:r>
+        <w:rPr>
+          <w:u w:val="single" w:color="0000ff"/>
+          <w:rFonts w:ascii="Charis SIL Regular" w:hAnsi="Charis SIL Regular" w:eastAsia="Charis SIL Regular"/>
+          <w:b w:val="0"/>
+          <w:i w:val="0"/>
+          <w:color w:val="000000"/>
+          <w:sz w:val="24"/>
+        </w:rPr>
+        <w:hyperlink r:id="rId12" w:history="1">
+          <w:r>
+            <w:rPr>
+              <w:rStyle w:val="Hyperlink"/>
+            </w:rPr>
+            <w:t xml:space="preserve"> d</w:t>
+          </w:r>
+        </w:hyperlink>
+      </w:r>
+      <w:r>
+        <w:rPr>
+          <w:rFonts w:ascii="Charis SIL Regular" w:hAnsi="Charis SIL Regular" w:eastAsia="Charis SIL Regular"/>
+          <w:b w:val="0"/>
+          <w:i w:val="0"/>
+          <w:color w:val="000000"/>
+          <w:sz w:val="24"/>
+        </w:rPr>
+        <w:t xml:space="preserve">e </w:t>
       </w:r>
       <w:r>
         <w:rPr>
@@ -732,7 +795,7 @@
           <w:sz w:val="24"/>
           <w:u w:val="single"/>
         </w:rPr>
-        <w:hyperlink r:id="rId12" w:history="1">
+        <w:hyperlink r:id="rId14" w:history="1">
           <w:r>
             <w:rPr>
               <w:rStyle w:val="Hyperlink"/>
@@ -777,7 +840,6 @@
           <w:i w:val="0"/>
           <w:color w:val="0000FF"/>
           <w:sz w:val="24"/>
-          <w:u w:val="single"/>
         </w:rPr>
         <w:hyperlink r:id="rId14" w:history="1">
           <w:r>
@@ -891,6 +953,7 @@
       </w:r>
       <w:r>
         <w:rPr>
+          <w:u w:val="single" w:color="0000ff"/>
           <w:rFonts w:ascii="Charis SIL Regular" w:hAnsi="Charis SIL Regular" w:eastAsia="Charis SIL Regular"/>
           <w:b w:val="0"/>
           <w:i w:val="0"/>
@@ -1263,13 +1326,114 @@
       </w:r>
       <w:r>
         <w:rPr>
+          <w:u w:val="single" w:color="0000ff"/>
           <w:rFonts w:ascii="Charis SIL Regular" w:hAnsi="Charis SIL Regular" w:eastAsia="Charis SIL Regular"/>
           <w:b w:val="0"/>
           <w:i w:val="0"/>
           <w:color w:val="000000"/>
           <w:sz w:val="24"/>
         </w:rPr>
-        <w:t xml:space="preserve">. Een groot aantal Afrikaanse voorwerpen, vooral uit </w:t>
+        <w:hyperlink r:id="rId16" w:history="1">
+          <w:r>
+            <w:rPr>
+              <w:rStyle w:val="Hyperlink"/>
+            </w:rPr>
+            <w:t>. Een g</w:t>
+          </w:r>
+        </w:hyperlink>
+      </w:r>
+      <w:r>
+        <w:rPr>
+          <w:u w:val="single" w:color="0000ff"/>
+          <w:rFonts w:ascii="Charis SIL Regular" w:hAnsi="Charis SIL Regular" w:eastAsia="Charis SIL Regular"/>
+          <w:b w:val="0"/>
+          <w:i w:val="0"/>
+          <w:color w:val="000000"/>
+          <w:sz w:val="24"/>
+        </w:rPr>
+        <w:hyperlink r:id="rId16" w:history="1">
+          <w:r>
+            <w:rPr>
+              <w:rStyle w:val="Hyperlink"/>
+            </w:rPr>
+            <w:t>r</w:t>
+          </w:r>
+        </w:hyperlink>
+      </w:r>
+      <w:r>
+        <w:rPr>
+          <w:u w:val="single" w:color="0000ff"/>
+          <w:rFonts w:ascii="Charis SIL Regular" w:hAnsi="Charis SIL Regular" w:eastAsia="Charis SIL Regular"/>
+          <w:b w:val="0"/>
+          <w:i w:val="0"/>
+          <w:color w:val="000000"/>
+          <w:sz w:val="24"/>
+        </w:rPr>
+        <w:hyperlink r:id="rId16" w:history="1">
+          <w:r>
+            <w:rPr>
+              <w:rStyle w:val="Hyperlink"/>
+            </w:rPr>
+            <w:t>oot aant</w:t>
+          </w:r>
+        </w:hyperlink>
+      </w:r>
+      <w:r>
+        <w:rPr>
+          <w:u w:val="single" w:color="0000ff"/>
+          <w:rFonts w:ascii="Charis SIL Regular" w:hAnsi="Charis SIL Regular" w:eastAsia="Charis SIL Regular"/>
+          <w:b w:val="0"/>
+          <w:i w:val="0"/>
+          <w:color w:val="000000"/>
+          <w:sz w:val="24"/>
+        </w:rPr>
+        <w:hyperlink r:id="rId16" w:history="1">
+          <w:r>
+            <w:rPr>
+              <w:rStyle w:val="Hyperlink"/>
+            </w:rPr>
+            <w:t xml:space="preserve">al Afrikaanse </w:t>
+          </w:r>
+        </w:hyperlink>
+      </w:r>
+      <w:r>
+        <w:rPr>
+          <w:u w:val="single" w:color="0000ff"/>
+          <w:rFonts w:ascii="Charis SIL Regular" w:hAnsi="Charis SIL Regular" w:eastAsia="Charis SIL Regular"/>
+          <w:b w:val="0"/>
+          <w:i w:val="0"/>
+          <w:color w:val="000000"/>
+          <w:sz w:val="24"/>
+        </w:rPr>
+        <w:t>v</w:t>
+      </w:r>
+      <w:r>
+        <w:rPr>
+          <w:u w:val="single" w:color="0000ff"/>
+          <w:rFonts w:ascii="Charis SIL Regular" w:hAnsi="Charis SIL Regular" w:eastAsia="Charis SIL Regular"/>
+          <w:b w:val="0"/>
+          <w:i w:val="0"/>
+          <w:color w:val="000000"/>
+          <w:sz w:val="24"/>
+        </w:rPr>
+        <w:hyperlink r:id="rId16" w:history="1">
+          <w:r>
+            <w:rPr>
+              <w:rStyle w:val="Hyperlink"/>
+            </w:rPr>
+            <w:t>oorw</w:t>
+          </w:r>
+        </w:hyperlink>
+      </w:r>
+      <w:r>
+        <w:rPr>
+          <w:rFonts w:ascii="Charis SIL Regular" w:hAnsi="Charis SIL Regular" w:eastAsia="Charis SIL Regular"/>
+          <w:b w:val="0"/>
+          <w:i w:val="0"/>
+          <w:color w:val="000000"/>
+          <w:sz w:val="24"/>
+        </w:rPr>
+        <w:t xml:space="preserve">erpen, vooral uit </w:t>
       </w:r>
       <w:r>
         <w:rPr>

--- a/EXPORTS/DOCX/published/niveau2/Dutch/Trade.docx
+++ b/EXPORTS/DOCX/published/niveau2/Dutch/Trade.docx
@@ -702,11 +702,10 @@
           <w:color w:val="000000"/>
           <w:sz w:val="24"/>
         </w:rPr>
-        <w:t>(1918-1974). In Den Haag w</w:t>
+        <w:t>(1918-1974). In Den Haag waren de winkels d</w:t>
       </w:r>
       <w:r>
         <w:rPr>
-          <w:u w:val="single" w:color="0000ff"/>
           <w:rFonts w:ascii="Charis SIL Regular" w:hAnsi="Charis SIL Regular" w:eastAsia="Charis SIL Regular"/>
           <w:b w:val="0"/>
           <w:i w:val="0"/>
@@ -718,73 +717,9 @@
             <w:rPr>
               <w:rStyle w:val="Hyperlink"/>
             </w:rPr>
-            <w:t xml:space="preserve">aren de </w:t>
+            <w:t xml:space="preserve">e </w:t>
           </w:r>
         </w:hyperlink>
-      </w:r>
-      <w:r>
-        <w:rPr>
-          <w:u w:val="single" w:color="0000ff"/>
-          <w:rFonts w:ascii="Charis SIL Regular" w:hAnsi="Charis SIL Regular" w:eastAsia="Charis SIL Regular"/>
-          <w:b w:val="0"/>
-          <w:i w:val="0"/>
-          <w:color w:val="000000"/>
-          <w:sz w:val="24"/>
-        </w:rPr>
-        <w:hyperlink r:id="rId12" w:history="1">
-          <w:r>
-            <w:rPr>
-              <w:rStyle w:val="Hyperlink"/>
-            </w:rPr>
-            <w:t>winkel</w:t>
-          </w:r>
-        </w:hyperlink>
-      </w:r>
-      <w:r>
-        <w:rPr>
-          <w:u w:val="single" w:color="0000ff"/>
-          <w:rFonts w:ascii="Charis SIL Regular" w:hAnsi="Charis SIL Regular" w:eastAsia="Charis SIL Regular"/>
-          <w:b w:val="0"/>
-          <w:i w:val="0"/>
-          <w:color w:val="000000"/>
-          <w:sz w:val="24"/>
-        </w:rPr>
-        <w:hyperlink r:id="rId12" w:history="1">
-          <w:r>
-            <w:rPr>
-              <w:rStyle w:val="Hyperlink"/>
-            </w:rPr>
-            <w:t>s</w:t>
-          </w:r>
-        </w:hyperlink>
-      </w:r>
-      <w:r>
-        <w:rPr>
-          <w:u w:val="single" w:color="0000ff"/>
-          <w:rFonts w:ascii="Charis SIL Regular" w:hAnsi="Charis SIL Regular" w:eastAsia="Charis SIL Regular"/>
-          <w:b w:val="0"/>
-          <w:i w:val="0"/>
-          <w:color w:val="000000"/>
-          <w:sz w:val="24"/>
-        </w:rPr>
-        <w:hyperlink r:id="rId12" w:history="1">
-          <w:r>
-            <w:rPr>
-              <w:rStyle w:val="Hyperlink"/>
-            </w:rPr>
-            <w:t xml:space="preserve"> d</w:t>
-          </w:r>
-        </w:hyperlink>
-      </w:r>
-      <w:r>
-        <w:rPr>
-          <w:rFonts w:ascii="Charis SIL Regular" w:hAnsi="Charis SIL Regular" w:eastAsia="Charis SIL Regular"/>
-          <w:b w:val="0"/>
-          <w:i w:val="0"/>
-          <w:color w:val="000000"/>
-          <w:sz w:val="24"/>
-        </w:rPr>
-        <w:t xml:space="preserve">e </w:t>
       </w:r>
       <w:r>
         <w:rPr>
@@ -795,7 +730,7 @@
           <w:sz w:val="24"/>
           <w:u w:val="single"/>
         </w:rPr>
-        <w:hyperlink r:id="rId14" w:history="1">
+        <w:hyperlink r:id="rId12" w:history="1">
           <w:r>
             <w:rPr>
               <w:rStyle w:val="Hyperlink"/>
@@ -840,6 +775,7 @@
           <w:i w:val="0"/>
           <w:color w:val="0000FF"/>
           <w:sz w:val="24"/>
+          <w:u w:val="single"/>
         </w:rPr>
         <w:hyperlink r:id="rId14" w:history="1">
           <w:r>
@@ -870,7 +806,7 @@
           <w:sz w:val="24"/>
           <w:u w:val="single"/>
         </w:rPr>
-        <w:hyperlink r:id="rId14" w:history="1">
+        <w:hyperlink r:id="rId13" w:history="1">
           <w:r>
             <w:rPr>
               <w:rStyle w:val="Hyperlink"/>
@@ -888,7 +824,7 @@
           <w:sz w:val="24"/>
           <w:u w:val="single"/>
         </w:rPr>
-        <w:hyperlink r:id="rId14" w:history="1">
+        <w:hyperlink r:id="rId13" w:history="1">
           <w:r>
             <w:rPr>
               <w:rStyle w:val="Hyperlink"/>
@@ -906,7 +842,7 @@
           <w:sz w:val="24"/>
           <w:u w:val="single"/>
         </w:rPr>
-        <w:hyperlink r:id="rId14" w:history="1">
+        <w:hyperlink r:id="rId13" w:history="1">
           <w:r>
             <w:rPr>
               <w:rStyle w:val="Hyperlink"/>
@@ -1344,96 +1280,13 @@
       </w:r>
       <w:r>
         <w:rPr>
-          <w:u w:val="single" w:color="0000ff"/>
           <w:rFonts w:ascii="Charis SIL Regular" w:hAnsi="Charis SIL Regular" w:eastAsia="Charis SIL Regular"/>
           <w:b w:val="0"/>
           <w:i w:val="0"/>
           <w:color w:val="000000"/>
           <w:sz w:val="24"/>
         </w:rPr>
-        <w:hyperlink r:id="rId16" w:history="1">
-          <w:r>
-            <w:rPr>
-              <w:rStyle w:val="Hyperlink"/>
-            </w:rPr>
-            <w:t>r</w:t>
-          </w:r>
-        </w:hyperlink>
-      </w:r>
-      <w:r>
-        <w:rPr>
-          <w:u w:val="single" w:color="0000ff"/>
-          <w:rFonts w:ascii="Charis SIL Regular" w:hAnsi="Charis SIL Regular" w:eastAsia="Charis SIL Regular"/>
-          <w:b w:val="0"/>
-          <w:i w:val="0"/>
-          <w:color w:val="000000"/>
-          <w:sz w:val="24"/>
-        </w:rPr>
-        <w:hyperlink r:id="rId16" w:history="1">
-          <w:r>
-            <w:rPr>
-              <w:rStyle w:val="Hyperlink"/>
-            </w:rPr>
-            <w:t>oot aant</w:t>
-          </w:r>
-        </w:hyperlink>
-      </w:r>
-      <w:r>
-        <w:rPr>
-          <w:u w:val="single" w:color="0000ff"/>
-          <w:rFonts w:ascii="Charis SIL Regular" w:hAnsi="Charis SIL Regular" w:eastAsia="Charis SIL Regular"/>
-          <w:b w:val="0"/>
-          <w:i w:val="0"/>
-          <w:color w:val="000000"/>
-          <w:sz w:val="24"/>
-        </w:rPr>
-        <w:hyperlink r:id="rId16" w:history="1">
-          <w:r>
-            <w:rPr>
-              <w:rStyle w:val="Hyperlink"/>
-            </w:rPr>
-            <w:t xml:space="preserve">al Afrikaanse </w:t>
-          </w:r>
-        </w:hyperlink>
-      </w:r>
-      <w:r>
-        <w:rPr>
-          <w:u w:val="single" w:color="0000ff"/>
-          <w:rFonts w:ascii="Charis SIL Regular" w:hAnsi="Charis SIL Regular" w:eastAsia="Charis SIL Regular"/>
-          <w:b w:val="0"/>
-          <w:i w:val="0"/>
-          <w:color w:val="000000"/>
-          <w:sz w:val="24"/>
-        </w:rPr>
-        <w:t>v</w:t>
-      </w:r>
-      <w:r>
-        <w:rPr>
-          <w:u w:val="single" w:color="0000ff"/>
-          <w:rFonts w:ascii="Charis SIL Regular" w:hAnsi="Charis SIL Regular" w:eastAsia="Charis SIL Regular"/>
-          <w:b w:val="0"/>
-          <w:i w:val="0"/>
-          <w:color w:val="000000"/>
-          <w:sz w:val="24"/>
-        </w:rPr>
-        <w:hyperlink r:id="rId16" w:history="1">
-          <w:r>
-            <w:rPr>
-              <w:rStyle w:val="Hyperlink"/>
-            </w:rPr>
-            <w:t>oorw</w:t>
-          </w:r>
-        </w:hyperlink>
-      </w:r>
-      <w:r>
-        <w:rPr>
-          <w:rFonts w:ascii="Charis SIL Regular" w:hAnsi="Charis SIL Regular" w:eastAsia="Charis SIL Regular"/>
-          <w:b w:val="0"/>
-          <w:i w:val="0"/>
-          <w:color w:val="000000"/>
-          <w:sz w:val="24"/>
-        </w:rPr>
-        <w:t xml:space="preserve">erpen, vooral uit </w:t>
+        <w:t xml:space="preserve">root aantal Afrikaanse voorwerpen, vooral uit </w:t>
       </w:r>
       <w:r>
         <w:rPr>
@@ -4020,7 +3873,7 @@
           <w:sz w:val="24"/>
           <w:u w:val="single"/>
         </w:rPr>
-        <w:hyperlink r:id="rId27" w:history="1">
+        <w:hyperlink r:id="rId28" w:history="1">
           <w:r>
             <w:rPr>
               <w:rStyle w:val="Hyperlink"/>

--- a/EXPORTS/DOCX/published/niveau2/Dutch/Trade.docx
+++ b/EXPORTS/DOCX/published/niveau2/Dutch/Trade.docx
@@ -444,6 +444,7 @@
           <w:i w:val="0"/>
           <w:color w:val="0000FF"/>
           <w:sz w:val="24"/>
+          <w:u w:val="single"/>
         </w:rPr>
         <w:hyperlink r:id="rId12" w:history="1">
           <w:r>
@@ -492,7 +493,7 @@
           <w:sz w:val="24"/>
           <w:u w:val="single"/>
         </w:rPr>
-        <w:hyperlink r:id="rId10" w:history="1">
+        <w:hyperlink r:id="rId12" w:history="1">
           <w:r>
             <w:rPr>
               <w:rStyle w:val="Hyperlink"/>
@@ -702,24 +703,7 @@
           <w:color w:val="000000"/>
           <w:sz w:val="24"/>
         </w:rPr>
-        <w:t>(1918-1974). In Den Haag waren de winkels d</w:t>
-      </w:r>
-      <w:r>
-        <w:rPr>
-          <w:rFonts w:ascii="Charis SIL Regular" w:hAnsi="Charis SIL Regular" w:eastAsia="Charis SIL Regular"/>
-          <w:b w:val="0"/>
-          <w:i w:val="0"/>
-          <w:color w:val="000000"/>
-          <w:sz w:val="24"/>
-        </w:rPr>
-        <w:hyperlink r:id="rId12" w:history="1">
-          <w:r>
-            <w:rPr>
-              <w:rStyle w:val="Hyperlink"/>
-            </w:rPr>
-            <w:t xml:space="preserve">e </w:t>
-          </w:r>
-        </w:hyperlink>
+        <w:t xml:space="preserve">(1918-1974). In Den Haag waren de winkels de </w:t>
       </w:r>
       <w:r>
         <w:rPr>
@@ -730,7 +714,7 @@
           <w:sz w:val="24"/>
           <w:u w:val="single"/>
         </w:rPr>
-        <w:hyperlink r:id="rId12" w:history="1">
+        <w:hyperlink r:id="rId14" w:history="1">
           <w:r>
             <w:rPr>
               <w:rStyle w:val="Hyperlink"/>
@@ -806,7 +790,7 @@
           <w:sz w:val="24"/>
           <w:u w:val="single"/>
         </w:rPr>
-        <w:hyperlink r:id="rId13" w:history="1">
+        <w:hyperlink r:id="rId14" w:history="1">
           <w:r>
             <w:rPr>
               <w:rStyle w:val="Hyperlink"/>
@@ -907,7 +891,7 @@
           <w:sz w:val="24"/>
           <w:u w:val="single"/>
         </w:rPr>
-        <w:hyperlink r:id="rId13" w:history="1">
+        <w:hyperlink r:id="rId15" w:history="1">
           <w:r>
             <w:rPr>
               <w:rStyle w:val="Hyperlink"/>
@@ -1168,25 +1152,7 @@
           <w:color w:val="000000"/>
           <w:sz w:val="24"/>
         </w:rPr>
-        <w:t xml:space="preserve"> (NAHV, 1880-1982) die handel dreef i</w:t>
-      </w:r>
-      <w:r>
-        <w:rPr>
-          <w:u w:val="single" w:color="0000ff"/>
-          <w:rFonts w:ascii="Charis SIL Regular" w:hAnsi="Charis SIL Regular" w:eastAsia="Charis SIL Regular"/>
-          <w:b w:val="0"/>
-          <w:i w:val="0"/>
-          <w:color w:val="000000"/>
-          <w:sz w:val="24"/>
-        </w:rPr>
-        <w:hyperlink r:id="rId16" w:history="1">
-          <w:r>
-            <w:rPr>
-              <w:rStyle w:val="Hyperlink"/>
-            </w:rPr>
-            <w:t xml:space="preserve">n </w:t>
-          </w:r>
-        </w:hyperlink>
+        <w:t xml:space="preserve"> (NAHV, 1880-1982) die handel dreef in </w:t>
       </w:r>
       <w:r>
         <w:rPr>
@@ -1197,7 +1163,7 @@
           <w:sz w:val="24"/>
           <w:u w:val="single"/>
         </w:rPr>
-        <w:hyperlink r:id="rId16" w:history="1">
+        <w:hyperlink r:id="rId17" w:history="1">
           <w:r>
             <w:rPr>
               <w:rStyle w:val="Hyperlink"/>
@@ -1280,13 +1246,78 @@
       </w:r>
       <w:r>
         <w:rPr>
+          <w:u w:val="single" w:color="0000ff"/>
           <w:rFonts w:ascii="Charis SIL Regular" w:hAnsi="Charis SIL Regular" w:eastAsia="Charis SIL Regular"/>
           <w:b w:val="0"/>
           <w:i w:val="0"/>
           <w:color w:val="000000"/>
           <w:sz w:val="24"/>
         </w:rPr>
-        <w:t xml:space="preserve">root aantal Afrikaanse voorwerpen, vooral uit </w:t>
+        <w:hyperlink r:id="rId16" w:history="1">
+          <w:r>
+            <w:rPr>
+              <w:rStyle w:val="Hyperlink"/>
+            </w:rPr>
+            <w:t>r</w:t>
+          </w:r>
+        </w:hyperlink>
+      </w:r>
+      <w:r>
+        <w:rPr>
+          <w:u w:val="single" w:color="0000ff"/>
+          <w:rFonts w:ascii="Charis SIL Regular" w:hAnsi="Charis SIL Regular" w:eastAsia="Charis SIL Regular"/>
+          <w:b w:val="0"/>
+          <w:i w:val="0"/>
+          <w:color w:val="000000"/>
+          <w:sz w:val="24"/>
+        </w:rPr>
+        <w:hyperlink r:id="rId16" w:history="1">
+          <w:r>
+            <w:rPr>
+              <w:rStyle w:val="Hyperlink"/>
+            </w:rPr>
+            <w:t>oot aant</w:t>
+          </w:r>
+        </w:hyperlink>
+      </w:r>
+      <w:r>
+        <w:rPr>
+          <w:u w:val="single" w:color="0000ff"/>
+          <w:rFonts w:ascii="Charis SIL Regular" w:hAnsi="Charis SIL Regular" w:eastAsia="Charis SIL Regular"/>
+          <w:b w:val="0"/>
+          <w:i w:val="0"/>
+          <w:color w:val="000000"/>
+          <w:sz w:val="24"/>
+        </w:rPr>
+        <w:t>al Afrikaanse v</w:t>
+      </w:r>
+      <w:r>
+        <w:rPr>
+          <w:u w:val="single" w:color="0000ff"/>
+          <w:rFonts w:ascii="Charis SIL Regular" w:hAnsi="Charis SIL Regular" w:eastAsia="Charis SIL Regular"/>
+          <w:b w:val="0"/>
+          <w:i w:val="0"/>
+          <w:color w:val="000000"/>
+          <w:sz w:val="24"/>
+        </w:rPr>
+        <w:hyperlink r:id="rId16" w:history="1">
+          <w:r>
+            <w:rPr>
+              <w:rStyle w:val="Hyperlink"/>
+            </w:rPr>
+            <w:t>oorw</w:t>
+          </w:r>
+        </w:hyperlink>
+      </w:r>
+      <w:r>
+        <w:rPr>
+          <w:rFonts w:ascii="Charis SIL Regular" w:hAnsi="Charis SIL Regular" w:eastAsia="Charis SIL Regular"/>
+          <w:b w:val="0"/>
+          <w:i w:val="0"/>
+          <w:color w:val="000000"/>
+          <w:sz w:val="24"/>
+        </w:rPr>
+        <w:t xml:space="preserve">erpen, vooral uit </w:t>
       </w:r>
       <w:r>
         <w:rPr>

--- a/EXPORTS/DOCX/published/niveau2/Dutch/Trade.docx
+++ b/EXPORTS/DOCX/published/niveau2/Dutch/Trade.docx
@@ -371,71 +371,7 @@
           <w:color w:val="000000"/>
           <w:sz w:val="24"/>
         </w:rPr>
-        <w:t>Amster</w:t>
-      </w:r>
-      <w:r>
-        <w:rPr>
-          <w:u w:val="single" w:color="0000ff"/>
-          <w:rFonts w:ascii="Charis SIL Regular" w:hAnsi="Charis SIL Regular" w:eastAsia="Charis SIL Regular"/>
-          <w:b w:val="0"/>
-          <w:i w:val="0"/>
-          <w:color w:val="000000"/>
-          <w:sz w:val="24"/>
-        </w:rPr>
-        <w:hyperlink r:id="rId9" w:history="1">
-          <w:r>
-            <w:rPr>
-              <w:rStyle w:val="Hyperlink"/>
-            </w:rPr>
-            <w:t>dam</w:t>
-          </w:r>
-        </w:hyperlink>
-      </w:r>
-      <w:r>
-        <w:rPr>
-          <w:u w:val="single" w:color="0000ff"/>
-          <w:rFonts w:ascii="Charis SIL Regular" w:hAnsi="Charis SIL Regular" w:eastAsia="Charis SIL Regular"/>
-          <w:b w:val="0"/>
-          <w:i w:val="0"/>
-          <w:color w:val="000000"/>
-          <w:sz w:val="24"/>
-        </w:rPr>
-        <w:hyperlink r:id="rId9" w:history="1">
-          <w:r>
-            <w:rPr>
-              <w:rStyle w:val="Hyperlink"/>
-            </w:rPr>
-            <w:t>s</w:t>
-          </w:r>
-        </w:hyperlink>
-      </w:r>
-      <w:r>
-        <w:rPr>
-          <w:u w:val="single" w:color="0000ff"/>
-          <w:rFonts w:ascii="Charis SIL Regular" w:hAnsi="Charis SIL Regular" w:eastAsia="Charis SIL Regular"/>
-          <w:b w:val="0"/>
-          <w:i w:val="0"/>
-          <w:color w:val="000000"/>
-          <w:sz w:val="24"/>
-        </w:rPr>
-        <w:hyperlink r:id="rId9" w:history="1">
-          <w:r>
-            <w:rPr>
-              <w:rStyle w:val="Hyperlink"/>
-            </w:rPr>
-            <w:t>e ve</w:t>
-          </w:r>
-        </w:hyperlink>
-      </w:r>
-      <w:r>
-        <w:rPr>
-          <w:rFonts w:ascii="Charis SIL Regular" w:hAnsi="Charis SIL Regular" w:eastAsia="Charis SIL Regular"/>
-          <w:b w:val="0"/>
-          <w:i w:val="0"/>
-          <w:color w:val="000000"/>
-          <w:sz w:val="24"/>
-        </w:rPr>
-        <w:t xml:space="preserve">ilinghuizen </w:t>
+        <w:t xml:space="preserve">Amsterdamse veilinghuizen </w:t>
       </w:r>
       <w:r>
         <w:rPr>
@@ -586,35 +522,7 @@
           <w:color w:val="000000"/>
           <w:sz w:val="24"/>
         </w:rPr>
-        <w:t xml:space="preserve"> (1876-</w:t>
-      </w:r>
-      <w:r>
-        <w:rPr>
-          <w:u w:val="single" w:color="0000ff"/>
-          <w:rFonts w:ascii="Charis SIL Regular" w:hAnsi="Charis SIL Regular" w:eastAsia="Charis SIL Regular"/>
-          <w:b w:val="0"/>
-          <w:i w:val="0"/>
-          <w:color w:val="000000"/>
-          <w:sz w:val="24"/>
-        </w:rPr>
-        <w:hyperlink r:id="rId11" w:history="1">
-          <w:r>
-            <w:rPr>
-              <w:rStyle w:val="Hyperlink"/>
-            </w:rPr>
-            <w:t>1961) e</w:t>
-          </w:r>
-        </w:hyperlink>
-      </w:r>
-      <w:r>
-        <w:rPr>
-          <w:rFonts w:ascii="Charis SIL Regular" w:hAnsi="Charis SIL Regular" w:eastAsia="Charis SIL Regular"/>
-          <w:b w:val="0"/>
-          <w:i w:val="0"/>
-          <w:color w:val="000000"/>
-          <w:sz w:val="24"/>
-        </w:rPr>
-        <w:t xml:space="preserve">n </w:t>
+        <w:t xml:space="preserve"> (1876-1961) en </w:t>
       </w:r>
       <w:r>
         <w:rPr>
@@ -703,23 +611,77 @@
           <w:color w:val="000000"/>
           <w:sz w:val="24"/>
         </w:rPr>
-        <w:t xml:space="preserve">(1918-1974). In Den Haag waren de winkels de </w:t>
+        <w:t xml:space="preserve">(1918-1974). In Den Haag waren de </w:t>
       </w:r>
       <w:r>
         <w:rPr>
+          <w:u w:val="single" w:color="0000ff"/>
           <w:rFonts w:ascii="Charis SIL Regular" w:hAnsi="Charis SIL Regular" w:eastAsia="Charis SIL Regular"/>
           <w:b w:val="0"/>
           <w:i w:val="0"/>
-          <w:color w:val="0000FF"/>
+          <w:color w:val="000000"/>
           <w:sz w:val="24"/>
-          <w:u w:val="single"/>
         </w:rPr>
-        <w:hyperlink r:id="rId14" w:history="1">
+        <w:hyperlink r:id="rId12" w:history="1">
           <w:r>
             <w:rPr>
               <w:rStyle w:val="Hyperlink"/>
             </w:rPr>
-            <w:t>G</w:t>
+            <w:t>winkel</w:t>
+          </w:r>
+        </w:hyperlink>
+      </w:r>
+      <w:r>
+        <w:rPr>
+          <w:u w:val="single" w:color="0000ff"/>
+          <w:rFonts w:ascii="Charis SIL Regular" w:hAnsi="Charis SIL Regular" w:eastAsia="Charis SIL Regular"/>
+          <w:b w:val="0"/>
+          <w:i w:val="0"/>
+          <w:color w:val="000000"/>
+          <w:sz w:val="24"/>
+        </w:rPr>
+        <w:hyperlink r:id="rId12" w:history="1">
+          <w:r>
+            <w:rPr>
+              <w:rStyle w:val="Hyperlink"/>
+            </w:rPr>
+            <w:t>s</w:t>
+          </w:r>
+        </w:hyperlink>
+      </w:r>
+      <w:r>
+        <w:rPr>
+          <w:u w:val="single" w:color="0000ff"/>
+          <w:rFonts w:ascii="Charis SIL Regular" w:hAnsi="Charis SIL Regular" w:eastAsia="Charis SIL Regular"/>
+          <w:b w:val="0"/>
+          <w:i w:val="0"/>
+          <w:color w:val="000000"/>
+          <w:sz w:val="24"/>
+        </w:rPr>
+        <w:hyperlink r:id="rId12" w:history="1">
+          <w:r>
+            <w:rPr>
+              <w:rStyle w:val="Hyperlink"/>
+            </w:rPr>
+            <w:t xml:space="preserve"> d</w:t>
+          </w:r>
+        </w:hyperlink>
+      </w:r>
+      <w:r>
+        <w:rPr>
+          <w:u w:val="single" w:color="0000ff"/>
+          <w:rFonts w:ascii="Charis SIL Regular" w:hAnsi="Charis SIL Regular" w:eastAsia="Charis SIL Regular"/>
+          <w:b w:val="0"/>
+          <w:i w:val="0"/>
+          <w:color w:val="000000"/>
+          <w:sz w:val="24"/>
+        </w:rPr>
+        <w:hyperlink r:id="rId12" w:history="1">
+          <w:r>
+            <w:rPr>
+              <w:rStyle w:val="Hyperlink"/>
+            </w:rPr>
+            <w:t xml:space="preserve">e </w:t>
           </w:r>
         </w:hyperlink>
       </w:r>
@@ -730,45 +692,8 @@
           <w:i w:val="0"/>
           <w:color w:val="0000FF"/>
           <w:sz w:val="24"/>
-          <w:u w:val="single"/>
         </w:rPr>
-        <w:hyperlink r:id="rId14" w:history="1">
-          <w:r>
-            <w:rPr>
-              <w:rStyle w:val="Hyperlink"/>
-            </w:rPr>
-            <w:t>roote</w:t>
-          </w:r>
-        </w:hyperlink>
-      </w:r>
-      <w:r>
-        <w:rPr>
-          <w:rFonts w:ascii="Charis SIL Regular" w:hAnsi="Charis SIL Regular" w:eastAsia="Charis SIL Regular"/>
-          <w:b w:val="0"/>
-          <w:i w:val="0"/>
-          <w:color w:val="0000FF"/>
-          <w:sz w:val="24"/>
-          <w:u w:val="single"/>
-        </w:rPr>
-        <w:t xml:space="preserve"> </w:t>
-      </w:r>
-      <w:r>
-        <w:rPr>
-          <w:rFonts w:ascii="Charis SIL Regular" w:hAnsi="Charis SIL Regular" w:eastAsia="Charis SIL Regular"/>
-          <w:b w:val="0"/>
-          <w:i w:val="0"/>
-          <w:color w:val="0000FF"/>
-          <w:sz w:val="24"/>
-          <w:u w:val="single"/>
-        </w:rPr>
-        <w:hyperlink r:id="rId14" w:history="1">
-          <w:r>
-            <w:rPr>
-              <w:rStyle w:val="Hyperlink"/>
-            </w:rPr>
-            <w:t>Koninklijke</w:t>
-          </w:r>
-        </w:hyperlink>
+        <w:t>Groote Koninklijke</w:t>
       </w:r>
       <w:r>
         <w:rPr>
@@ -808,7 +733,7 @@
           <w:sz w:val="24"/>
           <w:u w:val="single"/>
         </w:rPr>
-        <w:hyperlink r:id="rId13" w:history="1">
+        <w:hyperlink r:id="rId14" w:history="1">
           <w:r>
             <w:rPr>
               <w:rStyle w:val="Hyperlink"/>
@@ -826,7 +751,7 @@
           <w:sz w:val="24"/>
           <w:u w:val="single"/>
         </w:rPr>
-        <w:hyperlink r:id="rId13" w:history="1">
+        <w:hyperlink r:id="rId14" w:history="1">
           <w:r>
             <w:rPr>
               <w:rStyle w:val="Hyperlink"/>
@@ -844,43 +769,7 @@
           <w:color w:val="000000"/>
           <w:sz w:val="24"/>
         </w:rPr>
-        <w:hyperlink r:id="rId13" w:history="1">
-          <w:r>
-            <w:rPr>
-              <w:rStyle w:val="Hyperlink"/>
-            </w:rPr>
-            <w:t xml:space="preserve"> e</w:t>
-          </w:r>
-        </w:hyperlink>
-      </w:r>
-      <w:r>
-        <w:rPr>
-          <w:u w:val="single" w:color="0000ff"/>
-          <w:rFonts w:ascii="Charis SIL Regular" w:hAnsi="Charis SIL Regular" w:eastAsia="Charis SIL Regular"/>
-          <w:b w:val="0"/>
-          <w:i w:val="0"/>
-          <w:color w:val="000000"/>
-          <w:sz w:val="24"/>
-        </w:rPr>
-        <w:hyperlink r:id="rId13" w:history="1">
-          <w:r>
-            <w:rPr>
-              <w:rStyle w:val="Hyperlink"/>
-            </w:rPr>
-            <w:t>n</w:t>
-          </w:r>
-        </w:hyperlink>
-      </w:r>
-      <w:r>
-        <w:rPr>
-          <w:u w:val="single" w:color="0000ff"/>
-          <w:rFonts w:ascii="Charis SIL Regular" w:hAnsi="Charis SIL Regular" w:eastAsia="Charis SIL Regular"/>
-          <w:b w:val="0"/>
-          <w:i w:val="0"/>
-          <w:color w:val="000000"/>
-          <w:sz w:val="24"/>
-        </w:rPr>
-        <w:t xml:space="preserve"> </w:t>
+        <w:t xml:space="preserve"> en </w:t>
       </w:r>
       <w:r>
         <w:rPr>
@@ -1163,7 +1052,7 @@
           <w:sz w:val="24"/>
           <w:u w:val="single"/>
         </w:rPr>
-        <w:hyperlink r:id="rId17" w:history="1">
+        <w:hyperlink r:id="rId16" w:history="1">
           <w:r>
             <w:rPr>
               <w:rStyle w:val="Hyperlink"/>
@@ -1246,78 +1135,13 @@
       </w:r>
       <w:r>
         <w:rPr>
-          <w:u w:val="single" w:color="0000ff"/>
           <w:rFonts w:ascii="Charis SIL Regular" w:hAnsi="Charis SIL Regular" w:eastAsia="Charis SIL Regular"/>
           <w:b w:val="0"/>
           <w:i w:val="0"/>
           <w:color w:val="000000"/>
           <w:sz w:val="24"/>
         </w:rPr>
-        <w:hyperlink r:id="rId16" w:history="1">
-          <w:r>
-            <w:rPr>
-              <w:rStyle w:val="Hyperlink"/>
-            </w:rPr>
-            <w:t>r</w:t>
-          </w:r>
-        </w:hyperlink>
-      </w:r>
-      <w:r>
-        <w:rPr>
-          <w:u w:val="single" w:color="0000ff"/>
-          <w:rFonts w:ascii="Charis SIL Regular" w:hAnsi="Charis SIL Regular" w:eastAsia="Charis SIL Regular"/>
-          <w:b w:val="0"/>
-          <w:i w:val="0"/>
-          <w:color w:val="000000"/>
-          <w:sz w:val="24"/>
-        </w:rPr>
-        <w:hyperlink r:id="rId16" w:history="1">
-          <w:r>
-            <w:rPr>
-              <w:rStyle w:val="Hyperlink"/>
-            </w:rPr>
-            <w:t>oot aant</w:t>
-          </w:r>
-        </w:hyperlink>
-      </w:r>
-      <w:r>
-        <w:rPr>
-          <w:u w:val="single" w:color="0000ff"/>
-          <w:rFonts w:ascii="Charis SIL Regular" w:hAnsi="Charis SIL Regular" w:eastAsia="Charis SIL Regular"/>
-          <w:b w:val="0"/>
-          <w:i w:val="0"/>
-          <w:color w:val="000000"/>
-          <w:sz w:val="24"/>
-        </w:rPr>
-        <w:t>al Afrikaanse v</w:t>
-      </w:r>
-      <w:r>
-        <w:rPr>
-          <w:u w:val="single" w:color="0000ff"/>
-          <w:rFonts w:ascii="Charis SIL Regular" w:hAnsi="Charis SIL Regular" w:eastAsia="Charis SIL Regular"/>
-          <w:b w:val="0"/>
-          <w:i w:val="0"/>
-          <w:color w:val="000000"/>
-          <w:sz w:val="24"/>
-        </w:rPr>
-        <w:hyperlink r:id="rId16" w:history="1">
-          <w:r>
-            <w:rPr>
-              <w:rStyle w:val="Hyperlink"/>
-            </w:rPr>
-            <w:t>oorw</w:t>
-          </w:r>
-        </w:hyperlink>
-      </w:r>
-      <w:r>
-        <w:rPr>
-          <w:rFonts w:ascii="Charis SIL Regular" w:hAnsi="Charis SIL Regular" w:eastAsia="Charis SIL Regular"/>
-          <w:b w:val="0"/>
-          <w:i w:val="0"/>
-          <w:color w:val="000000"/>
-          <w:sz w:val="24"/>
-        </w:rPr>
-        <w:t xml:space="preserve">erpen, vooral uit </w:t>
+        <w:t xml:space="preserve">root aantal Afrikaanse voorwerpen, vooral uit </w:t>
       </w:r>
       <w:r>
         <w:rPr>
@@ -3904,7 +3728,7 @@
           <w:sz w:val="24"/>
           <w:u w:val="single"/>
         </w:rPr>
-        <w:hyperlink r:id="rId28" w:history="1">
+        <w:hyperlink r:id="rId27" w:history="1">
           <w:r>
             <w:rPr>
               <w:rStyle w:val="Hyperlink"/>

--- a/EXPORTS/DOCX/published/niveau2/Dutch/Trade.docx
+++ b/EXPORTS/DOCX/published/niveau2/Dutch/Trade.docx
@@ -371,7 +371,71 @@
           <w:color w:val="000000"/>
           <w:sz w:val="24"/>
         </w:rPr>
-        <w:t xml:space="preserve">Amsterdamse veilinghuizen </w:t>
+        <w:t>Amster</w:t>
+      </w:r>
+      <w:r>
+        <w:rPr>
+          <w:u w:val="single" w:color="0000ff"/>
+          <w:rFonts w:ascii="Charis SIL Regular" w:hAnsi="Charis SIL Regular" w:eastAsia="Charis SIL Regular"/>
+          <w:b w:val="0"/>
+          <w:i w:val="0"/>
+          <w:color w:val="000000"/>
+          <w:sz w:val="24"/>
+        </w:rPr>
+        <w:hyperlink r:id="rId9" w:history="1">
+          <w:r>
+            <w:rPr>
+              <w:rStyle w:val="Hyperlink"/>
+            </w:rPr>
+            <w:t>dam</w:t>
+          </w:r>
+        </w:hyperlink>
+      </w:r>
+      <w:r>
+        <w:rPr>
+          <w:u w:val="single" w:color="0000ff"/>
+          <w:rFonts w:ascii="Charis SIL Regular" w:hAnsi="Charis SIL Regular" w:eastAsia="Charis SIL Regular"/>
+          <w:b w:val="0"/>
+          <w:i w:val="0"/>
+          <w:color w:val="000000"/>
+          <w:sz w:val="24"/>
+        </w:rPr>
+        <w:hyperlink r:id="rId9" w:history="1">
+          <w:r>
+            <w:rPr>
+              <w:rStyle w:val="Hyperlink"/>
+            </w:rPr>
+            <w:t>s</w:t>
+          </w:r>
+        </w:hyperlink>
+      </w:r>
+      <w:r>
+        <w:rPr>
+          <w:u w:val="single" w:color="0000ff"/>
+          <w:rFonts w:ascii="Charis SIL Regular" w:hAnsi="Charis SIL Regular" w:eastAsia="Charis SIL Regular"/>
+          <w:b w:val="0"/>
+          <w:i w:val="0"/>
+          <w:color w:val="000000"/>
+          <w:sz w:val="24"/>
+        </w:rPr>
+        <w:hyperlink r:id="rId9" w:history="1">
+          <w:r>
+            <w:rPr>
+              <w:rStyle w:val="Hyperlink"/>
+            </w:rPr>
+            <w:t>e ve</w:t>
+          </w:r>
+        </w:hyperlink>
+      </w:r>
+      <w:r>
+        <w:rPr>
+          <w:rFonts w:ascii="Charis SIL Regular" w:hAnsi="Charis SIL Regular" w:eastAsia="Charis SIL Regular"/>
+          <w:b w:val="0"/>
+          <w:i w:val="0"/>
+          <w:color w:val="000000"/>
+          <w:sz w:val="24"/>
+        </w:rPr>
+        <w:t xml:space="preserve">ilinghuizen </w:t>
       </w:r>
       <w:r>
         <w:rPr>
@@ -400,7 +464,7 @@
           <w:sz w:val="24"/>
           <w:u w:val="single"/>
         </w:rPr>
-        <w:hyperlink r:id="rId10" w:history="1">
+        <w:hyperlink r:id="rId12" w:history="1">
           <w:r>
             <w:rPr>
               <w:rStyle w:val="Hyperlink"/>
@@ -522,7 +586,35 @@
           <w:color w:val="000000"/>
           <w:sz w:val="24"/>
         </w:rPr>
-        <w:t xml:space="preserve"> (1876-1961) en </w:t>
+        <w:t xml:space="preserve"> (1876-</w:t>
+      </w:r>
+      <w:r>
+        <w:rPr>
+          <w:u w:val="single" w:color="0000ff"/>
+          <w:rFonts w:ascii="Charis SIL Regular" w:hAnsi="Charis SIL Regular" w:eastAsia="Charis SIL Regular"/>
+          <w:b w:val="0"/>
+          <w:i w:val="0"/>
+          <w:color w:val="000000"/>
+          <w:sz w:val="24"/>
+        </w:rPr>
+        <w:hyperlink r:id="rId11" w:history="1">
+          <w:r>
+            <w:rPr>
+              <w:rStyle w:val="Hyperlink"/>
+            </w:rPr>
+            <w:t>1961) e</w:t>
+          </w:r>
+        </w:hyperlink>
+      </w:r>
+      <w:r>
+        <w:rPr>
+          <w:rFonts w:ascii="Charis SIL Regular" w:hAnsi="Charis SIL Regular" w:eastAsia="Charis SIL Regular"/>
+          <w:b w:val="0"/>
+          <w:i w:val="0"/>
+          <w:color w:val="000000"/>
+          <w:sz w:val="24"/>
+        </w:rPr>
+        <w:t xml:space="preserve">n </w:t>
       </w:r>
       <w:r>
         <w:rPr>
@@ -611,7 +703,25 @@
           <w:color w:val="000000"/>
           <w:sz w:val="24"/>
         </w:rPr>
-        <w:t xml:space="preserve">(1918-1974). In Den Haag waren de </w:t>
+        <w:t>(1918-1974). In Den Haag w</w:t>
+      </w:r>
+      <w:r>
+        <w:rPr>
+          <w:u w:val="single" w:color="0000ff"/>
+          <w:rFonts w:ascii="Charis SIL Regular" w:hAnsi="Charis SIL Regular" w:eastAsia="Charis SIL Regular"/>
+          <w:b w:val="0"/>
+          <w:i w:val="0"/>
+          <w:color w:val="000000"/>
+          <w:sz w:val="24"/>
+        </w:rPr>
+        <w:hyperlink r:id="rId12" w:history="1">
+          <w:r>
+            <w:rPr>
+              <w:rStyle w:val="Hyperlink"/>
+            </w:rPr>
+            <w:t xml:space="preserve">aren de </w:t>
+          </w:r>
+        </w:hyperlink>
       </w:r>
       <w:r>
         <w:rPr>
@@ -669,42 +779,13 @@
       </w:r>
       <w:r>
         <w:rPr>
-          <w:u w:val="single" w:color="0000ff"/>
           <w:rFonts w:ascii="Charis SIL Regular" w:hAnsi="Charis SIL Regular" w:eastAsia="Charis SIL Regular"/>
           <w:b w:val="0"/>
           <w:i w:val="0"/>
           <w:color w:val="000000"/>
           <w:sz w:val="24"/>
         </w:rPr>
-        <w:hyperlink r:id="rId12" w:history="1">
-          <w:r>
-            <w:rPr>
-              <w:rStyle w:val="Hyperlink"/>
-            </w:rPr>
-            <w:t xml:space="preserve">e </w:t>
-          </w:r>
-        </w:hyperlink>
-      </w:r>
-      <w:r>
-        <w:rPr>
-          <w:rFonts w:ascii="Charis SIL Regular" w:hAnsi="Charis SIL Regular" w:eastAsia="Charis SIL Regular"/>
-          <w:b w:val="0"/>
-          <w:i w:val="0"/>
-          <w:color w:val="0000FF"/>
-          <w:sz w:val="24"/>
-        </w:rPr>
-        <w:t>Groote Koninklijke</w:t>
-      </w:r>
-      <w:r>
-        <w:rPr>
-          <w:rFonts w:ascii="Charis SIL Regular" w:hAnsi="Charis SIL Regular" w:eastAsia="Charis SIL Regular"/>
-          <w:b w:val="0"/>
-          <w:i w:val="0"/>
-          <w:color w:val="0000FF"/>
-          <w:sz w:val="24"/>
-          <w:u w:val="single"/>
-        </w:rPr>
-        <w:t xml:space="preserve"> </w:t>
+        <w:t xml:space="preserve">e </w:t>
       </w:r>
       <w:r>
         <w:rPr>
@@ -720,7 +801,7 @@
             <w:rPr>
               <w:rStyle w:val="Hyperlink"/>
             </w:rPr>
-            <w:t>Baz</w:t>
+            <w:t>G</w:t>
           </w:r>
         </w:hyperlink>
       </w:r>
@@ -738,9 +819,20 @@
             <w:rPr>
               <w:rStyle w:val="Hyperlink"/>
             </w:rPr>
-            <w:t>a</w:t>
+            <w:t>roote</w:t>
           </w:r>
         </w:hyperlink>
+      </w:r>
+      <w:r>
+        <w:rPr>
+          <w:rFonts w:ascii="Charis SIL Regular" w:hAnsi="Charis SIL Regular" w:eastAsia="Charis SIL Regular"/>
+          <w:b w:val="0"/>
+          <w:i w:val="0"/>
+          <w:color w:val="0000FF"/>
+          <w:sz w:val="24"/>
+          <w:u w:val="single"/>
+        </w:rPr>
+        <w:t xml:space="preserve"> </w:t>
       </w:r>
       <w:r>
         <w:rPr>
@@ -756,6 +848,71 @@
             <w:rPr>
               <w:rStyle w:val="Hyperlink"/>
             </w:rPr>
+            <w:t>Koninklijke</w:t>
+          </w:r>
+        </w:hyperlink>
+      </w:r>
+      <w:r>
+        <w:rPr>
+          <w:rFonts w:ascii="Charis SIL Regular" w:hAnsi="Charis SIL Regular" w:eastAsia="Charis SIL Regular"/>
+          <w:b w:val="0"/>
+          <w:i w:val="0"/>
+          <w:color w:val="0000FF"/>
+          <w:sz w:val="24"/>
+          <w:u w:val="single"/>
+        </w:rPr>
+        <w:t xml:space="preserve"> </w:t>
+      </w:r>
+      <w:r>
+        <w:rPr>
+          <w:rFonts w:ascii="Charis SIL Regular" w:hAnsi="Charis SIL Regular" w:eastAsia="Charis SIL Regular"/>
+          <w:b w:val="0"/>
+          <w:i w:val="0"/>
+          <w:color w:val="0000FF"/>
+          <w:sz w:val="24"/>
+          <w:u w:val="single"/>
+        </w:rPr>
+        <w:hyperlink r:id="rId13" w:history="1">
+          <w:r>
+            <w:rPr>
+              <w:rStyle w:val="Hyperlink"/>
+            </w:rPr>
+            <w:t>Baz</w:t>
+          </w:r>
+        </w:hyperlink>
+      </w:r>
+      <w:r>
+        <w:rPr>
+          <w:rFonts w:ascii="Charis SIL Regular" w:hAnsi="Charis SIL Regular" w:eastAsia="Charis SIL Regular"/>
+          <w:b w:val="0"/>
+          <w:i w:val="0"/>
+          <w:color w:val="0000FF"/>
+          <w:sz w:val="24"/>
+          <w:u w:val="single"/>
+        </w:rPr>
+        <w:hyperlink r:id="rId13" w:history="1">
+          <w:r>
+            <w:rPr>
+              <w:rStyle w:val="Hyperlink"/>
+            </w:rPr>
+            <w:t>a</w:t>
+          </w:r>
+        </w:hyperlink>
+      </w:r>
+      <w:r>
+        <w:rPr>
+          <w:rFonts w:ascii="Charis SIL Regular" w:hAnsi="Charis SIL Regular" w:eastAsia="Charis SIL Regular"/>
+          <w:b w:val="0"/>
+          <w:i w:val="0"/>
+          <w:color w:val="0000FF"/>
+          <w:sz w:val="24"/>
+          <w:u w:val="single"/>
+        </w:rPr>
+        <w:hyperlink r:id="rId13" w:history="1">
+          <w:r>
+            <w:rPr>
+              <w:rStyle w:val="Hyperlink"/>
+            </w:rPr>
             <w:t>r</w:t>
           </w:r>
         </w:hyperlink>
@@ -769,7 +926,43 @@
           <w:color w:val="000000"/>
           <w:sz w:val="24"/>
         </w:rPr>
-        <w:t xml:space="preserve"> en </w:t>
+        <w:hyperlink r:id="rId13" w:history="1">
+          <w:r>
+            <w:rPr>
+              <w:rStyle w:val="Hyperlink"/>
+            </w:rPr>
+            <w:t xml:space="preserve"> e</w:t>
+          </w:r>
+        </w:hyperlink>
+      </w:r>
+      <w:r>
+        <w:rPr>
+          <w:u w:val="single" w:color="0000ff"/>
+          <w:rFonts w:ascii="Charis SIL Regular" w:hAnsi="Charis SIL Regular" w:eastAsia="Charis SIL Regular"/>
+          <w:b w:val="0"/>
+          <w:i w:val="0"/>
+          <w:color w:val="000000"/>
+          <w:sz w:val="24"/>
+        </w:rPr>
+        <w:hyperlink r:id="rId13" w:history="1">
+          <w:r>
+            <w:rPr>
+              <w:rStyle w:val="Hyperlink"/>
+            </w:rPr>
+            <w:t>n</w:t>
+          </w:r>
+        </w:hyperlink>
+      </w:r>
+      <w:r>
+        <w:rPr>
+          <w:u w:val="single" w:color="0000ff"/>
+          <w:rFonts w:ascii="Charis SIL Regular" w:hAnsi="Charis SIL Regular" w:eastAsia="Charis SIL Regular"/>
+          <w:b w:val="0"/>
+          <w:i w:val="0"/>
+          <w:color w:val="000000"/>
+          <w:sz w:val="24"/>
+        </w:rPr>
+        <w:t xml:space="preserve"> </w:t>
       </w:r>
       <w:r>
         <w:rPr>
@@ -1041,7 +1234,25 @@
           <w:color w:val="000000"/>
           <w:sz w:val="24"/>
         </w:rPr>
-        <w:t xml:space="preserve"> (NAHV, 1880-1982) die handel dreef in </w:t>
+        <w:t xml:space="preserve"> (NAHV, 1880-1982) die handel dreef i</w:t>
+      </w:r>
+      <w:r>
+        <w:rPr>
+          <w:u w:val="single" w:color="0000ff"/>
+          <w:rFonts w:ascii="Charis SIL Regular" w:hAnsi="Charis SIL Regular" w:eastAsia="Charis SIL Regular"/>
+          <w:b w:val="0"/>
+          <w:i w:val="0"/>
+          <w:color w:val="000000"/>
+          <w:sz w:val="24"/>
+        </w:rPr>
+        <w:hyperlink r:id="rId16" w:history="1">
+          <w:r>
+            <w:rPr>
+              <w:rStyle w:val="Hyperlink"/>
+            </w:rPr>
+            <w:t xml:space="preserve">n </w:t>
+          </w:r>
+        </w:hyperlink>
       </w:r>
       <w:r>
         <w:rPr>
@@ -1124,12 +1335,23 @@
           <w:color w:val="000000"/>
           <w:sz w:val="24"/>
         </w:rPr>
+        <w:t>. Een groot aantal Afrikaanse v</w:t>
+      </w:r>
+      <w:r>
+        <w:rPr>
+          <w:u w:val="single" w:color="0000ff"/>
+          <w:rFonts w:ascii="Charis SIL Regular" w:hAnsi="Charis SIL Regular" w:eastAsia="Charis SIL Regular"/>
+          <w:b w:val="0"/>
+          <w:i w:val="0"/>
+          <w:color w:val="000000"/>
+          <w:sz w:val="24"/>
+        </w:rPr>
         <w:hyperlink r:id="rId16" w:history="1">
           <w:r>
             <w:rPr>
               <w:rStyle w:val="Hyperlink"/>
             </w:rPr>
-            <w:t>. Een g</w:t>
+            <w:t>oorw</w:t>
           </w:r>
         </w:hyperlink>
       </w:r>
@@ -1141,7 +1363,7 @@
           <w:color w:val="000000"/>
           <w:sz w:val="24"/>
         </w:rPr>
-        <w:t xml:space="preserve">root aantal Afrikaanse voorwerpen, vooral uit </w:t>
+        <w:t xml:space="preserve">erpen, vooral uit </w:t>
       </w:r>
       <w:r>
         <w:rPr>
